--- a/fra/docx/015.content.docx
+++ b/fra/docx/015.content.docx
@@ -169,7 +169,7 @@
           <w:i/>
           <w:lang w:val="fr_FR" w:bidi="fr_FR"/>
         </w:rPr>
-        <w:t>Obal, Obed-Édom, Oboth, Obscurité, Ocran, Offenser, Offense, Offrande volontaire, Offrandes et Sacrifices, Og, Ohad, Oholiab, Oholibama, oindre, Oiseaux, Omar, Omer, On (Lieu), On (Personne), Onam, Onan, Ongle odorant, Onyx, Onze, les, Ophir (Lieu), Ophir (Personne), Oracle, Orfèvre, Orfèvre, argentier, Orient, Fils de l', Orphelin, Os, Osée, Livre d', Ossifrage, Oued, Ozni, Oznite</w:t>
+        <w:t>Obal, Obed-Édom, Oboth, Obscurité, Ocran, Offenser, Offense, Offrande volontaire, Offrandes et Sacrifices, Og, Ohad, Oholiab, Oholibama, oindre, Oiseaux, Omar, Omer, On (Lieu), On (Personne), Onam, Onan, Ongle odorant, Onyx, Onze, les, Ophir (Lieu), Ophir (Personne), Ophni, Ophra (Lieu), Oracle, Oreb, Oreb, Rocher de, Orfèvre, Orfèvre, argentier, Orient, Fils de l', Orphelin, Os, Osée, Livre d', Ossifrage, Othniel, Oued, Ozni, Oznite</w:t>
       </w:r>
       <w:r>
         <w:rPr>
@@ -20021,40 +20021,26 @@
         <w:rPr>
           <w:lang w:val="fr_FR" w:bidi="fr_FR"/>
         </w:rPr>
-        <w:t>Oracle</w:t>
-      </w:r>
-      <w:r>
-        <w:rPr>
-          <w:lang w:val="fr_FR" w:bidi="fr_FR"/>
-        </w:rPr>
-      </w:r>
-    </w:p>
-    <w:p>
-      <w:pPr/>
-      <w:r>
-        <w:rPr>
-          <w:lang w:val="fr_FR" w:bidi="fr_FR"/>
-        </w:rPr>
-      </w:r>
-      <w:r>
-        <w:rPr>
-          <w:lang w:val="fr_FR" w:bidi="fr_FR"/>
-        </w:rPr>
-        <w:t>Un oracle est un message divin de Dieu transmis par l'intermédiaire d'un porte-parole (comme un prophète, un prêtre ou un roi). Les oracles annoncent généralement des bénédictions, fournissent des instructions ou déclarent des jugements.</w:t>
-      </w:r>
-    </w:p>
-    <w:p>
-      <w:pPr/>
-      <w:r>
-        <w:rPr>
-          <w:lang w:val="fr_FR" w:bidi="fr_FR"/>
-        </w:rPr>
-      </w:r>
-      <w:r>
-        <w:rPr>
-          <w:lang w:val="fr_FR" w:bidi="fr_FR"/>
-        </w:rPr>
-        <w:t>Lorsque Balak a demandé à Balaam de prononcer une malédiction contre Israël, Balaam a plutôt prononcé un oracle de bénédiction (</w:t>
+        <w:t>Ophni</w:t>
+      </w:r>
+      <w:r>
+        <w:rPr>
+          <w:lang w:val="fr_FR" w:bidi="fr_FR"/>
+        </w:rPr>
+      </w:r>
+    </w:p>
+    <w:p>
+      <w:pPr/>
+      <w:r>
+        <w:rPr>
+          <w:lang w:val="fr_FR" w:bidi="fr_FR"/>
+        </w:rPr>
+      </w:r>
+      <w:r>
+        <w:rPr>
+          <w:lang w:val="fr_FR" w:bidi="fr_FR"/>
+        </w:rPr>
+        <w:t>Village attribué à Benjamin après qu'Israël a pris possession de la Palestine (</w:t>
       </w:r>
       <w:hyperlink r:id="rId590">
         <w:r>
@@ -20065,605 +20051,14 @@
             <w:color w:val="0000EE"/>
             <w:u w:val="single"/>
           </w:rPr>
-          <w:t>Nb 24.3–16</w:t>
-        </w:r>
-      </w:hyperlink>
-      <w:r>
-        <w:rPr>
-          <w:lang w:val="fr_FR" w:bidi="fr_FR"/>
-        </w:rPr>
-        <w:t xml:space="preserve">). Dieu a instruit Moïse par des « </w:t>
-      </w:r>
-      <w:r>
-        <w:rPr>
-          <w:lang w:val="fr_FR" w:bidi="fr_FR"/>
-        </w:rPr>
-        <w:t>oracles vivants</w:t>
-      </w:r>
-      <w:r>
-        <w:rPr>
-          <w:lang w:val="fr_FR" w:bidi="fr_FR"/>
-        </w:rPr>
-        <w:t xml:space="preserve"> » (</w:t>
-      </w:r>
-      <w:hyperlink r:id="rId591">
-        <w:r>
-          <w:rPr>
-            <w:lang w:val="fr_FR" w:bidi="fr_FR"/>
-          </w:rPr>
-          <w:rPr>
-            <w:color w:val="0000EE"/>
-            <w:u w:val="single"/>
-          </w:rPr>
-          <w:t>Ac 7.38</w:t>
-        </w:r>
-      </w:hyperlink>
-      <w:r>
-        <w:rPr>
-          <w:lang w:val="fr_FR" w:bidi="fr_FR"/>
-        </w:rPr>
-        <w:t>). Dieu a confié ces messages au peuple juif (</w:t>
-      </w:r>
-      <w:hyperlink r:id="rId592">
-        <w:r>
-          <w:rPr>
-            <w:lang w:val="fr_FR" w:bidi="fr_FR"/>
-          </w:rPr>
-          <w:rPr>
-            <w:color w:val="0000EE"/>
-            <w:u w:val="single"/>
-          </w:rPr>
-          <w:t>Rm 3.2</w:t>
-        </w:r>
-      </w:hyperlink>
-      <w:r>
-        <w:rPr>
-          <w:lang w:val="fr_FR" w:bidi="fr_FR"/>
-        </w:rPr>
-        <w:t>).</w:t>
-      </w:r>
-    </w:p>
-    <w:p>
-      <w:pPr/>
-      <w:r>
-        <w:rPr>
-          <w:lang w:val="fr_FR" w:bidi="fr_FR"/>
-        </w:rPr>
-      </w:r>
-      <w:r>
-        <w:rPr>
-          <w:lang w:val="fr_FR" w:bidi="fr_FR"/>
-        </w:rPr>
-        <w:t>Le livre des Proverbes contient deux oracles de sagesse : l'un d'Agur, qui était le fils de Jaké (</w:t>
-      </w:r>
-      <w:hyperlink r:id="rId593">
-        <w:r>
-          <w:rPr>
-            <w:lang w:val="fr_FR" w:bidi="fr_FR"/>
-          </w:rPr>
-          <w:rPr>
-            <w:color w:val="0000EE"/>
-            <w:u w:val="single"/>
-          </w:rPr>
-          <w:t>Pr 30.1</w:t>
-        </w:r>
-      </w:hyperlink>
-      <w:r>
-        <w:rPr>
-          <w:lang w:val="fr_FR" w:bidi="fr_FR"/>
-        </w:rPr>
-        <w:t>), et un autre du roi Lemuel (</w:t>
-      </w:r>
-      <w:hyperlink r:id="rId594">
-        <w:r>
-          <w:rPr>
-            <w:lang w:val="fr_FR" w:bidi="fr_FR"/>
-          </w:rPr>
-          <w:rPr>
-            <w:color w:val="0000EE"/>
-            <w:u w:val="single"/>
-          </w:rPr>
-          <w:t>Pr 31.1</w:t>
-        </w:r>
-      </w:hyperlink>
-      <w:r>
-        <w:rPr>
-          <w:lang w:val="fr_FR" w:bidi="fr_FR"/>
-        </w:rPr>
-        <w:t>).</w:t>
-      </w:r>
-    </w:p>
-    <w:p>
-      <w:pPr/>
-      <w:r>
-        <w:rPr>
-          <w:lang w:val="fr_FR" w:bidi="fr_FR"/>
-        </w:rPr>
-      </w:r>
-      <w:r>
-        <w:rPr>
-          <w:lang w:val="fr_FR" w:bidi="fr_FR"/>
-        </w:rPr>
-        <w:t>La Bible énumère des oracles de jugement prononcés contre les rois Joram d'Israël (</w:t>
-      </w:r>
-      <w:hyperlink r:id="rId595">
-        <w:r>
-          <w:rPr>
-            <w:lang w:val="fr_FR" w:bidi="fr_FR"/>
-          </w:rPr>
-          <w:rPr>
-            <w:color w:val="0000EE"/>
-            <w:u w:val="single"/>
-          </w:rPr>
-          <w:t>2R 9.25</w:t>
-        </w:r>
-      </w:hyperlink>
-      <w:r>
-        <w:rPr>
-          <w:lang w:val="fr_FR" w:bidi="fr_FR"/>
-        </w:rPr>
-        <w:t>) et Joas de Juda (</w:t>
-      </w:r>
-      <w:hyperlink r:id="rId596">
-        <w:r>
-          <w:rPr>
-            <w:lang w:val="fr_FR" w:bidi="fr_FR"/>
-          </w:rPr>
-          <w:rPr>
-            <w:color w:val="0000EE"/>
-            <w:u w:val="single"/>
-          </w:rPr>
-          <w:t>2Ch 24.27</w:t>
-        </w:r>
-      </w:hyperlink>
-      <w:r>
-        <w:rPr>
-          <w:lang w:val="fr_FR" w:bidi="fr_FR"/>
-        </w:rPr>
-        <w:t>). Les prophètes parlaient souvent d'oracles contre les nations qui faisaient le mal :</w:t>
-      </w:r>
-    </w:p>
-    <w:p>
-      <w:pPr>
-        <w:pStyle w:val="ListBullet"/>
-        <w:spacing w:line="240" w:lineRule="auto"/>
-        <w:ind w:left="720"/>
-      </w:pPr>
-      <w:r>
-        <w:rPr>
-          <w:lang w:val="fr_FR" w:bidi="fr_FR"/>
-        </w:rPr>
-      </w:r>
-      <w:r>
-        <w:rPr>
-          <w:lang w:val="fr_FR" w:bidi="fr_FR"/>
-        </w:rPr>
-        <w:t>Ésaïe a prononcé des oracles contre Babylone (</w:t>
-      </w:r>
-      <w:hyperlink r:id="rId597">
-        <w:r>
-          <w:rPr>
-            <w:lang w:val="fr_FR" w:bidi="fr_FR"/>
-          </w:rPr>
-          <w:rPr>
-            <w:color w:val="0000EE"/>
-            <w:u w:val="single"/>
-          </w:rPr>
-          <w:t>Es 13.1</w:t>
-        </w:r>
-      </w:hyperlink>
-      <w:r>
-        <w:rPr>
-          <w:lang w:val="fr_FR" w:bidi="fr_FR"/>
-        </w:rPr>
-        <w:t xml:space="preserve"> ; </w:t>
-      </w:r>
-      <w:hyperlink r:id="rId598">
-        <w:r>
-          <w:rPr>
-            <w:lang w:val="fr_FR" w:bidi="fr_FR"/>
-          </w:rPr>
-          <w:rPr>
-            <w:color w:val="0000EE"/>
-            <w:u w:val="single"/>
-          </w:rPr>
-          <w:t>21.1</w:t>
-        </w:r>
-      </w:hyperlink>
-      <w:r>
-        <w:rPr>
-          <w:lang w:val="fr_FR" w:bidi="fr_FR"/>
-        </w:rPr>
-        <w:t>)</w:t>
-      </w:r>
-    </w:p>
-    <w:p>
-      <w:pPr>
-        <w:pStyle w:val="ListBullet"/>
-        <w:spacing w:line="240" w:lineRule="auto"/>
-        <w:ind w:left="720"/>
-      </w:pPr>
-      <w:r>
-        <w:rPr>
-          <w:lang w:val="fr_FR" w:bidi="fr_FR"/>
-        </w:rPr>
-      </w:r>
-      <w:r>
-        <w:rPr>
-          <w:lang w:val="fr_FR" w:bidi="fr_FR"/>
-        </w:rPr>
-        <w:t>Ésaïe a prononcé des oracles contre Damas (</w:t>
-      </w:r>
-      <w:hyperlink r:id="rId599">
-        <w:r>
-          <w:rPr>
-            <w:lang w:val="fr_FR" w:bidi="fr_FR"/>
-          </w:rPr>
-          <w:rPr>
-            <w:color w:val="0000EE"/>
-            <w:u w:val="single"/>
-          </w:rPr>
-          <w:t>17.1</w:t>
-        </w:r>
-      </w:hyperlink>
-      <w:r>
-        <w:rPr>
-          <w:lang w:val="fr_FR" w:bidi="fr_FR"/>
-        </w:rPr>
-        <w:t>)</w:t>
-      </w:r>
-    </w:p>
-    <w:p>
-      <w:pPr>
-        <w:pStyle w:val="ListBullet"/>
-        <w:spacing w:line="240" w:lineRule="auto"/>
-        <w:ind w:left="720"/>
-      </w:pPr>
-      <w:r>
-        <w:rPr>
-          <w:lang w:val="fr_FR" w:bidi="fr_FR"/>
-        </w:rPr>
-      </w:r>
-      <w:r>
-        <w:rPr>
-          <w:lang w:val="fr_FR" w:bidi="fr_FR"/>
-        </w:rPr>
-        <w:t>Ésaïe a prononcé des oracles contre l'Égypte (</w:t>
-      </w:r>
-      <w:hyperlink r:id="rId600">
-        <w:r>
-          <w:rPr>
-            <w:lang w:val="fr_FR" w:bidi="fr_FR"/>
-          </w:rPr>
-          <w:rPr>
-            <w:color w:val="0000EE"/>
-            <w:u w:val="single"/>
-          </w:rPr>
-          <w:t>19.1</w:t>
-        </w:r>
-      </w:hyperlink>
-      <w:r>
-        <w:rPr>
-          <w:lang w:val="fr_FR" w:bidi="fr_FR"/>
-        </w:rPr>
-        <w:t>)</w:t>
-      </w:r>
-    </w:p>
-    <w:p>
-      <w:pPr>
-        <w:pStyle w:val="ListBullet"/>
-        <w:spacing w:line="240" w:lineRule="auto"/>
-        <w:ind w:left="720"/>
-      </w:pPr>
-      <w:r>
-        <w:rPr>
-          <w:lang w:val="fr_FR" w:bidi="fr_FR"/>
-        </w:rPr>
-      </w:r>
-      <w:r>
-        <w:rPr>
-          <w:lang w:val="fr_FR" w:bidi="fr_FR"/>
-        </w:rPr>
-        <w:t>Ésaïe a prononcé des oracles contre Jérusalem (</w:t>
-      </w:r>
-      <w:hyperlink r:id="rId601">
-        <w:r>
-          <w:rPr>
-            <w:lang w:val="fr_FR" w:bidi="fr_FR"/>
-          </w:rPr>
-          <w:rPr>
-            <w:color w:val="0000EE"/>
-            <w:u w:val="single"/>
-          </w:rPr>
-          <w:t>22.1</w:t>
-        </w:r>
-      </w:hyperlink>
-      <w:r>
-        <w:rPr>
-          <w:lang w:val="fr_FR" w:bidi="fr_FR"/>
-        </w:rPr>
-        <w:t>)</w:t>
-      </w:r>
-    </w:p>
-    <w:p>
-      <w:pPr>
-        <w:pStyle w:val="ListBullet"/>
-        <w:spacing w:line="240" w:lineRule="auto"/>
-        <w:ind w:left="720"/>
-      </w:pPr>
-      <w:r>
-        <w:rPr>
-          <w:lang w:val="fr_FR" w:bidi="fr_FR"/>
-        </w:rPr>
-      </w:r>
-      <w:r>
-        <w:rPr>
-          <w:lang w:val="fr_FR" w:bidi="fr_FR"/>
-        </w:rPr>
-        <w:t>Ésaïe a prononcé des oracles contre Moab (</w:t>
-      </w:r>
-      <w:hyperlink r:id="rId602">
-        <w:r>
-          <w:rPr>
-            <w:lang w:val="fr_FR" w:bidi="fr_FR"/>
-          </w:rPr>
-          <w:rPr>
-            <w:color w:val="0000EE"/>
-            <w:u w:val="single"/>
-          </w:rPr>
-          <w:t>15.1</w:t>
-        </w:r>
-      </w:hyperlink>
-      <w:r>
-        <w:rPr>
-          <w:lang w:val="fr_FR" w:bidi="fr_FR"/>
-        </w:rPr>
-        <w:t>)</w:t>
-      </w:r>
-    </w:p>
-    <w:p>
-      <w:pPr>
-        <w:pStyle w:val="ListBullet"/>
-        <w:spacing w:line="240" w:lineRule="auto"/>
-        <w:ind w:left="720"/>
-      </w:pPr>
-      <w:r>
-        <w:rPr>
-          <w:lang w:val="fr_FR" w:bidi="fr_FR"/>
-        </w:rPr>
-      </w:r>
-      <w:r>
-        <w:rPr>
-          <w:lang w:val="fr_FR" w:bidi="fr_FR"/>
-        </w:rPr>
-        <w:t>Ésaïe a prononcé des oracles contre la Philistie (</w:t>
-      </w:r>
-      <w:hyperlink r:id="rId603">
-        <w:r>
-          <w:rPr>
-            <w:lang w:val="fr_FR" w:bidi="fr_FR"/>
-          </w:rPr>
-          <w:rPr>
-            <w:color w:val="0000EE"/>
-            <w:u w:val="single"/>
-          </w:rPr>
-          <w:t>14.28</w:t>
-        </w:r>
-      </w:hyperlink>
-      <w:r>
-        <w:rPr>
-          <w:lang w:val="fr_FR" w:bidi="fr_FR"/>
-        </w:rPr>
-        <w:t>)</w:t>
-      </w:r>
-    </w:p>
-    <w:p>
-      <w:pPr>
-        <w:pStyle w:val="ListBullet"/>
-        <w:spacing w:line="240" w:lineRule="auto"/>
-        <w:ind w:left="720"/>
-      </w:pPr>
-      <w:r>
-        <w:rPr>
-          <w:lang w:val="fr_FR" w:bidi="fr_FR"/>
-        </w:rPr>
-      </w:r>
-      <w:r>
-        <w:rPr>
-          <w:lang w:val="fr_FR" w:bidi="fr_FR"/>
-        </w:rPr>
-        <w:t>Ésaïe a prononcé des oracles contre Tyr (</w:t>
-      </w:r>
-      <w:hyperlink r:id="rId604">
-        <w:r>
-          <w:rPr>
-            <w:lang w:val="fr_FR" w:bidi="fr_FR"/>
-          </w:rPr>
-          <w:rPr>
-            <w:color w:val="0000EE"/>
-            <w:u w:val="single"/>
-          </w:rPr>
-          <w:t>23.1</w:t>
-        </w:r>
-      </w:hyperlink>
-      <w:r>
-        <w:rPr>
-          <w:lang w:val="fr_FR" w:bidi="fr_FR"/>
-        </w:rPr>
-        <w:t>)</w:t>
-      </w:r>
-    </w:p>
-    <w:p>
-      <w:pPr>
-        <w:pStyle w:val="ListBullet"/>
-        <w:spacing w:line="240" w:lineRule="auto"/>
-        <w:ind w:left="720"/>
-      </w:pPr>
-      <w:r>
-        <w:rPr>
-          <w:lang w:val="fr_FR" w:bidi="fr_FR"/>
-        </w:rPr>
-      </w:r>
-      <w:r>
-        <w:rPr>
-          <w:lang w:val="fr_FR" w:bidi="fr_FR"/>
-        </w:rPr>
-        <w:t>Nahum a prononcé des oracles contre Ninive (</w:t>
-      </w:r>
-      <w:hyperlink r:id="rId605">
-        <w:r>
-          <w:rPr>
-            <w:lang w:val="fr_FR" w:bidi="fr_FR"/>
-          </w:rPr>
-          <w:rPr>
-            <w:color w:val="0000EE"/>
-            <w:u w:val="single"/>
-          </w:rPr>
-          <w:t>Na 1.1</w:t>
-        </w:r>
-      </w:hyperlink>
-      <w:r>
-        <w:rPr>
-          <w:lang w:val="fr_FR" w:bidi="fr_FR"/>
-        </w:rPr>
-        <w:t>)</w:t>
-      </w:r>
-    </w:p>
-    <w:p>
-      <w:pPr>
-        <w:pStyle w:val="ListBullet"/>
-        <w:spacing w:line="240" w:lineRule="auto"/>
-        <w:ind w:left="720"/>
-      </w:pPr>
-      <w:r>
-        <w:rPr>
-          <w:lang w:val="fr_FR" w:bidi="fr_FR"/>
-        </w:rPr>
-      </w:r>
-      <w:r>
-        <w:rPr>
-          <w:lang w:val="fr_FR" w:bidi="fr_FR"/>
-        </w:rPr>
-        <w:t>Habacuc a prononcé des oracles contre Juda (</w:t>
-      </w:r>
-      <w:hyperlink r:id="rId606">
-        <w:r>
-          <w:rPr>
-            <w:lang w:val="fr_FR" w:bidi="fr_FR"/>
-          </w:rPr>
-          <w:rPr>
-            <w:color w:val="0000EE"/>
-            <w:u w:val="single"/>
-          </w:rPr>
-          <w:t>Ha 1.1</w:t>
-        </w:r>
-      </w:hyperlink>
-      <w:r>
-        <w:rPr>
-          <w:lang w:val="fr_FR" w:bidi="fr_FR"/>
-        </w:rPr>
-        <w:t>)</w:t>
-      </w:r>
-    </w:p>
-    <w:p>
-      <w:pPr>
-        <w:pStyle w:val="ListBullet"/>
-        <w:spacing w:line="240" w:lineRule="auto"/>
-        <w:ind w:left="720"/>
-      </w:pPr>
-      <w:r>
-        <w:rPr>
-          <w:lang w:val="fr_FR" w:bidi="fr_FR"/>
-        </w:rPr>
-      </w:r>
-      <w:r>
-        <w:rPr>
-          <w:lang w:val="fr_FR" w:bidi="fr_FR"/>
-        </w:rPr>
-        <w:t>Malachie a prononcé des oracles contre Israël (</w:t>
-      </w:r>
-      <w:hyperlink r:id="rId607">
-        <w:r>
-          <w:rPr>
-            <w:lang w:val="fr_FR" w:bidi="fr_FR"/>
-          </w:rPr>
-          <w:rPr>
-            <w:color w:val="0000EE"/>
-            <w:u w:val="single"/>
-          </w:rPr>
-          <w:t>Ml 1.1</w:t>
-        </w:r>
-      </w:hyperlink>
-      <w:r>
-        <w:rPr>
-          <w:lang w:val="fr_FR" w:bidi="fr_FR"/>
-        </w:rPr>
-        <w:t>)</w:t>
-      </w:r>
-    </w:p>
-    <w:p>
-      <w:pPr/>
-      <w:r>
-        <w:rPr>
-          <w:lang w:val="fr_FR" w:bidi="fr_FR"/>
-        </w:rPr>
-      </w:r>
-      <w:r>
-        <w:rPr>
-          <w:lang w:val="fr_FR" w:bidi="fr_FR"/>
-        </w:rPr>
-        <w:t>Parfois, de faux prophètes donnaient des oracles faux et trompeurs (</w:t>
-      </w:r>
-      <w:hyperlink r:id="rId608">
-        <w:r>
-          <w:rPr>
-            <w:lang w:val="fr_FR" w:bidi="fr_FR"/>
-          </w:rPr>
-          <w:rPr>
-            <w:color w:val="0000EE"/>
-            <w:u w:val="single"/>
-          </w:rPr>
-          <w:t>Lm 2.14</w:t>
-        </w:r>
-      </w:hyperlink>
-      <w:r>
-        <w:rPr>
-          <w:lang w:val="fr_FR" w:bidi="fr_FR"/>
-        </w:rPr>
-        <w:t>).</w:t>
-      </w:r>
-    </w:p>
-    <w:p>
-      <w:pPr/>
-      <w:r>
-        <w:rPr>
-          <w:lang w:val="fr_FR" w:bidi="fr_FR"/>
-        </w:rPr>
-      </w:r>
-      <w:r>
-        <w:rPr>
-          <w:i/>
-          <w:lang w:val="fr_FR" w:bidi="fr_FR"/>
-        </w:rPr>
-        <w:t>Voir aussi</w:t>
-      </w:r>
-      <w:r>
-        <w:rPr>
-          <w:lang w:val="fr_FR" w:bidi="fr_FR"/>
-        </w:rPr>
-        <w:t xml:space="preserve"> </w:t>
-      </w:r>
-      <w:r>
-        <w:rPr>
-          <w:lang w:val="fr_FR" w:bidi="fr_FR"/>
-        </w:rPr>
-        <w:t>Prophétie</w:t>
-      </w:r>
-      <w:r>
-        <w:rPr>
-          <w:lang w:val="fr_FR" w:bidi="fr_FR"/>
-        </w:rPr>
-        <w:t>.</w:t>
+          <w:t>Jos 18.24</w:t>
+        </w:r>
+      </w:hyperlink>
+      <w:r>
+        <w:rPr>
+          <w:lang w:val="fr_FR" w:bidi="fr_FR"/>
+        </w:rPr>
+        <w:t>). Son emplacement précis est inconnu, mais certains auteurs antiques suggèrent la ville de Gophna (Jifna moderne) sur la route de Samarie à Jérusalem, à une journée de marche au nord de Guibea. Cette identification suppose que la frontière de Benjamin tournait vers le nord près de Béthel sur la frontière nord. La Jifna moderne est situé à 5 km au nord-ouest de Béthel.</w:t>
       </w:r>
       <w:r>
         <w:rPr>
@@ -20692,1951 +20087,12 @@
         <w:rPr>
           <w:lang w:val="fr_FR" w:bidi="fr_FR"/>
         </w:rPr>
-        <w:t>Orfèvre</w:t>
-      </w:r>
-      <w:r>
-        <w:rPr>
-          <w:lang w:val="fr_FR" w:bidi="fr_FR"/>
-        </w:rPr>
-      </w:r>
-    </w:p>
-    <w:p>
-      <w:pPr/>
-      <w:r>
-        <w:rPr>
-          <w:lang w:val="fr_FR" w:bidi="fr_FR"/>
-        </w:rPr>
-      </w:r>
-      <w:r>
-        <w:rPr>
-          <w:lang w:val="fr_FR" w:bidi="fr_FR"/>
-        </w:rPr>
-        <w:t>Un orfèvre était un artisan qualifié qui fabriquait des objets en or. Certains fabriquaient des idoles (faux dieux) coûteuses pour que l'on les adore (</w:t>
-      </w:r>
-      <w:hyperlink r:id="rId609">
-        <w:r>
-          <w:rPr>
-            <w:lang w:val="fr_FR" w:bidi="fr_FR"/>
-          </w:rPr>
-          <w:rPr>
-            <w:color w:val="0000EE"/>
-            <w:u w:val="single"/>
-          </w:rPr>
-          <w:t>Es 40.19</w:t>
-        </w:r>
-      </w:hyperlink>
-      <w:r>
-        <w:rPr>
-          <w:lang w:val="fr_FR" w:bidi="fr_FR"/>
-        </w:rPr>
-        <w:t xml:space="preserve"> ; </w:t>
-      </w:r>
-      <w:hyperlink r:id="rId610">
-        <w:r>
-          <w:rPr>
-            <w:lang w:val="fr_FR" w:bidi="fr_FR"/>
-          </w:rPr>
-          <w:rPr>
-            <w:color w:val="0000EE"/>
-            <w:u w:val="single"/>
-          </w:rPr>
-          <w:t>41.7</w:t>
-        </w:r>
-      </w:hyperlink>
-      <w:r>
-        <w:rPr>
-          <w:lang w:val="fr_FR" w:bidi="fr_FR"/>
-        </w:rPr>
-        <w:t xml:space="preserve"> ; </w:t>
-      </w:r>
-      <w:hyperlink r:id="rId611">
-        <w:r>
-          <w:rPr>
-            <w:lang w:val="fr_FR" w:bidi="fr_FR"/>
-          </w:rPr>
-          <w:rPr>
-            <w:color w:val="0000EE"/>
-            <w:u w:val="single"/>
-          </w:rPr>
-          <w:t>46.6</w:t>
-        </w:r>
-      </w:hyperlink>
-      <w:r>
-        <w:rPr>
-          <w:lang w:val="fr_FR" w:bidi="fr_FR"/>
-        </w:rPr>
-        <w:t xml:space="preserve"> ; </w:t>
-      </w:r>
-      <w:hyperlink r:id="rId612">
-        <w:r>
-          <w:rPr>
-            <w:lang w:val="fr_FR" w:bidi="fr_FR"/>
-          </w:rPr>
-          <w:rPr>
-            <w:color w:val="0000EE"/>
-            <w:u w:val="single"/>
-          </w:rPr>
-          <w:t>Jr 10.9, 14</w:t>
-        </w:r>
-      </w:hyperlink>
-      <w:r>
-        <w:rPr>
-          <w:lang w:val="fr_FR" w:bidi="fr_FR"/>
-        </w:rPr>
-        <w:t xml:space="preserve"> ; </w:t>
-      </w:r>
-      <w:hyperlink r:id="rId613">
-        <w:r>
-          <w:rPr>
-            <w:lang w:val="fr_FR" w:bidi="fr_FR"/>
-          </w:rPr>
-          <w:rPr>
-            <w:color w:val="0000EE"/>
-            <w:u w:val="single"/>
-          </w:rPr>
-          <w:t>51.17</w:t>
-        </w:r>
-      </w:hyperlink>
-      <w:r>
-        <w:rPr>
-          <w:lang w:val="fr_FR" w:bidi="fr_FR"/>
-        </w:rPr>
-        <w:t>). D'autres créaient des objets sacrés et des revêtements en or pour le tabernacle et le temple de Salomon (</w:t>
-      </w:r>
-      <w:hyperlink r:id="rId614">
-        <w:r>
-          <w:rPr>
-            <w:lang w:val="fr_FR" w:bidi="fr_FR"/>
-          </w:rPr>
-          <w:rPr>
-            <w:color w:val="0000EE"/>
-            <w:u w:val="single"/>
-          </w:rPr>
-          <w:t>Ex 31.4</w:t>
-        </w:r>
-      </w:hyperlink>
-      <w:r>
-        <w:rPr>
-          <w:lang w:val="fr_FR" w:bidi="fr_FR"/>
-        </w:rPr>
-        <w:t xml:space="preserve"> ; </w:t>
-      </w:r>
-      <w:hyperlink r:id="rId615">
-        <w:r>
-          <w:rPr>
-            <w:lang w:val="fr_FR" w:bidi="fr_FR"/>
-          </w:rPr>
-          <w:rPr>
-            <w:color w:val="0000EE"/>
-            <w:u w:val="single"/>
-          </w:rPr>
-          <w:t>35.32</w:t>
-        </w:r>
-      </w:hyperlink>
-      <w:r>
-        <w:rPr>
-          <w:lang w:val="fr_FR" w:bidi="fr_FR"/>
-        </w:rPr>
-        <w:t xml:space="preserve"> ; </w:t>
-      </w:r>
-      <w:hyperlink r:id="rId616">
-        <w:r>
-          <w:rPr>
-            <w:lang w:val="fr_FR" w:bidi="fr_FR"/>
-          </w:rPr>
-          <w:rPr>
-            <w:color w:val="0000EE"/>
-            <w:u w:val="single"/>
-          </w:rPr>
-          <w:t>1R 6.20–35</w:t>
-        </w:r>
-      </w:hyperlink>
-      <w:r>
-        <w:rPr>
-          <w:lang w:val="fr_FR" w:bidi="fr_FR"/>
-        </w:rPr>
-        <w:t>). Après le retour du peuple d'Israël de l'exil à Babylone, les orfèvres formeront un groupe spécial de travailleurs. Ils aideront à réparer et à restaurer le temple à Jérusalem (</w:t>
-      </w:r>
-      <w:hyperlink r:id="rId617">
-        <w:r>
-          <w:rPr>
-            <w:lang w:val="fr_FR" w:bidi="fr_FR"/>
-          </w:rPr>
-          <w:rPr>
-            <w:color w:val="0000EE"/>
-            <w:u w:val="single"/>
-          </w:rPr>
-          <w:t>Né 3.8, 31–32</w:t>
-        </w:r>
-      </w:hyperlink>
-      <w:r>
-        <w:rPr>
-          <w:lang w:val="fr_FR" w:bidi="fr_FR"/>
-        </w:rPr>
-        <w:t>).</w:t>
-      </w:r>
-    </w:p>
-    <w:p>
-      <w:pPr/>
-      <w:r>
-        <w:rPr>
-          <w:lang w:val="fr_FR" w:bidi="fr_FR"/>
-        </w:rPr>
-      </w:r>
-      <w:r>
-        <w:rPr>
-          <w:i/>
-          <w:lang w:val="fr_FR" w:bidi="fr_FR"/>
-        </w:rPr>
-        <w:t>Voir aussi</w:t>
-      </w:r>
-      <w:r>
-        <w:rPr>
-          <w:lang w:val="fr_FR" w:bidi="fr_FR"/>
-        </w:rPr>
-        <w:t xml:space="preserve"> </w:t>
-      </w:r>
-      <w:r>
-        <w:rPr>
-          <w:lang w:val="fr_FR" w:bidi="fr_FR"/>
-        </w:rPr>
-        <w:t>Minéraux et métaux</w:t>
-      </w:r>
-      <w:r>
-        <w:rPr>
-          <w:lang w:val="fr_FR" w:bidi="fr_FR"/>
-        </w:rPr>
-        <w:t>.</w:t>
-      </w:r>
-      <w:r>
-        <w:rPr>
-          <w:lang w:val="fr_FR" w:bidi="fr_FR"/>
-        </w:rPr>
-      </w:r>
-      <w:r>
-        <w:rPr>
-          <w:lang w:val="fr_FR" w:bidi="fr_FR"/>
-        </w:rPr>
-      </w:r>
-    </w:p>
-    <w:p>
-      <w:pPr/>
-      <w:r>
-        <w:rPr>
-          <w:lang w:val="fr_FR" w:bidi="fr_FR"/>
-        </w:rPr>
-      </w:r>
-    </w:p>
-    <w:p>
-      <w:pPr>
-        <w:pStyle w:val="Heading2"/>
-      </w:pPr>
-      <w:r>
-        <w:rPr>
-          <w:lang w:val="fr_FR" w:bidi="fr_FR"/>
-        </w:rPr>
-        <w:t>Orfèvre, argentier</w:t>
-      </w:r>
-      <w:r>
-        <w:rPr>
-          <w:lang w:val="fr_FR" w:bidi="fr_FR"/>
-        </w:rPr>
-      </w:r>
-    </w:p>
-    <w:p>
-      <w:pPr/>
-      <w:r>
-        <w:rPr>
-          <w:lang w:val="fr_FR" w:bidi="fr_FR"/>
-        </w:rPr>
-      </w:r>
-      <w:r>
-        <w:rPr>
-          <w:lang w:val="fr_FR" w:bidi="fr_FR"/>
-        </w:rPr>
-        <w:t>Un orfèvre est une personne qui travaille l'argent pour fabriquer différents objets. Ces artisans qualifiés prennent du minerai d'argent brut, le nettoient pour éliminer les impuretés, puis le façonnent en de nombreux objets utiles.</w:t>
-      </w:r>
-    </w:p>
-    <w:p>
-      <w:pPr/>
-      <w:r>
-        <w:rPr>
-          <w:lang w:val="fr_FR" w:bidi="fr_FR"/>
-        </w:rPr>
-      </w:r>
-      <w:r>
-        <w:rPr>
-          <w:lang w:val="fr_FR" w:bidi="fr_FR"/>
-        </w:rPr>
-        <w:t>Dans la Bible, les orfèvres produisaient des instruments de musique comme des trompettes (</w:t>
-      </w:r>
-      <w:hyperlink r:id="rId618">
-        <w:r>
-          <w:rPr>
-            <w:lang w:val="fr_FR" w:bidi="fr_FR"/>
-          </w:rPr>
-          <w:rPr>
-            <w:color w:val="0000EE"/>
-            <w:u w:val="single"/>
-          </w:rPr>
-          <w:t>Nb 10.2</w:t>
-        </w:r>
-      </w:hyperlink>
-      <w:r>
-        <w:rPr>
-          <w:lang w:val="fr_FR" w:bidi="fr_FR"/>
-        </w:rPr>
-        <w:t>). Ils fabriquaient également des bases qui soutenaient la structure du tabernacle (</w:t>
-      </w:r>
-      <w:hyperlink r:id="rId619">
-        <w:r>
-          <w:rPr>
-            <w:lang w:val="fr_FR" w:bidi="fr_FR"/>
-          </w:rPr>
-          <w:rPr>
-            <w:color w:val="0000EE"/>
-            <w:u w:val="single"/>
-          </w:rPr>
-          <w:t>Ex 26.19–25</w:t>
-        </w:r>
-      </w:hyperlink>
-      <w:r>
-        <w:rPr>
-          <w:lang w:val="fr_FR" w:bidi="fr_FR"/>
-        </w:rPr>
-        <w:t>). Ils façonnaient des objets à utiliser dans le tabernacle et le temple (</w:t>
-      </w:r>
-      <w:hyperlink r:id="rId620">
-        <w:r>
-          <w:rPr>
-            <w:lang w:val="fr_FR" w:bidi="fr_FR"/>
-          </w:rPr>
-          <w:rPr>
-            <w:color w:val="0000EE"/>
-            <w:u w:val="single"/>
-          </w:rPr>
-          <w:t>Nb 7.13–85</w:t>
-        </w:r>
-      </w:hyperlink>
-      <w:r>
-        <w:rPr>
-          <w:lang w:val="fr_FR" w:bidi="fr_FR"/>
-        </w:rPr>
-        <w:t>).</w:t>
-      </w:r>
-    </w:p>
-    <w:p>
-      <w:pPr/>
-      <w:r>
-        <w:rPr>
-          <w:lang w:val="fr_FR" w:bidi="fr_FR"/>
-        </w:rPr>
-      </w:r>
-      <w:r>
-        <w:rPr>
-          <w:lang w:val="fr_FR" w:bidi="fr_FR"/>
-        </w:rPr>
-        <w:t>Les orfèvres fabriquaient également des ornements pour un usage privé. Certains réalisaient aussi des statues religieuses pour les cultes de fausses divinités (</w:t>
-      </w:r>
-      <w:hyperlink r:id="rId621">
-        <w:r>
-          <w:rPr>
-            <w:lang w:val="fr_FR" w:bidi="fr_FR"/>
-          </w:rPr>
-          <w:rPr>
-            <w:color w:val="0000EE"/>
-            <w:u w:val="single"/>
-          </w:rPr>
-          <w:t>Ex 20.23</w:t>
-        </w:r>
-      </w:hyperlink>
-      <w:r>
-        <w:rPr>
-          <w:lang w:val="fr_FR" w:bidi="fr_FR"/>
-        </w:rPr>
-        <w:t xml:space="preserve"> ; </w:t>
-      </w:r>
-      <w:hyperlink r:id="rId622">
-        <w:r>
-          <w:rPr>
-            <w:lang w:val="fr_FR" w:bidi="fr_FR"/>
-          </w:rPr>
-          <w:rPr>
-            <w:color w:val="0000EE"/>
-            <w:u w:val="single"/>
-          </w:rPr>
-          <w:t>Jg 17.4</w:t>
-        </w:r>
-      </w:hyperlink>
-      <w:r>
-        <w:rPr>
-          <w:lang w:val="fr_FR" w:bidi="fr_FR"/>
-        </w:rPr>
-        <w:t xml:space="preserve">). Démétrius était un orfèvre à Éphèse. Il fabriquait des sanctuaires en argent pour la déesse Diane (également appelée Artémis, </w:t>
-      </w:r>
-      <w:hyperlink r:id="rId623">
-        <w:r>
-          <w:rPr>
-            <w:lang w:val="fr_FR" w:bidi="fr_FR"/>
-          </w:rPr>
-          <w:rPr>
-            <w:color w:val="0000EE"/>
-            <w:u w:val="single"/>
-          </w:rPr>
-          <w:t>Ac 19.24</w:t>
-        </w:r>
-      </w:hyperlink>
-      <w:r>
-        <w:rPr>
-          <w:lang w:val="fr_FR" w:bidi="fr_FR"/>
-        </w:rPr>
-        <w:t>). Cette profession était bien attestée à l'époque du Nouveau Testament (</w:t>
-      </w:r>
-      <w:hyperlink r:id="rId624">
-        <w:r>
-          <w:rPr>
-            <w:lang w:val="fr_FR" w:bidi="fr_FR"/>
-          </w:rPr>
-          <w:rPr>
-            <w:color w:val="0000EE"/>
-            <w:u w:val="single"/>
-          </w:rPr>
-          <w:t>2Tm 2.20</w:t>
-        </w:r>
-      </w:hyperlink>
-      <w:r>
-        <w:rPr>
-          <w:lang w:val="fr_FR" w:bidi="fr_FR"/>
-        </w:rPr>
-        <w:t xml:space="preserve"> ; </w:t>
-      </w:r>
-      <w:hyperlink r:id="rId625">
-        <w:r>
-          <w:rPr>
-            <w:lang w:val="fr_FR" w:bidi="fr_FR"/>
-          </w:rPr>
-          <w:rPr>
-            <w:color w:val="0000EE"/>
-            <w:u w:val="single"/>
-          </w:rPr>
-          <w:t>Ap 9.20</w:t>
-        </w:r>
-      </w:hyperlink>
-      <w:r>
-        <w:rPr>
-          <w:lang w:val="fr_FR" w:bidi="fr_FR"/>
-        </w:rPr>
-        <w:t>).</w:t>
-      </w:r>
-      <w:r>
-        <w:rPr>
-          <w:lang w:val="fr_FR" w:bidi="fr_FR"/>
-        </w:rPr>
-      </w:r>
-      <w:r>
-        <w:rPr>
-          <w:lang w:val="fr_FR" w:bidi="fr_FR"/>
-        </w:rPr>
-      </w:r>
-    </w:p>
-    <w:p>
-      <w:pPr/>
-      <w:r>
-        <w:rPr>
-          <w:lang w:val="fr_FR" w:bidi="fr_FR"/>
-        </w:rPr>
-      </w:r>
-    </w:p>
-    <w:p>
-      <w:pPr>
-        <w:pStyle w:val="Heading2"/>
-      </w:pPr>
-      <w:r>
-        <w:rPr>
-          <w:lang w:val="fr_FR" w:bidi="fr_FR"/>
-        </w:rPr>
-        <w:t>Orient, Fils de l'</w:t>
-      </w:r>
-      <w:r>
-        <w:rPr>
-          <w:lang w:val="fr_FR" w:bidi="fr_FR"/>
-        </w:rPr>
-      </w:r>
-    </w:p>
-    <w:p>
-      <w:pPr/>
-      <w:r>
-        <w:rPr>
-          <w:lang w:val="fr_FR" w:bidi="fr_FR"/>
-        </w:rPr>
-      </w:r>
-      <w:r>
-        <w:rPr>
-          <w:lang w:val="fr_FR" w:bidi="fr_FR"/>
-        </w:rPr>
-        <w:t xml:space="preserve">Expression utilisée en référence aux nations qui se trouvaient à l'est d'Israël (voir par exemple </w:t>
-      </w:r>
-      <w:hyperlink r:id="rId626">
-        <w:r>
-          <w:rPr>
-            <w:lang w:val="fr_FR" w:bidi="fr_FR"/>
-          </w:rPr>
-          <w:rPr>
-            <w:color w:val="0000EE"/>
-            <w:u w:val="single"/>
-          </w:rPr>
-          <w:t>Jg 6.3</w:t>
-        </w:r>
-      </w:hyperlink>
-      <w:r>
-        <w:rPr>
-          <w:lang w:val="fr_FR" w:bidi="fr_FR"/>
-        </w:rPr>
-        <w:t xml:space="preserve">). </w:t>
-      </w:r>
-    </w:p>
-    <w:p>
-      <w:pPr/>
-      <w:r>
-        <w:rPr>
-          <w:lang w:val="fr_FR" w:bidi="fr_FR"/>
-        </w:rPr>
-      </w:r>
-      <w:r>
-        <w:rPr>
-          <w:i/>
-          <w:lang w:val="fr_FR" w:bidi="fr_FR"/>
-        </w:rPr>
-        <w:t>Voir</w:t>
-      </w:r>
-      <w:r>
-        <w:rPr>
-          <w:lang w:val="fr_FR" w:bidi="fr_FR"/>
-        </w:rPr>
-        <w:t xml:space="preserve"> </w:t>
-      </w:r>
-      <w:r>
-        <w:rPr>
-          <w:lang w:val="fr_FR" w:bidi="fr_FR"/>
-        </w:rPr>
-        <w:t>Peuple de l'orient</w:t>
-      </w:r>
-      <w:r>
-        <w:rPr>
-          <w:lang w:val="fr_FR" w:bidi="fr_FR"/>
-        </w:rPr>
-        <w:t>.</w:t>
-      </w:r>
-      <w:r>
-        <w:rPr>
-          <w:lang w:val="fr_FR" w:bidi="fr_FR"/>
-        </w:rPr>
-      </w:r>
-      <w:r>
-        <w:rPr>
-          <w:lang w:val="fr_FR" w:bidi="fr_FR"/>
-        </w:rPr>
-      </w:r>
-    </w:p>
-    <w:p>
-      <w:pPr/>
-      <w:r>
-        <w:rPr>
-          <w:lang w:val="fr_FR" w:bidi="fr_FR"/>
-        </w:rPr>
-      </w:r>
-    </w:p>
-    <w:p>
-      <w:pPr>
-        <w:pStyle w:val="Heading2"/>
-      </w:pPr>
-      <w:r>
-        <w:rPr>
-          <w:lang w:val="fr_FR" w:bidi="fr_FR"/>
-        </w:rPr>
-        <w:t>Orphelin</w:t>
-      </w:r>
-      <w:r>
-        <w:rPr>
-          <w:lang w:val="fr_FR" w:bidi="fr_FR"/>
-        </w:rPr>
-      </w:r>
-    </w:p>
-    <w:p>
-      <w:pPr/>
-      <w:r>
-        <w:rPr>
-          <w:lang w:val="fr_FR" w:bidi="fr_FR"/>
-        </w:rPr>
-      </w:r>
-      <w:r>
-        <w:rPr>
-          <w:lang w:val="fr_FR" w:bidi="fr_FR"/>
-        </w:rPr>
-        <w:t xml:space="preserve">Personne qui a perdu un ou ses deux parents, souvent à cause de la mort. Le mot vient d'une racine hébraïque signifiant « être seul » ou « endeuillé ». L'idée décrit toute personne sans protection légale dans la communauté d'alliance d'Israël. Elles sont sans protection ou dans le besoin, et particulièrement vulnérables à l'oppression. Cela désigne aussi quelqu'un qui manque des soins d'un ou des deux parents terrestres (voir </w:t>
-      </w:r>
-      <w:hyperlink r:id="rId627">
-        <w:r>
-          <w:rPr>
-            <w:lang w:val="fr_FR" w:bidi="fr_FR"/>
-          </w:rPr>
-          <w:rPr>
-            <w:color w:val="0000EE"/>
-            <w:u w:val="single"/>
-          </w:rPr>
-          <w:t>Lm 5.3</w:t>
-        </w:r>
-      </w:hyperlink>
-      <w:r>
-        <w:rPr>
-          <w:lang w:val="fr_FR" w:bidi="fr_FR"/>
-        </w:rPr>
-        <w:t>).</w:t>
-      </w:r>
-    </w:p>
-    <w:p>
-      <w:pPr/>
-      <w:r>
-        <w:rPr>
-          <w:lang w:val="fr_FR" w:bidi="fr_FR"/>
-        </w:rPr>
-      </w:r>
-      <w:r>
-        <w:rPr>
-          <w:lang w:val="fr_FR" w:bidi="fr_FR"/>
-        </w:rPr>
-        <w:t>Dieu montre une attention particulière pour les orphelins (</w:t>
-      </w:r>
-      <w:hyperlink r:id="rId628">
-        <w:r>
-          <w:rPr>
-            <w:lang w:val="fr_FR" w:bidi="fr_FR"/>
-          </w:rPr>
-          <w:rPr>
-            <w:color w:val="0000EE"/>
-            <w:u w:val="single"/>
-          </w:rPr>
-          <w:t>Ex 22.22–24</w:t>
-        </w:r>
-      </w:hyperlink>
-      <w:r>
-        <w:rPr>
-          <w:lang w:val="fr_FR" w:bidi="fr_FR"/>
-        </w:rPr>
-        <w:t xml:space="preserve"> ; </w:t>
-      </w:r>
-      <w:hyperlink r:id="rId629">
-        <w:r>
-          <w:rPr>
-            <w:lang w:val="fr_FR" w:bidi="fr_FR"/>
-          </w:rPr>
-          <w:rPr>
-            <w:color w:val="0000EE"/>
-            <w:u w:val="single"/>
-          </w:rPr>
-          <w:t>Dt 10.18</w:t>
-        </w:r>
-      </w:hyperlink>
-      <w:r>
-        <w:rPr>
-          <w:lang w:val="fr_FR" w:bidi="fr_FR"/>
-        </w:rPr>
-        <w:t xml:space="preserve"> ; </w:t>
-      </w:r>
-      <w:hyperlink r:id="rId630">
-        <w:r>
-          <w:rPr>
-            <w:lang w:val="fr_FR" w:bidi="fr_FR"/>
-          </w:rPr>
-          <w:rPr>
-            <w:color w:val="0000EE"/>
-            <w:u w:val="single"/>
-          </w:rPr>
-          <w:t>Ps 10.14, 18</w:t>
-        </w:r>
-      </w:hyperlink>
-      <w:r>
-        <w:rPr>
-          <w:lang w:val="fr_FR" w:bidi="fr_FR"/>
-        </w:rPr>
-        <w:t xml:space="preserve"> ; </w:t>
-      </w:r>
-      <w:hyperlink r:id="rId631">
-        <w:r>
-          <w:rPr>
-            <w:lang w:val="fr_FR" w:bidi="fr_FR"/>
-          </w:rPr>
-          <w:rPr>
-            <w:color w:val="0000EE"/>
-            <w:u w:val="single"/>
-          </w:rPr>
-          <w:t>27.10</w:t>
-        </w:r>
-      </w:hyperlink>
-      <w:r>
-        <w:rPr>
-          <w:lang w:val="fr_FR" w:bidi="fr_FR"/>
-        </w:rPr>
-        <w:t xml:space="preserve"> ; </w:t>
-      </w:r>
-      <w:hyperlink r:id="rId632">
-        <w:r>
-          <w:rPr>
-            <w:lang w:val="fr_FR" w:bidi="fr_FR"/>
-          </w:rPr>
-          <w:rPr>
-            <w:color w:val="0000EE"/>
-            <w:u w:val="single"/>
-          </w:rPr>
-          <w:t>68.5</w:t>
-        </w:r>
-      </w:hyperlink>
-      <w:r>
-        <w:rPr>
-          <w:lang w:val="fr_FR" w:bidi="fr_FR"/>
-        </w:rPr>
-        <w:t xml:space="preserve"> ; </w:t>
-      </w:r>
-      <w:hyperlink r:id="rId633">
-        <w:r>
-          <w:rPr>
-            <w:lang w:val="fr_FR" w:bidi="fr_FR"/>
-          </w:rPr>
-          <w:rPr>
-            <w:color w:val="0000EE"/>
-            <w:u w:val="single"/>
-          </w:rPr>
-          <w:t>146.9</w:t>
-        </w:r>
-      </w:hyperlink>
-      <w:r>
-        <w:rPr>
-          <w:lang w:val="fr_FR" w:bidi="fr_FR"/>
-        </w:rPr>
-        <w:t xml:space="preserve"> ; </w:t>
-      </w:r>
-      <w:hyperlink r:id="rId634">
-        <w:r>
-          <w:rPr>
-            <w:lang w:val="fr_FR" w:bidi="fr_FR"/>
-          </w:rPr>
-          <w:rPr>
-            <w:color w:val="0000EE"/>
-            <w:u w:val="single"/>
-          </w:rPr>
-          <w:t>Es 1.17</w:t>
-        </w:r>
-      </w:hyperlink>
-      <w:r>
-        <w:rPr>
-          <w:lang w:val="fr_FR" w:bidi="fr_FR"/>
-        </w:rPr>
-        <w:t xml:space="preserve"> ; </w:t>
-      </w:r>
-      <w:hyperlink r:id="rId635">
-        <w:r>
-          <w:rPr>
-            <w:lang w:val="fr_FR" w:bidi="fr_FR"/>
-          </w:rPr>
-          <w:rPr>
-            <w:color w:val="0000EE"/>
-            <w:u w:val="single"/>
-          </w:rPr>
-          <w:t>Os 14.3</w:t>
-        </w:r>
-      </w:hyperlink>
-      <w:r>
-        <w:rPr>
-          <w:lang w:val="fr_FR" w:bidi="fr_FR"/>
-        </w:rPr>
-        <w:t>). Les lois de l'Ancien Testament protégeaient leurs droits d'héritage (</w:t>
-      </w:r>
-      <w:hyperlink r:id="rId636">
-        <w:r>
-          <w:rPr>
-            <w:lang w:val="fr_FR" w:bidi="fr_FR"/>
-          </w:rPr>
-          <w:rPr>
-            <w:color w:val="0000EE"/>
-            <w:u w:val="single"/>
-          </w:rPr>
-          <w:t>Nb 27.7–11</w:t>
-        </w:r>
-      </w:hyperlink>
-      <w:r>
-        <w:rPr>
-          <w:lang w:val="fr_FR" w:bidi="fr_FR"/>
-        </w:rPr>
-        <w:t xml:space="preserve"> ; </w:t>
-      </w:r>
-      <w:hyperlink r:id="rId637">
-        <w:r>
-          <w:rPr>
-            <w:lang w:val="fr_FR" w:bidi="fr_FR"/>
-          </w:rPr>
-          <w:rPr>
-            <w:color w:val="0000EE"/>
-            <w:u w:val="single"/>
-          </w:rPr>
-          <w:t>Dt 24.17</w:t>
-        </w:r>
-      </w:hyperlink>
-      <w:r>
-        <w:rPr>
-          <w:lang w:val="fr_FR" w:bidi="fr_FR"/>
-        </w:rPr>
-        <w:t xml:space="preserve"> ; </w:t>
-      </w:r>
-      <w:hyperlink r:id="rId638">
-        <w:r>
-          <w:rPr>
-            <w:lang w:val="fr_FR" w:bidi="fr_FR"/>
-          </w:rPr>
-          <w:rPr>
-            <w:color w:val="0000EE"/>
-            <w:u w:val="single"/>
-          </w:rPr>
-          <w:t>Pr 23.10</w:t>
-        </w:r>
-      </w:hyperlink>
-      <w:r>
-        <w:rPr>
-          <w:lang w:val="fr_FR" w:bidi="fr_FR"/>
-        </w:rPr>
-        <w:t>). La loi leur permettait de prendre de la nourriture dans les champs et les vignobles (</w:t>
-      </w:r>
-      <w:hyperlink r:id="rId639">
-        <w:r>
-          <w:rPr>
-            <w:lang w:val="fr_FR" w:bidi="fr_FR"/>
-          </w:rPr>
-          <w:rPr>
-            <w:color w:val="0000EE"/>
-            <w:u w:val="single"/>
-          </w:rPr>
-          <w:t>Dt 24.19–21</w:t>
-        </w:r>
-      </w:hyperlink>
-      <w:r>
-        <w:rPr>
-          <w:lang w:val="fr_FR" w:bidi="fr_FR"/>
-        </w:rPr>
-        <w:t>). Elle leur permettait également de participer aux grandes fêtes annuelles (</w:t>
-      </w:r>
-      <w:hyperlink r:id="rId640">
-        <w:r>
-          <w:rPr>
-            <w:lang w:val="fr_FR" w:bidi="fr_FR"/>
-          </w:rPr>
-          <w:rPr>
-            <w:color w:val="0000EE"/>
-            <w:u w:val="single"/>
-          </w:rPr>
-          <w:t>Dt 16.11, 14</w:t>
-        </w:r>
-      </w:hyperlink>
-      <w:r>
-        <w:rPr>
-          <w:lang w:val="fr_FR" w:bidi="fr_FR"/>
-        </w:rPr>
-        <w:t>). Ils recevaient aussi une part des récoltes de la dîme collectée tous les trois ans (</w:t>
-      </w:r>
-      <w:hyperlink r:id="rId641">
-        <w:r>
-          <w:rPr>
-            <w:lang w:val="fr_FR" w:bidi="fr_FR"/>
-          </w:rPr>
-          <w:rPr>
-            <w:color w:val="0000EE"/>
-            <w:u w:val="single"/>
-          </w:rPr>
-          <w:t>Dt 14.29</w:t>
-        </w:r>
-      </w:hyperlink>
-      <w:r>
-        <w:rPr>
-          <w:lang w:val="fr_FR" w:bidi="fr_FR"/>
-        </w:rPr>
-        <w:t xml:space="preserve"> ; </w:t>
-      </w:r>
-      <w:hyperlink r:id="rId642">
-        <w:r>
-          <w:rPr>
-            <w:lang w:val="fr_FR" w:bidi="fr_FR"/>
-          </w:rPr>
-          <w:rPr>
-            <w:color w:val="0000EE"/>
-            <w:u w:val="single"/>
-          </w:rPr>
-          <w:t>26.12</w:t>
-        </w:r>
-      </w:hyperlink>
-      <w:r>
-        <w:rPr>
-          <w:lang w:val="fr_FR" w:bidi="fr_FR"/>
-        </w:rPr>
-        <w:t>). La Bible condamne fermement ceux qui maltraitent les orphelins (</w:t>
-      </w:r>
-      <w:hyperlink r:id="rId637">
-        <w:r>
-          <w:rPr>
-            <w:lang w:val="fr_FR" w:bidi="fr_FR"/>
-          </w:rPr>
-          <w:rPr>
-            <w:color w:val="0000EE"/>
-            <w:u w:val="single"/>
-          </w:rPr>
-          <w:t>Dt 24.17</w:t>
-        </w:r>
-      </w:hyperlink>
-      <w:r>
-        <w:rPr>
-          <w:lang w:val="fr_FR" w:bidi="fr_FR"/>
-        </w:rPr>
-        <w:t xml:space="preserve"> ; </w:t>
-      </w:r>
-      <w:hyperlink r:id="rId643">
-        <w:r>
-          <w:rPr>
-            <w:lang w:val="fr_FR" w:bidi="fr_FR"/>
-          </w:rPr>
-          <w:rPr>
-            <w:color w:val="0000EE"/>
-            <w:u w:val="single"/>
-          </w:rPr>
-          <w:t>27.19</w:t>
-        </w:r>
-      </w:hyperlink>
-      <w:r>
-        <w:rPr>
-          <w:lang w:val="fr_FR" w:bidi="fr_FR"/>
-        </w:rPr>
-        <w:t xml:space="preserve"> ; </w:t>
-      </w:r>
-      <w:hyperlink r:id="rId644">
-        <w:r>
-          <w:rPr>
-            <w:lang w:val="fr_FR" w:bidi="fr_FR"/>
-          </w:rPr>
-          <w:rPr>
-            <w:color w:val="0000EE"/>
-            <w:u w:val="single"/>
-          </w:rPr>
-          <w:t>Ml 3.5</w:t>
-        </w:r>
-      </w:hyperlink>
-      <w:r>
-        <w:rPr>
-          <w:lang w:val="fr_FR" w:bidi="fr_FR"/>
-        </w:rPr>
-        <w:t>).</w:t>
-      </w:r>
-    </w:p>
-    <w:p>
-      <w:pPr/>
-      <w:r>
-        <w:rPr>
-          <w:lang w:val="fr_FR" w:bidi="fr_FR"/>
-        </w:rPr>
-      </w:r>
-      <w:r>
-        <w:rPr>
-          <w:lang w:val="fr_FR" w:bidi="fr_FR"/>
-        </w:rPr>
-        <w:t>Les amis et les proches aidaient parfois les orphelins en Israël (</w:t>
-      </w:r>
-      <w:hyperlink r:id="rId645">
-        <w:r>
-          <w:rPr>
-            <w:lang w:val="fr_FR" w:bidi="fr_FR"/>
-          </w:rPr>
-          <w:rPr>
-            <w:color w:val="0000EE"/>
-            <w:u w:val="single"/>
-          </w:rPr>
-          <w:t>Jb 29.12</w:t>
-        </w:r>
-      </w:hyperlink>
-      <w:r>
-        <w:rPr>
-          <w:lang w:val="fr_FR" w:bidi="fr_FR"/>
-        </w:rPr>
-        <w:t xml:space="preserve"> ; </w:t>
-      </w:r>
-      <w:hyperlink r:id="rId646">
-        <w:r>
-          <w:rPr>
-            <w:lang w:val="fr_FR" w:bidi="fr_FR"/>
-          </w:rPr>
-          <w:rPr>
-            <w:color w:val="0000EE"/>
-            <w:u w:val="single"/>
-          </w:rPr>
-          <w:t>31.17</w:t>
-        </w:r>
-      </w:hyperlink>
-      <w:r>
-        <w:rPr>
-          <w:lang w:val="fr_FR" w:bidi="fr_FR"/>
-        </w:rPr>
-        <w:t>). Cependant, beaucoup de gens ne suivaient pas ces lois. Cet échec est illustré par les accusations des écrivains de la Bible (</w:t>
-      </w:r>
-      <w:hyperlink r:id="rId647">
-        <w:r>
-          <w:rPr>
-            <w:lang w:val="fr_FR" w:bidi="fr_FR"/>
-          </w:rPr>
-          <w:rPr>
-            <w:color w:val="0000EE"/>
-            <w:u w:val="single"/>
-          </w:rPr>
-          <w:t>Jb 6.27</w:t>
-        </w:r>
-      </w:hyperlink>
-      <w:r>
-        <w:rPr>
-          <w:lang w:val="fr_FR" w:bidi="fr_FR"/>
-        </w:rPr>
-        <w:t xml:space="preserve"> ; </w:t>
-      </w:r>
-      <w:hyperlink r:id="rId648">
-        <w:r>
-          <w:rPr>
-            <w:lang w:val="fr_FR" w:bidi="fr_FR"/>
-          </w:rPr>
-          <w:rPr>
-            <w:color w:val="0000EE"/>
-            <w:u w:val="single"/>
-          </w:rPr>
-          <w:t>22.9</w:t>
-        </w:r>
-      </w:hyperlink>
-      <w:r>
-        <w:rPr>
-          <w:lang w:val="fr_FR" w:bidi="fr_FR"/>
-        </w:rPr>
-        <w:t xml:space="preserve"> ; </w:t>
-      </w:r>
-      <w:hyperlink r:id="rId649">
-        <w:r>
-          <w:rPr>
-            <w:lang w:val="fr_FR" w:bidi="fr_FR"/>
-          </w:rPr>
-          <w:rPr>
-            <w:color w:val="0000EE"/>
-            <w:u w:val="single"/>
-          </w:rPr>
-          <w:t>24.3, 9</w:t>
-        </w:r>
-      </w:hyperlink>
-      <w:r>
-        <w:rPr>
-          <w:lang w:val="fr_FR" w:bidi="fr_FR"/>
-        </w:rPr>
-        <w:t xml:space="preserve"> ; </w:t>
-      </w:r>
-      <w:hyperlink r:id="rId650">
-        <w:r>
-          <w:rPr>
-            <w:lang w:val="fr_FR" w:bidi="fr_FR"/>
-          </w:rPr>
-          <w:rPr>
-            <w:color w:val="0000EE"/>
-            <w:u w:val="single"/>
-          </w:rPr>
-          <w:t>Ps 94.6</w:t>
-        </w:r>
-      </w:hyperlink>
-      <w:r>
-        <w:rPr>
-          <w:lang w:val="fr_FR" w:bidi="fr_FR"/>
-        </w:rPr>
-        <w:t xml:space="preserve"> ; </w:t>
-      </w:r>
-      <w:hyperlink r:id="rId651">
-        <w:r>
-          <w:rPr>
-            <w:lang w:val="fr_FR" w:bidi="fr_FR"/>
-          </w:rPr>
-          <w:rPr>
-            <w:color w:val="0000EE"/>
-            <w:u w:val="single"/>
-          </w:rPr>
-          <w:t>Es 1.23</w:t>
-        </w:r>
-      </w:hyperlink>
-      <w:r>
-        <w:rPr>
-          <w:lang w:val="fr_FR" w:bidi="fr_FR"/>
-        </w:rPr>
-        <w:t xml:space="preserve"> ; </w:t>
-      </w:r>
-      <w:hyperlink r:id="rId652">
-        <w:r>
-          <w:rPr>
-            <w:lang w:val="fr_FR" w:bidi="fr_FR"/>
-          </w:rPr>
-          <w:rPr>
-            <w:color w:val="0000EE"/>
-            <w:u w:val="single"/>
-          </w:rPr>
-          <w:t>10.2</w:t>
-        </w:r>
-      </w:hyperlink>
-      <w:r>
-        <w:rPr>
-          <w:lang w:val="fr_FR" w:bidi="fr_FR"/>
-        </w:rPr>
-        <w:t xml:space="preserve"> ; </w:t>
-      </w:r>
-      <w:hyperlink r:id="rId653">
-        <w:r>
-          <w:rPr>
-            <w:lang w:val="fr_FR" w:bidi="fr_FR"/>
-          </w:rPr>
-          <w:rPr>
-            <w:color w:val="0000EE"/>
-            <w:u w:val="single"/>
-          </w:rPr>
-          <w:t>Jr 5.28</w:t>
-        </w:r>
-      </w:hyperlink>
-      <w:r>
-        <w:rPr>
-          <w:lang w:val="fr_FR" w:bidi="fr_FR"/>
-        </w:rPr>
-        <w:t xml:space="preserve"> ; </w:t>
-      </w:r>
-      <w:hyperlink r:id="rId654">
-        <w:r>
-          <w:rPr>
-            <w:lang w:val="fr_FR" w:bidi="fr_FR"/>
-          </w:rPr>
-          <w:rPr>
-            <w:color w:val="0000EE"/>
-            <w:u w:val="single"/>
-          </w:rPr>
-          <w:t>Ez 22.7</w:t>
-        </w:r>
-      </w:hyperlink>
-      <w:r>
-        <w:rPr>
-          <w:lang w:val="fr_FR" w:bidi="fr_FR"/>
-        </w:rPr>
-        <w:t>). En conséquence, les prophètes plaidaient souvent pour un meilleur traitement des orphelins (</w:t>
-      </w:r>
-      <w:hyperlink r:id="rId655">
-        <w:r>
-          <w:rPr>
-            <w:lang w:val="fr_FR" w:bidi="fr_FR"/>
-          </w:rPr>
-          <w:rPr>
-            <w:color w:val="0000EE"/>
-            <w:u w:val="single"/>
-          </w:rPr>
-          <w:t>Jr 7.6</w:t>
-        </w:r>
-      </w:hyperlink>
-      <w:r>
-        <w:rPr>
-          <w:lang w:val="fr_FR" w:bidi="fr_FR"/>
-        </w:rPr>
-        <w:t xml:space="preserve"> ; </w:t>
-      </w:r>
-      <w:hyperlink r:id="rId656">
-        <w:r>
-          <w:rPr>
-            <w:lang w:val="fr_FR" w:bidi="fr_FR"/>
-          </w:rPr>
-          <w:rPr>
-            <w:color w:val="0000EE"/>
-            <w:u w:val="single"/>
-          </w:rPr>
-          <w:t>22.3</w:t>
-        </w:r>
-      </w:hyperlink>
-      <w:r>
-        <w:rPr>
-          <w:lang w:val="fr_FR" w:bidi="fr_FR"/>
-        </w:rPr>
-        <w:t xml:space="preserve"> ; </w:t>
-      </w:r>
-      <w:hyperlink r:id="rId657">
-        <w:r>
-          <w:rPr>
-            <w:lang w:val="fr_FR" w:bidi="fr_FR"/>
-          </w:rPr>
-          <w:rPr>
-            <w:color w:val="0000EE"/>
-            <w:u w:val="single"/>
-          </w:rPr>
-          <w:t>Za 7.10</w:t>
-        </w:r>
-      </w:hyperlink>
-      <w:r>
-        <w:rPr>
-          <w:lang w:val="fr_FR" w:bidi="fr_FR"/>
-        </w:rPr>
-        <w:t>).</w:t>
-      </w:r>
-    </w:p>
-    <w:p>
-      <w:pPr/>
-      <w:r>
-        <w:rPr>
-          <w:lang w:val="fr_FR" w:bidi="fr_FR"/>
-        </w:rPr>
-      </w:r>
-      <w:r>
-        <w:rPr>
-          <w:lang w:val="fr_FR" w:bidi="fr_FR"/>
-        </w:rPr>
-        <w:t>Le Nouveau Testament utilise le mot à deux reprises seulement. Une fois, il décrit ceux qui sont désolés ou en « détresse » (</w:t>
-      </w:r>
-      <w:hyperlink r:id="rId658">
-        <w:r>
-          <w:rPr>
-            <w:lang w:val="fr_FR" w:bidi="fr_FR"/>
-          </w:rPr>
-          <w:rPr>
-            <w:color w:val="0000EE"/>
-            <w:u w:val="single"/>
-          </w:rPr>
-          <w:t>Jn 14.18</w:t>
-        </w:r>
-      </w:hyperlink>
-      <w:r>
-        <w:rPr>
-          <w:lang w:val="fr_FR" w:bidi="fr_FR"/>
-        </w:rPr>
-        <w:t>). La deuxième utilisation décrit ceux qui ont perdu leurs parents physiques (</w:t>
-      </w:r>
-      <w:hyperlink r:id="rId659">
-        <w:r>
-          <w:rPr>
-            <w:lang w:val="fr_FR" w:bidi="fr_FR"/>
-          </w:rPr>
-          <w:rPr>
-            <w:color w:val="0000EE"/>
-            <w:u w:val="single"/>
-          </w:rPr>
-          <w:t>Jc 1.27</w:t>
-        </w:r>
-      </w:hyperlink>
-      <w:r>
-        <w:rPr>
-          <w:lang w:val="fr_FR" w:bidi="fr_FR"/>
-        </w:rPr>
-        <w:t>). Dans l'esprit d'un prophète de l'Ancien Testament, Jacques dit que la vraie religion inclut le soin des orphelins.</w:t>
-      </w:r>
-      <w:r>
-        <w:rPr>
-          <w:lang w:val="fr_FR" w:bidi="fr_FR"/>
-        </w:rPr>
-      </w:r>
-      <w:r>
-        <w:rPr>
-          <w:lang w:val="fr_FR" w:bidi="fr_FR"/>
-        </w:rPr>
-      </w:r>
-    </w:p>
-    <w:p>
-      <w:pPr/>
-      <w:r>
-        <w:rPr>
-          <w:lang w:val="fr_FR" w:bidi="fr_FR"/>
-        </w:rPr>
-      </w:r>
-    </w:p>
-    <w:p>
-      <w:pPr>
-        <w:pStyle w:val="Heading2"/>
-      </w:pPr>
-      <w:r>
-        <w:rPr>
-          <w:lang w:val="fr_FR" w:bidi="fr_FR"/>
-        </w:rPr>
-        <w:t>Os</w:t>
-      </w:r>
-      <w:r>
-        <w:rPr>
-          <w:lang w:val="fr_FR" w:bidi="fr_FR"/>
-        </w:rPr>
-      </w:r>
-    </w:p>
-    <w:p>
-      <w:pPr/>
-      <w:r>
-        <w:rPr>
-          <w:lang w:val="fr_FR" w:bidi="fr_FR"/>
-        </w:rPr>
-      </w:r>
-      <w:r>
-        <w:rPr>
-          <w:lang w:val="fr_FR" w:bidi="fr_FR"/>
-        </w:rPr>
-        <w:t>Les os sont les parties dures qui composent le squelette chez les humains et les animaux. Ils conservent leur forme originale longtemps après la mort d'une personne ou d'un animal, même après la décomposition des parties molles du corps. Pour cette raison, les gens associent souvent les os à la mort.</w:t>
-      </w:r>
-    </w:p>
-    <w:p>
-      <w:pPr/>
-      <w:r>
-        <w:rPr>
-          <w:lang w:val="fr_FR" w:bidi="fr_FR"/>
-        </w:rPr>
-      </w:r>
-      <w:r>
-        <w:rPr>
-          <w:lang w:val="fr_FR" w:bidi="fr_FR"/>
-        </w:rPr>
-        <w:t>Les anciens Israélites croyaient qu'il était très important de traiter les corps des défunts avec respect (</w:t>
-      </w:r>
-      <w:hyperlink r:id="rId660">
-        <w:r>
-          <w:rPr>
-            <w:lang w:val="fr_FR" w:bidi="fr_FR"/>
-          </w:rPr>
-          <w:rPr>
-            <w:color w:val="0000EE"/>
-            <w:u w:val="single"/>
-          </w:rPr>
-          <w:t>Gn 50.25</w:t>
-        </w:r>
-      </w:hyperlink>
-      <w:r>
-        <w:rPr>
-          <w:lang w:val="fr_FR" w:bidi="fr_FR"/>
-        </w:rPr>
-        <w:t xml:space="preserve"> ; </w:t>
-      </w:r>
-      <w:hyperlink r:id="rId661">
-        <w:r>
-          <w:rPr>
-            <w:lang w:val="fr_FR" w:bidi="fr_FR"/>
-          </w:rPr>
-          <w:rPr>
-            <w:color w:val="0000EE"/>
-            <w:u w:val="single"/>
-          </w:rPr>
-          <w:t>1S 31.11–13</w:t>
-        </w:r>
-      </w:hyperlink>
-      <w:r>
-        <w:rPr>
-          <w:lang w:val="fr_FR" w:bidi="fr_FR"/>
-        </w:rPr>
-        <w:t xml:space="preserve"> ; </w:t>
-      </w:r>
-      <w:hyperlink r:id="rId662">
-        <w:r>
-          <w:rPr>
-            <w:lang w:val="fr_FR" w:bidi="fr_FR"/>
-          </w:rPr>
-          <w:rPr>
-            <w:color w:val="0000EE"/>
-            <w:u w:val="single"/>
-          </w:rPr>
-          <w:t>2R 23.14–18</w:t>
-        </w:r>
-      </w:hyperlink>
-      <w:r>
-        <w:rPr>
-          <w:lang w:val="fr_FR" w:bidi="fr_FR"/>
-        </w:rPr>
-        <w:t xml:space="preserve"> ; </w:t>
-      </w:r>
-      <w:hyperlink r:id="rId663">
-        <w:r>
-          <w:rPr>
-            <w:lang w:val="fr_FR" w:bidi="fr_FR"/>
-          </w:rPr>
-          <w:rPr>
-            <w:color w:val="0000EE"/>
-            <w:u w:val="single"/>
-          </w:rPr>
-          <w:t>Ez 39.14–16</w:t>
-        </w:r>
-      </w:hyperlink>
-      <w:r>
-        <w:rPr>
-          <w:lang w:val="fr_FR" w:bidi="fr_FR"/>
-        </w:rPr>
-        <w:t xml:space="preserve"> ; </w:t>
-      </w:r>
-      <w:hyperlink r:id="rId664">
-        <w:r>
-          <w:rPr>
-            <w:lang w:val="fr_FR" w:bidi="fr_FR"/>
-          </w:rPr>
-          <w:rPr>
-            <w:color w:val="0000EE"/>
-            <w:u w:val="single"/>
-          </w:rPr>
-          <w:t>Am 2.1</w:t>
-        </w:r>
-      </w:hyperlink>
-      <w:r>
-        <w:rPr>
-          <w:lang w:val="fr_FR" w:bidi="fr_FR"/>
-        </w:rPr>
-        <w:t>).</w:t>
-      </w:r>
-    </w:p>
-    <w:p>
-      <w:pPr/>
-      <w:r>
-        <w:rPr>
-          <w:lang w:val="fr_FR" w:bidi="fr_FR"/>
-        </w:rPr>
-      </w:r>
-      <w:r>
-        <w:rPr>
-          <w:lang w:val="fr_FR" w:bidi="fr_FR"/>
-        </w:rPr>
-        <w:t>Dans le livre d'Ézéchiel, Dieu montre au prophète une vallée remplie d'ossements vieux et desséchés. Ces os représentaient le peuple d'Israël qui avait perdu tout espoir. Mais Dieu promet d'envoyer son Esprit et de donner une nouvelle vie à son peuple, semblable au fait de redonner vie à des os morts (</w:t>
-      </w:r>
-      <w:hyperlink r:id="rId665">
-        <w:r>
-          <w:rPr>
-            <w:lang w:val="fr_FR" w:bidi="fr_FR"/>
-          </w:rPr>
-          <w:rPr>
-            <w:color w:val="0000EE"/>
-            <w:u w:val="single"/>
-          </w:rPr>
-          <w:t>Ez 37.1–14</w:t>
-        </w:r>
-      </w:hyperlink>
-      <w:r>
-        <w:rPr>
-          <w:lang w:val="fr_FR" w:bidi="fr_FR"/>
-        </w:rPr>
-        <w:t>). Les os sont en réalité des tissus vivants dans un corps vivant. Ézéchiel parle de la manière d'aider un os fracturé à guérir (</w:t>
-      </w:r>
-      <w:hyperlink r:id="rId666">
-        <w:r>
-          <w:rPr>
-            <w:lang w:val="fr_FR" w:bidi="fr_FR"/>
-          </w:rPr>
-          <w:rPr>
-            <w:color w:val="0000EE"/>
-            <w:u w:val="single"/>
-          </w:rPr>
-          <w:t>Ez 30.21</w:t>
-        </w:r>
-      </w:hyperlink>
-      <w:r>
-        <w:rPr>
-          <w:lang w:val="fr_FR" w:bidi="fr_FR"/>
-        </w:rPr>
-        <w:t>).</w:t>
-      </w:r>
-    </w:p>
-    <w:p>
-      <w:pPr/>
-      <w:r>
-        <w:rPr>
-          <w:lang w:val="fr_FR" w:bidi="fr_FR"/>
-        </w:rPr>
-      </w:r>
-      <w:r>
-        <w:rPr>
-          <w:lang w:val="fr_FR" w:bidi="fr_FR"/>
-        </w:rPr>
-        <w:t>Lorsque les Israélites célébraient la Pâque, ils devaient sacrifier un agneau parfait. L'une des exigences était qu'aucun des os de l'agneau ne devait être brisé (</w:t>
-      </w:r>
-      <w:hyperlink r:id="rId667">
-        <w:r>
-          <w:rPr>
-            <w:lang w:val="fr_FR" w:bidi="fr_FR"/>
-          </w:rPr>
-          <w:rPr>
-            <w:color w:val="0000EE"/>
-            <w:u w:val="single"/>
-          </w:rPr>
-          <w:t>Ex 12.46</w:t>
-        </w:r>
-      </w:hyperlink>
-      <w:r>
-        <w:rPr>
-          <w:lang w:val="fr_FR" w:bidi="fr_FR"/>
-        </w:rPr>
-        <w:t xml:space="preserve"> ; </w:t>
-      </w:r>
-      <w:hyperlink r:id="rId668">
-        <w:r>
-          <w:rPr>
-            <w:lang w:val="fr_FR" w:bidi="fr_FR"/>
-          </w:rPr>
-          <w:rPr>
-            <w:color w:val="0000EE"/>
-            <w:u w:val="single"/>
-          </w:rPr>
-          <w:t>Nb 9.11–12</w:t>
-        </w:r>
-      </w:hyperlink>
-      <w:r>
-        <w:rPr>
-          <w:lang w:val="fr_FR" w:bidi="fr_FR"/>
-        </w:rPr>
-        <w:t>). Cela devient important dans le Nouveau Testament. Les soldats romains brisaient généralement les jambes des personnes crucifiées pour les faire mourir plus vite. Quand Jésus est mort sur la croix, cependant, ils n'ont pas brisé ses jambes. Cela a accompli ce que l'Ancien Testament avait écrit à propos de Jésus, qui est appelé « l'Agneau de Dieu » (</w:t>
-      </w:r>
-      <w:hyperlink r:id="rId669">
-        <w:r>
-          <w:rPr>
-            <w:lang w:val="fr_FR" w:bidi="fr_FR"/>
-          </w:rPr>
-          <w:rPr>
-            <w:color w:val="0000EE"/>
-            <w:u w:val="single"/>
-          </w:rPr>
-          <w:t>Ps 34.20</w:t>
-        </w:r>
-      </w:hyperlink>
-      <w:r>
-        <w:rPr>
-          <w:lang w:val="fr_FR" w:bidi="fr_FR"/>
-        </w:rPr>
-        <w:t xml:space="preserve"> ; </w:t>
-      </w:r>
-      <w:hyperlink r:id="rId670">
-        <w:r>
-          <w:rPr>
-            <w:lang w:val="fr_FR" w:bidi="fr_FR"/>
-          </w:rPr>
-          <w:rPr>
-            <w:color w:val="0000EE"/>
-            <w:u w:val="single"/>
-          </w:rPr>
-          <w:t>Jn 1.36</w:t>
-        </w:r>
-      </w:hyperlink>
-      <w:r>
-        <w:rPr>
-          <w:lang w:val="fr_FR" w:bidi="fr_FR"/>
-        </w:rPr>
-        <w:t xml:space="preserve"> ; </w:t>
-      </w:r>
-      <w:hyperlink r:id="rId671">
-        <w:r>
-          <w:rPr>
-            <w:lang w:val="fr_FR" w:bidi="fr_FR"/>
-          </w:rPr>
-          <w:rPr>
-            <w:color w:val="0000EE"/>
-            <w:u w:val="single"/>
-          </w:rPr>
-          <w:t>19.30–37</w:t>
-        </w:r>
-      </w:hyperlink>
-      <w:r>
-        <w:rPr>
-          <w:lang w:val="fr_FR" w:bidi="fr_FR"/>
-        </w:rPr>
-        <w:t>).</w:t>
-      </w:r>
-    </w:p>
-    <w:p>
-      <w:pPr/>
-      <w:r>
-        <w:rPr>
-          <w:lang w:val="fr_FR" w:bidi="fr_FR"/>
-        </w:rPr>
-      </w:r>
-      <w:r>
-        <w:rPr>
-          <w:lang w:val="fr_FR" w:bidi="fr_FR"/>
-        </w:rPr>
-        <w:t>Dans certaines parties de la Bible, les gens parlent des os pour décrire des sentiments forts (</w:t>
-      </w:r>
-      <w:hyperlink r:id="rId672">
-        <w:r>
-          <w:rPr>
-            <w:lang w:val="fr_FR" w:bidi="fr_FR"/>
-          </w:rPr>
-          <w:rPr>
-            <w:color w:val="0000EE"/>
-            <w:u w:val="single"/>
-          </w:rPr>
-          <w:t>Jb 2.5</w:t>
-        </w:r>
-      </w:hyperlink>
-      <w:r>
-        <w:rPr>
-          <w:lang w:val="fr_FR" w:bidi="fr_FR"/>
-        </w:rPr>
-        <w:t xml:space="preserve"> ; </w:t>
-      </w:r>
-      <w:hyperlink r:id="rId673">
-        <w:r>
-          <w:rPr>
-            <w:lang w:val="fr_FR" w:bidi="fr_FR"/>
-          </w:rPr>
-          <w:rPr>
-            <w:color w:val="0000EE"/>
-            <w:u w:val="single"/>
-          </w:rPr>
-          <w:t>19.20</w:t>
-        </w:r>
-      </w:hyperlink>
-      <w:r>
-        <w:rPr>
-          <w:lang w:val="fr_FR" w:bidi="fr_FR"/>
-        </w:rPr>
-        <w:t xml:space="preserve"> ; </w:t>
-      </w:r>
-      <w:hyperlink r:id="rId674">
-        <w:r>
-          <w:rPr>
-            <w:lang w:val="fr_FR" w:bidi="fr_FR"/>
-          </w:rPr>
-          <w:rPr>
-            <w:color w:val="0000EE"/>
-            <w:u w:val="single"/>
-          </w:rPr>
-          <w:t>30.30</w:t>
-        </w:r>
-      </w:hyperlink>
-      <w:r>
-        <w:rPr>
-          <w:lang w:val="fr_FR" w:bidi="fr_FR"/>
-        </w:rPr>
-        <w:t xml:space="preserve">). La Bible utilise également l'expression « chair et os » pour montrer que les gens sont étroitement liés les uns aux autres. On disait que quelqu'un était « notre chair » et « nos os » pour dire qu'il fait partie de notre famille (voir </w:t>
-      </w:r>
-      <w:hyperlink r:id="rId675">
-        <w:r>
-          <w:rPr>
-            <w:lang w:val="fr_FR" w:bidi="fr_FR"/>
-          </w:rPr>
-          <w:rPr>
-            <w:color w:val="0000EE"/>
-            <w:u w:val="single"/>
-          </w:rPr>
-          <w:t>Gn 2.23</w:t>
-        </w:r>
-      </w:hyperlink>
-      <w:r>
-        <w:rPr>
-          <w:lang w:val="fr_FR" w:bidi="fr_FR"/>
-        </w:rPr>
-        <w:t xml:space="preserve"> ; </w:t>
-      </w:r>
-      <w:hyperlink r:id="rId676">
-        <w:r>
-          <w:rPr>
-            <w:lang w:val="fr_FR" w:bidi="fr_FR"/>
-          </w:rPr>
-          <w:rPr>
-            <w:color w:val="0000EE"/>
-            <w:u w:val="single"/>
-          </w:rPr>
-          <w:t>29.14</w:t>
-        </w:r>
-      </w:hyperlink>
-      <w:r>
-        <w:rPr>
-          <w:lang w:val="fr_FR" w:bidi="fr_FR"/>
-        </w:rPr>
-        <w:t xml:space="preserve"> ; </w:t>
-      </w:r>
-      <w:hyperlink r:id="rId677">
-        <w:r>
-          <w:rPr>
-            <w:lang w:val="fr_FR" w:bidi="fr_FR"/>
-          </w:rPr>
-          <w:rPr>
-            <w:color w:val="0000EE"/>
-            <w:u w:val="single"/>
-          </w:rPr>
-          <w:t>Jg 9.2</w:t>
-        </w:r>
-      </w:hyperlink>
-      <w:r>
-        <w:rPr>
-          <w:lang w:val="fr_FR" w:bidi="fr_FR"/>
-        </w:rPr>
-        <w:t>).</w:t>
-      </w:r>
-      <w:r>
-        <w:rPr>
-          <w:lang w:val="fr_FR" w:bidi="fr_FR"/>
-        </w:rPr>
-      </w:r>
-      <w:r>
-        <w:rPr>
-          <w:lang w:val="fr_FR" w:bidi="fr_FR"/>
-        </w:rPr>
-      </w:r>
-    </w:p>
-    <w:p>
-      <w:pPr/>
-      <w:r>
-        <w:rPr>
-          <w:lang w:val="fr_FR" w:bidi="fr_FR"/>
-        </w:rPr>
-      </w:r>
-    </w:p>
-    <w:p>
-      <w:pPr>
-        <w:pStyle w:val="Heading2"/>
-      </w:pPr>
-      <w:r>
-        <w:rPr>
-          <w:lang w:val="fr_FR" w:bidi="fr_FR"/>
-        </w:rPr>
-        <w:t>Osée, Livre d'</w:t>
-      </w:r>
-      <w:r>
-        <w:rPr>
-          <w:lang w:val="fr_FR" w:bidi="fr_FR"/>
-        </w:rPr>
-      </w:r>
-    </w:p>
-    <w:p>
-      <w:pPr/>
-      <w:r>
-        <w:rPr>
-          <w:lang w:val="fr_FR" w:bidi="fr_FR"/>
-        </w:rPr>
-      </w:r>
-      <w:r>
-        <w:rPr>
-          <w:lang w:val="fr_FR" w:bidi="fr_FR"/>
-        </w:rPr>
-        <w:t>Osée est le premier des douze petits prophètes dans l'ordre traditionnel des livres de l'Ancien Testament. Il a été écrit à la fin du 8e siècle av. J.‑C.</w:t>
-      </w:r>
-    </w:p>
-    <w:p>
-      <w:pPr/>
-      <w:r>
-        <w:rPr>
-          <w:lang w:val="fr_FR" w:bidi="fr_FR"/>
-        </w:rPr>
-      </w:r>
-      <w:r>
-        <w:rPr>
-          <w:lang w:val="fr_FR" w:bidi="fr_FR"/>
-        </w:rPr>
-        <w:t>Osée a prophétisé dans le royaume du Nord d'Israël pendant ses dernières années. Il était le seul prophète à avoir vécu et prêché dans ce royaume. Dieu a choisi Osée pour exposer l'abandon généralisé de la foi et la corruption qui y régnaient. Osée a exhorté ses concitoyens à se repentir (cesser de faire le mal) et à revenir à Dieu. À travers sa propre vie, il a montré l'amour fidèle et indéfectible que Dieu avait pour Israël.</w:t>
-      </w:r>
-    </w:p>
-    <w:p>
-      <w:pPr>
-        <w:pStyle w:val="Heading3"/>
-      </w:pPr>
-      <w:r>
-        <w:rPr>
-          <w:lang w:val="fr_FR" w:bidi="fr_FR"/>
-        </w:rPr>
-        <w:t>Survol</w:t>
-      </w:r>
-    </w:p>
-    <w:p>
-      <w:pPr>
-        <w:pStyle w:val="ListBullet"/>
-        <w:spacing w:line="240" w:lineRule="auto"/>
-        <w:ind w:left="720"/>
-      </w:pPr>
-      <w:r>
-        <w:rPr>
-          <w:lang w:val="fr_FR" w:bidi="fr_FR"/>
-        </w:rPr>
-      </w:r>
-      <w:r>
-        <w:rPr>
-          <w:lang w:val="fr_FR" w:bidi="fr_FR"/>
-        </w:rPr>
-        <w:t>Qui a écrit le livre d'Osée ?</w:t>
-      </w:r>
-    </w:p>
-    <w:p>
-      <w:pPr>
-        <w:pStyle w:val="ListBullet"/>
-        <w:spacing w:line="240" w:lineRule="auto"/>
-        <w:ind w:left="720"/>
-      </w:pPr>
-      <w:r>
-        <w:rPr>
-          <w:lang w:val="fr_FR" w:bidi="fr_FR"/>
-        </w:rPr>
-      </w:r>
-      <w:r>
-        <w:rPr>
-          <w:lang w:val="fr_FR" w:bidi="fr_FR"/>
-        </w:rPr>
-        <w:t>Le livre d'Osée est-il authentique ?</w:t>
-      </w:r>
-    </w:p>
-    <w:p>
-      <w:pPr>
-        <w:pStyle w:val="ListBullet"/>
-        <w:spacing w:line="240" w:lineRule="auto"/>
-        <w:ind w:left="720"/>
-      </w:pPr>
-      <w:r>
-        <w:rPr>
-          <w:lang w:val="fr_FR" w:bidi="fr_FR"/>
-        </w:rPr>
-      </w:r>
-      <w:r>
-        <w:rPr>
-          <w:lang w:val="fr_FR" w:bidi="fr_FR"/>
-        </w:rPr>
-        <w:t>Quelle est l'histoire du livre d'Osée ?</w:t>
-      </w:r>
-    </w:p>
-    <w:p>
-      <w:pPr>
-        <w:pStyle w:val="ListBullet"/>
-        <w:spacing w:line="240" w:lineRule="auto"/>
-        <w:ind w:left="720"/>
-      </w:pPr>
-      <w:r>
-        <w:rPr>
-          <w:lang w:val="fr_FR" w:bidi="fr_FR"/>
-        </w:rPr>
-      </w:r>
-      <w:r>
-        <w:rPr>
-          <w:lang w:val="fr_FR" w:bidi="fr_FR"/>
-        </w:rPr>
-        <w:t>Quand le livre d'Osée a-t-il été écrit ?</w:t>
-      </w:r>
-    </w:p>
-    <w:p>
-      <w:pPr>
-        <w:pStyle w:val="ListBullet"/>
-        <w:spacing w:line="240" w:lineRule="auto"/>
-        <w:ind w:left="720"/>
-      </w:pPr>
-      <w:r>
-        <w:rPr>
-          <w:lang w:val="fr_FR" w:bidi="fr_FR"/>
-        </w:rPr>
-      </w:r>
-      <w:r>
-        <w:rPr>
-          <w:lang w:val="fr_FR" w:bidi="fr_FR"/>
-        </w:rPr>
-        <w:t>Où le livre d'Osée a-t-il été écrit ? Pour qui a-t-il été écrit ?</w:t>
-      </w:r>
-    </w:p>
-    <w:p>
-      <w:pPr>
-        <w:pStyle w:val="ListBullet"/>
-        <w:spacing w:line="240" w:lineRule="auto"/>
-        <w:ind w:left="720"/>
-      </w:pPr>
-      <w:r>
-        <w:rPr>
-          <w:lang w:val="fr_FR" w:bidi="fr_FR"/>
-        </w:rPr>
-      </w:r>
-      <w:r>
-        <w:rPr>
-          <w:lang w:val="fr_FR" w:bidi="fr_FR"/>
-        </w:rPr>
-        <w:t>Pourquoi le livre d'Osée a-t-il été écrit ?</w:t>
-      </w:r>
-    </w:p>
-    <w:p>
-      <w:pPr>
-        <w:pStyle w:val="ListBullet"/>
-        <w:spacing w:line="240" w:lineRule="auto"/>
-        <w:ind w:left="720"/>
-      </w:pPr>
-      <w:r>
-        <w:rPr>
-          <w:lang w:val="fr_FR" w:bidi="fr_FR"/>
-        </w:rPr>
-      </w:r>
-      <w:r>
-        <w:rPr>
-          <w:lang w:val="fr_FR" w:bidi="fr_FR"/>
-        </w:rPr>
-        <w:t>De quoi parle le livre d'Osée ?</w:t>
-      </w:r>
-    </w:p>
-    <w:p>
-      <w:pPr>
-        <w:pStyle w:val="ListBullet"/>
-        <w:spacing w:line="240" w:lineRule="auto"/>
-        <w:ind w:left="720"/>
-      </w:pPr>
-      <w:r>
-        <w:rPr>
-          <w:lang w:val="fr_FR" w:bidi="fr_FR"/>
-        </w:rPr>
-      </w:r>
-      <w:r>
-        <w:rPr>
-          <w:lang w:val="fr_FR" w:bidi="fr_FR"/>
-        </w:rPr>
-        <w:t>Quel est le message du livre d'Osée ?</w:t>
-      </w:r>
-    </w:p>
-    <w:p>
-      <w:pPr>
-        <w:pStyle w:val="Heading3"/>
-      </w:pPr>
-      <w:r>
-        <w:rPr>
-          <w:lang w:val="fr_FR" w:bidi="fr_FR"/>
-        </w:rPr>
-        <w:t>Qui a écrit le livre d'Osée ?</w:t>
-      </w:r>
-    </w:p>
-    <w:p>
-      <w:pPr/>
-      <w:r>
-        <w:rPr>
-          <w:lang w:val="fr_FR" w:bidi="fr_FR"/>
-        </w:rPr>
-      </w:r>
-      <w:r>
-        <w:rPr>
-          <w:lang w:val="fr_FR" w:bidi="fr_FR"/>
-        </w:rPr>
-        <w:t>Le ministère d'Osée a duré au moins trente-huit ans, d'environ 753 à 715 av. J.‑C. Il semblait bien instruit, qu'il ait été paysan ou issu d'une classe aisée en Israël.</w:t>
-      </w:r>
-    </w:p>
-    <w:p>
-      <w:pPr/>
-      <w:r>
-        <w:rPr>
-          <w:lang w:val="fr_FR" w:bidi="fr_FR"/>
-        </w:rPr>
-      </w:r>
-      <w:r>
-        <w:rPr>
-          <w:lang w:val="fr_FR" w:bidi="fr_FR"/>
-        </w:rPr>
-        <w:t>Le mariage d'Osée avec la prostituée Gomer était sans doute controversé à son époque. Il a également suscité une grande controverse parmi les étudiants et commentateurs de la Bible. Il est préférable de comprendre que Gomer était une prostituée bien connue. Osée a reçu l'ordre de l'épouser comme symbole de l'infidélité d'Israël et de l'amour inébranlable de Dieu pour son alliance.</w:t>
-      </w:r>
-    </w:p>
-    <w:p>
-      <w:pPr>
-        <w:pStyle w:val="Heading3"/>
-      </w:pPr>
-      <w:r>
-        <w:rPr>
-          <w:lang w:val="fr_FR" w:bidi="fr_FR"/>
-        </w:rPr>
-        <w:t>Le Livre d'Osée est-il authentique ?</w:t>
-      </w:r>
-    </w:p>
-    <w:p>
-      <w:pPr/>
-      <w:r>
-        <w:rPr>
-          <w:lang w:val="fr_FR" w:bidi="fr_FR"/>
-        </w:rPr>
-      </w:r>
-      <w:r>
-        <w:rPr>
-          <w:lang w:val="fr_FR" w:bidi="fr_FR"/>
-        </w:rPr>
-        <w:t>La plupart des chercheurs s'accordent sur l'authenticité et l'unité d'Osée. Cependant, il existe deux domaines de controverse :</w:t>
+        <w:t>Ophra (Lieu)</w:t>
+      </w:r>
+      <w:r>
+        <w:rPr>
+          <w:lang w:val="fr_FR" w:bidi="fr_FR"/>
+        </w:rPr>
       </w:r>
     </w:p>
     <w:p>
@@ -22658,18 +20114,18 @@
         <w:rPr>
           <w:lang w:val="fr_FR" w:bidi="fr_FR"/>
         </w:rPr>
-        <w:t xml:space="preserve">Les passages qui mentionnent Juda (voir par exemple </w:t>
-      </w:r>
-      <w:hyperlink r:id="rId678">
-        <w:r>
-          <w:rPr>
-            <w:lang w:val="fr_FR" w:bidi="fr_FR"/>
-          </w:rPr>
-          <w:rPr>
-            <w:color w:val="0000EE"/>
-            <w:u w:val="single"/>
-          </w:rPr>
-          <w:t>Os 1.1, 7, 11</w:t>
+        <w:t>Ville dans le pays de Benjamin. Il s'agit sans doute du même endroit qu'Éphraïm (</w:t>
+      </w:r>
+      <w:hyperlink r:id="rId591">
+        <w:r>
+          <w:rPr>
+            <w:lang w:val="fr_FR" w:bidi="fr_FR"/>
+          </w:rPr>
+          <w:rPr>
+            <w:color w:val="0000EE"/>
+            <w:u w:val="single"/>
+          </w:rPr>
+          <w:t>2S 13.23</w:t>
         </w:r>
       </w:hyperlink>
       <w:r>
@@ -22678,113 +20134,54 @@
         </w:rPr>
         <w:t xml:space="preserve"> ; </w:t>
       </w:r>
-      <w:hyperlink r:id="rId679">
-        <w:r>
-          <w:rPr>
-            <w:lang w:val="fr_FR" w:bidi="fr_FR"/>
-          </w:rPr>
-          <w:rPr>
-            <w:color w:val="0000EE"/>
-            <w:u w:val="single"/>
-          </w:rPr>
-          <w:t>4.15</w:t>
-        </w:r>
-      </w:hyperlink>
-      <w:r>
-        <w:rPr>
-          <w:lang w:val="fr_FR" w:bidi="fr_FR"/>
-        </w:rPr>
-        <w:t xml:space="preserve"> ; </w:t>
-      </w:r>
-      <w:hyperlink r:id="rId680">
-        <w:r>
-          <w:rPr>
-            <w:lang w:val="fr_FR" w:bidi="fr_FR"/>
-          </w:rPr>
-          <w:rPr>
-            <w:color w:val="0000EE"/>
-            <w:u w:val="single"/>
-          </w:rPr>
-          <w:t>5.5, 10–14</w:t>
-        </w:r>
-      </w:hyperlink>
-      <w:r>
-        <w:rPr>
-          <w:lang w:val="fr_FR" w:bidi="fr_FR"/>
-        </w:rPr>
-        <w:t xml:space="preserve"> ; </w:t>
-      </w:r>
-      <w:hyperlink r:id="rId681">
-        <w:r>
-          <w:rPr>
-            <w:lang w:val="fr_FR" w:bidi="fr_FR"/>
-          </w:rPr>
-          <w:rPr>
-            <w:color w:val="0000EE"/>
-            <w:u w:val="single"/>
-          </w:rPr>
-          <w:t>6.4, 11</w:t>
-        </w:r>
-      </w:hyperlink>
-      <w:r>
-        <w:rPr>
-          <w:lang w:val="fr_FR" w:bidi="fr_FR"/>
-        </w:rPr>
-        <w:t xml:space="preserve"> ; </w:t>
-      </w:r>
-      <w:hyperlink r:id="rId682">
-        <w:r>
-          <w:rPr>
-            <w:lang w:val="fr_FR" w:bidi="fr_FR"/>
-          </w:rPr>
-          <w:rPr>
-            <w:color w:val="0000EE"/>
-            <w:u w:val="single"/>
-          </w:rPr>
-          <w:t>8.14</w:t>
-        </w:r>
-      </w:hyperlink>
-      <w:r>
-        <w:rPr>
-          <w:lang w:val="fr_FR" w:bidi="fr_FR"/>
-        </w:rPr>
-        <w:t xml:space="preserve"> ; </w:t>
-      </w:r>
-      <w:hyperlink r:id="rId683">
-        <w:r>
-          <w:rPr>
-            <w:lang w:val="fr_FR" w:bidi="fr_FR"/>
-          </w:rPr>
-          <w:rPr>
-            <w:color w:val="0000EE"/>
-            <w:u w:val="single"/>
-          </w:rPr>
-          <w:t>11.12</w:t>
-        </w:r>
-      </w:hyperlink>
-      <w:r>
-        <w:rPr>
-          <w:lang w:val="fr_FR" w:bidi="fr_FR"/>
-        </w:rPr>
-        <w:t xml:space="preserve"> ; </w:t>
-      </w:r>
-      <w:hyperlink r:id="rId684">
-        <w:r>
-          <w:rPr>
-            <w:lang w:val="fr_FR" w:bidi="fr_FR"/>
-          </w:rPr>
-          <w:rPr>
-            <w:color w:val="0000EE"/>
-            <w:u w:val="single"/>
-          </w:rPr>
-          <w:t>12.2</w:t>
-        </w:r>
-      </w:hyperlink>
-      <w:r>
-        <w:rPr>
-          <w:lang w:val="fr_FR" w:bidi="fr_FR"/>
-        </w:rPr>
-        <w:t>)</w:t>
+      <w:hyperlink r:id="rId592">
+        <w:r>
+          <w:rPr>
+            <w:lang w:val="fr_FR" w:bidi="fr_FR"/>
+          </w:rPr>
+          <w:rPr>
+            <w:color w:val="0000EE"/>
+            <w:u w:val="single"/>
+          </w:rPr>
+          <w:t>2Ch 13.19</w:t>
+        </w:r>
+      </w:hyperlink>
+      <w:r>
+        <w:rPr>
+          <w:lang w:val="fr_FR" w:bidi="fr_FR"/>
+        </w:rPr>
+        <w:t xml:space="preserve">, où elle est appelée « Éphron » ; </w:t>
+      </w:r>
+      <w:hyperlink r:id="rId593">
+        <w:r>
+          <w:rPr>
+            <w:lang w:val="fr_FR" w:bidi="fr_FR"/>
+          </w:rPr>
+          <w:rPr>
+            <w:color w:val="0000EE"/>
+            <w:u w:val="single"/>
+          </w:rPr>
+          <w:t>Jn 11.54</w:t>
+        </w:r>
+      </w:hyperlink>
+      <w:r>
+        <w:rPr>
+          <w:lang w:val="fr_FR" w:bidi="fr_FR"/>
+        </w:rPr>
+        <w:t xml:space="preserve">). La plupart des chercheurs estiment que cette ville est la ville aujourd'hui appelée </w:t>
+      </w:r>
+      <w:r>
+        <w:rPr>
+          <w:i/>
+          <w:lang w:val="fr_FR" w:bidi="fr_FR"/>
+        </w:rPr>
+        <w:t>et-Taiyibeh</w:t>
+      </w:r>
+      <w:r>
+        <w:rPr>
+          <w:lang w:val="fr_FR" w:bidi="fr_FR"/>
+        </w:rPr>
+        <w:t>, qui se trouve à 8 km au nord de Micmasch et à 6 km au nord-est de Béthel.</w:t>
       </w:r>
     </w:p>
     <w:p>
@@ -22802,122 +20199,339 @@
         <w:rPr>
           <w:lang w:val="fr_FR" w:bidi="fr_FR"/>
         </w:rPr>
-        <w:t xml:space="preserve">Les sections qui parlent des bénédictions futures ou de la délivrance nationale (voir par exemple </w:t>
-      </w:r>
-      <w:hyperlink r:id="rId685">
-        <w:r>
-          <w:rPr>
-            <w:lang w:val="fr_FR" w:bidi="fr_FR"/>
-          </w:rPr>
-          <w:rPr>
-            <w:color w:val="0000EE"/>
-            <w:u w:val="single"/>
-          </w:rPr>
-          <w:t>Os 11.8–11</w:t>
-        </w:r>
-      </w:hyperlink>
-      <w:r>
-        <w:rPr>
-          <w:lang w:val="fr_FR" w:bidi="fr_FR"/>
-        </w:rPr>
-        <w:t xml:space="preserve"> ; </w:t>
-      </w:r>
-      <w:hyperlink r:id="rId686">
-        <w:r>
-          <w:rPr>
-            <w:lang w:val="fr_FR" w:bidi="fr_FR"/>
-          </w:rPr>
-          <w:rPr>
-            <w:color w:val="0000EE"/>
-            <w:u w:val="single"/>
-          </w:rPr>
-          <w:t>14.2–9</w:t>
-        </w:r>
-      </w:hyperlink>
-      <w:r>
-        <w:rPr>
-          <w:lang w:val="fr_FR" w:bidi="fr_FR"/>
-        </w:rPr>
-        <w:t>)</w:t>
-      </w:r>
-    </w:p>
-    <w:p>
-      <w:pPr/>
-      <w:r>
-        <w:rPr>
-          <w:lang w:val="fr_FR" w:bidi="fr_FR"/>
-        </w:rPr>
-      </w:r>
-      <w:r>
-        <w:rPr>
-          <w:lang w:val="fr_FR" w:bidi="fr_FR"/>
-        </w:rPr>
-        <w:t>Les mentions de Juda dans Osée sont compréhensibles. Il était un homme de Dieu contrarié par la séparation d'Israël de la lignée davidique légitime. Le royaume du Nord, dirigé par des rois impies, a fait face au jugement de Dieu. Osée avait reçu une révélation divine concernant les projets de Dieu pour Juda et Israël.</w:t>
-      </w:r>
-    </w:p>
-    <w:p>
-      <w:pPr/>
-      <w:r>
-        <w:rPr>
-          <w:lang w:val="fr_FR" w:bidi="fr_FR"/>
-        </w:rPr>
-      </w:r>
-      <w:r>
-        <w:rPr>
-          <w:lang w:val="fr_FR" w:bidi="fr_FR"/>
-        </w:rPr>
-        <w:t>Les bénédictions futures et la délivrance d'Israël n'annulent pas la condamnation des péchés d'Israël, de la même manière que l'amour et la réconciliation d'Osée avec l'infidèle Gomer n'effacent pas ses torts. Restauration et pardon ne signifient pas ignorer la culpabilité.</w:t>
+        <w:t>Ville de Manassé qui appartenait à Joash l'Abiézrite. Ce dernier était le père du juge Gédéon. Gédéon vivait dans cette ville (</w:t>
+      </w:r>
+      <w:hyperlink r:id="rId594">
+        <w:r>
+          <w:rPr>
+            <w:lang w:val="fr_FR" w:bidi="fr_FR"/>
+          </w:rPr>
+          <w:rPr>
+            <w:color w:val="0000EE"/>
+            <w:u w:val="single"/>
+          </w:rPr>
+          <w:t>Jg 6.11</w:t>
+        </w:r>
+      </w:hyperlink>
+      <w:r>
+        <w:rPr>
+          <w:lang w:val="fr_FR" w:bidi="fr_FR"/>
+        </w:rPr>
+        <w:t xml:space="preserve">). Un ange du Seigneur apparaîtra à Gédéon à Ophra. L'ange lui dira de sauver Israël des Madianites (v. </w:t>
+      </w:r>
+      <w:hyperlink r:id="rId595">
+        <w:r>
+          <w:rPr>
+            <w:lang w:val="fr_FR" w:bidi="fr_FR"/>
+          </w:rPr>
+          <w:rPr>
+            <w:color w:val="0000EE"/>
+            <w:u w:val="single"/>
+          </w:rPr>
+          <w:t>12–24</w:t>
+        </w:r>
+      </w:hyperlink>
+      <w:r>
+        <w:rPr>
+          <w:lang w:val="fr_FR" w:bidi="fr_FR"/>
+        </w:rPr>
+        <w:t>).</w:t>
+        <w:br/>
+      </w:r>
+      <w:r>
+        <w:rPr>
+          <w:lang w:val="fr_FR" w:bidi="fr_FR"/>
+        </w:rPr>
+        <w:t>Après avoir remporté la bataille, le peuple voudra que Gédéon devienne roi. Il refusera. À la place, il fabriquera un éphod (vêtement spécial utilisé par les prêtres) à partir de l'or qu'il avait pris lors de la bataille (</w:t>
+      </w:r>
+      <w:hyperlink r:id="rId596">
+        <w:r>
+          <w:rPr>
+            <w:lang w:val="fr_FR" w:bidi="fr_FR"/>
+          </w:rPr>
+          <w:rPr>
+            <w:color w:val="0000EE"/>
+            <w:u w:val="single"/>
+          </w:rPr>
+          <w:t>Jg 8.22–28</w:t>
+        </w:r>
+      </w:hyperlink>
+      <w:r>
+        <w:rPr>
+          <w:lang w:val="fr_FR" w:bidi="fr_FR"/>
+        </w:rPr>
+        <w:t>). Malheureusement, le peuple commencera à adorer cet objet comme une idole, ce qui deviendra problématique pour Gédéon et sa famille.</w:t>
+        <w:br/>
+      </w:r>
+      <w:r>
+        <w:rPr>
+          <w:lang w:val="fr_FR" w:bidi="fr_FR"/>
+        </w:rPr>
+        <w:t xml:space="preserve">Gédéon mourra, âgé, à Ophra (v. </w:t>
+      </w:r>
+      <w:hyperlink r:id="rId597">
+        <w:r>
+          <w:rPr>
+            <w:lang w:val="fr_FR" w:bidi="fr_FR"/>
+          </w:rPr>
+          <w:rPr>
+            <w:color w:val="0000EE"/>
+            <w:u w:val="single"/>
+          </w:rPr>
+          <w:t>29–32</w:t>
+        </w:r>
+      </w:hyperlink>
+      <w:r>
+        <w:rPr>
+          <w:lang w:val="fr_FR" w:bidi="fr_FR"/>
+        </w:rPr>
+        <w:t>). Plus tard, le fils de Gédéon, Abimélec, voudra devenir roi. Il tuera ses soixante-dix frères à Ophra afin de régner. Un seul frère, Jotham, s'échappera (</w:t>
+      </w:r>
+      <w:hyperlink r:id="rId598">
+        <w:r>
+          <w:rPr>
+            <w:lang w:val="fr_FR" w:bidi="fr_FR"/>
+          </w:rPr>
+          <w:rPr>
+            <w:color w:val="0000EE"/>
+            <w:u w:val="single"/>
+          </w:rPr>
+          <w:t>9.1–6</w:t>
+        </w:r>
+      </w:hyperlink>
+      <w:r>
+        <w:rPr>
+          <w:lang w:val="fr_FR" w:bidi="fr_FR"/>
+        </w:rPr>
+        <w:t>).</w:t>
+      </w:r>
+      <w:r>
+        <w:rPr>
+          <w:lang w:val="fr_FR" w:bidi="fr_FR"/>
+        </w:rPr>
+      </w:r>
+      <w:r>
+        <w:rPr>
+          <w:lang w:val="fr_FR" w:bidi="fr_FR"/>
+        </w:rPr>
+      </w:r>
+    </w:p>
+    <w:p>
+      <w:pPr/>
+      <w:r>
+        <w:rPr>
+          <w:lang w:val="fr_FR" w:bidi="fr_FR"/>
+        </w:rPr>
       </w:r>
     </w:p>
     <w:p>
       <w:pPr>
-        <w:pStyle w:val="Heading3"/>
+        <w:pStyle w:val="Heading2"/>
       </w:pPr>
       <w:r>
         <w:rPr>
           <w:lang w:val="fr_FR" w:bidi="fr_FR"/>
         </w:rPr>
-        <w:t>Quelle est l'histoire du livre d'Osée ?</w:t>
-      </w:r>
-    </w:p>
-    <w:p>
-      <w:pPr/>
-      <w:r>
-        <w:rPr>
-          <w:lang w:val="fr_FR" w:bidi="fr_FR"/>
-        </w:rPr>
-      </w:r>
-      <w:r>
-        <w:rPr>
-          <w:lang w:val="fr_FR" w:bidi="fr_FR"/>
-        </w:rPr>
-        <w:t>Osée a vécu durant la période prospère du royaume du nord d'Israël sous le règne du roi Jéroboam II, de 793 à 753 av. J.‑C. Il a également été témoin de sa défaite et de la déportation du peuple après l'invasion assyrienne en 722 av. J.‑C.</w:t>
-      </w:r>
-    </w:p>
-    <w:p>
-      <w:pPr/>
-      <w:r>
-        <w:rPr>
-          <w:lang w:val="fr_FR" w:bidi="fr_FR"/>
-        </w:rPr>
-      </w:r>
-      <w:hyperlink r:id="rId687">
-        <w:r>
-          <w:rPr>
-            <w:lang w:val="fr_FR" w:bidi="fr_FR"/>
-          </w:rPr>
-          <w:rPr>
-            <w:color w:val="0000EE"/>
-            <w:u w:val="single"/>
-          </w:rPr>
-          <w:t>Osée 1.1</w:t>
-        </w:r>
-      </w:hyperlink>
-      <w:r>
-        <w:rPr>
-          <w:lang w:val="fr_FR" w:bidi="fr_FR"/>
-        </w:rPr>
-        <w:t xml:space="preserve"> mentionne les rois de Juda suivants :</w:t>
+        <w:t>Oracle</w:t>
+      </w:r>
+      <w:r>
+        <w:rPr>
+          <w:lang w:val="fr_FR" w:bidi="fr_FR"/>
+        </w:rPr>
+      </w:r>
+    </w:p>
+    <w:p>
+      <w:pPr/>
+      <w:r>
+        <w:rPr>
+          <w:lang w:val="fr_FR" w:bidi="fr_FR"/>
+        </w:rPr>
+      </w:r>
+      <w:r>
+        <w:rPr>
+          <w:lang w:val="fr_FR" w:bidi="fr_FR"/>
+        </w:rPr>
+        <w:t>Un oracle est un message divin de Dieu transmis par l'intermédiaire d'un porte-parole (comme un prophète, un prêtre ou un roi). Les oracles annoncent généralement des bénédictions, fournissent des instructions ou déclarent des jugements.</w:t>
+      </w:r>
+    </w:p>
+    <w:p>
+      <w:pPr/>
+      <w:r>
+        <w:rPr>
+          <w:lang w:val="fr_FR" w:bidi="fr_FR"/>
+        </w:rPr>
+      </w:r>
+      <w:r>
+        <w:rPr>
+          <w:lang w:val="fr_FR" w:bidi="fr_FR"/>
+        </w:rPr>
+        <w:t>Lorsque Balak a demandé à Balaam de prononcer une malédiction contre Israël, Balaam a plutôt prononcé un oracle de bénédiction (</w:t>
+      </w:r>
+      <w:hyperlink r:id="rId599">
+        <w:r>
+          <w:rPr>
+            <w:lang w:val="fr_FR" w:bidi="fr_FR"/>
+          </w:rPr>
+          <w:rPr>
+            <w:color w:val="0000EE"/>
+            <w:u w:val="single"/>
+          </w:rPr>
+          <w:t>Nb 24.3–16</w:t>
+        </w:r>
+      </w:hyperlink>
+      <w:r>
+        <w:rPr>
+          <w:lang w:val="fr_FR" w:bidi="fr_FR"/>
+        </w:rPr>
+        <w:t xml:space="preserve">). Dieu a instruit Moïse par des « </w:t>
+      </w:r>
+      <w:r>
+        <w:rPr>
+          <w:lang w:val="fr_FR" w:bidi="fr_FR"/>
+        </w:rPr>
+        <w:t>oracles vivants</w:t>
+      </w:r>
+      <w:r>
+        <w:rPr>
+          <w:lang w:val="fr_FR" w:bidi="fr_FR"/>
+        </w:rPr>
+        <w:t xml:space="preserve"> » (</w:t>
+      </w:r>
+      <w:hyperlink r:id="rId600">
+        <w:r>
+          <w:rPr>
+            <w:lang w:val="fr_FR" w:bidi="fr_FR"/>
+          </w:rPr>
+          <w:rPr>
+            <w:color w:val="0000EE"/>
+            <w:u w:val="single"/>
+          </w:rPr>
+          <w:t>Ac 7.38</w:t>
+        </w:r>
+      </w:hyperlink>
+      <w:r>
+        <w:rPr>
+          <w:lang w:val="fr_FR" w:bidi="fr_FR"/>
+        </w:rPr>
+        <w:t>). Dieu a confié ces messages au peuple juif (</w:t>
+      </w:r>
+      <w:hyperlink r:id="rId601">
+        <w:r>
+          <w:rPr>
+            <w:lang w:val="fr_FR" w:bidi="fr_FR"/>
+          </w:rPr>
+          <w:rPr>
+            <w:color w:val="0000EE"/>
+            <w:u w:val="single"/>
+          </w:rPr>
+          <w:t>Rm 3.2</w:t>
+        </w:r>
+      </w:hyperlink>
+      <w:r>
+        <w:rPr>
+          <w:lang w:val="fr_FR" w:bidi="fr_FR"/>
+        </w:rPr>
+        <w:t>).</w:t>
+      </w:r>
+    </w:p>
+    <w:p>
+      <w:pPr/>
+      <w:r>
+        <w:rPr>
+          <w:lang w:val="fr_FR" w:bidi="fr_FR"/>
+        </w:rPr>
+      </w:r>
+      <w:r>
+        <w:rPr>
+          <w:lang w:val="fr_FR" w:bidi="fr_FR"/>
+        </w:rPr>
+        <w:t>Le livre des Proverbes contient deux oracles de sagesse : l'un d'Agur, qui était le fils de Jaké (</w:t>
+      </w:r>
+      <w:hyperlink r:id="rId602">
+        <w:r>
+          <w:rPr>
+            <w:lang w:val="fr_FR" w:bidi="fr_FR"/>
+          </w:rPr>
+          <w:rPr>
+            <w:color w:val="0000EE"/>
+            <w:u w:val="single"/>
+          </w:rPr>
+          <w:t>Pr 30.1</w:t>
+        </w:r>
+      </w:hyperlink>
+      <w:r>
+        <w:rPr>
+          <w:lang w:val="fr_FR" w:bidi="fr_FR"/>
+        </w:rPr>
+        <w:t>), et un autre du roi Lemuel (</w:t>
+      </w:r>
+      <w:hyperlink r:id="rId603">
+        <w:r>
+          <w:rPr>
+            <w:lang w:val="fr_FR" w:bidi="fr_FR"/>
+          </w:rPr>
+          <w:rPr>
+            <w:color w:val="0000EE"/>
+            <w:u w:val="single"/>
+          </w:rPr>
+          <w:t>Pr 31.1</w:t>
+        </w:r>
+      </w:hyperlink>
+      <w:r>
+        <w:rPr>
+          <w:lang w:val="fr_FR" w:bidi="fr_FR"/>
+        </w:rPr>
+        <w:t>).</w:t>
+      </w:r>
+    </w:p>
+    <w:p>
+      <w:pPr/>
+      <w:r>
+        <w:rPr>
+          <w:lang w:val="fr_FR" w:bidi="fr_FR"/>
+        </w:rPr>
+      </w:r>
+      <w:r>
+        <w:rPr>
+          <w:lang w:val="fr_FR" w:bidi="fr_FR"/>
+        </w:rPr>
+        <w:t>La Bible énumère des oracles de jugement prononcés contre les rois Joram d'Israël (</w:t>
+      </w:r>
+      <w:hyperlink r:id="rId604">
+        <w:r>
+          <w:rPr>
+            <w:lang w:val="fr_FR" w:bidi="fr_FR"/>
+          </w:rPr>
+          <w:rPr>
+            <w:color w:val="0000EE"/>
+            <w:u w:val="single"/>
+          </w:rPr>
+          <w:t>2R 9.25</w:t>
+        </w:r>
+      </w:hyperlink>
+      <w:r>
+        <w:rPr>
+          <w:lang w:val="fr_FR" w:bidi="fr_FR"/>
+        </w:rPr>
+        <w:t>) et Joas de Juda (</w:t>
+      </w:r>
+      <w:hyperlink r:id="rId605">
+        <w:r>
+          <w:rPr>
+            <w:lang w:val="fr_FR" w:bidi="fr_FR"/>
+          </w:rPr>
+          <w:rPr>
+            <w:color w:val="0000EE"/>
+            <w:u w:val="single"/>
+          </w:rPr>
+          <w:t>2Ch 24.27</w:t>
+        </w:r>
+      </w:hyperlink>
+      <w:r>
+        <w:rPr>
+          <w:lang w:val="fr_FR" w:bidi="fr_FR"/>
+        </w:rPr>
+        <w:t>). Les prophètes parlaient souvent d'oracles contre les nations qui faisaient le mal :</w:t>
       </w:r>
     </w:p>
     <w:p>
@@ -22935,7 +20549,43 @@
         <w:rPr>
           <w:lang w:val="fr_FR" w:bidi="fr_FR"/>
         </w:rPr>
-        <w:t>Ozias</w:t>
+        <w:t>Ésaïe a prononcé des oracles contre Babylone (</w:t>
+      </w:r>
+      <w:hyperlink r:id="rId606">
+        <w:r>
+          <w:rPr>
+            <w:lang w:val="fr_FR" w:bidi="fr_FR"/>
+          </w:rPr>
+          <w:rPr>
+            <w:color w:val="0000EE"/>
+            <w:u w:val="single"/>
+          </w:rPr>
+          <w:t>Es 13.1</w:t>
+        </w:r>
+      </w:hyperlink>
+      <w:r>
+        <w:rPr>
+          <w:lang w:val="fr_FR" w:bidi="fr_FR"/>
+        </w:rPr>
+        <w:t xml:space="preserve"> ; </w:t>
+      </w:r>
+      <w:hyperlink r:id="rId607">
+        <w:r>
+          <w:rPr>
+            <w:lang w:val="fr_FR" w:bidi="fr_FR"/>
+          </w:rPr>
+          <w:rPr>
+            <w:color w:val="0000EE"/>
+            <w:u w:val="single"/>
+          </w:rPr>
+          <w:t>21.1</w:t>
+        </w:r>
+      </w:hyperlink>
+      <w:r>
+        <w:rPr>
+          <w:lang w:val="fr_FR" w:bidi="fr_FR"/>
+        </w:rPr>
+        <w:t>)</w:t>
       </w:r>
     </w:p>
     <w:p>
@@ -22953,7 +20603,25 @@
         <w:rPr>
           <w:lang w:val="fr_FR" w:bidi="fr_FR"/>
         </w:rPr>
-        <w:t>Jotham</w:t>
+        <w:t>Ésaïe a prononcé des oracles contre Damas (</w:t>
+      </w:r>
+      <w:hyperlink r:id="rId608">
+        <w:r>
+          <w:rPr>
+            <w:lang w:val="fr_FR" w:bidi="fr_FR"/>
+          </w:rPr>
+          <w:rPr>
+            <w:color w:val="0000EE"/>
+            <w:u w:val="single"/>
+          </w:rPr>
+          <w:t>17.1</w:t>
+        </w:r>
+      </w:hyperlink>
+      <w:r>
+        <w:rPr>
+          <w:lang w:val="fr_FR" w:bidi="fr_FR"/>
+        </w:rPr>
+        <w:t>)</w:t>
       </w:r>
     </w:p>
     <w:p>
@@ -22971,7 +20639,25 @@
         <w:rPr>
           <w:lang w:val="fr_FR" w:bidi="fr_FR"/>
         </w:rPr>
-        <w:t>Achaz</w:t>
+        <w:t>Ésaïe a prononcé des oracles contre l'Égypte (</w:t>
+      </w:r>
+      <w:hyperlink r:id="rId609">
+        <w:r>
+          <w:rPr>
+            <w:lang w:val="fr_FR" w:bidi="fr_FR"/>
+          </w:rPr>
+          <w:rPr>
+            <w:color w:val="0000EE"/>
+            <w:u w:val="single"/>
+          </w:rPr>
+          <w:t>19.1</w:t>
+        </w:r>
+      </w:hyperlink>
+      <w:r>
+        <w:rPr>
+          <w:lang w:val="fr_FR" w:bidi="fr_FR"/>
+        </w:rPr>
+        <w:t>)</w:t>
       </w:r>
     </w:p>
     <w:p>
@@ -22989,21 +20675,25 @@
         <w:rPr>
           <w:lang w:val="fr_FR" w:bidi="fr_FR"/>
         </w:rPr>
-        <w:t>Ézéchias</w:t>
-      </w:r>
-    </w:p>
-    <w:p>
-      <w:pPr/>
-      <w:r>
-        <w:rPr>
-          <w:lang w:val="fr_FR" w:bidi="fr_FR"/>
-        </w:rPr>
-      </w:r>
-      <w:r>
-        <w:rPr>
-          <w:lang w:val="fr_FR" w:bidi="fr_FR"/>
-        </w:rPr>
-        <w:t>Ce verset mentionne également deux rois d'Israël :</w:t>
+        <w:t>Ésaïe a prononcé des oracles contre Jérusalem (</w:t>
+      </w:r>
+      <w:hyperlink r:id="rId610">
+        <w:r>
+          <w:rPr>
+            <w:lang w:val="fr_FR" w:bidi="fr_FR"/>
+          </w:rPr>
+          <w:rPr>
+            <w:color w:val="0000EE"/>
+            <w:u w:val="single"/>
+          </w:rPr>
+          <w:t>22.1</w:t>
+        </w:r>
+      </w:hyperlink>
+      <w:r>
+        <w:rPr>
+          <w:lang w:val="fr_FR" w:bidi="fr_FR"/>
+        </w:rPr>
+        <w:t>)</w:t>
       </w:r>
     </w:p>
     <w:p>
@@ -23021,7 +20711,25 @@
         <w:rPr>
           <w:lang w:val="fr_FR" w:bidi="fr_FR"/>
         </w:rPr>
-        <w:t>Joas</w:t>
+        <w:t>Ésaïe a prononcé des oracles contre Moab (</w:t>
+      </w:r>
+      <w:hyperlink r:id="rId611">
+        <w:r>
+          <w:rPr>
+            <w:lang w:val="fr_FR" w:bidi="fr_FR"/>
+          </w:rPr>
+          <w:rPr>
+            <w:color w:val="0000EE"/>
+            <w:u w:val="single"/>
+          </w:rPr>
+          <w:t>15.1</w:t>
+        </w:r>
+      </w:hyperlink>
+      <w:r>
+        <w:rPr>
+          <w:lang w:val="fr_FR" w:bidi="fr_FR"/>
+        </w:rPr>
+        <w:t>)</w:t>
       </w:r>
     </w:p>
     <w:p>
@@ -23039,35 +20747,2123 @@
         <w:rPr>
           <w:lang w:val="fr_FR" w:bidi="fr_FR"/>
         </w:rPr>
-        <w:t>Jéroboam</w:t>
-      </w:r>
-    </w:p>
-    <w:p>
-      <w:pPr/>
-      <w:r>
-        <w:rPr>
-          <w:lang w:val="fr_FR" w:bidi="fr_FR"/>
-        </w:rPr>
-      </w:r>
-      <w:r>
-        <w:rPr>
-          <w:lang w:val="fr_FR" w:bidi="fr_FR"/>
-        </w:rPr>
-        <w:t>Ozias a régné en même temps que Joas et Jéroboam. Achaz était le roi de Juda lorsque l'Assyrie a capturé Israël. Ézéchias pourrait avoir régné aux côtés d'Achaz pendant la captivité assyrienne.</w:t>
-      </w:r>
-    </w:p>
-    <w:p>
-      <w:pPr/>
-      <w:r>
-        <w:rPr>
-          <w:lang w:val="fr_FR" w:bidi="fr_FR"/>
-        </w:rPr>
-      </w:r>
-      <w:r>
-        <w:rPr>
-          <w:lang w:val="fr_FR" w:bidi="fr_FR"/>
-        </w:rPr>
-        <w:t>Jéroboam a régné sur Israël pendant quarante-et-un ans, suivant les mauvaises voies de son père, Nebath (</w:t>
+        <w:t>Ésaïe a prononcé des oracles contre la Philistie (</w:t>
+      </w:r>
+      <w:hyperlink r:id="rId612">
+        <w:r>
+          <w:rPr>
+            <w:lang w:val="fr_FR" w:bidi="fr_FR"/>
+          </w:rPr>
+          <w:rPr>
+            <w:color w:val="0000EE"/>
+            <w:u w:val="single"/>
+          </w:rPr>
+          <w:t>14.28</w:t>
+        </w:r>
+      </w:hyperlink>
+      <w:r>
+        <w:rPr>
+          <w:lang w:val="fr_FR" w:bidi="fr_FR"/>
+        </w:rPr>
+        <w:t>)</w:t>
+      </w:r>
+    </w:p>
+    <w:p>
+      <w:pPr>
+        <w:pStyle w:val="ListBullet"/>
+        <w:spacing w:line="240" w:lineRule="auto"/>
+        <w:ind w:left="720"/>
+      </w:pPr>
+      <w:r>
+        <w:rPr>
+          <w:lang w:val="fr_FR" w:bidi="fr_FR"/>
+        </w:rPr>
+      </w:r>
+      <w:r>
+        <w:rPr>
+          <w:lang w:val="fr_FR" w:bidi="fr_FR"/>
+        </w:rPr>
+        <w:t>Ésaïe a prononcé des oracles contre Tyr (</w:t>
+      </w:r>
+      <w:hyperlink r:id="rId613">
+        <w:r>
+          <w:rPr>
+            <w:lang w:val="fr_FR" w:bidi="fr_FR"/>
+          </w:rPr>
+          <w:rPr>
+            <w:color w:val="0000EE"/>
+            <w:u w:val="single"/>
+          </w:rPr>
+          <w:t>23.1</w:t>
+        </w:r>
+      </w:hyperlink>
+      <w:r>
+        <w:rPr>
+          <w:lang w:val="fr_FR" w:bidi="fr_FR"/>
+        </w:rPr>
+        <w:t>)</w:t>
+      </w:r>
+    </w:p>
+    <w:p>
+      <w:pPr>
+        <w:pStyle w:val="ListBullet"/>
+        <w:spacing w:line="240" w:lineRule="auto"/>
+        <w:ind w:left="720"/>
+      </w:pPr>
+      <w:r>
+        <w:rPr>
+          <w:lang w:val="fr_FR" w:bidi="fr_FR"/>
+        </w:rPr>
+      </w:r>
+      <w:r>
+        <w:rPr>
+          <w:lang w:val="fr_FR" w:bidi="fr_FR"/>
+        </w:rPr>
+        <w:t>Nahum a prononcé des oracles contre Ninive (</w:t>
+      </w:r>
+      <w:hyperlink r:id="rId614">
+        <w:r>
+          <w:rPr>
+            <w:lang w:val="fr_FR" w:bidi="fr_FR"/>
+          </w:rPr>
+          <w:rPr>
+            <w:color w:val="0000EE"/>
+            <w:u w:val="single"/>
+          </w:rPr>
+          <w:t>Na 1.1</w:t>
+        </w:r>
+      </w:hyperlink>
+      <w:r>
+        <w:rPr>
+          <w:lang w:val="fr_FR" w:bidi="fr_FR"/>
+        </w:rPr>
+        <w:t>)</w:t>
+      </w:r>
+    </w:p>
+    <w:p>
+      <w:pPr>
+        <w:pStyle w:val="ListBullet"/>
+        <w:spacing w:line="240" w:lineRule="auto"/>
+        <w:ind w:left="720"/>
+      </w:pPr>
+      <w:r>
+        <w:rPr>
+          <w:lang w:val="fr_FR" w:bidi="fr_FR"/>
+        </w:rPr>
+      </w:r>
+      <w:r>
+        <w:rPr>
+          <w:lang w:val="fr_FR" w:bidi="fr_FR"/>
+        </w:rPr>
+        <w:t>Habacuc a prononcé des oracles contre Juda (</w:t>
+      </w:r>
+      <w:hyperlink r:id="rId615">
+        <w:r>
+          <w:rPr>
+            <w:lang w:val="fr_FR" w:bidi="fr_FR"/>
+          </w:rPr>
+          <w:rPr>
+            <w:color w:val="0000EE"/>
+            <w:u w:val="single"/>
+          </w:rPr>
+          <w:t>Ha 1.1</w:t>
+        </w:r>
+      </w:hyperlink>
+      <w:r>
+        <w:rPr>
+          <w:lang w:val="fr_FR" w:bidi="fr_FR"/>
+        </w:rPr>
+        <w:t>)</w:t>
+      </w:r>
+    </w:p>
+    <w:p>
+      <w:pPr>
+        <w:pStyle w:val="ListBullet"/>
+        <w:spacing w:line="240" w:lineRule="auto"/>
+        <w:ind w:left="720"/>
+      </w:pPr>
+      <w:r>
+        <w:rPr>
+          <w:lang w:val="fr_FR" w:bidi="fr_FR"/>
+        </w:rPr>
+      </w:r>
+      <w:r>
+        <w:rPr>
+          <w:lang w:val="fr_FR" w:bidi="fr_FR"/>
+        </w:rPr>
+        <w:t>Malachie a prononcé des oracles contre Israël (</w:t>
+      </w:r>
+      <w:hyperlink r:id="rId616">
+        <w:r>
+          <w:rPr>
+            <w:lang w:val="fr_FR" w:bidi="fr_FR"/>
+          </w:rPr>
+          <w:rPr>
+            <w:color w:val="0000EE"/>
+            <w:u w:val="single"/>
+          </w:rPr>
+          <w:t>Ml 1.1</w:t>
+        </w:r>
+      </w:hyperlink>
+      <w:r>
+        <w:rPr>
+          <w:lang w:val="fr_FR" w:bidi="fr_FR"/>
+        </w:rPr>
+        <w:t>)</w:t>
+      </w:r>
+    </w:p>
+    <w:p>
+      <w:pPr/>
+      <w:r>
+        <w:rPr>
+          <w:lang w:val="fr_FR" w:bidi="fr_FR"/>
+        </w:rPr>
+      </w:r>
+      <w:r>
+        <w:rPr>
+          <w:lang w:val="fr_FR" w:bidi="fr_FR"/>
+        </w:rPr>
+        <w:t>Parfois, de faux prophètes donnaient des oracles faux et trompeurs (</w:t>
+      </w:r>
+      <w:hyperlink r:id="rId617">
+        <w:r>
+          <w:rPr>
+            <w:lang w:val="fr_FR" w:bidi="fr_FR"/>
+          </w:rPr>
+          <w:rPr>
+            <w:color w:val="0000EE"/>
+            <w:u w:val="single"/>
+          </w:rPr>
+          <w:t>Lm 2.14</w:t>
+        </w:r>
+      </w:hyperlink>
+      <w:r>
+        <w:rPr>
+          <w:lang w:val="fr_FR" w:bidi="fr_FR"/>
+        </w:rPr>
+        <w:t>).</w:t>
+      </w:r>
+    </w:p>
+    <w:p>
+      <w:pPr/>
+      <w:r>
+        <w:rPr>
+          <w:lang w:val="fr_FR" w:bidi="fr_FR"/>
+        </w:rPr>
+      </w:r>
+      <w:r>
+        <w:rPr>
+          <w:i/>
+          <w:lang w:val="fr_FR" w:bidi="fr_FR"/>
+        </w:rPr>
+        <w:t>Voir aussi</w:t>
+      </w:r>
+      <w:r>
+        <w:rPr>
+          <w:lang w:val="fr_FR" w:bidi="fr_FR"/>
+        </w:rPr>
+        <w:t xml:space="preserve"> </w:t>
+      </w:r>
+      <w:r>
+        <w:rPr>
+          <w:lang w:val="fr_FR" w:bidi="fr_FR"/>
+        </w:rPr>
+        <w:t>Prophétie</w:t>
+      </w:r>
+      <w:r>
+        <w:rPr>
+          <w:lang w:val="fr_FR" w:bidi="fr_FR"/>
+        </w:rPr>
+        <w:t>.</w:t>
+      </w:r>
+      <w:r>
+        <w:rPr>
+          <w:lang w:val="fr_FR" w:bidi="fr_FR"/>
+        </w:rPr>
+      </w:r>
+      <w:r>
+        <w:rPr>
+          <w:lang w:val="fr_FR" w:bidi="fr_FR"/>
+        </w:rPr>
+      </w:r>
+    </w:p>
+    <w:p>
+      <w:pPr/>
+      <w:r>
+        <w:rPr>
+          <w:lang w:val="fr_FR" w:bidi="fr_FR"/>
+        </w:rPr>
+      </w:r>
+    </w:p>
+    <w:p>
+      <w:pPr>
+        <w:pStyle w:val="Heading2"/>
+      </w:pPr>
+      <w:r>
+        <w:rPr>
+          <w:lang w:val="fr_FR" w:bidi="fr_FR"/>
+        </w:rPr>
+        <w:t>Oreb</w:t>
+      </w:r>
+      <w:r>
+        <w:rPr>
+          <w:lang w:val="fr_FR" w:bidi="fr_FR"/>
+        </w:rPr>
+      </w:r>
+    </w:p>
+    <w:p>
+      <w:pPr/>
+      <w:r>
+        <w:rPr>
+          <w:lang w:val="fr_FR" w:bidi="fr_FR"/>
+        </w:rPr>
+      </w:r>
+      <w:r>
+        <w:rPr>
+          <w:lang w:val="fr_FR" w:bidi="fr_FR"/>
+        </w:rPr>
+        <w:t>Un des deux chefs madianites (l'autre étant Zeeb) fut sera à mort par des hommes de la tribu d'Éphraïm (</w:t>
+      </w:r>
+      <w:hyperlink r:id="rId618">
+        <w:r>
+          <w:rPr>
+            <w:lang w:val="fr_FR" w:bidi="fr_FR"/>
+          </w:rPr>
+          <w:rPr>
+            <w:color w:val="0000EE"/>
+            <w:u w:val="single"/>
+          </w:rPr>
+          <w:t>Jg 7.25</w:t>
+        </w:r>
+      </w:hyperlink>
+      <w:r>
+        <w:rPr>
+          <w:lang w:val="fr_FR" w:bidi="fr_FR"/>
+        </w:rPr>
+        <w:t>). Cette exécution aura lieu lors de l'attaque surprise de Gédéon sur le campement madianite à la colline de Moré dans la vallée de Jizreel. La ligne de retraite des Madianites vers l'est les obligeait à traverser de nouveau le Jourdain. Gédéon enverra un message aux Éphraïmites leur indiquant de s'emparer des passages à gué sur le fleuve afin d'empêcher les Madianites de s'échapper. Les Éphraïmites, suivant les ordres, intercepteront un contingent de Madianites en fuite, incluant les chefs éminents Oreb et Zeeb. Ils décapiteront ces derniers et enverront leurs têtes comme trophée de guerre à Gédéon, qui poursuivait alors les Madianites du côté oriental du Jourdain (</w:t>
+      </w:r>
+      <w:hyperlink r:id="rId619">
+        <w:r>
+          <w:rPr>
+            <w:lang w:val="fr_FR" w:bidi="fr_FR"/>
+          </w:rPr>
+          <w:rPr>
+            <w:color w:val="0000EE"/>
+            <w:u w:val="single"/>
+          </w:rPr>
+          <w:t>8.3</w:t>
+        </w:r>
+      </w:hyperlink>
+      <w:r>
+        <w:rPr>
+          <w:lang w:val="fr_FR" w:bidi="fr_FR"/>
+        </w:rPr>
+        <w:t>).</w:t>
+      </w:r>
+    </w:p>
+    <w:p>
+      <w:pPr/>
+      <w:r>
+        <w:rPr>
+          <w:lang w:val="fr_FR" w:bidi="fr_FR"/>
+        </w:rPr>
+      </w:r>
+      <w:r>
+        <w:rPr>
+          <w:lang w:val="fr_FR" w:bidi="fr_FR"/>
+        </w:rPr>
+        <w:t>Au cours de l'histoire ultérieure d'Israël, les morts d'Oreb et de Zeeb ont été reconnues comme un grand triomphe de Dieu sur les ennemis de son peuple. Le psalmiste implore Dieu de renverser les nobles parmi les ennemis actuels d'Israël tout comme il l'a fait avec les chefs madianites (</w:t>
+      </w:r>
+      <w:hyperlink r:id="rId620">
+        <w:r>
+          <w:rPr>
+            <w:lang w:val="fr_FR" w:bidi="fr_FR"/>
+          </w:rPr>
+          <w:rPr>
+            <w:color w:val="0000EE"/>
+            <w:u w:val="single"/>
+          </w:rPr>
+          <w:t>Ps 83.11</w:t>
+        </w:r>
+      </w:hyperlink>
+      <w:r>
+        <w:rPr>
+          <w:lang w:val="fr_FR" w:bidi="fr_FR"/>
+        </w:rPr>
+        <w:t>). Le Seigneur, parlant par son prophète Ésaïe, promettra que les Assyriens seraient renversés comme lors du massacre de Madian au rocher d'Oreb (</w:t>
+      </w:r>
+      <w:hyperlink r:id="rId621">
+        <w:r>
+          <w:rPr>
+            <w:lang w:val="fr_FR" w:bidi="fr_FR"/>
+          </w:rPr>
+          <w:rPr>
+            <w:color w:val="0000EE"/>
+            <w:u w:val="single"/>
+          </w:rPr>
+          <w:t>Es 9.4</w:t>
+        </w:r>
+      </w:hyperlink>
+      <w:r>
+        <w:rPr>
+          <w:lang w:val="fr_FR" w:bidi="fr_FR"/>
+        </w:rPr>
+        <w:t xml:space="preserve"> ; </w:t>
+      </w:r>
+      <w:hyperlink r:id="rId622">
+        <w:r>
+          <w:rPr>
+            <w:lang w:val="fr_FR" w:bidi="fr_FR"/>
+          </w:rPr>
+          <w:rPr>
+            <w:color w:val="0000EE"/>
+            <w:u w:val="single"/>
+          </w:rPr>
+          <w:t>10.26</w:t>
+        </w:r>
+      </w:hyperlink>
+      <w:r>
+        <w:rPr>
+          <w:lang w:val="fr_FR" w:bidi="fr_FR"/>
+        </w:rPr>
+        <w:t>), impliquant que la victoire antérieure représentait plus que la capture de deux chefs ; il s'agissait d'un triomphe important et stratégique de la force d'invasion madianite.</w:t>
+      </w:r>
+      <w:r>
+        <w:rPr>
+          <w:lang w:val="fr_FR" w:bidi="fr_FR"/>
+        </w:rPr>
+      </w:r>
+      <w:r>
+        <w:rPr>
+          <w:lang w:val="fr_FR" w:bidi="fr_FR"/>
+        </w:rPr>
+      </w:r>
+    </w:p>
+    <w:p>
+      <w:pPr/>
+      <w:r>
+        <w:rPr>
+          <w:lang w:val="fr_FR" w:bidi="fr_FR"/>
+        </w:rPr>
+      </w:r>
+    </w:p>
+    <w:p>
+      <w:pPr>
+        <w:pStyle w:val="Heading2"/>
+      </w:pPr>
+      <w:r>
+        <w:rPr>
+          <w:lang w:val="fr_FR" w:bidi="fr_FR"/>
+        </w:rPr>
+        <w:t>Oreb, Rocher de</w:t>
+      </w:r>
+      <w:r>
+        <w:rPr>
+          <w:lang w:val="fr_FR" w:bidi="fr_FR"/>
+        </w:rPr>
+      </w:r>
+    </w:p>
+    <w:p>
+      <w:pPr/>
+      <w:r>
+        <w:rPr>
+          <w:lang w:val="fr_FR" w:bidi="fr_FR"/>
+        </w:rPr>
+      </w:r>
+      <w:r>
+        <w:rPr>
+          <w:lang w:val="fr_FR" w:bidi="fr_FR"/>
+        </w:rPr>
+        <w:t>Lieu où les Éphraïmites ont tué le chef madianite Oreb (</w:t>
+      </w:r>
+      <w:hyperlink r:id="rId618">
+        <w:r>
+          <w:rPr>
+            <w:lang w:val="fr_FR" w:bidi="fr_FR"/>
+          </w:rPr>
+          <w:rPr>
+            <w:color w:val="0000EE"/>
+            <w:u w:val="single"/>
+          </w:rPr>
+          <w:t>Jg 7.25</w:t>
+        </w:r>
+      </w:hyperlink>
+      <w:r>
+        <w:rPr>
+          <w:lang w:val="fr_FR" w:bidi="fr_FR"/>
+        </w:rPr>
+        <w:t xml:space="preserve"> ; </w:t>
+      </w:r>
+      <w:hyperlink r:id="rId622">
+        <w:r>
+          <w:rPr>
+            <w:lang w:val="fr_FR" w:bidi="fr_FR"/>
+          </w:rPr>
+          <w:rPr>
+            <w:color w:val="0000EE"/>
+            <w:u w:val="single"/>
+          </w:rPr>
+          <w:t>Es 10.26</w:t>
+        </w:r>
+      </w:hyperlink>
+      <w:r>
+        <w:rPr>
+          <w:lang w:val="fr_FR" w:bidi="fr_FR"/>
+        </w:rPr>
+        <w:t xml:space="preserve">). </w:t>
+      </w:r>
+    </w:p>
+    <w:p>
+      <w:pPr/>
+      <w:r>
+        <w:rPr>
+          <w:lang w:val="fr_FR" w:bidi="fr_FR"/>
+        </w:rPr>
+      </w:r>
+      <w:r>
+        <w:rPr>
+          <w:i/>
+          <w:lang w:val="fr_FR" w:bidi="fr_FR"/>
+        </w:rPr>
+        <w:t>Voir</w:t>
+      </w:r>
+      <w:r>
+        <w:rPr>
+          <w:lang w:val="fr_FR" w:bidi="fr_FR"/>
+        </w:rPr>
+        <w:t xml:space="preserve"> </w:t>
+      </w:r>
+      <w:r>
+        <w:rPr>
+          <w:lang w:val="fr_FR" w:bidi="fr_FR"/>
+        </w:rPr>
+        <w:t>Oreb</w:t>
+      </w:r>
+      <w:r>
+        <w:rPr>
+          <w:lang w:val="fr_FR" w:bidi="fr_FR"/>
+        </w:rPr>
+        <w:t>.</w:t>
+      </w:r>
+      <w:r>
+        <w:rPr>
+          <w:lang w:val="fr_FR" w:bidi="fr_FR"/>
+        </w:rPr>
+      </w:r>
+      <w:r>
+        <w:rPr>
+          <w:lang w:val="fr_FR" w:bidi="fr_FR"/>
+        </w:rPr>
+      </w:r>
+    </w:p>
+    <w:p>
+      <w:pPr/>
+      <w:r>
+        <w:rPr>
+          <w:lang w:val="fr_FR" w:bidi="fr_FR"/>
+        </w:rPr>
+      </w:r>
+    </w:p>
+    <w:p>
+      <w:pPr>
+        <w:pStyle w:val="Heading2"/>
+      </w:pPr>
+      <w:r>
+        <w:rPr>
+          <w:lang w:val="fr_FR" w:bidi="fr_FR"/>
+        </w:rPr>
+        <w:t>Orfèvre</w:t>
+      </w:r>
+      <w:r>
+        <w:rPr>
+          <w:lang w:val="fr_FR" w:bidi="fr_FR"/>
+        </w:rPr>
+      </w:r>
+    </w:p>
+    <w:p>
+      <w:pPr/>
+      <w:r>
+        <w:rPr>
+          <w:lang w:val="fr_FR" w:bidi="fr_FR"/>
+        </w:rPr>
+      </w:r>
+      <w:r>
+        <w:rPr>
+          <w:lang w:val="fr_FR" w:bidi="fr_FR"/>
+        </w:rPr>
+        <w:t>Un orfèvre était un artisan qualifié qui fabriquait des objets en or. Certains fabriquaient des idoles (faux dieux) coûteuses pour que l'on les adore (</w:t>
+      </w:r>
+      <w:hyperlink r:id="rId623">
+        <w:r>
+          <w:rPr>
+            <w:lang w:val="fr_FR" w:bidi="fr_FR"/>
+          </w:rPr>
+          <w:rPr>
+            <w:color w:val="0000EE"/>
+            <w:u w:val="single"/>
+          </w:rPr>
+          <w:t>Es 40.19</w:t>
+        </w:r>
+      </w:hyperlink>
+      <w:r>
+        <w:rPr>
+          <w:lang w:val="fr_FR" w:bidi="fr_FR"/>
+        </w:rPr>
+        <w:t xml:space="preserve"> ; </w:t>
+      </w:r>
+      <w:hyperlink r:id="rId624">
+        <w:r>
+          <w:rPr>
+            <w:lang w:val="fr_FR" w:bidi="fr_FR"/>
+          </w:rPr>
+          <w:rPr>
+            <w:color w:val="0000EE"/>
+            <w:u w:val="single"/>
+          </w:rPr>
+          <w:t>41.7</w:t>
+        </w:r>
+      </w:hyperlink>
+      <w:r>
+        <w:rPr>
+          <w:lang w:val="fr_FR" w:bidi="fr_FR"/>
+        </w:rPr>
+        <w:t xml:space="preserve"> ; </w:t>
+      </w:r>
+      <w:hyperlink r:id="rId625">
+        <w:r>
+          <w:rPr>
+            <w:lang w:val="fr_FR" w:bidi="fr_FR"/>
+          </w:rPr>
+          <w:rPr>
+            <w:color w:val="0000EE"/>
+            <w:u w:val="single"/>
+          </w:rPr>
+          <w:t>46.6</w:t>
+        </w:r>
+      </w:hyperlink>
+      <w:r>
+        <w:rPr>
+          <w:lang w:val="fr_FR" w:bidi="fr_FR"/>
+        </w:rPr>
+        <w:t xml:space="preserve"> ; </w:t>
+      </w:r>
+      <w:hyperlink r:id="rId626">
+        <w:r>
+          <w:rPr>
+            <w:lang w:val="fr_FR" w:bidi="fr_FR"/>
+          </w:rPr>
+          <w:rPr>
+            <w:color w:val="0000EE"/>
+            <w:u w:val="single"/>
+          </w:rPr>
+          <w:t>Jr 10.9, 14</w:t>
+        </w:r>
+      </w:hyperlink>
+      <w:r>
+        <w:rPr>
+          <w:lang w:val="fr_FR" w:bidi="fr_FR"/>
+        </w:rPr>
+        <w:t xml:space="preserve"> ; </w:t>
+      </w:r>
+      <w:hyperlink r:id="rId627">
+        <w:r>
+          <w:rPr>
+            <w:lang w:val="fr_FR" w:bidi="fr_FR"/>
+          </w:rPr>
+          <w:rPr>
+            <w:color w:val="0000EE"/>
+            <w:u w:val="single"/>
+          </w:rPr>
+          <w:t>51.17</w:t>
+        </w:r>
+      </w:hyperlink>
+      <w:r>
+        <w:rPr>
+          <w:lang w:val="fr_FR" w:bidi="fr_FR"/>
+        </w:rPr>
+        <w:t>). D'autres créaient des objets sacrés et des revêtements en or pour le tabernacle et le temple de Salomon (</w:t>
+      </w:r>
+      <w:hyperlink r:id="rId628">
+        <w:r>
+          <w:rPr>
+            <w:lang w:val="fr_FR" w:bidi="fr_FR"/>
+          </w:rPr>
+          <w:rPr>
+            <w:color w:val="0000EE"/>
+            <w:u w:val="single"/>
+          </w:rPr>
+          <w:t>Ex 31.4</w:t>
+        </w:r>
+      </w:hyperlink>
+      <w:r>
+        <w:rPr>
+          <w:lang w:val="fr_FR" w:bidi="fr_FR"/>
+        </w:rPr>
+        <w:t xml:space="preserve"> ; </w:t>
+      </w:r>
+      <w:hyperlink r:id="rId629">
+        <w:r>
+          <w:rPr>
+            <w:lang w:val="fr_FR" w:bidi="fr_FR"/>
+          </w:rPr>
+          <w:rPr>
+            <w:color w:val="0000EE"/>
+            <w:u w:val="single"/>
+          </w:rPr>
+          <w:t>35.32</w:t>
+        </w:r>
+      </w:hyperlink>
+      <w:r>
+        <w:rPr>
+          <w:lang w:val="fr_FR" w:bidi="fr_FR"/>
+        </w:rPr>
+        <w:t xml:space="preserve"> ; </w:t>
+      </w:r>
+      <w:hyperlink r:id="rId630">
+        <w:r>
+          <w:rPr>
+            <w:lang w:val="fr_FR" w:bidi="fr_FR"/>
+          </w:rPr>
+          <w:rPr>
+            <w:color w:val="0000EE"/>
+            <w:u w:val="single"/>
+          </w:rPr>
+          <w:t>1R 6.20–35</w:t>
+        </w:r>
+      </w:hyperlink>
+      <w:r>
+        <w:rPr>
+          <w:lang w:val="fr_FR" w:bidi="fr_FR"/>
+        </w:rPr>
+        <w:t>). Après le retour du peuple d'Israël de l'exil à Babylone, les orfèvres formeront un groupe spécial de travailleurs. Ils aideront à réparer et à restaurer le temple à Jérusalem (</w:t>
+      </w:r>
+      <w:hyperlink r:id="rId631">
+        <w:r>
+          <w:rPr>
+            <w:lang w:val="fr_FR" w:bidi="fr_FR"/>
+          </w:rPr>
+          <w:rPr>
+            <w:color w:val="0000EE"/>
+            <w:u w:val="single"/>
+          </w:rPr>
+          <w:t>Né 3.8, 31–32</w:t>
+        </w:r>
+      </w:hyperlink>
+      <w:r>
+        <w:rPr>
+          <w:lang w:val="fr_FR" w:bidi="fr_FR"/>
+        </w:rPr>
+        <w:t>).</w:t>
+      </w:r>
+    </w:p>
+    <w:p>
+      <w:pPr/>
+      <w:r>
+        <w:rPr>
+          <w:lang w:val="fr_FR" w:bidi="fr_FR"/>
+        </w:rPr>
+      </w:r>
+      <w:r>
+        <w:rPr>
+          <w:i/>
+          <w:lang w:val="fr_FR" w:bidi="fr_FR"/>
+        </w:rPr>
+        <w:t>Voir aussi</w:t>
+      </w:r>
+      <w:r>
+        <w:rPr>
+          <w:lang w:val="fr_FR" w:bidi="fr_FR"/>
+        </w:rPr>
+        <w:t xml:space="preserve"> </w:t>
+      </w:r>
+      <w:r>
+        <w:rPr>
+          <w:lang w:val="fr_FR" w:bidi="fr_FR"/>
+        </w:rPr>
+        <w:t>Minéraux et métaux</w:t>
+      </w:r>
+      <w:r>
+        <w:rPr>
+          <w:lang w:val="fr_FR" w:bidi="fr_FR"/>
+        </w:rPr>
+        <w:t>.</w:t>
+      </w:r>
+      <w:r>
+        <w:rPr>
+          <w:lang w:val="fr_FR" w:bidi="fr_FR"/>
+        </w:rPr>
+      </w:r>
+      <w:r>
+        <w:rPr>
+          <w:lang w:val="fr_FR" w:bidi="fr_FR"/>
+        </w:rPr>
+      </w:r>
+    </w:p>
+    <w:p>
+      <w:pPr/>
+      <w:r>
+        <w:rPr>
+          <w:lang w:val="fr_FR" w:bidi="fr_FR"/>
+        </w:rPr>
+      </w:r>
+    </w:p>
+    <w:p>
+      <w:pPr>
+        <w:pStyle w:val="Heading2"/>
+      </w:pPr>
+      <w:r>
+        <w:rPr>
+          <w:lang w:val="fr_FR" w:bidi="fr_FR"/>
+        </w:rPr>
+        <w:t>Orfèvre, argentier</w:t>
+      </w:r>
+      <w:r>
+        <w:rPr>
+          <w:lang w:val="fr_FR" w:bidi="fr_FR"/>
+        </w:rPr>
+      </w:r>
+    </w:p>
+    <w:p>
+      <w:pPr/>
+      <w:r>
+        <w:rPr>
+          <w:lang w:val="fr_FR" w:bidi="fr_FR"/>
+        </w:rPr>
+      </w:r>
+      <w:r>
+        <w:rPr>
+          <w:lang w:val="fr_FR" w:bidi="fr_FR"/>
+        </w:rPr>
+        <w:t>Un orfèvre est une personne qui travaille l'argent pour fabriquer différents objets. Ces artisans qualifiés prennent du minerai d'argent brut, le nettoient pour éliminer les impuretés, puis le façonnent en de nombreux objets utiles.</w:t>
+      </w:r>
+    </w:p>
+    <w:p>
+      <w:pPr/>
+      <w:r>
+        <w:rPr>
+          <w:lang w:val="fr_FR" w:bidi="fr_FR"/>
+        </w:rPr>
+      </w:r>
+      <w:r>
+        <w:rPr>
+          <w:lang w:val="fr_FR" w:bidi="fr_FR"/>
+        </w:rPr>
+        <w:t>Dans la Bible, les orfèvres produisaient des instruments de musique comme des trompettes (</w:t>
+      </w:r>
+      <w:hyperlink r:id="rId632">
+        <w:r>
+          <w:rPr>
+            <w:lang w:val="fr_FR" w:bidi="fr_FR"/>
+          </w:rPr>
+          <w:rPr>
+            <w:color w:val="0000EE"/>
+            <w:u w:val="single"/>
+          </w:rPr>
+          <w:t>Nb 10.2</w:t>
+        </w:r>
+      </w:hyperlink>
+      <w:r>
+        <w:rPr>
+          <w:lang w:val="fr_FR" w:bidi="fr_FR"/>
+        </w:rPr>
+        <w:t>). Ils fabriquaient également des bases qui soutenaient la structure du tabernacle (</w:t>
+      </w:r>
+      <w:hyperlink r:id="rId633">
+        <w:r>
+          <w:rPr>
+            <w:lang w:val="fr_FR" w:bidi="fr_FR"/>
+          </w:rPr>
+          <w:rPr>
+            <w:color w:val="0000EE"/>
+            <w:u w:val="single"/>
+          </w:rPr>
+          <w:t>Ex 26.19–25</w:t>
+        </w:r>
+      </w:hyperlink>
+      <w:r>
+        <w:rPr>
+          <w:lang w:val="fr_FR" w:bidi="fr_FR"/>
+        </w:rPr>
+        <w:t>). Ils façonnaient des objets à utiliser dans le tabernacle et le temple (</w:t>
+      </w:r>
+      <w:hyperlink r:id="rId634">
+        <w:r>
+          <w:rPr>
+            <w:lang w:val="fr_FR" w:bidi="fr_FR"/>
+          </w:rPr>
+          <w:rPr>
+            <w:color w:val="0000EE"/>
+            <w:u w:val="single"/>
+          </w:rPr>
+          <w:t>Nb 7.13–85</w:t>
+        </w:r>
+      </w:hyperlink>
+      <w:r>
+        <w:rPr>
+          <w:lang w:val="fr_FR" w:bidi="fr_FR"/>
+        </w:rPr>
+        <w:t>).</w:t>
+      </w:r>
+    </w:p>
+    <w:p>
+      <w:pPr/>
+      <w:r>
+        <w:rPr>
+          <w:lang w:val="fr_FR" w:bidi="fr_FR"/>
+        </w:rPr>
+      </w:r>
+      <w:r>
+        <w:rPr>
+          <w:lang w:val="fr_FR" w:bidi="fr_FR"/>
+        </w:rPr>
+        <w:t>Les orfèvres fabriquaient également des ornements pour un usage privé. Certains réalisaient aussi des statues religieuses pour les cultes de fausses divinités (</w:t>
+      </w:r>
+      <w:hyperlink r:id="rId635">
+        <w:r>
+          <w:rPr>
+            <w:lang w:val="fr_FR" w:bidi="fr_FR"/>
+          </w:rPr>
+          <w:rPr>
+            <w:color w:val="0000EE"/>
+            <w:u w:val="single"/>
+          </w:rPr>
+          <w:t>Ex 20.23</w:t>
+        </w:r>
+      </w:hyperlink>
+      <w:r>
+        <w:rPr>
+          <w:lang w:val="fr_FR" w:bidi="fr_FR"/>
+        </w:rPr>
+        <w:t xml:space="preserve"> ; </w:t>
+      </w:r>
+      <w:hyperlink r:id="rId636">
+        <w:r>
+          <w:rPr>
+            <w:lang w:val="fr_FR" w:bidi="fr_FR"/>
+          </w:rPr>
+          <w:rPr>
+            <w:color w:val="0000EE"/>
+            <w:u w:val="single"/>
+          </w:rPr>
+          <w:t>Jg 17.4</w:t>
+        </w:r>
+      </w:hyperlink>
+      <w:r>
+        <w:rPr>
+          <w:lang w:val="fr_FR" w:bidi="fr_FR"/>
+        </w:rPr>
+        <w:t xml:space="preserve">). Démétrius était un orfèvre à Éphèse. Il fabriquait des sanctuaires en argent pour la déesse Diane (également appelée Artémis, </w:t>
+      </w:r>
+      <w:hyperlink r:id="rId637">
+        <w:r>
+          <w:rPr>
+            <w:lang w:val="fr_FR" w:bidi="fr_FR"/>
+          </w:rPr>
+          <w:rPr>
+            <w:color w:val="0000EE"/>
+            <w:u w:val="single"/>
+          </w:rPr>
+          <w:t>Ac 19.24</w:t>
+        </w:r>
+      </w:hyperlink>
+      <w:r>
+        <w:rPr>
+          <w:lang w:val="fr_FR" w:bidi="fr_FR"/>
+        </w:rPr>
+        <w:t>). Cette profession était bien attestée à l'époque du Nouveau Testament (</w:t>
+      </w:r>
+      <w:hyperlink r:id="rId638">
+        <w:r>
+          <w:rPr>
+            <w:lang w:val="fr_FR" w:bidi="fr_FR"/>
+          </w:rPr>
+          <w:rPr>
+            <w:color w:val="0000EE"/>
+            <w:u w:val="single"/>
+          </w:rPr>
+          <w:t>2Tm 2.20</w:t>
+        </w:r>
+      </w:hyperlink>
+      <w:r>
+        <w:rPr>
+          <w:lang w:val="fr_FR" w:bidi="fr_FR"/>
+        </w:rPr>
+        <w:t xml:space="preserve"> ; </w:t>
+      </w:r>
+      <w:hyperlink r:id="rId639">
+        <w:r>
+          <w:rPr>
+            <w:lang w:val="fr_FR" w:bidi="fr_FR"/>
+          </w:rPr>
+          <w:rPr>
+            <w:color w:val="0000EE"/>
+            <w:u w:val="single"/>
+          </w:rPr>
+          <w:t>Ap 9.20</w:t>
+        </w:r>
+      </w:hyperlink>
+      <w:r>
+        <w:rPr>
+          <w:lang w:val="fr_FR" w:bidi="fr_FR"/>
+        </w:rPr>
+        <w:t>).</w:t>
+      </w:r>
+      <w:r>
+        <w:rPr>
+          <w:lang w:val="fr_FR" w:bidi="fr_FR"/>
+        </w:rPr>
+      </w:r>
+      <w:r>
+        <w:rPr>
+          <w:lang w:val="fr_FR" w:bidi="fr_FR"/>
+        </w:rPr>
+      </w:r>
+    </w:p>
+    <w:p>
+      <w:pPr/>
+      <w:r>
+        <w:rPr>
+          <w:lang w:val="fr_FR" w:bidi="fr_FR"/>
+        </w:rPr>
+      </w:r>
+    </w:p>
+    <w:p>
+      <w:pPr>
+        <w:pStyle w:val="Heading2"/>
+      </w:pPr>
+      <w:r>
+        <w:rPr>
+          <w:lang w:val="fr_FR" w:bidi="fr_FR"/>
+        </w:rPr>
+        <w:t>Orient, Fils de l'</w:t>
+      </w:r>
+      <w:r>
+        <w:rPr>
+          <w:lang w:val="fr_FR" w:bidi="fr_FR"/>
+        </w:rPr>
+      </w:r>
+    </w:p>
+    <w:p>
+      <w:pPr/>
+      <w:r>
+        <w:rPr>
+          <w:lang w:val="fr_FR" w:bidi="fr_FR"/>
+        </w:rPr>
+      </w:r>
+      <w:r>
+        <w:rPr>
+          <w:lang w:val="fr_FR" w:bidi="fr_FR"/>
+        </w:rPr>
+        <w:t xml:space="preserve">Expression utilisée en référence aux nations qui se trouvaient à l'est d'Israël (voir par exemple </w:t>
+      </w:r>
+      <w:hyperlink r:id="rId640">
+        <w:r>
+          <w:rPr>
+            <w:lang w:val="fr_FR" w:bidi="fr_FR"/>
+          </w:rPr>
+          <w:rPr>
+            <w:color w:val="0000EE"/>
+            <w:u w:val="single"/>
+          </w:rPr>
+          <w:t>Jg 6.3</w:t>
+        </w:r>
+      </w:hyperlink>
+      <w:r>
+        <w:rPr>
+          <w:lang w:val="fr_FR" w:bidi="fr_FR"/>
+        </w:rPr>
+        <w:t xml:space="preserve">). </w:t>
+      </w:r>
+    </w:p>
+    <w:p>
+      <w:pPr/>
+      <w:r>
+        <w:rPr>
+          <w:lang w:val="fr_FR" w:bidi="fr_FR"/>
+        </w:rPr>
+      </w:r>
+      <w:r>
+        <w:rPr>
+          <w:i/>
+          <w:lang w:val="fr_FR" w:bidi="fr_FR"/>
+        </w:rPr>
+        <w:t>Voir</w:t>
+      </w:r>
+      <w:r>
+        <w:rPr>
+          <w:lang w:val="fr_FR" w:bidi="fr_FR"/>
+        </w:rPr>
+        <w:t xml:space="preserve"> </w:t>
+      </w:r>
+      <w:r>
+        <w:rPr>
+          <w:lang w:val="fr_FR" w:bidi="fr_FR"/>
+        </w:rPr>
+        <w:t>Peuple de l'orient</w:t>
+      </w:r>
+      <w:r>
+        <w:rPr>
+          <w:lang w:val="fr_FR" w:bidi="fr_FR"/>
+        </w:rPr>
+        <w:t>.</w:t>
+      </w:r>
+      <w:r>
+        <w:rPr>
+          <w:lang w:val="fr_FR" w:bidi="fr_FR"/>
+        </w:rPr>
+      </w:r>
+      <w:r>
+        <w:rPr>
+          <w:lang w:val="fr_FR" w:bidi="fr_FR"/>
+        </w:rPr>
+      </w:r>
+    </w:p>
+    <w:p>
+      <w:pPr/>
+      <w:r>
+        <w:rPr>
+          <w:lang w:val="fr_FR" w:bidi="fr_FR"/>
+        </w:rPr>
+      </w:r>
+    </w:p>
+    <w:p>
+      <w:pPr>
+        <w:pStyle w:val="Heading2"/>
+      </w:pPr>
+      <w:r>
+        <w:rPr>
+          <w:lang w:val="fr_FR" w:bidi="fr_FR"/>
+        </w:rPr>
+        <w:t>Orphelin</w:t>
+      </w:r>
+      <w:r>
+        <w:rPr>
+          <w:lang w:val="fr_FR" w:bidi="fr_FR"/>
+        </w:rPr>
+      </w:r>
+    </w:p>
+    <w:p>
+      <w:pPr/>
+      <w:r>
+        <w:rPr>
+          <w:lang w:val="fr_FR" w:bidi="fr_FR"/>
+        </w:rPr>
+      </w:r>
+      <w:r>
+        <w:rPr>
+          <w:lang w:val="fr_FR" w:bidi="fr_FR"/>
+        </w:rPr>
+        <w:t xml:space="preserve">Personne qui a perdu un ou ses deux parents, souvent à cause de la mort. Le mot vient d'une racine hébraïque signifiant « être seul » ou « endeuillé ». L'idée décrit toute personne sans protection légale dans la communauté d'alliance d'Israël. Elles sont sans protection ou dans le besoin, et particulièrement vulnérables à l'oppression. Cela désigne aussi quelqu'un qui manque des soins d'un ou des deux parents terrestres (voir </w:t>
+      </w:r>
+      <w:hyperlink r:id="rId641">
+        <w:r>
+          <w:rPr>
+            <w:lang w:val="fr_FR" w:bidi="fr_FR"/>
+          </w:rPr>
+          <w:rPr>
+            <w:color w:val="0000EE"/>
+            <w:u w:val="single"/>
+          </w:rPr>
+          <w:t>Lm 5.3</w:t>
+        </w:r>
+      </w:hyperlink>
+      <w:r>
+        <w:rPr>
+          <w:lang w:val="fr_FR" w:bidi="fr_FR"/>
+        </w:rPr>
+        <w:t>).</w:t>
+      </w:r>
+    </w:p>
+    <w:p>
+      <w:pPr/>
+      <w:r>
+        <w:rPr>
+          <w:lang w:val="fr_FR" w:bidi="fr_FR"/>
+        </w:rPr>
+      </w:r>
+      <w:r>
+        <w:rPr>
+          <w:lang w:val="fr_FR" w:bidi="fr_FR"/>
+        </w:rPr>
+        <w:t>Dieu montre une attention particulière pour les orphelins (</w:t>
+      </w:r>
+      <w:hyperlink r:id="rId642">
+        <w:r>
+          <w:rPr>
+            <w:lang w:val="fr_FR" w:bidi="fr_FR"/>
+          </w:rPr>
+          <w:rPr>
+            <w:color w:val="0000EE"/>
+            <w:u w:val="single"/>
+          </w:rPr>
+          <w:t>Ex 22.22–24</w:t>
+        </w:r>
+      </w:hyperlink>
+      <w:r>
+        <w:rPr>
+          <w:lang w:val="fr_FR" w:bidi="fr_FR"/>
+        </w:rPr>
+        <w:t xml:space="preserve"> ; </w:t>
+      </w:r>
+      <w:hyperlink r:id="rId643">
+        <w:r>
+          <w:rPr>
+            <w:lang w:val="fr_FR" w:bidi="fr_FR"/>
+          </w:rPr>
+          <w:rPr>
+            <w:color w:val="0000EE"/>
+            <w:u w:val="single"/>
+          </w:rPr>
+          <w:t>Dt 10.18</w:t>
+        </w:r>
+      </w:hyperlink>
+      <w:r>
+        <w:rPr>
+          <w:lang w:val="fr_FR" w:bidi="fr_FR"/>
+        </w:rPr>
+        <w:t xml:space="preserve"> ; </w:t>
+      </w:r>
+      <w:hyperlink r:id="rId644">
+        <w:r>
+          <w:rPr>
+            <w:lang w:val="fr_FR" w:bidi="fr_FR"/>
+          </w:rPr>
+          <w:rPr>
+            <w:color w:val="0000EE"/>
+            <w:u w:val="single"/>
+          </w:rPr>
+          <w:t>Ps 10.14, 18</w:t>
+        </w:r>
+      </w:hyperlink>
+      <w:r>
+        <w:rPr>
+          <w:lang w:val="fr_FR" w:bidi="fr_FR"/>
+        </w:rPr>
+        <w:t xml:space="preserve"> ; </w:t>
+      </w:r>
+      <w:hyperlink r:id="rId645">
+        <w:r>
+          <w:rPr>
+            <w:lang w:val="fr_FR" w:bidi="fr_FR"/>
+          </w:rPr>
+          <w:rPr>
+            <w:color w:val="0000EE"/>
+            <w:u w:val="single"/>
+          </w:rPr>
+          <w:t>27.10</w:t>
+        </w:r>
+      </w:hyperlink>
+      <w:r>
+        <w:rPr>
+          <w:lang w:val="fr_FR" w:bidi="fr_FR"/>
+        </w:rPr>
+        <w:t xml:space="preserve"> ; </w:t>
+      </w:r>
+      <w:hyperlink r:id="rId646">
+        <w:r>
+          <w:rPr>
+            <w:lang w:val="fr_FR" w:bidi="fr_FR"/>
+          </w:rPr>
+          <w:rPr>
+            <w:color w:val="0000EE"/>
+            <w:u w:val="single"/>
+          </w:rPr>
+          <w:t>68.5</w:t>
+        </w:r>
+      </w:hyperlink>
+      <w:r>
+        <w:rPr>
+          <w:lang w:val="fr_FR" w:bidi="fr_FR"/>
+        </w:rPr>
+        <w:t xml:space="preserve"> ; </w:t>
+      </w:r>
+      <w:hyperlink r:id="rId647">
+        <w:r>
+          <w:rPr>
+            <w:lang w:val="fr_FR" w:bidi="fr_FR"/>
+          </w:rPr>
+          <w:rPr>
+            <w:color w:val="0000EE"/>
+            <w:u w:val="single"/>
+          </w:rPr>
+          <w:t>146.9</w:t>
+        </w:r>
+      </w:hyperlink>
+      <w:r>
+        <w:rPr>
+          <w:lang w:val="fr_FR" w:bidi="fr_FR"/>
+        </w:rPr>
+        <w:t xml:space="preserve"> ; </w:t>
+      </w:r>
+      <w:hyperlink r:id="rId648">
+        <w:r>
+          <w:rPr>
+            <w:lang w:val="fr_FR" w:bidi="fr_FR"/>
+          </w:rPr>
+          <w:rPr>
+            <w:color w:val="0000EE"/>
+            <w:u w:val="single"/>
+          </w:rPr>
+          <w:t>Es 1.17</w:t>
+        </w:r>
+      </w:hyperlink>
+      <w:r>
+        <w:rPr>
+          <w:lang w:val="fr_FR" w:bidi="fr_FR"/>
+        </w:rPr>
+        <w:t xml:space="preserve"> ; </w:t>
+      </w:r>
+      <w:hyperlink r:id="rId649">
+        <w:r>
+          <w:rPr>
+            <w:lang w:val="fr_FR" w:bidi="fr_FR"/>
+          </w:rPr>
+          <w:rPr>
+            <w:color w:val="0000EE"/>
+            <w:u w:val="single"/>
+          </w:rPr>
+          <w:t>Os 14.3</w:t>
+        </w:r>
+      </w:hyperlink>
+      <w:r>
+        <w:rPr>
+          <w:lang w:val="fr_FR" w:bidi="fr_FR"/>
+        </w:rPr>
+        <w:t>). Les lois de l'Ancien Testament protégeaient leurs droits d'héritage (</w:t>
+      </w:r>
+      <w:hyperlink r:id="rId650">
+        <w:r>
+          <w:rPr>
+            <w:lang w:val="fr_FR" w:bidi="fr_FR"/>
+          </w:rPr>
+          <w:rPr>
+            <w:color w:val="0000EE"/>
+            <w:u w:val="single"/>
+          </w:rPr>
+          <w:t>Nb 27.7–11</w:t>
+        </w:r>
+      </w:hyperlink>
+      <w:r>
+        <w:rPr>
+          <w:lang w:val="fr_FR" w:bidi="fr_FR"/>
+        </w:rPr>
+        <w:t xml:space="preserve"> ; </w:t>
+      </w:r>
+      <w:hyperlink r:id="rId651">
+        <w:r>
+          <w:rPr>
+            <w:lang w:val="fr_FR" w:bidi="fr_FR"/>
+          </w:rPr>
+          <w:rPr>
+            <w:color w:val="0000EE"/>
+            <w:u w:val="single"/>
+          </w:rPr>
+          <w:t>Dt 24.17</w:t>
+        </w:r>
+      </w:hyperlink>
+      <w:r>
+        <w:rPr>
+          <w:lang w:val="fr_FR" w:bidi="fr_FR"/>
+        </w:rPr>
+        <w:t xml:space="preserve"> ; </w:t>
+      </w:r>
+      <w:hyperlink r:id="rId652">
+        <w:r>
+          <w:rPr>
+            <w:lang w:val="fr_FR" w:bidi="fr_FR"/>
+          </w:rPr>
+          <w:rPr>
+            <w:color w:val="0000EE"/>
+            <w:u w:val="single"/>
+          </w:rPr>
+          <w:t>Pr 23.10</w:t>
+        </w:r>
+      </w:hyperlink>
+      <w:r>
+        <w:rPr>
+          <w:lang w:val="fr_FR" w:bidi="fr_FR"/>
+        </w:rPr>
+        <w:t>). La loi leur permettait de prendre de la nourriture dans les champs et les vignobles (</w:t>
+      </w:r>
+      <w:hyperlink r:id="rId653">
+        <w:r>
+          <w:rPr>
+            <w:lang w:val="fr_FR" w:bidi="fr_FR"/>
+          </w:rPr>
+          <w:rPr>
+            <w:color w:val="0000EE"/>
+            <w:u w:val="single"/>
+          </w:rPr>
+          <w:t>Dt 24.19–21</w:t>
+        </w:r>
+      </w:hyperlink>
+      <w:r>
+        <w:rPr>
+          <w:lang w:val="fr_FR" w:bidi="fr_FR"/>
+        </w:rPr>
+        <w:t>). Elle leur permettait également de participer aux grandes fêtes annuelles (</w:t>
+      </w:r>
+      <w:hyperlink r:id="rId654">
+        <w:r>
+          <w:rPr>
+            <w:lang w:val="fr_FR" w:bidi="fr_FR"/>
+          </w:rPr>
+          <w:rPr>
+            <w:color w:val="0000EE"/>
+            <w:u w:val="single"/>
+          </w:rPr>
+          <w:t>Dt 16.11, 14</w:t>
+        </w:r>
+      </w:hyperlink>
+      <w:r>
+        <w:rPr>
+          <w:lang w:val="fr_FR" w:bidi="fr_FR"/>
+        </w:rPr>
+        <w:t>). Ils recevaient aussi une part des récoltes de la dîme collectée tous les trois ans (</w:t>
+      </w:r>
+      <w:hyperlink r:id="rId655">
+        <w:r>
+          <w:rPr>
+            <w:lang w:val="fr_FR" w:bidi="fr_FR"/>
+          </w:rPr>
+          <w:rPr>
+            <w:color w:val="0000EE"/>
+            <w:u w:val="single"/>
+          </w:rPr>
+          <w:t>Dt 14.29</w:t>
+        </w:r>
+      </w:hyperlink>
+      <w:r>
+        <w:rPr>
+          <w:lang w:val="fr_FR" w:bidi="fr_FR"/>
+        </w:rPr>
+        <w:t xml:space="preserve"> ; </w:t>
+      </w:r>
+      <w:hyperlink r:id="rId656">
+        <w:r>
+          <w:rPr>
+            <w:lang w:val="fr_FR" w:bidi="fr_FR"/>
+          </w:rPr>
+          <w:rPr>
+            <w:color w:val="0000EE"/>
+            <w:u w:val="single"/>
+          </w:rPr>
+          <w:t>26.12</w:t>
+        </w:r>
+      </w:hyperlink>
+      <w:r>
+        <w:rPr>
+          <w:lang w:val="fr_FR" w:bidi="fr_FR"/>
+        </w:rPr>
+        <w:t>). La Bible condamne fermement ceux qui maltraitent les orphelins (</w:t>
+      </w:r>
+      <w:hyperlink r:id="rId651">
+        <w:r>
+          <w:rPr>
+            <w:lang w:val="fr_FR" w:bidi="fr_FR"/>
+          </w:rPr>
+          <w:rPr>
+            <w:color w:val="0000EE"/>
+            <w:u w:val="single"/>
+          </w:rPr>
+          <w:t>Dt 24.17</w:t>
+        </w:r>
+      </w:hyperlink>
+      <w:r>
+        <w:rPr>
+          <w:lang w:val="fr_FR" w:bidi="fr_FR"/>
+        </w:rPr>
+        <w:t xml:space="preserve"> ; </w:t>
+      </w:r>
+      <w:hyperlink r:id="rId657">
+        <w:r>
+          <w:rPr>
+            <w:lang w:val="fr_FR" w:bidi="fr_FR"/>
+          </w:rPr>
+          <w:rPr>
+            <w:color w:val="0000EE"/>
+            <w:u w:val="single"/>
+          </w:rPr>
+          <w:t>27.19</w:t>
+        </w:r>
+      </w:hyperlink>
+      <w:r>
+        <w:rPr>
+          <w:lang w:val="fr_FR" w:bidi="fr_FR"/>
+        </w:rPr>
+        <w:t xml:space="preserve"> ; </w:t>
+      </w:r>
+      <w:hyperlink r:id="rId658">
+        <w:r>
+          <w:rPr>
+            <w:lang w:val="fr_FR" w:bidi="fr_FR"/>
+          </w:rPr>
+          <w:rPr>
+            <w:color w:val="0000EE"/>
+            <w:u w:val="single"/>
+          </w:rPr>
+          <w:t>Ml 3.5</w:t>
+        </w:r>
+      </w:hyperlink>
+      <w:r>
+        <w:rPr>
+          <w:lang w:val="fr_FR" w:bidi="fr_FR"/>
+        </w:rPr>
+        <w:t>).</w:t>
+      </w:r>
+    </w:p>
+    <w:p>
+      <w:pPr/>
+      <w:r>
+        <w:rPr>
+          <w:lang w:val="fr_FR" w:bidi="fr_FR"/>
+        </w:rPr>
+      </w:r>
+      <w:r>
+        <w:rPr>
+          <w:lang w:val="fr_FR" w:bidi="fr_FR"/>
+        </w:rPr>
+        <w:t>Les amis et les proches aidaient parfois les orphelins en Israël (</w:t>
+      </w:r>
+      <w:hyperlink r:id="rId659">
+        <w:r>
+          <w:rPr>
+            <w:lang w:val="fr_FR" w:bidi="fr_FR"/>
+          </w:rPr>
+          <w:rPr>
+            <w:color w:val="0000EE"/>
+            <w:u w:val="single"/>
+          </w:rPr>
+          <w:t>Jb 29.12</w:t>
+        </w:r>
+      </w:hyperlink>
+      <w:r>
+        <w:rPr>
+          <w:lang w:val="fr_FR" w:bidi="fr_FR"/>
+        </w:rPr>
+        <w:t xml:space="preserve"> ; </w:t>
+      </w:r>
+      <w:hyperlink r:id="rId660">
+        <w:r>
+          <w:rPr>
+            <w:lang w:val="fr_FR" w:bidi="fr_FR"/>
+          </w:rPr>
+          <w:rPr>
+            <w:color w:val="0000EE"/>
+            <w:u w:val="single"/>
+          </w:rPr>
+          <w:t>31.17</w:t>
+        </w:r>
+      </w:hyperlink>
+      <w:r>
+        <w:rPr>
+          <w:lang w:val="fr_FR" w:bidi="fr_FR"/>
+        </w:rPr>
+        <w:t>). Cependant, beaucoup de gens ne suivaient pas ces lois. Cet échec est illustré par les accusations des écrivains de la Bible (</w:t>
+      </w:r>
+      <w:hyperlink r:id="rId661">
+        <w:r>
+          <w:rPr>
+            <w:lang w:val="fr_FR" w:bidi="fr_FR"/>
+          </w:rPr>
+          <w:rPr>
+            <w:color w:val="0000EE"/>
+            <w:u w:val="single"/>
+          </w:rPr>
+          <w:t>Jb 6.27</w:t>
+        </w:r>
+      </w:hyperlink>
+      <w:r>
+        <w:rPr>
+          <w:lang w:val="fr_FR" w:bidi="fr_FR"/>
+        </w:rPr>
+        <w:t xml:space="preserve"> ; </w:t>
+      </w:r>
+      <w:hyperlink r:id="rId662">
+        <w:r>
+          <w:rPr>
+            <w:lang w:val="fr_FR" w:bidi="fr_FR"/>
+          </w:rPr>
+          <w:rPr>
+            <w:color w:val="0000EE"/>
+            <w:u w:val="single"/>
+          </w:rPr>
+          <w:t>22.9</w:t>
+        </w:r>
+      </w:hyperlink>
+      <w:r>
+        <w:rPr>
+          <w:lang w:val="fr_FR" w:bidi="fr_FR"/>
+        </w:rPr>
+        <w:t xml:space="preserve"> ; </w:t>
+      </w:r>
+      <w:hyperlink r:id="rId663">
+        <w:r>
+          <w:rPr>
+            <w:lang w:val="fr_FR" w:bidi="fr_FR"/>
+          </w:rPr>
+          <w:rPr>
+            <w:color w:val="0000EE"/>
+            <w:u w:val="single"/>
+          </w:rPr>
+          <w:t>24.3, 9</w:t>
+        </w:r>
+      </w:hyperlink>
+      <w:r>
+        <w:rPr>
+          <w:lang w:val="fr_FR" w:bidi="fr_FR"/>
+        </w:rPr>
+        <w:t xml:space="preserve"> ; </w:t>
+      </w:r>
+      <w:hyperlink r:id="rId664">
+        <w:r>
+          <w:rPr>
+            <w:lang w:val="fr_FR" w:bidi="fr_FR"/>
+          </w:rPr>
+          <w:rPr>
+            <w:color w:val="0000EE"/>
+            <w:u w:val="single"/>
+          </w:rPr>
+          <w:t>Ps 94.6</w:t>
+        </w:r>
+      </w:hyperlink>
+      <w:r>
+        <w:rPr>
+          <w:lang w:val="fr_FR" w:bidi="fr_FR"/>
+        </w:rPr>
+        <w:t xml:space="preserve"> ; </w:t>
+      </w:r>
+      <w:hyperlink r:id="rId665">
+        <w:r>
+          <w:rPr>
+            <w:lang w:val="fr_FR" w:bidi="fr_FR"/>
+          </w:rPr>
+          <w:rPr>
+            <w:color w:val="0000EE"/>
+            <w:u w:val="single"/>
+          </w:rPr>
+          <w:t>Es 1.23</w:t>
+        </w:r>
+      </w:hyperlink>
+      <w:r>
+        <w:rPr>
+          <w:lang w:val="fr_FR" w:bidi="fr_FR"/>
+        </w:rPr>
+        <w:t xml:space="preserve"> ; </w:t>
+      </w:r>
+      <w:hyperlink r:id="rId666">
+        <w:r>
+          <w:rPr>
+            <w:lang w:val="fr_FR" w:bidi="fr_FR"/>
+          </w:rPr>
+          <w:rPr>
+            <w:color w:val="0000EE"/>
+            <w:u w:val="single"/>
+          </w:rPr>
+          <w:t>10.2</w:t>
+        </w:r>
+      </w:hyperlink>
+      <w:r>
+        <w:rPr>
+          <w:lang w:val="fr_FR" w:bidi="fr_FR"/>
+        </w:rPr>
+        <w:t xml:space="preserve"> ; </w:t>
+      </w:r>
+      <w:hyperlink r:id="rId667">
+        <w:r>
+          <w:rPr>
+            <w:lang w:val="fr_FR" w:bidi="fr_FR"/>
+          </w:rPr>
+          <w:rPr>
+            <w:color w:val="0000EE"/>
+            <w:u w:val="single"/>
+          </w:rPr>
+          <w:t>Jr 5.28</w:t>
+        </w:r>
+      </w:hyperlink>
+      <w:r>
+        <w:rPr>
+          <w:lang w:val="fr_FR" w:bidi="fr_FR"/>
+        </w:rPr>
+        <w:t xml:space="preserve"> ; </w:t>
+      </w:r>
+      <w:hyperlink r:id="rId668">
+        <w:r>
+          <w:rPr>
+            <w:lang w:val="fr_FR" w:bidi="fr_FR"/>
+          </w:rPr>
+          <w:rPr>
+            <w:color w:val="0000EE"/>
+            <w:u w:val="single"/>
+          </w:rPr>
+          <w:t>Ez 22.7</w:t>
+        </w:r>
+      </w:hyperlink>
+      <w:r>
+        <w:rPr>
+          <w:lang w:val="fr_FR" w:bidi="fr_FR"/>
+        </w:rPr>
+        <w:t>). En conséquence, les prophètes plaidaient souvent pour un meilleur traitement des orphelins (</w:t>
+      </w:r>
+      <w:hyperlink r:id="rId669">
+        <w:r>
+          <w:rPr>
+            <w:lang w:val="fr_FR" w:bidi="fr_FR"/>
+          </w:rPr>
+          <w:rPr>
+            <w:color w:val="0000EE"/>
+            <w:u w:val="single"/>
+          </w:rPr>
+          <w:t>Jr 7.6</w:t>
+        </w:r>
+      </w:hyperlink>
+      <w:r>
+        <w:rPr>
+          <w:lang w:val="fr_FR" w:bidi="fr_FR"/>
+        </w:rPr>
+        <w:t xml:space="preserve"> ; </w:t>
+      </w:r>
+      <w:hyperlink r:id="rId670">
+        <w:r>
+          <w:rPr>
+            <w:lang w:val="fr_FR" w:bidi="fr_FR"/>
+          </w:rPr>
+          <w:rPr>
+            <w:color w:val="0000EE"/>
+            <w:u w:val="single"/>
+          </w:rPr>
+          <w:t>22.3</w:t>
+        </w:r>
+      </w:hyperlink>
+      <w:r>
+        <w:rPr>
+          <w:lang w:val="fr_FR" w:bidi="fr_FR"/>
+        </w:rPr>
+        <w:t xml:space="preserve"> ; </w:t>
+      </w:r>
+      <w:hyperlink r:id="rId671">
+        <w:r>
+          <w:rPr>
+            <w:lang w:val="fr_FR" w:bidi="fr_FR"/>
+          </w:rPr>
+          <w:rPr>
+            <w:color w:val="0000EE"/>
+            <w:u w:val="single"/>
+          </w:rPr>
+          <w:t>Za 7.10</w:t>
+        </w:r>
+      </w:hyperlink>
+      <w:r>
+        <w:rPr>
+          <w:lang w:val="fr_FR" w:bidi="fr_FR"/>
+        </w:rPr>
+        <w:t>).</w:t>
+      </w:r>
+    </w:p>
+    <w:p>
+      <w:pPr/>
+      <w:r>
+        <w:rPr>
+          <w:lang w:val="fr_FR" w:bidi="fr_FR"/>
+        </w:rPr>
+      </w:r>
+      <w:r>
+        <w:rPr>
+          <w:lang w:val="fr_FR" w:bidi="fr_FR"/>
+        </w:rPr>
+        <w:t>Le Nouveau Testament utilise le mot à deux reprises seulement. Une fois, il décrit ceux qui sont désolés ou en « détresse » (</w:t>
+      </w:r>
+      <w:hyperlink r:id="rId672">
+        <w:r>
+          <w:rPr>
+            <w:lang w:val="fr_FR" w:bidi="fr_FR"/>
+          </w:rPr>
+          <w:rPr>
+            <w:color w:val="0000EE"/>
+            <w:u w:val="single"/>
+          </w:rPr>
+          <w:t>Jn 14.18</w:t>
+        </w:r>
+      </w:hyperlink>
+      <w:r>
+        <w:rPr>
+          <w:lang w:val="fr_FR" w:bidi="fr_FR"/>
+        </w:rPr>
+        <w:t>). La deuxième utilisation décrit ceux qui ont perdu leurs parents physiques (</w:t>
+      </w:r>
+      <w:hyperlink r:id="rId673">
+        <w:r>
+          <w:rPr>
+            <w:lang w:val="fr_FR" w:bidi="fr_FR"/>
+          </w:rPr>
+          <w:rPr>
+            <w:color w:val="0000EE"/>
+            <w:u w:val="single"/>
+          </w:rPr>
+          <w:t>Jc 1.27</w:t>
+        </w:r>
+      </w:hyperlink>
+      <w:r>
+        <w:rPr>
+          <w:lang w:val="fr_FR" w:bidi="fr_FR"/>
+        </w:rPr>
+        <w:t>). Dans l'esprit d'un prophète de l'Ancien Testament, Jacques dit que la vraie religion inclut le soin des orphelins.</w:t>
+      </w:r>
+      <w:r>
+        <w:rPr>
+          <w:lang w:val="fr_FR" w:bidi="fr_FR"/>
+        </w:rPr>
+      </w:r>
+      <w:r>
+        <w:rPr>
+          <w:lang w:val="fr_FR" w:bidi="fr_FR"/>
+        </w:rPr>
+      </w:r>
+    </w:p>
+    <w:p>
+      <w:pPr/>
+      <w:r>
+        <w:rPr>
+          <w:lang w:val="fr_FR" w:bidi="fr_FR"/>
+        </w:rPr>
+      </w:r>
+    </w:p>
+    <w:p>
+      <w:pPr>
+        <w:pStyle w:val="Heading2"/>
+      </w:pPr>
+      <w:r>
+        <w:rPr>
+          <w:lang w:val="fr_FR" w:bidi="fr_FR"/>
+        </w:rPr>
+        <w:t>Os</w:t>
+      </w:r>
+      <w:r>
+        <w:rPr>
+          <w:lang w:val="fr_FR" w:bidi="fr_FR"/>
+        </w:rPr>
+      </w:r>
+    </w:p>
+    <w:p>
+      <w:pPr/>
+      <w:r>
+        <w:rPr>
+          <w:lang w:val="fr_FR" w:bidi="fr_FR"/>
+        </w:rPr>
+      </w:r>
+      <w:r>
+        <w:rPr>
+          <w:lang w:val="fr_FR" w:bidi="fr_FR"/>
+        </w:rPr>
+        <w:t>Les os sont les parties dures qui composent le squelette chez les humains et les animaux. Ils conservent leur forme originale longtemps après la mort d'une personne ou d'un animal, même après la décomposition des parties molles du corps. Pour cette raison, les gens associent souvent les os à la mort.</w:t>
+      </w:r>
+    </w:p>
+    <w:p>
+      <w:pPr/>
+      <w:r>
+        <w:rPr>
+          <w:lang w:val="fr_FR" w:bidi="fr_FR"/>
+        </w:rPr>
+      </w:r>
+      <w:r>
+        <w:rPr>
+          <w:lang w:val="fr_FR" w:bidi="fr_FR"/>
+        </w:rPr>
+        <w:t>Les anciens Israélites croyaient qu'il était très important de traiter les corps des défunts avec respect (</w:t>
+      </w:r>
+      <w:hyperlink r:id="rId674">
+        <w:r>
+          <w:rPr>
+            <w:lang w:val="fr_FR" w:bidi="fr_FR"/>
+          </w:rPr>
+          <w:rPr>
+            <w:color w:val="0000EE"/>
+            <w:u w:val="single"/>
+          </w:rPr>
+          <w:t>Gn 50.25</w:t>
+        </w:r>
+      </w:hyperlink>
+      <w:r>
+        <w:rPr>
+          <w:lang w:val="fr_FR" w:bidi="fr_FR"/>
+        </w:rPr>
+        <w:t xml:space="preserve"> ; </w:t>
+      </w:r>
+      <w:hyperlink r:id="rId675">
+        <w:r>
+          <w:rPr>
+            <w:lang w:val="fr_FR" w:bidi="fr_FR"/>
+          </w:rPr>
+          <w:rPr>
+            <w:color w:val="0000EE"/>
+            <w:u w:val="single"/>
+          </w:rPr>
+          <w:t>1S 31.11–13</w:t>
+        </w:r>
+      </w:hyperlink>
+      <w:r>
+        <w:rPr>
+          <w:lang w:val="fr_FR" w:bidi="fr_FR"/>
+        </w:rPr>
+        <w:t xml:space="preserve"> ; </w:t>
+      </w:r>
+      <w:hyperlink r:id="rId676">
+        <w:r>
+          <w:rPr>
+            <w:lang w:val="fr_FR" w:bidi="fr_FR"/>
+          </w:rPr>
+          <w:rPr>
+            <w:color w:val="0000EE"/>
+            <w:u w:val="single"/>
+          </w:rPr>
+          <w:t>2R 23.14–18</w:t>
+        </w:r>
+      </w:hyperlink>
+      <w:r>
+        <w:rPr>
+          <w:lang w:val="fr_FR" w:bidi="fr_FR"/>
+        </w:rPr>
+        <w:t xml:space="preserve"> ; </w:t>
+      </w:r>
+      <w:hyperlink r:id="rId677">
+        <w:r>
+          <w:rPr>
+            <w:lang w:val="fr_FR" w:bidi="fr_FR"/>
+          </w:rPr>
+          <w:rPr>
+            <w:color w:val="0000EE"/>
+            <w:u w:val="single"/>
+          </w:rPr>
+          <w:t>Ez 39.14–16</w:t>
+        </w:r>
+      </w:hyperlink>
+      <w:r>
+        <w:rPr>
+          <w:lang w:val="fr_FR" w:bidi="fr_FR"/>
+        </w:rPr>
+        <w:t xml:space="preserve"> ; </w:t>
+      </w:r>
+      <w:hyperlink r:id="rId678">
+        <w:r>
+          <w:rPr>
+            <w:lang w:val="fr_FR" w:bidi="fr_FR"/>
+          </w:rPr>
+          <w:rPr>
+            <w:color w:val="0000EE"/>
+            <w:u w:val="single"/>
+          </w:rPr>
+          <w:t>Am 2.1</w:t>
+        </w:r>
+      </w:hyperlink>
+      <w:r>
+        <w:rPr>
+          <w:lang w:val="fr_FR" w:bidi="fr_FR"/>
+        </w:rPr>
+        <w:t>).</w:t>
+      </w:r>
+    </w:p>
+    <w:p>
+      <w:pPr/>
+      <w:r>
+        <w:rPr>
+          <w:lang w:val="fr_FR" w:bidi="fr_FR"/>
+        </w:rPr>
+      </w:r>
+      <w:r>
+        <w:rPr>
+          <w:lang w:val="fr_FR" w:bidi="fr_FR"/>
+        </w:rPr>
+        <w:t>Dans le livre d'Ézéchiel, Dieu montre au prophète une vallée remplie d'ossements vieux et desséchés. Ces os représentaient le peuple d'Israël qui avait perdu tout espoir. Mais Dieu promet d'envoyer son Esprit et de donner une nouvelle vie à son peuple, semblable au fait de redonner vie à des os morts (</w:t>
+      </w:r>
+      <w:hyperlink r:id="rId679">
+        <w:r>
+          <w:rPr>
+            <w:lang w:val="fr_FR" w:bidi="fr_FR"/>
+          </w:rPr>
+          <w:rPr>
+            <w:color w:val="0000EE"/>
+            <w:u w:val="single"/>
+          </w:rPr>
+          <w:t>Ez 37.1–14</w:t>
+        </w:r>
+      </w:hyperlink>
+      <w:r>
+        <w:rPr>
+          <w:lang w:val="fr_FR" w:bidi="fr_FR"/>
+        </w:rPr>
+        <w:t>). Les os sont en réalité des tissus vivants dans un corps vivant. Ézéchiel parle de la manière d'aider un os fracturé à guérir (</w:t>
+      </w:r>
+      <w:hyperlink r:id="rId680">
+        <w:r>
+          <w:rPr>
+            <w:lang w:val="fr_FR" w:bidi="fr_FR"/>
+          </w:rPr>
+          <w:rPr>
+            <w:color w:val="0000EE"/>
+            <w:u w:val="single"/>
+          </w:rPr>
+          <w:t>Ez 30.21</w:t>
+        </w:r>
+      </w:hyperlink>
+      <w:r>
+        <w:rPr>
+          <w:lang w:val="fr_FR" w:bidi="fr_FR"/>
+        </w:rPr>
+        <w:t>).</w:t>
+      </w:r>
+    </w:p>
+    <w:p>
+      <w:pPr/>
+      <w:r>
+        <w:rPr>
+          <w:lang w:val="fr_FR" w:bidi="fr_FR"/>
+        </w:rPr>
+      </w:r>
+      <w:r>
+        <w:rPr>
+          <w:lang w:val="fr_FR" w:bidi="fr_FR"/>
+        </w:rPr>
+        <w:t>Lorsque les Israélites célébraient la Pâque, ils devaient sacrifier un agneau parfait. L'une des exigences était qu'aucun des os de l'agneau ne devait être brisé (</w:t>
+      </w:r>
+      <w:hyperlink r:id="rId681">
+        <w:r>
+          <w:rPr>
+            <w:lang w:val="fr_FR" w:bidi="fr_FR"/>
+          </w:rPr>
+          <w:rPr>
+            <w:color w:val="0000EE"/>
+            <w:u w:val="single"/>
+          </w:rPr>
+          <w:t>Ex 12.46</w:t>
+        </w:r>
+      </w:hyperlink>
+      <w:r>
+        <w:rPr>
+          <w:lang w:val="fr_FR" w:bidi="fr_FR"/>
+        </w:rPr>
+        <w:t xml:space="preserve"> ; </w:t>
+      </w:r>
+      <w:hyperlink r:id="rId682">
+        <w:r>
+          <w:rPr>
+            <w:lang w:val="fr_FR" w:bidi="fr_FR"/>
+          </w:rPr>
+          <w:rPr>
+            <w:color w:val="0000EE"/>
+            <w:u w:val="single"/>
+          </w:rPr>
+          <w:t>Nb 9.11–12</w:t>
+        </w:r>
+      </w:hyperlink>
+      <w:r>
+        <w:rPr>
+          <w:lang w:val="fr_FR" w:bidi="fr_FR"/>
+        </w:rPr>
+        <w:t>). Cela devient important dans le Nouveau Testament. Les soldats romains brisaient généralement les jambes des personnes crucifiées pour les faire mourir plus vite. Quand Jésus est mort sur la croix, cependant, ils n'ont pas brisé ses jambes. Cela a accompli ce que l'Ancien Testament avait écrit à propos de Jésus, qui est appelé « l'Agneau de Dieu » (</w:t>
+      </w:r>
+      <w:hyperlink r:id="rId683">
+        <w:r>
+          <w:rPr>
+            <w:lang w:val="fr_FR" w:bidi="fr_FR"/>
+          </w:rPr>
+          <w:rPr>
+            <w:color w:val="0000EE"/>
+            <w:u w:val="single"/>
+          </w:rPr>
+          <w:t>Ps 34.20</w:t>
+        </w:r>
+      </w:hyperlink>
+      <w:r>
+        <w:rPr>
+          <w:lang w:val="fr_FR" w:bidi="fr_FR"/>
+        </w:rPr>
+        <w:t xml:space="preserve"> ; </w:t>
+      </w:r>
+      <w:hyperlink r:id="rId684">
+        <w:r>
+          <w:rPr>
+            <w:lang w:val="fr_FR" w:bidi="fr_FR"/>
+          </w:rPr>
+          <w:rPr>
+            <w:color w:val="0000EE"/>
+            <w:u w:val="single"/>
+          </w:rPr>
+          <w:t>Jn 1.36</w:t>
+        </w:r>
+      </w:hyperlink>
+      <w:r>
+        <w:rPr>
+          <w:lang w:val="fr_FR" w:bidi="fr_FR"/>
+        </w:rPr>
+        <w:t xml:space="preserve"> ; </w:t>
+      </w:r>
+      <w:hyperlink r:id="rId685">
+        <w:r>
+          <w:rPr>
+            <w:lang w:val="fr_FR" w:bidi="fr_FR"/>
+          </w:rPr>
+          <w:rPr>
+            <w:color w:val="0000EE"/>
+            <w:u w:val="single"/>
+          </w:rPr>
+          <w:t>19.30–37</w:t>
+        </w:r>
+      </w:hyperlink>
+      <w:r>
+        <w:rPr>
+          <w:lang w:val="fr_FR" w:bidi="fr_FR"/>
+        </w:rPr>
+        <w:t>).</w:t>
+      </w:r>
+    </w:p>
+    <w:p>
+      <w:pPr/>
+      <w:r>
+        <w:rPr>
+          <w:lang w:val="fr_FR" w:bidi="fr_FR"/>
+        </w:rPr>
+      </w:r>
+      <w:r>
+        <w:rPr>
+          <w:lang w:val="fr_FR" w:bidi="fr_FR"/>
+        </w:rPr>
+        <w:t>Dans certaines parties de la Bible, les gens parlent des os pour décrire des sentiments forts (</w:t>
+      </w:r>
+      <w:hyperlink r:id="rId686">
+        <w:r>
+          <w:rPr>
+            <w:lang w:val="fr_FR" w:bidi="fr_FR"/>
+          </w:rPr>
+          <w:rPr>
+            <w:color w:val="0000EE"/>
+            <w:u w:val="single"/>
+          </w:rPr>
+          <w:t>Jb 2.5</w:t>
+        </w:r>
+      </w:hyperlink>
+      <w:r>
+        <w:rPr>
+          <w:lang w:val="fr_FR" w:bidi="fr_FR"/>
+        </w:rPr>
+        <w:t xml:space="preserve"> ; </w:t>
+      </w:r>
+      <w:hyperlink r:id="rId687">
+        <w:r>
+          <w:rPr>
+            <w:lang w:val="fr_FR" w:bidi="fr_FR"/>
+          </w:rPr>
+          <w:rPr>
+            <w:color w:val="0000EE"/>
+            <w:u w:val="single"/>
+          </w:rPr>
+          <w:t>19.20</w:t>
+        </w:r>
+      </w:hyperlink>
+      <w:r>
+        <w:rPr>
+          <w:lang w:val="fr_FR" w:bidi="fr_FR"/>
+        </w:rPr>
+        <w:t xml:space="preserve"> ; </w:t>
       </w:r>
       <w:hyperlink r:id="rId688">
         <w:r>
@@ -23078,14 +22874,14 @@
             <w:color w:val="0000EE"/>
             <w:u w:val="single"/>
           </w:rPr>
-          <w:t>2R 14.23–24</w:t>
-        </w:r>
-      </w:hyperlink>
-      <w:r>
-        <w:rPr>
-          <w:lang w:val="fr_FR" w:bidi="fr_FR"/>
-        </w:rPr>
-        <w:t>). Bien qu'Israël ait prospéré sous le règne de Jéroboam, la corruption gouvernementale et le déclin spirituel ont préparé la voie pour de futurs troubles, ouvrant ainsi la voie à la chute d'Israël. Les riches propriétaires terriens, incluant le roi, ont opprimé les paysans, forçant les propriétaires terriens de la classe inférieure à quitter les fermes pour les villes. Ces problèmes sociaux ont rapidement conduit à une corruption généralisée en Israël. L'anarchie a résulté de ces temps (</w:t>
+          <w:t>30.30</w:t>
+        </w:r>
+      </w:hyperlink>
+      <w:r>
+        <w:rPr>
+          <w:lang w:val="fr_FR" w:bidi="fr_FR"/>
+        </w:rPr>
+        <w:t xml:space="preserve">). La Bible utilise également l'expression « chair et os » pour montrer que les gens sont étroitement liés les uns aux autres. On disait que quelqu'un était « notre chair » et « nos os » pour dire qu'il fait partie de notre famille (voir </w:t>
       </w:r>
       <w:hyperlink r:id="rId689">
         <w:r>
@@ -23096,7 +22892,7 @@
             <w:color w:val="0000EE"/>
             <w:u w:val="single"/>
           </w:rPr>
-          <w:t>Os 4.1–2</w:t>
+          <w:t>Gn 2.23</w:t>
         </w:r>
       </w:hyperlink>
       <w:r>
@@ -23114,7 +22910,7 @@
             <w:color w:val="0000EE"/>
             <w:u w:val="single"/>
           </w:rPr>
-          <w:t>7.1–7</w:t>
+          <w:t>29.14</w:t>
         </w:r>
       </w:hyperlink>
       <w:r>
@@ -23132,25 +22928,7 @@
             <w:color w:val="0000EE"/>
             <w:u w:val="single"/>
           </w:rPr>
-          <w:t>8.3–4</w:t>
-        </w:r>
-      </w:hyperlink>
-      <w:r>
-        <w:rPr>
-          <w:lang w:val="fr_FR" w:bidi="fr_FR"/>
-        </w:rPr>
-        <w:t xml:space="preserve"> ; </w:t>
-      </w:r>
-      <w:hyperlink r:id="rId692">
-        <w:r>
-          <w:rPr>
-            <w:lang w:val="fr_FR" w:bidi="fr_FR"/>
-          </w:rPr>
-          <w:rPr>
-            <w:color w:val="0000EE"/>
-            <w:u w:val="single"/>
-          </w:rPr>
-          <w:t>9.15</w:t>
+          <w:t>Jg 9.2</w:t>
         </w:r>
       </w:hyperlink>
       <w:r>
@@ -23158,6 +22936,68 @@
           <w:lang w:val="fr_FR" w:bidi="fr_FR"/>
         </w:rPr>
         <w:t>).</w:t>
+      </w:r>
+      <w:r>
+        <w:rPr>
+          <w:lang w:val="fr_FR" w:bidi="fr_FR"/>
+        </w:rPr>
+      </w:r>
+      <w:r>
+        <w:rPr>
+          <w:lang w:val="fr_FR" w:bidi="fr_FR"/>
+        </w:rPr>
+      </w:r>
+    </w:p>
+    <w:p>
+      <w:pPr/>
+      <w:r>
+        <w:rPr>
+          <w:lang w:val="fr_FR" w:bidi="fr_FR"/>
+        </w:rPr>
+      </w:r>
+    </w:p>
+    <w:p>
+      <w:pPr>
+        <w:pStyle w:val="Heading2"/>
+      </w:pPr>
+      <w:r>
+        <w:rPr>
+          <w:lang w:val="fr_FR" w:bidi="fr_FR"/>
+        </w:rPr>
+        <w:t>Osée, Livre d'</w:t>
+      </w:r>
+      <w:r>
+        <w:rPr>
+          <w:lang w:val="fr_FR" w:bidi="fr_FR"/>
+        </w:rPr>
+      </w:r>
+    </w:p>
+    <w:p>
+      <w:pPr/>
+      <w:r>
+        <w:rPr>
+          <w:lang w:val="fr_FR" w:bidi="fr_FR"/>
+        </w:rPr>
+      </w:r>
+      <w:r>
+        <w:rPr>
+          <w:lang w:val="fr_FR" w:bidi="fr_FR"/>
+        </w:rPr>
+        <w:t>Osée est le premier des douze petits prophètes dans l'ordre traditionnel des livres de l'Ancien Testament. Il a été écrit à la fin du 8e siècle av. J.‑C.</w:t>
+      </w:r>
+    </w:p>
+    <w:p>
+      <w:pPr/>
+      <w:r>
+        <w:rPr>
+          <w:lang w:val="fr_FR" w:bidi="fr_FR"/>
+        </w:rPr>
+      </w:r>
+      <w:r>
+        <w:rPr>
+          <w:lang w:val="fr_FR" w:bidi="fr_FR"/>
+        </w:rPr>
+        <w:t>Osée a prophétisé dans le royaume du Nord d'Israël pendant ses dernières années. Il était le seul prophète à avoir vécu et prêché dans ce royaume. Dieu a choisi Osée pour exposer l'abandon généralisé de la foi et la corruption qui y régnaient. Osée a exhorté ses concitoyens à se repentir (cesser de faire le mal) et à revenir à Dieu. À travers sa propre vie, il a montré l'amour fidèle et indéfectible que Dieu avait pour Israël.</w:t>
       </w:r>
     </w:p>
     <w:p>
@@ -23168,35 +23008,215 @@
         <w:rPr>
           <w:lang w:val="fr_FR" w:bidi="fr_FR"/>
         </w:rPr>
+        <w:t>Survol</w:t>
+      </w:r>
+    </w:p>
+    <w:p>
+      <w:pPr>
+        <w:pStyle w:val="ListBullet"/>
+        <w:spacing w:line="240" w:lineRule="auto"/>
+        <w:ind w:left="720"/>
+      </w:pPr>
+      <w:r>
+        <w:rPr>
+          <w:lang w:val="fr_FR" w:bidi="fr_FR"/>
+        </w:rPr>
+      </w:r>
+      <w:r>
+        <w:rPr>
+          <w:lang w:val="fr_FR" w:bidi="fr_FR"/>
+        </w:rPr>
+        <w:t>Qui a écrit le livre d'Osée ?</w:t>
+      </w:r>
+    </w:p>
+    <w:p>
+      <w:pPr>
+        <w:pStyle w:val="ListBullet"/>
+        <w:spacing w:line="240" w:lineRule="auto"/>
+        <w:ind w:left="720"/>
+      </w:pPr>
+      <w:r>
+        <w:rPr>
+          <w:lang w:val="fr_FR" w:bidi="fr_FR"/>
+        </w:rPr>
+      </w:r>
+      <w:r>
+        <w:rPr>
+          <w:lang w:val="fr_FR" w:bidi="fr_FR"/>
+        </w:rPr>
+        <w:t>Le livre d'Osée est-il authentique ?</w:t>
+      </w:r>
+    </w:p>
+    <w:p>
+      <w:pPr>
+        <w:pStyle w:val="ListBullet"/>
+        <w:spacing w:line="240" w:lineRule="auto"/>
+        <w:ind w:left="720"/>
+      </w:pPr>
+      <w:r>
+        <w:rPr>
+          <w:lang w:val="fr_FR" w:bidi="fr_FR"/>
+        </w:rPr>
+      </w:r>
+      <w:r>
+        <w:rPr>
+          <w:lang w:val="fr_FR" w:bidi="fr_FR"/>
+        </w:rPr>
+        <w:t>Quelle est l'histoire du livre d'Osée ?</w:t>
+      </w:r>
+    </w:p>
+    <w:p>
+      <w:pPr>
+        <w:pStyle w:val="ListBullet"/>
+        <w:spacing w:line="240" w:lineRule="auto"/>
+        <w:ind w:left="720"/>
+      </w:pPr>
+      <w:r>
+        <w:rPr>
+          <w:lang w:val="fr_FR" w:bidi="fr_FR"/>
+        </w:rPr>
+      </w:r>
+      <w:r>
+        <w:rPr>
+          <w:lang w:val="fr_FR" w:bidi="fr_FR"/>
+        </w:rPr>
         <w:t>Quand le livre d'Osée a-t-il été écrit ?</w:t>
       </w:r>
     </w:p>
     <w:p>
-      <w:pPr/>
-      <w:r>
-        <w:rPr>
-          <w:lang w:val="fr_FR" w:bidi="fr_FR"/>
-        </w:rPr>
-      </w:r>
-      <w:r>
-        <w:rPr>
-          <w:lang w:val="fr_FR" w:bidi="fr_FR"/>
-        </w:rPr>
-        <w:t>Osée a commencé son travail en tant que messager de Dieu pendant le règne de Jéroboam II, de 793 à 753 av. J.‑C., et a continué jusqu'au règne d'Ézéchias de Juda, de 715 à 686 av. J.‑C.</w:t>
-      </w:r>
-    </w:p>
-    <w:p>
-      <w:pPr/>
-      <w:r>
-        <w:rPr>
-          <w:lang w:val="fr_FR" w:bidi="fr_FR"/>
-        </w:rPr>
-      </w:r>
-      <w:r>
-        <w:rPr>
-          <w:lang w:val="fr_FR" w:bidi="fr_FR"/>
-        </w:rPr>
-        <w:t>Plusieurs facteurs suggèrent qu'Osée a continué à prophétiser pendant le règne d'Osée d'Israël, de 732 à 722 av. J.‑C. :</w:t>
+      <w:pPr>
+        <w:pStyle w:val="ListBullet"/>
+        <w:spacing w:line="240" w:lineRule="auto"/>
+        <w:ind w:left="720"/>
+      </w:pPr>
+      <w:r>
+        <w:rPr>
+          <w:lang w:val="fr_FR" w:bidi="fr_FR"/>
+        </w:rPr>
+      </w:r>
+      <w:r>
+        <w:rPr>
+          <w:lang w:val="fr_FR" w:bidi="fr_FR"/>
+        </w:rPr>
+        <w:t>Où le livre d'Osée a-t-il été écrit ? Pour qui a-t-il été écrit ?</w:t>
+      </w:r>
+    </w:p>
+    <w:p>
+      <w:pPr>
+        <w:pStyle w:val="ListBullet"/>
+        <w:spacing w:line="240" w:lineRule="auto"/>
+        <w:ind w:left="720"/>
+      </w:pPr>
+      <w:r>
+        <w:rPr>
+          <w:lang w:val="fr_FR" w:bidi="fr_FR"/>
+        </w:rPr>
+      </w:r>
+      <w:r>
+        <w:rPr>
+          <w:lang w:val="fr_FR" w:bidi="fr_FR"/>
+        </w:rPr>
+        <w:t>Pourquoi le livre d'Osée a-t-il été écrit ?</w:t>
+      </w:r>
+    </w:p>
+    <w:p>
+      <w:pPr>
+        <w:pStyle w:val="ListBullet"/>
+        <w:spacing w:line="240" w:lineRule="auto"/>
+        <w:ind w:left="720"/>
+      </w:pPr>
+      <w:r>
+        <w:rPr>
+          <w:lang w:val="fr_FR" w:bidi="fr_FR"/>
+        </w:rPr>
+      </w:r>
+      <w:r>
+        <w:rPr>
+          <w:lang w:val="fr_FR" w:bidi="fr_FR"/>
+        </w:rPr>
+        <w:t>De quoi parle le livre d'Osée ?</w:t>
+      </w:r>
+    </w:p>
+    <w:p>
+      <w:pPr>
+        <w:pStyle w:val="ListBullet"/>
+        <w:spacing w:line="240" w:lineRule="auto"/>
+        <w:ind w:left="720"/>
+      </w:pPr>
+      <w:r>
+        <w:rPr>
+          <w:lang w:val="fr_FR" w:bidi="fr_FR"/>
+        </w:rPr>
+      </w:r>
+      <w:r>
+        <w:rPr>
+          <w:lang w:val="fr_FR" w:bidi="fr_FR"/>
+        </w:rPr>
+        <w:t>Quel est le message du livre d'Osée ?</w:t>
+      </w:r>
+    </w:p>
+    <w:p>
+      <w:pPr>
+        <w:pStyle w:val="Heading3"/>
+      </w:pPr>
+      <w:r>
+        <w:rPr>
+          <w:lang w:val="fr_FR" w:bidi="fr_FR"/>
+        </w:rPr>
+        <w:t>Qui a écrit le livre d'Osée ?</w:t>
+      </w:r>
+    </w:p>
+    <w:p>
+      <w:pPr/>
+      <w:r>
+        <w:rPr>
+          <w:lang w:val="fr_FR" w:bidi="fr_FR"/>
+        </w:rPr>
+      </w:r>
+      <w:r>
+        <w:rPr>
+          <w:lang w:val="fr_FR" w:bidi="fr_FR"/>
+        </w:rPr>
+        <w:t>Le ministère d'Osée a duré au moins trente-huit ans, d'environ 753 à 715 av. J.‑C. Il semblait bien instruit, qu'il ait été paysan ou issu d'une classe aisée en Israël.</w:t>
+      </w:r>
+    </w:p>
+    <w:p>
+      <w:pPr/>
+      <w:r>
+        <w:rPr>
+          <w:lang w:val="fr_FR" w:bidi="fr_FR"/>
+        </w:rPr>
+      </w:r>
+      <w:r>
+        <w:rPr>
+          <w:lang w:val="fr_FR" w:bidi="fr_FR"/>
+        </w:rPr>
+        <w:t>Le mariage d'Osée avec la prostituée Gomer était sans doute controversé à son époque. Il a également suscité une grande controverse parmi les étudiants et commentateurs de la Bible. Il est préférable de comprendre que Gomer était une prostituée bien connue. Osée a reçu l'ordre de l'épouser comme symbole de l'infidélité d'Israël et de l'amour inébranlable de Dieu pour son alliance.</w:t>
+      </w:r>
+    </w:p>
+    <w:p>
+      <w:pPr>
+        <w:pStyle w:val="Heading3"/>
+      </w:pPr>
+      <w:r>
+        <w:rPr>
+          <w:lang w:val="fr_FR" w:bidi="fr_FR"/>
+        </w:rPr>
+        <w:t>Le Livre d'Osée est-il authentique ?</w:t>
+      </w:r>
+    </w:p>
+    <w:p>
+      <w:pPr/>
+      <w:r>
+        <w:rPr>
+          <w:lang w:val="fr_FR" w:bidi="fr_FR"/>
+        </w:rPr>
+      </w:r>
+      <w:r>
+        <w:rPr>
+          <w:lang w:val="fr_FR" w:bidi="fr_FR"/>
+        </w:rPr>
+        <w:t>La plupart des chercheurs s'accordent sur l'authenticité et l'unité d'Osée. Cependant, il existe deux domaines de controverse :</w:t>
       </w:r>
     </w:p>
     <w:p>
@@ -23218,7 +23238,25 @@
         <w:rPr>
           <w:lang w:val="fr_FR" w:bidi="fr_FR"/>
         </w:rPr>
-        <w:t>« Schalman » (</w:t>
+        <w:t xml:space="preserve">Les passages qui mentionnent Juda (voir par exemple </w:t>
+      </w:r>
+      <w:hyperlink r:id="rId692">
+        <w:r>
+          <w:rPr>
+            <w:lang w:val="fr_FR" w:bidi="fr_FR"/>
+          </w:rPr>
+          <w:rPr>
+            <w:color w:val="0000EE"/>
+            <w:u w:val="single"/>
+          </w:rPr>
+          <w:t>Os 1.1, 7, 11</w:t>
+        </w:r>
+      </w:hyperlink>
+      <w:r>
+        <w:rPr>
+          <w:lang w:val="fr_FR" w:bidi="fr_FR"/>
+        </w:rPr>
+        <w:t xml:space="preserve"> ; </w:t>
       </w:r>
       <w:hyperlink r:id="rId693">
         <w:r>
@@ -23229,26 +23267,14 @@
             <w:color w:val="0000EE"/>
             <w:u w:val="single"/>
           </w:rPr>
-          <w:t>Os 10.14</w:t>
-        </w:r>
-      </w:hyperlink>
-      <w:r>
-        <w:rPr>
-          <w:lang w:val="fr_FR" w:bidi="fr_FR"/>
-        </w:rPr>
-        <w:t xml:space="preserve">) pourrait être </w:t>
-      </w:r>
-      <w:r>
-        <w:rPr>
-          <w:lang w:val="fr_FR" w:bidi="fr_FR"/>
-        </w:rPr>
-        <w:t>Salmanazar</w:t>
-      </w:r>
-      <w:r>
-        <w:rPr>
-          <w:lang w:val="fr_FR" w:bidi="fr_FR"/>
-        </w:rPr>
-        <w:t xml:space="preserve"> d'Assyrie, qui a envahi Israël au début du règne d'Osée (</w:t>
+          <w:t>4.15</w:t>
+        </w:r>
+      </w:hyperlink>
+      <w:r>
+        <w:rPr>
+          <w:lang w:val="fr_FR" w:bidi="fr_FR"/>
+        </w:rPr>
+        <w:t xml:space="preserve"> ; </w:t>
       </w:r>
       <w:hyperlink r:id="rId694">
         <w:r>
@@ -23259,7 +23285,79 @@
             <w:color w:val="0000EE"/>
             <w:u w:val="single"/>
           </w:rPr>
-          <w:t>2R 17.3</w:t>
+          <w:t>5.5, 10–14</w:t>
+        </w:r>
+      </w:hyperlink>
+      <w:r>
+        <w:rPr>
+          <w:lang w:val="fr_FR" w:bidi="fr_FR"/>
+        </w:rPr>
+        <w:t xml:space="preserve"> ; </w:t>
+      </w:r>
+      <w:hyperlink r:id="rId695">
+        <w:r>
+          <w:rPr>
+            <w:lang w:val="fr_FR" w:bidi="fr_FR"/>
+          </w:rPr>
+          <w:rPr>
+            <w:color w:val="0000EE"/>
+            <w:u w:val="single"/>
+          </w:rPr>
+          <w:t>6.4, 11</w:t>
+        </w:r>
+      </w:hyperlink>
+      <w:r>
+        <w:rPr>
+          <w:lang w:val="fr_FR" w:bidi="fr_FR"/>
+        </w:rPr>
+        <w:t xml:space="preserve"> ; </w:t>
+      </w:r>
+      <w:hyperlink r:id="rId696">
+        <w:r>
+          <w:rPr>
+            <w:lang w:val="fr_FR" w:bidi="fr_FR"/>
+          </w:rPr>
+          <w:rPr>
+            <w:color w:val="0000EE"/>
+            <w:u w:val="single"/>
+          </w:rPr>
+          <w:t>8.14</w:t>
+        </w:r>
+      </w:hyperlink>
+      <w:r>
+        <w:rPr>
+          <w:lang w:val="fr_FR" w:bidi="fr_FR"/>
+        </w:rPr>
+        <w:t xml:space="preserve"> ; </w:t>
+      </w:r>
+      <w:hyperlink r:id="rId697">
+        <w:r>
+          <w:rPr>
+            <w:lang w:val="fr_FR" w:bidi="fr_FR"/>
+          </w:rPr>
+          <w:rPr>
+            <w:color w:val="0000EE"/>
+            <w:u w:val="single"/>
+          </w:rPr>
+          <w:t>11.12</w:t>
+        </w:r>
+      </w:hyperlink>
+      <w:r>
+        <w:rPr>
+          <w:lang w:val="fr_FR" w:bidi="fr_FR"/>
+        </w:rPr>
+        <w:t xml:space="preserve"> ; </w:t>
+      </w:r>
+      <w:hyperlink r:id="rId698">
+        <w:r>
+          <w:rPr>
+            <w:lang w:val="fr_FR" w:bidi="fr_FR"/>
+          </w:rPr>
+          <w:rPr>
+            <w:color w:val="0000EE"/>
+            <w:u w:val="single"/>
+          </w:rPr>
+          <w:t>12.2</w:t>
         </w:r>
       </w:hyperlink>
       <w:r>
@@ -23284,18 +23382,18 @@
         <w:rPr>
           <w:lang w:val="fr_FR" w:bidi="fr_FR"/>
         </w:rPr>
-        <w:t>« Jareb » (</w:t>
-      </w:r>
-      <w:hyperlink r:id="rId695">
-        <w:r>
-          <w:rPr>
-            <w:lang w:val="fr_FR" w:bidi="fr_FR"/>
-          </w:rPr>
-          <w:rPr>
-            <w:color w:val="0000EE"/>
-            <w:u w:val="single"/>
-          </w:rPr>
-          <w:t>Os 5.13</w:t>
+        <w:t xml:space="preserve">Les sections qui parlent des bénédictions futures ou de la délivrance nationale (voir par exemple </w:t>
+      </w:r>
+      <w:hyperlink r:id="rId699">
+        <w:r>
+          <w:rPr>
+            <w:lang w:val="fr_FR" w:bidi="fr_FR"/>
+          </w:rPr>
+          <w:rPr>
+            <w:color w:val="0000EE"/>
+            <w:u w:val="single"/>
+          </w:rPr>
+          <w:t>Os 11.8–11</w:t>
         </w:r>
       </w:hyperlink>
       <w:r>
@@ -23304,28 +23402,107 @@
         </w:rPr>
         <w:t xml:space="preserve"> ; </w:t>
       </w:r>
-      <w:hyperlink r:id="rId696">
-        <w:r>
-          <w:rPr>
-            <w:lang w:val="fr_FR" w:bidi="fr_FR"/>
-          </w:rPr>
-          <w:rPr>
-            <w:color w:val="0000EE"/>
-            <w:u w:val="single"/>
-          </w:rPr>
-          <w:t>10.6</w:t>
-        </w:r>
-      </w:hyperlink>
-      <w:r>
-        <w:rPr>
-          <w:lang w:val="fr_FR" w:bidi="fr_FR"/>
-        </w:rPr>
-        <w:t>) pourrait se référer à Sargon II, qui a régné de 722 à 705 av. J.‑C.</w:t>
+      <w:hyperlink r:id="rId700">
+        <w:r>
+          <w:rPr>
+            <w:lang w:val="fr_FR" w:bidi="fr_FR"/>
+          </w:rPr>
+          <w:rPr>
+            <w:color w:val="0000EE"/>
+            <w:u w:val="single"/>
+          </w:rPr>
+          <w:t>14.2–9</w:t>
+        </w:r>
+      </w:hyperlink>
+      <w:r>
+        <w:rPr>
+          <w:lang w:val="fr_FR" w:bidi="fr_FR"/>
+        </w:rPr>
+        <w:t>)</w:t>
+      </w:r>
+    </w:p>
+    <w:p>
+      <w:pPr/>
+      <w:r>
+        <w:rPr>
+          <w:lang w:val="fr_FR" w:bidi="fr_FR"/>
+        </w:rPr>
+      </w:r>
+      <w:r>
+        <w:rPr>
+          <w:lang w:val="fr_FR" w:bidi="fr_FR"/>
+        </w:rPr>
+        <w:t>Les mentions de Juda dans Osée sont compréhensibles. Il était un homme de Dieu contrarié par la séparation d'Israël de la lignée davidique légitime. Le royaume du Nord, dirigé par des rois impies, a fait face au jugement de Dieu. Osée avait reçu une révélation divine concernant les projets de Dieu pour Juda et Israël.</w:t>
+      </w:r>
+    </w:p>
+    <w:p>
+      <w:pPr/>
+      <w:r>
+        <w:rPr>
+          <w:lang w:val="fr_FR" w:bidi="fr_FR"/>
+        </w:rPr>
+      </w:r>
+      <w:r>
+        <w:rPr>
+          <w:lang w:val="fr_FR" w:bidi="fr_FR"/>
+        </w:rPr>
+        <w:t>Les bénédictions futures et la délivrance d'Israël n'annulent pas la condamnation des péchés d'Israël, de la même manière que l'amour et la réconciliation d'Osée avec l'infidèle Gomer n'effacent pas ses torts. Restauration et pardon ne signifient pas ignorer la culpabilité.</w:t>
       </w:r>
     </w:p>
     <w:p>
       <w:pPr>
-        <w:pStyle w:val="ListNumber"/>
+        <w:pStyle w:val="Heading3"/>
+      </w:pPr>
+      <w:r>
+        <w:rPr>
+          <w:lang w:val="fr_FR" w:bidi="fr_FR"/>
+        </w:rPr>
+        <w:t>Quelle est l'histoire du livre d'Osée ?</w:t>
+      </w:r>
+    </w:p>
+    <w:p>
+      <w:pPr/>
+      <w:r>
+        <w:rPr>
+          <w:lang w:val="fr_FR" w:bidi="fr_FR"/>
+        </w:rPr>
+      </w:r>
+      <w:r>
+        <w:rPr>
+          <w:lang w:val="fr_FR" w:bidi="fr_FR"/>
+        </w:rPr>
+        <w:t>Osée a vécu durant la période prospère du royaume du nord d'Israël sous le règne du roi Jéroboam II, de 793 à 753 av. J.‑C. Il a également été témoin de sa défaite et de la déportation du peuple après l'invasion assyrienne en 722 av. J.‑C.</w:t>
+      </w:r>
+    </w:p>
+    <w:p>
+      <w:pPr/>
+      <w:r>
+        <w:rPr>
+          <w:lang w:val="fr_FR" w:bidi="fr_FR"/>
+        </w:rPr>
+      </w:r>
+      <w:hyperlink r:id="rId701">
+        <w:r>
+          <w:rPr>
+            <w:lang w:val="fr_FR" w:bidi="fr_FR"/>
+          </w:rPr>
+          <w:rPr>
+            <w:color w:val="0000EE"/>
+            <w:u w:val="single"/>
+          </w:rPr>
+          <w:t>Osée 1.1</w:t>
+        </w:r>
+      </w:hyperlink>
+      <w:r>
+        <w:rPr>
+          <w:lang w:val="fr_FR" w:bidi="fr_FR"/>
+        </w:rPr>
+        <w:t xml:space="preserve"> mentionne les rois de Juda suivants :</w:t>
+      </w:r>
+    </w:p>
+    <w:p>
+      <w:pPr>
+        <w:pStyle w:val="ListBullet"/>
         <w:spacing w:line="240" w:lineRule="auto"/>
         <w:ind w:left="720"/>
       </w:pPr>
@@ -23338,48 +23515,12 @@
         <w:rPr>
           <w:lang w:val="fr_FR" w:bidi="fr_FR"/>
         </w:rPr>
-        <w:t>Les prédictions de l'invasion assyrienne semblent décrire un événement sur le point de se produire (</w:t>
-      </w:r>
-      <w:hyperlink r:id="rId697">
-        <w:r>
-          <w:rPr>
-            <w:lang w:val="fr_FR" w:bidi="fr_FR"/>
-          </w:rPr>
-          <w:rPr>
-            <w:color w:val="0000EE"/>
-            <w:u w:val="single"/>
-          </w:rPr>
-          <w:t>Os 10.5–6</w:t>
-        </w:r>
-      </w:hyperlink>
-      <w:r>
-        <w:rPr>
-          <w:lang w:val="fr_FR" w:bidi="fr_FR"/>
-        </w:rPr>
-        <w:t xml:space="preserve"> ; </w:t>
-      </w:r>
-      <w:hyperlink r:id="rId698">
-        <w:r>
-          <w:rPr>
-            <w:lang w:val="fr_FR" w:bidi="fr_FR"/>
-          </w:rPr>
-          <w:rPr>
-            <w:color w:val="0000EE"/>
-            <w:u w:val="single"/>
-          </w:rPr>
-          <w:t>13.15–16</w:t>
-        </w:r>
-      </w:hyperlink>
-      <w:r>
-        <w:rPr>
-          <w:lang w:val="fr_FR" w:bidi="fr_FR"/>
-        </w:rPr>
-        <w:t>).</w:t>
+        <w:t>Ozias</w:t>
       </w:r>
     </w:p>
     <w:p>
       <w:pPr>
-        <w:pStyle w:val="ListNumber"/>
+        <w:pStyle w:val="ListBullet"/>
         <w:spacing w:line="240" w:lineRule="auto"/>
         <w:ind w:left="720"/>
       </w:pPr>
@@ -23392,18 +23533,150 @@
         <w:rPr>
           <w:lang w:val="fr_FR" w:bidi="fr_FR"/>
         </w:rPr>
-        <w:t>Les mentions de l'Égypte et de la dépendance d'Israël envers cette nation semblent correspondre au règne d'Osée (</w:t>
-      </w:r>
-      <w:hyperlink r:id="rId544">
-        <w:r>
-          <w:rPr>
-            <w:lang w:val="fr_FR" w:bidi="fr_FR"/>
-          </w:rPr>
-          <w:rPr>
-            <w:color w:val="0000EE"/>
-            <w:u w:val="single"/>
-          </w:rPr>
-          <w:t>Os 7.11</w:t>
+        <w:t>Jotham</w:t>
+      </w:r>
+    </w:p>
+    <w:p>
+      <w:pPr>
+        <w:pStyle w:val="ListBullet"/>
+        <w:spacing w:line="240" w:lineRule="auto"/>
+        <w:ind w:left="720"/>
+      </w:pPr>
+      <w:r>
+        <w:rPr>
+          <w:lang w:val="fr_FR" w:bidi="fr_FR"/>
+        </w:rPr>
+      </w:r>
+      <w:r>
+        <w:rPr>
+          <w:lang w:val="fr_FR" w:bidi="fr_FR"/>
+        </w:rPr>
+        <w:t>Achaz</w:t>
+      </w:r>
+    </w:p>
+    <w:p>
+      <w:pPr>
+        <w:pStyle w:val="ListBullet"/>
+        <w:spacing w:line="240" w:lineRule="auto"/>
+        <w:ind w:left="720"/>
+      </w:pPr>
+      <w:r>
+        <w:rPr>
+          <w:lang w:val="fr_FR" w:bidi="fr_FR"/>
+        </w:rPr>
+      </w:r>
+      <w:r>
+        <w:rPr>
+          <w:lang w:val="fr_FR" w:bidi="fr_FR"/>
+        </w:rPr>
+        <w:t>Ézéchias</w:t>
+      </w:r>
+    </w:p>
+    <w:p>
+      <w:pPr/>
+      <w:r>
+        <w:rPr>
+          <w:lang w:val="fr_FR" w:bidi="fr_FR"/>
+        </w:rPr>
+      </w:r>
+      <w:r>
+        <w:rPr>
+          <w:lang w:val="fr_FR" w:bidi="fr_FR"/>
+        </w:rPr>
+        <w:t>Ce verset mentionne également deux rois d'Israël :</w:t>
+      </w:r>
+    </w:p>
+    <w:p>
+      <w:pPr>
+        <w:pStyle w:val="ListBullet"/>
+        <w:spacing w:line="240" w:lineRule="auto"/>
+        <w:ind w:left="720"/>
+      </w:pPr>
+      <w:r>
+        <w:rPr>
+          <w:lang w:val="fr_FR" w:bidi="fr_FR"/>
+        </w:rPr>
+      </w:r>
+      <w:r>
+        <w:rPr>
+          <w:lang w:val="fr_FR" w:bidi="fr_FR"/>
+        </w:rPr>
+        <w:t>Joas</w:t>
+      </w:r>
+    </w:p>
+    <w:p>
+      <w:pPr>
+        <w:pStyle w:val="ListBullet"/>
+        <w:spacing w:line="240" w:lineRule="auto"/>
+        <w:ind w:left="720"/>
+      </w:pPr>
+      <w:r>
+        <w:rPr>
+          <w:lang w:val="fr_FR" w:bidi="fr_FR"/>
+        </w:rPr>
+      </w:r>
+      <w:r>
+        <w:rPr>
+          <w:lang w:val="fr_FR" w:bidi="fr_FR"/>
+        </w:rPr>
+        <w:t>Jéroboam</w:t>
+      </w:r>
+    </w:p>
+    <w:p>
+      <w:pPr/>
+      <w:r>
+        <w:rPr>
+          <w:lang w:val="fr_FR" w:bidi="fr_FR"/>
+        </w:rPr>
+      </w:r>
+      <w:r>
+        <w:rPr>
+          <w:lang w:val="fr_FR" w:bidi="fr_FR"/>
+        </w:rPr>
+        <w:t>Ozias a régné en même temps que Joas et Jéroboam. Achaz était le roi de Juda lorsque l'Assyrie a capturé Israël. Ézéchias pourrait avoir régné aux côtés d'Achaz pendant la captivité assyrienne.</w:t>
+      </w:r>
+    </w:p>
+    <w:p>
+      <w:pPr/>
+      <w:r>
+        <w:rPr>
+          <w:lang w:val="fr_FR" w:bidi="fr_FR"/>
+        </w:rPr>
+      </w:r>
+      <w:r>
+        <w:rPr>
+          <w:lang w:val="fr_FR" w:bidi="fr_FR"/>
+        </w:rPr>
+        <w:t>Jéroboam a régné sur Israël pendant quarante-et-un ans, suivant les mauvaises voies de son père, Nebath (</w:t>
+      </w:r>
+      <w:hyperlink r:id="rId702">
+        <w:r>
+          <w:rPr>
+            <w:lang w:val="fr_FR" w:bidi="fr_FR"/>
+          </w:rPr>
+          <w:rPr>
+            <w:color w:val="0000EE"/>
+            <w:u w:val="single"/>
+          </w:rPr>
+          <w:t>2R 14.23–24</w:t>
+        </w:r>
+      </w:hyperlink>
+      <w:r>
+        <w:rPr>
+          <w:lang w:val="fr_FR" w:bidi="fr_FR"/>
+        </w:rPr>
+        <w:t>). Bien qu'Israël ait prospéré sous le règne de Jéroboam, la corruption gouvernementale et le déclin spirituel ont préparé la voie pour de futurs troubles, ouvrant ainsi la voie à la chute d'Israël. Les riches propriétaires terriens, incluant le roi, ont opprimé les paysans, forçant les propriétaires terriens de la classe inférieure à quitter les fermes pour les villes. Ces problèmes sociaux ont rapidement conduit à une corruption généralisée en Israël. L'anarchie a résulté de ces temps (</w:t>
+      </w:r>
+      <w:hyperlink r:id="rId703">
+        <w:r>
+          <w:rPr>
+            <w:lang w:val="fr_FR" w:bidi="fr_FR"/>
+          </w:rPr>
+          <w:rPr>
+            <w:color w:val="0000EE"/>
+            <w:u w:val="single"/>
+          </w:rPr>
+          <w:t>Os 4.1–2</w:t>
         </w:r>
       </w:hyperlink>
       <w:r>
@@ -23412,37 +23685,59 @@
         </w:rPr>
         <w:t xml:space="preserve"> ; </w:t>
       </w:r>
-      <w:hyperlink r:id="rId444">
-        <w:r>
-          <w:rPr>
-            <w:lang w:val="fr_FR" w:bidi="fr_FR"/>
-          </w:rPr>
-          <w:rPr>
-            <w:color w:val="0000EE"/>
-            <w:u w:val="single"/>
-          </w:rPr>
-          <w:t>11.11</w:t>
-        </w:r>
-      </w:hyperlink>
-      <w:r>
-        <w:rPr>
-          <w:lang w:val="fr_FR" w:bidi="fr_FR"/>
-        </w:rPr>
-        <w:t>)</w:t>
-      </w:r>
-    </w:p>
-    <w:p>
-      <w:pPr/>
-      <w:r>
-        <w:rPr>
-          <w:lang w:val="fr_FR" w:bidi="fr_FR"/>
-        </w:rPr>
-      </w:r>
-      <w:r>
-        <w:rPr>
-          <w:lang w:val="fr_FR" w:bidi="fr_FR"/>
-        </w:rPr>
-        <w:t>Ces facteurs suggèrent que les messages du prophète Osée ont été rassemblés peu avant la chute d'Israël en 722 av. J.‑C.</w:t>
+      <w:hyperlink r:id="rId704">
+        <w:r>
+          <w:rPr>
+            <w:lang w:val="fr_FR" w:bidi="fr_FR"/>
+          </w:rPr>
+          <w:rPr>
+            <w:color w:val="0000EE"/>
+            <w:u w:val="single"/>
+          </w:rPr>
+          <w:t>7.1–7</w:t>
+        </w:r>
+      </w:hyperlink>
+      <w:r>
+        <w:rPr>
+          <w:lang w:val="fr_FR" w:bidi="fr_FR"/>
+        </w:rPr>
+        <w:t xml:space="preserve"> ; </w:t>
+      </w:r>
+      <w:hyperlink r:id="rId705">
+        <w:r>
+          <w:rPr>
+            <w:lang w:val="fr_FR" w:bidi="fr_FR"/>
+          </w:rPr>
+          <w:rPr>
+            <w:color w:val="0000EE"/>
+            <w:u w:val="single"/>
+          </w:rPr>
+          <w:t>8.3–4</w:t>
+        </w:r>
+      </w:hyperlink>
+      <w:r>
+        <w:rPr>
+          <w:lang w:val="fr_FR" w:bidi="fr_FR"/>
+        </w:rPr>
+        <w:t xml:space="preserve"> ; </w:t>
+      </w:r>
+      <w:hyperlink r:id="rId706">
+        <w:r>
+          <w:rPr>
+            <w:lang w:val="fr_FR" w:bidi="fr_FR"/>
+          </w:rPr>
+          <w:rPr>
+            <w:color w:val="0000EE"/>
+            <w:u w:val="single"/>
+          </w:rPr>
+          <w:t>9.15</w:t>
+        </w:r>
+      </w:hyperlink>
+      <w:r>
+        <w:rPr>
+          <w:lang w:val="fr_FR" w:bidi="fr_FR"/>
+        </w:rPr>
+        <w:t>).</w:t>
       </w:r>
     </w:p>
     <w:p>
@@ -23453,300 +23748,35 @@
         <w:rPr>
           <w:lang w:val="fr_FR" w:bidi="fr_FR"/>
         </w:rPr>
-        <w:t>Où le livre d'Osée a-t-il été écrit ? Pour qui a-t-il été écrit ?</w:t>
-      </w:r>
-    </w:p>
-    <w:p>
-      <w:pPr/>
-      <w:r>
-        <w:rPr>
-          <w:lang w:val="fr_FR" w:bidi="fr_FR"/>
-        </w:rPr>
-      </w:r>
-      <w:r>
-        <w:rPr>
-          <w:lang w:val="fr_FR" w:bidi="fr_FR"/>
-        </w:rPr>
-        <w:t>Osée a prophétisé tout en vivant en Israël. Il appelle le roi de Samarie « notre roi » (</w:t>
-      </w:r>
-      <w:hyperlink r:id="rId699">
-        <w:r>
-          <w:rPr>
-            <w:lang w:val="fr_FR" w:bidi="fr_FR"/>
-          </w:rPr>
-          <w:rPr>
-            <w:color w:val="0000EE"/>
-            <w:u w:val="single"/>
-          </w:rPr>
-          <w:t>Os 7.5</w:t>
-        </w:r>
-      </w:hyperlink>
-      <w:r>
-        <w:rPr>
-          <w:lang w:val="fr_FR" w:bidi="fr_FR"/>
-        </w:rPr>
-        <w:t>). Ses descriptions d'Israël montrent qu'il connaissait bien la géographie du royaume du nord. Osée mentionne Galaad comme s'il avait vu la région de ses propres yeux (</w:t>
-      </w:r>
-      <w:hyperlink r:id="rId700">
-        <w:r>
-          <w:rPr>
-            <w:lang w:val="fr_FR" w:bidi="fr_FR"/>
-          </w:rPr>
-          <w:rPr>
-            <w:color w:val="0000EE"/>
-            <w:u w:val="single"/>
-          </w:rPr>
-          <w:t>Os 6.8</w:t>
-        </w:r>
-      </w:hyperlink>
-      <w:r>
-        <w:rPr>
-          <w:lang w:val="fr_FR" w:bidi="fr_FR"/>
-        </w:rPr>
-        <w:t xml:space="preserve"> ; </w:t>
-      </w:r>
-      <w:hyperlink r:id="rId701">
-        <w:r>
-          <w:rPr>
-            <w:lang w:val="fr_FR" w:bidi="fr_FR"/>
-          </w:rPr>
-          <w:rPr>
-            <w:color w:val="0000EE"/>
-            <w:u w:val="single"/>
-          </w:rPr>
-          <w:t>12.11</w:t>
-        </w:r>
-      </w:hyperlink>
-      <w:r>
-        <w:rPr>
-          <w:lang w:val="fr_FR" w:bidi="fr_FR"/>
-        </w:rPr>
-        <w:t>). Osée était sans doute le seul prophète du royaume du nord à y avoir vécu pendant la totalité de son ministère.</w:t>
-      </w:r>
-    </w:p>
-    <w:p>
-      <w:pPr>
-        <w:pStyle w:val="Heading3"/>
-      </w:pPr>
-      <w:r>
-        <w:rPr>
-          <w:lang w:val="fr_FR" w:bidi="fr_FR"/>
-        </w:rPr>
-        <w:t>Pourquoi le livre d'Osée a-t-il été écrit ?</w:t>
-      </w:r>
-    </w:p>
-    <w:p>
-      <w:pPr/>
-      <w:r>
-        <w:rPr>
-          <w:lang w:val="fr_FR" w:bidi="fr_FR"/>
-        </w:rPr>
-      </w:r>
-      <w:r>
-        <w:rPr>
-          <w:lang w:val="fr_FR" w:bidi="fr_FR"/>
-        </w:rPr>
-        <w:t xml:space="preserve">Osée a dit à Israël de se repentir et de revenir à Dieu. Il a décrit le Dieu d'Israël comme patient et aimant, toujours fidèle à ses promesses. Cet accent est typique d'Osée (voir </w:t>
-      </w:r>
-      <w:hyperlink r:id="rId702">
-        <w:r>
-          <w:rPr>
-            <w:lang w:val="fr_FR" w:bidi="fr_FR"/>
-          </w:rPr>
-          <w:rPr>
-            <w:color w:val="0000EE"/>
-            <w:u w:val="single"/>
-          </w:rPr>
-          <w:t>Os 2.19</w:t>
-        </w:r>
-      </w:hyperlink>
-      <w:r>
-        <w:rPr>
-          <w:lang w:val="fr_FR" w:bidi="fr_FR"/>
-        </w:rPr>
-        <w:t>).</w:t>
-      </w:r>
-    </w:p>
-    <w:p>
-      <w:pPr/>
-      <w:r>
-        <w:rPr>
-          <w:lang w:val="fr_FR" w:bidi="fr_FR"/>
-        </w:rPr>
-      </w:r>
-      <w:r>
-        <w:rPr>
-          <w:lang w:val="fr_FR" w:bidi="fr_FR"/>
-        </w:rPr>
-        <w:t>« Dévotion aimante » est l'expression qui représente le mieux l'amour fidèle de Yahvé. La vie de famille d'Osée était un symbole de cette dévotion aimante.</w:t>
-      </w:r>
-    </w:p>
-    <w:p>
-      <w:pPr>
-        <w:pStyle w:val="Heading3"/>
-      </w:pPr>
-      <w:r>
-        <w:rPr>
-          <w:lang w:val="fr_FR" w:bidi="fr_FR"/>
-        </w:rPr>
-        <w:t>De quoi parle le Livre d'Osée ?</w:t>
-      </w:r>
-    </w:p>
-    <w:p>
-      <w:pPr/>
-      <w:r>
-        <w:rPr>
-          <w:lang w:val="fr_FR" w:bidi="fr_FR"/>
-        </w:rPr>
-      </w:r>
-      <w:r>
-        <w:rPr>
-          <w:lang w:val="fr_FR" w:bidi="fr_FR"/>
-        </w:rPr>
-        <w:t>Les principales sections et sujets du livre d'Osée sont décrits comme suit :</w:t>
-      </w:r>
-    </w:p>
-    <w:p>
-      <w:pPr>
-        <w:pStyle w:val="Heading4"/>
-      </w:pPr>
-      <w:r>
-        <w:rPr>
-          <w:lang w:val="fr_FR" w:bidi="fr_FR"/>
-        </w:rPr>
-        <w:t>Chapitres 1–3</w:t>
-      </w:r>
-    </w:p>
-    <w:p>
-      <w:pPr/>
-      <w:r>
-        <w:rPr>
-          <w:lang w:val="fr_FR" w:bidi="fr_FR"/>
-        </w:rPr>
-      </w:r>
-      <w:r>
-        <w:rPr>
-          <w:lang w:val="fr_FR" w:bidi="fr_FR"/>
-        </w:rPr>
-        <w:t>Les trois premiers chapitres d'Osée se concentrent sur la vie d'Osée. Ils mettent en avant sa fidélité et son amour pour sa femme infidèle.</w:t>
-      </w:r>
-    </w:p>
-    <w:p>
-      <w:pPr/>
-      <w:r>
-        <w:rPr>
-          <w:lang w:val="fr_FR" w:bidi="fr_FR"/>
-        </w:rPr>
-      </w:r>
-      <w:r>
-        <w:rPr>
-          <w:lang w:val="fr_FR" w:bidi="fr_FR"/>
-        </w:rPr>
-        <w:t>Dieu dit à Osée d'épouser la prostituée Gomer et d'avoir des enfants avec elle (</w:t>
-      </w:r>
-      <w:hyperlink r:id="rId703">
-        <w:r>
-          <w:rPr>
-            <w:lang w:val="fr_FR" w:bidi="fr_FR"/>
-          </w:rPr>
-          <w:rPr>
-            <w:color w:val="0000EE"/>
-            <w:u w:val="single"/>
-          </w:rPr>
-          <w:t>Os 1.2–3.5</w:t>
-        </w:r>
-      </w:hyperlink>
-      <w:r>
-        <w:rPr>
-          <w:lang w:val="fr_FR" w:bidi="fr_FR"/>
-        </w:rPr>
-        <w:t xml:space="preserve">). Ce commandement a intrigué certains commentateurs, car les prêtres et prophètes en Israël n'épousaient pas de prostituées. Les auteurs juifs médiévaux ont vu en cette histoire un récit symbolique mais non historique. Certains experts ultérieurs ont perçu une différence entre </w:t>
-      </w:r>
-      <w:hyperlink r:id="rId704">
-        <w:r>
-          <w:rPr>
-            <w:lang w:val="fr_FR" w:bidi="fr_FR"/>
-          </w:rPr>
-          <w:rPr>
-            <w:color w:val="0000EE"/>
-            <w:u w:val="single"/>
-          </w:rPr>
-          <w:t>Osée 1</w:t>
-        </w:r>
-      </w:hyperlink>
-      <w:r>
-        <w:rPr>
-          <w:lang w:val="fr_FR" w:bidi="fr_FR"/>
-        </w:rPr>
-        <w:t xml:space="preserve"> et </w:t>
-      </w:r>
-      <w:hyperlink r:id="rId705">
-        <w:r>
-          <w:rPr>
-            <w:lang w:val="fr_FR" w:bidi="fr_FR"/>
-          </w:rPr>
-          <w:rPr>
-            <w:color w:val="0000EE"/>
-            <w:u w:val="single"/>
-          </w:rPr>
-          <w:t>3</w:t>
-        </w:r>
-      </w:hyperlink>
-      <w:r>
-        <w:rPr>
-          <w:lang w:val="fr_FR" w:bidi="fr_FR"/>
-        </w:rPr>
-        <w:t>, considérant ce dernier comme le récit personnel d'Osée concernant son mariage, tandis que le premier chapitre était vu comme des souvenirs généraux de ses débuts en tant que prophète. D'autres commentateurs ont affirmé que les deux chapitres traitaient de faits littéraux, tandis que certains experts estiment qu'</w:t>
-      </w:r>
-      <w:hyperlink r:id="rId704">
-        <w:r>
-          <w:rPr>
-            <w:lang w:val="fr_FR" w:bidi="fr_FR"/>
-          </w:rPr>
-          <w:rPr>
-            <w:color w:val="0000EE"/>
-            <w:u w:val="single"/>
-          </w:rPr>
-          <w:t>Osée 1</w:t>
-        </w:r>
-      </w:hyperlink>
-      <w:r>
-        <w:rPr>
-          <w:lang w:val="fr_FR" w:bidi="fr_FR"/>
-        </w:rPr>
-        <w:t xml:space="preserve"> était historique et qu'</w:t>
-      </w:r>
-      <w:hyperlink r:id="rId705">
-        <w:r>
-          <w:rPr>
-            <w:lang w:val="fr_FR" w:bidi="fr_FR"/>
-          </w:rPr>
-          <w:rPr>
-            <w:color w:val="0000EE"/>
-            <w:u w:val="single"/>
-          </w:rPr>
-          <w:t>Osée 3</w:t>
-        </w:r>
-      </w:hyperlink>
-      <w:r>
-        <w:rPr>
-          <w:lang w:val="fr_FR" w:bidi="fr_FR"/>
-        </w:rPr>
-        <w:t xml:space="preserve"> était l'interprétation allégorique (non littérale) donnée par Osée de son mariage.</w:t>
-      </w:r>
-    </w:p>
-    <w:p>
-      <w:pPr/>
-      <w:r>
-        <w:rPr>
-          <w:lang w:val="fr_FR" w:bidi="fr_FR"/>
-        </w:rPr>
-      </w:r>
-      <w:r>
-        <w:rPr>
-          <w:lang w:val="fr_FR" w:bidi="fr_FR"/>
-        </w:rPr>
-        <w:t>Les activités sexuelles de Gomer ont été largement discutées. Deux points de vue principaux existent :</w:t>
+        <w:t>Quand le livre d'Osée a-t-il été écrit ?</w:t>
+      </w:r>
+    </w:p>
+    <w:p>
+      <w:pPr/>
+      <w:r>
+        <w:rPr>
+          <w:lang w:val="fr_FR" w:bidi="fr_FR"/>
+        </w:rPr>
+      </w:r>
+      <w:r>
+        <w:rPr>
+          <w:lang w:val="fr_FR" w:bidi="fr_FR"/>
+        </w:rPr>
+        <w:t>Osée a commencé son travail en tant que messager de Dieu pendant le règne de Jéroboam II, de 793 à 753 av. J.‑C., et a continué jusqu'au règne d'Ézéchias de Juda, de 715 à 686 av. J.‑C.</w:t>
+      </w:r>
+    </w:p>
+    <w:p>
+      <w:pPr/>
+      <w:r>
+        <w:rPr>
+          <w:lang w:val="fr_FR" w:bidi="fr_FR"/>
+        </w:rPr>
+      </w:r>
+      <w:r>
+        <w:rPr>
+          <w:lang w:val="fr_FR" w:bidi="fr_FR"/>
+        </w:rPr>
+        <w:t>Plusieurs facteurs suggèrent qu'Osée a continué à prophétiser pendant le règne d'Osée d'Israël, de 732 à 722 av. J.‑C. :</w:t>
       </w:r>
     </w:p>
     <w:p>
@@ -23768,37 +23798,55 @@
         <w:rPr>
           <w:lang w:val="fr_FR" w:bidi="fr_FR"/>
         </w:rPr>
-        <w:t xml:space="preserve">Gomer était une épouse fidèle à Osée au début de leur mariage. L'expression « </w:t>
-      </w:r>
-      <w:r>
-        <w:rPr>
-          <w:lang w:val="fr_FR" w:bidi="fr_FR"/>
-        </w:rPr>
-        <w:t>une femme prostituée</w:t>
-      </w:r>
-      <w:r>
-        <w:rPr>
-          <w:lang w:val="fr_FR" w:bidi="fr_FR"/>
-        </w:rPr>
-        <w:t xml:space="preserve"> » (</w:t>
-      </w:r>
-      <w:hyperlink r:id="rId706">
-        <w:r>
-          <w:rPr>
-            <w:lang w:val="fr_FR" w:bidi="fr_FR"/>
-          </w:rPr>
-          <w:rPr>
-            <w:color w:val="0000EE"/>
-            <w:u w:val="single"/>
-          </w:rPr>
-          <w:t>Os 1.2</w:t>
-        </w:r>
-      </w:hyperlink>
-      <w:r>
-        <w:rPr>
-          <w:lang w:val="fr_FR" w:bidi="fr_FR"/>
-        </w:rPr>
-        <w:t>) fait référence à sa nature pécheresse et rebelle. Dieu exposera ensuite cela pour montrer l'idolâtrie d'Israël.</w:t>
+        <w:t>« Schalman » (</w:t>
+      </w:r>
+      <w:hyperlink r:id="rId707">
+        <w:r>
+          <w:rPr>
+            <w:lang w:val="fr_FR" w:bidi="fr_FR"/>
+          </w:rPr>
+          <w:rPr>
+            <w:color w:val="0000EE"/>
+            <w:u w:val="single"/>
+          </w:rPr>
+          <w:t>Os 10.14</w:t>
+        </w:r>
+      </w:hyperlink>
+      <w:r>
+        <w:rPr>
+          <w:lang w:val="fr_FR" w:bidi="fr_FR"/>
+        </w:rPr>
+        <w:t xml:space="preserve">) pourrait être </w:t>
+      </w:r>
+      <w:r>
+        <w:rPr>
+          <w:lang w:val="fr_FR" w:bidi="fr_FR"/>
+        </w:rPr>
+        <w:t>Salmanazar</w:t>
+      </w:r>
+      <w:r>
+        <w:rPr>
+          <w:lang w:val="fr_FR" w:bidi="fr_FR"/>
+        </w:rPr>
+        <w:t xml:space="preserve"> d'Assyrie, qui a envahi Israël au début du règne d'Osée (</w:t>
+      </w:r>
+      <w:hyperlink r:id="rId708">
+        <w:r>
+          <w:rPr>
+            <w:lang w:val="fr_FR" w:bidi="fr_FR"/>
+          </w:rPr>
+          <w:rPr>
+            <w:color w:val="0000EE"/>
+            <w:u w:val="single"/>
+          </w:rPr>
+          <w:t>2R 17.3</w:t>
+        </w:r>
+      </w:hyperlink>
+      <w:r>
+        <w:rPr>
+          <w:lang w:val="fr_FR" w:bidi="fr_FR"/>
+        </w:rPr>
+        <w:t>)</w:t>
       </w:r>
     </w:p>
     <w:p>
@@ -23816,6 +23864,538 @@
         <w:rPr>
           <w:lang w:val="fr_FR" w:bidi="fr_FR"/>
         </w:rPr>
+        <w:t>« Jareb » (</w:t>
+      </w:r>
+      <w:hyperlink r:id="rId709">
+        <w:r>
+          <w:rPr>
+            <w:lang w:val="fr_FR" w:bidi="fr_FR"/>
+          </w:rPr>
+          <w:rPr>
+            <w:color w:val="0000EE"/>
+            <w:u w:val="single"/>
+          </w:rPr>
+          <w:t>Os 5.13</w:t>
+        </w:r>
+      </w:hyperlink>
+      <w:r>
+        <w:rPr>
+          <w:lang w:val="fr_FR" w:bidi="fr_FR"/>
+        </w:rPr>
+        <w:t xml:space="preserve"> ; </w:t>
+      </w:r>
+      <w:hyperlink r:id="rId710">
+        <w:r>
+          <w:rPr>
+            <w:lang w:val="fr_FR" w:bidi="fr_FR"/>
+          </w:rPr>
+          <w:rPr>
+            <w:color w:val="0000EE"/>
+            <w:u w:val="single"/>
+          </w:rPr>
+          <w:t>10.6</w:t>
+        </w:r>
+      </w:hyperlink>
+      <w:r>
+        <w:rPr>
+          <w:lang w:val="fr_FR" w:bidi="fr_FR"/>
+        </w:rPr>
+        <w:t>) pourrait se référer à Sargon II, qui a régné de 722 à 705 av. J.‑C.</w:t>
+      </w:r>
+    </w:p>
+    <w:p>
+      <w:pPr>
+        <w:pStyle w:val="ListNumber"/>
+        <w:spacing w:line="240" w:lineRule="auto"/>
+        <w:ind w:left="720"/>
+      </w:pPr>
+      <w:r>
+        <w:rPr>
+          <w:lang w:val="fr_FR" w:bidi="fr_FR"/>
+        </w:rPr>
+      </w:r>
+      <w:r>
+        <w:rPr>
+          <w:lang w:val="fr_FR" w:bidi="fr_FR"/>
+        </w:rPr>
+        <w:t>Les prédictions de l'invasion assyrienne semblent décrire un événement sur le point de se produire (</w:t>
+      </w:r>
+      <w:hyperlink r:id="rId711">
+        <w:r>
+          <w:rPr>
+            <w:lang w:val="fr_FR" w:bidi="fr_FR"/>
+          </w:rPr>
+          <w:rPr>
+            <w:color w:val="0000EE"/>
+            <w:u w:val="single"/>
+          </w:rPr>
+          <w:t>Os 10.5–6</w:t>
+        </w:r>
+      </w:hyperlink>
+      <w:r>
+        <w:rPr>
+          <w:lang w:val="fr_FR" w:bidi="fr_FR"/>
+        </w:rPr>
+        <w:t xml:space="preserve"> ; </w:t>
+      </w:r>
+      <w:hyperlink r:id="rId712">
+        <w:r>
+          <w:rPr>
+            <w:lang w:val="fr_FR" w:bidi="fr_FR"/>
+          </w:rPr>
+          <w:rPr>
+            <w:color w:val="0000EE"/>
+            <w:u w:val="single"/>
+          </w:rPr>
+          <w:t>13.15–16</w:t>
+        </w:r>
+      </w:hyperlink>
+      <w:r>
+        <w:rPr>
+          <w:lang w:val="fr_FR" w:bidi="fr_FR"/>
+        </w:rPr>
+        <w:t>).</w:t>
+      </w:r>
+    </w:p>
+    <w:p>
+      <w:pPr>
+        <w:pStyle w:val="ListNumber"/>
+        <w:spacing w:line="240" w:lineRule="auto"/>
+        <w:ind w:left="720"/>
+      </w:pPr>
+      <w:r>
+        <w:rPr>
+          <w:lang w:val="fr_FR" w:bidi="fr_FR"/>
+        </w:rPr>
+      </w:r>
+      <w:r>
+        <w:rPr>
+          <w:lang w:val="fr_FR" w:bidi="fr_FR"/>
+        </w:rPr>
+        <w:t>Les mentions de l'Égypte et de la dépendance d'Israël envers cette nation semblent correspondre au règne d'Osée (</w:t>
+      </w:r>
+      <w:hyperlink r:id="rId544">
+        <w:r>
+          <w:rPr>
+            <w:lang w:val="fr_FR" w:bidi="fr_FR"/>
+          </w:rPr>
+          <w:rPr>
+            <w:color w:val="0000EE"/>
+            <w:u w:val="single"/>
+          </w:rPr>
+          <w:t>Os 7.11</w:t>
+        </w:r>
+      </w:hyperlink>
+      <w:r>
+        <w:rPr>
+          <w:lang w:val="fr_FR" w:bidi="fr_FR"/>
+        </w:rPr>
+        <w:t xml:space="preserve"> ; </w:t>
+      </w:r>
+      <w:hyperlink r:id="rId444">
+        <w:r>
+          <w:rPr>
+            <w:lang w:val="fr_FR" w:bidi="fr_FR"/>
+          </w:rPr>
+          <w:rPr>
+            <w:color w:val="0000EE"/>
+            <w:u w:val="single"/>
+          </w:rPr>
+          <w:t>11.11</w:t>
+        </w:r>
+      </w:hyperlink>
+      <w:r>
+        <w:rPr>
+          <w:lang w:val="fr_FR" w:bidi="fr_FR"/>
+        </w:rPr>
+        <w:t>)</w:t>
+      </w:r>
+    </w:p>
+    <w:p>
+      <w:pPr/>
+      <w:r>
+        <w:rPr>
+          <w:lang w:val="fr_FR" w:bidi="fr_FR"/>
+        </w:rPr>
+      </w:r>
+      <w:r>
+        <w:rPr>
+          <w:lang w:val="fr_FR" w:bidi="fr_FR"/>
+        </w:rPr>
+        <w:t>Ces facteurs suggèrent que les messages du prophète Osée ont été rassemblés peu avant la chute d'Israël en 722 av. J.‑C.</w:t>
+      </w:r>
+    </w:p>
+    <w:p>
+      <w:pPr>
+        <w:pStyle w:val="Heading3"/>
+      </w:pPr>
+      <w:r>
+        <w:rPr>
+          <w:lang w:val="fr_FR" w:bidi="fr_FR"/>
+        </w:rPr>
+        <w:t>Où le livre d'Osée a-t-il été écrit ? Pour qui a-t-il été écrit ?</w:t>
+      </w:r>
+    </w:p>
+    <w:p>
+      <w:pPr/>
+      <w:r>
+        <w:rPr>
+          <w:lang w:val="fr_FR" w:bidi="fr_FR"/>
+        </w:rPr>
+      </w:r>
+      <w:r>
+        <w:rPr>
+          <w:lang w:val="fr_FR" w:bidi="fr_FR"/>
+        </w:rPr>
+        <w:t>Osée a prophétisé tout en vivant en Israël. Il appelle le roi de Samarie « notre roi » (</w:t>
+      </w:r>
+      <w:hyperlink r:id="rId713">
+        <w:r>
+          <w:rPr>
+            <w:lang w:val="fr_FR" w:bidi="fr_FR"/>
+          </w:rPr>
+          <w:rPr>
+            <w:color w:val="0000EE"/>
+            <w:u w:val="single"/>
+          </w:rPr>
+          <w:t>Os 7.5</w:t>
+        </w:r>
+      </w:hyperlink>
+      <w:r>
+        <w:rPr>
+          <w:lang w:val="fr_FR" w:bidi="fr_FR"/>
+        </w:rPr>
+        <w:t>). Ses descriptions d'Israël montrent qu'il connaissait bien la géographie du royaume du nord. Osée mentionne Galaad comme s'il avait vu la région de ses propres yeux (</w:t>
+      </w:r>
+      <w:hyperlink r:id="rId714">
+        <w:r>
+          <w:rPr>
+            <w:lang w:val="fr_FR" w:bidi="fr_FR"/>
+          </w:rPr>
+          <w:rPr>
+            <w:color w:val="0000EE"/>
+            <w:u w:val="single"/>
+          </w:rPr>
+          <w:t>Os 6.8</w:t>
+        </w:r>
+      </w:hyperlink>
+      <w:r>
+        <w:rPr>
+          <w:lang w:val="fr_FR" w:bidi="fr_FR"/>
+        </w:rPr>
+        <w:t xml:space="preserve"> ; </w:t>
+      </w:r>
+      <w:hyperlink r:id="rId715">
+        <w:r>
+          <w:rPr>
+            <w:lang w:val="fr_FR" w:bidi="fr_FR"/>
+          </w:rPr>
+          <w:rPr>
+            <w:color w:val="0000EE"/>
+            <w:u w:val="single"/>
+          </w:rPr>
+          <w:t>12.11</w:t>
+        </w:r>
+      </w:hyperlink>
+      <w:r>
+        <w:rPr>
+          <w:lang w:val="fr_FR" w:bidi="fr_FR"/>
+        </w:rPr>
+        <w:t>). Osée était sans doute le seul prophète du royaume du nord à y avoir vécu pendant la totalité de son ministère.</w:t>
+      </w:r>
+    </w:p>
+    <w:p>
+      <w:pPr>
+        <w:pStyle w:val="Heading3"/>
+      </w:pPr>
+      <w:r>
+        <w:rPr>
+          <w:lang w:val="fr_FR" w:bidi="fr_FR"/>
+        </w:rPr>
+        <w:t>Pourquoi le livre d'Osée a-t-il été écrit ?</w:t>
+      </w:r>
+    </w:p>
+    <w:p>
+      <w:pPr/>
+      <w:r>
+        <w:rPr>
+          <w:lang w:val="fr_FR" w:bidi="fr_FR"/>
+        </w:rPr>
+      </w:r>
+      <w:r>
+        <w:rPr>
+          <w:lang w:val="fr_FR" w:bidi="fr_FR"/>
+        </w:rPr>
+        <w:t xml:space="preserve">Osée a dit à Israël de se repentir et de revenir à Dieu. Il a décrit le Dieu d'Israël comme patient et aimant, toujours fidèle à ses promesses. Cet accent est typique d'Osée (voir </w:t>
+      </w:r>
+      <w:hyperlink r:id="rId716">
+        <w:r>
+          <w:rPr>
+            <w:lang w:val="fr_FR" w:bidi="fr_FR"/>
+          </w:rPr>
+          <w:rPr>
+            <w:color w:val="0000EE"/>
+            <w:u w:val="single"/>
+          </w:rPr>
+          <w:t>Os 2.19</w:t>
+        </w:r>
+      </w:hyperlink>
+      <w:r>
+        <w:rPr>
+          <w:lang w:val="fr_FR" w:bidi="fr_FR"/>
+        </w:rPr>
+        <w:t>).</w:t>
+      </w:r>
+    </w:p>
+    <w:p>
+      <w:pPr/>
+      <w:r>
+        <w:rPr>
+          <w:lang w:val="fr_FR" w:bidi="fr_FR"/>
+        </w:rPr>
+      </w:r>
+      <w:r>
+        <w:rPr>
+          <w:lang w:val="fr_FR" w:bidi="fr_FR"/>
+        </w:rPr>
+        <w:t>« Dévotion aimante » est l'expression qui représente le mieux l'amour fidèle de Yahvé. La vie de famille d'Osée était un symbole de cette dévotion aimante.</w:t>
+      </w:r>
+    </w:p>
+    <w:p>
+      <w:pPr>
+        <w:pStyle w:val="Heading3"/>
+      </w:pPr>
+      <w:r>
+        <w:rPr>
+          <w:lang w:val="fr_FR" w:bidi="fr_FR"/>
+        </w:rPr>
+        <w:t>De quoi parle le Livre d'Osée ?</w:t>
+      </w:r>
+    </w:p>
+    <w:p>
+      <w:pPr/>
+      <w:r>
+        <w:rPr>
+          <w:lang w:val="fr_FR" w:bidi="fr_FR"/>
+        </w:rPr>
+      </w:r>
+      <w:r>
+        <w:rPr>
+          <w:lang w:val="fr_FR" w:bidi="fr_FR"/>
+        </w:rPr>
+        <w:t>Les principales sections et sujets du livre d'Osée sont décrits comme suit :</w:t>
+      </w:r>
+    </w:p>
+    <w:p>
+      <w:pPr>
+        <w:pStyle w:val="Heading4"/>
+      </w:pPr>
+      <w:r>
+        <w:rPr>
+          <w:lang w:val="fr_FR" w:bidi="fr_FR"/>
+        </w:rPr>
+        <w:t>Chapitres 1–3</w:t>
+      </w:r>
+    </w:p>
+    <w:p>
+      <w:pPr/>
+      <w:r>
+        <w:rPr>
+          <w:lang w:val="fr_FR" w:bidi="fr_FR"/>
+        </w:rPr>
+      </w:r>
+      <w:r>
+        <w:rPr>
+          <w:lang w:val="fr_FR" w:bidi="fr_FR"/>
+        </w:rPr>
+        <w:t>Les trois premiers chapitres d'Osée se concentrent sur la vie d'Osée. Ils mettent en avant sa fidélité et son amour pour sa femme infidèle.</w:t>
+      </w:r>
+    </w:p>
+    <w:p>
+      <w:pPr/>
+      <w:r>
+        <w:rPr>
+          <w:lang w:val="fr_FR" w:bidi="fr_FR"/>
+        </w:rPr>
+      </w:r>
+      <w:r>
+        <w:rPr>
+          <w:lang w:val="fr_FR" w:bidi="fr_FR"/>
+        </w:rPr>
+        <w:t>Dieu dit à Osée d'épouser la prostituée Gomer et d'avoir des enfants avec elle (</w:t>
+      </w:r>
+      <w:hyperlink r:id="rId717">
+        <w:r>
+          <w:rPr>
+            <w:lang w:val="fr_FR" w:bidi="fr_FR"/>
+          </w:rPr>
+          <w:rPr>
+            <w:color w:val="0000EE"/>
+            <w:u w:val="single"/>
+          </w:rPr>
+          <w:t>Os 1.2–3.5</w:t>
+        </w:r>
+      </w:hyperlink>
+      <w:r>
+        <w:rPr>
+          <w:lang w:val="fr_FR" w:bidi="fr_FR"/>
+        </w:rPr>
+        <w:t xml:space="preserve">). Ce commandement a intrigué certains commentateurs, car les prêtres et prophètes en Israël n'épousaient pas de prostituées. Les auteurs juifs médiévaux ont vu en cette histoire un récit symbolique mais non historique. Certains experts ultérieurs ont perçu une différence entre </w:t>
+      </w:r>
+      <w:hyperlink r:id="rId718">
+        <w:r>
+          <w:rPr>
+            <w:lang w:val="fr_FR" w:bidi="fr_FR"/>
+          </w:rPr>
+          <w:rPr>
+            <w:color w:val="0000EE"/>
+            <w:u w:val="single"/>
+          </w:rPr>
+          <w:t>Osée 1</w:t>
+        </w:r>
+      </w:hyperlink>
+      <w:r>
+        <w:rPr>
+          <w:lang w:val="fr_FR" w:bidi="fr_FR"/>
+        </w:rPr>
+        <w:t xml:space="preserve"> et </w:t>
+      </w:r>
+      <w:hyperlink r:id="rId719">
+        <w:r>
+          <w:rPr>
+            <w:lang w:val="fr_FR" w:bidi="fr_FR"/>
+          </w:rPr>
+          <w:rPr>
+            <w:color w:val="0000EE"/>
+            <w:u w:val="single"/>
+          </w:rPr>
+          <w:t>3</w:t>
+        </w:r>
+      </w:hyperlink>
+      <w:r>
+        <w:rPr>
+          <w:lang w:val="fr_FR" w:bidi="fr_FR"/>
+        </w:rPr>
+        <w:t>, considérant ce dernier comme le récit personnel d'Osée concernant son mariage, tandis que le premier chapitre était vu comme des souvenirs généraux de ses débuts en tant que prophète. D'autres commentateurs ont affirmé que les deux chapitres traitaient de faits littéraux, tandis que certains experts estiment qu'</w:t>
+      </w:r>
+      <w:hyperlink r:id="rId718">
+        <w:r>
+          <w:rPr>
+            <w:lang w:val="fr_FR" w:bidi="fr_FR"/>
+          </w:rPr>
+          <w:rPr>
+            <w:color w:val="0000EE"/>
+            <w:u w:val="single"/>
+          </w:rPr>
+          <w:t>Osée 1</w:t>
+        </w:r>
+      </w:hyperlink>
+      <w:r>
+        <w:rPr>
+          <w:lang w:val="fr_FR" w:bidi="fr_FR"/>
+        </w:rPr>
+        <w:t xml:space="preserve"> était historique et qu'</w:t>
+      </w:r>
+      <w:hyperlink r:id="rId719">
+        <w:r>
+          <w:rPr>
+            <w:lang w:val="fr_FR" w:bidi="fr_FR"/>
+          </w:rPr>
+          <w:rPr>
+            <w:color w:val="0000EE"/>
+            <w:u w:val="single"/>
+          </w:rPr>
+          <w:t>Osée 3</w:t>
+        </w:r>
+      </w:hyperlink>
+      <w:r>
+        <w:rPr>
+          <w:lang w:val="fr_FR" w:bidi="fr_FR"/>
+        </w:rPr>
+        <w:t xml:space="preserve"> était l'interprétation allégorique (non littérale) donnée par Osée de son mariage.</w:t>
+      </w:r>
+    </w:p>
+    <w:p>
+      <w:pPr/>
+      <w:r>
+        <w:rPr>
+          <w:lang w:val="fr_FR" w:bidi="fr_FR"/>
+        </w:rPr>
+      </w:r>
+      <w:r>
+        <w:rPr>
+          <w:lang w:val="fr_FR" w:bidi="fr_FR"/>
+        </w:rPr>
+        <w:t>Les activités sexuelles de Gomer ont été largement discutées. Deux points de vue principaux existent :</w:t>
+      </w:r>
+    </w:p>
+    <w:p>
+      <w:pPr>
+        <w:pStyle w:val="ListNumber"/>
+        <w:numPr>
+          <w:ilvl w:val="0"/>
+          <w:numId w:val="20"/>
+        </w:numPr>
+        <w:spacing w:line="240" w:lineRule="auto"/>
+        <w:ind w:left="720"/>
+      </w:pPr>
+      <w:r>
+        <w:rPr>
+          <w:lang w:val="fr_FR" w:bidi="fr_FR"/>
+        </w:rPr>
+      </w:r>
+      <w:r>
+        <w:rPr>
+          <w:lang w:val="fr_FR" w:bidi="fr_FR"/>
+        </w:rPr>
+        <w:t xml:space="preserve">Gomer était une épouse fidèle à Osée au début de leur mariage. L'expression « </w:t>
+      </w:r>
+      <w:r>
+        <w:rPr>
+          <w:lang w:val="fr_FR" w:bidi="fr_FR"/>
+        </w:rPr>
+        <w:t>une femme prostituée</w:t>
+      </w:r>
+      <w:r>
+        <w:rPr>
+          <w:lang w:val="fr_FR" w:bidi="fr_FR"/>
+        </w:rPr>
+        <w:t xml:space="preserve"> » (</w:t>
+      </w:r>
+      <w:hyperlink r:id="rId720">
+        <w:r>
+          <w:rPr>
+            <w:lang w:val="fr_FR" w:bidi="fr_FR"/>
+          </w:rPr>
+          <w:rPr>
+            <w:color w:val="0000EE"/>
+            <w:u w:val="single"/>
+          </w:rPr>
+          <w:t>Os 1.2</w:t>
+        </w:r>
+      </w:hyperlink>
+      <w:r>
+        <w:rPr>
+          <w:lang w:val="fr_FR" w:bidi="fr_FR"/>
+        </w:rPr>
+        <w:t>) fait référence à sa nature pécheresse et rebelle. Dieu exposera ensuite cela pour montrer l'idolâtrie d'Israël.</w:t>
+      </w:r>
+    </w:p>
+    <w:p>
+      <w:pPr>
+        <w:pStyle w:val="ListNumber"/>
+        <w:spacing w:line="240" w:lineRule="auto"/>
+        <w:ind w:left="720"/>
+      </w:pPr>
+      <w:r>
+        <w:rPr>
+          <w:lang w:val="fr_FR" w:bidi="fr_FR"/>
+        </w:rPr>
+      </w:r>
+      <w:r>
+        <w:rPr>
+          <w:lang w:val="fr_FR" w:bidi="fr_FR"/>
+        </w:rPr>
         <w:t>Gomer était une prostituée connue qu'Osée devait épouser pour illustrer l'idolâtrie d'Israël et l'amour fidèle de Dieu. Cette seconde interprétation séduit le plus les érudits évangéliques et est l'interprétation la plus simple dans un cadre biblique littéral, grammatical et historique.</w:t>
       </w:r>
     </w:p>
@@ -23832,7 +24412,7 @@
         </w:rPr>
         <w:t>La raison pour laquelle Osée devait la racheter n'est pas claire. Il est également inconnu pourquoi le paiement était en partie en grain et en partie en argent. Cette transaction pourrait symboliser la délivrance future d'exil d'Israël par Dieu. Toutefois, les dix tribus du nord ne sont pas revenues de l'exil en Assyrie. Cette interprétation ne s'applique sans doute pas à Juda, puisque le message d'Osée n'était pas destiné au royaume du sud, bien que Juda ait reçu un avertissement (</w:t>
       </w:r>
-      <w:hyperlink r:id="rId707">
+      <w:hyperlink r:id="rId721">
         <w:r>
           <w:rPr>
             <w:lang w:val="fr_FR" w:bidi="fr_FR"/>
@@ -23864,7 +24444,7 @@
         </w:rPr>
         <w:t>Les enfants nés d'Osée et de Gomer ont reçu des noms symboliques. Le premier enfant était un fils nommé Jizreel (</w:t>
       </w:r>
-      <w:hyperlink r:id="rId708">
+      <w:hyperlink r:id="rId722">
         <w:r>
           <w:rPr>
             <w:lang w:val="fr_FR" w:bidi="fr_FR"/>
@@ -23882,7 +24462,7 @@
         </w:rPr>
         <w:t>). Ce nom signifiait le jugement de Dieu sur la famille de Jéhu pour le meurtre par Jéhu de la famille d'Achab dans la vallée de Jizreel (</w:t>
       </w:r>
-      <w:hyperlink r:id="rId709">
+      <w:hyperlink r:id="rId723">
         <w:r>
           <w:rPr>
             <w:lang w:val="fr_FR" w:bidi="fr_FR"/>
@@ -23914,7 +24494,7 @@
         </w:rPr>
         <w:t>Le deuxième enfant s'appellera Lo-Ruchama (</w:t>
       </w:r>
-      <w:hyperlink r:id="rId710">
+      <w:hyperlink r:id="rId724">
         <w:r>
           <w:rPr>
             <w:lang w:val="fr_FR" w:bidi="fr_FR"/>
@@ -23932,7 +24512,7 @@
         </w:rPr>
         <w:t>), son nom signifiant « pas de compassion ou de pitié ». Cela symbolisait le jugement d'Israël. La corruption spirituelle du royaume du Nord avait atteint son apogée, et il serait vaincu et emmené en captivité (</w:t>
       </w:r>
-      <w:hyperlink r:id="rId710">
+      <w:hyperlink r:id="rId724">
         <w:r>
           <w:rPr>
             <w:lang w:val="fr_FR" w:bidi="fr_FR"/>
@@ -23971,7 +24551,7 @@
         </w:rPr>
         <w:t xml:space="preserve"> sera le nom du troisième enfant, un deuxième fils. Ce prénom signifie « pas mon peuple » (</w:t>
       </w:r>
-      <w:hyperlink r:id="rId711">
+      <w:hyperlink r:id="rId725">
         <w:r>
           <w:rPr>
             <w:lang w:val="fr_FR" w:bidi="fr_FR"/>
@@ -23989,7 +24569,7 @@
         </w:rPr>
         <w:t>). Ce rejet d'Israël en tant que peuple choisi de Dieu était temporaire (</w:t>
       </w:r>
-      <w:hyperlink r:id="rId712">
+      <w:hyperlink r:id="rId726">
         <w:r>
           <w:rPr>
             <w:lang w:val="fr_FR" w:bidi="fr_FR"/>
@@ -24007,7 +24587,7 @@
         </w:rPr>
         <w:t>). Dieu accomplirait ses promesses à Abraham (</w:t>
       </w:r>
-      <w:hyperlink r:id="rId713">
+      <w:hyperlink r:id="rId727">
         <w:r>
           <w:rPr>
             <w:lang w:val="fr_FR" w:bidi="fr_FR"/>
@@ -24025,7 +24605,7 @@
         </w:rPr>
         <w:t xml:space="preserve"> ; </w:t>
       </w:r>
-      <w:hyperlink r:id="rId714">
+      <w:hyperlink r:id="rId728">
         <w:r>
           <w:rPr>
             <w:lang w:val="fr_FR" w:bidi="fr_FR"/>
@@ -24043,7 +24623,7 @@
         </w:rPr>
         <w:t>) et à Moïse (</w:t>
       </w:r>
-      <w:hyperlink r:id="rId715">
+      <w:hyperlink r:id="rId729">
         <w:r>
           <w:rPr>
             <w:lang w:val="fr_FR" w:bidi="fr_FR"/>
@@ -24075,7 +24655,7 @@
         </w:rPr>
         <w:t>Gomer n'était pas heureuse dans son mariage et elle a donc cherché d'autres amants. De même, Israël cherchait sa propre satisfaction dans l'adoration de faux dieux. Ils attribuaient à tort les bonnes choses de leur Dieu miséricordieux à ces dieux païens (</w:t>
       </w:r>
-      <w:hyperlink r:id="rId716">
+      <w:hyperlink r:id="rId730">
         <w:r>
           <w:rPr>
             <w:lang w:val="fr_FR" w:bidi="fr_FR"/>
@@ -24107,7 +24687,7 @@
         </w:rPr>
         <w:t>La déclaration de divorce d'Osée envers Gomer en raison de son adultère symbolise le divorce de Yahvé d'Israël pour son infidélité (</w:t>
       </w:r>
-      <w:hyperlink r:id="rId717">
+      <w:hyperlink r:id="rId731">
         <w:r>
           <w:rPr>
             <w:lang w:val="fr_FR" w:bidi="fr_FR"/>
@@ -24125,7 +24705,7 @@
         </w:rPr>
         <w:t xml:space="preserve"> ; voir aussi </w:t>
       </w:r>
-      <w:hyperlink r:id="rId718">
+      <w:hyperlink r:id="rId732">
         <w:r>
           <w:rPr>
             <w:lang w:val="fr_FR" w:bidi="fr_FR"/>
@@ -24143,6 +24723,32 @@
         </w:rPr>
         <w:t>). Leurs enfants représentent les membres individuels de la nation d'Israël à l'époque d'Osée (</w:t>
       </w:r>
+      <w:hyperlink r:id="rId733">
+        <w:r>
+          <w:rPr>
+            <w:lang w:val="fr_FR" w:bidi="fr_FR"/>
+          </w:rPr>
+          <w:rPr>
+            <w:color w:val="0000EE"/>
+            <w:u w:val="single"/>
+          </w:rPr>
+          <w:t>Os 2.2–5</w:t>
+        </w:r>
+      </w:hyperlink>
+      <w:r>
+        <w:rPr>
+          <w:lang w:val="fr_FR" w:bidi="fr_FR"/>
+        </w:rPr>
+        <w:t>).</w:t>
+      </w:r>
+    </w:p>
+    <w:p>
+      <w:pPr/>
+      <w:r>
+        <w:rPr>
+          <w:lang w:val="fr_FR" w:bidi="fr_FR"/>
+        </w:rPr>
+      </w:r>
       <w:hyperlink r:id="rId719">
         <w:r>
           <w:rPr>
@@ -24152,7 +24758,115 @@
             <w:color w:val="0000EE"/>
             <w:u w:val="single"/>
           </w:rPr>
-          <w:t>Os 2.2–5</w:t>
+          <w:t>Osée 3</w:t>
+        </w:r>
+      </w:hyperlink>
+      <w:r>
+        <w:rPr>
+          <w:lang w:val="fr_FR" w:bidi="fr_FR"/>
+        </w:rPr>
+        <w:t xml:space="preserve"> utilise la restauration pour résumer l'histoire d'Israël. L'esclavage d'Israël au péché et à Satan (voir </w:t>
+      </w:r>
+      <w:hyperlink r:id="rId734">
+        <w:r>
+          <w:rPr>
+            <w:lang w:val="fr_FR" w:bidi="fr_FR"/>
+          </w:rPr>
+          <w:rPr>
+            <w:color w:val="0000EE"/>
+            <w:u w:val="single"/>
+          </w:rPr>
+          <w:t>Hé 2.14–15</w:t>
+        </w:r>
+      </w:hyperlink>
+      <w:r>
+        <w:rPr>
+          <w:lang w:val="fr_FR" w:bidi="fr_FR"/>
+        </w:rPr>
+        <w:t>) est illustré par le prix qu'Osée a payé pour Gomer (</w:t>
+      </w:r>
+      <w:hyperlink r:id="rId735">
+        <w:r>
+          <w:rPr>
+            <w:lang w:val="fr_FR" w:bidi="fr_FR"/>
+          </w:rPr>
+          <w:rPr>
+            <w:color w:val="0000EE"/>
+            <w:u w:val="single"/>
+          </w:rPr>
+          <w:t>Os 3.2</w:t>
+        </w:r>
+      </w:hyperlink>
+      <w:r>
+        <w:rPr>
+          <w:lang w:val="fr_FR" w:bidi="fr_FR"/>
+        </w:rPr>
+        <w:t xml:space="preserve">). Ce prix était celui d'une esclave parce que Gomer était asservie par son adultère (voir </w:t>
+      </w:r>
+      <w:hyperlink r:id="rId736">
+        <w:r>
+          <w:rPr>
+            <w:lang w:val="fr_FR" w:bidi="fr_FR"/>
+          </w:rPr>
+          <w:rPr>
+            <w:color w:val="0000EE"/>
+            <w:u w:val="single"/>
+          </w:rPr>
+          <w:t>Ex 21.32</w:t>
+        </w:r>
+      </w:hyperlink>
+      <w:r>
+        <w:rPr>
+          <w:lang w:val="fr_FR" w:bidi="fr_FR"/>
+        </w:rPr>
+        <w:t>). L'isolement de Gomer, tout comme l'exil d'Israël, était destiné à la purification (</w:t>
+      </w:r>
+      <w:hyperlink r:id="rId737">
+        <w:r>
+          <w:rPr>
+            <w:lang w:val="fr_FR" w:bidi="fr_FR"/>
+          </w:rPr>
+          <w:rPr>
+            <w:color w:val="0000EE"/>
+            <w:u w:val="single"/>
+          </w:rPr>
+          <w:t>Os 3.3</w:t>
+        </w:r>
+      </w:hyperlink>
+      <w:r>
+        <w:rPr>
+          <w:lang w:val="fr_FR" w:bidi="fr_FR"/>
+        </w:rPr>
+        <w:t xml:space="preserve"> ; voir </w:t>
+      </w:r>
+      <w:hyperlink r:id="rId738">
+        <w:r>
+          <w:rPr>
+            <w:lang w:val="fr_FR" w:bidi="fr_FR"/>
+          </w:rPr>
+          <w:rPr>
+            <w:color w:val="0000EE"/>
+            <w:u w:val="single"/>
+          </w:rPr>
+          <w:t>Dt 21.13</w:t>
+        </w:r>
+      </w:hyperlink>
+      <w:r>
+        <w:rPr>
+          <w:lang w:val="fr_FR" w:bidi="fr_FR"/>
+        </w:rPr>
+        <w:t xml:space="preserve"> ; </w:t>
+      </w:r>
+      <w:hyperlink r:id="rId739">
+        <w:r>
+          <w:rPr>
+            <w:lang w:val="fr_FR" w:bidi="fr_FR"/>
+          </w:rPr>
+          <w:rPr>
+            <w:color w:val="0000EE"/>
+            <w:u w:val="single"/>
+          </w:rPr>
+          <w:t>30.2</w:t>
         </w:r>
       </w:hyperlink>
       <w:r>
@@ -24169,124 +24883,34 @@
           <w:lang w:val="fr_FR" w:bidi="fr_FR"/>
         </w:rPr>
       </w:r>
-      <w:hyperlink r:id="rId705">
-        <w:r>
-          <w:rPr>
-            <w:lang w:val="fr_FR" w:bidi="fr_FR"/>
-          </w:rPr>
-          <w:rPr>
-            <w:color w:val="0000EE"/>
-            <w:u w:val="single"/>
-          </w:rPr>
-          <w:t>Osée 3</w:t>
-        </w:r>
-      </w:hyperlink>
-      <w:r>
-        <w:rPr>
-          <w:lang w:val="fr_FR" w:bidi="fr_FR"/>
-        </w:rPr>
-        <w:t xml:space="preserve"> utilise la restauration pour résumer l'histoire d'Israël. L'esclavage d'Israël au péché et à Satan (voir </w:t>
-      </w:r>
-      <w:hyperlink r:id="rId720">
-        <w:r>
-          <w:rPr>
-            <w:lang w:val="fr_FR" w:bidi="fr_FR"/>
-          </w:rPr>
-          <w:rPr>
-            <w:color w:val="0000EE"/>
-            <w:u w:val="single"/>
-          </w:rPr>
-          <w:t>Hé 2.14–15</w:t>
-        </w:r>
-      </w:hyperlink>
-      <w:r>
-        <w:rPr>
-          <w:lang w:val="fr_FR" w:bidi="fr_FR"/>
-        </w:rPr>
-        <w:t>) est illustré par le prix qu'Osée a payé pour Gomer (</w:t>
-      </w:r>
-      <w:hyperlink r:id="rId721">
-        <w:r>
-          <w:rPr>
-            <w:lang w:val="fr_FR" w:bidi="fr_FR"/>
-          </w:rPr>
-          <w:rPr>
-            <w:color w:val="0000EE"/>
-            <w:u w:val="single"/>
-          </w:rPr>
-          <w:t>Os 3.2</w:t>
-        </w:r>
-      </w:hyperlink>
-      <w:r>
-        <w:rPr>
-          <w:lang w:val="fr_FR" w:bidi="fr_FR"/>
-        </w:rPr>
-        <w:t xml:space="preserve">). Ce prix était celui d'une esclave parce que Gomer était asservie par son adultère (voir </w:t>
-      </w:r>
-      <w:hyperlink r:id="rId722">
-        <w:r>
-          <w:rPr>
-            <w:lang w:val="fr_FR" w:bidi="fr_FR"/>
-          </w:rPr>
-          <w:rPr>
-            <w:color w:val="0000EE"/>
-            <w:u w:val="single"/>
-          </w:rPr>
-          <w:t>Ex 21.32</w:t>
-        </w:r>
-      </w:hyperlink>
-      <w:r>
-        <w:rPr>
-          <w:lang w:val="fr_FR" w:bidi="fr_FR"/>
-        </w:rPr>
-        <w:t>). L'isolement de Gomer, tout comme l'exil d'Israël, était destiné à la purification (</w:t>
-      </w:r>
-      <w:hyperlink r:id="rId723">
-        <w:r>
-          <w:rPr>
-            <w:lang w:val="fr_FR" w:bidi="fr_FR"/>
-          </w:rPr>
-          <w:rPr>
-            <w:color w:val="0000EE"/>
-            <w:u w:val="single"/>
-          </w:rPr>
-          <w:t>Os 3.3</w:t>
-        </w:r>
-      </w:hyperlink>
-      <w:r>
-        <w:rPr>
-          <w:lang w:val="fr_FR" w:bidi="fr_FR"/>
-        </w:rPr>
-        <w:t xml:space="preserve"> ; voir </w:t>
-      </w:r>
-      <w:hyperlink r:id="rId724">
-        <w:r>
-          <w:rPr>
-            <w:lang w:val="fr_FR" w:bidi="fr_FR"/>
-          </w:rPr>
-          <w:rPr>
-            <w:color w:val="0000EE"/>
-            <w:u w:val="single"/>
-          </w:rPr>
-          <w:t>Dt 21.13</w:t>
-        </w:r>
-      </w:hyperlink>
-      <w:r>
-        <w:rPr>
-          <w:lang w:val="fr_FR" w:bidi="fr_FR"/>
-        </w:rPr>
-        <w:t xml:space="preserve"> ; </w:t>
-      </w:r>
-      <w:hyperlink r:id="rId725">
-        <w:r>
-          <w:rPr>
-            <w:lang w:val="fr_FR" w:bidi="fr_FR"/>
-          </w:rPr>
-          <w:rPr>
-            <w:color w:val="0000EE"/>
-            <w:u w:val="single"/>
-          </w:rPr>
-          <w:t>30.2</w:t>
+      <w:r>
+        <w:rPr>
+          <w:lang w:val="fr_FR" w:bidi="fr_FR"/>
+        </w:rPr>
+        <w:t xml:space="preserve">Après l'exil à Babylone (« Après cela », et « </w:t>
+      </w:r>
+      <w:r>
+        <w:rPr>
+          <w:lang w:val="fr_FR" w:bidi="fr_FR"/>
+        </w:rPr>
+        <w:t>dans la suite des temps</w:t>
+      </w:r>
+      <w:r>
+        <w:rPr>
+          <w:lang w:val="fr_FR" w:bidi="fr_FR"/>
+        </w:rPr>
+        <w:t xml:space="preserve"> »), Israël retournera vers son mari pour profiter des bénédictions de la relation renouvelée. En référence au Messie, « David, leur roi », sera ressuscité pour conduire Israël vers le Seigneur (</w:t>
+      </w:r>
+      <w:hyperlink r:id="rId740">
+        <w:r>
+          <w:rPr>
+            <w:lang w:val="fr_FR" w:bidi="fr_FR"/>
+          </w:rPr>
+          <w:rPr>
+            <w:color w:val="0000EE"/>
+            <w:u w:val="single"/>
+          </w:rPr>
+          <w:t>Os 3.5</w:t>
         </w:r>
       </w:hyperlink>
       <w:r>
@@ -24307,53 +24931,9 @@
         <w:rPr>
           <w:lang w:val="fr_FR" w:bidi="fr_FR"/>
         </w:rPr>
-        <w:t xml:space="preserve">Après l'exil à Babylone (« Après cela », et « </w:t>
-      </w:r>
-      <w:r>
-        <w:rPr>
-          <w:lang w:val="fr_FR" w:bidi="fr_FR"/>
-        </w:rPr>
-        <w:t>dans la suite des temps</w:t>
-      </w:r>
-      <w:r>
-        <w:rPr>
-          <w:lang w:val="fr_FR" w:bidi="fr_FR"/>
-        </w:rPr>
-        <w:t xml:space="preserve"> »), Israël retournera vers son mari pour profiter des bénédictions de la relation renouvelée. En référence au Messie, « David, leur roi », sera ressuscité pour conduire Israël vers le Seigneur (</w:t>
-      </w:r>
-      <w:hyperlink r:id="rId726">
-        <w:r>
-          <w:rPr>
-            <w:lang w:val="fr_FR" w:bidi="fr_FR"/>
-          </w:rPr>
-          <w:rPr>
-            <w:color w:val="0000EE"/>
-            <w:u w:val="single"/>
-          </w:rPr>
-          <w:t>Os 3.5</w:t>
-        </w:r>
-      </w:hyperlink>
-      <w:r>
-        <w:rPr>
-          <w:lang w:val="fr_FR" w:bidi="fr_FR"/>
-        </w:rPr>
-        <w:t>).</w:t>
-      </w:r>
-    </w:p>
-    <w:p>
-      <w:pPr/>
-      <w:r>
-        <w:rPr>
-          <w:lang w:val="fr_FR" w:bidi="fr_FR"/>
-        </w:rPr>
-      </w:r>
-      <w:r>
-        <w:rPr>
-          <w:lang w:val="fr_FR" w:bidi="fr_FR"/>
-        </w:rPr>
         <w:t>La dernière section majeure d'Osée explique en détail ce qu'</w:t>
       </w:r>
-      <w:hyperlink r:id="rId727">
+      <w:hyperlink r:id="rId741">
         <w:r>
           <w:rPr>
             <w:lang w:val="fr_FR" w:bidi="fr_FR"/>
@@ -24389,7 +24969,7 @@
         </w:rPr>
         <w:t>L'abandon de la foi par Israël (</w:t>
       </w:r>
-      <w:hyperlink r:id="rId728">
+      <w:hyperlink r:id="rId742">
         <w:r>
           <w:rPr>
             <w:lang w:val="fr_FR" w:bidi="fr_FR"/>
@@ -24425,7 +25005,7 @@
         </w:rPr>
         <w:t>Le châtiment (</w:t>
       </w:r>
-      <w:hyperlink r:id="rId729">
+      <w:hyperlink r:id="rId743">
         <w:r>
           <w:rPr>
             <w:lang w:val="fr_FR" w:bidi="fr_FR"/>
@@ -24461,7 +25041,7 @@
         </w:rPr>
         <w:t>La restauration (</w:t>
       </w:r>
-      <w:hyperlink r:id="rId730">
+      <w:hyperlink r:id="rId744">
         <w:r>
           <w:rPr>
             <w:lang w:val="fr_FR" w:bidi="fr_FR"/>
@@ -24504,7 +25084,7 @@
         </w:rPr>
         <w:t>Israël était profondément impliqué dans des activités impies et s'était éloigné de Dieu (</w:t>
       </w:r>
-      <w:hyperlink r:id="rId689">
+      <w:hyperlink r:id="rId703">
         <w:r>
           <w:rPr>
             <w:lang w:val="fr_FR" w:bidi="fr_FR"/>
@@ -24522,7 +25102,7 @@
         </w:rPr>
         <w:t xml:space="preserve"> ; voir </w:t>
       </w:r>
-      <w:hyperlink r:id="rId731">
+      <w:hyperlink r:id="rId745">
         <w:r>
           <w:rPr>
             <w:lang w:val="fr_FR" w:bidi="fr_FR"/>
@@ -24540,7 +25120,7 @@
         </w:rPr>
         <w:t>). Le peuple ignorait la parole de Dieu en raison de son indifférence et de la tromperie des prêtres (</w:t>
       </w:r>
-      <w:hyperlink r:id="rId732">
+      <w:hyperlink r:id="rId746">
         <w:r>
           <w:rPr>
             <w:lang w:val="fr_FR" w:bidi="fr_FR"/>
@@ -24558,7 +25138,7 @@
         </w:rPr>
         <w:t xml:space="preserve"> ; voir </w:t>
       </w:r>
-      <w:hyperlink r:id="rId733">
+      <w:hyperlink r:id="rId747">
         <w:r>
           <w:rPr>
             <w:lang w:val="fr_FR" w:bidi="fr_FR"/>
@@ -24576,7 +25156,7 @@
         </w:rPr>
         <w:t xml:space="preserve"> ; </w:t>
       </w:r>
-      <w:hyperlink r:id="rId734">
+      <w:hyperlink r:id="rId748">
         <w:r>
           <w:rPr>
             <w:lang w:val="fr_FR" w:bidi="fr_FR"/>
@@ -24594,7 +25174,7 @@
         </w:rPr>
         <w:t xml:space="preserve"> ; </w:t>
       </w:r>
-      <w:hyperlink r:id="rId735">
+      <w:hyperlink r:id="rId749">
         <w:r>
           <w:rPr>
             <w:lang w:val="fr_FR" w:bidi="fr_FR"/>
@@ -24612,7 +25192,7 @@
         </w:rPr>
         <w:t>). Israël suivait des dirigeants spirituels corrompus tout comme leurs rois suivaient les voies corrompues des anciens dirigeants (</w:t>
       </w:r>
-      <w:hyperlink r:id="rId736">
+      <w:hyperlink r:id="rId750">
         <w:r>
           <w:rPr>
             <w:lang w:val="fr_FR" w:bidi="fr_FR"/>
@@ -24630,7 +25210,7 @@
         </w:rPr>
         <w:t>). Au lieu de la parole de Dieu, Israël cherchait conseil auprès des idoles et de la divination (</w:t>
       </w:r>
-      <w:hyperlink r:id="rId737">
+      <w:hyperlink r:id="rId751">
         <w:r>
           <w:rPr>
             <w:lang w:val="fr_FR" w:bidi="fr_FR"/>
@@ -24648,7 +25228,7 @@
         </w:rPr>
         <w:t>). Enfin, Israël a perdu son identité sacerdotale (</w:t>
       </w:r>
-      <w:hyperlink r:id="rId738">
+      <w:hyperlink r:id="rId752">
         <w:r>
           <w:rPr>
             <w:lang w:val="fr_FR" w:bidi="fr_FR"/>
@@ -24666,7 +25246,7 @@
         </w:rPr>
         <w:t xml:space="preserve"> ; voir </w:t>
       </w:r>
-      <w:hyperlink r:id="rId739">
+      <w:hyperlink r:id="rId753">
         <w:r>
           <w:rPr>
             <w:lang w:val="fr_FR" w:bidi="fr_FR"/>
@@ -24684,7 +25264,7 @@
         </w:rPr>
         <w:t>) car les prêtres étaient principalement responsables de l'éloignement de la nation de la foi (</w:t>
       </w:r>
-      <w:hyperlink r:id="rId740">
+      <w:hyperlink r:id="rId754">
         <w:r>
           <w:rPr>
             <w:lang w:val="fr_FR" w:bidi="fr_FR"/>
@@ -24727,7 +25307,7 @@
         </w:rPr>
         <w:t>Après avoir présenté son plaidoyer contre le royaume du Nord, Dieu donne un avertissement (</w:t>
       </w:r>
-      <w:hyperlink r:id="rId741">
+      <w:hyperlink r:id="rId755">
         <w:r>
           <w:rPr>
             <w:lang w:val="fr_FR" w:bidi="fr_FR"/>
@@ -24745,7 +25325,7 @@
         </w:rPr>
         <w:t>). La trompette sonnera dans les collines de Benjamin (</w:t>
       </w:r>
-      <w:hyperlink r:id="rId742">
+      <w:hyperlink r:id="rId756">
         <w:r>
           <w:rPr>
             <w:lang w:val="fr_FR" w:bidi="fr_FR"/>
@@ -24763,7 +25343,7 @@
         </w:rPr>
         <w:t>), la région entre Israël et Juda. L'alarme qui y retentira indiquera qu'Israël est envahi et que Juda est en danger (</w:t>
       </w:r>
-      <w:hyperlink r:id="rId743">
+      <w:hyperlink r:id="rId757">
         <w:r>
           <w:rPr>
             <w:lang w:val="fr_FR" w:bidi="fr_FR"/>
@@ -24781,7 +25361,7 @@
         </w:rPr>
         <w:t>). Le royaume du Nord s'appuyait sur des commandements humains, et non sur ceux de Dieu (</w:t>
       </w:r>
-      <w:hyperlink r:id="rId744">
+      <w:hyperlink r:id="rId758">
         <w:r>
           <w:rPr>
             <w:lang w:val="fr_FR" w:bidi="fr_FR"/>
@@ -24799,7 +25379,7 @@
         </w:rPr>
         <w:t>). Israël a cherché de l'aide auprès de l'Assyrie mais a fait face à la trahison et à la défaite (</w:t>
       </w:r>
-      <w:hyperlink r:id="rId695">
+      <w:hyperlink r:id="rId709">
         <w:r>
           <w:rPr>
             <w:lang w:val="fr_FR" w:bidi="fr_FR"/>
@@ -24817,7 +25397,7 @@
         </w:rPr>
         <w:t>). Dans cette prophétie concernant la chute d'Israël aux mains des Assyriens en 722 av. J.‑C., Osée dépeint Dieu comme le justicier ultime (</w:t>
       </w:r>
-      <w:hyperlink r:id="rId745">
+      <w:hyperlink r:id="rId759">
         <w:r>
           <w:rPr>
             <w:lang w:val="fr_FR" w:bidi="fr_FR"/>
@@ -24849,7 +25429,7 @@
         </w:rPr>
         <w:t>Dieu appelle à la repentance juste après avoir révélé la punition (</w:t>
       </w:r>
-      <w:hyperlink r:id="rId746">
+      <w:hyperlink r:id="rId760">
         <w:r>
           <w:rPr>
             <w:lang w:val="fr_FR" w:bidi="fr_FR"/>
@@ -24867,7 +25447,7 @@
         </w:rPr>
         <w:t xml:space="preserve"> ; la division du chapitre ici n'est pas idéale car </w:t>
       </w:r>
-      <w:hyperlink r:id="rId747">
+      <w:hyperlink r:id="rId761">
         <w:r>
           <w:rPr>
             <w:lang w:val="fr_FR" w:bidi="fr_FR"/>
@@ -24903,7 +25483,7 @@
         </w:rPr>
         <w:t xml:space="preserve">). L'appel à revenir à Yahvé pourrait refléter la réponse personnelle d'Osée à la révélation. Cependant, il est préférable de voir </w:t>
       </w:r>
-      <w:hyperlink r:id="rId747">
+      <w:hyperlink r:id="rId761">
         <w:r>
           <w:rPr>
             <w:lang w:val="fr_FR" w:bidi="fr_FR"/>
@@ -24921,7 +25501,7 @@
         </w:rPr>
         <w:t xml:space="preserve"> comme les paroles du reste futur lors de son retour. L'Assyrie n'a pas offert de guérison, à l'instar des autres nations. Dieu, lui, guérira Israël spirituellement, politiquement et physiquement (</w:t>
       </w:r>
-      <w:hyperlink r:id="rId748">
+      <w:hyperlink r:id="rId762">
         <w:r>
           <w:rPr>
             <w:lang w:val="fr_FR" w:bidi="fr_FR"/>
@@ -24939,7 +25519,7 @@
         </w:rPr>
         <w:t xml:space="preserve"> ; voir aussi </w:t>
       </w:r>
-      <w:hyperlink r:id="rId749">
+      <w:hyperlink r:id="rId763">
         <w:r>
           <w:rPr>
             <w:lang w:val="fr_FR" w:bidi="fr_FR"/>
@@ -24957,7 +25537,7 @@
         </w:rPr>
         <w:t xml:space="preserve"> ; </w:t>
       </w:r>
-      <w:hyperlink r:id="rId750">
+      <w:hyperlink r:id="rId764">
         <w:r>
           <w:rPr>
             <w:lang w:val="fr_FR" w:bidi="fr_FR"/>
@@ -24975,7 +25555,7 @@
         </w:rPr>
         <w:t xml:space="preserve"> ; </w:t>
       </w:r>
-      <w:hyperlink r:id="rId751">
+      <w:hyperlink r:id="rId765">
         <w:r>
           <w:rPr>
             <w:lang w:val="fr_FR" w:bidi="fr_FR"/>
@@ -24993,7 +25573,7 @@
         </w:rPr>
         <w:t xml:space="preserve"> ; </w:t>
       </w:r>
-      <w:hyperlink r:id="rId665">
+      <w:hyperlink r:id="rId679">
         <w:r>
           <w:rPr>
             <w:lang w:val="fr_FR" w:bidi="fr_FR"/>
@@ -25011,7 +25591,7 @@
         </w:rPr>
         <w:t xml:space="preserve"> ; </w:t>
       </w:r>
-      <w:hyperlink r:id="rId752">
+      <w:hyperlink r:id="rId766">
         <w:r>
           <w:rPr>
             <w:lang w:val="fr_FR" w:bidi="fr_FR"/>
@@ -25043,7 +25623,7 @@
         </w:rPr>
         <w:t>Après avoir appelé à la repentance, Dieu se concentre à nouveau sur Israël (</w:t>
       </w:r>
-      <w:hyperlink r:id="rId753">
+      <w:hyperlink r:id="rId767">
         <w:r>
           <w:rPr>
             <w:lang w:val="fr_FR" w:bidi="fr_FR"/>
@@ -25061,7 +25641,7 @@
         </w:rPr>
         <w:t xml:space="preserve"> ; voir aussi </w:t>
       </w:r>
-      <w:hyperlink r:id="rId679">
+      <w:hyperlink r:id="rId693">
         <w:r>
           <w:rPr>
             <w:lang w:val="fr_FR" w:bidi="fr_FR"/>
@@ -25079,7 +25659,7 @@
         </w:rPr>
         <w:t>). Israël s'est détourné de son créateur et a désobéi à son message (</w:t>
       </w:r>
-      <w:hyperlink r:id="rId754">
+      <w:hyperlink r:id="rId768">
         <w:r>
           <w:rPr>
             <w:lang w:val="fr_FR" w:bidi="fr_FR"/>
@@ -25097,7 +25677,7 @@
         </w:rPr>
         <w:t>). Galaad n'est qu'un exemple de la nature violente d'Israël (</w:t>
       </w:r>
-      <w:hyperlink r:id="rId700">
+      <w:hyperlink r:id="rId714">
         <w:r>
           <w:rPr>
             <w:lang w:val="fr_FR" w:bidi="fr_FR"/>
@@ -25115,7 +25695,7 @@
         </w:rPr>
         <w:t>). Même les prêtres sont connus pour leur violence (</w:t>
       </w:r>
-      <w:hyperlink r:id="rId755">
+      <w:hyperlink r:id="rId769">
         <w:r>
           <w:rPr>
             <w:lang w:val="fr_FR" w:bidi="fr_FR"/>
@@ -25133,7 +25713,7 @@
         </w:rPr>
         <w:t xml:space="preserve"> ; voir aussi </w:t>
       </w:r>
-      <w:hyperlink r:id="rId756">
+      <w:hyperlink r:id="rId770">
         <w:r>
           <w:rPr>
             <w:lang w:val="fr_FR" w:bidi="fr_FR"/>
@@ -25151,7 +25731,7 @@
         </w:rPr>
         <w:t xml:space="preserve"> ; </w:t>
       </w:r>
-      <w:hyperlink r:id="rId757">
+      <w:hyperlink r:id="rId771">
         <w:r>
           <w:rPr>
             <w:lang w:val="fr_FR" w:bidi="fr_FR"/>
@@ -25169,7 +25749,7 @@
         </w:rPr>
         <w:t>). Le péché d'Israël est « horrible » (</w:t>
       </w:r>
-      <w:hyperlink r:id="rId758">
+      <w:hyperlink r:id="rId772">
         <w:r>
           <w:rPr>
             <w:lang w:val="fr_FR" w:bidi="fr_FR"/>
@@ -25206,7 +25786,7 @@
           <w:lang w:val="fr_FR" w:bidi="fr_FR"/>
         </w:rPr>
       </w:r>
-      <w:hyperlink r:id="rId759">
+      <w:hyperlink r:id="rId773">
         <w:r>
           <w:rPr>
             <w:lang w:val="fr_FR" w:bidi="fr_FR"/>
@@ -25224,7 +25804,7 @@
         </w:rPr>
         <w:t xml:space="preserve"> présente les réflexions finales de Dieu sur Israël. À chaque fois que Dieu cherche à amener Israël à la repentance, il ne fait que révéler davantage leur péché (</w:t>
       </w:r>
-      <w:hyperlink r:id="rId760">
+      <w:hyperlink r:id="rId774">
         <w:r>
           <w:rPr>
             <w:lang w:val="fr_FR" w:bidi="fr_FR"/>
@@ -25242,7 +25822,7 @@
         </w:rPr>
         <w:t>). Ils pensent pouvoir pécher sans que Dieu ne le remarque (</w:t>
       </w:r>
-      <w:hyperlink r:id="rId761">
+      <w:hyperlink r:id="rId775">
         <w:r>
           <w:rPr>
             <w:lang w:val="fr_FR" w:bidi="fr_FR"/>
@@ -25260,7 +25840,7 @@
         </w:rPr>
         <w:t xml:space="preserve"> ; voir aussi </w:t>
       </w:r>
-      <w:hyperlink r:id="rId762">
+      <w:hyperlink r:id="rId776">
         <w:r>
           <w:rPr>
             <w:lang w:val="fr_FR" w:bidi="fr_FR"/>
@@ -25278,7 +25858,7 @@
         </w:rPr>
         <w:t xml:space="preserve"> ; </w:t>
       </w:r>
-      <w:hyperlink r:id="rId763">
+      <w:hyperlink r:id="rId777">
         <w:r>
           <w:rPr>
             <w:lang w:val="fr_FR" w:bidi="fr_FR"/>
@@ -25296,7 +25876,7 @@
         </w:rPr>
         <w:t>). Leurs dirigeants se réjouissent que le peuple soit aussi méchant que le roi et les chefs (</w:t>
       </w:r>
-      <w:hyperlink r:id="rId764">
+      <w:hyperlink r:id="rId778">
         <w:r>
           <w:rPr>
             <w:lang w:val="fr_FR" w:bidi="fr_FR"/>
@@ -25314,7 +25894,7 @@
         </w:rPr>
         <w:t>). Tout Israël est connu pour son adultère constant (</w:t>
       </w:r>
-      <w:hyperlink r:id="rId765">
+      <w:hyperlink r:id="rId779">
         <w:r>
           <w:rPr>
             <w:lang w:val="fr_FR" w:bidi="fr_FR"/>
@@ -25332,7 +25912,7 @@
         </w:rPr>
         <w:t>). Israël ne s'est pas séparé des non-croyants (</w:t>
       </w:r>
-      <w:hyperlink r:id="rId766">
+      <w:hyperlink r:id="rId780">
         <w:r>
           <w:rPr>
             <w:lang w:val="fr_FR" w:bidi="fr_FR"/>
@@ -25350,7 +25930,7 @@
         </w:rPr>
         <w:t xml:space="preserve"> ; voir aussi </w:t>
       </w:r>
-      <w:hyperlink r:id="rId767">
+      <w:hyperlink r:id="rId781">
         <w:r>
           <w:rPr>
             <w:lang w:val="fr_FR" w:bidi="fr_FR"/>
@@ -25368,7 +25948,7 @@
         </w:rPr>
         <w:t xml:space="preserve"> ; </w:t>
       </w:r>
-      <w:hyperlink r:id="rId768">
+      <w:hyperlink r:id="rId782">
         <w:r>
           <w:rPr>
             <w:lang w:val="fr_FR" w:bidi="fr_FR"/>
@@ -25398,7 +25978,7 @@
         </w:rPr>
         <w:t xml:space="preserve"> » (</w:t>
       </w:r>
-      <w:hyperlink r:id="rId766">
+      <w:hyperlink r:id="rId780">
         <w:r>
           <w:rPr>
             <w:lang w:val="fr_FR" w:bidi="fr_FR"/>
@@ -25460,7 +26040,7 @@
         </w:rPr>
         <w:t>). Ils ne cherchaient pas conseil auprès du Seigneur lorsque c'était nécessaire, mais comptaient sur les puissances du monde. Leur manque de foi en Yahvé et leur échec à se séparer du péché conduiront à la discipline de Dieu (</w:t>
       </w:r>
-      <w:hyperlink r:id="rId769">
+      <w:hyperlink r:id="rId783">
         <w:r>
           <w:rPr>
             <w:lang w:val="fr_FR" w:bidi="fr_FR"/>
@@ -25478,7 +26058,7 @@
         </w:rPr>
         <w:t xml:space="preserve"> ; voir aussi </w:t>
       </w:r>
-      <w:hyperlink r:id="rId770">
+      <w:hyperlink r:id="rId784">
         <w:r>
           <w:rPr>
             <w:lang w:val="fr_FR" w:bidi="fr_FR"/>
@@ -25496,7 +26076,7 @@
         </w:rPr>
         <w:t xml:space="preserve"> ; </w:t>
       </w:r>
-      <w:hyperlink r:id="rId771">
+      <w:hyperlink r:id="rId785">
         <w:r>
           <w:rPr>
             <w:lang w:val="fr_FR" w:bidi="fr_FR"/>
@@ -25533,7 +26113,7 @@
           <w:lang w:val="fr_FR" w:bidi="fr_FR"/>
         </w:rPr>
       </w:r>
-      <w:hyperlink r:id="rId772">
+      <w:hyperlink r:id="rId786">
         <w:r>
           <w:rPr>
             <w:lang w:val="fr_FR" w:bidi="fr_FR"/>
@@ -25551,7 +26131,7 @@
         </w:rPr>
         <w:t xml:space="preserve"> aborde le jugement d'Israël (voir </w:t>
       </w:r>
-      <w:hyperlink r:id="rId773">
+      <w:hyperlink r:id="rId787">
         <w:r>
           <w:rPr>
             <w:lang w:val="fr_FR" w:bidi="fr_FR"/>
@@ -25587,7 +26167,7 @@
         </w:rPr>
         <w:t xml:space="preserve"> ; voir aussi </w:t>
       </w:r>
-      <w:hyperlink r:id="rId774">
+      <w:hyperlink r:id="rId788">
         <w:r>
           <w:rPr>
             <w:lang w:val="fr_FR" w:bidi="fr_FR"/>
@@ -25623,7 +26203,7 @@
         </w:rPr>
         <w:t xml:space="preserve">) parce qu'Israël a rompu l'alliance du Sinaï (voir </w:t>
       </w:r>
-      <w:hyperlink r:id="rId775">
+      <w:hyperlink r:id="rId789">
         <w:r>
           <w:rPr>
             <w:lang w:val="fr_FR" w:bidi="fr_FR"/>
@@ -25641,7 +26221,7 @@
         </w:rPr>
         <w:t xml:space="preserve">) et a désobéi à la loi de Moïse. Israël crie faussement à Dieu pour obtenir de l'aide contre la punition (voir </w:t>
       </w:r>
-      <w:hyperlink r:id="rId776">
+      <w:hyperlink r:id="rId790">
         <w:r>
           <w:rPr>
             <w:lang w:val="fr_FR" w:bidi="fr_FR"/>
@@ -25659,7 +26239,7 @@
         </w:rPr>
         <w:t>), mais Dieu ne répond pas, et l'Assyrie continue de poursuivre les dix tribus (</w:t>
       </w:r>
-      <w:hyperlink r:id="rId777">
+      <w:hyperlink r:id="rId791">
         <w:r>
           <w:rPr>
             <w:lang w:val="fr_FR" w:bidi="fr_FR"/>
@@ -25677,7 +26257,7 @@
         </w:rPr>
         <w:t>). D'autres raisons du jugement de Dieu incluent la nomination de rois sans la conduite de Dieu (</w:t>
       </w:r>
-      <w:hyperlink r:id="rId778">
+      <w:hyperlink r:id="rId792">
         <w:r>
           <w:rPr>
             <w:lang w:val="fr_FR" w:bidi="fr_FR"/>
@@ -25695,7 +26275,7 @@
         </w:rPr>
         <w:t>) et la pratique de l'idolâtrie (</w:t>
       </w:r>
-      <w:hyperlink r:id="rId779">
+      <w:hyperlink r:id="rId793">
         <w:r>
           <w:rPr>
             <w:lang w:val="fr_FR" w:bidi="fr_FR"/>
@@ -25713,7 +26293,7 @@
         </w:rPr>
         <w:t xml:space="preserve">). Les sacrifices d'Israël étaient inacceptables en raison de la désobéissance de la nation (voir </w:t>
       </w:r>
-      <w:hyperlink r:id="rId780">
+      <w:hyperlink r:id="rId794">
         <w:r>
           <w:rPr>
             <w:lang w:val="fr_FR" w:bidi="fr_FR"/>
@@ -25731,7 +26311,7 @@
         </w:rPr>
         <w:t xml:space="preserve"> ; </w:t>
       </w:r>
-      <w:hyperlink r:id="rId781">
+      <w:hyperlink r:id="rId795">
         <w:r>
           <w:rPr>
             <w:lang w:val="fr_FR" w:bidi="fr_FR"/>
@@ -25749,7 +26329,7 @@
         </w:rPr>
         <w:t>). Par conséquent, ils iraient en exil, similaire à l'exil antérieur en Égypte (</w:t>
       </w:r>
-      <w:hyperlink r:id="rId782">
+      <w:hyperlink r:id="rId796">
         <w:r>
           <w:rPr>
             <w:lang w:val="fr_FR" w:bidi="fr_FR"/>
@@ -25786,7 +26366,7 @@
           <w:lang w:val="fr_FR" w:bidi="fr_FR"/>
         </w:rPr>
       </w:r>
-      <w:hyperlink r:id="rId783">
+      <w:hyperlink r:id="rId797">
         <w:r>
           <w:rPr>
             <w:lang w:val="fr_FR" w:bidi="fr_FR"/>
@@ -25804,7 +26384,7 @@
         </w:rPr>
         <w:t xml:space="preserve"> poursuit la même thématique de l'exil. Israël ne trouvera aucune joie (</w:t>
       </w:r>
-      <w:hyperlink r:id="rId784">
+      <w:hyperlink r:id="rId798">
         <w:r>
           <w:rPr>
             <w:lang w:val="fr_FR" w:bidi="fr_FR"/>
@@ -25822,7 +26402,7 @@
         </w:rPr>
         <w:t>). Les produits de la terre ne les soutiendront pas car ils n'y vivront plus (</w:t>
       </w:r>
-      <w:hyperlink r:id="rId785">
+      <w:hyperlink r:id="rId799">
         <w:r>
           <w:rPr>
             <w:lang w:val="fr_FR" w:bidi="fr_FR"/>
@@ -25840,7 +26420,7 @@
         </w:rPr>
         <w:t>). Certains Israélites fuiront vers l'Égypte, tandis que d'autres seront emmenés captifs en Assyrie. Tous les sacrifices cesseront, et ils consommeront les vins et viandes sacrificiels pour leurs propres besoins (</w:t>
       </w:r>
-      <w:hyperlink r:id="rId786">
+      <w:hyperlink r:id="rId800">
         <w:r>
           <w:rPr>
             <w:lang w:val="fr_FR" w:bidi="fr_FR"/>
@@ -25858,7 +26438,7 @@
         </w:rPr>
         <w:t>). Les Égyptiens tueront les Israélites qui fuient vers l'Égypte (</w:t>
       </w:r>
-      <w:hyperlink r:id="rId787">
+      <w:hyperlink r:id="rId801">
         <w:r>
           <w:rPr>
             <w:lang w:val="fr_FR" w:bidi="fr_FR"/>
@@ -25895,7 +26475,7 @@
           <w:lang w:val="fr_FR" w:bidi="fr_FR"/>
         </w:rPr>
       </w:r>
-      <w:hyperlink r:id="rId788">
+      <w:hyperlink r:id="rId802">
         <w:r>
           <w:rPr>
             <w:lang w:val="fr_FR" w:bidi="fr_FR"/>
@@ -25913,7 +26493,7 @@
         </w:rPr>
         <w:t xml:space="preserve"> décrit plus en détail les conséquences des méfaits d'Israël. Israël est comme une vigne luxuriante (</w:t>
       </w:r>
-      <w:hyperlink r:id="rId789">
+      <w:hyperlink r:id="rId803">
         <w:r>
           <w:rPr>
             <w:lang w:val="fr_FR" w:bidi="fr_FR"/>
@@ -25931,7 +26511,7 @@
         </w:rPr>
         <w:t>), mais son abondance est mal employée, étant utilisée pour des sacrifices sur des autels païens. Ils sont coupables devant Dieu, qui est sur le point de détruire leurs autels et de retirer leur roi (</w:t>
       </w:r>
-      <w:hyperlink r:id="rId790">
+      <w:hyperlink r:id="rId804">
         <w:r>
           <w:rPr>
             <w:lang w:val="fr_FR" w:bidi="fr_FR"/>
@@ -25949,7 +26529,7 @@
         </w:rPr>
         <w:t>). Guibea est mentionnée à nouveau (</w:t>
       </w:r>
-      <w:hyperlink r:id="rId791">
+      <w:hyperlink r:id="rId805">
         <w:r>
           <w:rPr>
             <w:lang w:val="fr_FR" w:bidi="fr_FR"/>
@@ -25967,7 +26547,7 @@
         </w:rPr>
         <w:t>), rappelant à Israël que se détourner de Dieu est à la fois contagieux et permanent (</w:t>
       </w:r>
-      <w:hyperlink r:id="rId792">
+      <w:hyperlink r:id="rId806">
         <w:r>
           <w:rPr>
             <w:lang w:val="fr_FR" w:bidi="fr_FR"/>
@@ -25997,7 +26577,7 @@
         </w:rPr>
         <w:t xml:space="preserve"> » dans </w:t>
       </w:r>
-      <w:hyperlink r:id="rId793">
+      <w:hyperlink r:id="rId807">
         <w:r>
           <w:rPr>
             <w:lang w:val="fr_FR" w:bidi="fr_FR"/>
@@ -26015,7 +26595,7 @@
         </w:rPr>
         <w:t xml:space="preserve"> peut faire référence aux deux idoles de veau à Béthel et Dan, qui ont entraîné la punition de Dieu. La pénalité sera un dur labeur sous un lourd fardeau (</w:t>
       </w:r>
-      <w:hyperlink r:id="rId794">
+      <w:hyperlink r:id="rId808">
         <w:r>
           <w:rPr>
             <w:lang w:val="fr_FR" w:bidi="fr_FR"/>
@@ -26058,7 +26638,7 @@
         </w:rPr>
         <w:t>Les chapitres 11 à 14 concluent les prophéties d'Osée avec un message sur la future restauration d'Israël. L'amour indéfectible du Père est le fondement de cette restauration future (</w:t>
       </w:r>
-      <w:hyperlink r:id="rId795">
+      <w:hyperlink r:id="rId809">
         <w:r>
           <w:rPr>
             <w:lang w:val="fr_FR" w:bidi="fr_FR"/>
@@ -26076,7 +26656,7 @@
         </w:rPr>
         <w:t>). En tant que nation, Israël a été appelé hors d'Égypte comme fils de Yahvé (</w:t>
       </w:r>
-      <w:hyperlink r:id="rId796">
+      <w:hyperlink r:id="rId810">
         <w:r>
           <w:rPr>
             <w:lang w:val="fr_FR" w:bidi="fr_FR"/>
@@ -26094,7 +26674,7 @@
         </w:rPr>
         <w:t xml:space="preserve"> ; voir aussi </w:t>
       </w:r>
-      <w:hyperlink r:id="rId797">
+      <w:hyperlink r:id="rId811">
         <w:r>
           <w:rPr>
             <w:lang w:val="fr_FR" w:bidi="fr_FR"/>
@@ -26112,7 +26692,7 @@
         </w:rPr>
         <w:t>). Cependant, Israël n'a pas rendu au Père l'amour qu'il avait prodigué et a cherché plutôt des alliances avec les païens (</w:t>
       </w:r>
-      <w:hyperlink r:id="rId798">
+      <w:hyperlink r:id="rId812">
         <w:r>
           <w:rPr>
             <w:lang w:val="fr_FR" w:bidi="fr_FR"/>
@@ -26130,7 +26710,7 @@
         </w:rPr>
         <w:t>), ce qui conduirait au jugement (</w:t>
       </w:r>
-      <w:hyperlink r:id="rId799">
+      <w:hyperlink r:id="rId813">
         <w:r>
           <w:rPr>
             <w:lang w:val="fr_FR" w:bidi="fr_FR"/>
@@ -26148,7 +26728,7 @@
         </w:rPr>
         <w:t>). Les paroles de Yahvé démontrent son jugement immuable en raison de sa sainteté et de sa justice parfaites (</w:t>
       </w:r>
-      <w:hyperlink r:id="rId800">
+      <w:hyperlink r:id="rId814">
         <w:r>
           <w:rPr>
             <w:lang w:val="fr_FR" w:bidi="fr_FR"/>
@@ -26166,7 +26746,7 @@
         </w:rPr>
         <w:t>). Les péchés d'Israël exigent une punition équitable (</w:t>
       </w:r>
-      <w:hyperlink r:id="rId801">
+      <w:hyperlink r:id="rId815">
         <w:r>
           <w:rPr>
             <w:lang w:val="fr_FR" w:bidi="fr_FR"/>
@@ -26184,7 +26764,7 @@
         </w:rPr>
         <w:t>). Israël est responsable de la destruction du royaume du nord. Malgré le péché d'Israël, Dieu peut encore être son aide (</w:t>
       </w:r>
-      <w:hyperlink r:id="rId802">
+      <w:hyperlink r:id="rId816">
         <w:r>
           <w:rPr>
             <w:lang w:val="fr_FR" w:bidi="fr_FR"/>
@@ -26216,7 +26796,7 @@
         </w:rPr>
         <w:t>Israël aurait dû se repentir promptement, mais elle ne l'a pas fait (</w:t>
       </w:r>
-      <w:hyperlink r:id="rId803">
+      <w:hyperlink r:id="rId817">
         <w:r>
           <w:rPr>
             <w:lang w:val="fr_FR" w:bidi="fr_FR"/>
@@ -26234,7 +26814,7 @@
         </w:rPr>
         <w:t>). Toutefois, la miséricorde de Yahvé mettrait finalement fin à la mort elle-même, permettant à Israël de vivre spirituellement, politiquement, et peut-être physiquement (</w:t>
       </w:r>
-      <w:hyperlink r:id="rId804">
+      <w:hyperlink r:id="rId818">
         <w:r>
           <w:rPr>
             <w:lang w:val="fr_FR" w:bidi="fr_FR"/>
@@ -26252,7 +26832,7 @@
         </w:rPr>
         <w:t xml:space="preserve"> ; voir aussi </w:t>
       </w:r>
-      <w:hyperlink r:id="rId665">
+      <w:hyperlink r:id="rId679">
         <w:r>
           <w:rPr>
             <w:lang w:val="fr_FR" w:bidi="fr_FR"/>
@@ -26270,7 +26850,7 @@
         </w:rPr>
         <w:t xml:space="preserve"> ; </w:t>
       </w:r>
-      <w:hyperlink r:id="rId805">
+      <w:hyperlink r:id="rId819">
         <w:r>
           <w:rPr>
             <w:lang w:val="fr_FR" w:bidi="fr_FR"/>
@@ -26296,7 +26876,7 @@
           <w:lang w:val="fr_FR" w:bidi="fr_FR"/>
         </w:rPr>
       </w:r>
-      <w:hyperlink r:id="rId806">
+      <w:hyperlink r:id="rId820">
         <w:r>
           <w:rPr>
             <w:lang w:val="fr_FR" w:bidi="fr_FR"/>
@@ -26314,7 +26894,7 @@
         </w:rPr>
         <w:t xml:space="preserve"> présente l'invitation aimante de Dieu lancée à Israël pour qu'elle se repente et retourne à lui par la confession, la prière et la louange (</w:t>
       </w:r>
-      <w:hyperlink r:id="rId807">
+      <w:hyperlink r:id="rId821">
         <w:r>
           <w:rPr>
             <w:lang w:val="fr_FR" w:bidi="fr_FR"/>
@@ -26344,7 +26924,7 @@
         </w:rPr>
         <w:t xml:space="preserve"> » (</w:t>
       </w:r>
-      <w:hyperlink r:id="rId807">
+      <w:hyperlink r:id="rId821">
         <w:r>
           <w:rPr>
             <w:lang w:val="fr_FR" w:bidi="fr_FR"/>
@@ -26374,7 +26954,7 @@
         </w:rPr>
         <w:t>, qui incluait généralement de jeunes taureaux (</w:t>
       </w:r>
-      <w:hyperlink r:id="rId808">
+      <w:hyperlink r:id="rId822">
         <w:r>
           <w:rPr>
             <w:lang w:val="fr_FR" w:bidi="fr_FR"/>
@@ -26392,7 +26972,7 @@
         </w:rPr>
         <w:t xml:space="preserve"> ; </w:t>
       </w:r>
-      <w:hyperlink r:id="rId809">
+      <w:hyperlink r:id="rId823">
         <w:r>
           <w:rPr>
             <w:lang w:val="fr_FR" w:bidi="fr_FR"/>
@@ -26410,7 +26990,7 @@
         </w:rPr>
         <w:t xml:space="preserve"> ; voir aussi </w:t>
       </w:r>
-      <w:hyperlink r:id="rId810">
+      <w:hyperlink r:id="rId824">
         <w:r>
           <w:rPr>
             <w:lang w:val="fr_FR" w:bidi="fr_FR"/>
@@ -26428,7 +27008,7 @@
         </w:rPr>
         <w:t xml:space="preserve"> ; </w:t>
       </w:r>
-      <w:hyperlink r:id="rId811">
+      <w:hyperlink r:id="rId825">
         <w:r>
           <w:rPr>
             <w:lang w:val="fr_FR" w:bidi="fr_FR"/>
@@ -26446,7 +27026,7 @@
         </w:rPr>
         <w:t xml:space="preserve"> ; </w:t>
       </w:r>
-      <w:hyperlink r:id="rId812">
+      <w:hyperlink r:id="rId826">
         <w:r>
           <w:rPr>
             <w:lang w:val="fr_FR" w:bidi="fr_FR"/>
@@ -26464,7 +27044,7 @@
         </w:rPr>
         <w:t>). Une partie de la confession d'Israël impliquera de reconnaître que le salut ne vient pas d'Assyrie (dans les alliances politiques) ou des idoles (</w:t>
       </w:r>
-      <w:hyperlink r:id="rId635">
+      <w:hyperlink r:id="rId649">
         <w:r>
           <w:rPr>
             <w:lang w:val="fr_FR" w:bidi="fr_FR"/>
@@ -26496,7 +27076,7 @@
         </w:rPr>
         <w:t xml:space="preserve">Dieu promet à plusieurs reprises des bénédictions à Israël lors de leur restauration (notez « Je réparerai [...], J’aurai [...] Je serai [...] », dans </w:t>
       </w:r>
-      <w:hyperlink r:id="rId813">
+      <w:hyperlink r:id="rId827">
         <w:r>
           <w:rPr>
             <w:lang w:val="fr_FR" w:bidi="fr_FR"/>
@@ -26514,7 +27094,7 @@
         </w:rPr>
         <w:t>). Yahvé guérira Israël spirituellement, les aimera librement, les aidera à prospérer pleinement et les protégera entièrement (</w:t>
       </w:r>
-      <w:hyperlink r:id="rId814">
+      <w:hyperlink r:id="rId828">
         <w:r>
           <w:rPr>
             <w:lang w:val="fr_FR" w:bidi="fr_FR"/>
@@ -26557,7 +27137,7 @@
         </w:rPr>
         <w:t>Le principal objectif d'Osée se trouve dans le dernier verset (</w:t>
       </w:r>
-      <w:hyperlink r:id="rId815">
+      <w:hyperlink r:id="rId829">
         <w:r>
           <w:rPr>
             <w:lang w:val="fr_FR" w:bidi="fr_FR"/>
@@ -26611,7 +27191,7 @@
         </w:rPr>
         <w:t>Le triomphe sur la mort (</w:t>
       </w:r>
-      <w:hyperlink r:id="rId804">
+      <w:hyperlink r:id="rId818">
         <w:r>
           <w:rPr>
             <w:lang w:val="fr_FR" w:bidi="fr_FR"/>
@@ -26647,7 +27227,7 @@
         </w:rPr>
         <w:t>Les bénédictions (</w:t>
       </w:r>
-      <w:hyperlink r:id="rId814">
+      <w:hyperlink r:id="rId828">
         <w:r>
           <w:rPr>
             <w:lang w:val="fr_FR" w:bidi="fr_FR"/>
@@ -26783,7 +27363,7 @@
         </w:rPr>
         <w:t>Des dieux étrangers (</w:t>
       </w:r>
-      <w:hyperlink r:id="rId816">
+      <w:hyperlink r:id="rId830">
         <w:r>
           <w:rPr>
             <w:lang w:val="fr_FR" w:bidi="fr_FR"/>
@@ -26819,7 +27399,7 @@
         </w:rPr>
         <w:t>L'orgueil national (</w:t>
       </w:r>
-      <w:hyperlink r:id="rId817">
+      <w:hyperlink r:id="rId831">
         <w:r>
           <w:rPr>
             <w:lang w:val="fr_FR" w:bidi="fr_FR"/>
@@ -26855,7 +27435,7 @@
         </w:rPr>
         <w:t>Les rituels religieux (</w:t>
       </w:r>
-      <w:hyperlink r:id="rId818">
+      <w:hyperlink r:id="rId832">
         <w:r>
           <w:rPr>
             <w:lang w:val="fr_FR" w:bidi="fr_FR"/>
@@ -26891,7 +27471,7 @@
         </w:rPr>
         <w:t>La convenance politique (</w:t>
       </w:r>
-      <w:hyperlink r:id="rId764">
+      <w:hyperlink r:id="rId778">
         <w:r>
           <w:rPr>
             <w:lang w:val="fr_FR" w:bidi="fr_FR"/>
@@ -26963,7 +27543,7 @@
         </w:rPr>
         <w:t>Le gouvernement civil (</w:t>
       </w:r>
-      <w:hyperlink r:id="rId778">
+      <w:hyperlink r:id="rId792">
         <w:r>
           <w:rPr>
             <w:lang w:val="fr_FR" w:bidi="fr_FR"/>
@@ -26999,7 +27579,7 @@
         </w:rPr>
         <w:t>Les projets de construction (</w:t>
       </w:r>
-      <w:hyperlink r:id="rId682">
+      <w:hyperlink r:id="rId696">
         <w:r>
           <w:rPr>
             <w:lang w:val="fr_FR" w:bidi="fr_FR"/>
@@ -27035,7 +27615,7 @@
         </w:rPr>
         <w:t>La richesse égoïste (</w:t>
       </w:r>
-      <w:hyperlink r:id="rId789">
+      <w:hyperlink r:id="rId803">
         <w:r>
           <w:rPr>
             <w:lang w:val="fr_FR" w:bidi="fr_FR"/>
@@ -27071,7 +27651,7 @@
         </w:rPr>
         <w:t>Le culte des idoles (</w:t>
       </w:r>
-      <w:hyperlink r:id="rId819">
+      <w:hyperlink r:id="rId833">
         <w:r>
           <w:rPr>
             <w:lang w:val="fr_FR" w:bidi="fr_FR"/>
@@ -27103,7 +27683,7 @@
         </w:rPr>
         <w:t>Ils ne pouvaient trouver la véritable bénédiction et sécurité qu'en Dieu (</w:t>
       </w:r>
-      <w:hyperlink r:id="rId820">
+      <w:hyperlink r:id="rId834">
         <w:r>
           <w:rPr>
             <w:lang w:val="fr_FR" w:bidi="fr_FR"/>
@@ -27121,7 +27701,7 @@
         </w:rPr>
         <w:t xml:space="preserve"> ; </w:t>
       </w:r>
-      <w:hyperlink r:id="rId814">
+      <w:hyperlink r:id="rId828">
         <w:r>
           <w:rPr>
             <w:lang w:val="fr_FR" w:bidi="fr_FR"/>
@@ -27153,7 +27733,7 @@
         </w:rPr>
         <w:t>Osée décrit l'apostasie (abandon de la foi) comme contagieuse. Elle peut commencer soit par les dirigeants spirituels, soit par le peuple, puis se propager (</w:t>
       </w:r>
-      <w:hyperlink r:id="rId736">
+      <w:hyperlink r:id="rId750">
         <w:r>
           <w:rPr>
             <w:lang w:val="fr_FR" w:bidi="fr_FR"/>
@@ -27171,7 +27751,7 @@
         </w:rPr>
         <w:t>). La punition pour l'apostasie dépend de la responsabilité de chacun (</w:t>
       </w:r>
-      <w:hyperlink r:id="rId740">
+      <w:hyperlink r:id="rId754">
         <w:r>
           <w:rPr>
             <w:lang w:val="fr_FR" w:bidi="fr_FR"/>
@@ -27189,7 +27769,7 @@
         </w:rPr>
         <w:t xml:space="preserve"> ; </w:t>
       </w:r>
-      <w:hyperlink r:id="rId802">
+      <w:hyperlink r:id="rId816">
         <w:r>
           <w:rPr>
             <w:lang w:val="fr_FR" w:bidi="fr_FR"/>
@@ -27207,7 +27787,7 @@
         </w:rPr>
         <w:t xml:space="preserve"> ; </w:t>
       </w:r>
-      <w:hyperlink r:id="rId821">
+      <w:hyperlink r:id="rId835">
         <w:r>
           <w:rPr>
             <w:lang w:val="fr_FR" w:bidi="fr_FR"/>
@@ -27438,51 +28018,49 @@
         <w:rPr>
           <w:lang w:val="fr_FR" w:bidi="fr_FR"/>
         </w:rPr>
-        <w:t>Oued</w:t>
-      </w:r>
-      <w:r>
-        <w:rPr>
-          <w:lang w:val="fr_FR" w:bidi="fr_FR"/>
-        </w:rPr>
-      </w:r>
-    </w:p>
-    <w:p>
-      <w:pPr/>
-      <w:r>
-        <w:rPr>
-          <w:lang w:val="fr_FR" w:bidi="fr_FR"/>
-        </w:rPr>
-      </w:r>
-      <w:r>
-        <w:rPr>
-          <w:lang w:val="fr_FR" w:bidi="fr_FR"/>
-        </w:rPr>
-        <w:t>Un oued est un ruisseau ou une rivière qui coule uniquement à certaines périodes de l'année dans les régions arides et semi-arides du Moyen-Orient. Ces lits de ruisseaux sont généralement secs, mais ils peuvent se remplir d'eau rapide au printemps lors de la fonte des neiges ou après de fortes pluies.</w:t>
-      </w:r>
-    </w:p>
-    <w:p>
-      <w:pPr/>
-      <w:r>
-        <w:rPr>
-          <w:lang w:val="fr_FR" w:bidi="fr_FR"/>
-        </w:rPr>
-      </w:r>
-      <w:r>
-        <w:rPr>
-          <w:lang w:val="fr_FR" w:bidi="fr_FR"/>
-        </w:rPr>
-        <w:t>L'oued le plus important dans la Bible était l'Oued d'Égypte (également appelé le « torrent d'Égypte » dans les versions modernes de la Bible). Cet oued marquait la frontière sud-ouest de Canaan selon les instructions que Dieu a données à Moïse (</w:t>
-      </w:r>
-      <w:hyperlink r:id="rId822">
-        <w:r>
-          <w:rPr>
-            <w:lang w:val="fr_FR" w:bidi="fr_FR"/>
-          </w:rPr>
-          <w:rPr>
-            <w:color w:val="0000EE"/>
-            <w:u w:val="single"/>
-          </w:rPr>
-          <w:t>Nb 34.5</w:t>
+        <w:t>Othniel</w:t>
+      </w:r>
+      <w:r>
+        <w:rPr>
+          <w:lang w:val="fr_FR" w:bidi="fr_FR"/>
+        </w:rPr>
+      </w:r>
+    </w:p>
+    <w:p>
+      <w:pPr/>
+      <w:r>
+        <w:rPr>
+          <w:lang w:val="fr_FR" w:bidi="fr_FR"/>
+        </w:rPr>
+      </w:r>
+      <w:r>
+        <w:rPr>
+          <w:lang w:val="fr_FR" w:bidi="fr_FR"/>
+        </w:rPr>
+        <w:t xml:space="preserve">Juge d'Israël, mentionné comme le fils de Kenaz et le neveu (ou peut-être le frère) de Caleb, qui a délivré Israël de la tyrannie de </w:t>
+      </w:r>
+      <w:r>
+        <w:rPr>
+          <w:lang w:val="fr_FR" w:bidi="fr_FR"/>
+        </w:rPr>
+        <w:t>Cuschan-Rischeathaïm</w:t>
+      </w:r>
+      <w:r>
+        <w:rPr>
+          <w:lang w:val="fr_FR" w:bidi="fr_FR"/>
+        </w:rPr>
+        <w:t>, et qui s'était distingué auparavant en capturant Debir (</w:t>
+      </w:r>
+      <w:hyperlink r:id="rId836">
+        <w:r>
+          <w:rPr>
+            <w:lang w:val="fr_FR" w:bidi="fr_FR"/>
+          </w:rPr>
+          <w:rPr>
+            <w:color w:val="0000EE"/>
+            <w:u w:val="single"/>
+          </w:rPr>
+          <w:t>Jos 15.15–17</w:t>
         </w:r>
       </w:hyperlink>
       <w:r>
@@ -27491,16 +28069,16 @@
         </w:rPr>
         <w:t xml:space="preserve"> ; </w:t>
       </w:r>
-      <w:hyperlink r:id="rId823">
-        <w:r>
-          <w:rPr>
-            <w:lang w:val="fr_FR" w:bidi="fr_FR"/>
-          </w:rPr>
-          <w:rPr>
-            <w:color w:val="0000EE"/>
-            <w:u w:val="single"/>
-          </w:rPr>
-          <w:t>Jos 15.4, 47</w:t>
+      <w:hyperlink r:id="rId837">
+        <w:r>
+          <w:rPr>
+            <w:lang w:val="fr_FR" w:bidi="fr_FR"/>
+          </w:rPr>
+          <w:rPr>
+            <w:color w:val="0000EE"/>
+            <w:u w:val="single"/>
+          </w:rPr>
+          <w:t>Jg 1.11–13</w:t>
         </w:r>
       </w:hyperlink>
       <w:r>
@@ -27509,16 +28087,48 @@
         </w:rPr>
         <w:t xml:space="preserve"> ; </w:t>
       </w:r>
-      <w:hyperlink r:id="rId824">
-        <w:r>
-          <w:rPr>
-            <w:lang w:val="fr_FR" w:bidi="fr_FR"/>
-          </w:rPr>
-          <w:rPr>
-            <w:color w:val="0000EE"/>
-            <w:u w:val="single"/>
-          </w:rPr>
-          <w:t>1R 8.65</w:t>
+      <w:hyperlink r:id="rId838">
+        <w:r>
+          <w:rPr>
+            <w:lang w:val="fr_FR" w:bidi="fr_FR"/>
+          </w:rPr>
+          <w:rPr>
+            <w:color w:val="0000EE"/>
+            <w:u w:val="single"/>
+          </w:rPr>
+          <w:t>3.8–11</w:t>
+        </w:r>
+      </w:hyperlink>
+      <w:r>
+        <w:rPr>
+          <w:lang w:val="fr_FR" w:bidi="fr_FR"/>
+        </w:rPr>
+        <w:t>).</w:t>
+      </w:r>
+    </w:p>
+    <w:p>
+      <w:pPr/>
+      <w:r>
+        <w:rPr>
+          <w:lang w:val="fr_FR" w:bidi="fr_FR"/>
+        </w:rPr>
+      </w:r>
+      <w:r>
+        <w:rPr>
+          <w:lang w:val="fr_FR" w:bidi="fr_FR"/>
+        </w:rPr>
+        <w:t>À l'instigation de Caleb (promettant sa fille Acsa à quiconque pourrait conquérir Debir), Othniel prendra Kirjath-Sépher (Debir) et recevra Acsa pour épouse. Lorsque Caleb lui donnera sa fille et sa terre en cadeau, Acsa demandera une source d'eau et recevra les sources supérieures et les sources inférieures (</w:t>
+      </w:r>
+      <w:hyperlink r:id="rId839">
+        <w:r>
+          <w:rPr>
+            <w:lang w:val="fr_FR" w:bidi="fr_FR"/>
+          </w:rPr>
+          <w:rPr>
+            <w:color w:val="0000EE"/>
+            <w:u w:val="single"/>
+          </w:rPr>
+          <w:t>Jos 15.19</w:t>
         </w:r>
       </w:hyperlink>
       <w:r>
@@ -27527,23 +28137,148 @@
         </w:rPr>
         <w:t xml:space="preserve"> ; </w:t>
       </w:r>
-      <w:hyperlink r:id="rId825">
-        <w:r>
-          <w:rPr>
-            <w:lang w:val="fr_FR" w:bidi="fr_FR"/>
-          </w:rPr>
-          <w:rPr>
-            <w:color w:val="0000EE"/>
-            <w:u w:val="single"/>
-          </w:rPr>
-          <w:t>Es 27.12</w:t>
-        </w:r>
-      </w:hyperlink>
-      <w:r>
-        <w:rPr>
-          <w:lang w:val="fr_FR" w:bidi="fr_FR"/>
-        </w:rPr>
-        <w:t>). Pendant les saisons sèches, lorsqu'il n'y avait pas d'eau qui coulait, les oueds étaient utiles comme chemins pour voyager.</w:t>
+      <w:hyperlink r:id="rId840">
+        <w:r>
+          <w:rPr>
+            <w:lang w:val="fr_FR" w:bidi="fr_FR"/>
+          </w:rPr>
+          <w:rPr>
+            <w:color w:val="0000EE"/>
+            <w:u w:val="single"/>
+          </w:rPr>
+          <w:t>Jg 1.15</w:t>
+        </w:r>
+      </w:hyperlink>
+      <w:r>
+        <w:rPr>
+          <w:lang w:val="fr_FR" w:bidi="fr_FR"/>
+        </w:rPr>
+        <w:t>).</w:t>
+      </w:r>
+    </w:p>
+    <w:p>
+      <w:pPr/>
+      <w:r>
+        <w:rPr>
+          <w:lang w:val="fr_FR" w:bidi="fr_FR"/>
+        </w:rPr>
+      </w:r>
+      <w:r>
+        <w:rPr>
+          <w:lang w:val="fr_FR" w:bidi="fr_FR"/>
+        </w:rPr>
+        <w:t xml:space="preserve">Plus tard, Othniel délivrera les Israélites de l'oppression de </w:t>
+      </w:r>
+      <w:r>
+        <w:rPr>
+          <w:lang w:val="fr_FR" w:bidi="fr_FR"/>
+        </w:rPr>
+        <w:t>Cuschan-Rischeathaïm</w:t>
+      </w:r>
+      <w:r>
+        <w:rPr>
+          <w:lang w:val="fr_FR" w:bidi="fr_FR"/>
+        </w:rPr>
+        <w:t>, roi de Mésopotamie (Aram-naharaim), que les Israélites avaient servi pendant huit ans à cause de leur péché (</w:t>
+      </w:r>
+      <w:hyperlink r:id="rId841">
+        <w:r>
+          <w:rPr>
+            <w:lang w:val="fr_FR" w:bidi="fr_FR"/>
+          </w:rPr>
+          <w:rPr>
+            <w:color w:val="0000EE"/>
+            <w:u w:val="single"/>
+          </w:rPr>
+          <w:t>Jg 3.7</w:t>
+        </w:r>
+      </w:hyperlink>
+      <w:r>
+        <w:rPr>
+          <w:lang w:val="fr_FR" w:bidi="fr_FR"/>
+        </w:rPr>
+        <w:t xml:space="preserve">). Lorsque le peuple criera pour obtenir du soulagement, le Seigneur suscitera Othniel. En les délivrant, il sera décrit ainsi : « </w:t>
+      </w:r>
+      <w:r>
+        <w:rPr>
+          <w:lang w:val="fr_FR" w:bidi="fr_FR"/>
+        </w:rPr>
+        <w:t>Éternel fut sur lui</w:t>
+      </w:r>
+      <w:r>
+        <w:rPr>
+          <w:lang w:val="fr_FR" w:bidi="fr_FR"/>
+        </w:rPr>
+        <w:t xml:space="preserve"> » (v. </w:t>
+      </w:r>
+      <w:hyperlink r:id="rId842">
+        <w:r>
+          <w:rPr>
+            <w:lang w:val="fr_FR" w:bidi="fr_FR"/>
+          </w:rPr>
+          <w:rPr>
+            <w:color w:val="0000EE"/>
+            <w:u w:val="single"/>
+          </w:rPr>
+          <w:t>10</w:t>
+        </w:r>
+      </w:hyperlink>
+      <w:r>
+        <w:rPr>
+          <w:lang w:val="fr_FR" w:bidi="fr_FR"/>
+        </w:rPr>
+        <w:t xml:space="preserve">). Les effets de son travail en tant que juge dureront une génération (v. </w:t>
+      </w:r>
+      <w:hyperlink r:id="rId843">
+        <w:r>
+          <w:rPr>
+            <w:lang w:val="fr_FR" w:bidi="fr_FR"/>
+          </w:rPr>
+          <w:rPr>
+            <w:color w:val="0000EE"/>
+            <w:u w:val="single"/>
+          </w:rPr>
+          <w:t>9–11</w:t>
+        </w:r>
+      </w:hyperlink>
+      <w:r>
+        <w:rPr>
+          <w:lang w:val="fr_FR" w:bidi="fr_FR"/>
+        </w:rPr>
+        <w:t>).</w:t>
+      </w:r>
+    </w:p>
+    <w:p>
+      <w:pPr/>
+      <w:r>
+        <w:rPr>
+          <w:lang w:val="fr_FR" w:bidi="fr_FR"/>
+        </w:rPr>
+      </w:r>
+      <w:r>
+        <w:rPr>
+          <w:i/>
+          <w:lang w:val="fr_FR" w:bidi="fr_FR"/>
+        </w:rPr>
+        <w:t>Voir aussi</w:t>
+      </w:r>
+      <w:r>
+        <w:rPr>
+          <w:lang w:val="fr_FR" w:bidi="fr_FR"/>
+        </w:rPr>
+        <w:t xml:space="preserve"> </w:t>
+      </w:r>
+      <w:r>
+        <w:rPr>
+          <w:lang w:val="fr_FR" w:bidi="fr_FR"/>
+        </w:rPr>
+        <w:t>Juges, Livre des</w:t>
+      </w:r>
+      <w:r>
+        <w:rPr>
+          <w:lang w:val="fr_FR" w:bidi="fr_FR"/>
+        </w:rPr>
+        <w:t>.</w:t>
       </w:r>
       <w:r>
         <w:rPr>
@@ -27572,6 +28307,140 @@
         <w:rPr>
           <w:lang w:val="fr_FR" w:bidi="fr_FR"/>
         </w:rPr>
+        <w:t>Oued</w:t>
+      </w:r>
+      <w:r>
+        <w:rPr>
+          <w:lang w:val="fr_FR" w:bidi="fr_FR"/>
+        </w:rPr>
+      </w:r>
+    </w:p>
+    <w:p>
+      <w:pPr/>
+      <w:r>
+        <w:rPr>
+          <w:lang w:val="fr_FR" w:bidi="fr_FR"/>
+        </w:rPr>
+      </w:r>
+      <w:r>
+        <w:rPr>
+          <w:lang w:val="fr_FR" w:bidi="fr_FR"/>
+        </w:rPr>
+        <w:t>Un oued est un ruisseau ou une rivière qui coule uniquement à certaines périodes de l'année dans les régions arides et semi-arides du Moyen-Orient. Ces lits de ruisseaux sont généralement secs, mais ils peuvent se remplir d'eau rapide au printemps lors de la fonte des neiges ou après de fortes pluies.</w:t>
+      </w:r>
+    </w:p>
+    <w:p>
+      <w:pPr/>
+      <w:r>
+        <w:rPr>
+          <w:lang w:val="fr_FR" w:bidi="fr_FR"/>
+        </w:rPr>
+      </w:r>
+      <w:r>
+        <w:rPr>
+          <w:lang w:val="fr_FR" w:bidi="fr_FR"/>
+        </w:rPr>
+        <w:t>L'oued le plus important dans la Bible était l'Oued d'Égypte (également appelé le « torrent d'Égypte » dans les versions modernes de la Bible). Cet oued marquait la frontière sud-ouest de Canaan selon les instructions que Dieu a données à Moïse (</w:t>
+      </w:r>
+      <w:hyperlink r:id="rId844">
+        <w:r>
+          <w:rPr>
+            <w:lang w:val="fr_FR" w:bidi="fr_FR"/>
+          </w:rPr>
+          <w:rPr>
+            <w:color w:val="0000EE"/>
+            <w:u w:val="single"/>
+          </w:rPr>
+          <w:t>Nb 34.5</w:t>
+        </w:r>
+      </w:hyperlink>
+      <w:r>
+        <w:rPr>
+          <w:lang w:val="fr_FR" w:bidi="fr_FR"/>
+        </w:rPr>
+        <w:t xml:space="preserve"> ; </w:t>
+      </w:r>
+      <w:hyperlink r:id="rId845">
+        <w:r>
+          <w:rPr>
+            <w:lang w:val="fr_FR" w:bidi="fr_FR"/>
+          </w:rPr>
+          <w:rPr>
+            <w:color w:val="0000EE"/>
+            <w:u w:val="single"/>
+          </w:rPr>
+          <w:t>Jos 15.4, 47</w:t>
+        </w:r>
+      </w:hyperlink>
+      <w:r>
+        <w:rPr>
+          <w:lang w:val="fr_FR" w:bidi="fr_FR"/>
+        </w:rPr>
+        <w:t xml:space="preserve"> ; </w:t>
+      </w:r>
+      <w:hyperlink r:id="rId846">
+        <w:r>
+          <w:rPr>
+            <w:lang w:val="fr_FR" w:bidi="fr_FR"/>
+          </w:rPr>
+          <w:rPr>
+            <w:color w:val="0000EE"/>
+            <w:u w:val="single"/>
+          </w:rPr>
+          <w:t>1R 8.65</w:t>
+        </w:r>
+      </w:hyperlink>
+      <w:r>
+        <w:rPr>
+          <w:lang w:val="fr_FR" w:bidi="fr_FR"/>
+        </w:rPr>
+        <w:t xml:space="preserve"> ; </w:t>
+      </w:r>
+      <w:hyperlink r:id="rId847">
+        <w:r>
+          <w:rPr>
+            <w:lang w:val="fr_FR" w:bidi="fr_FR"/>
+          </w:rPr>
+          <w:rPr>
+            <w:color w:val="0000EE"/>
+            <w:u w:val="single"/>
+          </w:rPr>
+          <w:t>Es 27.12</w:t>
+        </w:r>
+      </w:hyperlink>
+      <w:r>
+        <w:rPr>
+          <w:lang w:val="fr_FR" w:bidi="fr_FR"/>
+        </w:rPr>
+        <w:t>). Pendant les saisons sèches, lorsqu'il n'y avait pas d'eau qui coulait, les oueds étaient utiles comme chemins pour voyager.</w:t>
+      </w:r>
+      <w:r>
+        <w:rPr>
+          <w:lang w:val="fr_FR" w:bidi="fr_FR"/>
+        </w:rPr>
+      </w:r>
+      <w:r>
+        <w:rPr>
+          <w:lang w:val="fr_FR" w:bidi="fr_FR"/>
+        </w:rPr>
+      </w:r>
+    </w:p>
+    <w:p>
+      <w:pPr/>
+      <w:r>
+        <w:rPr>
+          <w:lang w:val="fr_FR" w:bidi="fr_FR"/>
+        </w:rPr>
+      </w:r>
+    </w:p>
+    <w:p>
+      <w:pPr>
+        <w:pStyle w:val="Heading2"/>
+      </w:pPr>
+      <w:r>
+        <w:rPr>
+          <w:lang w:val="fr_FR" w:bidi="fr_FR"/>
+        </w:rPr>
         <w:t>Ozni, Oznite</w:t>
       </w:r>
       <w:r>
@@ -27593,7 +28462,7 @@
         </w:rPr>
         <w:t>Ozni était un autre nom pour une personne appelée Etsbon. Les Oznites étaient le groupe familial issu d'Ozni (</w:t>
       </w:r>
-      <w:hyperlink r:id="rId826">
+      <w:hyperlink r:id="rId848">
         <w:r>
           <w:rPr>
             <w:lang w:val="fr_FR" w:bidi="fr_FR"/>
@@ -29576,6 +30445,12 @@
     </w:lvlOverride>
   </w:num>
   <w:num w:numId="19">
+    <w:abstractNumId w:val="3"/>
+    <w:lvlOverride w:ilvl="0">
+      <w:startOverride w:val="1"/>
+    </w:lvlOverride>
+  </w:num>
+  <w:num w:numId="20">
     <w:abstractNumId w:val="3"/>
     <w:lvlOverride w:ilvl="0">
       <w:startOverride w:val="1"/>

--- a/fra/docx/015.content.docx
+++ b/fra/docx/015.content.docx
@@ -19,7 +19,7 @@
         <w:rPr>
           <w:lang w:val="fr_FR" w:bidi="fr_FR"/>
         </w:rPr>
-        <w:t>Resource: Dictionnaire biblique (Tyndale)</w:t>
+        <w:t>Resource: Tyndale Open Bible Dictionary</w:t>
       </w:r>
       <w:r>
         <w:rPr>
@@ -112,7 +112,7 @@
         <w:rPr>
           <w:lang w:val="fr_FR" w:bidi="fr_FR"/>
         </w:rPr>
-        <w:t>Dictionnaire biblique (Tyndale)</w:t>
+        <w:t>Tyndale Open Bible Dictionary</w:t>
       </w:r>
     </w:p>
     <w:p>

--- a/fra/docx/015.content.docx
+++ b/fra/docx/015.content.docx
@@ -25111,12 +25111,259 @@
         <w:rPr>
           <w:lang w:val="fr_FR" w:bidi="fr_FR"/>
         </w:rPr>
-        <w:t>Osée (Personne)</w:t>
-      </w:r>
-      <w:r>
-        <w:rPr>
-          <w:lang w:val="fr_FR" w:bidi="fr_FR"/>
-        </w:rPr>
+        <w:t>Osée, Livre d'</w:t>
+      </w:r>
+      <w:r>
+        <w:rPr>
+          <w:lang w:val="fr_FR" w:bidi="fr_FR"/>
+        </w:rPr>
+      </w:r>
+    </w:p>
+    <w:p>
+      <w:pPr/>
+      <w:r>
+        <w:rPr>
+          <w:lang w:val="fr_FR" w:bidi="fr_FR"/>
+        </w:rPr>
+      </w:r>
+      <w:r>
+        <w:rPr>
+          <w:lang w:val="fr_FR" w:bidi="fr_FR"/>
+        </w:rPr>
+        <w:t>Osée est le premier des douze petits prophètes dans l'ordre traditionnel des livres de l'Ancien Testament. Il a été écrit à la fin du 8e siècle av. J.‑C.</w:t>
+      </w:r>
+    </w:p>
+    <w:p>
+      <w:pPr/>
+      <w:r>
+        <w:rPr>
+          <w:lang w:val="fr_FR" w:bidi="fr_FR"/>
+        </w:rPr>
+      </w:r>
+      <w:r>
+        <w:rPr>
+          <w:lang w:val="fr_FR" w:bidi="fr_FR"/>
+        </w:rPr>
+        <w:t>Osée a prophétisé dans le royaume du Nord d'Israël pendant ses dernières années. Il était le seul prophète à avoir vécu et prêché dans ce royaume. Dieu a choisi Osée pour exposer l'abandon généralisé de la foi et la corruption qui y régnaient. Osée a exhorté ses concitoyens à se repentir (cesser de faire le mal) et à revenir à Dieu. À travers sa propre vie, il a montré l'amour fidèle et indéfectible que Dieu avait pour Israël.</w:t>
+      </w:r>
+    </w:p>
+    <w:p>
+      <w:pPr>
+        <w:pStyle w:val="Heading3"/>
+      </w:pPr>
+      <w:r>
+        <w:rPr>
+          <w:lang w:val="fr_FR" w:bidi="fr_FR"/>
+        </w:rPr>
+        <w:t>Survol</w:t>
+      </w:r>
+    </w:p>
+    <w:p>
+      <w:pPr>
+        <w:pStyle w:val="ListBullet"/>
+        <w:spacing w:line="240" w:lineRule="auto"/>
+        <w:ind w:left="720"/>
+      </w:pPr>
+      <w:r>
+        <w:rPr>
+          <w:lang w:val="fr_FR" w:bidi="fr_FR"/>
+        </w:rPr>
+      </w:r>
+      <w:r>
+        <w:rPr>
+          <w:lang w:val="fr_FR" w:bidi="fr_FR"/>
+        </w:rPr>
+        <w:t>Qui a écrit le livre d'Osée ?</w:t>
+      </w:r>
+    </w:p>
+    <w:p>
+      <w:pPr>
+        <w:pStyle w:val="ListBullet"/>
+        <w:spacing w:line="240" w:lineRule="auto"/>
+        <w:ind w:left="720"/>
+      </w:pPr>
+      <w:r>
+        <w:rPr>
+          <w:lang w:val="fr_FR" w:bidi="fr_FR"/>
+        </w:rPr>
+      </w:r>
+      <w:r>
+        <w:rPr>
+          <w:lang w:val="fr_FR" w:bidi="fr_FR"/>
+        </w:rPr>
+        <w:t>Le livre d'Osée est-il authentique ?</w:t>
+      </w:r>
+    </w:p>
+    <w:p>
+      <w:pPr>
+        <w:pStyle w:val="ListBullet"/>
+        <w:spacing w:line="240" w:lineRule="auto"/>
+        <w:ind w:left="720"/>
+      </w:pPr>
+      <w:r>
+        <w:rPr>
+          <w:lang w:val="fr_FR" w:bidi="fr_FR"/>
+        </w:rPr>
+      </w:r>
+      <w:r>
+        <w:rPr>
+          <w:lang w:val="fr_FR" w:bidi="fr_FR"/>
+        </w:rPr>
+        <w:t>Quelle est l'histoire du livre d'Osée ?</w:t>
+      </w:r>
+    </w:p>
+    <w:p>
+      <w:pPr>
+        <w:pStyle w:val="ListBullet"/>
+        <w:spacing w:line="240" w:lineRule="auto"/>
+        <w:ind w:left="720"/>
+      </w:pPr>
+      <w:r>
+        <w:rPr>
+          <w:lang w:val="fr_FR" w:bidi="fr_FR"/>
+        </w:rPr>
+      </w:r>
+      <w:r>
+        <w:rPr>
+          <w:lang w:val="fr_FR" w:bidi="fr_FR"/>
+        </w:rPr>
+        <w:t>Quand le livre d'Osée a-t-il été écrit ?</w:t>
+      </w:r>
+    </w:p>
+    <w:p>
+      <w:pPr>
+        <w:pStyle w:val="ListBullet"/>
+        <w:spacing w:line="240" w:lineRule="auto"/>
+        <w:ind w:left="720"/>
+      </w:pPr>
+      <w:r>
+        <w:rPr>
+          <w:lang w:val="fr_FR" w:bidi="fr_FR"/>
+        </w:rPr>
+      </w:r>
+      <w:r>
+        <w:rPr>
+          <w:lang w:val="fr_FR" w:bidi="fr_FR"/>
+        </w:rPr>
+        <w:t>Où le livre d'Osée a-t-il été écrit ? Pour qui a-t-il été écrit ?</w:t>
+      </w:r>
+    </w:p>
+    <w:p>
+      <w:pPr>
+        <w:pStyle w:val="ListBullet"/>
+        <w:spacing w:line="240" w:lineRule="auto"/>
+        <w:ind w:left="720"/>
+      </w:pPr>
+      <w:r>
+        <w:rPr>
+          <w:lang w:val="fr_FR" w:bidi="fr_FR"/>
+        </w:rPr>
+      </w:r>
+      <w:r>
+        <w:rPr>
+          <w:lang w:val="fr_FR" w:bidi="fr_FR"/>
+        </w:rPr>
+        <w:t>Pourquoi le livre d'Osée a-t-il été écrit ?</w:t>
+      </w:r>
+    </w:p>
+    <w:p>
+      <w:pPr>
+        <w:pStyle w:val="ListBullet"/>
+        <w:spacing w:line="240" w:lineRule="auto"/>
+        <w:ind w:left="720"/>
+      </w:pPr>
+      <w:r>
+        <w:rPr>
+          <w:lang w:val="fr_FR" w:bidi="fr_FR"/>
+        </w:rPr>
+      </w:r>
+      <w:r>
+        <w:rPr>
+          <w:lang w:val="fr_FR" w:bidi="fr_FR"/>
+        </w:rPr>
+        <w:t>De quoi parle le livre d'Osée ?</w:t>
+      </w:r>
+    </w:p>
+    <w:p>
+      <w:pPr>
+        <w:pStyle w:val="ListBullet"/>
+        <w:spacing w:line="240" w:lineRule="auto"/>
+        <w:ind w:left="720"/>
+      </w:pPr>
+      <w:r>
+        <w:rPr>
+          <w:lang w:val="fr_FR" w:bidi="fr_FR"/>
+        </w:rPr>
+      </w:r>
+      <w:r>
+        <w:rPr>
+          <w:lang w:val="fr_FR" w:bidi="fr_FR"/>
+        </w:rPr>
+        <w:t>Quel est le message du livre d'Osée ?</w:t>
+      </w:r>
+    </w:p>
+    <w:p>
+      <w:pPr>
+        <w:pStyle w:val="Heading3"/>
+      </w:pPr>
+      <w:r>
+        <w:rPr>
+          <w:lang w:val="fr_FR" w:bidi="fr_FR"/>
+        </w:rPr>
+        <w:t>Qui a écrit le livre d'Osée ?</w:t>
+      </w:r>
+    </w:p>
+    <w:p>
+      <w:pPr/>
+      <w:r>
+        <w:rPr>
+          <w:lang w:val="fr_FR" w:bidi="fr_FR"/>
+        </w:rPr>
+      </w:r>
+      <w:r>
+        <w:rPr>
+          <w:lang w:val="fr_FR" w:bidi="fr_FR"/>
+        </w:rPr>
+        <w:t>Le ministère d'Osée a duré au moins trente-huit ans, d'environ 753 à 715 av. J.‑C. Il semblait bien instruit, qu'il ait été paysan ou issu d'une classe aisée en Israël.</w:t>
+      </w:r>
+    </w:p>
+    <w:p>
+      <w:pPr/>
+      <w:r>
+        <w:rPr>
+          <w:lang w:val="fr_FR" w:bidi="fr_FR"/>
+        </w:rPr>
+      </w:r>
+      <w:r>
+        <w:rPr>
+          <w:lang w:val="fr_FR" w:bidi="fr_FR"/>
+        </w:rPr>
+        <w:t>Le mariage d'Osée avec la prostituée Gomer était sans doute controversé à son époque. Il a également suscité une grande controverse parmi les étudiants et commentateurs de la Bible. Il est préférable de comprendre que Gomer était une prostituée bien connue. Osée a reçu l'ordre de l'épouser comme symbole de l'infidélité d'Israël et de l'amour inébranlable de Dieu pour son alliance.</w:t>
+      </w:r>
+    </w:p>
+    <w:p>
+      <w:pPr>
+        <w:pStyle w:val="Heading3"/>
+      </w:pPr>
+      <w:r>
+        <w:rPr>
+          <w:lang w:val="fr_FR" w:bidi="fr_FR"/>
+        </w:rPr>
+        <w:t>Le Livre d'Osée est-il authentique ?</w:t>
+      </w:r>
+    </w:p>
+    <w:p>
+      <w:pPr/>
+      <w:r>
+        <w:rPr>
+          <w:lang w:val="fr_FR" w:bidi="fr_FR"/>
+        </w:rPr>
+      </w:r>
+      <w:r>
+        <w:rPr>
+          <w:lang w:val="fr_FR" w:bidi="fr_FR"/>
+        </w:rPr>
+        <w:t>La plupart des chercheurs s'accordent sur l'authenticité et l'unité d'Osée. Cependant, il existe deux domaines de controverse :</w:t>
       </w:r>
     </w:p>
     <w:p>
@@ -25138,7 +25385,7 @@
         <w:rPr>
           <w:lang w:val="fr_FR" w:bidi="fr_FR"/>
         </w:rPr>
-        <w:t>Fils d'Éla et dernier des vingt rois du royaume du nord d'Israël (</w:t>
+        <w:t xml:space="preserve">Les passages qui mentionnent Juda (voir par exemple </w:t>
       </w:r>
       <w:hyperlink r:id="rId740">
         <w:r>
@@ -25149,21 +25396,14 @@
             <w:color w:val="0000EE"/>
             <w:u w:val="single"/>
           </w:rPr>
-          <w:t>2R 17.1–6</w:t>
-        </w:r>
-      </w:hyperlink>
-      <w:r>
-        <w:rPr>
-          <w:lang w:val="fr_FR" w:bidi="fr_FR"/>
-        </w:rPr>
-        <w:t>). Le roi Osée régnera pendant neuf ans, de 732 à 723 av. J.‑C., avant que les Assyriens le capturent. Dans les dernières années du royaume du nord, l'Assyrie avait pris le contrôle de la majeure partie du Moyen-Orient, sous le règne de Tiglath-Piléser III. L'Assyrie avait réduit le royaume du nord à seulement trois zones tribales. Il n'en restait qu'Éphraïm, Issacar et la moitié de Manassé à l'ouest du Jourdain.</w:t>
-        <w:br/>
-      </w:r>
-      <w:r>
-        <w:rPr>
-          <w:lang w:val="fr_FR" w:bidi="fr_FR"/>
-        </w:rPr>
-        <w:t>Avant cela, le royaume du nord avait formé une alliance avec Retsin de Damas (Syrie). Cela se produira sous le règne de Pékach, qui a régné de 740 à 732 av. J.‑C. Achaz était roi de Juda à cette époque. Achaz régnera de 735 à 715 av. J.‑C. Le roi Pékach d'Israël tentera de contraindre le roi Achaz de Juda à les rejoindre contre Tiglath-Piléser (</w:t>
+          <w:t>Os 1.1, 7, 11</w:t>
+        </w:r>
+      </w:hyperlink>
+      <w:r>
+        <w:rPr>
+          <w:lang w:val="fr_FR" w:bidi="fr_FR"/>
+        </w:rPr>
+        <w:t xml:space="preserve"> ; </w:t>
       </w:r>
       <w:hyperlink r:id="rId741">
         <w:r>
@@ -25174,7 +25414,7 @@
             <w:color w:val="0000EE"/>
             <w:u w:val="single"/>
           </w:rPr>
-          <w:t>2R 16.5</w:t>
+          <w:t>4.15</w:t>
         </w:r>
       </w:hyperlink>
       <w:r>
@@ -25192,14 +25432,14 @@
             <w:color w:val="0000EE"/>
             <w:u w:val="single"/>
           </w:rPr>
-          <w:t>Es 7.1–6</w:t>
-        </w:r>
-      </w:hyperlink>
-      <w:r>
-        <w:rPr>
-          <w:lang w:val="fr_FR" w:bidi="fr_FR"/>
-        </w:rPr>
-        <w:t>). L'Assyrie viendra en aide à Juda. Pendant cette période, Osée faisait partie d'un groupe qui tuera Pékach (</w:t>
+          <w:t>5.5, 10–14</w:t>
+        </w:r>
+      </w:hyperlink>
+      <w:r>
+        <w:rPr>
+          <w:lang w:val="fr_FR" w:bidi="fr_FR"/>
+        </w:rPr>
+        <w:t xml:space="preserve"> ; </w:t>
       </w:r>
       <w:hyperlink r:id="rId743">
         <w:r>
@@ -25210,21 +25450,14 @@
             <w:color w:val="0000EE"/>
             <w:u w:val="single"/>
           </w:rPr>
-          <w:t>2R 15.30</w:t>
-        </w:r>
-      </w:hyperlink>
-      <w:r>
-        <w:rPr>
-          <w:lang w:val="fr_FR" w:bidi="fr_FR"/>
-        </w:rPr>
-        <w:t>). Tiglath-Piléser récompensera Osée en le faisant roi sur ce qui restait du royaume du nord.</w:t>
-        <w:br/>
-      </w:r>
-      <w:r>
-        <w:rPr>
-          <w:lang w:val="fr_FR" w:bidi="fr_FR"/>
-        </w:rPr>
-        <w:t>Osée régnera uniquement en tant que roi vassal sous l'Assyrie et paiera de lourds impôts en guise de tribut. Il restera loyal à l'Assyrie jusqu'à la mort de Tiglath-Piléser en 727 av. J.‑C. Lorsque Salmanasar V devient le nouveau roi d'Assyrie, il ne fera pas confiance à Osée. Salmanasar marchera contre Osée, continuant à exiger un tribut annuel (</w:t>
+          <w:t>6.4, 11</w:t>
+        </w:r>
+      </w:hyperlink>
+      <w:r>
+        <w:rPr>
+          <w:lang w:val="fr_FR" w:bidi="fr_FR"/>
+        </w:rPr>
+        <w:t xml:space="preserve"> ; </w:t>
       </w:r>
       <w:hyperlink r:id="rId744">
         <w:r>
@@ -25235,21 +25468,14 @@
             <w:color w:val="0000EE"/>
             <w:u w:val="single"/>
           </w:rPr>
-          <w:t>2R 17.3</w:t>
-        </w:r>
-      </w:hyperlink>
-      <w:r>
-        <w:rPr>
-          <w:lang w:val="fr_FR" w:bidi="fr_FR"/>
-        </w:rPr>
-        <w:t>).</w:t>
-        <w:br/>
-      </w:r>
-      <w:r>
-        <w:rPr>
-          <w:lang w:val="fr_FR" w:bidi="fr_FR"/>
-        </w:rPr>
-        <w:t xml:space="preserve">Peu après, Osée tentera d'affirmer son indépendance. Il cessera de payer les taxes de tribut et entamera des négociations avec le roi So d'Égypte (v. </w:t>
+          <w:t>8.14</w:t>
+        </w:r>
+      </w:hyperlink>
+      <w:r>
+        <w:rPr>
+          <w:lang w:val="fr_FR" w:bidi="fr_FR"/>
+        </w:rPr>
+        <w:t xml:space="preserve"> ; </w:t>
       </w:r>
       <w:hyperlink r:id="rId745">
         <w:r>
@@ -25260,21 +25486,32 @@
             <w:color w:val="0000EE"/>
             <w:u w:val="single"/>
           </w:rPr>
-          <w:t>4</w:t>
-        </w:r>
-      </w:hyperlink>
-      <w:r>
-        <w:rPr>
-          <w:lang w:val="fr_FR" w:bidi="fr_FR"/>
-        </w:rPr>
-        <w:t>). L'Égypte était prête à soutenir Osée car elle craignait que l'Assyrie ne contrôle la Palestine. L'Égypte espérait que Samarie (la capitale d'Israël) resterait une zone tampon entre l'Égypte et l'Assyrie.</w:t>
-        <w:br/>
-      </w:r>
-      <w:r>
-        <w:rPr>
-          <w:lang w:val="fr_FR" w:bidi="fr_FR"/>
-        </w:rPr>
-        <w:t>Salmanasar enverra alors son armée contre Samarie en 724 av. J.‑C. Osée découvrira que son alliance avec l'Égypte avait peu de valeur. Les Assyriens captureront Osée et assiégeront Samarie pendant trois ans. La ville tombera aux mains des Assyriens en 722 av. J.‑C. Sargon II, qui avait remplacé Salmanasar vers 726 av. J.‑C., déplacera de nombreux Israélites vers divers lieux en Assyrie, mettant ainsi fin au royaume du Nord.</w:t>
+          <w:t>11.12</w:t>
+        </w:r>
+      </w:hyperlink>
+      <w:r>
+        <w:rPr>
+          <w:lang w:val="fr_FR" w:bidi="fr_FR"/>
+        </w:rPr>
+        <w:t xml:space="preserve"> ; </w:t>
+      </w:r>
+      <w:hyperlink r:id="rId746">
+        <w:r>
+          <w:rPr>
+            <w:lang w:val="fr_FR" w:bidi="fr_FR"/>
+          </w:rPr>
+          <w:rPr>
+            <w:color w:val="0000EE"/>
+            <w:u w:val="single"/>
+          </w:rPr>
+          <w:t>12.2</w:t>
+        </w:r>
+      </w:hyperlink>
+      <w:r>
+        <w:rPr>
+          <w:lang w:val="fr_FR" w:bidi="fr_FR"/>
+        </w:rPr>
+        <w:t>)</w:t>
       </w:r>
     </w:p>
     <w:p>
@@ -25292,128 +25529,71 @@
         <w:rPr>
           <w:lang w:val="fr_FR" w:bidi="fr_FR"/>
         </w:rPr>
-        <w:t>Prophète de l'ancien Israël dont la sphère d'activité était le royaume du Nord. On sait peu de choses sur lui en dehors du livre prophétique qui porte son nom. Son ministère prophétique est mieux situé au troisième quart du 8e siècle av. J.‑C. Son nom signifie « aide » ou « assistant », et est basé sur le mot hébreu pour salut.</w:t>
-        <w:br/>
-      </w:r>
-      <w:r>
-        <w:rPr>
-          <w:lang w:val="fr_FR" w:bidi="fr_FR"/>
-        </w:rPr>
-        <w:t>Les preuves permettant de situer Osée dans le royaume du Nord sont essentiellement internes. Le livre concerne principalement les tribus du Nord, qu'il identifie fréquemment comme « Éphraïm », une appellation courante pour le royaume du Nord. De plus, le dialecte hébreu dans lequel le livre a été écrit semble être d'un style nordique.</w:t>
-        <w:br/>
-      </w:r>
-      <w:r>
-        <w:rPr>
-          <w:lang w:val="fr_FR" w:bidi="fr_FR"/>
-        </w:rPr>
-        <w:t>Les circonstances entourant le mariage d'Osée constituent le catalyseur de son message prophétique. Dieu lui ordonnera d'épouser Gomer, qui était apparemment une prostituée ; son mariage servira d'analogie avec Israël, coupable d'adultère spirituel.</w:t>
-        <w:br/>
-      </w:r>
-      <w:r>
-        <w:rPr>
-          <w:lang w:val="fr_FR" w:bidi="fr_FR"/>
-        </w:rPr>
-        <w:t>Les érudits divergent quant à l'interprétation de ce récit controversé, mais il y a peu de raisons de douter qu'il s'agisse d'un événement littéral. L'acte de sacrifice impliqué dans l'obéissance d'Osée à Dieu constitue une image merveilleuse de l'amour sacrificiel de Dieu pour l'humanité.</w:t>
-        <w:br/>
-      </w:r>
-      <w:r>
-        <w:rPr>
-          <w:i/>
-          <w:lang w:val="fr_FR" w:bidi="fr_FR"/>
-        </w:rPr>
-        <w:t>Voir</w:t>
-      </w:r>
-      <w:r>
-        <w:rPr>
-          <w:lang w:val="fr_FR" w:bidi="fr_FR"/>
-        </w:rPr>
-        <w:t xml:space="preserve"> </w:t>
-      </w:r>
-      <w:r>
-        <w:rPr>
-          <w:lang w:val="fr_FR" w:bidi="fr_FR"/>
-        </w:rPr>
-        <w:t>Osée, Livre d'</w:t>
-      </w:r>
+        <w:t xml:space="preserve">Les sections qui parlent des bénédictions futures ou de la délivrance nationale (voir par exemple </w:t>
+      </w:r>
+      <w:hyperlink r:id="rId747">
+        <w:r>
+          <w:rPr>
+            <w:lang w:val="fr_FR" w:bidi="fr_FR"/>
+          </w:rPr>
+          <w:rPr>
+            <w:color w:val="0000EE"/>
+            <w:u w:val="single"/>
+          </w:rPr>
+          <w:t>Os 11.8–11</w:t>
+        </w:r>
+      </w:hyperlink>
       <w:r>
         <w:rPr>
           <w:lang w:val="fr_FR" w:bidi="fr_FR"/>
         </w:rPr>
         <w:t xml:space="preserve"> ; </w:t>
       </w:r>
-      <w:r>
-        <w:rPr>
-          <w:lang w:val="fr_FR" w:bidi="fr_FR"/>
-        </w:rPr>
-        <w:t>Prophète, Prophétesse</w:t>
-      </w:r>
-      <w:r>
-        <w:rPr>
-          <w:lang w:val="fr_FR" w:bidi="fr_FR"/>
-        </w:rPr>
-        <w:t>.</w:t>
-      </w:r>
-      <w:r>
-        <w:rPr>
-          <w:lang w:val="fr_FR" w:bidi="fr_FR"/>
-        </w:rPr>
-      </w:r>
-      <w:r>
-        <w:rPr>
-          <w:lang w:val="fr_FR" w:bidi="fr_FR"/>
-        </w:rPr>
-      </w:r>
-    </w:p>
-    <w:p>
-      <w:pPr/>
-      <w:r>
-        <w:rPr>
-          <w:lang w:val="fr_FR" w:bidi="fr_FR"/>
-        </w:rPr>
-      </w:r>
-    </w:p>
-    <w:p>
-      <w:pPr>
-        <w:pStyle w:val="Heading2"/>
-      </w:pPr>
-      <w:r>
-        <w:rPr>
-          <w:lang w:val="fr_FR" w:bidi="fr_FR"/>
-        </w:rPr>
-        <w:t>Osée, Livre d'</w:t>
-      </w:r>
-      <w:r>
-        <w:rPr>
-          <w:lang w:val="fr_FR" w:bidi="fr_FR"/>
-        </w:rPr>
-      </w:r>
-    </w:p>
-    <w:p>
-      <w:pPr/>
-      <w:r>
-        <w:rPr>
-          <w:lang w:val="fr_FR" w:bidi="fr_FR"/>
-        </w:rPr>
-      </w:r>
-      <w:r>
-        <w:rPr>
-          <w:lang w:val="fr_FR" w:bidi="fr_FR"/>
-        </w:rPr>
-        <w:t>Osée est le premier des douze petits prophètes dans l'ordre traditionnel des livres de l'Ancien Testament. Il a été écrit à la fin du 8e siècle av. J.‑C.</w:t>
-      </w:r>
-    </w:p>
-    <w:p>
-      <w:pPr/>
-      <w:r>
-        <w:rPr>
-          <w:lang w:val="fr_FR" w:bidi="fr_FR"/>
-        </w:rPr>
-      </w:r>
-      <w:r>
-        <w:rPr>
-          <w:lang w:val="fr_FR" w:bidi="fr_FR"/>
-        </w:rPr>
-        <w:t>Osée a prophétisé dans le royaume du Nord d'Israël pendant ses dernières années. Il était le seul prophète à avoir vécu et prêché dans ce royaume. Dieu a choisi Osée pour exposer l'abandon généralisé de la foi et la corruption qui y régnaient. Osée a exhorté ses concitoyens à se repentir (cesser de faire le mal) et à revenir à Dieu. À travers sa propre vie, il a montré l'amour fidèle et indéfectible que Dieu avait pour Israël.</w:t>
+      <w:hyperlink r:id="rId748">
+        <w:r>
+          <w:rPr>
+            <w:lang w:val="fr_FR" w:bidi="fr_FR"/>
+          </w:rPr>
+          <w:rPr>
+            <w:color w:val="0000EE"/>
+            <w:u w:val="single"/>
+          </w:rPr>
+          <w:t>14.2–9</w:t>
+        </w:r>
+      </w:hyperlink>
+      <w:r>
+        <w:rPr>
+          <w:lang w:val="fr_FR" w:bidi="fr_FR"/>
+        </w:rPr>
+        <w:t>)</w:t>
+      </w:r>
+    </w:p>
+    <w:p>
+      <w:pPr/>
+      <w:r>
+        <w:rPr>
+          <w:lang w:val="fr_FR" w:bidi="fr_FR"/>
+        </w:rPr>
+      </w:r>
+      <w:r>
+        <w:rPr>
+          <w:lang w:val="fr_FR" w:bidi="fr_FR"/>
+        </w:rPr>
+        <w:t>Les mentions de Juda dans Osée sont compréhensibles. Il était un homme de Dieu contrarié par la séparation d'Israël de la lignée davidique légitime. Le royaume du Nord, dirigé par des rois impies, a fait face au jugement de Dieu. Osée avait reçu une révélation divine concernant les projets de Dieu pour Juda et Israël.</w:t>
+      </w:r>
+    </w:p>
+    <w:p>
+      <w:pPr/>
+      <w:r>
+        <w:rPr>
+          <w:lang w:val="fr_FR" w:bidi="fr_FR"/>
+        </w:rPr>
+      </w:r>
+      <w:r>
+        <w:rPr>
+          <w:lang w:val="fr_FR" w:bidi="fr_FR"/>
+        </w:rPr>
+        <w:t>Les bénédictions futures et la délivrance d'Israël n'annulent pas la condamnation des péchés d'Israël, de la même manière que l'amour et la réconciliation d'Osée avec l'infidèle Gomer n'effacent pas ses torts. Restauration et pardon ne signifient pas ignorer la culpabilité.</w:t>
       </w:r>
     </w:p>
     <w:p>
@@ -25424,7 +25604,47 @@
         <w:rPr>
           <w:lang w:val="fr_FR" w:bidi="fr_FR"/>
         </w:rPr>
-        <w:t>Survol</w:t>
+        <w:t>Quelle est l'histoire du livre d'Osée ?</w:t>
+      </w:r>
+    </w:p>
+    <w:p>
+      <w:pPr/>
+      <w:r>
+        <w:rPr>
+          <w:lang w:val="fr_FR" w:bidi="fr_FR"/>
+        </w:rPr>
+      </w:r>
+      <w:r>
+        <w:rPr>
+          <w:lang w:val="fr_FR" w:bidi="fr_FR"/>
+        </w:rPr>
+        <w:t>Osée a vécu durant la période prospère du royaume du nord d'Israël sous le règne du roi Jéroboam II, de 793 à 753 av. J.‑C. Il a également été témoin de sa défaite et de la déportation du peuple après l'invasion assyrienne en 722 av. J.‑C.</w:t>
+      </w:r>
+    </w:p>
+    <w:p>
+      <w:pPr/>
+      <w:r>
+        <w:rPr>
+          <w:lang w:val="fr_FR" w:bidi="fr_FR"/>
+        </w:rPr>
+      </w:r>
+      <w:hyperlink r:id="rId749">
+        <w:r>
+          <w:rPr>
+            <w:lang w:val="fr_FR" w:bidi="fr_FR"/>
+          </w:rPr>
+          <w:rPr>
+            <w:color w:val="0000EE"/>
+            <w:u w:val="single"/>
+          </w:rPr>
+          <w:t>Osée 1.1</w:t>
+        </w:r>
+      </w:hyperlink>
+      <w:r>
+        <w:rPr>
+          <w:lang w:val="fr_FR" w:bidi="fr_FR"/>
+        </w:rPr>
+        <w:t xml:space="preserve"> mentionne les rois de Juda suivants :</w:t>
       </w:r>
     </w:p>
     <w:p>
@@ -25442,7 +25662,7 @@
         <w:rPr>
           <w:lang w:val="fr_FR" w:bidi="fr_FR"/>
         </w:rPr>
-        <w:t>Qui a écrit le livre d'Osée ?</w:t>
+        <w:t>Ozias</w:t>
       </w:r>
     </w:p>
     <w:p>
@@ -25460,7 +25680,7 @@
         <w:rPr>
           <w:lang w:val="fr_FR" w:bidi="fr_FR"/>
         </w:rPr>
-        <w:t>Le livre d'Osée est-il authentique ?</w:t>
+        <w:t>Jotham</w:t>
       </w:r>
     </w:p>
     <w:p>
@@ -25478,7 +25698,7 @@
         <w:rPr>
           <w:lang w:val="fr_FR" w:bidi="fr_FR"/>
         </w:rPr>
-        <w:t>Quelle est l'histoire du livre d'Osée ?</w:t>
+        <w:t>Achaz</w:t>
       </w:r>
     </w:p>
     <w:p>
@@ -25496,7 +25716,21 @@
         <w:rPr>
           <w:lang w:val="fr_FR" w:bidi="fr_FR"/>
         </w:rPr>
-        <w:t>Quand le livre d'Osée a-t-il été écrit ?</w:t>
+        <w:t>Ézéchias</w:t>
+      </w:r>
+    </w:p>
+    <w:p>
+      <w:pPr/>
+      <w:r>
+        <w:rPr>
+          <w:lang w:val="fr_FR" w:bidi="fr_FR"/>
+        </w:rPr>
+      </w:r>
+      <w:r>
+        <w:rPr>
+          <w:lang w:val="fr_FR" w:bidi="fr_FR"/>
+        </w:rPr>
+        <w:t>Ce verset mentionne également deux rois d'Israël :</w:t>
       </w:r>
     </w:p>
     <w:p>
@@ -25514,7 +25748,7 @@
         <w:rPr>
           <w:lang w:val="fr_FR" w:bidi="fr_FR"/>
         </w:rPr>
-        <w:t>Où le livre d'Osée a-t-il été écrit ? Pour qui a-t-il été écrit ?</w:t>
+        <w:t>Joas</w:t>
       </w:r>
     </w:p>
     <w:p>
@@ -25532,43 +25766,125 @@
         <w:rPr>
           <w:lang w:val="fr_FR" w:bidi="fr_FR"/>
         </w:rPr>
-        <w:t>Pourquoi le livre d'Osée a-t-il été écrit ?</w:t>
-      </w:r>
-    </w:p>
-    <w:p>
-      <w:pPr>
-        <w:pStyle w:val="ListBullet"/>
-        <w:spacing w:line="240" w:lineRule="auto"/>
-        <w:ind w:left="720"/>
-      </w:pPr>
-      <w:r>
-        <w:rPr>
-          <w:lang w:val="fr_FR" w:bidi="fr_FR"/>
-        </w:rPr>
-      </w:r>
-      <w:r>
-        <w:rPr>
-          <w:lang w:val="fr_FR" w:bidi="fr_FR"/>
-        </w:rPr>
-        <w:t>De quoi parle le livre d'Osée ?</w:t>
-      </w:r>
-    </w:p>
-    <w:p>
-      <w:pPr>
-        <w:pStyle w:val="ListBullet"/>
-        <w:spacing w:line="240" w:lineRule="auto"/>
-        <w:ind w:left="720"/>
-      </w:pPr>
-      <w:r>
-        <w:rPr>
-          <w:lang w:val="fr_FR" w:bidi="fr_FR"/>
-        </w:rPr>
-      </w:r>
-      <w:r>
-        <w:rPr>
-          <w:lang w:val="fr_FR" w:bidi="fr_FR"/>
-        </w:rPr>
-        <w:t>Quel est le message du livre d'Osée ?</w:t>
+        <w:t>Jéroboam</w:t>
+      </w:r>
+    </w:p>
+    <w:p>
+      <w:pPr/>
+      <w:r>
+        <w:rPr>
+          <w:lang w:val="fr_FR" w:bidi="fr_FR"/>
+        </w:rPr>
+      </w:r>
+      <w:r>
+        <w:rPr>
+          <w:lang w:val="fr_FR" w:bidi="fr_FR"/>
+        </w:rPr>
+        <w:t>Ozias a régné en même temps que Joas et Jéroboam. Achaz était le roi de Juda lorsque l'Assyrie a capturé Israël. Ézéchias pourrait avoir régné aux côtés d'Achaz pendant la captivité assyrienne.</w:t>
+      </w:r>
+    </w:p>
+    <w:p>
+      <w:pPr/>
+      <w:r>
+        <w:rPr>
+          <w:lang w:val="fr_FR" w:bidi="fr_FR"/>
+        </w:rPr>
+      </w:r>
+      <w:r>
+        <w:rPr>
+          <w:lang w:val="fr_FR" w:bidi="fr_FR"/>
+        </w:rPr>
+        <w:t>Jéroboam a régné sur Israël pendant quarante-et-un ans, suivant les mauvaises voies de son père, Nebath (</w:t>
+      </w:r>
+      <w:hyperlink r:id="rId750">
+        <w:r>
+          <w:rPr>
+            <w:lang w:val="fr_FR" w:bidi="fr_FR"/>
+          </w:rPr>
+          <w:rPr>
+            <w:color w:val="0000EE"/>
+            <w:u w:val="single"/>
+          </w:rPr>
+          <w:t>2R 14.23–24</w:t>
+        </w:r>
+      </w:hyperlink>
+      <w:r>
+        <w:rPr>
+          <w:lang w:val="fr_FR" w:bidi="fr_FR"/>
+        </w:rPr>
+        <w:t>). Bien qu'Israël ait prospéré sous le règne de Jéroboam, la corruption gouvernementale et le déclin spirituel ont préparé la voie pour de futurs troubles, ouvrant ainsi la voie à la chute d'Israël. Les riches propriétaires terriens, incluant le roi, ont opprimé les paysans, forçant les propriétaires terriens de la classe inférieure à quitter les fermes pour les villes. Ces problèmes sociaux ont rapidement conduit à une corruption généralisée en Israël. L'anarchie a résulté de ces temps (</w:t>
+      </w:r>
+      <w:hyperlink r:id="rId751">
+        <w:r>
+          <w:rPr>
+            <w:lang w:val="fr_FR" w:bidi="fr_FR"/>
+          </w:rPr>
+          <w:rPr>
+            <w:color w:val="0000EE"/>
+            <w:u w:val="single"/>
+          </w:rPr>
+          <w:t>Os 4.1–2</w:t>
+        </w:r>
+      </w:hyperlink>
+      <w:r>
+        <w:rPr>
+          <w:lang w:val="fr_FR" w:bidi="fr_FR"/>
+        </w:rPr>
+        <w:t xml:space="preserve"> ; </w:t>
+      </w:r>
+      <w:hyperlink r:id="rId752">
+        <w:r>
+          <w:rPr>
+            <w:lang w:val="fr_FR" w:bidi="fr_FR"/>
+          </w:rPr>
+          <w:rPr>
+            <w:color w:val="0000EE"/>
+            <w:u w:val="single"/>
+          </w:rPr>
+          <w:t>7.1–7</w:t>
+        </w:r>
+      </w:hyperlink>
+      <w:r>
+        <w:rPr>
+          <w:lang w:val="fr_FR" w:bidi="fr_FR"/>
+        </w:rPr>
+        <w:t xml:space="preserve"> ; </w:t>
+      </w:r>
+      <w:hyperlink r:id="rId753">
+        <w:r>
+          <w:rPr>
+            <w:lang w:val="fr_FR" w:bidi="fr_FR"/>
+          </w:rPr>
+          <w:rPr>
+            <w:color w:val="0000EE"/>
+            <w:u w:val="single"/>
+          </w:rPr>
+          <w:t>8.3–4</w:t>
+        </w:r>
+      </w:hyperlink>
+      <w:r>
+        <w:rPr>
+          <w:lang w:val="fr_FR" w:bidi="fr_FR"/>
+        </w:rPr>
+        <w:t xml:space="preserve"> ; </w:t>
+      </w:r>
+      <w:hyperlink r:id="rId754">
+        <w:r>
+          <w:rPr>
+            <w:lang w:val="fr_FR" w:bidi="fr_FR"/>
+          </w:rPr>
+          <w:rPr>
+            <w:color w:val="0000EE"/>
+            <w:u w:val="single"/>
+          </w:rPr>
+          <w:t>9.15</w:t>
+        </w:r>
+      </w:hyperlink>
+      <w:r>
+        <w:rPr>
+          <w:lang w:val="fr_FR" w:bidi="fr_FR"/>
+        </w:rPr>
+        <w:t>).</w:t>
       </w:r>
     </w:p>
     <w:p>
@@ -25579,60 +25895,35 @@
         <w:rPr>
           <w:lang w:val="fr_FR" w:bidi="fr_FR"/>
         </w:rPr>
-        <w:t>Qui a écrit le livre d'Osée ?</w:t>
-      </w:r>
-    </w:p>
-    <w:p>
-      <w:pPr/>
-      <w:r>
-        <w:rPr>
-          <w:lang w:val="fr_FR" w:bidi="fr_FR"/>
-        </w:rPr>
-      </w:r>
-      <w:r>
-        <w:rPr>
-          <w:lang w:val="fr_FR" w:bidi="fr_FR"/>
-        </w:rPr>
-        <w:t>Le ministère d'Osée a duré au moins trente-huit ans, d'environ 753 à 715 av. J.‑C. Il semblait bien instruit, qu'il ait été paysan ou issu d'une classe aisée en Israël.</w:t>
-      </w:r>
-    </w:p>
-    <w:p>
-      <w:pPr/>
-      <w:r>
-        <w:rPr>
-          <w:lang w:val="fr_FR" w:bidi="fr_FR"/>
-        </w:rPr>
-      </w:r>
-      <w:r>
-        <w:rPr>
-          <w:lang w:val="fr_FR" w:bidi="fr_FR"/>
-        </w:rPr>
-        <w:t>Le mariage d'Osée avec la prostituée Gomer était sans doute controversé à son époque. Il a également suscité une grande controverse parmi les étudiants et commentateurs de la Bible. Il est préférable de comprendre que Gomer était une prostituée bien connue. Osée a reçu l'ordre de l'épouser comme symbole de l'infidélité d'Israël et de l'amour inébranlable de Dieu pour son alliance.</w:t>
-      </w:r>
-    </w:p>
-    <w:p>
-      <w:pPr>
-        <w:pStyle w:val="Heading3"/>
-      </w:pPr>
-      <w:r>
-        <w:rPr>
-          <w:lang w:val="fr_FR" w:bidi="fr_FR"/>
-        </w:rPr>
-        <w:t>Le Livre d'Osée est-il authentique ?</w:t>
-      </w:r>
-    </w:p>
-    <w:p>
-      <w:pPr/>
-      <w:r>
-        <w:rPr>
-          <w:lang w:val="fr_FR" w:bidi="fr_FR"/>
-        </w:rPr>
-      </w:r>
-      <w:r>
-        <w:rPr>
-          <w:lang w:val="fr_FR" w:bidi="fr_FR"/>
-        </w:rPr>
-        <w:t>La plupart des chercheurs s'accordent sur l'authenticité et l'unité d'Osée. Cependant, il existe deux domaines de controverse :</w:t>
+        <w:t>Quand le livre d'Osée a-t-il été écrit ?</w:t>
+      </w:r>
+    </w:p>
+    <w:p>
+      <w:pPr/>
+      <w:r>
+        <w:rPr>
+          <w:lang w:val="fr_FR" w:bidi="fr_FR"/>
+        </w:rPr>
+      </w:r>
+      <w:r>
+        <w:rPr>
+          <w:lang w:val="fr_FR" w:bidi="fr_FR"/>
+        </w:rPr>
+        <w:t>Osée a commencé son travail en tant que messager de Dieu pendant le règne de Jéroboam II, de 793 à 753 av. J.‑C., et a continué jusqu'au règne d'Ézéchias de Juda, de 715 à 686 av. J.‑C.</w:t>
+      </w:r>
+    </w:p>
+    <w:p>
+      <w:pPr/>
+      <w:r>
+        <w:rPr>
+          <w:lang w:val="fr_FR" w:bidi="fr_FR"/>
+        </w:rPr>
+      </w:r>
+      <w:r>
+        <w:rPr>
+          <w:lang w:val="fr_FR" w:bidi="fr_FR"/>
+        </w:rPr>
+        <w:t>Plusieurs facteurs suggèrent qu'Osée a continué à prophétiser pendant le règne d'Osée d'Israël, de 732 à 722 av. J.‑C. :</w:t>
       </w:r>
     </w:p>
     <w:p>
@@ -25654,126 +25945,48 @@
         <w:rPr>
           <w:lang w:val="fr_FR" w:bidi="fr_FR"/>
         </w:rPr>
-        <w:t xml:space="preserve">Les passages qui mentionnent Juda (voir par exemple </w:t>
-      </w:r>
-      <w:hyperlink r:id="rId746">
-        <w:r>
-          <w:rPr>
-            <w:lang w:val="fr_FR" w:bidi="fr_FR"/>
-          </w:rPr>
-          <w:rPr>
-            <w:color w:val="0000EE"/>
-            <w:u w:val="single"/>
-          </w:rPr>
-          <w:t>Os 1.1, 7, 11</w:t>
-        </w:r>
-      </w:hyperlink>
-      <w:r>
-        <w:rPr>
-          <w:lang w:val="fr_FR" w:bidi="fr_FR"/>
-        </w:rPr>
-        <w:t xml:space="preserve"> ; </w:t>
-      </w:r>
-      <w:hyperlink r:id="rId747">
-        <w:r>
-          <w:rPr>
-            <w:lang w:val="fr_FR" w:bidi="fr_FR"/>
-          </w:rPr>
-          <w:rPr>
-            <w:color w:val="0000EE"/>
-            <w:u w:val="single"/>
-          </w:rPr>
-          <w:t>4.15</w:t>
-        </w:r>
-      </w:hyperlink>
-      <w:r>
-        <w:rPr>
-          <w:lang w:val="fr_FR" w:bidi="fr_FR"/>
-        </w:rPr>
-        <w:t xml:space="preserve"> ; </w:t>
-      </w:r>
-      <w:hyperlink r:id="rId748">
-        <w:r>
-          <w:rPr>
-            <w:lang w:val="fr_FR" w:bidi="fr_FR"/>
-          </w:rPr>
-          <w:rPr>
-            <w:color w:val="0000EE"/>
-            <w:u w:val="single"/>
-          </w:rPr>
-          <w:t>5.5, 10–14</w:t>
-        </w:r>
-      </w:hyperlink>
-      <w:r>
-        <w:rPr>
-          <w:lang w:val="fr_FR" w:bidi="fr_FR"/>
-        </w:rPr>
-        <w:t xml:space="preserve"> ; </w:t>
-      </w:r>
-      <w:hyperlink r:id="rId749">
-        <w:r>
-          <w:rPr>
-            <w:lang w:val="fr_FR" w:bidi="fr_FR"/>
-          </w:rPr>
-          <w:rPr>
-            <w:color w:val="0000EE"/>
-            <w:u w:val="single"/>
-          </w:rPr>
-          <w:t>6.4, 11</w:t>
-        </w:r>
-      </w:hyperlink>
-      <w:r>
-        <w:rPr>
-          <w:lang w:val="fr_FR" w:bidi="fr_FR"/>
-        </w:rPr>
-        <w:t xml:space="preserve"> ; </w:t>
-      </w:r>
-      <w:hyperlink r:id="rId750">
-        <w:r>
-          <w:rPr>
-            <w:lang w:val="fr_FR" w:bidi="fr_FR"/>
-          </w:rPr>
-          <w:rPr>
-            <w:color w:val="0000EE"/>
-            <w:u w:val="single"/>
-          </w:rPr>
-          <w:t>8.14</w:t>
-        </w:r>
-      </w:hyperlink>
-      <w:r>
-        <w:rPr>
-          <w:lang w:val="fr_FR" w:bidi="fr_FR"/>
-        </w:rPr>
-        <w:t xml:space="preserve"> ; </w:t>
-      </w:r>
-      <w:hyperlink r:id="rId751">
-        <w:r>
-          <w:rPr>
-            <w:lang w:val="fr_FR" w:bidi="fr_FR"/>
-          </w:rPr>
-          <w:rPr>
-            <w:color w:val="0000EE"/>
-            <w:u w:val="single"/>
-          </w:rPr>
-          <w:t>11.12</w:t>
-        </w:r>
-      </w:hyperlink>
-      <w:r>
-        <w:rPr>
-          <w:lang w:val="fr_FR" w:bidi="fr_FR"/>
-        </w:rPr>
-        <w:t xml:space="preserve"> ; </w:t>
-      </w:r>
-      <w:hyperlink r:id="rId752">
-        <w:r>
-          <w:rPr>
-            <w:lang w:val="fr_FR" w:bidi="fr_FR"/>
-          </w:rPr>
-          <w:rPr>
-            <w:color w:val="0000EE"/>
-            <w:u w:val="single"/>
-          </w:rPr>
-          <w:t>12.2</w:t>
+        <w:t>« Schalman » (</w:t>
+      </w:r>
+      <w:hyperlink r:id="rId755">
+        <w:r>
+          <w:rPr>
+            <w:lang w:val="fr_FR" w:bidi="fr_FR"/>
+          </w:rPr>
+          <w:rPr>
+            <w:color w:val="0000EE"/>
+            <w:u w:val="single"/>
+          </w:rPr>
+          <w:t>Os 10.14</w:t>
+        </w:r>
+      </w:hyperlink>
+      <w:r>
+        <w:rPr>
+          <w:lang w:val="fr_FR" w:bidi="fr_FR"/>
+        </w:rPr>
+        <w:t xml:space="preserve">) pourrait être </w:t>
+      </w:r>
+      <w:r>
+        <w:rPr>
+          <w:lang w:val="fr_FR" w:bidi="fr_FR"/>
+        </w:rPr>
+        <w:t>Salmanazar</w:t>
+      </w:r>
+      <w:r>
+        <w:rPr>
+          <w:lang w:val="fr_FR" w:bidi="fr_FR"/>
+        </w:rPr>
+        <w:t xml:space="preserve"> d'Assyrie, qui a envahi Israël au début du règne d'Osée (</w:t>
+      </w:r>
+      <w:hyperlink r:id="rId756">
+        <w:r>
+          <w:rPr>
+            <w:lang w:val="fr_FR" w:bidi="fr_FR"/>
+          </w:rPr>
+          <w:rPr>
+            <w:color w:val="0000EE"/>
+            <w:u w:val="single"/>
+          </w:rPr>
+          <w:t>2R 17.3</w:t>
         </w:r>
       </w:hyperlink>
       <w:r>
@@ -25798,18 +26011,18 @@
         <w:rPr>
           <w:lang w:val="fr_FR" w:bidi="fr_FR"/>
         </w:rPr>
-        <w:t xml:space="preserve">Les sections qui parlent des bénédictions futures ou de la délivrance nationale (voir par exemple </w:t>
-      </w:r>
-      <w:hyperlink r:id="rId753">
-        <w:r>
-          <w:rPr>
-            <w:lang w:val="fr_FR" w:bidi="fr_FR"/>
-          </w:rPr>
-          <w:rPr>
-            <w:color w:val="0000EE"/>
-            <w:u w:val="single"/>
-          </w:rPr>
-          <w:t>Os 11.8–11</w:t>
+        <w:t>« Jareb » (</w:t>
+      </w:r>
+      <w:hyperlink r:id="rId757">
+        <w:r>
+          <w:rPr>
+            <w:lang w:val="fr_FR" w:bidi="fr_FR"/>
+          </w:rPr>
+          <w:rPr>
+            <w:color w:val="0000EE"/>
+            <w:u w:val="single"/>
+          </w:rPr>
+          <w:t>Os 5.13</w:t>
         </w:r>
       </w:hyperlink>
       <w:r>
@@ -25818,16 +26031,124 @@
         </w:rPr>
         <w:t xml:space="preserve"> ; </w:t>
       </w:r>
-      <w:hyperlink r:id="rId754">
-        <w:r>
-          <w:rPr>
-            <w:lang w:val="fr_FR" w:bidi="fr_FR"/>
-          </w:rPr>
-          <w:rPr>
-            <w:color w:val="0000EE"/>
-            <w:u w:val="single"/>
-          </w:rPr>
-          <w:t>14.2–9</w:t>
+      <w:hyperlink r:id="rId758">
+        <w:r>
+          <w:rPr>
+            <w:lang w:val="fr_FR" w:bidi="fr_FR"/>
+          </w:rPr>
+          <w:rPr>
+            <w:color w:val="0000EE"/>
+            <w:u w:val="single"/>
+          </w:rPr>
+          <w:t>10.6</w:t>
+        </w:r>
+      </w:hyperlink>
+      <w:r>
+        <w:rPr>
+          <w:lang w:val="fr_FR" w:bidi="fr_FR"/>
+        </w:rPr>
+        <w:t>) pourrait se référer à Sargon II, qui a régné de 722 à 705 av. J.‑C.</w:t>
+      </w:r>
+    </w:p>
+    <w:p>
+      <w:pPr>
+        <w:pStyle w:val="ListNumber"/>
+        <w:spacing w:line="240" w:lineRule="auto"/>
+        <w:ind w:left="720"/>
+      </w:pPr>
+      <w:r>
+        <w:rPr>
+          <w:lang w:val="fr_FR" w:bidi="fr_FR"/>
+        </w:rPr>
+      </w:r>
+      <w:r>
+        <w:rPr>
+          <w:lang w:val="fr_FR" w:bidi="fr_FR"/>
+        </w:rPr>
+        <w:t>Les prédictions de l'invasion assyrienne semblent décrire un événement sur le point de se produire (</w:t>
+      </w:r>
+      <w:hyperlink r:id="rId759">
+        <w:r>
+          <w:rPr>
+            <w:lang w:val="fr_FR" w:bidi="fr_FR"/>
+          </w:rPr>
+          <w:rPr>
+            <w:color w:val="0000EE"/>
+            <w:u w:val="single"/>
+          </w:rPr>
+          <w:t>Os 10.5–6</w:t>
+        </w:r>
+      </w:hyperlink>
+      <w:r>
+        <w:rPr>
+          <w:lang w:val="fr_FR" w:bidi="fr_FR"/>
+        </w:rPr>
+        <w:t xml:space="preserve"> ; </w:t>
+      </w:r>
+      <w:hyperlink r:id="rId760">
+        <w:r>
+          <w:rPr>
+            <w:lang w:val="fr_FR" w:bidi="fr_FR"/>
+          </w:rPr>
+          <w:rPr>
+            <w:color w:val="0000EE"/>
+            <w:u w:val="single"/>
+          </w:rPr>
+          <w:t>13.15–16</w:t>
+        </w:r>
+      </w:hyperlink>
+      <w:r>
+        <w:rPr>
+          <w:lang w:val="fr_FR" w:bidi="fr_FR"/>
+        </w:rPr>
+        <w:t>).</w:t>
+      </w:r>
+    </w:p>
+    <w:p>
+      <w:pPr>
+        <w:pStyle w:val="ListNumber"/>
+        <w:spacing w:line="240" w:lineRule="auto"/>
+        <w:ind w:left="720"/>
+      </w:pPr>
+      <w:r>
+        <w:rPr>
+          <w:lang w:val="fr_FR" w:bidi="fr_FR"/>
+        </w:rPr>
+      </w:r>
+      <w:r>
+        <w:rPr>
+          <w:lang w:val="fr_FR" w:bidi="fr_FR"/>
+        </w:rPr>
+        <w:t>Les mentions de l'Égypte et de la dépendance d'Israël envers cette nation semblent correspondre au règne d'Osée (</w:t>
+      </w:r>
+      <w:hyperlink r:id="rId562">
+        <w:r>
+          <w:rPr>
+            <w:lang w:val="fr_FR" w:bidi="fr_FR"/>
+          </w:rPr>
+          <w:rPr>
+            <w:color w:val="0000EE"/>
+            <w:u w:val="single"/>
+          </w:rPr>
+          <w:t>Os 7.11</w:t>
+        </w:r>
+      </w:hyperlink>
+      <w:r>
+        <w:rPr>
+          <w:lang w:val="fr_FR" w:bidi="fr_FR"/>
+        </w:rPr>
+        <w:t xml:space="preserve"> ; </w:t>
+      </w:r>
+      <w:hyperlink r:id="rId463">
+        <w:r>
+          <w:rPr>
+            <w:lang w:val="fr_FR" w:bidi="fr_FR"/>
+          </w:rPr>
+          <w:rPr>
+            <w:color w:val="0000EE"/>
+            <w:u w:val="single"/>
+          </w:rPr>
+          <w:t>11.11</w:t>
         </w:r>
       </w:hyperlink>
       <w:r>
@@ -25848,21 +26169,7 @@
         <w:rPr>
           <w:lang w:val="fr_FR" w:bidi="fr_FR"/>
         </w:rPr>
-        <w:t>Les mentions de Juda dans Osée sont compréhensibles. Il était un homme de Dieu contrarié par la séparation d'Israël de la lignée davidique légitime. Le royaume du Nord, dirigé par des rois impies, a fait face au jugement de Dieu. Osée avait reçu une révélation divine concernant les projets de Dieu pour Juda et Israël.</w:t>
-      </w:r>
-    </w:p>
-    <w:p>
-      <w:pPr/>
-      <w:r>
-        <w:rPr>
-          <w:lang w:val="fr_FR" w:bidi="fr_FR"/>
-        </w:rPr>
-      </w:r>
-      <w:r>
-        <w:rPr>
-          <w:lang w:val="fr_FR" w:bidi="fr_FR"/>
-        </w:rPr>
-        <w:t>Les bénédictions futures et la délivrance d'Israël n'annulent pas la condamnation des péchés d'Israël, de la même manière que l'amour et la réconciliation d'Osée avec l'infidèle Gomer n'effacent pas ses torts. Restauration et pardon ne signifient pas ignorer la culpabilité.</w:t>
+        <w:t>Ces facteurs suggèrent que les messages du prophète Osée ont été rassemblés peu avant la chute d'Israël en 722 av. J.‑C.</w:t>
       </w:r>
     </w:p>
     <w:p>
@@ -25873,226 +26180,50 @@
         <w:rPr>
           <w:lang w:val="fr_FR" w:bidi="fr_FR"/>
         </w:rPr>
-        <w:t>Quelle est l'histoire du livre d'Osée ?</w:t>
-      </w:r>
-    </w:p>
-    <w:p>
-      <w:pPr/>
-      <w:r>
-        <w:rPr>
-          <w:lang w:val="fr_FR" w:bidi="fr_FR"/>
-        </w:rPr>
-      </w:r>
-      <w:r>
-        <w:rPr>
-          <w:lang w:val="fr_FR" w:bidi="fr_FR"/>
-        </w:rPr>
-        <w:t>Osée a vécu durant la période prospère du royaume du nord d'Israël sous le règne du roi Jéroboam II, de 793 à 753 av. J.‑C. Il a également été témoin de sa défaite et de la déportation du peuple après l'invasion assyrienne en 722 av. J.‑C.</w:t>
-      </w:r>
-    </w:p>
-    <w:p>
-      <w:pPr/>
-      <w:r>
-        <w:rPr>
-          <w:lang w:val="fr_FR" w:bidi="fr_FR"/>
-        </w:rPr>
-      </w:r>
-      <w:hyperlink r:id="rId755">
-        <w:r>
-          <w:rPr>
-            <w:lang w:val="fr_FR" w:bidi="fr_FR"/>
-          </w:rPr>
-          <w:rPr>
-            <w:color w:val="0000EE"/>
-            <w:u w:val="single"/>
-          </w:rPr>
-          <w:t>Osée 1.1</w:t>
-        </w:r>
-      </w:hyperlink>
-      <w:r>
-        <w:rPr>
-          <w:lang w:val="fr_FR" w:bidi="fr_FR"/>
-        </w:rPr>
-        <w:t xml:space="preserve"> mentionne les rois de Juda suivants :</w:t>
-      </w:r>
-    </w:p>
-    <w:p>
-      <w:pPr>
-        <w:pStyle w:val="ListBullet"/>
-        <w:spacing w:line="240" w:lineRule="auto"/>
-        <w:ind w:left="720"/>
-      </w:pPr>
-      <w:r>
-        <w:rPr>
-          <w:lang w:val="fr_FR" w:bidi="fr_FR"/>
-        </w:rPr>
-      </w:r>
-      <w:r>
-        <w:rPr>
-          <w:lang w:val="fr_FR" w:bidi="fr_FR"/>
-        </w:rPr>
-        <w:t>Ozias</w:t>
-      </w:r>
-    </w:p>
-    <w:p>
-      <w:pPr>
-        <w:pStyle w:val="ListBullet"/>
-        <w:spacing w:line="240" w:lineRule="auto"/>
-        <w:ind w:left="720"/>
-      </w:pPr>
-      <w:r>
-        <w:rPr>
-          <w:lang w:val="fr_FR" w:bidi="fr_FR"/>
-        </w:rPr>
-      </w:r>
-      <w:r>
-        <w:rPr>
-          <w:lang w:val="fr_FR" w:bidi="fr_FR"/>
-        </w:rPr>
-        <w:t>Jotham</w:t>
-      </w:r>
-    </w:p>
-    <w:p>
-      <w:pPr>
-        <w:pStyle w:val="ListBullet"/>
-        <w:spacing w:line="240" w:lineRule="auto"/>
-        <w:ind w:left="720"/>
-      </w:pPr>
-      <w:r>
-        <w:rPr>
-          <w:lang w:val="fr_FR" w:bidi="fr_FR"/>
-        </w:rPr>
-      </w:r>
-      <w:r>
-        <w:rPr>
-          <w:lang w:val="fr_FR" w:bidi="fr_FR"/>
-        </w:rPr>
-        <w:t>Achaz</w:t>
-      </w:r>
-    </w:p>
-    <w:p>
-      <w:pPr>
-        <w:pStyle w:val="ListBullet"/>
-        <w:spacing w:line="240" w:lineRule="auto"/>
-        <w:ind w:left="720"/>
-      </w:pPr>
-      <w:r>
-        <w:rPr>
-          <w:lang w:val="fr_FR" w:bidi="fr_FR"/>
-        </w:rPr>
-      </w:r>
-      <w:r>
-        <w:rPr>
-          <w:lang w:val="fr_FR" w:bidi="fr_FR"/>
-        </w:rPr>
-        <w:t>Ézéchias</w:t>
-      </w:r>
-    </w:p>
-    <w:p>
-      <w:pPr/>
-      <w:r>
-        <w:rPr>
-          <w:lang w:val="fr_FR" w:bidi="fr_FR"/>
-        </w:rPr>
-      </w:r>
-      <w:r>
-        <w:rPr>
-          <w:lang w:val="fr_FR" w:bidi="fr_FR"/>
-        </w:rPr>
-        <w:t>Ce verset mentionne également deux rois d'Israël :</w:t>
-      </w:r>
-    </w:p>
-    <w:p>
-      <w:pPr>
-        <w:pStyle w:val="ListBullet"/>
-        <w:spacing w:line="240" w:lineRule="auto"/>
-        <w:ind w:left="720"/>
-      </w:pPr>
-      <w:r>
-        <w:rPr>
-          <w:lang w:val="fr_FR" w:bidi="fr_FR"/>
-        </w:rPr>
-      </w:r>
-      <w:r>
-        <w:rPr>
-          <w:lang w:val="fr_FR" w:bidi="fr_FR"/>
-        </w:rPr>
-        <w:t>Joas</w:t>
-      </w:r>
-    </w:p>
-    <w:p>
-      <w:pPr>
-        <w:pStyle w:val="ListBullet"/>
-        <w:spacing w:line="240" w:lineRule="auto"/>
-        <w:ind w:left="720"/>
-      </w:pPr>
-      <w:r>
-        <w:rPr>
-          <w:lang w:val="fr_FR" w:bidi="fr_FR"/>
-        </w:rPr>
-      </w:r>
-      <w:r>
-        <w:rPr>
-          <w:lang w:val="fr_FR" w:bidi="fr_FR"/>
-        </w:rPr>
-        <w:t>Jéroboam</w:t>
-      </w:r>
-    </w:p>
-    <w:p>
-      <w:pPr/>
-      <w:r>
-        <w:rPr>
-          <w:lang w:val="fr_FR" w:bidi="fr_FR"/>
-        </w:rPr>
-      </w:r>
-      <w:r>
-        <w:rPr>
-          <w:lang w:val="fr_FR" w:bidi="fr_FR"/>
-        </w:rPr>
-        <w:t>Ozias a régné en même temps que Joas et Jéroboam. Achaz était le roi de Juda lorsque l'Assyrie a capturé Israël. Ézéchias pourrait avoir régné aux côtés d'Achaz pendant la captivité assyrienne.</w:t>
-      </w:r>
-    </w:p>
-    <w:p>
-      <w:pPr/>
-      <w:r>
-        <w:rPr>
-          <w:lang w:val="fr_FR" w:bidi="fr_FR"/>
-        </w:rPr>
-      </w:r>
-      <w:r>
-        <w:rPr>
-          <w:lang w:val="fr_FR" w:bidi="fr_FR"/>
-        </w:rPr>
-        <w:t>Jéroboam a régné sur Israël pendant quarante-et-un ans, suivant les mauvaises voies de son père, Nebath (</w:t>
-      </w:r>
-      <w:hyperlink r:id="rId756">
-        <w:r>
-          <w:rPr>
-            <w:lang w:val="fr_FR" w:bidi="fr_FR"/>
-          </w:rPr>
-          <w:rPr>
-            <w:color w:val="0000EE"/>
-            <w:u w:val="single"/>
-          </w:rPr>
-          <w:t>2R 14.23–24</w:t>
-        </w:r>
-      </w:hyperlink>
-      <w:r>
-        <w:rPr>
-          <w:lang w:val="fr_FR" w:bidi="fr_FR"/>
-        </w:rPr>
-        <w:t>). Bien qu'Israël ait prospéré sous le règne de Jéroboam, la corruption gouvernementale et le déclin spirituel ont préparé la voie pour de futurs troubles, ouvrant ainsi la voie à la chute d'Israël. Les riches propriétaires terriens, incluant le roi, ont opprimé les paysans, forçant les propriétaires terriens de la classe inférieure à quitter les fermes pour les villes. Ces problèmes sociaux ont rapidement conduit à une corruption généralisée en Israël. L'anarchie a résulté de ces temps (</w:t>
-      </w:r>
-      <w:hyperlink r:id="rId757">
-        <w:r>
-          <w:rPr>
-            <w:lang w:val="fr_FR" w:bidi="fr_FR"/>
-          </w:rPr>
-          <w:rPr>
-            <w:color w:val="0000EE"/>
-            <w:u w:val="single"/>
-          </w:rPr>
-          <w:t>Os 4.1–2</w:t>
+        <w:t>Où le livre d'Osée a-t-il été écrit ? Pour qui a-t-il été écrit ?</w:t>
+      </w:r>
+    </w:p>
+    <w:p>
+      <w:pPr/>
+      <w:r>
+        <w:rPr>
+          <w:lang w:val="fr_FR" w:bidi="fr_FR"/>
+        </w:rPr>
+      </w:r>
+      <w:r>
+        <w:rPr>
+          <w:lang w:val="fr_FR" w:bidi="fr_FR"/>
+        </w:rPr>
+        <w:t>Osée a prophétisé tout en vivant en Israël. Il appelle le roi de Samarie « notre roi » (</w:t>
+      </w:r>
+      <w:hyperlink r:id="rId761">
+        <w:r>
+          <w:rPr>
+            <w:lang w:val="fr_FR" w:bidi="fr_FR"/>
+          </w:rPr>
+          <w:rPr>
+            <w:color w:val="0000EE"/>
+            <w:u w:val="single"/>
+          </w:rPr>
+          <w:t>Os 7.5</w:t>
+        </w:r>
+      </w:hyperlink>
+      <w:r>
+        <w:rPr>
+          <w:lang w:val="fr_FR" w:bidi="fr_FR"/>
+        </w:rPr>
+        <w:t>). Ses descriptions d'Israël montrent qu'il connaissait bien la géographie du royaume du nord. Osée mentionne Galaad comme s'il avait vu la région de ses propres yeux (</w:t>
+      </w:r>
+      <w:hyperlink r:id="rId762">
+        <w:r>
+          <w:rPr>
+            <w:lang w:val="fr_FR" w:bidi="fr_FR"/>
+          </w:rPr>
+          <w:rPr>
+            <w:color w:val="0000EE"/>
+            <w:u w:val="single"/>
+          </w:rPr>
+          <w:t>Os 6.8</w:t>
         </w:r>
       </w:hyperlink>
       <w:r>
@@ -26101,59 +26232,23 @@
         </w:rPr>
         <w:t xml:space="preserve"> ; </w:t>
       </w:r>
-      <w:hyperlink r:id="rId758">
-        <w:r>
-          <w:rPr>
-            <w:lang w:val="fr_FR" w:bidi="fr_FR"/>
-          </w:rPr>
-          <w:rPr>
-            <w:color w:val="0000EE"/>
-            <w:u w:val="single"/>
-          </w:rPr>
-          <w:t>7.1–7</w:t>
-        </w:r>
-      </w:hyperlink>
-      <w:r>
-        <w:rPr>
-          <w:lang w:val="fr_FR" w:bidi="fr_FR"/>
-        </w:rPr>
-        <w:t xml:space="preserve"> ; </w:t>
-      </w:r>
-      <w:hyperlink r:id="rId759">
-        <w:r>
-          <w:rPr>
-            <w:lang w:val="fr_FR" w:bidi="fr_FR"/>
-          </w:rPr>
-          <w:rPr>
-            <w:color w:val="0000EE"/>
-            <w:u w:val="single"/>
-          </w:rPr>
-          <w:t>8.3–4</w:t>
-        </w:r>
-      </w:hyperlink>
-      <w:r>
-        <w:rPr>
-          <w:lang w:val="fr_FR" w:bidi="fr_FR"/>
-        </w:rPr>
-        <w:t xml:space="preserve"> ; </w:t>
-      </w:r>
-      <w:hyperlink r:id="rId760">
-        <w:r>
-          <w:rPr>
-            <w:lang w:val="fr_FR" w:bidi="fr_FR"/>
-          </w:rPr>
-          <w:rPr>
-            <w:color w:val="0000EE"/>
-            <w:u w:val="single"/>
-          </w:rPr>
-          <w:t>9.15</w:t>
-        </w:r>
-      </w:hyperlink>
-      <w:r>
-        <w:rPr>
-          <w:lang w:val="fr_FR" w:bidi="fr_FR"/>
-        </w:rPr>
-        <w:t>).</w:t>
+      <w:hyperlink r:id="rId763">
+        <w:r>
+          <w:rPr>
+            <w:lang w:val="fr_FR" w:bidi="fr_FR"/>
+          </w:rPr>
+          <w:rPr>
+            <w:color w:val="0000EE"/>
+            <w:u w:val="single"/>
+          </w:rPr>
+          <w:t>12.11</w:t>
+        </w:r>
+      </w:hyperlink>
+      <w:r>
+        <w:rPr>
+          <w:lang w:val="fr_FR" w:bidi="fr_FR"/>
+        </w:rPr>
+        <w:t>). Osée était sans doute le seul prophète du royaume du nord à y avoir vécu pendant la totalité de son ministère.</w:t>
       </w:r>
     </w:p>
     <w:p>
@@ -26164,35 +26259,221 @@
         <w:rPr>
           <w:lang w:val="fr_FR" w:bidi="fr_FR"/>
         </w:rPr>
-        <w:t>Quand le livre d'Osée a-t-il été écrit ?</w:t>
-      </w:r>
-    </w:p>
-    <w:p>
-      <w:pPr/>
-      <w:r>
-        <w:rPr>
-          <w:lang w:val="fr_FR" w:bidi="fr_FR"/>
-        </w:rPr>
-      </w:r>
-      <w:r>
-        <w:rPr>
-          <w:lang w:val="fr_FR" w:bidi="fr_FR"/>
-        </w:rPr>
-        <w:t>Osée a commencé son travail en tant que messager de Dieu pendant le règne de Jéroboam II, de 793 à 753 av. J.‑C., et a continué jusqu'au règne d'Ézéchias de Juda, de 715 à 686 av. J.‑C.</w:t>
-      </w:r>
-    </w:p>
-    <w:p>
-      <w:pPr/>
-      <w:r>
-        <w:rPr>
-          <w:lang w:val="fr_FR" w:bidi="fr_FR"/>
-        </w:rPr>
-      </w:r>
-      <w:r>
-        <w:rPr>
-          <w:lang w:val="fr_FR" w:bidi="fr_FR"/>
-        </w:rPr>
-        <w:t>Plusieurs facteurs suggèrent qu'Osée a continué à prophétiser pendant le règne d'Osée d'Israël, de 732 à 722 av. J.‑C. :</w:t>
+        <w:t>Pourquoi le livre d'Osée a-t-il été écrit ?</w:t>
+      </w:r>
+    </w:p>
+    <w:p>
+      <w:pPr/>
+      <w:r>
+        <w:rPr>
+          <w:lang w:val="fr_FR" w:bidi="fr_FR"/>
+        </w:rPr>
+      </w:r>
+      <w:r>
+        <w:rPr>
+          <w:lang w:val="fr_FR" w:bidi="fr_FR"/>
+        </w:rPr>
+        <w:t xml:space="preserve">Osée a dit à Israël de se repentir et de revenir à Dieu. Il a décrit le Dieu d'Israël comme patient et aimant, toujours fidèle à ses promesses. Cet accent est typique d'Osée (voir </w:t>
+      </w:r>
+      <w:hyperlink r:id="rId764">
+        <w:r>
+          <w:rPr>
+            <w:lang w:val="fr_FR" w:bidi="fr_FR"/>
+          </w:rPr>
+          <w:rPr>
+            <w:color w:val="0000EE"/>
+            <w:u w:val="single"/>
+          </w:rPr>
+          <w:t>Os 2.19</w:t>
+        </w:r>
+      </w:hyperlink>
+      <w:r>
+        <w:rPr>
+          <w:lang w:val="fr_FR" w:bidi="fr_FR"/>
+        </w:rPr>
+        <w:t>).</w:t>
+      </w:r>
+    </w:p>
+    <w:p>
+      <w:pPr/>
+      <w:r>
+        <w:rPr>
+          <w:lang w:val="fr_FR" w:bidi="fr_FR"/>
+        </w:rPr>
+      </w:r>
+      <w:r>
+        <w:rPr>
+          <w:lang w:val="fr_FR" w:bidi="fr_FR"/>
+        </w:rPr>
+        <w:t>« Dévotion aimante » est l'expression qui représente le mieux l'amour fidèle de Yahvé. La vie de famille d'Osée était un symbole de cette dévotion aimante.</w:t>
+      </w:r>
+    </w:p>
+    <w:p>
+      <w:pPr>
+        <w:pStyle w:val="Heading3"/>
+      </w:pPr>
+      <w:r>
+        <w:rPr>
+          <w:lang w:val="fr_FR" w:bidi="fr_FR"/>
+        </w:rPr>
+        <w:t>De quoi parle le Livre d'Osée ?</w:t>
+      </w:r>
+    </w:p>
+    <w:p>
+      <w:pPr/>
+      <w:r>
+        <w:rPr>
+          <w:lang w:val="fr_FR" w:bidi="fr_FR"/>
+        </w:rPr>
+      </w:r>
+      <w:r>
+        <w:rPr>
+          <w:lang w:val="fr_FR" w:bidi="fr_FR"/>
+        </w:rPr>
+        <w:t>Les principales sections et sujets du livre d'Osée sont décrits comme suit :</w:t>
+      </w:r>
+    </w:p>
+    <w:p>
+      <w:pPr>
+        <w:pStyle w:val="Heading4"/>
+      </w:pPr>
+      <w:r>
+        <w:rPr>
+          <w:lang w:val="fr_FR" w:bidi="fr_FR"/>
+        </w:rPr>
+        <w:t>Chapitres 1–3</w:t>
+      </w:r>
+    </w:p>
+    <w:p>
+      <w:pPr/>
+      <w:r>
+        <w:rPr>
+          <w:lang w:val="fr_FR" w:bidi="fr_FR"/>
+        </w:rPr>
+      </w:r>
+      <w:r>
+        <w:rPr>
+          <w:lang w:val="fr_FR" w:bidi="fr_FR"/>
+        </w:rPr>
+        <w:t>Les trois premiers chapitres d'Osée se concentrent sur la vie d'Osée. Ils mettent en avant sa fidélité et son amour pour sa femme infidèle.</w:t>
+      </w:r>
+    </w:p>
+    <w:p>
+      <w:pPr/>
+      <w:r>
+        <w:rPr>
+          <w:lang w:val="fr_FR" w:bidi="fr_FR"/>
+        </w:rPr>
+      </w:r>
+      <w:r>
+        <w:rPr>
+          <w:lang w:val="fr_FR" w:bidi="fr_FR"/>
+        </w:rPr>
+        <w:t>Dieu dit à Osée d'épouser la prostituée Gomer et d'avoir des enfants avec elle (</w:t>
+      </w:r>
+      <w:hyperlink r:id="rId765">
+        <w:r>
+          <w:rPr>
+            <w:lang w:val="fr_FR" w:bidi="fr_FR"/>
+          </w:rPr>
+          <w:rPr>
+            <w:color w:val="0000EE"/>
+            <w:u w:val="single"/>
+          </w:rPr>
+          <w:t>Os 1.2–3.5</w:t>
+        </w:r>
+      </w:hyperlink>
+      <w:r>
+        <w:rPr>
+          <w:lang w:val="fr_FR" w:bidi="fr_FR"/>
+        </w:rPr>
+        <w:t xml:space="preserve">). Ce commandement a intrigué certains commentateurs, car les prêtres et prophètes en Israël n'épousaient pas de prostituées. Les auteurs juifs médiévaux ont vu en cette histoire un récit symbolique mais non historique. Certains experts ultérieurs ont perçu une différence entre </w:t>
+      </w:r>
+      <w:hyperlink r:id="rId766">
+        <w:r>
+          <w:rPr>
+            <w:lang w:val="fr_FR" w:bidi="fr_FR"/>
+          </w:rPr>
+          <w:rPr>
+            <w:color w:val="0000EE"/>
+            <w:u w:val="single"/>
+          </w:rPr>
+          <w:t>Osée 1</w:t>
+        </w:r>
+      </w:hyperlink>
+      <w:r>
+        <w:rPr>
+          <w:lang w:val="fr_FR" w:bidi="fr_FR"/>
+        </w:rPr>
+        <w:t xml:space="preserve"> et </w:t>
+      </w:r>
+      <w:hyperlink r:id="rId767">
+        <w:r>
+          <w:rPr>
+            <w:lang w:val="fr_FR" w:bidi="fr_FR"/>
+          </w:rPr>
+          <w:rPr>
+            <w:color w:val="0000EE"/>
+            <w:u w:val="single"/>
+          </w:rPr>
+          <w:t>3</w:t>
+        </w:r>
+      </w:hyperlink>
+      <w:r>
+        <w:rPr>
+          <w:lang w:val="fr_FR" w:bidi="fr_FR"/>
+        </w:rPr>
+        <w:t>, considérant ce dernier comme le récit personnel d'Osée concernant son mariage, tandis que le premier chapitre était vu comme des souvenirs généraux de ses débuts en tant que prophète. D'autres commentateurs ont affirmé que les deux chapitres traitaient de faits littéraux, tandis que certains experts estiment qu'</w:t>
+      </w:r>
+      <w:hyperlink r:id="rId766">
+        <w:r>
+          <w:rPr>
+            <w:lang w:val="fr_FR" w:bidi="fr_FR"/>
+          </w:rPr>
+          <w:rPr>
+            <w:color w:val="0000EE"/>
+            <w:u w:val="single"/>
+          </w:rPr>
+          <w:t>Osée 1</w:t>
+        </w:r>
+      </w:hyperlink>
+      <w:r>
+        <w:rPr>
+          <w:lang w:val="fr_FR" w:bidi="fr_FR"/>
+        </w:rPr>
+        <w:t xml:space="preserve"> était historique et qu'</w:t>
+      </w:r>
+      <w:hyperlink r:id="rId767">
+        <w:r>
+          <w:rPr>
+            <w:lang w:val="fr_FR" w:bidi="fr_FR"/>
+          </w:rPr>
+          <w:rPr>
+            <w:color w:val="0000EE"/>
+            <w:u w:val="single"/>
+          </w:rPr>
+          <w:t>Osée 3</w:t>
+        </w:r>
+      </w:hyperlink>
+      <w:r>
+        <w:rPr>
+          <w:lang w:val="fr_FR" w:bidi="fr_FR"/>
+        </w:rPr>
+        <w:t xml:space="preserve"> était l'interprétation allégorique (non littérale) donnée par Osée de son mariage.</w:t>
+      </w:r>
+    </w:p>
+    <w:p>
+      <w:pPr/>
+      <w:r>
+        <w:rPr>
+          <w:lang w:val="fr_FR" w:bidi="fr_FR"/>
+        </w:rPr>
+      </w:r>
+      <w:r>
+        <w:rPr>
+          <w:lang w:val="fr_FR" w:bidi="fr_FR"/>
+        </w:rPr>
+        <w:t>Les activités sexuelles de Gomer ont été largement discutées. Deux points de vue principaux existent :</w:t>
       </w:r>
     </w:p>
     <w:p>
@@ -26214,55 +26495,37 @@
         <w:rPr>
           <w:lang w:val="fr_FR" w:bidi="fr_FR"/>
         </w:rPr>
-        <w:t>« Schalman » (</w:t>
-      </w:r>
-      <w:hyperlink r:id="rId761">
-        <w:r>
-          <w:rPr>
-            <w:lang w:val="fr_FR" w:bidi="fr_FR"/>
-          </w:rPr>
-          <w:rPr>
-            <w:color w:val="0000EE"/>
-            <w:u w:val="single"/>
-          </w:rPr>
-          <w:t>Os 10.14</w:t>
-        </w:r>
-      </w:hyperlink>
-      <w:r>
-        <w:rPr>
-          <w:lang w:val="fr_FR" w:bidi="fr_FR"/>
-        </w:rPr>
-        <w:t xml:space="preserve">) pourrait être </w:t>
-      </w:r>
-      <w:r>
-        <w:rPr>
-          <w:lang w:val="fr_FR" w:bidi="fr_FR"/>
-        </w:rPr>
-        <w:t>Salmanazar</w:t>
-      </w:r>
-      <w:r>
-        <w:rPr>
-          <w:lang w:val="fr_FR" w:bidi="fr_FR"/>
-        </w:rPr>
-        <w:t xml:space="preserve"> d'Assyrie, qui a envahi Israël au début du règne d'Osée (</w:t>
-      </w:r>
-      <w:hyperlink r:id="rId744">
-        <w:r>
-          <w:rPr>
-            <w:lang w:val="fr_FR" w:bidi="fr_FR"/>
-          </w:rPr>
-          <w:rPr>
-            <w:color w:val="0000EE"/>
-            <w:u w:val="single"/>
-          </w:rPr>
-          <w:t>2R 17.3</w:t>
-        </w:r>
-      </w:hyperlink>
-      <w:r>
-        <w:rPr>
-          <w:lang w:val="fr_FR" w:bidi="fr_FR"/>
-        </w:rPr>
-        <w:t>)</w:t>
+        <w:t xml:space="preserve">Gomer était une épouse fidèle à Osée au début de leur mariage. L'expression « </w:t>
+      </w:r>
+      <w:r>
+        <w:rPr>
+          <w:lang w:val="fr_FR" w:bidi="fr_FR"/>
+        </w:rPr>
+        <w:t>une femme prostituée</w:t>
+      </w:r>
+      <w:r>
+        <w:rPr>
+          <w:lang w:val="fr_FR" w:bidi="fr_FR"/>
+        </w:rPr>
+        <w:t xml:space="preserve"> » (</w:t>
+      </w:r>
+      <w:hyperlink r:id="rId768">
+        <w:r>
+          <w:rPr>
+            <w:lang w:val="fr_FR" w:bidi="fr_FR"/>
+          </w:rPr>
+          <w:rPr>
+            <w:color w:val="0000EE"/>
+            <w:u w:val="single"/>
+          </w:rPr>
+          <w:t>Os 1.2</w:t>
+        </w:r>
+      </w:hyperlink>
+      <w:r>
+        <w:rPr>
+          <w:lang w:val="fr_FR" w:bidi="fr_FR"/>
+        </w:rPr>
+        <w:t>) fait référence à sa nature pécheresse et rebelle. Dieu exposera ensuite cela pour montrer l'idolâtrie d'Israël.</w:t>
       </w:r>
     </w:p>
     <w:p>
@@ -26280,18 +26543,207 @@
         <w:rPr>
           <w:lang w:val="fr_FR" w:bidi="fr_FR"/>
         </w:rPr>
-        <w:t>« Jareb » (</w:t>
-      </w:r>
-      <w:hyperlink r:id="rId762">
-        <w:r>
-          <w:rPr>
-            <w:lang w:val="fr_FR" w:bidi="fr_FR"/>
-          </w:rPr>
-          <w:rPr>
-            <w:color w:val="0000EE"/>
-            <w:u w:val="single"/>
-          </w:rPr>
-          <w:t>Os 5.13</w:t>
+        <w:t>Gomer était une prostituée connue qu'Osée devait épouser pour illustrer l'idolâtrie d'Israël et l'amour fidèle de Dieu. Cette seconde interprétation séduit le plus les érudits évangéliques et est l'interprétation la plus simple dans un cadre biblique littéral, grammatical et historique.</w:t>
+      </w:r>
+    </w:p>
+    <w:p>
+      <w:pPr/>
+      <w:r>
+        <w:rPr>
+          <w:lang w:val="fr_FR" w:bidi="fr_FR"/>
+        </w:rPr>
+      </w:r>
+      <w:r>
+        <w:rPr>
+          <w:lang w:val="fr_FR" w:bidi="fr_FR"/>
+        </w:rPr>
+        <w:t>La raison pour laquelle Osée devait la racheter n'est pas claire. Il est également inconnu pourquoi le paiement était en partie en grain et en partie en argent. Cette transaction pourrait symboliser la délivrance future d'exil d'Israël par Dieu. Toutefois, les dix tribus du nord ne sont pas revenues de l'exil en Assyrie. Cette interprétation ne s'applique sans doute pas à Juda, puisque le message d'Osée n'était pas destiné au royaume du sud, bien que Juda ait reçu un avertissement (</w:t>
+      </w:r>
+      <w:hyperlink r:id="rId769">
+        <w:r>
+          <w:rPr>
+            <w:lang w:val="fr_FR" w:bidi="fr_FR"/>
+          </w:rPr>
+          <w:rPr>
+            <w:color w:val="0000EE"/>
+            <w:u w:val="single"/>
+          </w:rPr>
+          <w:t>Os 6.11</w:t>
+        </w:r>
+      </w:hyperlink>
+      <w:r>
+        <w:rPr>
+          <w:lang w:val="fr_FR" w:bidi="fr_FR"/>
+        </w:rPr>
+        <w:t>).</w:t>
+      </w:r>
+    </w:p>
+    <w:p>
+      <w:pPr/>
+      <w:r>
+        <w:rPr>
+          <w:lang w:val="fr_FR" w:bidi="fr_FR"/>
+        </w:rPr>
+      </w:r>
+      <w:r>
+        <w:rPr>
+          <w:lang w:val="fr_FR" w:bidi="fr_FR"/>
+        </w:rPr>
+        <w:t>Les enfants nés d'Osée et de Gomer ont reçu des noms symboliques. Le premier enfant était un fils nommé Jizreel (</w:t>
+      </w:r>
+      <w:hyperlink r:id="rId770">
+        <w:r>
+          <w:rPr>
+            <w:lang w:val="fr_FR" w:bidi="fr_FR"/>
+          </w:rPr>
+          <w:rPr>
+            <w:color w:val="0000EE"/>
+            <w:u w:val="single"/>
+          </w:rPr>
+          <w:t>Osée 1.4a</w:t>
+        </w:r>
+      </w:hyperlink>
+      <w:r>
+        <w:rPr>
+          <w:lang w:val="fr_FR" w:bidi="fr_FR"/>
+        </w:rPr>
+        <w:t>). Ce nom signifiait le jugement de Dieu sur la famille de Jéhu pour le meurtre par Jéhu de la famille d'Achab dans la vallée de Jizreel (</w:t>
+      </w:r>
+      <w:hyperlink r:id="rId771">
+        <w:r>
+          <w:rPr>
+            <w:lang w:val="fr_FR" w:bidi="fr_FR"/>
+          </w:rPr>
+          <w:rPr>
+            <w:color w:val="0000EE"/>
+            <w:u w:val="single"/>
+          </w:rPr>
+          <w:t>2R 10.1–11, 30</w:t>
+        </w:r>
+      </w:hyperlink>
+      <w:r>
+        <w:rPr>
+          <w:lang w:val="fr_FR" w:bidi="fr_FR"/>
+        </w:rPr>
+        <w:t>).</w:t>
+      </w:r>
+    </w:p>
+    <w:p>
+      <w:pPr/>
+      <w:r>
+        <w:rPr>
+          <w:lang w:val="fr_FR" w:bidi="fr_FR"/>
+        </w:rPr>
+      </w:r>
+      <w:r>
+        <w:rPr>
+          <w:lang w:val="fr_FR" w:bidi="fr_FR"/>
+        </w:rPr>
+        <w:t>Le deuxième enfant s'appellera Lo-Ruchama (</w:t>
+      </w:r>
+      <w:hyperlink r:id="rId772">
+        <w:r>
+          <w:rPr>
+            <w:lang w:val="fr_FR" w:bidi="fr_FR"/>
+          </w:rPr>
+          <w:rPr>
+            <w:color w:val="0000EE"/>
+            <w:u w:val="single"/>
+          </w:rPr>
+          <w:t>Os 1.6a</w:t>
+        </w:r>
+      </w:hyperlink>
+      <w:r>
+        <w:rPr>
+          <w:lang w:val="fr_FR" w:bidi="fr_FR"/>
+        </w:rPr>
+        <w:t>), son nom signifiant « pas de compassion ou de pitié ». Cela symbolisait le jugement d'Israël. La corruption spirituelle du royaume du Nord avait atteint son apogée, et il serait vaincu et emmené en captivité (</w:t>
+      </w:r>
+      <w:hyperlink r:id="rId772">
+        <w:r>
+          <w:rPr>
+            <w:lang w:val="fr_FR" w:bidi="fr_FR"/>
+          </w:rPr>
+          <w:rPr>
+            <w:color w:val="0000EE"/>
+            <w:u w:val="single"/>
+          </w:rPr>
+          <w:t>Os 1.6b</w:t>
+        </w:r>
+      </w:hyperlink>
+      <w:r>
+        <w:rPr>
+          <w:lang w:val="fr_FR" w:bidi="fr_FR"/>
+        </w:rPr>
+        <w:t>).</w:t>
+      </w:r>
+    </w:p>
+    <w:p>
+      <w:pPr/>
+      <w:r>
+        <w:rPr>
+          <w:lang w:val="fr_FR" w:bidi="fr_FR"/>
+        </w:rPr>
+      </w:r>
+      <w:r>
+        <w:rPr>
+          <w:i/>
+          <w:lang w:val="fr_FR" w:bidi="fr_FR"/>
+        </w:rPr>
+        <w:t>Lo-Ammi</w:t>
+      </w:r>
+      <w:r>
+        <w:rPr>
+          <w:lang w:val="fr_FR" w:bidi="fr_FR"/>
+        </w:rPr>
+        <w:t xml:space="preserve"> sera le nom du troisième enfant, un deuxième fils. Ce prénom signifie « pas mon peuple » (</w:t>
+      </w:r>
+      <w:hyperlink r:id="rId773">
+        <w:r>
+          <w:rPr>
+            <w:lang w:val="fr_FR" w:bidi="fr_FR"/>
+          </w:rPr>
+          <w:rPr>
+            <w:color w:val="0000EE"/>
+            <w:u w:val="single"/>
+          </w:rPr>
+          <w:t>Os 1.8–9</w:t>
+        </w:r>
+      </w:hyperlink>
+      <w:r>
+        <w:rPr>
+          <w:lang w:val="fr_FR" w:bidi="fr_FR"/>
+        </w:rPr>
+        <w:t>). Ce rejet d'Israël en tant que peuple choisi de Dieu était temporaire (</w:t>
+      </w:r>
+      <w:hyperlink r:id="rId774">
+        <w:r>
+          <w:rPr>
+            <w:lang w:val="fr_FR" w:bidi="fr_FR"/>
+          </w:rPr>
+          <w:rPr>
+            <w:color w:val="0000EE"/>
+            <w:u w:val="single"/>
+          </w:rPr>
+          <w:t>Os 1.10–2.1</w:t>
+        </w:r>
+      </w:hyperlink>
+      <w:r>
+        <w:rPr>
+          <w:lang w:val="fr_FR" w:bidi="fr_FR"/>
+        </w:rPr>
+        <w:t>). Dieu accomplirait ses promesses à Abraham (</w:t>
+      </w:r>
+      <w:hyperlink r:id="rId775">
+        <w:r>
+          <w:rPr>
+            <w:lang w:val="fr_FR" w:bidi="fr_FR"/>
+          </w:rPr>
+          <w:rPr>
+            <w:color w:val="0000EE"/>
+            <w:u w:val="single"/>
+          </w:rPr>
+          <w:t>Os 1.10</w:t>
         </w:r>
       </w:hyperlink>
       <w:r>
@@ -26300,28 +26752,356 @@
         </w:rPr>
         <w:t xml:space="preserve"> ; </w:t>
       </w:r>
-      <w:hyperlink r:id="rId763">
-        <w:r>
-          <w:rPr>
-            <w:lang w:val="fr_FR" w:bidi="fr_FR"/>
-          </w:rPr>
-          <w:rPr>
-            <w:color w:val="0000EE"/>
-            <w:u w:val="single"/>
-          </w:rPr>
-          <w:t>10.6</w:t>
-        </w:r>
-      </w:hyperlink>
-      <w:r>
-        <w:rPr>
-          <w:lang w:val="fr_FR" w:bidi="fr_FR"/>
-        </w:rPr>
-        <w:t>) pourrait se référer à Sargon II, qui a régné de 722 à 705 av. J.‑C.</w:t>
+      <w:hyperlink r:id="rId776">
+        <w:r>
+          <w:rPr>
+            <w:lang w:val="fr_FR" w:bidi="fr_FR"/>
+          </w:rPr>
+          <w:rPr>
+            <w:color w:val="0000EE"/>
+            <w:u w:val="single"/>
+          </w:rPr>
+          <w:t>Gn 22.17</w:t>
+        </w:r>
+      </w:hyperlink>
+      <w:r>
+        <w:rPr>
+          <w:lang w:val="fr_FR" w:bidi="fr_FR"/>
+        </w:rPr>
+        <w:t>) et à Moïse (</w:t>
+      </w:r>
+      <w:hyperlink r:id="rId777">
+        <w:r>
+          <w:rPr>
+            <w:lang w:val="fr_FR" w:bidi="fr_FR"/>
+          </w:rPr>
+          <w:rPr>
+            <w:color w:val="0000EE"/>
+            <w:u w:val="single"/>
+          </w:rPr>
+          <w:t>Ex 19.1–7</w:t>
+        </w:r>
+      </w:hyperlink>
+      <w:r>
+        <w:rPr>
+          <w:lang w:val="fr_FR" w:bidi="fr_FR"/>
+        </w:rPr>
+        <w:t>) malgré la désobéissance d'une génération ou d'une autre.</w:t>
+      </w:r>
+    </w:p>
+    <w:p>
+      <w:pPr/>
+      <w:r>
+        <w:rPr>
+          <w:lang w:val="fr_FR" w:bidi="fr_FR"/>
+        </w:rPr>
+      </w:r>
+      <w:r>
+        <w:rPr>
+          <w:lang w:val="fr_FR" w:bidi="fr_FR"/>
+        </w:rPr>
+        <w:t>Gomer n'était pas heureuse dans son mariage et elle a donc cherché d'autres amants. De même, Israël cherchait sa propre satisfaction dans l'adoration de faux dieux. Ils attribuaient à tort les bonnes choses de leur Dieu miséricordieux à ces dieux païens (</w:t>
+      </w:r>
+      <w:hyperlink r:id="rId778">
+        <w:r>
+          <w:rPr>
+            <w:lang w:val="fr_FR" w:bidi="fr_FR"/>
+          </w:rPr>
+          <w:rPr>
+            <w:color w:val="0000EE"/>
+            <w:u w:val="single"/>
+          </w:rPr>
+          <w:t>Os 2.8, 12</w:t>
+        </w:r>
+      </w:hyperlink>
+      <w:r>
+        <w:rPr>
+          <w:lang w:val="fr_FR" w:bidi="fr_FR"/>
+        </w:rPr>
+        <w:t>). Une fois qu'ils réalisaient que leurs péchés n'apportaient pas de bonheur durable, les Israélites repentants s'en retournaient à leur premier amour.</w:t>
+      </w:r>
+    </w:p>
+    <w:p>
+      <w:pPr/>
+      <w:r>
+        <w:rPr>
+          <w:lang w:val="fr_FR" w:bidi="fr_FR"/>
+        </w:rPr>
+      </w:r>
+      <w:r>
+        <w:rPr>
+          <w:lang w:val="fr_FR" w:bidi="fr_FR"/>
+        </w:rPr>
+        <w:t>La déclaration de divorce d'Osée envers Gomer en raison de son adultère symbolise le divorce de Yahvé d'Israël pour son infidélité (</w:t>
+      </w:r>
+      <w:hyperlink r:id="rId779">
+        <w:r>
+          <w:rPr>
+            <w:lang w:val="fr_FR" w:bidi="fr_FR"/>
+          </w:rPr>
+          <w:rPr>
+            <w:color w:val="0000EE"/>
+            <w:u w:val="single"/>
+          </w:rPr>
+          <w:t>Os 2.2</w:t>
+        </w:r>
+      </w:hyperlink>
+      <w:r>
+        <w:rPr>
+          <w:lang w:val="fr_FR" w:bidi="fr_FR"/>
+        </w:rPr>
+        <w:t xml:space="preserve"> ; voir aussi </w:t>
+      </w:r>
+      <w:hyperlink r:id="rId780">
+        <w:r>
+          <w:rPr>
+            <w:lang w:val="fr_FR" w:bidi="fr_FR"/>
+          </w:rPr>
+          <w:rPr>
+            <w:color w:val="0000EE"/>
+            <w:u w:val="single"/>
+          </w:rPr>
+          <w:t>Jr 3.1–4.2</w:t>
+        </w:r>
+      </w:hyperlink>
+      <w:r>
+        <w:rPr>
+          <w:lang w:val="fr_FR" w:bidi="fr_FR"/>
+        </w:rPr>
+        <w:t>). Leurs enfants représentent les membres individuels de la nation d'Israël à l'époque d'Osée (</w:t>
+      </w:r>
+      <w:hyperlink r:id="rId781">
+        <w:r>
+          <w:rPr>
+            <w:lang w:val="fr_FR" w:bidi="fr_FR"/>
+          </w:rPr>
+          <w:rPr>
+            <w:color w:val="0000EE"/>
+            <w:u w:val="single"/>
+          </w:rPr>
+          <w:t>Os 2.2–5</w:t>
+        </w:r>
+      </w:hyperlink>
+      <w:r>
+        <w:rPr>
+          <w:lang w:val="fr_FR" w:bidi="fr_FR"/>
+        </w:rPr>
+        <w:t>).</w:t>
+      </w:r>
+    </w:p>
+    <w:p>
+      <w:pPr/>
+      <w:r>
+        <w:rPr>
+          <w:lang w:val="fr_FR" w:bidi="fr_FR"/>
+        </w:rPr>
+      </w:r>
+      <w:hyperlink r:id="rId767">
+        <w:r>
+          <w:rPr>
+            <w:lang w:val="fr_FR" w:bidi="fr_FR"/>
+          </w:rPr>
+          <w:rPr>
+            <w:color w:val="0000EE"/>
+            <w:u w:val="single"/>
+          </w:rPr>
+          <w:t>Osée 3</w:t>
+        </w:r>
+      </w:hyperlink>
+      <w:r>
+        <w:rPr>
+          <w:lang w:val="fr_FR" w:bidi="fr_FR"/>
+        </w:rPr>
+        <w:t xml:space="preserve"> utilise la restauration pour résumer l'histoire d'Israël. L'esclavage d'Israël au péché et à Satan (voir </w:t>
+      </w:r>
+      <w:hyperlink r:id="rId782">
+        <w:r>
+          <w:rPr>
+            <w:lang w:val="fr_FR" w:bidi="fr_FR"/>
+          </w:rPr>
+          <w:rPr>
+            <w:color w:val="0000EE"/>
+            <w:u w:val="single"/>
+          </w:rPr>
+          <w:t>Hé 2.14–15</w:t>
+        </w:r>
+      </w:hyperlink>
+      <w:r>
+        <w:rPr>
+          <w:lang w:val="fr_FR" w:bidi="fr_FR"/>
+        </w:rPr>
+        <w:t>) est illustré par le prix qu'Osée a payé pour Gomer (</w:t>
+      </w:r>
+      <w:hyperlink r:id="rId783">
+        <w:r>
+          <w:rPr>
+            <w:lang w:val="fr_FR" w:bidi="fr_FR"/>
+          </w:rPr>
+          <w:rPr>
+            <w:color w:val="0000EE"/>
+            <w:u w:val="single"/>
+          </w:rPr>
+          <w:t>Os 3.2</w:t>
+        </w:r>
+      </w:hyperlink>
+      <w:r>
+        <w:rPr>
+          <w:lang w:val="fr_FR" w:bidi="fr_FR"/>
+        </w:rPr>
+        <w:t xml:space="preserve">). Ce prix était celui d'une esclave parce que Gomer était asservie par son adultère (voir </w:t>
+      </w:r>
+      <w:hyperlink r:id="rId784">
+        <w:r>
+          <w:rPr>
+            <w:lang w:val="fr_FR" w:bidi="fr_FR"/>
+          </w:rPr>
+          <w:rPr>
+            <w:color w:val="0000EE"/>
+            <w:u w:val="single"/>
+          </w:rPr>
+          <w:t>Ex 21.32</w:t>
+        </w:r>
+      </w:hyperlink>
+      <w:r>
+        <w:rPr>
+          <w:lang w:val="fr_FR" w:bidi="fr_FR"/>
+        </w:rPr>
+        <w:t>). L'isolement de Gomer, tout comme l'exil d'Israël, était destiné à la purification (</w:t>
+      </w:r>
+      <w:hyperlink r:id="rId785">
+        <w:r>
+          <w:rPr>
+            <w:lang w:val="fr_FR" w:bidi="fr_FR"/>
+          </w:rPr>
+          <w:rPr>
+            <w:color w:val="0000EE"/>
+            <w:u w:val="single"/>
+          </w:rPr>
+          <w:t>Os 3.3</w:t>
+        </w:r>
+      </w:hyperlink>
+      <w:r>
+        <w:rPr>
+          <w:lang w:val="fr_FR" w:bidi="fr_FR"/>
+        </w:rPr>
+        <w:t xml:space="preserve"> ; voir </w:t>
+      </w:r>
+      <w:hyperlink r:id="rId786">
+        <w:r>
+          <w:rPr>
+            <w:lang w:val="fr_FR" w:bidi="fr_FR"/>
+          </w:rPr>
+          <w:rPr>
+            <w:color w:val="0000EE"/>
+            <w:u w:val="single"/>
+          </w:rPr>
+          <w:t>Dt 21.13</w:t>
+        </w:r>
+      </w:hyperlink>
+      <w:r>
+        <w:rPr>
+          <w:lang w:val="fr_FR" w:bidi="fr_FR"/>
+        </w:rPr>
+        <w:t xml:space="preserve"> ; </w:t>
+      </w:r>
+      <w:hyperlink r:id="rId787">
+        <w:r>
+          <w:rPr>
+            <w:lang w:val="fr_FR" w:bidi="fr_FR"/>
+          </w:rPr>
+          <w:rPr>
+            <w:color w:val="0000EE"/>
+            <w:u w:val="single"/>
+          </w:rPr>
+          <w:t>30.2</w:t>
+        </w:r>
+      </w:hyperlink>
+      <w:r>
+        <w:rPr>
+          <w:lang w:val="fr_FR" w:bidi="fr_FR"/>
+        </w:rPr>
+        <w:t>).</w:t>
+      </w:r>
+    </w:p>
+    <w:p>
+      <w:pPr/>
+      <w:r>
+        <w:rPr>
+          <w:lang w:val="fr_FR" w:bidi="fr_FR"/>
+        </w:rPr>
+      </w:r>
+      <w:r>
+        <w:rPr>
+          <w:lang w:val="fr_FR" w:bidi="fr_FR"/>
+        </w:rPr>
+        <w:t xml:space="preserve">Après l'exil à Babylone (« Après cela », et « </w:t>
+      </w:r>
+      <w:r>
+        <w:rPr>
+          <w:lang w:val="fr_FR" w:bidi="fr_FR"/>
+        </w:rPr>
+        <w:t>dans la suite des temps</w:t>
+      </w:r>
+      <w:r>
+        <w:rPr>
+          <w:lang w:val="fr_FR" w:bidi="fr_FR"/>
+        </w:rPr>
+        <w:t xml:space="preserve"> »), Israël retournera vers son mari pour profiter des bénédictions de la relation renouvelée. En référence au Messie, « David, leur roi », sera ressuscité pour conduire Israël vers le Seigneur (</w:t>
+      </w:r>
+      <w:hyperlink r:id="rId788">
+        <w:r>
+          <w:rPr>
+            <w:lang w:val="fr_FR" w:bidi="fr_FR"/>
+          </w:rPr>
+          <w:rPr>
+            <w:color w:val="0000EE"/>
+            <w:u w:val="single"/>
+          </w:rPr>
+          <w:t>Os 3.5</w:t>
+        </w:r>
+      </w:hyperlink>
+      <w:r>
+        <w:rPr>
+          <w:lang w:val="fr_FR" w:bidi="fr_FR"/>
+        </w:rPr>
+        <w:t>).</w:t>
+      </w:r>
+    </w:p>
+    <w:p>
+      <w:pPr/>
+      <w:r>
+        <w:rPr>
+          <w:lang w:val="fr_FR" w:bidi="fr_FR"/>
+        </w:rPr>
+      </w:r>
+      <w:r>
+        <w:rPr>
+          <w:lang w:val="fr_FR" w:bidi="fr_FR"/>
+        </w:rPr>
+        <w:t>La dernière section majeure d'Osée explique en détail ce qu'</w:t>
+      </w:r>
+      <w:hyperlink r:id="rId789">
+        <w:r>
+          <w:rPr>
+            <w:lang w:val="fr_FR" w:bidi="fr_FR"/>
+          </w:rPr>
+          <w:rPr>
+            <w:color w:val="0000EE"/>
+            <w:u w:val="single"/>
+          </w:rPr>
+          <w:t>Osée 1–3</w:t>
+        </w:r>
+      </w:hyperlink>
+      <w:r>
+        <w:rPr>
+          <w:lang w:val="fr_FR" w:bidi="fr_FR"/>
+        </w:rPr>
+        <w:t xml:space="preserve"> a montré et brièvement expliqué. Osée prophétise :</w:t>
       </w:r>
     </w:p>
     <w:p>
       <w:pPr>
-        <w:pStyle w:val="ListNumber"/>
+        <w:pStyle w:val="ListBullet"/>
         <w:spacing w:line="240" w:lineRule="auto"/>
         <w:ind w:left="720"/>
       </w:pPr>
@@ -26334,48 +27114,30 @@
         <w:rPr>
           <w:lang w:val="fr_FR" w:bidi="fr_FR"/>
         </w:rPr>
-        <w:t>Les prédictions de l'invasion assyrienne semblent décrire un événement sur le point de se produire (</w:t>
-      </w:r>
-      <w:hyperlink r:id="rId764">
-        <w:r>
-          <w:rPr>
-            <w:lang w:val="fr_FR" w:bidi="fr_FR"/>
-          </w:rPr>
-          <w:rPr>
-            <w:color w:val="0000EE"/>
-            <w:u w:val="single"/>
-          </w:rPr>
-          <w:t>Os 10.5–6</w:t>
-        </w:r>
-      </w:hyperlink>
-      <w:r>
-        <w:rPr>
-          <w:lang w:val="fr_FR" w:bidi="fr_FR"/>
-        </w:rPr>
-        <w:t xml:space="preserve"> ; </w:t>
-      </w:r>
-      <w:hyperlink r:id="rId765">
-        <w:r>
-          <w:rPr>
-            <w:lang w:val="fr_FR" w:bidi="fr_FR"/>
-          </w:rPr>
-          <w:rPr>
-            <w:color w:val="0000EE"/>
-            <w:u w:val="single"/>
-          </w:rPr>
-          <w:t>13.15–16</w:t>
-        </w:r>
-      </w:hyperlink>
-      <w:r>
-        <w:rPr>
-          <w:lang w:val="fr_FR" w:bidi="fr_FR"/>
-        </w:rPr>
-        <w:t>).</w:t>
+        <w:t>L'abandon de la foi par Israël (</w:t>
+      </w:r>
+      <w:hyperlink r:id="rId790">
+        <w:r>
+          <w:rPr>
+            <w:lang w:val="fr_FR" w:bidi="fr_FR"/>
+          </w:rPr>
+          <w:rPr>
+            <w:color w:val="0000EE"/>
+            <w:u w:val="single"/>
+          </w:rPr>
+          <w:t>Os 4.1–7.16</w:t>
+        </w:r>
+      </w:hyperlink>
+      <w:r>
+        <w:rPr>
+          <w:lang w:val="fr_FR" w:bidi="fr_FR"/>
+        </w:rPr>
+        <w:t>)</w:t>
       </w:r>
     </w:p>
     <w:p>
       <w:pPr>
-        <w:pStyle w:val="ListNumber"/>
+        <w:pStyle w:val="ListBullet"/>
         <w:spacing w:line="240" w:lineRule="auto"/>
         <w:ind w:left="720"/>
       </w:pPr>
@@ -26388,7 +27150,1024 @@
         <w:rPr>
           <w:lang w:val="fr_FR" w:bidi="fr_FR"/>
         </w:rPr>
-        <w:t>Les mentions de l'Égypte et de la dépendance d'Israël envers cette nation semblent correspondre au règne d'Osée (</w:t>
+        <w:t>Le châtiment (</w:t>
+      </w:r>
+      <w:hyperlink r:id="rId791">
+        <w:r>
+          <w:rPr>
+            <w:lang w:val="fr_FR" w:bidi="fr_FR"/>
+          </w:rPr>
+          <w:rPr>
+            <w:color w:val="0000EE"/>
+            <w:u w:val="single"/>
+          </w:rPr>
+          <w:t>Os 8.1–10.15</w:t>
+        </w:r>
+      </w:hyperlink>
+      <w:r>
+        <w:rPr>
+          <w:lang w:val="fr_FR" w:bidi="fr_FR"/>
+        </w:rPr>
+        <w:t>)</w:t>
+      </w:r>
+    </w:p>
+    <w:p>
+      <w:pPr>
+        <w:pStyle w:val="ListBullet"/>
+        <w:spacing w:line="240" w:lineRule="auto"/>
+        <w:ind w:left="720"/>
+      </w:pPr>
+      <w:r>
+        <w:rPr>
+          <w:lang w:val="fr_FR" w:bidi="fr_FR"/>
+        </w:rPr>
+      </w:r>
+      <w:r>
+        <w:rPr>
+          <w:lang w:val="fr_FR" w:bidi="fr_FR"/>
+        </w:rPr>
+        <w:t>La restauration (</w:t>
+      </w:r>
+      <w:hyperlink r:id="rId792">
+        <w:r>
+          <w:rPr>
+            <w:lang w:val="fr_FR" w:bidi="fr_FR"/>
+          </w:rPr>
+          <w:rPr>
+            <w:color w:val="0000EE"/>
+            <w:u w:val="single"/>
+          </w:rPr>
+          <w:t>Os 11.1–14.9</w:t>
+        </w:r>
+      </w:hyperlink>
+      <w:r>
+        <w:rPr>
+          <w:lang w:val="fr_FR" w:bidi="fr_FR"/>
+        </w:rPr>
+        <w:t>)</w:t>
+      </w:r>
+    </w:p>
+    <w:p>
+      <w:pPr>
+        <w:pStyle w:val="Heading4"/>
+      </w:pPr>
+      <w:r>
+        <w:rPr>
+          <w:lang w:val="fr_FR" w:bidi="fr_FR"/>
+        </w:rPr>
+        <w:t>Chapitre 4</w:t>
+      </w:r>
+    </w:p>
+    <w:p>
+      <w:pPr/>
+      <w:r>
+        <w:rPr>
+          <w:lang w:val="fr_FR" w:bidi="fr_FR"/>
+        </w:rPr>
+      </w:r>
+      <w:r>
+        <w:rPr>
+          <w:lang w:val="fr_FR" w:bidi="fr_FR"/>
+        </w:rPr>
+        <w:t>Israël était profondément impliqué dans des activités impies et s'était éloigné de Dieu (</w:t>
+      </w:r>
+      <w:hyperlink r:id="rId751">
+        <w:r>
+          <w:rPr>
+            <w:lang w:val="fr_FR" w:bidi="fr_FR"/>
+          </w:rPr>
+          <w:rPr>
+            <w:color w:val="0000EE"/>
+            <w:u w:val="single"/>
+          </w:rPr>
+          <w:t>Os 4.1–2</w:t>
+        </w:r>
+      </w:hyperlink>
+      <w:r>
+        <w:rPr>
+          <w:lang w:val="fr_FR" w:bidi="fr_FR"/>
+        </w:rPr>
+        <w:t xml:space="preserve"> ; voir </w:t>
+      </w:r>
+      <w:hyperlink r:id="rId793">
+        <w:r>
+          <w:rPr>
+            <w:lang w:val="fr_FR" w:bidi="fr_FR"/>
+          </w:rPr>
+          <w:rPr>
+            <w:color w:val="0000EE"/>
+            <w:u w:val="single"/>
+          </w:rPr>
+          <w:t>Ex 20.1–17</w:t>
+        </w:r>
+      </w:hyperlink>
+      <w:r>
+        <w:rPr>
+          <w:lang w:val="fr_FR" w:bidi="fr_FR"/>
+        </w:rPr>
+        <w:t>). Le peuple ignorait la parole de Dieu en raison de son indifférence et de la tromperie des prêtres (</w:t>
+      </w:r>
+      <w:hyperlink r:id="rId794">
+        <w:r>
+          <w:rPr>
+            <w:lang w:val="fr_FR" w:bidi="fr_FR"/>
+          </w:rPr>
+          <w:rPr>
+            <w:color w:val="0000EE"/>
+            <w:u w:val="single"/>
+          </w:rPr>
+          <w:t>Os 4.6–9</w:t>
+        </w:r>
+      </w:hyperlink>
+      <w:r>
+        <w:rPr>
+          <w:lang w:val="fr_FR" w:bidi="fr_FR"/>
+        </w:rPr>
+        <w:t xml:space="preserve"> ; voir </w:t>
+      </w:r>
+      <w:hyperlink r:id="rId795">
+        <w:r>
+          <w:rPr>
+            <w:lang w:val="fr_FR" w:bidi="fr_FR"/>
+          </w:rPr>
+          <w:rPr>
+            <w:color w:val="0000EE"/>
+            <w:u w:val="single"/>
+          </w:rPr>
+          <w:t>Es 5.13</w:t>
+        </w:r>
+      </w:hyperlink>
+      <w:r>
+        <w:rPr>
+          <w:lang w:val="fr_FR" w:bidi="fr_FR"/>
+        </w:rPr>
+        <w:t xml:space="preserve"> ; </w:t>
+      </w:r>
+      <w:hyperlink r:id="rId796">
+        <w:r>
+          <w:rPr>
+            <w:lang w:val="fr_FR" w:bidi="fr_FR"/>
+          </w:rPr>
+          <w:rPr>
+            <w:color w:val="0000EE"/>
+            <w:u w:val="single"/>
+          </w:rPr>
+          <w:t>Am 8.11–12</w:t>
+        </w:r>
+      </w:hyperlink>
+      <w:r>
+        <w:rPr>
+          <w:lang w:val="fr_FR" w:bidi="fr_FR"/>
+        </w:rPr>
+        <w:t xml:space="preserve"> ; </w:t>
+      </w:r>
+      <w:hyperlink r:id="rId797">
+        <w:r>
+          <w:rPr>
+            <w:lang w:val="fr_FR" w:bidi="fr_FR"/>
+          </w:rPr>
+          <w:rPr>
+            <w:color w:val="0000EE"/>
+            <w:u w:val="single"/>
+          </w:rPr>
+          <w:t>So 1.6</w:t>
+        </w:r>
+      </w:hyperlink>
+      <w:r>
+        <w:rPr>
+          <w:lang w:val="fr_FR" w:bidi="fr_FR"/>
+        </w:rPr>
+        <w:t>). Israël suivait des dirigeants spirituels corrompus tout comme leurs rois suivaient les voies corrompues des anciens dirigeants (</w:t>
+      </w:r>
+      <w:hyperlink r:id="rId798">
+        <w:r>
+          <w:rPr>
+            <w:lang w:val="fr_FR" w:bidi="fr_FR"/>
+          </w:rPr>
+          <w:rPr>
+            <w:color w:val="0000EE"/>
+            <w:u w:val="single"/>
+          </w:rPr>
+          <w:t>Os 4.9</w:t>
+        </w:r>
+      </w:hyperlink>
+      <w:r>
+        <w:rPr>
+          <w:lang w:val="fr_FR" w:bidi="fr_FR"/>
+        </w:rPr>
+        <w:t>). Au lieu de la parole de Dieu, Israël cherchait conseil auprès des idoles et de la divination (</w:t>
+      </w:r>
+      <w:hyperlink r:id="rId799">
+        <w:r>
+          <w:rPr>
+            <w:lang w:val="fr_FR" w:bidi="fr_FR"/>
+          </w:rPr>
+          <w:rPr>
+            <w:color w:val="0000EE"/>
+            <w:u w:val="single"/>
+          </w:rPr>
+          <w:t>Os 4.12–13</w:t>
+        </w:r>
+      </w:hyperlink>
+      <w:r>
+        <w:rPr>
+          <w:lang w:val="fr_FR" w:bidi="fr_FR"/>
+        </w:rPr>
+        <w:t>). Enfin, Israël a perdu son identité sacerdotale (</w:t>
+      </w:r>
+      <w:hyperlink r:id="rId800">
+        <w:r>
+          <w:rPr>
+            <w:lang w:val="fr_FR" w:bidi="fr_FR"/>
+          </w:rPr>
+          <w:rPr>
+            <w:color w:val="0000EE"/>
+            <w:u w:val="single"/>
+          </w:rPr>
+          <w:t>Os 4.6</w:t>
+        </w:r>
+      </w:hyperlink>
+      <w:r>
+        <w:rPr>
+          <w:lang w:val="fr_FR" w:bidi="fr_FR"/>
+        </w:rPr>
+        <w:t xml:space="preserve"> ; voir </w:t>
+      </w:r>
+      <w:hyperlink r:id="rId801">
+        <w:r>
+          <w:rPr>
+            <w:lang w:val="fr_FR" w:bidi="fr_FR"/>
+          </w:rPr>
+          <w:rPr>
+            <w:color w:val="0000EE"/>
+            <w:u w:val="single"/>
+          </w:rPr>
+          <w:t>Ex 19.6</w:t>
+        </w:r>
+      </w:hyperlink>
+      <w:r>
+        <w:rPr>
+          <w:lang w:val="fr_FR" w:bidi="fr_FR"/>
+        </w:rPr>
+        <w:t>) car les prêtres étaient principalement responsables de l'éloignement de la nation de la foi (</w:t>
+      </w:r>
+      <w:hyperlink r:id="rId802">
+        <w:r>
+          <w:rPr>
+            <w:lang w:val="fr_FR" w:bidi="fr_FR"/>
+          </w:rPr>
+          <w:rPr>
+            <w:color w:val="0000EE"/>
+            <w:u w:val="single"/>
+          </w:rPr>
+          <w:t>Os 5.1</w:t>
+        </w:r>
+      </w:hyperlink>
+      <w:r>
+        <w:rPr>
+          <w:lang w:val="fr_FR" w:bidi="fr_FR"/>
+        </w:rPr>
+        <w:t>).</w:t>
+      </w:r>
+    </w:p>
+    <w:p>
+      <w:pPr>
+        <w:pStyle w:val="Heading4"/>
+      </w:pPr>
+      <w:r>
+        <w:rPr>
+          <w:lang w:val="fr_FR" w:bidi="fr_FR"/>
+        </w:rPr>
+        <w:t>Chapitres 5–6</w:t>
+      </w:r>
+    </w:p>
+    <w:p>
+      <w:pPr/>
+      <w:r>
+        <w:rPr>
+          <w:lang w:val="fr_FR" w:bidi="fr_FR"/>
+        </w:rPr>
+      </w:r>
+      <w:r>
+        <w:rPr>
+          <w:lang w:val="fr_FR" w:bidi="fr_FR"/>
+        </w:rPr>
+        <w:t>Après avoir présenté son plaidoyer contre le royaume du Nord, Dieu donne un avertissement (</w:t>
+      </w:r>
+      <w:hyperlink r:id="rId803">
+        <w:r>
+          <w:rPr>
+            <w:lang w:val="fr_FR" w:bidi="fr_FR"/>
+          </w:rPr>
+          <w:rPr>
+            <w:color w:val="0000EE"/>
+            <w:u w:val="single"/>
+          </w:rPr>
+          <w:t>Os 5.8–14</w:t>
+        </w:r>
+      </w:hyperlink>
+      <w:r>
+        <w:rPr>
+          <w:lang w:val="fr_FR" w:bidi="fr_FR"/>
+        </w:rPr>
+        <w:t>). La trompette sonnera dans les collines de Benjamin (</w:t>
+      </w:r>
+      <w:hyperlink r:id="rId804">
+        <w:r>
+          <w:rPr>
+            <w:lang w:val="fr_FR" w:bidi="fr_FR"/>
+          </w:rPr>
+          <w:rPr>
+            <w:color w:val="0000EE"/>
+            <w:u w:val="single"/>
+          </w:rPr>
+          <w:t>Os 5.8</w:t>
+        </w:r>
+      </w:hyperlink>
+      <w:r>
+        <w:rPr>
+          <w:lang w:val="fr_FR" w:bidi="fr_FR"/>
+        </w:rPr>
+        <w:t>), la région entre Israël et Juda. L'alarme qui y retentira indiquera qu'Israël est envahi et que Juda est en danger (</w:t>
+      </w:r>
+      <w:hyperlink r:id="rId805">
+        <w:r>
+          <w:rPr>
+            <w:lang w:val="fr_FR" w:bidi="fr_FR"/>
+          </w:rPr>
+          <w:rPr>
+            <w:color w:val="0000EE"/>
+            <w:u w:val="single"/>
+          </w:rPr>
+          <w:t>Os 5.9–12</w:t>
+        </w:r>
+      </w:hyperlink>
+      <w:r>
+        <w:rPr>
+          <w:lang w:val="fr_FR" w:bidi="fr_FR"/>
+        </w:rPr>
+        <w:t>). Le royaume du Nord s'appuyait sur des commandements humains, et non sur ceux de Dieu (</w:t>
+      </w:r>
+      <w:hyperlink r:id="rId806">
+        <w:r>
+          <w:rPr>
+            <w:lang w:val="fr_FR" w:bidi="fr_FR"/>
+          </w:rPr>
+          <w:rPr>
+            <w:color w:val="0000EE"/>
+            <w:u w:val="single"/>
+          </w:rPr>
+          <w:t>Os 5.11</w:t>
+        </w:r>
+      </w:hyperlink>
+      <w:r>
+        <w:rPr>
+          <w:lang w:val="fr_FR" w:bidi="fr_FR"/>
+        </w:rPr>
+        <w:t>). Israël a cherché de l'aide auprès de l'Assyrie mais a fait face à la trahison et à la défaite (</w:t>
+      </w:r>
+      <w:hyperlink r:id="rId757">
+        <w:r>
+          <w:rPr>
+            <w:lang w:val="fr_FR" w:bidi="fr_FR"/>
+          </w:rPr>
+          <w:rPr>
+            <w:color w:val="0000EE"/>
+            <w:u w:val="single"/>
+          </w:rPr>
+          <w:t>Os 5.13</w:t>
+        </w:r>
+      </w:hyperlink>
+      <w:r>
+        <w:rPr>
+          <w:lang w:val="fr_FR" w:bidi="fr_FR"/>
+        </w:rPr>
+        <w:t>). Dans cette prophétie concernant la chute d'Israël aux mains des Assyriens en 722 av. J.‑C., Osée dépeint Dieu comme le justicier ultime (</w:t>
+      </w:r>
+      <w:hyperlink r:id="rId807">
+        <w:r>
+          <w:rPr>
+            <w:lang w:val="fr_FR" w:bidi="fr_FR"/>
+          </w:rPr>
+          <w:rPr>
+            <w:color w:val="0000EE"/>
+            <w:u w:val="single"/>
+          </w:rPr>
+          <w:t>Os 5.14</w:t>
+        </w:r>
+      </w:hyperlink>
+      <w:r>
+        <w:rPr>
+          <w:lang w:val="fr_FR" w:bidi="fr_FR"/>
+        </w:rPr>
+        <w:t>).</w:t>
+      </w:r>
+    </w:p>
+    <w:p>
+      <w:pPr/>
+      <w:r>
+        <w:rPr>
+          <w:lang w:val="fr_FR" w:bidi="fr_FR"/>
+        </w:rPr>
+      </w:r>
+      <w:r>
+        <w:rPr>
+          <w:lang w:val="fr_FR" w:bidi="fr_FR"/>
+        </w:rPr>
+        <w:t>Dieu appelle à la repentance juste après avoir révélé la punition (</w:t>
+      </w:r>
+      <w:hyperlink r:id="rId808">
+        <w:r>
+          <w:rPr>
+            <w:lang w:val="fr_FR" w:bidi="fr_FR"/>
+          </w:rPr>
+          <w:rPr>
+            <w:color w:val="0000EE"/>
+            <w:u w:val="single"/>
+          </w:rPr>
+          <w:t>Os 5.15–6.3</w:t>
+        </w:r>
+      </w:hyperlink>
+      <w:r>
+        <w:rPr>
+          <w:lang w:val="fr_FR" w:bidi="fr_FR"/>
+        </w:rPr>
+        <w:t xml:space="preserve"> ; la division du chapitre ici n'est pas idéale car </w:t>
+      </w:r>
+      <w:hyperlink r:id="rId809">
+        <w:r>
+          <w:rPr>
+            <w:lang w:val="fr_FR" w:bidi="fr_FR"/>
+          </w:rPr>
+          <w:rPr>
+            <w:color w:val="0000EE"/>
+            <w:u w:val="single"/>
+          </w:rPr>
+          <w:t>Osée 6.1–3</w:t>
+        </w:r>
+      </w:hyperlink>
+      <w:r>
+        <w:rPr>
+          <w:lang w:val="fr_FR" w:bidi="fr_FR"/>
+        </w:rPr>
+        <w:t xml:space="preserve"> appartient avec </w:t>
+      </w:r>
+      <w:hyperlink r:id="rId126">
+        <w:r>
+          <w:rPr>
+            <w:lang w:val="fr_FR" w:bidi="fr_FR"/>
+          </w:rPr>
+          <w:rPr>
+            <w:color w:val="0000EE"/>
+            <w:u w:val="single"/>
+          </w:rPr>
+          <w:t>5.15</w:t>
+        </w:r>
+      </w:hyperlink>
+      <w:r>
+        <w:rPr>
+          <w:lang w:val="fr_FR" w:bidi="fr_FR"/>
+        </w:rPr>
+        <w:t xml:space="preserve">). L'appel à revenir à Yahvé pourrait refléter la réponse personnelle d'Osée à la révélation. Cependant, il est préférable de voir </w:t>
+      </w:r>
+      <w:hyperlink r:id="rId809">
+        <w:r>
+          <w:rPr>
+            <w:lang w:val="fr_FR" w:bidi="fr_FR"/>
+          </w:rPr>
+          <w:rPr>
+            <w:color w:val="0000EE"/>
+            <w:u w:val="single"/>
+          </w:rPr>
+          <w:t>Osée 6.1–3</w:t>
+        </w:r>
+      </w:hyperlink>
+      <w:r>
+        <w:rPr>
+          <w:lang w:val="fr_FR" w:bidi="fr_FR"/>
+        </w:rPr>
+        <w:t xml:space="preserve"> comme les paroles du reste futur lors de son retour. L'Assyrie n'a pas offert de guérison, à l'instar des autres nations. Dieu, lui, guérira Israël spirituellement, politiquement et physiquement (</w:t>
+      </w:r>
+      <w:hyperlink r:id="rId810">
+        <w:r>
+          <w:rPr>
+            <w:lang w:val="fr_FR" w:bidi="fr_FR"/>
+          </w:rPr>
+          <w:rPr>
+            <w:color w:val="0000EE"/>
+            <w:u w:val="single"/>
+          </w:rPr>
+          <w:t>Os 6.1</w:t>
+        </w:r>
+      </w:hyperlink>
+      <w:r>
+        <w:rPr>
+          <w:lang w:val="fr_FR" w:bidi="fr_FR"/>
+        </w:rPr>
+        <w:t xml:space="preserve"> ; voir aussi </w:t>
+      </w:r>
+      <w:hyperlink r:id="rId811">
+        <w:r>
+          <w:rPr>
+            <w:lang w:val="fr_FR" w:bidi="fr_FR"/>
+          </w:rPr>
+          <w:rPr>
+            <w:color w:val="0000EE"/>
+            <w:u w:val="single"/>
+          </w:rPr>
+          <w:t>Ex 15.26</w:t>
+        </w:r>
+      </w:hyperlink>
+      <w:r>
+        <w:rPr>
+          <w:lang w:val="fr_FR" w:bidi="fr_FR"/>
+        </w:rPr>
+        <w:t xml:space="preserve"> ; </w:t>
+      </w:r>
+      <w:hyperlink r:id="rId812">
+        <w:r>
+          <w:rPr>
+            <w:lang w:val="fr_FR" w:bidi="fr_FR"/>
+          </w:rPr>
+          <w:rPr>
+            <w:color w:val="0000EE"/>
+            <w:u w:val="single"/>
+          </w:rPr>
+          <w:t>Dt 32.39</w:t>
+        </w:r>
+      </w:hyperlink>
+      <w:r>
+        <w:rPr>
+          <w:lang w:val="fr_FR" w:bidi="fr_FR"/>
+        </w:rPr>
+        <w:t xml:space="preserve"> ; </w:t>
+      </w:r>
+      <w:hyperlink r:id="rId813">
+        <w:r>
+          <w:rPr>
+            <w:lang w:val="fr_FR" w:bidi="fr_FR"/>
+          </w:rPr>
+          <w:rPr>
+            <w:color w:val="0000EE"/>
+            <w:u w:val="single"/>
+          </w:rPr>
+          <w:t>Es 53.5</w:t>
+        </w:r>
+      </w:hyperlink>
+      <w:r>
+        <w:rPr>
+          <w:lang w:val="fr_FR" w:bidi="fr_FR"/>
+        </w:rPr>
+        <w:t xml:space="preserve"> ; </w:t>
+      </w:r>
+      <w:hyperlink r:id="rId727">
+        <w:r>
+          <w:rPr>
+            <w:lang w:val="fr_FR" w:bidi="fr_FR"/>
+          </w:rPr>
+          <w:rPr>
+            <w:color w:val="0000EE"/>
+            <w:u w:val="single"/>
+          </w:rPr>
+          <w:t>Ez 37.1–14</w:t>
+        </w:r>
+      </w:hyperlink>
+      <w:r>
+        <w:rPr>
+          <w:lang w:val="fr_FR" w:bidi="fr_FR"/>
+        </w:rPr>
+        <w:t xml:space="preserve"> ; </w:t>
+      </w:r>
+      <w:hyperlink r:id="rId814">
+        <w:r>
+          <w:rPr>
+            <w:lang w:val="fr_FR" w:bidi="fr_FR"/>
+          </w:rPr>
+          <w:rPr>
+            <w:color w:val="0000EE"/>
+            <w:u w:val="single"/>
+          </w:rPr>
+          <w:t>Ml 4.2</w:t>
+        </w:r>
+      </w:hyperlink>
+      <w:r>
+        <w:rPr>
+          <w:lang w:val="fr_FR" w:bidi="fr_FR"/>
+        </w:rPr>
+        <w:t>).</w:t>
+      </w:r>
+    </w:p>
+    <w:p>
+      <w:pPr/>
+      <w:r>
+        <w:rPr>
+          <w:lang w:val="fr_FR" w:bidi="fr_FR"/>
+        </w:rPr>
+      </w:r>
+      <w:r>
+        <w:rPr>
+          <w:lang w:val="fr_FR" w:bidi="fr_FR"/>
+        </w:rPr>
+        <w:t>Après avoir appelé à la repentance, Dieu se concentre à nouveau sur Israël (</w:t>
+      </w:r>
+      <w:hyperlink r:id="rId815">
+        <w:r>
+          <w:rPr>
+            <w:lang w:val="fr_FR" w:bidi="fr_FR"/>
+          </w:rPr>
+          <w:rPr>
+            <w:color w:val="0000EE"/>
+            <w:u w:val="single"/>
+          </w:rPr>
+          <w:t>Os 6.4–11</w:t>
+        </w:r>
+      </w:hyperlink>
+      <w:r>
+        <w:rPr>
+          <w:lang w:val="fr_FR" w:bidi="fr_FR"/>
+        </w:rPr>
+        <w:t xml:space="preserve"> ; voir aussi </w:t>
+      </w:r>
+      <w:hyperlink r:id="rId741">
+        <w:r>
+          <w:rPr>
+            <w:lang w:val="fr_FR" w:bidi="fr_FR"/>
+          </w:rPr>
+          <w:rPr>
+            <w:color w:val="0000EE"/>
+            <w:u w:val="single"/>
+          </w:rPr>
+          <w:t>4.15</w:t>
+        </w:r>
+      </w:hyperlink>
+      <w:r>
+        <w:rPr>
+          <w:lang w:val="fr_FR" w:bidi="fr_FR"/>
+        </w:rPr>
+        <w:t>). Israël s'est détourné de son créateur et a désobéi à son message (</w:t>
+      </w:r>
+      <w:hyperlink r:id="rId816">
+        <w:r>
+          <w:rPr>
+            <w:lang w:val="fr_FR" w:bidi="fr_FR"/>
+          </w:rPr>
+          <w:rPr>
+            <w:color w:val="0000EE"/>
+            <w:u w:val="single"/>
+          </w:rPr>
+          <w:t>Os 6.7</w:t>
+        </w:r>
+      </w:hyperlink>
+      <w:r>
+        <w:rPr>
+          <w:lang w:val="fr_FR" w:bidi="fr_FR"/>
+        </w:rPr>
+        <w:t>). Galaad n'est qu'un exemple de la nature violente d'Israël (</w:t>
+      </w:r>
+      <w:hyperlink r:id="rId762">
+        <w:r>
+          <w:rPr>
+            <w:lang w:val="fr_FR" w:bidi="fr_FR"/>
+          </w:rPr>
+          <w:rPr>
+            <w:color w:val="0000EE"/>
+            <w:u w:val="single"/>
+          </w:rPr>
+          <w:t>Os 6.8</w:t>
+        </w:r>
+      </w:hyperlink>
+      <w:r>
+        <w:rPr>
+          <w:lang w:val="fr_FR" w:bidi="fr_FR"/>
+        </w:rPr>
+        <w:t>). Même les prêtres sont connus pour leur violence (</w:t>
+      </w:r>
+      <w:hyperlink r:id="rId817">
+        <w:r>
+          <w:rPr>
+            <w:lang w:val="fr_FR" w:bidi="fr_FR"/>
+          </w:rPr>
+          <w:rPr>
+            <w:color w:val="0000EE"/>
+            <w:u w:val="single"/>
+          </w:rPr>
+          <w:t>Os 6.9</w:t>
+        </w:r>
+      </w:hyperlink>
+      <w:r>
+        <w:rPr>
+          <w:lang w:val="fr_FR" w:bidi="fr_FR"/>
+        </w:rPr>
+        <w:t xml:space="preserve"> ; voir aussi </w:t>
+      </w:r>
+      <w:hyperlink r:id="rId818">
+        <w:r>
+          <w:rPr>
+            <w:lang w:val="fr_FR" w:bidi="fr_FR"/>
+          </w:rPr>
+          <w:rPr>
+            <w:color w:val="0000EE"/>
+            <w:u w:val="single"/>
+          </w:rPr>
+          <w:t>1S 2.12–17</w:t>
+        </w:r>
+      </w:hyperlink>
+      <w:r>
+        <w:rPr>
+          <w:lang w:val="fr_FR" w:bidi="fr_FR"/>
+        </w:rPr>
+        <w:t xml:space="preserve"> ; </w:t>
+      </w:r>
+      <w:hyperlink r:id="rId819">
+        <w:r>
+          <w:rPr>
+            <w:lang w:val="fr_FR" w:bidi="fr_FR"/>
+          </w:rPr>
+          <w:rPr>
+            <w:color w:val="0000EE"/>
+            <w:u w:val="single"/>
+          </w:rPr>
+          <w:t>Jr 5.31</w:t>
+        </w:r>
+      </w:hyperlink>
+      <w:r>
+        <w:rPr>
+          <w:lang w:val="fr_FR" w:bidi="fr_FR"/>
+        </w:rPr>
+        <w:t>). Le péché d'Israël est « horrible » (</w:t>
+      </w:r>
+      <w:hyperlink r:id="rId820">
+        <w:r>
+          <w:rPr>
+            <w:lang w:val="fr_FR" w:bidi="fr_FR"/>
+          </w:rPr>
+          <w:rPr>
+            <w:color w:val="0000EE"/>
+            <w:u w:val="single"/>
+          </w:rPr>
+          <w:t>Os 6.10</w:t>
+        </w:r>
+      </w:hyperlink>
+      <w:r>
+        <w:rPr>
+          <w:lang w:val="fr_FR" w:bidi="fr_FR"/>
+        </w:rPr>
+        <w:t>).</w:t>
+      </w:r>
+    </w:p>
+    <w:p>
+      <w:pPr>
+        <w:pStyle w:val="Heading4"/>
+      </w:pPr>
+      <w:r>
+        <w:rPr>
+          <w:lang w:val="fr_FR" w:bidi="fr_FR"/>
+        </w:rPr>
+        <w:t>Chapitre 7</w:t>
+      </w:r>
+    </w:p>
+    <w:p>
+      <w:pPr/>
+      <w:r>
+        <w:rPr>
+          <w:lang w:val="fr_FR" w:bidi="fr_FR"/>
+        </w:rPr>
+      </w:r>
+      <w:hyperlink r:id="rId821">
+        <w:r>
+          <w:rPr>
+            <w:lang w:val="fr_FR" w:bidi="fr_FR"/>
+          </w:rPr>
+          <w:rPr>
+            <w:color w:val="0000EE"/>
+            <w:u w:val="single"/>
+          </w:rPr>
+          <w:t>Osée 7</w:t>
+        </w:r>
+      </w:hyperlink>
+      <w:r>
+        <w:rPr>
+          <w:lang w:val="fr_FR" w:bidi="fr_FR"/>
+        </w:rPr>
+        <w:t xml:space="preserve"> présente les réflexions finales de Dieu sur Israël. À chaque fois que Dieu cherche à amener Israël à la repentance, il ne fait que révéler davantage leur péché (</w:t>
+      </w:r>
+      <w:hyperlink r:id="rId822">
+        <w:r>
+          <w:rPr>
+            <w:lang w:val="fr_FR" w:bidi="fr_FR"/>
+          </w:rPr>
+          <w:rPr>
+            <w:color w:val="0000EE"/>
+            <w:u w:val="single"/>
+          </w:rPr>
+          <w:t>Os 7.1</w:t>
+        </w:r>
+      </w:hyperlink>
+      <w:r>
+        <w:rPr>
+          <w:lang w:val="fr_FR" w:bidi="fr_FR"/>
+        </w:rPr>
+        <w:t>). Ils pensent pouvoir pécher sans que Dieu ne le remarque (</w:t>
+      </w:r>
+      <w:hyperlink r:id="rId823">
+        <w:r>
+          <w:rPr>
+            <w:lang w:val="fr_FR" w:bidi="fr_FR"/>
+          </w:rPr>
+          <w:rPr>
+            <w:color w:val="0000EE"/>
+            <w:u w:val="single"/>
+          </w:rPr>
+          <w:t>Os 7.2</w:t>
+        </w:r>
+      </w:hyperlink>
+      <w:r>
+        <w:rPr>
+          <w:lang w:val="fr_FR" w:bidi="fr_FR"/>
+        </w:rPr>
+        <w:t xml:space="preserve"> ; voir aussi </w:t>
+      </w:r>
+      <w:hyperlink r:id="rId824">
+        <w:r>
+          <w:rPr>
+            <w:lang w:val="fr_FR" w:bidi="fr_FR"/>
+          </w:rPr>
+          <w:rPr>
+            <w:color w:val="0000EE"/>
+            <w:u w:val="single"/>
+          </w:rPr>
+          <w:t>Ps 90.8</w:t>
+        </w:r>
+      </w:hyperlink>
+      <w:r>
+        <w:rPr>
+          <w:lang w:val="fr_FR" w:bidi="fr_FR"/>
+        </w:rPr>
+        <w:t xml:space="preserve"> ; </w:t>
+      </w:r>
+      <w:hyperlink r:id="rId825">
+        <w:r>
+          <w:rPr>
+            <w:lang w:val="fr_FR" w:bidi="fr_FR"/>
+          </w:rPr>
+          <w:rPr>
+            <w:color w:val="0000EE"/>
+            <w:u w:val="single"/>
+          </w:rPr>
+          <w:t>Mt 12.36–37</w:t>
+        </w:r>
+      </w:hyperlink>
+      <w:r>
+        <w:rPr>
+          <w:lang w:val="fr_FR" w:bidi="fr_FR"/>
+        </w:rPr>
+        <w:t>). Leurs dirigeants se réjouissent que le peuple soit aussi méchant que le roi et les chefs (</w:t>
+      </w:r>
+      <w:hyperlink r:id="rId826">
+        <w:r>
+          <w:rPr>
+            <w:lang w:val="fr_FR" w:bidi="fr_FR"/>
+          </w:rPr>
+          <w:rPr>
+            <w:color w:val="0000EE"/>
+            <w:u w:val="single"/>
+          </w:rPr>
+          <w:t>Os 7.3</w:t>
+        </w:r>
+      </w:hyperlink>
+      <w:r>
+        <w:rPr>
+          <w:lang w:val="fr_FR" w:bidi="fr_FR"/>
+        </w:rPr>
+        <w:t>). Tout Israël est connu pour son adultère constant (</w:t>
+      </w:r>
+      <w:hyperlink r:id="rId827">
+        <w:r>
+          <w:rPr>
+            <w:lang w:val="fr_FR" w:bidi="fr_FR"/>
+          </w:rPr>
+          <w:rPr>
+            <w:color w:val="0000EE"/>
+            <w:u w:val="single"/>
+          </w:rPr>
+          <w:t>Os 7.4</w:t>
+        </w:r>
+      </w:hyperlink>
+      <w:r>
+        <w:rPr>
+          <w:lang w:val="fr_FR" w:bidi="fr_FR"/>
+        </w:rPr>
+        <w:t>). Israël ne s'est pas séparé des non-croyants (</w:t>
+      </w:r>
+      <w:hyperlink r:id="rId828">
+        <w:r>
+          <w:rPr>
+            <w:lang w:val="fr_FR" w:bidi="fr_FR"/>
+          </w:rPr>
+          <w:rPr>
+            <w:color w:val="0000EE"/>
+            <w:u w:val="single"/>
+          </w:rPr>
+          <w:t>Os 7.8</w:t>
+        </w:r>
+      </w:hyperlink>
+      <w:r>
+        <w:rPr>
+          <w:lang w:val="fr_FR" w:bidi="fr_FR"/>
+        </w:rPr>
+        <w:t xml:space="preserve"> ; voir aussi </w:t>
+      </w:r>
+      <w:hyperlink r:id="rId829">
+        <w:r>
+          <w:rPr>
+            <w:lang w:val="fr_FR" w:bidi="fr_FR"/>
+          </w:rPr>
+          <w:rPr>
+            <w:color w:val="0000EE"/>
+            <w:u w:val="single"/>
+          </w:rPr>
+          <w:t>Ex 34.12–16</w:t>
+        </w:r>
+      </w:hyperlink>
+      <w:r>
+        <w:rPr>
+          <w:lang w:val="fr_FR" w:bidi="fr_FR"/>
+        </w:rPr>
+        <w:t xml:space="preserve"> ; </w:t>
+      </w:r>
+      <w:hyperlink r:id="rId830">
+        <w:r>
+          <w:rPr>
+            <w:lang w:val="fr_FR" w:bidi="fr_FR"/>
+          </w:rPr>
+          <w:rPr>
+            <w:color w:val="0000EE"/>
+            <w:u w:val="single"/>
+          </w:rPr>
+          <w:t>2Co 6.14–7.1</w:t>
+        </w:r>
+      </w:hyperlink>
+      <w:r>
+        <w:rPr>
+          <w:lang w:val="fr_FR" w:bidi="fr_FR"/>
+        </w:rPr>
+        <w:t xml:space="preserve">). Comme un « gâteau </w:t>
+      </w:r>
+      <w:r>
+        <w:rPr>
+          <w:lang w:val="fr_FR" w:bidi="fr_FR"/>
+        </w:rPr>
+        <w:t>qui n’a pas été retourné</w:t>
+      </w:r>
+      <w:r>
+        <w:rPr>
+          <w:lang w:val="fr_FR" w:bidi="fr_FR"/>
+        </w:rPr>
+        <w:t xml:space="preserve"> » (</w:t>
+      </w:r>
+      <w:hyperlink r:id="rId828">
+        <w:r>
+          <w:rPr>
+            <w:lang w:val="fr_FR" w:bidi="fr_FR"/>
+          </w:rPr>
+          <w:rPr>
+            <w:color w:val="0000EE"/>
+            <w:u w:val="single"/>
+          </w:rPr>
+          <w:t>Os 7.8</w:t>
+        </w:r>
+      </w:hyperlink>
+      <w:r>
+        <w:rPr>
+          <w:lang w:val="fr_FR" w:bidi="fr_FR"/>
+        </w:rPr>
+        <w:t>), Israël n'est équilibré ni spirituellement, ni politiquement, avec une face trop cuite et une autre trop crue.</w:t>
+      </w:r>
+    </w:p>
+    <w:p>
+      <w:pPr/>
+      <w:r>
+        <w:rPr>
+          <w:lang w:val="fr_FR" w:bidi="fr_FR"/>
+        </w:rPr>
+      </w:r>
+      <w:r>
+        <w:rPr>
+          <w:lang w:val="fr_FR" w:bidi="fr_FR"/>
+        </w:rPr>
+        <w:t xml:space="preserve">En ce qui concerne les affaires étrangères, Israël se déplaçait entre l'Égypte et l'Assyrie « </w:t>
+      </w:r>
+      <w:r>
+        <w:rPr>
+          <w:lang w:val="fr_FR" w:bidi="fr_FR"/>
+        </w:rPr>
+        <w:t>comme une colombe stupide, sans intelligence</w:t>
+      </w:r>
+      <w:r>
+        <w:rPr>
+          <w:lang w:val="fr_FR" w:bidi="fr_FR"/>
+        </w:rPr>
+        <w:t xml:space="preserve"> » sans comprendre (</w:t>
       </w:r>
       <w:hyperlink r:id="rId562">
         <w:r>
@@ -26406,39 +28185,1079 @@
         <w:rPr>
           <w:lang w:val="fr_FR" w:bidi="fr_FR"/>
         </w:rPr>
+        <w:t>). Ils ne cherchaient pas conseil auprès du Seigneur lorsque c'était nécessaire, mais comptaient sur les puissances du monde. Leur manque de foi en Yahvé et leur échec à se séparer du péché conduiront à la discipline de Dieu (</w:t>
+      </w:r>
+      <w:hyperlink r:id="rId831">
+        <w:r>
+          <w:rPr>
+            <w:lang w:val="fr_FR" w:bidi="fr_FR"/>
+          </w:rPr>
+          <w:rPr>
+            <w:color w:val="0000EE"/>
+            <w:u w:val="single"/>
+          </w:rPr>
+          <w:t>Os 7.12</w:t>
+        </w:r>
+      </w:hyperlink>
+      <w:r>
+        <w:rPr>
+          <w:lang w:val="fr_FR" w:bidi="fr_FR"/>
+        </w:rPr>
+        <w:t xml:space="preserve"> ; voir aussi </w:t>
+      </w:r>
+      <w:hyperlink r:id="rId832">
+        <w:r>
+          <w:rPr>
+            <w:lang w:val="fr_FR" w:bidi="fr_FR"/>
+          </w:rPr>
+          <w:rPr>
+            <w:color w:val="0000EE"/>
+            <w:u w:val="single"/>
+          </w:rPr>
+          <w:t>1Co 11.32</w:t>
+        </w:r>
+      </w:hyperlink>
+      <w:r>
+        <w:rPr>
+          <w:lang w:val="fr_FR" w:bidi="fr_FR"/>
+        </w:rPr>
         <w:t xml:space="preserve"> ; </w:t>
       </w:r>
-      <w:hyperlink r:id="rId463">
-        <w:r>
-          <w:rPr>
-            <w:lang w:val="fr_FR" w:bidi="fr_FR"/>
-          </w:rPr>
-          <w:rPr>
-            <w:color w:val="0000EE"/>
-            <w:u w:val="single"/>
-          </w:rPr>
-          <w:t>11.11</w:t>
-        </w:r>
-      </w:hyperlink>
-      <w:r>
-        <w:rPr>
-          <w:lang w:val="fr_FR" w:bidi="fr_FR"/>
-        </w:rPr>
-        <w:t>)</w:t>
-      </w:r>
-    </w:p>
-    <w:p>
-      <w:pPr/>
-      <w:r>
-        <w:rPr>
-          <w:lang w:val="fr_FR" w:bidi="fr_FR"/>
-        </w:rPr>
-      </w:r>
-      <w:r>
-        <w:rPr>
-          <w:lang w:val="fr_FR" w:bidi="fr_FR"/>
-        </w:rPr>
-        <w:t>Ces facteurs suggèrent que les messages du prophète Osée ont été rassemblés peu avant la chute d'Israël en 722 av. J.‑C.</w:t>
+      <w:hyperlink r:id="rId833">
+        <w:r>
+          <w:rPr>
+            <w:lang w:val="fr_FR" w:bidi="fr_FR"/>
+          </w:rPr>
+          <w:rPr>
+            <w:color w:val="0000EE"/>
+            <w:u w:val="single"/>
+          </w:rPr>
+          <w:t>Hé 12.5–15</w:t>
+        </w:r>
+      </w:hyperlink>
+      <w:r>
+        <w:rPr>
+          <w:lang w:val="fr_FR" w:bidi="fr_FR"/>
+        </w:rPr>
+        <w:t>).</w:t>
+      </w:r>
+    </w:p>
+    <w:p>
+      <w:pPr>
+        <w:pStyle w:val="Heading4"/>
+      </w:pPr>
+      <w:r>
+        <w:rPr>
+          <w:lang w:val="fr_FR" w:bidi="fr_FR"/>
+        </w:rPr>
+        <w:t>Chapitre 8</w:t>
+      </w:r>
+    </w:p>
+    <w:p>
+      <w:pPr/>
+      <w:r>
+        <w:rPr>
+          <w:lang w:val="fr_FR" w:bidi="fr_FR"/>
+        </w:rPr>
+      </w:r>
+      <w:hyperlink r:id="rId834">
+        <w:r>
+          <w:rPr>
+            <w:lang w:val="fr_FR" w:bidi="fr_FR"/>
+          </w:rPr>
+          <w:rPr>
+            <w:color w:val="0000EE"/>
+            <w:u w:val="single"/>
+          </w:rPr>
+          <w:t>Osée 8</w:t>
+        </w:r>
+      </w:hyperlink>
+      <w:r>
+        <w:rPr>
+          <w:lang w:val="fr_FR" w:bidi="fr_FR"/>
+        </w:rPr>
+        <w:t xml:space="preserve"> aborde le jugement d'Israël (voir </w:t>
+      </w:r>
+      <w:hyperlink r:id="rId835">
+        <w:r>
+          <w:rPr>
+            <w:lang w:val="fr_FR" w:bidi="fr_FR"/>
+          </w:rPr>
+          <w:rPr>
+            <w:color w:val="0000EE"/>
+            <w:u w:val="single"/>
+          </w:rPr>
+          <w:t>Os 8.7</w:t>
+        </w:r>
+      </w:hyperlink>
+      <w:r>
+        <w:rPr>
+          <w:lang w:val="fr_FR" w:bidi="fr_FR"/>
+        </w:rPr>
+        <w:t>). Une alarme avertit le peuple de l'approche des Assyriens (</w:t>
+      </w:r>
+      <w:hyperlink r:id="rId475">
+        <w:r>
+          <w:rPr>
+            <w:lang w:val="fr_FR" w:bidi="fr_FR"/>
+          </w:rPr>
+          <w:rPr>
+            <w:color w:val="0000EE"/>
+            <w:u w:val="single"/>
+          </w:rPr>
+          <w:t>Os 8.1</w:t>
+        </w:r>
+      </w:hyperlink>
+      <w:r>
+        <w:rPr>
+          <w:lang w:val="fr_FR" w:bidi="fr_FR"/>
+        </w:rPr>
+        <w:t xml:space="preserve"> ; voir aussi </w:t>
+      </w:r>
+      <w:hyperlink r:id="rId836">
+        <w:r>
+          <w:rPr>
+            <w:lang w:val="fr_FR" w:bidi="fr_FR"/>
+          </w:rPr>
+          <w:rPr>
+            <w:color w:val="0000EE"/>
+            <w:u w:val="single"/>
+          </w:rPr>
+          <w:t>Ez 17.2–21</w:t>
+        </w:r>
+      </w:hyperlink>
+      <w:r>
+        <w:rPr>
+          <w:lang w:val="fr_FR" w:bidi="fr_FR"/>
+        </w:rPr>
+        <w:t>). Les Assyriens attaqueront Israël (</w:t>
+      </w:r>
+      <w:hyperlink r:id="rId475">
+        <w:r>
+          <w:rPr>
+            <w:lang w:val="fr_FR" w:bidi="fr_FR"/>
+          </w:rPr>
+          <w:rPr>
+            <w:color w:val="0000EE"/>
+            <w:u w:val="single"/>
+          </w:rPr>
+          <w:t>Os 8.1</w:t>
+        </w:r>
+      </w:hyperlink>
+      <w:r>
+        <w:rPr>
+          <w:lang w:val="fr_FR" w:bidi="fr_FR"/>
+        </w:rPr>
+        <w:t xml:space="preserve">) parce qu'Israël a rompu l'alliance du Sinaï (voir </w:t>
+      </w:r>
+      <w:hyperlink r:id="rId837">
+        <w:r>
+          <w:rPr>
+            <w:lang w:val="fr_FR" w:bidi="fr_FR"/>
+          </w:rPr>
+          <w:rPr>
+            <w:color w:val="0000EE"/>
+            <w:u w:val="single"/>
+          </w:rPr>
+          <w:t>Dt 27.9–29.29</w:t>
+        </w:r>
+      </w:hyperlink>
+      <w:r>
+        <w:rPr>
+          <w:lang w:val="fr_FR" w:bidi="fr_FR"/>
+        </w:rPr>
+        <w:t xml:space="preserve">) et a désobéi à la loi de Moïse. Israël crie faussement à Dieu pour obtenir de l'aide contre la punition (voir </w:t>
+      </w:r>
+      <w:hyperlink r:id="rId838">
+        <w:r>
+          <w:rPr>
+            <w:lang w:val="fr_FR" w:bidi="fr_FR"/>
+          </w:rPr>
+          <w:rPr>
+            <w:color w:val="0000EE"/>
+            <w:u w:val="single"/>
+          </w:rPr>
+          <w:t>Es 10.5</w:t>
+        </w:r>
+      </w:hyperlink>
+      <w:r>
+        <w:rPr>
+          <w:lang w:val="fr_FR" w:bidi="fr_FR"/>
+        </w:rPr>
+        <w:t>), mais Dieu ne répond pas, et l'Assyrie continue de poursuivre les dix tribus (</w:t>
+      </w:r>
+      <w:hyperlink r:id="rId839">
+        <w:r>
+          <w:rPr>
+            <w:lang w:val="fr_FR" w:bidi="fr_FR"/>
+          </w:rPr>
+          <w:rPr>
+            <w:color w:val="0000EE"/>
+            <w:u w:val="single"/>
+          </w:rPr>
+          <w:t>Os 8.2–3</w:t>
+        </w:r>
+      </w:hyperlink>
+      <w:r>
+        <w:rPr>
+          <w:lang w:val="fr_FR" w:bidi="fr_FR"/>
+        </w:rPr>
+        <w:t>). D'autres raisons du jugement de Dieu incluent la nomination de rois sans la conduite de Dieu (</w:t>
+      </w:r>
+      <w:hyperlink r:id="rId840">
+        <w:r>
+          <w:rPr>
+            <w:lang w:val="fr_FR" w:bidi="fr_FR"/>
+          </w:rPr>
+          <w:rPr>
+            <w:color w:val="0000EE"/>
+            <w:u w:val="single"/>
+          </w:rPr>
+          <w:t>Os 8.4a</w:t>
+        </w:r>
+      </w:hyperlink>
+      <w:r>
+        <w:rPr>
+          <w:lang w:val="fr_FR" w:bidi="fr_FR"/>
+        </w:rPr>
+        <w:t>) et la pratique de l'idolâtrie (</w:t>
+      </w:r>
+      <w:hyperlink r:id="rId841">
+        <w:r>
+          <w:rPr>
+            <w:lang w:val="fr_FR" w:bidi="fr_FR"/>
+          </w:rPr>
+          <w:rPr>
+            <w:color w:val="0000EE"/>
+            <w:u w:val="single"/>
+          </w:rPr>
+          <w:t>Os 4b–6</w:t>
+        </w:r>
+      </w:hyperlink>
+      <w:r>
+        <w:rPr>
+          <w:lang w:val="fr_FR" w:bidi="fr_FR"/>
+        </w:rPr>
+        <w:t xml:space="preserve">). Les sacrifices d'Israël étaient inacceptables en raison de la désobéissance de la nation (voir </w:t>
+      </w:r>
+      <w:hyperlink r:id="rId842">
+        <w:r>
+          <w:rPr>
+            <w:lang w:val="fr_FR" w:bidi="fr_FR"/>
+          </w:rPr>
+          <w:rPr>
+            <w:color w:val="0000EE"/>
+            <w:u w:val="single"/>
+          </w:rPr>
+          <w:t>1S 15.22</w:t>
+        </w:r>
+      </w:hyperlink>
+      <w:r>
+        <w:rPr>
+          <w:lang w:val="fr_FR" w:bidi="fr_FR"/>
+        </w:rPr>
+        <w:t xml:space="preserve"> ; </w:t>
+      </w:r>
+      <w:hyperlink r:id="rId843">
+        <w:r>
+          <w:rPr>
+            <w:lang w:val="fr_FR" w:bidi="fr_FR"/>
+          </w:rPr>
+          <w:rPr>
+            <w:color w:val="0000EE"/>
+            <w:u w:val="single"/>
+          </w:rPr>
+          <w:t>Es 1.11–15</w:t>
+        </w:r>
+      </w:hyperlink>
+      <w:r>
+        <w:rPr>
+          <w:lang w:val="fr_FR" w:bidi="fr_FR"/>
+        </w:rPr>
+        <w:t>). Par conséquent, ils iraient en exil, similaire à l'exil antérieur en Égypte (</w:t>
+      </w:r>
+      <w:hyperlink r:id="rId844">
+        <w:r>
+          <w:rPr>
+            <w:lang w:val="fr_FR" w:bidi="fr_FR"/>
+          </w:rPr>
+          <w:rPr>
+            <w:color w:val="0000EE"/>
+            <w:u w:val="single"/>
+          </w:rPr>
+          <w:t>Os 8.13</w:t>
+        </w:r>
+      </w:hyperlink>
+      <w:r>
+        <w:rPr>
+          <w:lang w:val="fr_FR" w:bidi="fr_FR"/>
+        </w:rPr>
+        <w:t>).</w:t>
+      </w:r>
+    </w:p>
+    <w:p>
+      <w:pPr>
+        <w:pStyle w:val="Heading4"/>
+      </w:pPr>
+      <w:r>
+        <w:rPr>
+          <w:lang w:val="fr_FR" w:bidi="fr_FR"/>
+        </w:rPr>
+        <w:t>Chapitre 9</w:t>
+      </w:r>
+    </w:p>
+    <w:p>
+      <w:pPr/>
+      <w:r>
+        <w:rPr>
+          <w:lang w:val="fr_FR" w:bidi="fr_FR"/>
+        </w:rPr>
+      </w:r>
+      <w:hyperlink r:id="rId845">
+        <w:r>
+          <w:rPr>
+            <w:lang w:val="fr_FR" w:bidi="fr_FR"/>
+          </w:rPr>
+          <w:rPr>
+            <w:color w:val="0000EE"/>
+            <w:u w:val="single"/>
+          </w:rPr>
+          <w:t>Osée 9</w:t>
+        </w:r>
+      </w:hyperlink>
+      <w:r>
+        <w:rPr>
+          <w:lang w:val="fr_FR" w:bidi="fr_FR"/>
+        </w:rPr>
+        <w:t xml:space="preserve"> poursuit la même thématique de l'exil. Israël ne trouvera aucune joie (</w:t>
+      </w:r>
+      <w:hyperlink r:id="rId846">
+        <w:r>
+          <w:rPr>
+            <w:lang w:val="fr_FR" w:bidi="fr_FR"/>
+          </w:rPr>
+          <w:rPr>
+            <w:color w:val="0000EE"/>
+            <w:u w:val="single"/>
+          </w:rPr>
+          <w:t>Os 9.1</w:t>
+        </w:r>
+      </w:hyperlink>
+      <w:r>
+        <w:rPr>
+          <w:lang w:val="fr_FR" w:bidi="fr_FR"/>
+        </w:rPr>
+        <w:t>). Les produits de la terre ne les soutiendront pas car ils n'y vivront plus (</w:t>
+      </w:r>
+      <w:hyperlink r:id="rId847">
+        <w:r>
+          <w:rPr>
+            <w:lang w:val="fr_FR" w:bidi="fr_FR"/>
+          </w:rPr>
+          <w:rPr>
+            <w:color w:val="0000EE"/>
+            <w:u w:val="single"/>
+          </w:rPr>
+          <w:t>Os 9.2–3</w:t>
+        </w:r>
+      </w:hyperlink>
+      <w:r>
+        <w:rPr>
+          <w:lang w:val="fr_FR" w:bidi="fr_FR"/>
+        </w:rPr>
+        <w:t>). Certains Israélites fuiront vers l'Égypte, tandis que d'autres seront emmenés captifs en Assyrie. Tous les sacrifices cesseront, et ils consommeront les vins et viandes sacrificiels pour leurs propres besoins (</w:t>
+      </w:r>
+      <w:hyperlink r:id="rId848">
+        <w:r>
+          <w:rPr>
+            <w:lang w:val="fr_FR" w:bidi="fr_FR"/>
+          </w:rPr>
+          <w:rPr>
+            <w:color w:val="0000EE"/>
+            <w:u w:val="single"/>
+          </w:rPr>
+          <w:t>Os 9.4–5</w:t>
+        </w:r>
+      </w:hyperlink>
+      <w:r>
+        <w:rPr>
+          <w:lang w:val="fr_FR" w:bidi="fr_FR"/>
+        </w:rPr>
+        <w:t>). Les Égyptiens tueront les Israélites qui fuient vers l'Égypte (</w:t>
+      </w:r>
+      <w:hyperlink r:id="rId849">
+        <w:r>
+          <w:rPr>
+            <w:lang w:val="fr_FR" w:bidi="fr_FR"/>
+          </w:rPr>
+          <w:rPr>
+            <w:color w:val="0000EE"/>
+            <w:u w:val="single"/>
+          </w:rPr>
+          <w:t>Os 9.6</w:t>
+        </w:r>
+      </w:hyperlink>
+      <w:r>
+        <w:rPr>
+          <w:lang w:val="fr_FR" w:bidi="fr_FR"/>
+        </w:rPr>
+        <w:t>).</w:t>
+      </w:r>
+    </w:p>
+    <w:p>
+      <w:pPr>
+        <w:pStyle w:val="Heading4"/>
+      </w:pPr>
+      <w:r>
+        <w:rPr>
+          <w:lang w:val="fr_FR" w:bidi="fr_FR"/>
+        </w:rPr>
+        <w:t>Chapitre 10</w:t>
+      </w:r>
+    </w:p>
+    <w:p>
+      <w:pPr/>
+      <w:r>
+        <w:rPr>
+          <w:lang w:val="fr_FR" w:bidi="fr_FR"/>
+        </w:rPr>
+      </w:r>
+      <w:hyperlink r:id="rId850">
+        <w:r>
+          <w:rPr>
+            <w:lang w:val="fr_FR" w:bidi="fr_FR"/>
+          </w:rPr>
+          <w:rPr>
+            <w:color w:val="0000EE"/>
+            <w:u w:val="single"/>
+          </w:rPr>
+          <w:t>Osée 10</w:t>
+        </w:r>
+      </w:hyperlink>
+      <w:r>
+        <w:rPr>
+          <w:lang w:val="fr_FR" w:bidi="fr_FR"/>
+        </w:rPr>
+        <w:t xml:space="preserve"> décrit plus en détail les conséquences des méfaits d'Israël. Israël est comme une vigne luxuriante (</w:t>
+      </w:r>
+      <w:hyperlink r:id="rId851">
+        <w:r>
+          <w:rPr>
+            <w:lang w:val="fr_FR" w:bidi="fr_FR"/>
+          </w:rPr>
+          <w:rPr>
+            <w:color w:val="0000EE"/>
+            <w:u w:val="single"/>
+          </w:rPr>
+          <w:t>Os 10.1</w:t>
+        </w:r>
+      </w:hyperlink>
+      <w:r>
+        <w:rPr>
+          <w:lang w:val="fr_FR" w:bidi="fr_FR"/>
+        </w:rPr>
+        <w:t>), mais son abondance est mal employée, étant utilisée pour des sacrifices sur des autels païens. Ils sont coupables devant Dieu, qui est sur le point de détruire leurs autels et de retirer leur roi (</w:t>
+      </w:r>
+      <w:hyperlink r:id="rId852">
+        <w:r>
+          <w:rPr>
+            <w:lang w:val="fr_FR" w:bidi="fr_FR"/>
+          </w:rPr>
+          <w:rPr>
+            <w:color w:val="0000EE"/>
+            <w:u w:val="single"/>
+          </w:rPr>
+          <w:t>Os 10.2–3</w:t>
+        </w:r>
+      </w:hyperlink>
+      <w:r>
+        <w:rPr>
+          <w:lang w:val="fr_FR" w:bidi="fr_FR"/>
+        </w:rPr>
+        <w:t>). Guibea est mentionnée à nouveau (</w:t>
+      </w:r>
+      <w:hyperlink r:id="rId853">
+        <w:r>
+          <w:rPr>
+            <w:lang w:val="fr_FR" w:bidi="fr_FR"/>
+          </w:rPr>
+          <w:rPr>
+            <w:color w:val="0000EE"/>
+            <w:u w:val="single"/>
+          </w:rPr>
+          <w:t>Os 9.9</w:t>
+        </w:r>
+      </w:hyperlink>
+      <w:r>
+        <w:rPr>
+          <w:lang w:val="fr_FR" w:bidi="fr_FR"/>
+        </w:rPr>
+        <w:t>), rappelant à Israël que se détourner de Dieu est à la fois contagieux et permanent (</w:t>
+      </w:r>
+      <w:hyperlink r:id="rId854">
+        <w:r>
+          <w:rPr>
+            <w:lang w:val="fr_FR" w:bidi="fr_FR"/>
+          </w:rPr>
+          <w:rPr>
+            <w:color w:val="0000EE"/>
+            <w:u w:val="single"/>
+          </w:rPr>
+          <w:t>Os 10.9</w:t>
+        </w:r>
+      </w:hyperlink>
+      <w:r>
+        <w:rPr>
+          <w:lang w:val="fr_FR" w:bidi="fr_FR"/>
+        </w:rPr>
+        <w:t xml:space="preserve">). La « </w:t>
+      </w:r>
+      <w:r>
+        <w:rPr>
+          <w:lang w:val="fr_FR" w:bidi="fr_FR"/>
+        </w:rPr>
+        <w:t>double iniquité</w:t>
+      </w:r>
+      <w:r>
+        <w:rPr>
+          <w:lang w:val="fr_FR" w:bidi="fr_FR"/>
+        </w:rPr>
+        <w:t xml:space="preserve"> » dans </w:t>
+      </w:r>
+      <w:hyperlink r:id="rId855">
+        <w:r>
+          <w:rPr>
+            <w:lang w:val="fr_FR" w:bidi="fr_FR"/>
+          </w:rPr>
+          <w:rPr>
+            <w:color w:val="0000EE"/>
+            <w:u w:val="single"/>
+          </w:rPr>
+          <w:t>Osée 10.10</w:t>
+        </w:r>
+      </w:hyperlink>
+      <w:r>
+        <w:rPr>
+          <w:lang w:val="fr_FR" w:bidi="fr_FR"/>
+        </w:rPr>
+        <w:t xml:space="preserve"> peut faire référence aux deux idoles de veau à Béthel et Dan, qui ont entraîné la punition de Dieu. La pénalité sera un dur labeur sous un lourd fardeau (</w:t>
+      </w:r>
+      <w:hyperlink r:id="rId856">
+        <w:r>
+          <w:rPr>
+            <w:lang w:val="fr_FR" w:bidi="fr_FR"/>
+          </w:rPr>
+          <w:rPr>
+            <w:color w:val="0000EE"/>
+            <w:u w:val="single"/>
+          </w:rPr>
+          <w:t>Os 10.11</w:t>
+        </w:r>
+      </w:hyperlink>
+      <w:r>
+        <w:rPr>
+          <w:lang w:val="fr_FR" w:bidi="fr_FR"/>
+        </w:rPr>
+        <w:t>).</w:t>
+      </w:r>
+    </w:p>
+    <w:p>
+      <w:pPr>
+        <w:pStyle w:val="Heading4"/>
+      </w:pPr>
+      <w:r>
+        <w:rPr>
+          <w:lang w:val="fr_FR" w:bidi="fr_FR"/>
+        </w:rPr>
+        <w:t>Chapitres 11–14</w:t>
+      </w:r>
+    </w:p>
+    <w:p>
+      <w:pPr/>
+      <w:r>
+        <w:rPr>
+          <w:lang w:val="fr_FR" w:bidi="fr_FR"/>
+        </w:rPr>
+      </w:r>
+      <w:r>
+        <w:rPr>
+          <w:lang w:val="fr_FR" w:bidi="fr_FR"/>
+        </w:rPr>
+        <w:t>Les chapitres 11 à 14 concluent les prophéties d'Osée avec un message sur la future restauration d'Israël. L'amour indéfectible du Père est le fondement de cette restauration future (</w:t>
+      </w:r>
+      <w:hyperlink r:id="rId857">
+        <w:r>
+          <w:rPr>
+            <w:lang w:val="fr_FR" w:bidi="fr_FR"/>
+          </w:rPr>
+          <w:rPr>
+            <w:color w:val="0000EE"/>
+            <w:u w:val="single"/>
+          </w:rPr>
+          <w:t>Os 11.1–12</w:t>
+        </w:r>
+      </w:hyperlink>
+      <w:r>
+        <w:rPr>
+          <w:lang w:val="fr_FR" w:bidi="fr_FR"/>
+        </w:rPr>
+        <w:t>). En tant que nation, Israël a été appelé hors d'Égypte comme fils de Yahvé (</w:t>
+      </w:r>
+      <w:hyperlink r:id="rId858">
+        <w:r>
+          <w:rPr>
+            <w:lang w:val="fr_FR" w:bidi="fr_FR"/>
+          </w:rPr>
+          <w:rPr>
+            <w:color w:val="0000EE"/>
+            <w:u w:val="single"/>
+          </w:rPr>
+          <w:t>Os 11.1</w:t>
+        </w:r>
+      </w:hyperlink>
+      <w:r>
+        <w:rPr>
+          <w:lang w:val="fr_FR" w:bidi="fr_FR"/>
+        </w:rPr>
+        <w:t xml:space="preserve"> ; voir aussi </w:t>
+      </w:r>
+      <w:hyperlink r:id="rId859">
+        <w:r>
+          <w:rPr>
+            <w:lang w:val="fr_FR" w:bidi="fr_FR"/>
+          </w:rPr>
+          <w:rPr>
+            <w:color w:val="0000EE"/>
+            <w:u w:val="single"/>
+          </w:rPr>
+          <w:t>Ex 4.22–23</w:t>
+        </w:r>
+      </w:hyperlink>
+      <w:r>
+        <w:rPr>
+          <w:lang w:val="fr_FR" w:bidi="fr_FR"/>
+        </w:rPr>
+        <w:t>). Cependant, Israël n'a pas rendu au Père l'amour qu'il avait prodigué et a cherché plutôt des alliances avec les païens (</w:t>
+      </w:r>
+      <w:hyperlink r:id="rId860">
+        <w:r>
+          <w:rPr>
+            <w:lang w:val="fr_FR" w:bidi="fr_FR"/>
+          </w:rPr>
+          <w:rPr>
+            <w:color w:val="0000EE"/>
+            <w:u w:val="single"/>
+          </w:rPr>
+          <w:t>Os 11.5</w:t>
+        </w:r>
+      </w:hyperlink>
+      <w:r>
+        <w:rPr>
+          <w:lang w:val="fr_FR" w:bidi="fr_FR"/>
+        </w:rPr>
+        <w:t>), ce qui conduirait au jugement (</w:t>
+      </w:r>
+      <w:hyperlink r:id="rId861">
+        <w:r>
+          <w:rPr>
+            <w:lang w:val="fr_FR" w:bidi="fr_FR"/>
+          </w:rPr>
+          <w:rPr>
+            <w:color w:val="0000EE"/>
+            <w:u w:val="single"/>
+          </w:rPr>
+          <w:t>Os 11.5–7</w:t>
+        </w:r>
+      </w:hyperlink>
+      <w:r>
+        <w:rPr>
+          <w:lang w:val="fr_FR" w:bidi="fr_FR"/>
+        </w:rPr>
+        <w:t>). Les paroles de Yahvé démontrent son jugement immuable en raison de sa sainteté et de sa justice parfaites (</w:t>
+      </w:r>
+      <w:hyperlink r:id="rId862">
+        <w:r>
+          <w:rPr>
+            <w:lang w:val="fr_FR" w:bidi="fr_FR"/>
+          </w:rPr>
+          <w:rPr>
+            <w:color w:val="0000EE"/>
+            <w:u w:val="single"/>
+          </w:rPr>
+          <w:t>Os 12.1–13.16</w:t>
+        </w:r>
+      </w:hyperlink>
+      <w:r>
+        <w:rPr>
+          <w:lang w:val="fr_FR" w:bidi="fr_FR"/>
+        </w:rPr>
+        <w:t>). Les péchés d'Israël exigent une punition équitable (</w:t>
+      </w:r>
+      <w:hyperlink r:id="rId863">
+        <w:r>
+          <w:rPr>
+            <w:lang w:val="fr_FR" w:bidi="fr_FR"/>
+          </w:rPr>
+          <w:rPr>
+            <w:color w:val="0000EE"/>
+            <w:u w:val="single"/>
+          </w:rPr>
+          <w:t>Os 12.1–2</w:t>
+        </w:r>
+      </w:hyperlink>
+      <w:r>
+        <w:rPr>
+          <w:lang w:val="fr_FR" w:bidi="fr_FR"/>
+        </w:rPr>
+        <w:t>). Israël est responsable de la destruction du royaume du nord. Malgré le péché d'Israël, Dieu peut encore être son aide (</w:t>
+      </w:r>
+      <w:hyperlink r:id="rId864">
+        <w:r>
+          <w:rPr>
+            <w:lang w:val="fr_FR" w:bidi="fr_FR"/>
+          </w:rPr>
+          <w:rPr>
+            <w:color w:val="0000EE"/>
+            <w:u w:val="single"/>
+          </w:rPr>
+          <w:t>Os 13.9</w:t>
+        </w:r>
+      </w:hyperlink>
+      <w:r>
+        <w:rPr>
+          <w:lang w:val="fr_FR" w:bidi="fr_FR"/>
+        </w:rPr>
+        <w:t>).</w:t>
+      </w:r>
+    </w:p>
+    <w:p>
+      <w:pPr/>
+      <w:r>
+        <w:rPr>
+          <w:lang w:val="fr_FR" w:bidi="fr_FR"/>
+        </w:rPr>
+      </w:r>
+      <w:r>
+        <w:rPr>
+          <w:lang w:val="fr_FR" w:bidi="fr_FR"/>
+        </w:rPr>
+        <w:t>Israël aurait dû se repentir promptement, mais elle ne l'a pas fait (</w:t>
+      </w:r>
+      <w:hyperlink r:id="rId865">
+        <w:r>
+          <w:rPr>
+            <w:lang w:val="fr_FR" w:bidi="fr_FR"/>
+          </w:rPr>
+          <w:rPr>
+            <w:color w:val="0000EE"/>
+            <w:u w:val="single"/>
+          </w:rPr>
+          <w:t>Os 13.13</w:t>
+        </w:r>
+      </w:hyperlink>
+      <w:r>
+        <w:rPr>
+          <w:lang w:val="fr_FR" w:bidi="fr_FR"/>
+        </w:rPr>
+        <w:t>). Toutefois, la miséricorde de Yahvé mettrait finalement fin à la mort elle-même, permettant à Israël de vivre spirituellement, politiquement, et peut-être physiquement (</w:t>
+      </w:r>
+      <w:hyperlink r:id="rId866">
+        <w:r>
+          <w:rPr>
+            <w:lang w:val="fr_FR" w:bidi="fr_FR"/>
+          </w:rPr>
+          <w:rPr>
+            <w:color w:val="0000EE"/>
+            <w:u w:val="single"/>
+          </w:rPr>
+          <w:t>Os 13.14</w:t>
+        </w:r>
+      </w:hyperlink>
+      <w:r>
+        <w:rPr>
+          <w:lang w:val="fr_FR" w:bidi="fr_FR"/>
+        </w:rPr>
+        <w:t xml:space="preserve"> ; voir aussi </w:t>
+      </w:r>
+      <w:hyperlink r:id="rId727">
+        <w:r>
+          <w:rPr>
+            <w:lang w:val="fr_FR" w:bidi="fr_FR"/>
+          </w:rPr>
+          <w:rPr>
+            <w:color w:val="0000EE"/>
+            <w:u w:val="single"/>
+          </w:rPr>
+          <w:t>Ez 37.1–14</w:t>
+        </w:r>
+      </w:hyperlink>
+      <w:r>
+        <w:rPr>
+          <w:lang w:val="fr_FR" w:bidi="fr_FR"/>
+        </w:rPr>
+        <w:t xml:space="preserve"> ; </w:t>
+      </w:r>
+      <w:hyperlink r:id="rId867">
+        <w:r>
+          <w:rPr>
+            <w:lang w:val="fr_FR" w:bidi="fr_FR"/>
+          </w:rPr>
+          <w:rPr>
+            <w:color w:val="0000EE"/>
+            <w:u w:val="single"/>
+          </w:rPr>
+          <w:t>Dn 12.1–2, 13</w:t>
+        </w:r>
+      </w:hyperlink>
+      <w:r>
+        <w:rPr>
+          <w:lang w:val="fr_FR" w:bidi="fr_FR"/>
+        </w:rPr>
+        <w:t>).</w:t>
+      </w:r>
+    </w:p>
+    <w:p>
+      <w:pPr/>
+      <w:r>
+        <w:rPr>
+          <w:lang w:val="fr_FR" w:bidi="fr_FR"/>
+        </w:rPr>
+      </w:r>
+      <w:hyperlink r:id="rId868">
+        <w:r>
+          <w:rPr>
+            <w:lang w:val="fr_FR" w:bidi="fr_FR"/>
+          </w:rPr>
+          <w:rPr>
+            <w:color w:val="0000EE"/>
+            <w:u w:val="single"/>
+          </w:rPr>
+          <w:t>Osée 14</w:t>
+        </w:r>
+      </w:hyperlink>
+      <w:r>
+        <w:rPr>
+          <w:lang w:val="fr_FR" w:bidi="fr_FR"/>
+        </w:rPr>
+        <w:t xml:space="preserve"> présente l'invitation aimante de Dieu lancée à Israël pour qu'elle se repente et retourne à lui par la confession, la prière et la louange (</w:t>
+      </w:r>
+      <w:hyperlink r:id="rId869">
+        <w:r>
+          <w:rPr>
+            <w:lang w:val="fr_FR" w:bidi="fr_FR"/>
+          </w:rPr>
+          <w:rPr>
+            <w:color w:val="0000EE"/>
+            <w:u w:val="single"/>
+          </w:rPr>
+          <w:t>Os 14.2</w:t>
+        </w:r>
+      </w:hyperlink>
+      <w:r>
+        <w:rPr>
+          <w:lang w:val="fr_FR" w:bidi="fr_FR"/>
+        </w:rPr>
+        <w:t xml:space="preserve">). L'expression « </w:t>
+      </w:r>
+      <w:r>
+        <w:rPr>
+          <w:lang w:val="fr_FR" w:bidi="fr_FR"/>
+        </w:rPr>
+        <w:t>l’hommage de nos lèvres</w:t>
+      </w:r>
+      <w:r>
+        <w:rPr>
+          <w:lang w:val="fr_FR" w:bidi="fr_FR"/>
+        </w:rPr>
+        <w:t xml:space="preserve"> » (</w:t>
+      </w:r>
+      <w:hyperlink r:id="rId869">
+        <w:r>
+          <w:rPr>
+            <w:lang w:val="fr_FR" w:bidi="fr_FR"/>
+          </w:rPr>
+          <w:rPr>
+            <w:color w:val="0000EE"/>
+            <w:u w:val="single"/>
+          </w:rPr>
+          <w:t>Os 14.2</w:t>
+        </w:r>
+      </w:hyperlink>
+      <w:r>
+        <w:rPr>
+          <w:lang w:val="fr_FR" w:bidi="fr_FR"/>
+        </w:rPr>
+        <w:t xml:space="preserve">) fait référence à une offrande </w:t>
+      </w:r>
+      <w:r>
+        <w:rPr>
+          <w:lang w:val="fr_FR" w:bidi="fr_FR"/>
+        </w:rPr>
+        <w:t>d’actions de grâces</w:t>
+      </w:r>
+      <w:r>
+        <w:rPr>
+          <w:lang w:val="fr_FR" w:bidi="fr_FR"/>
+        </w:rPr>
+        <w:t>, qui incluait généralement de jeunes taureaux (</w:t>
+      </w:r>
+      <w:hyperlink r:id="rId870">
+        <w:r>
+          <w:rPr>
+            <w:lang w:val="fr_FR" w:bidi="fr_FR"/>
+          </w:rPr>
+          <w:rPr>
+            <w:color w:val="0000EE"/>
+            <w:u w:val="single"/>
+          </w:rPr>
+          <w:t>Ex 24.5</w:t>
+        </w:r>
+      </w:hyperlink>
+      <w:r>
+        <w:rPr>
+          <w:lang w:val="fr_FR" w:bidi="fr_FR"/>
+        </w:rPr>
+        <w:t xml:space="preserve"> ; </w:t>
+      </w:r>
+      <w:hyperlink r:id="rId871">
+        <w:r>
+          <w:rPr>
+            <w:lang w:val="fr_FR" w:bidi="fr_FR"/>
+          </w:rPr>
+          <w:rPr>
+            <w:color w:val="0000EE"/>
+            <w:u w:val="single"/>
+          </w:rPr>
+          <w:t>Lv 7.11–15</w:t>
+        </w:r>
+      </w:hyperlink>
+      <w:r>
+        <w:rPr>
+          <w:lang w:val="fr_FR" w:bidi="fr_FR"/>
+        </w:rPr>
+        <w:t xml:space="preserve"> ; voir aussi </w:t>
+      </w:r>
+      <w:hyperlink r:id="rId872">
+        <w:r>
+          <w:rPr>
+            <w:lang w:val="fr_FR" w:bidi="fr_FR"/>
+          </w:rPr>
+          <w:rPr>
+            <w:color w:val="0000EE"/>
+            <w:u w:val="single"/>
+          </w:rPr>
+          <w:t>Ps 51.17–19</w:t>
+        </w:r>
+      </w:hyperlink>
+      <w:r>
+        <w:rPr>
+          <w:lang w:val="fr_FR" w:bidi="fr_FR"/>
+        </w:rPr>
+        <w:t xml:space="preserve"> ; </w:t>
+      </w:r>
+      <w:hyperlink r:id="rId873">
+        <w:r>
+          <w:rPr>
+            <w:lang w:val="fr_FR" w:bidi="fr_FR"/>
+          </w:rPr>
+          <w:rPr>
+            <w:color w:val="0000EE"/>
+            <w:u w:val="single"/>
+          </w:rPr>
+          <w:t>69.30–31</w:t>
+        </w:r>
+      </w:hyperlink>
+      <w:r>
+        <w:rPr>
+          <w:lang w:val="fr_FR" w:bidi="fr_FR"/>
+        </w:rPr>
+        <w:t xml:space="preserve"> ; </w:t>
+      </w:r>
+      <w:hyperlink r:id="rId874">
+        <w:r>
+          <w:rPr>
+            <w:lang w:val="fr_FR" w:bidi="fr_FR"/>
+          </w:rPr>
+          <w:rPr>
+            <w:color w:val="0000EE"/>
+            <w:u w:val="single"/>
+          </w:rPr>
+          <w:t>Hé 13.15–16</w:t>
+        </w:r>
+      </w:hyperlink>
+      <w:r>
+        <w:rPr>
+          <w:lang w:val="fr_FR" w:bidi="fr_FR"/>
+        </w:rPr>
+        <w:t>). Une partie de la confession d'Israël impliquera de reconnaître que le salut ne vient pas d'Assyrie (dans les alliances politiques) ou des idoles (</w:t>
+      </w:r>
+      <w:hyperlink r:id="rId697">
+        <w:r>
+          <w:rPr>
+            <w:lang w:val="fr_FR" w:bidi="fr_FR"/>
+          </w:rPr>
+          <w:rPr>
+            <w:color w:val="0000EE"/>
+            <w:u w:val="single"/>
+          </w:rPr>
+          <w:t>Os 14.3</w:t>
+        </w:r>
+      </w:hyperlink>
+      <w:r>
+        <w:rPr>
+          <w:lang w:val="fr_FR" w:bidi="fr_FR"/>
+        </w:rPr>
+        <w:t>).</w:t>
+      </w:r>
+    </w:p>
+    <w:p>
+      <w:pPr/>
+      <w:r>
+        <w:rPr>
+          <w:lang w:val="fr_FR" w:bidi="fr_FR"/>
+        </w:rPr>
+      </w:r>
+      <w:r>
+        <w:rPr>
+          <w:lang w:val="fr_FR" w:bidi="fr_FR"/>
+        </w:rPr>
+        <w:t xml:space="preserve">Dieu promet à plusieurs reprises des bénédictions à Israël lors de leur restauration (notez « Je réparerai [...], J’aurai [...] Je serai [...] », dans </w:t>
+      </w:r>
+      <w:hyperlink r:id="rId875">
+        <w:r>
+          <w:rPr>
+            <w:lang w:val="fr_FR" w:bidi="fr_FR"/>
+          </w:rPr>
+          <w:rPr>
+            <w:color w:val="0000EE"/>
+            <w:u w:val="single"/>
+          </w:rPr>
+          <w:t>Os 14.4–5</w:t>
+        </w:r>
+      </w:hyperlink>
+      <w:r>
+        <w:rPr>
+          <w:lang w:val="fr_FR" w:bidi="fr_FR"/>
+        </w:rPr>
+        <w:t>). Yahvé guérira Israël spirituellement, les aimera librement, les aidera à prospérer pleinement et les protégera entièrement (</w:t>
+      </w:r>
+      <w:hyperlink r:id="rId876">
+        <w:r>
+          <w:rPr>
+            <w:lang w:val="fr_FR" w:bidi="fr_FR"/>
+          </w:rPr>
+          <w:rPr>
+            <w:color w:val="0000EE"/>
+            <w:u w:val="single"/>
+          </w:rPr>
+          <w:t>Os 14.4–7</w:t>
+        </w:r>
+      </w:hyperlink>
+      <w:r>
+        <w:rPr>
+          <w:lang w:val="fr_FR" w:bidi="fr_FR"/>
+        </w:rPr>
+        <w:t>). Israël sera aussi beau que le lys, aussi fort que le cèdre, et aussi fructueux que l'olivier.</w:t>
       </w:r>
     </w:p>
     <w:p>
@@ -26449,50 +29268,578 @@
         <w:rPr>
           <w:lang w:val="fr_FR" w:bidi="fr_FR"/>
         </w:rPr>
-        <w:t>Où le livre d'Osée a-t-il été écrit ? Pour qui a-t-il été écrit ?</w:t>
-      </w:r>
-    </w:p>
-    <w:p>
-      <w:pPr/>
-      <w:r>
-        <w:rPr>
-          <w:lang w:val="fr_FR" w:bidi="fr_FR"/>
-        </w:rPr>
-      </w:r>
-      <w:r>
-        <w:rPr>
-          <w:lang w:val="fr_FR" w:bidi="fr_FR"/>
-        </w:rPr>
-        <w:t>Osée a prophétisé tout en vivant en Israël. Il appelle le roi de Samarie « notre roi » (</w:t>
-      </w:r>
-      <w:hyperlink r:id="rId766">
-        <w:r>
-          <w:rPr>
-            <w:lang w:val="fr_FR" w:bidi="fr_FR"/>
-          </w:rPr>
-          <w:rPr>
-            <w:color w:val="0000EE"/>
-            <w:u w:val="single"/>
-          </w:rPr>
-          <w:t>Os 7.5</w:t>
-        </w:r>
-      </w:hyperlink>
-      <w:r>
-        <w:rPr>
-          <w:lang w:val="fr_FR" w:bidi="fr_FR"/>
-        </w:rPr>
-        <w:t>). Ses descriptions d'Israël montrent qu'il connaissait bien la géographie du royaume du nord. Osée mentionne Galaad comme s'il avait vu la région de ses propres yeux (</w:t>
-      </w:r>
-      <w:hyperlink r:id="rId767">
-        <w:r>
-          <w:rPr>
-            <w:lang w:val="fr_FR" w:bidi="fr_FR"/>
-          </w:rPr>
-          <w:rPr>
-            <w:color w:val="0000EE"/>
-            <w:u w:val="single"/>
-          </w:rPr>
-          <w:t>Os 6.8</w:t>
+        <w:t>Quel est le message du livre d'Osée ?</w:t>
+      </w:r>
+    </w:p>
+    <w:p>
+      <w:pPr/>
+      <w:r>
+        <w:rPr>
+          <w:lang w:val="fr_FR" w:bidi="fr_FR"/>
+        </w:rPr>
+      </w:r>
+      <w:r>
+        <w:rPr>
+          <w:lang w:val="fr_FR" w:bidi="fr_FR"/>
+        </w:rPr>
+        <w:t>Le principal objectif d'Osée se trouve dans le dernier verset (</w:t>
+      </w:r>
+      <w:hyperlink r:id="rId877">
+        <w:r>
+          <w:rPr>
+            <w:lang w:val="fr_FR" w:bidi="fr_FR"/>
+          </w:rPr>
+          <w:rPr>
+            <w:color w:val="0000EE"/>
+            <w:u w:val="single"/>
+          </w:rPr>
+          <w:t>Os 14.9</w:t>
+        </w:r>
+      </w:hyperlink>
+      <w:r>
+        <w:rPr>
+          <w:lang w:val="fr_FR" w:bidi="fr_FR"/>
+        </w:rPr>
+        <w:t>). Les personnes sages mèneront des vies pieuses, tandis que les personnes insensées mèneront des vies impies. Ceux qui mènent des vies pieuses feront l'expérience de :</w:t>
+      </w:r>
+    </w:p>
+    <w:p>
+      <w:pPr>
+        <w:pStyle w:val="ListBullet"/>
+        <w:spacing w:line="240" w:lineRule="auto"/>
+        <w:ind w:left="720"/>
+      </w:pPr>
+      <w:r>
+        <w:rPr>
+          <w:lang w:val="fr_FR" w:bidi="fr_FR"/>
+        </w:rPr>
+      </w:r>
+      <w:r>
+        <w:rPr>
+          <w:lang w:val="fr_FR" w:bidi="fr_FR"/>
+        </w:rPr>
+        <w:t>La restauration,</w:t>
+      </w:r>
+    </w:p>
+    <w:p>
+      <w:pPr>
+        <w:pStyle w:val="ListBullet"/>
+        <w:spacing w:line="240" w:lineRule="auto"/>
+        <w:ind w:left="720"/>
+      </w:pPr>
+      <w:r>
+        <w:rPr>
+          <w:lang w:val="fr_FR" w:bidi="fr_FR"/>
+        </w:rPr>
+      </w:r>
+      <w:r>
+        <w:rPr>
+          <w:lang w:val="fr_FR" w:bidi="fr_FR"/>
+        </w:rPr>
+        <w:t>Le triomphe sur la mort (</w:t>
+      </w:r>
+      <w:hyperlink r:id="rId866">
+        <w:r>
+          <w:rPr>
+            <w:lang w:val="fr_FR" w:bidi="fr_FR"/>
+          </w:rPr>
+          <w:rPr>
+            <w:color w:val="0000EE"/>
+            <w:u w:val="single"/>
+          </w:rPr>
+          <w:t>Os 13.14</w:t>
+        </w:r>
+      </w:hyperlink>
+      <w:r>
+        <w:rPr>
+          <w:lang w:val="fr_FR" w:bidi="fr_FR"/>
+        </w:rPr>
+        <w:t>)</w:t>
+      </w:r>
+    </w:p>
+    <w:p>
+      <w:pPr>
+        <w:pStyle w:val="ListBullet"/>
+        <w:spacing w:line="240" w:lineRule="auto"/>
+        <w:ind w:left="720"/>
+      </w:pPr>
+      <w:r>
+        <w:rPr>
+          <w:lang w:val="fr_FR" w:bidi="fr_FR"/>
+        </w:rPr>
+      </w:r>
+      <w:r>
+        <w:rPr>
+          <w:lang w:val="fr_FR" w:bidi="fr_FR"/>
+        </w:rPr>
+        <w:t>Les bénédictions (</w:t>
+      </w:r>
+      <w:hyperlink r:id="rId876">
+        <w:r>
+          <w:rPr>
+            <w:lang w:val="fr_FR" w:bidi="fr_FR"/>
+          </w:rPr>
+          <w:rPr>
+            <w:color w:val="0000EE"/>
+            <w:u w:val="single"/>
+          </w:rPr>
+          <w:t>Os 14.4–7</w:t>
+        </w:r>
+      </w:hyperlink>
+      <w:r>
+        <w:rPr>
+          <w:lang w:val="fr_FR" w:bidi="fr_FR"/>
+        </w:rPr>
+        <w:t>)</w:t>
+      </w:r>
+    </w:p>
+    <w:p>
+      <w:pPr/>
+      <w:r>
+        <w:rPr>
+          <w:lang w:val="fr_FR" w:bidi="fr_FR"/>
+        </w:rPr>
+      </w:r>
+      <w:r>
+        <w:rPr>
+          <w:lang w:val="fr_FR" w:bidi="fr_FR"/>
+        </w:rPr>
+        <w:t>L'idolâtrie est tout ce qui prend la place de Dieu dans le cœur humain. Israël n'a pas cherché Dieu pour :</w:t>
+      </w:r>
+    </w:p>
+    <w:p>
+      <w:pPr>
+        <w:pStyle w:val="ListBullet"/>
+        <w:spacing w:line="240" w:lineRule="auto"/>
+        <w:ind w:left="720"/>
+      </w:pPr>
+      <w:r>
+        <w:rPr>
+          <w:lang w:val="fr_FR" w:bidi="fr_FR"/>
+        </w:rPr>
+      </w:r>
+      <w:r>
+        <w:rPr>
+          <w:lang w:val="fr_FR" w:bidi="fr_FR"/>
+        </w:rPr>
+        <w:t>La direction</w:t>
+      </w:r>
+    </w:p>
+    <w:p>
+      <w:pPr>
+        <w:pStyle w:val="ListBullet"/>
+        <w:spacing w:line="240" w:lineRule="auto"/>
+        <w:ind w:left="720"/>
+      </w:pPr>
+      <w:r>
+        <w:rPr>
+          <w:lang w:val="fr_FR" w:bidi="fr_FR"/>
+        </w:rPr>
+      </w:r>
+      <w:r>
+        <w:rPr>
+          <w:lang w:val="fr_FR" w:bidi="fr_FR"/>
+        </w:rPr>
+        <w:t>L'aide</w:t>
+      </w:r>
+    </w:p>
+    <w:p>
+      <w:pPr>
+        <w:pStyle w:val="ListBullet"/>
+        <w:spacing w:line="240" w:lineRule="auto"/>
+        <w:ind w:left="720"/>
+      </w:pPr>
+      <w:r>
+        <w:rPr>
+          <w:lang w:val="fr_FR" w:bidi="fr_FR"/>
+        </w:rPr>
+      </w:r>
+      <w:r>
+        <w:rPr>
+          <w:lang w:val="fr_FR" w:bidi="fr_FR"/>
+        </w:rPr>
+        <w:t>La bénédiction</w:t>
+      </w:r>
+    </w:p>
+    <w:p>
+      <w:pPr>
+        <w:pStyle w:val="ListBullet"/>
+        <w:spacing w:line="240" w:lineRule="auto"/>
+        <w:ind w:left="720"/>
+      </w:pPr>
+      <w:r>
+        <w:rPr>
+          <w:lang w:val="fr_FR" w:bidi="fr_FR"/>
+        </w:rPr>
+      </w:r>
+      <w:r>
+        <w:rPr>
+          <w:lang w:val="fr_FR" w:bidi="fr_FR"/>
+        </w:rPr>
+        <w:t>Le salut</w:t>
+      </w:r>
+    </w:p>
+    <w:p>
+      <w:pPr/>
+      <w:r>
+        <w:rPr>
+          <w:lang w:val="fr_FR" w:bidi="fr_FR"/>
+        </w:rPr>
+      </w:r>
+      <w:r>
+        <w:rPr>
+          <w:lang w:val="fr_FR" w:bidi="fr_FR"/>
+        </w:rPr>
+        <w:t>Au lieu de cela, Israël s'est tourné vers :</w:t>
+      </w:r>
+    </w:p>
+    <w:p>
+      <w:pPr>
+        <w:pStyle w:val="ListBullet"/>
+        <w:spacing w:line="240" w:lineRule="auto"/>
+        <w:ind w:left="720"/>
+      </w:pPr>
+      <w:r>
+        <w:rPr>
+          <w:lang w:val="fr_FR" w:bidi="fr_FR"/>
+        </w:rPr>
+      </w:r>
+      <w:r>
+        <w:rPr>
+          <w:lang w:val="fr_FR" w:bidi="fr_FR"/>
+        </w:rPr>
+        <w:t>Des dieux étrangers (</w:t>
+      </w:r>
+      <w:hyperlink r:id="rId878">
+        <w:r>
+          <w:rPr>
+            <w:lang w:val="fr_FR" w:bidi="fr_FR"/>
+          </w:rPr>
+          <w:rPr>
+            <w:color w:val="0000EE"/>
+            <w:u w:val="single"/>
+          </w:rPr>
+          <w:t>Os 4.12–19</w:t>
+        </w:r>
+      </w:hyperlink>
+      <w:r>
+        <w:rPr>
+          <w:lang w:val="fr_FR" w:bidi="fr_FR"/>
+        </w:rPr>
+        <w:t>)</w:t>
+      </w:r>
+    </w:p>
+    <w:p>
+      <w:pPr>
+        <w:pStyle w:val="ListBullet"/>
+        <w:spacing w:line="240" w:lineRule="auto"/>
+        <w:ind w:left="720"/>
+      </w:pPr>
+      <w:r>
+        <w:rPr>
+          <w:lang w:val="fr_FR" w:bidi="fr_FR"/>
+        </w:rPr>
+      </w:r>
+      <w:r>
+        <w:rPr>
+          <w:lang w:val="fr_FR" w:bidi="fr_FR"/>
+        </w:rPr>
+        <w:t>L'orgueil national (</w:t>
+      </w:r>
+      <w:hyperlink r:id="rId879">
+        <w:r>
+          <w:rPr>
+            <w:lang w:val="fr_FR" w:bidi="fr_FR"/>
+          </w:rPr>
+          <w:rPr>
+            <w:color w:val="0000EE"/>
+            <w:u w:val="single"/>
+          </w:rPr>
+          <w:t>Os 5.5</w:t>
+        </w:r>
+      </w:hyperlink>
+      <w:r>
+        <w:rPr>
+          <w:lang w:val="fr_FR" w:bidi="fr_FR"/>
+        </w:rPr>
+        <w:t>)</w:t>
+      </w:r>
+    </w:p>
+    <w:p>
+      <w:pPr>
+        <w:pStyle w:val="ListBullet"/>
+        <w:spacing w:line="240" w:lineRule="auto"/>
+        <w:ind w:left="720"/>
+      </w:pPr>
+      <w:r>
+        <w:rPr>
+          <w:lang w:val="fr_FR" w:bidi="fr_FR"/>
+        </w:rPr>
+      </w:r>
+      <w:r>
+        <w:rPr>
+          <w:lang w:val="fr_FR" w:bidi="fr_FR"/>
+        </w:rPr>
+        <w:t>Les rituels religieux (</w:t>
+      </w:r>
+      <w:hyperlink r:id="rId880">
+        <w:r>
+          <w:rPr>
+            <w:lang w:val="fr_FR" w:bidi="fr_FR"/>
+          </w:rPr>
+          <w:rPr>
+            <w:color w:val="0000EE"/>
+            <w:u w:val="single"/>
+          </w:rPr>
+          <w:t>Os 6.6</w:t>
+        </w:r>
+      </w:hyperlink>
+      <w:r>
+        <w:rPr>
+          <w:lang w:val="fr_FR" w:bidi="fr_FR"/>
+        </w:rPr>
+        <w:t>)</w:t>
+      </w:r>
+    </w:p>
+    <w:p>
+      <w:pPr>
+        <w:pStyle w:val="ListBullet"/>
+        <w:spacing w:line="240" w:lineRule="auto"/>
+        <w:ind w:left="720"/>
+      </w:pPr>
+      <w:r>
+        <w:rPr>
+          <w:lang w:val="fr_FR" w:bidi="fr_FR"/>
+        </w:rPr>
+      </w:r>
+      <w:r>
+        <w:rPr>
+          <w:lang w:val="fr_FR" w:bidi="fr_FR"/>
+        </w:rPr>
+        <w:t>La convenance politique (</w:t>
+      </w:r>
+      <w:hyperlink r:id="rId826">
+        <w:r>
+          <w:rPr>
+            <w:lang w:val="fr_FR" w:bidi="fr_FR"/>
+          </w:rPr>
+          <w:rPr>
+            <w:color w:val="0000EE"/>
+            <w:u w:val="single"/>
+          </w:rPr>
+          <w:t>Os 7.3</w:t>
+        </w:r>
+      </w:hyperlink>
+      <w:r>
+        <w:rPr>
+          <w:lang w:val="fr_FR" w:bidi="fr_FR"/>
+        </w:rPr>
+        <w:t>)</w:t>
+      </w:r>
+    </w:p>
+    <w:p>
+      <w:pPr>
+        <w:pStyle w:val="ListBullet"/>
+        <w:spacing w:line="240" w:lineRule="auto"/>
+        <w:ind w:left="720"/>
+      </w:pPr>
+      <w:r>
+        <w:rPr>
+          <w:lang w:val="fr_FR" w:bidi="fr_FR"/>
+        </w:rPr>
+      </w:r>
+      <w:r>
+        <w:rPr>
+          <w:lang w:val="fr_FR" w:bidi="fr_FR"/>
+        </w:rPr>
+        <w:t>Les alliances politiques (</w:t>
+      </w:r>
+      <w:hyperlink r:id="rId562">
+        <w:r>
+          <w:rPr>
+            <w:lang w:val="fr_FR" w:bidi="fr_FR"/>
+          </w:rPr>
+          <w:rPr>
+            <w:color w:val="0000EE"/>
+            <w:u w:val="single"/>
+          </w:rPr>
+          <w:t>Os 7.11</w:t>
+        </w:r>
+      </w:hyperlink>
+      <w:r>
+        <w:rPr>
+          <w:lang w:val="fr_FR" w:bidi="fr_FR"/>
+        </w:rPr>
+        <w:t>)</w:t>
+      </w:r>
+    </w:p>
+    <w:p>
+      <w:pPr>
+        <w:pStyle w:val="ListBullet"/>
+        <w:spacing w:line="240" w:lineRule="auto"/>
+        <w:ind w:left="720"/>
+      </w:pPr>
+      <w:r>
+        <w:rPr>
+          <w:lang w:val="fr_FR" w:bidi="fr_FR"/>
+        </w:rPr>
+      </w:r>
+      <w:r>
+        <w:rPr>
+          <w:lang w:val="fr_FR" w:bidi="fr_FR"/>
+        </w:rPr>
+        <w:t>Le gouvernement civil (</w:t>
+      </w:r>
+      <w:hyperlink r:id="rId840">
+        <w:r>
+          <w:rPr>
+            <w:lang w:val="fr_FR" w:bidi="fr_FR"/>
+          </w:rPr>
+          <w:rPr>
+            <w:color w:val="0000EE"/>
+            <w:u w:val="single"/>
+          </w:rPr>
+          <w:t>Os 8.4</w:t>
+        </w:r>
+      </w:hyperlink>
+      <w:r>
+        <w:rPr>
+          <w:lang w:val="fr_FR" w:bidi="fr_FR"/>
+        </w:rPr>
+        <w:t>)</w:t>
+      </w:r>
+    </w:p>
+    <w:p>
+      <w:pPr>
+        <w:pStyle w:val="ListBullet"/>
+        <w:spacing w:line="240" w:lineRule="auto"/>
+        <w:ind w:left="720"/>
+      </w:pPr>
+      <w:r>
+        <w:rPr>
+          <w:lang w:val="fr_FR" w:bidi="fr_FR"/>
+        </w:rPr>
+      </w:r>
+      <w:r>
+        <w:rPr>
+          <w:lang w:val="fr_FR" w:bidi="fr_FR"/>
+        </w:rPr>
+        <w:t>Les projets de construction (</w:t>
+      </w:r>
+      <w:hyperlink r:id="rId744">
+        <w:r>
+          <w:rPr>
+            <w:lang w:val="fr_FR" w:bidi="fr_FR"/>
+          </w:rPr>
+          <w:rPr>
+            <w:color w:val="0000EE"/>
+            <w:u w:val="single"/>
+          </w:rPr>
+          <w:t>Os 8.14</w:t>
+        </w:r>
+      </w:hyperlink>
+      <w:r>
+        <w:rPr>
+          <w:lang w:val="fr_FR" w:bidi="fr_FR"/>
+        </w:rPr>
+        <w:t>)</w:t>
+      </w:r>
+    </w:p>
+    <w:p>
+      <w:pPr>
+        <w:pStyle w:val="ListBullet"/>
+        <w:spacing w:line="240" w:lineRule="auto"/>
+        <w:ind w:left="720"/>
+      </w:pPr>
+      <w:r>
+        <w:rPr>
+          <w:lang w:val="fr_FR" w:bidi="fr_FR"/>
+        </w:rPr>
+      </w:r>
+      <w:r>
+        <w:rPr>
+          <w:lang w:val="fr_FR" w:bidi="fr_FR"/>
+        </w:rPr>
+        <w:t>La richesse égoïste (</w:t>
+      </w:r>
+      <w:hyperlink r:id="rId851">
+        <w:r>
+          <w:rPr>
+            <w:lang w:val="fr_FR" w:bidi="fr_FR"/>
+          </w:rPr>
+          <w:rPr>
+            <w:color w:val="0000EE"/>
+            <w:u w:val="single"/>
+          </w:rPr>
+          <w:t>Os 10.1</w:t>
+        </w:r>
+      </w:hyperlink>
+      <w:r>
+        <w:rPr>
+          <w:lang w:val="fr_FR" w:bidi="fr_FR"/>
+        </w:rPr>
+        <w:t>)</w:t>
+      </w:r>
+    </w:p>
+    <w:p>
+      <w:pPr>
+        <w:pStyle w:val="ListBullet"/>
+        <w:spacing w:line="240" w:lineRule="auto"/>
+        <w:ind w:left="720"/>
+      </w:pPr>
+      <w:r>
+        <w:rPr>
+          <w:lang w:val="fr_FR" w:bidi="fr_FR"/>
+        </w:rPr>
+      </w:r>
+      <w:r>
+        <w:rPr>
+          <w:lang w:val="fr_FR" w:bidi="fr_FR"/>
+        </w:rPr>
+        <w:t>Le culte des idoles (</w:t>
+      </w:r>
+      <w:hyperlink r:id="rId881">
+        <w:r>
+          <w:rPr>
+            <w:lang w:val="fr_FR" w:bidi="fr_FR"/>
+          </w:rPr>
+          <w:rPr>
+            <w:color w:val="0000EE"/>
+            <w:u w:val="single"/>
+          </w:rPr>
+          <w:t>Os 13.2</w:t>
+        </w:r>
+      </w:hyperlink>
+      <w:r>
+        <w:rPr>
+          <w:lang w:val="fr_FR" w:bidi="fr_FR"/>
+        </w:rPr>
+        <w:t>)</w:t>
+      </w:r>
+    </w:p>
+    <w:p>
+      <w:pPr/>
+      <w:r>
+        <w:rPr>
+          <w:lang w:val="fr_FR" w:bidi="fr_FR"/>
+        </w:rPr>
+      </w:r>
+      <w:r>
+        <w:rPr>
+          <w:lang w:val="fr_FR" w:bidi="fr_FR"/>
+        </w:rPr>
+        <w:t>Ils ne pouvaient trouver la véritable bénédiction et sécurité qu'en Dieu (</w:t>
+      </w:r>
+      <w:hyperlink r:id="rId882">
+        <w:r>
+          <w:rPr>
+            <w:lang w:val="fr_FR" w:bidi="fr_FR"/>
+          </w:rPr>
+          <w:rPr>
+            <w:color w:val="0000EE"/>
+            <w:u w:val="single"/>
+          </w:rPr>
+          <w:t>Os 13.4, 9</w:t>
         </w:r>
       </w:hyperlink>
       <w:r>
@@ -26501,248 +29848,212 @@
         </w:rPr>
         <w:t xml:space="preserve"> ; </w:t>
       </w:r>
-      <w:hyperlink r:id="rId768">
-        <w:r>
-          <w:rPr>
-            <w:lang w:val="fr_FR" w:bidi="fr_FR"/>
-          </w:rPr>
-          <w:rPr>
-            <w:color w:val="0000EE"/>
-            <w:u w:val="single"/>
-          </w:rPr>
-          <w:t>12.11</w:t>
-        </w:r>
-      </w:hyperlink>
-      <w:r>
-        <w:rPr>
-          <w:lang w:val="fr_FR" w:bidi="fr_FR"/>
-        </w:rPr>
-        <w:t>). Osée était sans doute le seul prophète du royaume du nord à y avoir vécu pendant la totalité de son ministère.</w:t>
+      <w:hyperlink r:id="rId876">
+        <w:r>
+          <w:rPr>
+            <w:lang w:val="fr_FR" w:bidi="fr_FR"/>
+          </w:rPr>
+          <w:rPr>
+            <w:color w:val="0000EE"/>
+            <w:u w:val="single"/>
+          </w:rPr>
+          <w:t>14.4–7</w:t>
+        </w:r>
+      </w:hyperlink>
+      <w:r>
+        <w:rPr>
+          <w:lang w:val="fr_FR" w:bidi="fr_FR"/>
+        </w:rPr>
+        <w:t>).</w:t>
+      </w:r>
+    </w:p>
+    <w:p>
+      <w:pPr/>
+      <w:r>
+        <w:rPr>
+          <w:lang w:val="fr_FR" w:bidi="fr_FR"/>
+        </w:rPr>
+      </w:r>
+      <w:r>
+        <w:rPr>
+          <w:lang w:val="fr_FR" w:bidi="fr_FR"/>
+        </w:rPr>
+        <w:t>Osée décrit l'apostasie (abandon de la foi) comme contagieuse. Elle peut commencer soit par les dirigeants spirituels, soit par le peuple, puis se propager (</w:t>
+      </w:r>
+      <w:hyperlink r:id="rId798">
+        <w:r>
+          <w:rPr>
+            <w:lang w:val="fr_FR" w:bidi="fr_FR"/>
+          </w:rPr>
+          <w:rPr>
+            <w:color w:val="0000EE"/>
+            <w:u w:val="single"/>
+          </w:rPr>
+          <w:t>Os 4.9</w:t>
+        </w:r>
+      </w:hyperlink>
+      <w:r>
+        <w:rPr>
+          <w:lang w:val="fr_FR" w:bidi="fr_FR"/>
+        </w:rPr>
+        <w:t>). La punition pour l'apostasie dépend de la responsabilité de chacun (</w:t>
+      </w:r>
+      <w:hyperlink r:id="rId802">
+        <w:r>
+          <w:rPr>
+            <w:lang w:val="fr_FR" w:bidi="fr_FR"/>
+          </w:rPr>
+          <w:rPr>
+            <w:color w:val="0000EE"/>
+            <w:u w:val="single"/>
+          </w:rPr>
+          <w:t>Os 5.1</w:t>
+        </w:r>
+      </w:hyperlink>
+      <w:r>
+        <w:rPr>
+          <w:lang w:val="fr_FR" w:bidi="fr_FR"/>
+        </w:rPr>
+        <w:t xml:space="preserve"> ; </w:t>
+      </w:r>
+      <w:hyperlink r:id="rId864">
+        <w:r>
+          <w:rPr>
+            <w:lang w:val="fr_FR" w:bidi="fr_FR"/>
+          </w:rPr>
+          <w:rPr>
+            <w:color w:val="0000EE"/>
+            <w:u w:val="single"/>
+          </w:rPr>
+          <w:t>13.9</w:t>
+        </w:r>
+      </w:hyperlink>
+      <w:r>
+        <w:rPr>
+          <w:lang w:val="fr_FR" w:bidi="fr_FR"/>
+        </w:rPr>
+        <w:t xml:space="preserve"> ; </w:t>
+      </w:r>
+      <w:hyperlink r:id="rId883">
+        <w:r>
+          <w:rPr>
+            <w:lang w:val="fr_FR" w:bidi="fr_FR"/>
+          </w:rPr>
+          <w:rPr>
+            <w:color w:val="0000EE"/>
+            <w:u w:val="single"/>
+          </w:rPr>
+          <w:t>14.4</w:t>
+        </w:r>
+      </w:hyperlink>
+      <w:r>
+        <w:rPr>
+          <w:lang w:val="fr_FR" w:bidi="fr_FR"/>
+        </w:rPr>
+        <w:t>).</w:t>
+      </w:r>
+    </w:p>
+    <w:p>
+      <w:pPr/>
+      <w:r>
+        <w:rPr>
+          <w:lang w:val="fr_FR" w:bidi="fr_FR"/>
+        </w:rPr>
+      </w:r>
+      <w:r>
+        <w:rPr>
+          <w:i/>
+          <w:lang w:val="fr_FR" w:bidi="fr_FR"/>
+        </w:rPr>
+        <w:t>Voir aussi</w:t>
+      </w:r>
+      <w:r>
+        <w:rPr>
+          <w:lang w:val="fr_FR" w:bidi="fr_FR"/>
+        </w:rPr>
+        <w:t xml:space="preserve"> </w:t>
+      </w:r>
+      <w:r>
+        <w:rPr>
+          <w:lang w:val="fr_FR" w:bidi="fr_FR"/>
+        </w:rPr>
+        <w:t>Osée (Personne)</w:t>
+      </w:r>
+      <w:r>
+        <w:rPr>
+          <w:lang w:val="fr_FR" w:bidi="fr_FR"/>
+        </w:rPr>
+        <w:t xml:space="preserve"> ; </w:t>
+      </w:r>
+      <w:r>
+        <w:rPr>
+          <w:lang w:val="fr_FR" w:bidi="fr_FR"/>
+        </w:rPr>
+        <w:t>Israël, Histoire d’</w:t>
+      </w:r>
+      <w:r>
+        <w:rPr>
+          <w:lang w:val="fr_FR" w:bidi="fr_FR"/>
+        </w:rPr>
+        <w:t xml:space="preserve"> ; </w:t>
+      </w:r>
+      <w:r>
+        <w:rPr>
+          <w:lang w:val="fr_FR" w:bidi="fr_FR"/>
+        </w:rPr>
+        <w:t>Prophétie</w:t>
+      </w:r>
+      <w:r>
+        <w:rPr>
+          <w:lang w:val="fr_FR" w:bidi="fr_FR"/>
+        </w:rPr>
+        <w:t xml:space="preserve"> ; </w:t>
+      </w:r>
+      <w:r>
+        <w:rPr>
+          <w:lang w:val="fr_FR" w:bidi="fr_FR"/>
+        </w:rPr>
+        <w:t>Prophète, Prophétesse</w:t>
+      </w:r>
+      <w:r>
+        <w:rPr>
+          <w:lang w:val="fr_FR" w:bidi="fr_FR"/>
+        </w:rPr>
+        <w:t>.</w:t>
+      </w:r>
+      <w:r>
+        <w:rPr>
+          <w:lang w:val="fr_FR" w:bidi="fr_FR"/>
+        </w:rPr>
+      </w:r>
+      <w:r>
+        <w:rPr>
+          <w:lang w:val="fr_FR" w:bidi="fr_FR"/>
+        </w:rPr>
+      </w:r>
+    </w:p>
+    <w:p>
+      <w:pPr/>
+      <w:r>
+        <w:rPr>
+          <w:lang w:val="fr_FR" w:bidi="fr_FR"/>
+        </w:rPr>
       </w:r>
     </w:p>
     <w:p>
       <w:pPr>
-        <w:pStyle w:val="Heading3"/>
+        <w:pStyle w:val="Heading2"/>
       </w:pPr>
       <w:r>
         <w:rPr>
           <w:lang w:val="fr_FR" w:bidi="fr_FR"/>
         </w:rPr>
-        <w:t>Pourquoi le livre d'Osée a-t-il été écrit ?</w:t>
-      </w:r>
-    </w:p>
-    <w:p>
-      <w:pPr/>
-      <w:r>
-        <w:rPr>
-          <w:lang w:val="fr_FR" w:bidi="fr_FR"/>
-        </w:rPr>
-      </w:r>
-      <w:r>
-        <w:rPr>
-          <w:lang w:val="fr_FR" w:bidi="fr_FR"/>
-        </w:rPr>
-        <w:t xml:space="preserve">Osée a dit à Israël de se repentir et de revenir à Dieu. Il a décrit le Dieu d'Israël comme patient et aimant, toujours fidèle à ses promesses. Cet accent est typique d'Osée (voir </w:t>
-      </w:r>
-      <w:hyperlink r:id="rId769">
-        <w:r>
-          <w:rPr>
-            <w:lang w:val="fr_FR" w:bidi="fr_FR"/>
-          </w:rPr>
-          <w:rPr>
-            <w:color w:val="0000EE"/>
-            <w:u w:val="single"/>
-          </w:rPr>
-          <w:t>Os 2.19</w:t>
-        </w:r>
-      </w:hyperlink>
-      <w:r>
-        <w:rPr>
-          <w:lang w:val="fr_FR" w:bidi="fr_FR"/>
-        </w:rPr>
-        <w:t>).</w:t>
-      </w:r>
-    </w:p>
-    <w:p>
-      <w:pPr/>
-      <w:r>
-        <w:rPr>
-          <w:lang w:val="fr_FR" w:bidi="fr_FR"/>
-        </w:rPr>
-      </w:r>
-      <w:r>
-        <w:rPr>
-          <w:lang w:val="fr_FR" w:bidi="fr_FR"/>
-        </w:rPr>
-        <w:t>« Dévotion aimante » est l'expression qui représente le mieux l'amour fidèle de Yahvé. La vie de famille d'Osée était un symbole de cette dévotion aimante.</w:t>
-      </w:r>
-    </w:p>
-    <w:p>
-      <w:pPr>
-        <w:pStyle w:val="Heading3"/>
-      </w:pPr>
-      <w:r>
-        <w:rPr>
-          <w:lang w:val="fr_FR" w:bidi="fr_FR"/>
-        </w:rPr>
-        <w:t>De quoi parle le Livre d'Osée ?</w:t>
-      </w:r>
-    </w:p>
-    <w:p>
-      <w:pPr/>
-      <w:r>
-        <w:rPr>
-          <w:lang w:val="fr_FR" w:bidi="fr_FR"/>
-        </w:rPr>
-      </w:r>
-      <w:r>
-        <w:rPr>
-          <w:lang w:val="fr_FR" w:bidi="fr_FR"/>
-        </w:rPr>
-        <w:t>Les principales sections et sujets du livre d'Osée sont décrits comme suit :</w:t>
-      </w:r>
-    </w:p>
-    <w:p>
-      <w:pPr>
-        <w:pStyle w:val="Heading4"/>
-      </w:pPr>
-      <w:r>
-        <w:rPr>
-          <w:lang w:val="fr_FR" w:bidi="fr_FR"/>
-        </w:rPr>
-        <w:t>Chapitres 1–3</w:t>
-      </w:r>
-    </w:p>
-    <w:p>
-      <w:pPr/>
-      <w:r>
-        <w:rPr>
-          <w:lang w:val="fr_FR" w:bidi="fr_FR"/>
-        </w:rPr>
-      </w:r>
-      <w:r>
-        <w:rPr>
-          <w:lang w:val="fr_FR" w:bidi="fr_FR"/>
-        </w:rPr>
-        <w:t>Les trois premiers chapitres d'Osée se concentrent sur la vie d'Osée. Ils mettent en avant sa fidélité et son amour pour sa femme infidèle.</w:t>
-      </w:r>
-    </w:p>
-    <w:p>
-      <w:pPr/>
-      <w:r>
-        <w:rPr>
-          <w:lang w:val="fr_FR" w:bidi="fr_FR"/>
-        </w:rPr>
-      </w:r>
-      <w:r>
-        <w:rPr>
-          <w:lang w:val="fr_FR" w:bidi="fr_FR"/>
-        </w:rPr>
-        <w:t>Dieu dit à Osée d'épouser la prostituée Gomer et d'avoir des enfants avec elle (</w:t>
-      </w:r>
-      <w:hyperlink r:id="rId770">
-        <w:r>
-          <w:rPr>
-            <w:lang w:val="fr_FR" w:bidi="fr_FR"/>
-          </w:rPr>
-          <w:rPr>
-            <w:color w:val="0000EE"/>
-            <w:u w:val="single"/>
-          </w:rPr>
-          <w:t>Os 1.2–3.5</w:t>
-        </w:r>
-      </w:hyperlink>
-      <w:r>
-        <w:rPr>
-          <w:lang w:val="fr_FR" w:bidi="fr_FR"/>
-        </w:rPr>
-        <w:t xml:space="preserve">). Ce commandement a intrigué certains commentateurs, car les prêtres et prophètes en Israël n'épousaient pas de prostituées. Les auteurs juifs médiévaux ont vu en cette histoire un récit symbolique mais non historique. Certains experts ultérieurs ont perçu une différence entre </w:t>
-      </w:r>
-      <w:hyperlink r:id="rId771">
-        <w:r>
-          <w:rPr>
-            <w:lang w:val="fr_FR" w:bidi="fr_FR"/>
-          </w:rPr>
-          <w:rPr>
-            <w:color w:val="0000EE"/>
-            <w:u w:val="single"/>
-          </w:rPr>
-          <w:t>Osée 1</w:t>
-        </w:r>
-      </w:hyperlink>
-      <w:r>
-        <w:rPr>
-          <w:lang w:val="fr_FR" w:bidi="fr_FR"/>
-        </w:rPr>
-        <w:t xml:space="preserve"> et </w:t>
-      </w:r>
-      <w:hyperlink r:id="rId772">
-        <w:r>
-          <w:rPr>
-            <w:lang w:val="fr_FR" w:bidi="fr_FR"/>
-          </w:rPr>
-          <w:rPr>
-            <w:color w:val="0000EE"/>
-            <w:u w:val="single"/>
-          </w:rPr>
-          <w:t>3</w:t>
-        </w:r>
-      </w:hyperlink>
-      <w:r>
-        <w:rPr>
-          <w:lang w:val="fr_FR" w:bidi="fr_FR"/>
-        </w:rPr>
-        <w:t>, considérant ce dernier comme le récit personnel d'Osée concernant son mariage, tandis que le premier chapitre était vu comme des souvenirs généraux de ses débuts en tant que prophète. D'autres commentateurs ont affirmé que les deux chapitres traitaient de faits littéraux, tandis que certains experts estiment qu'</w:t>
-      </w:r>
-      <w:hyperlink r:id="rId771">
-        <w:r>
-          <w:rPr>
-            <w:lang w:val="fr_FR" w:bidi="fr_FR"/>
-          </w:rPr>
-          <w:rPr>
-            <w:color w:val="0000EE"/>
-            <w:u w:val="single"/>
-          </w:rPr>
-          <w:t>Osée 1</w:t>
-        </w:r>
-      </w:hyperlink>
-      <w:r>
-        <w:rPr>
-          <w:lang w:val="fr_FR" w:bidi="fr_FR"/>
-        </w:rPr>
-        <w:t xml:space="preserve"> était historique et qu'</w:t>
-      </w:r>
-      <w:hyperlink r:id="rId772">
-        <w:r>
-          <w:rPr>
-            <w:lang w:val="fr_FR" w:bidi="fr_FR"/>
-          </w:rPr>
-          <w:rPr>
-            <w:color w:val="0000EE"/>
-            <w:u w:val="single"/>
-          </w:rPr>
-          <w:t>Osée 3</w:t>
-        </w:r>
-      </w:hyperlink>
-      <w:r>
-        <w:rPr>
-          <w:lang w:val="fr_FR" w:bidi="fr_FR"/>
-        </w:rPr>
-        <w:t xml:space="preserve"> était l'interprétation allégorique (non littérale) donnée par Osée de son mariage.</w:t>
-      </w:r>
-    </w:p>
-    <w:p>
-      <w:pPr/>
-      <w:r>
-        <w:rPr>
-          <w:lang w:val="fr_FR" w:bidi="fr_FR"/>
-        </w:rPr>
-      </w:r>
-      <w:r>
-        <w:rPr>
-          <w:lang w:val="fr_FR" w:bidi="fr_FR"/>
-        </w:rPr>
-        <w:t>Les activités sexuelles de Gomer ont été largement discutées. Deux points de vue principaux existent :</w:t>
+        <w:t>Osée (Personne)</w:t>
+      </w:r>
+      <w:r>
+        <w:rPr>
+          <w:lang w:val="fr_FR" w:bidi="fr_FR"/>
+        </w:rPr>
       </w:r>
     </w:p>
     <w:p>
@@ -26764,37 +30075,143 @@
         <w:rPr>
           <w:lang w:val="fr_FR" w:bidi="fr_FR"/>
         </w:rPr>
-        <w:t xml:space="preserve">Gomer était une épouse fidèle à Osée au début de leur mariage. L'expression « </w:t>
-      </w:r>
-      <w:r>
-        <w:rPr>
-          <w:lang w:val="fr_FR" w:bidi="fr_FR"/>
-        </w:rPr>
-        <w:t>une femme prostituée</w:t>
-      </w:r>
-      <w:r>
-        <w:rPr>
-          <w:lang w:val="fr_FR" w:bidi="fr_FR"/>
-        </w:rPr>
-        <w:t xml:space="preserve"> » (</w:t>
-      </w:r>
-      <w:hyperlink r:id="rId773">
-        <w:r>
-          <w:rPr>
-            <w:lang w:val="fr_FR" w:bidi="fr_FR"/>
-          </w:rPr>
-          <w:rPr>
-            <w:color w:val="0000EE"/>
-            <w:u w:val="single"/>
-          </w:rPr>
-          <w:t>Os 1.2</w:t>
-        </w:r>
-      </w:hyperlink>
-      <w:r>
-        <w:rPr>
-          <w:lang w:val="fr_FR" w:bidi="fr_FR"/>
-        </w:rPr>
-        <w:t>) fait référence à sa nature pécheresse et rebelle. Dieu exposera ensuite cela pour montrer l'idolâtrie d'Israël.</w:t>
+        <w:t>Fils d'Éla et dernier des vingt rois du royaume du nord d'Israël (</w:t>
+      </w:r>
+      <w:hyperlink r:id="rId884">
+        <w:r>
+          <w:rPr>
+            <w:lang w:val="fr_FR" w:bidi="fr_FR"/>
+          </w:rPr>
+          <w:rPr>
+            <w:color w:val="0000EE"/>
+            <w:u w:val="single"/>
+          </w:rPr>
+          <w:t>2R 17.1–6</w:t>
+        </w:r>
+      </w:hyperlink>
+      <w:r>
+        <w:rPr>
+          <w:lang w:val="fr_FR" w:bidi="fr_FR"/>
+        </w:rPr>
+        <w:t>). Le roi Osée régnera pendant neuf ans, de 732 à 723 av. J.‑C., avant que les Assyriens le capturent. Dans les dernières années du royaume du nord, l'Assyrie avait pris le contrôle de la majeure partie du Moyen-Orient, sous le règne de Tiglath-Piléser III. L'Assyrie avait réduit le royaume du nord à seulement trois zones tribales. Il n'en restait qu'Éphraïm, Issacar et la moitié de Manassé à l'ouest du Jourdain.</w:t>
+        <w:br/>
+      </w:r>
+      <w:r>
+        <w:rPr>
+          <w:lang w:val="fr_FR" w:bidi="fr_FR"/>
+        </w:rPr>
+        <w:t>Avant cela, le royaume du nord avait formé une alliance avec Retsin de Damas (Syrie). Cela se produira sous le règne de Pékach, qui a régné de 740 à 732 av. J.‑C. Achaz était roi de Juda à cette époque. Achaz régnera de 735 à 715 av. J.‑C. Le roi Pékach d'Israël tentera de contraindre le roi Achaz de Juda à les rejoindre contre Tiglath-Piléser (</w:t>
+      </w:r>
+      <w:hyperlink r:id="rId885">
+        <w:r>
+          <w:rPr>
+            <w:lang w:val="fr_FR" w:bidi="fr_FR"/>
+          </w:rPr>
+          <w:rPr>
+            <w:color w:val="0000EE"/>
+            <w:u w:val="single"/>
+          </w:rPr>
+          <w:t>2R 16.5</w:t>
+        </w:r>
+      </w:hyperlink>
+      <w:r>
+        <w:rPr>
+          <w:lang w:val="fr_FR" w:bidi="fr_FR"/>
+        </w:rPr>
+        <w:t xml:space="preserve"> ; </w:t>
+      </w:r>
+      <w:hyperlink r:id="rId886">
+        <w:r>
+          <w:rPr>
+            <w:lang w:val="fr_FR" w:bidi="fr_FR"/>
+          </w:rPr>
+          <w:rPr>
+            <w:color w:val="0000EE"/>
+            <w:u w:val="single"/>
+          </w:rPr>
+          <w:t>Es 7.1–6</w:t>
+        </w:r>
+      </w:hyperlink>
+      <w:r>
+        <w:rPr>
+          <w:lang w:val="fr_FR" w:bidi="fr_FR"/>
+        </w:rPr>
+        <w:t>). L'Assyrie viendra en aide à Juda. Pendant cette période, Osée faisait partie d'un groupe qui tuera Pékach (</w:t>
+      </w:r>
+      <w:hyperlink r:id="rId887">
+        <w:r>
+          <w:rPr>
+            <w:lang w:val="fr_FR" w:bidi="fr_FR"/>
+          </w:rPr>
+          <w:rPr>
+            <w:color w:val="0000EE"/>
+            <w:u w:val="single"/>
+          </w:rPr>
+          <w:t>2R 15.30</w:t>
+        </w:r>
+      </w:hyperlink>
+      <w:r>
+        <w:rPr>
+          <w:lang w:val="fr_FR" w:bidi="fr_FR"/>
+        </w:rPr>
+        <w:t>). Tiglath-Piléser récompensera Osée en le faisant roi sur ce qui restait du royaume du nord.</w:t>
+        <w:br/>
+      </w:r>
+      <w:r>
+        <w:rPr>
+          <w:lang w:val="fr_FR" w:bidi="fr_FR"/>
+        </w:rPr>
+        <w:t>Osée régnera uniquement en tant que roi vassal sous l'Assyrie et paiera de lourds impôts en guise de tribut. Il restera loyal à l'Assyrie jusqu'à la mort de Tiglath-Piléser en 727 av. J.‑C. Lorsque Salmanasar V devient le nouveau roi d'Assyrie, il ne fera pas confiance à Osée. Salmanasar marchera contre Osée, continuant à exiger un tribut annuel (</w:t>
+      </w:r>
+      <w:hyperlink r:id="rId756">
+        <w:r>
+          <w:rPr>
+            <w:lang w:val="fr_FR" w:bidi="fr_FR"/>
+          </w:rPr>
+          <w:rPr>
+            <w:color w:val="0000EE"/>
+            <w:u w:val="single"/>
+          </w:rPr>
+          <w:t>2R 17.3</w:t>
+        </w:r>
+      </w:hyperlink>
+      <w:r>
+        <w:rPr>
+          <w:lang w:val="fr_FR" w:bidi="fr_FR"/>
+        </w:rPr>
+        <w:t>).</w:t>
+        <w:br/>
+      </w:r>
+      <w:r>
+        <w:rPr>
+          <w:lang w:val="fr_FR" w:bidi="fr_FR"/>
+        </w:rPr>
+        <w:t xml:space="preserve">Peu après, Osée tentera d'affirmer son indépendance. Il cessera de payer les taxes de tribut et entamera des négociations avec le roi So d'Égypte (v. </w:t>
+      </w:r>
+      <w:hyperlink r:id="rId888">
+        <w:r>
+          <w:rPr>
+            <w:lang w:val="fr_FR" w:bidi="fr_FR"/>
+          </w:rPr>
+          <w:rPr>
+            <w:color w:val="0000EE"/>
+            <w:u w:val="single"/>
+          </w:rPr>
+          <w:t>4</w:t>
+        </w:r>
+      </w:hyperlink>
+      <w:r>
+        <w:rPr>
+          <w:lang w:val="fr_FR" w:bidi="fr_FR"/>
+        </w:rPr>
+        <w:t>). L'Égypte était prête à soutenir Osée car elle craignait que l'Assyrie ne contrôle la Palestine. L'Égypte espérait que Samarie (la capitale d'Israël) resterait une zone tampon entre l'Égypte et l'Assyrie.</w:t>
+        <w:br/>
+      </w:r>
+      <w:r>
+        <w:rPr>
+          <w:lang w:val="fr_FR" w:bidi="fr_FR"/>
+        </w:rPr>
+        <w:t>Salmanasar enverra alors son armée contre Samarie en 724 av. J.‑C. Osée découvrira que son alliance avec l'Égypte avait peu de valeur. Les Assyriens captureront Osée et assiégeront Samarie pendant trois ans. La ville tombera aux mains des Assyriens en 722 av. J.‑C. Sargon II, qui avait remplacé Salmanasar vers 726 av. J.‑C., déplacera de nombreux Israélites vers divers lieux en Assyrie, mettant ainsi fin au royaume du Nord.</w:t>
       </w:r>
     </w:p>
     <w:p>
@@ -26812,3429 +30229,36 @@
         <w:rPr>
           <w:lang w:val="fr_FR" w:bidi="fr_FR"/>
         </w:rPr>
-        <w:t>Gomer était une prostituée connue qu'Osée devait épouser pour illustrer l'idolâtrie d'Israël et l'amour fidèle de Dieu. Cette seconde interprétation séduit le plus les érudits évangéliques et est l'interprétation la plus simple dans un cadre biblique littéral, grammatical et historique.</w:t>
-      </w:r>
-    </w:p>
-    <w:p>
-      <w:pPr/>
-      <w:r>
-        <w:rPr>
-          <w:lang w:val="fr_FR" w:bidi="fr_FR"/>
-        </w:rPr>
-      </w:r>
-      <w:r>
-        <w:rPr>
-          <w:lang w:val="fr_FR" w:bidi="fr_FR"/>
-        </w:rPr>
-        <w:t>La raison pour laquelle Osée devait la racheter n'est pas claire. Il est également inconnu pourquoi le paiement était en partie en grain et en partie en argent. Cette transaction pourrait symboliser la délivrance future d'exil d'Israël par Dieu. Toutefois, les dix tribus du nord ne sont pas revenues de l'exil en Assyrie. Cette interprétation ne s'applique sans doute pas à Juda, puisque le message d'Osée n'était pas destiné au royaume du sud, bien que Juda ait reçu un avertissement (</w:t>
-      </w:r>
-      <w:hyperlink r:id="rId774">
-        <w:r>
-          <w:rPr>
-            <w:lang w:val="fr_FR" w:bidi="fr_FR"/>
-          </w:rPr>
-          <w:rPr>
-            <w:color w:val="0000EE"/>
-            <w:u w:val="single"/>
-          </w:rPr>
-          <w:t>Os 6.11</w:t>
-        </w:r>
-      </w:hyperlink>
-      <w:r>
-        <w:rPr>
-          <w:lang w:val="fr_FR" w:bidi="fr_FR"/>
-        </w:rPr>
-        <w:t>).</w:t>
-      </w:r>
-    </w:p>
-    <w:p>
-      <w:pPr/>
-      <w:r>
-        <w:rPr>
-          <w:lang w:val="fr_FR" w:bidi="fr_FR"/>
-        </w:rPr>
-      </w:r>
-      <w:r>
-        <w:rPr>
-          <w:lang w:val="fr_FR" w:bidi="fr_FR"/>
-        </w:rPr>
-        <w:t>Les enfants nés d'Osée et de Gomer ont reçu des noms symboliques. Le premier enfant était un fils nommé Jizreel (</w:t>
-      </w:r>
-      <w:hyperlink r:id="rId775">
-        <w:r>
-          <w:rPr>
-            <w:lang w:val="fr_FR" w:bidi="fr_FR"/>
-          </w:rPr>
-          <w:rPr>
-            <w:color w:val="0000EE"/>
-            <w:u w:val="single"/>
-          </w:rPr>
-          <w:t>Osée 1.4a</w:t>
-        </w:r>
-      </w:hyperlink>
-      <w:r>
-        <w:rPr>
-          <w:lang w:val="fr_FR" w:bidi="fr_FR"/>
-        </w:rPr>
-        <w:t>). Ce nom signifiait le jugement de Dieu sur la famille de Jéhu pour le meurtre par Jéhu de la famille d'Achab dans la vallée de Jizreel (</w:t>
-      </w:r>
-      <w:hyperlink r:id="rId776">
-        <w:r>
-          <w:rPr>
-            <w:lang w:val="fr_FR" w:bidi="fr_FR"/>
-          </w:rPr>
-          <w:rPr>
-            <w:color w:val="0000EE"/>
-            <w:u w:val="single"/>
-          </w:rPr>
-          <w:t>2R 10.1–11, 30</w:t>
-        </w:r>
-      </w:hyperlink>
-      <w:r>
-        <w:rPr>
-          <w:lang w:val="fr_FR" w:bidi="fr_FR"/>
-        </w:rPr>
-        <w:t>).</w:t>
-      </w:r>
-    </w:p>
-    <w:p>
-      <w:pPr/>
-      <w:r>
-        <w:rPr>
-          <w:lang w:val="fr_FR" w:bidi="fr_FR"/>
-        </w:rPr>
-      </w:r>
-      <w:r>
-        <w:rPr>
-          <w:lang w:val="fr_FR" w:bidi="fr_FR"/>
-        </w:rPr>
-        <w:t>Le deuxième enfant s'appellera Lo-Ruchama (</w:t>
-      </w:r>
-      <w:hyperlink r:id="rId777">
-        <w:r>
-          <w:rPr>
-            <w:lang w:val="fr_FR" w:bidi="fr_FR"/>
-          </w:rPr>
-          <w:rPr>
-            <w:color w:val="0000EE"/>
-            <w:u w:val="single"/>
-          </w:rPr>
-          <w:t>Os 1.6a</w:t>
-        </w:r>
-      </w:hyperlink>
-      <w:r>
-        <w:rPr>
-          <w:lang w:val="fr_FR" w:bidi="fr_FR"/>
-        </w:rPr>
-        <w:t>), son nom signifiant « pas de compassion ou de pitié ». Cela symbolisait le jugement d'Israël. La corruption spirituelle du royaume du Nord avait atteint son apogée, et il serait vaincu et emmené en captivité (</w:t>
-      </w:r>
-      <w:hyperlink r:id="rId777">
-        <w:r>
-          <w:rPr>
-            <w:lang w:val="fr_FR" w:bidi="fr_FR"/>
-          </w:rPr>
-          <w:rPr>
-            <w:color w:val="0000EE"/>
-            <w:u w:val="single"/>
-          </w:rPr>
-          <w:t>Os 1.6b</w:t>
-        </w:r>
-      </w:hyperlink>
-      <w:r>
-        <w:rPr>
-          <w:lang w:val="fr_FR" w:bidi="fr_FR"/>
-        </w:rPr>
-        <w:t>).</w:t>
-      </w:r>
-    </w:p>
-    <w:p>
-      <w:pPr/>
-      <w:r>
-        <w:rPr>
-          <w:lang w:val="fr_FR" w:bidi="fr_FR"/>
-        </w:rPr>
+        <w:t>Prophète de l'ancien Israël dont la sphère d'activité était le royaume du Nord. On sait peu de choses sur lui en dehors du livre prophétique qui porte son nom. Son ministère prophétique est mieux situé au troisième quart du 8e siècle av. J.‑C. Son nom signifie « aide » ou « assistant », et est basé sur le mot hébreu pour salut.</w:t>
+        <w:br/>
+      </w:r>
+      <w:r>
+        <w:rPr>
+          <w:lang w:val="fr_FR" w:bidi="fr_FR"/>
+        </w:rPr>
+        <w:t>Les preuves permettant de situer Osée dans le royaume du Nord sont essentiellement internes. Le livre concerne principalement les tribus du Nord, qu'il identifie fréquemment comme « Éphraïm », une appellation courante pour le royaume du Nord. De plus, le dialecte hébreu dans lequel le livre a été écrit semble être d'un style nordique.</w:t>
+        <w:br/>
+      </w:r>
+      <w:r>
+        <w:rPr>
+          <w:lang w:val="fr_FR" w:bidi="fr_FR"/>
+        </w:rPr>
+        <w:t>Les circonstances entourant le mariage d'Osée constituent le catalyseur de son message prophétique. Dieu lui ordonnera d'épouser Gomer, qui était apparemment une prostituée ; son mariage servira d'analogie avec Israël, coupable d'adultère spirituel.</w:t>
+        <w:br/>
+      </w:r>
+      <w:r>
+        <w:rPr>
+          <w:lang w:val="fr_FR" w:bidi="fr_FR"/>
+        </w:rPr>
+        <w:t>Les érudits divergent quant à l'interprétation de ce récit controversé, mais il y a peu de raisons de douter qu'il s'agisse d'un événement littéral. L'acte de sacrifice impliqué dans l'obéissance d'Osée à Dieu constitue une image merveilleuse de l'amour sacrificiel de Dieu pour l'humanité.</w:t>
+        <w:br/>
       </w:r>
       <w:r>
         <w:rPr>
           <w:i/>
           <w:lang w:val="fr_FR" w:bidi="fr_FR"/>
         </w:rPr>
-        <w:t>Lo-Ammi</w:t>
-      </w:r>
-      <w:r>
-        <w:rPr>
-          <w:lang w:val="fr_FR" w:bidi="fr_FR"/>
-        </w:rPr>
-        <w:t xml:space="preserve"> sera le nom du troisième enfant, un deuxième fils. Ce prénom signifie « pas mon peuple » (</w:t>
-      </w:r>
-      <w:hyperlink r:id="rId778">
-        <w:r>
-          <w:rPr>
-            <w:lang w:val="fr_FR" w:bidi="fr_FR"/>
-          </w:rPr>
-          <w:rPr>
-            <w:color w:val="0000EE"/>
-            <w:u w:val="single"/>
-          </w:rPr>
-          <w:t>Os 1.8–9</w:t>
-        </w:r>
-      </w:hyperlink>
-      <w:r>
-        <w:rPr>
-          <w:lang w:val="fr_FR" w:bidi="fr_FR"/>
-        </w:rPr>
-        <w:t>). Ce rejet d'Israël en tant que peuple choisi de Dieu était temporaire (</w:t>
-      </w:r>
-      <w:hyperlink r:id="rId779">
-        <w:r>
-          <w:rPr>
-            <w:lang w:val="fr_FR" w:bidi="fr_FR"/>
-          </w:rPr>
-          <w:rPr>
-            <w:color w:val="0000EE"/>
-            <w:u w:val="single"/>
-          </w:rPr>
-          <w:t>Os 1.10–2.1</w:t>
-        </w:r>
-      </w:hyperlink>
-      <w:r>
-        <w:rPr>
-          <w:lang w:val="fr_FR" w:bidi="fr_FR"/>
-        </w:rPr>
-        <w:t>). Dieu accomplirait ses promesses à Abraham (</w:t>
-      </w:r>
-      <w:hyperlink r:id="rId780">
-        <w:r>
-          <w:rPr>
-            <w:lang w:val="fr_FR" w:bidi="fr_FR"/>
-          </w:rPr>
-          <w:rPr>
-            <w:color w:val="0000EE"/>
-            <w:u w:val="single"/>
-          </w:rPr>
-          <w:t>Os 1.10</w:t>
-        </w:r>
-      </w:hyperlink>
-      <w:r>
-        <w:rPr>
-          <w:lang w:val="fr_FR" w:bidi="fr_FR"/>
-        </w:rPr>
-        <w:t xml:space="preserve"> ; </w:t>
-      </w:r>
-      <w:hyperlink r:id="rId781">
-        <w:r>
-          <w:rPr>
-            <w:lang w:val="fr_FR" w:bidi="fr_FR"/>
-          </w:rPr>
-          <w:rPr>
-            <w:color w:val="0000EE"/>
-            <w:u w:val="single"/>
-          </w:rPr>
-          <w:t>Gn 22.17</w:t>
-        </w:r>
-      </w:hyperlink>
-      <w:r>
-        <w:rPr>
-          <w:lang w:val="fr_FR" w:bidi="fr_FR"/>
-        </w:rPr>
-        <w:t>) et à Moïse (</w:t>
-      </w:r>
-      <w:hyperlink r:id="rId782">
-        <w:r>
-          <w:rPr>
-            <w:lang w:val="fr_FR" w:bidi="fr_FR"/>
-          </w:rPr>
-          <w:rPr>
-            <w:color w:val="0000EE"/>
-            <w:u w:val="single"/>
-          </w:rPr>
-          <w:t>Ex 19.1–7</w:t>
-        </w:r>
-      </w:hyperlink>
-      <w:r>
-        <w:rPr>
-          <w:lang w:val="fr_FR" w:bidi="fr_FR"/>
-        </w:rPr>
-        <w:t>) malgré la désobéissance d'une génération ou d'une autre.</w:t>
-      </w:r>
-    </w:p>
-    <w:p>
-      <w:pPr/>
-      <w:r>
-        <w:rPr>
-          <w:lang w:val="fr_FR" w:bidi="fr_FR"/>
-        </w:rPr>
-      </w:r>
-      <w:r>
-        <w:rPr>
-          <w:lang w:val="fr_FR" w:bidi="fr_FR"/>
-        </w:rPr>
-        <w:t>Gomer n'était pas heureuse dans son mariage et elle a donc cherché d'autres amants. De même, Israël cherchait sa propre satisfaction dans l'adoration de faux dieux. Ils attribuaient à tort les bonnes choses de leur Dieu miséricordieux à ces dieux païens (</w:t>
-      </w:r>
-      <w:hyperlink r:id="rId783">
-        <w:r>
-          <w:rPr>
-            <w:lang w:val="fr_FR" w:bidi="fr_FR"/>
-          </w:rPr>
-          <w:rPr>
-            <w:color w:val="0000EE"/>
-            <w:u w:val="single"/>
-          </w:rPr>
-          <w:t>Os 2.8, 12</w:t>
-        </w:r>
-      </w:hyperlink>
-      <w:r>
-        <w:rPr>
-          <w:lang w:val="fr_FR" w:bidi="fr_FR"/>
-        </w:rPr>
-        <w:t>). Une fois qu'ils réalisaient que leurs péchés n'apportaient pas de bonheur durable, les Israélites repentants s'en retournaient à leur premier amour.</w:t>
-      </w:r>
-    </w:p>
-    <w:p>
-      <w:pPr/>
-      <w:r>
-        <w:rPr>
-          <w:lang w:val="fr_FR" w:bidi="fr_FR"/>
-        </w:rPr>
-      </w:r>
-      <w:r>
-        <w:rPr>
-          <w:lang w:val="fr_FR" w:bidi="fr_FR"/>
-        </w:rPr>
-        <w:t>La déclaration de divorce d'Osée envers Gomer en raison de son adultère symbolise le divorce de Yahvé d'Israël pour son infidélité (</w:t>
-      </w:r>
-      <w:hyperlink r:id="rId784">
-        <w:r>
-          <w:rPr>
-            <w:lang w:val="fr_FR" w:bidi="fr_FR"/>
-          </w:rPr>
-          <w:rPr>
-            <w:color w:val="0000EE"/>
-            <w:u w:val="single"/>
-          </w:rPr>
-          <w:t>Os 2.2</w:t>
-        </w:r>
-      </w:hyperlink>
-      <w:r>
-        <w:rPr>
-          <w:lang w:val="fr_FR" w:bidi="fr_FR"/>
-        </w:rPr>
-        <w:t xml:space="preserve"> ; voir aussi </w:t>
-      </w:r>
-      <w:hyperlink r:id="rId785">
-        <w:r>
-          <w:rPr>
-            <w:lang w:val="fr_FR" w:bidi="fr_FR"/>
-          </w:rPr>
-          <w:rPr>
-            <w:color w:val="0000EE"/>
-            <w:u w:val="single"/>
-          </w:rPr>
-          <w:t>Jr 3.1–4.2</w:t>
-        </w:r>
-      </w:hyperlink>
-      <w:r>
-        <w:rPr>
-          <w:lang w:val="fr_FR" w:bidi="fr_FR"/>
-        </w:rPr>
-        <w:t>). Leurs enfants représentent les membres individuels de la nation d'Israël à l'époque d'Osée (</w:t>
-      </w:r>
-      <w:hyperlink r:id="rId786">
-        <w:r>
-          <w:rPr>
-            <w:lang w:val="fr_FR" w:bidi="fr_FR"/>
-          </w:rPr>
-          <w:rPr>
-            <w:color w:val="0000EE"/>
-            <w:u w:val="single"/>
-          </w:rPr>
-          <w:t>Os 2.2–5</w:t>
-        </w:r>
-      </w:hyperlink>
-      <w:r>
-        <w:rPr>
-          <w:lang w:val="fr_FR" w:bidi="fr_FR"/>
-        </w:rPr>
-        <w:t>).</w:t>
-      </w:r>
-    </w:p>
-    <w:p>
-      <w:pPr/>
-      <w:r>
-        <w:rPr>
-          <w:lang w:val="fr_FR" w:bidi="fr_FR"/>
-        </w:rPr>
-      </w:r>
-      <w:hyperlink r:id="rId772">
-        <w:r>
-          <w:rPr>
-            <w:lang w:val="fr_FR" w:bidi="fr_FR"/>
-          </w:rPr>
-          <w:rPr>
-            <w:color w:val="0000EE"/>
-            <w:u w:val="single"/>
-          </w:rPr>
-          <w:t>Osée 3</w:t>
-        </w:r>
-      </w:hyperlink>
-      <w:r>
-        <w:rPr>
-          <w:lang w:val="fr_FR" w:bidi="fr_FR"/>
-        </w:rPr>
-        <w:t xml:space="preserve"> utilise la restauration pour résumer l'histoire d'Israël. L'esclavage d'Israël au péché et à Satan (voir </w:t>
-      </w:r>
-      <w:hyperlink r:id="rId787">
-        <w:r>
-          <w:rPr>
-            <w:lang w:val="fr_FR" w:bidi="fr_FR"/>
-          </w:rPr>
-          <w:rPr>
-            <w:color w:val="0000EE"/>
-            <w:u w:val="single"/>
-          </w:rPr>
-          <w:t>Hé 2.14–15</w:t>
-        </w:r>
-      </w:hyperlink>
-      <w:r>
-        <w:rPr>
-          <w:lang w:val="fr_FR" w:bidi="fr_FR"/>
-        </w:rPr>
-        <w:t>) est illustré par le prix qu'Osée a payé pour Gomer (</w:t>
-      </w:r>
-      <w:hyperlink r:id="rId788">
-        <w:r>
-          <w:rPr>
-            <w:lang w:val="fr_FR" w:bidi="fr_FR"/>
-          </w:rPr>
-          <w:rPr>
-            <w:color w:val="0000EE"/>
-            <w:u w:val="single"/>
-          </w:rPr>
-          <w:t>Os 3.2</w:t>
-        </w:r>
-      </w:hyperlink>
-      <w:r>
-        <w:rPr>
-          <w:lang w:val="fr_FR" w:bidi="fr_FR"/>
-        </w:rPr>
-        <w:t xml:space="preserve">). Ce prix était celui d'une esclave parce que Gomer était asservie par son adultère (voir </w:t>
-      </w:r>
-      <w:hyperlink r:id="rId789">
-        <w:r>
-          <w:rPr>
-            <w:lang w:val="fr_FR" w:bidi="fr_FR"/>
-          </w:rPr>
-          <w:rPr>
-            <w:color w:val="0000EE"/>
-            <w:u w:val="single"/>
-          </w:rPr>
-          <w:t>Ex 21.32</w:t>
-        </w:r>
-      </w:hyperlink>
-      <w:r>
-        <w:rPr>
-          <w:lang w:val="fr_FR" w:bidi="fr_FR"/>
-        </w:rPr>
-        <w:t>). L'isolement de Gomer, tout comme l'exil d'Israël, était destiné à la purification (</w:t>
-      </w:r>
-      <w:hyperlink r:id="rId790">
-        <w:r>
-          <w:rPr>
-            <w:lang w:val="fr_FR" w:bidi="fr_FR"/>
-          </w:rPr>
-          <w:rPr>
-            <w:color w:val="0000EE"/>
-            <w:u w:val="single"/>
-          </w:rPr>
-          <w:t>Os 3.3</w:t>
-        </w:r>
-      </w:hyperlink>
-      <w:r>
-        <w:rPr>
-          <w:lang w:val="fr_FR" w:bidi="fr_FR"/>
-        </w:rPr>
-        <w:t xml:space="preserve"> ; voir </w:t>
-      </w:r>
-      <w:hyperlink r:id="rId791">
-        <w:r>
-          <w:rPr>
-            <w:lang w:val="fr_FR" w:bidi="fr_FR"/>
-          </w:rPr>
-          <w:rPr>
-            <w:color w:val="0000EE"/>
-            <w:u w:val="single"/>
-          </w:rPr>
-          <w:t>Dt 21.13</w:t>
-        </w:r>
-      </w:hyperlink>
-      <w:r>
-        <w:rPr>
-          <w:lang w:val="fr_FR" w:bidi="fr_FR"/>
-        </w:rPr>
-        <w:t xml:space="preserve"> ; </w:t>
-      </w:r>
-      <w:hyperlink r:id="rId792">
-        <w:r>
-          <w:rPr>
-            <w:lang w:val="fr_FR" w:bidi="fr_FR"/>
-          </w:rPr>
-          <w:rPr>
-            <w:color w:val="0000EE"/>
-            <w:u w:val="single"/>
-          </w:rPr>
-          <w:t>30.2</w:t>
-        </w:r>
-      </w:hyperlink>
-      <w:r>
-        <w:rPr>
-          <w:lang w:val="fr_FR" w:bidi="fr_FR"/>
-        </w:rPr>
-        <w:t>).</w:t>
-      </w:r>
-    </w:p>
-    <w:p>
-      <w:pPr/>
-      <w:r>
-        <w:rPr>
-          <w:lang w:val="fr_FR" w:bidi="fr_FR"/>
-        </w:rPr>
-      </w:r>
-      <w:r>
-        <w:rPr>
-          <w:lang w:val="fr_FR" w:bidi="fr_FR"/>
-        </w:rPr>
-        <w:t xml:space="preserve">Après l'exil à Babylone (« Après cela », et « </w:t>
-      </w:r>
-      <w:r>
-        <w:rPr>
-          <w:lang w:val="fr_FR" w:bidi="fr_FR"/>
-        </w:rPr>
-        <w:t>dans la suite des temps</w:t>
-      </w:r>
-      <w:r>
-        <w:rPr>
-          <w:lang w:val="fr_FR" w:bidi="fr_FR"/>
-        </w:rPr>
-        <w:t xml:space="preserve"> »), Israël retournera vers son mari pour profiter des bénédictions de la relation renouvelée. En référence au Messie, « David, leur roi », sera ressuscité pour conduire Israël vers le Seigneur (</w:t>
-      </w:r>
-      <w:hyperlink r:id="rId793">
-        <w:r>
-          <w:rPr>
-            <w:lang w:val="fr_FR" w:bidi="fr_FR"/>
-          </w:rPr>
-          <w:rPr>
-            <w:color w:val="0000EE"/>
-            <w:u w:val="single"/>
-          </w:rPr>
-          <w:t>Os 3.5</w:t>
-        </w:r>
-      </w:hyperlink>
-      <w:r>
-        <w:rPr>
-          <w:lang w:val="fr_FR" w:bidi="fr_FR"/>
-        </w:rPr>
-        <w:t>).</w:t>
-      </w:r>
-    </w:p>
-    <w:p>
-      <w:pPr/>
-      <w:r>
-        <w:rPr>
-          <w:lang w:val="fr_FR" w:bidi="fr_FR"/>
-        </w:rPr>
-      </w:r>
-      <w:r>
-        <w:rPr>
-          <w:lang w:val="fr_FR" w:bidi="fr_FR"/>
-        </w:rPr>
-        <w:t>La dernière section majeure d'Osée explique en détail ce qu'</w:t>
-      </w:r>
-      <w:hyperlink r:id="rId794">
-        <w:r>
-          <w:rPr>
-            <w:lang w:val="fr_FR" w:bidi="fr_FR"/>
-          </w:rPr>
-          <w:rPr>
-            <w:color w:val="0000EE"/>
-            <w:u w:val="single"/>
-          </w:rPr>
-          <w:t>Osée 1–3</w:t>
-        </w:r>
-      </w:hyperlink>
-      <w:r>
-        <w:rPr>
-          <w:lang w:val="fr_FR" w:bidi="fr_FR"/>
-        </w:rPr>
-        <w:t xml:space="preserve"> a montré et brièvement expliqué. Osée prophétise :</w:t>
-      </w:r>
-    </w:p>
-    <w:p>
-      <w:pPr>
-        <w:pStyle w:val="ListBullet"/>
-        <w:spacing w:line="240" w:lineRule="auto"/>
-        <w:ind w:left="720"/>
-      </w:pPr>
-      <w:r>
-        <w:rPr>
-          <w:lang w:val="fr_FR" w:bidi="fr_FR"/>
-        </w:rPr>
-      </w:r>
-      <w:r>
-        <w:rPr>
-          <w:lang w:val="fr_FR" w:bidi="fr_FR"/>
-        </w:rPr>
-        <w:t>L'abandon de la foi par Israël (</w:t>
-      </w:r>
-      <w:hyperlink r:id="rId795">
-        <w:r>
-          <w:rPr>
-            <w:lang w:val="fr_FR" w:bidi="fr_FR"/>
-          </w:rPr>
-          <w:rPr>
-            <w:color w:val="0000EE"/>
-            <w:u w:val="single"/>
-          </w:rPr>
-          <w:t>Os 4.1–7.16</w:t>
-        </w:r>
-      </w:hyperlink>
-      <w:r>
-        <w:rPr>
-          <w:lang w:val="fr_FR" w:bidi="fr_FR"/>
-        </w:rPr>
-        <w:t>)</w:t>
-      </w:r>
-    </w:p>
-    <w:p>
-      <w:pPr>
-        <w:pStyle w:val="ListBullet"/>
-        <w:spacing w:line="240" w:lineRule="auto"/>
-        <w:ind w:left="720"/>
-      </w:pPr>
-      <w:r>
-        <w:rPr>
-          <w:lang w:val="fr_FR" w:bidi="fr_FR"/>
-        </w:rPr>
-      </w:r>
-      <w:r>
-        <w:rPr>
-          <w:lang w:val="fr_FR" w:bidi="fr_FR"/>
-        </w:rPr>
-        <w:t>Le châtiment (</w:t>
-      </w:r>
-      <w:hyperlink r:id="rId796">
-        <w:r>
-          <w:rPr>
-            <w:lang w:val="fr_FR" w:bidi="fr_FR"/>
-          </w:rPr>
-          <w:rPr>
-            <w:color w:val="0000EE"/>
-            <w:u w:val="single"/>
-          </w:rPr>
-          <w:t>Os 8.1–10.15</w:t>
-        </w:r>
-      </w:hyperlink>
-      <w:r>
-        <w:rPr>
-          <w:lang w:val="fr_FR" w:bidi="fr_FR"/>
-        </w:rPr>
-        <w:t>)</w:t>
-      </w:r>
-    </w:p>
-    <w:p>
-      <w:pPr>
-        <w:pStyle w:val="ListBullet"/>
-        <w:spacing w:line="240" w:lineRule="auto"/>
-        <w:ind w:left="720"/>
-      </w:pPr>
-      <w:r>
-        <w:rPr>
-          <w:lang w:val="fr_FR" w:bidi="fr_FR"/>
-        </w:rPr>
-      </w:r>
-      <w:r>
-        <w:rPr>
-          <w:lang w:val="fr_FR" w:bidi="fr_FR"/>
-        </w:rPr>
-        <w:t>La restauration (</w:t>
-      </w:r>
-      <w:hyperlink r:id="rId797">
-        <w:r>
-          <w:rPr>
-            <w:lang w:val="fr_FR" w:bidi="fr_FR"/>
-          </w:rPr>
-          <w:rPr>
-            <w:color w:val="0000EE"/>
-            <w:u w:val="single"/>
-          </w:rPr>
-          <w:t>Os 11.1–14.9</w:t>
-        </w:r>
-      </w:hyperlink>
-      <w:r>
-        <w:rPr>
-          <w:lang w:val="fr_FR" w:bidi="fr_FR"/>
-        </w:rPr>
-        <w:t>)</w:t>
-      </w:r>
-    </w:p>
-    <w:p>
-      <w:pPr>
-        <w:pStyle w:val="Heading4"/>
-      </w:pPr>
-      <w:r>
-        <w:rPr>
-          <w:lang w:val="fr_FR" w:bidi="fr_FR"/>
-        </w:rPr>
-        <w:t>Chapitre 4</w:t>
-      </w:r>
-    </w:p>
-    <w:p>
-      <w:pPr/>
-      <w:r>
-        <w:rPr>
-          <w:lang w:val="fr_FR" w:bidi="fr_FR"/>
-        </w:rPr>
-      </w:r>
-      <w:r>
-        <w:rPr>
-          <w:lang w:val="fr_FR" w:bidi="fr_FR"/>
-        </w:rPr>
-        <w:t>Israël était profondément impliqué dans des activités impies et s'était éloigné de Dieu (</w:t>
-      </w:r>
-      <w:hyperlink r:id="rId757">
-        <w:r>
-          <w:rPr>
-            <w:lang w:val="fr_FR" w:bidi="fr_FR"/>
-          </w:rPr>
-          <w:rPr>
-            <w:color w:val="0000EE"/>
-            <w:u w:val="single"/>
-          </w:rPr>
-          <w:t>Os 4.1–2</w:t>
-        </w:r>
-      </w:hyperlink>
-      <w:r>
-        <w:rPr>
-          <w:lang w:val="fr_FR" w:bidi="fr_FR"/>
-        </w:rPr>
-        <w:t xml:space="preserve"> ; voir </w:t>
-      </w:r>
-      <w:hyperlink r:id="rId798">
-        <w:r>
-          <w:rPr>
-            <w:lang w:val="fr_FR" w:bidi="fr_FR"/>
-          </w:rPr>
-          <w:rPr>
-            <w:color w:val="0000EE"/>
-            <w:u w:val="single"/>
-          </w:rPr>
-          <w:t>Ex 20.1–17</w:t>
-        </w:r>
-      </w:hyperlink>
-      <w:r>
-        <w:rPr>
-          <w:lang w:val="fr_FR" w:bidi="fr_FR"/>
-        </w:rPr>
-        <w:t>). Le peuple ignorait la parole de Dieu en raison de son indifférence et de la tromperie des prêtres (</w:t>
-      </w:r>
-      <w:hyperlink r:id="rId799">
-        <w:r>
-          <w:rPr>
-            <w:lang w:val="fr_FR" w:bidi="fr_FR"/>
-          </w:rPr>
-          <w:rPr>
-            <w:color w:val="0000EE"/>
-            <w:u w:val="single"/>
-          </w:rPr>
-          <w:t>Os 4.6–9</w:t>
-        </w:r>
-      </w:hyperlink>
-      <w:r>
-        <w:rPr>
-          <w:lang w:val="fr_FR" w:bidi="fr_FR"/>
-        </w:rPr>
-        <w:t xml:space="preserve"> ; voir </w:t>
-      </w:r>
-      <w:hyperlink r:id="rId800">
-        <w:r>
-          <w:rPr>
-            <w:lang w:val="fr_FR" w:bidi="fr_FR"/>
-          </w:rPr>
-          <w:rPr>
-            <w:color w:val="0000EE"/>
-            <w:u w:val="single"/>
-          </w:rPr>
-          <w:t>Es 5.13</w:t>
-        </w:r>
-      </w:hyperlink>
-      <w:r>
-        <w:rPr>
-          <w:lang w:val="fr_FR" w:bidi="fr_FR"/>
-        </w:rPr>
-        <w:t xml:space="preserve"> ; </w:t>
-      </w:r>
-      <w:hyperlink r:id="rId801">
-        <w:r>
-          <w:rPr>
-            <w:lang w:val="fr_FR" w:bidi="fr_FR"/>
-          </w:rPr>
-          <w:rPr>
-            <w:color w:val="0000EE"/>
-            <w:u w:val="single"/>
-          </w:rPr>
-          <w:t>Am 8.11–12</w:t>
-        </w:r>
-      </w:hyperlink>
-      <w:r>
-        <w:rPr>
-          <w:lang w:val="fr_FR" w:bidi="fr_FR"/>
-        </w:rPr>
-        <w:t xml:space="preserve"> ; </w:t>
-      </w:r>
-      <w:hyperlink r:id="rId802">
-        <w:r>
-          <w:rPr>
-            <w:lang w:val="fr_FR" w:bidi="fr_FR"/>
-          </w:rPr>
-          <w:rPr>
-            <w:color w:val="0000EE"/>
-            <w:u w:val="single"/>
-          </w:rPr>
-          <w:t>So 1.6</w:t>
-        </w:r>
-      </w:hyperlink>
-      <w:r>
-        <w:rPr>
-          <w:lang w:val="fr_FR" w:bidi="fr_FR"/>
-        </w:rPr>
-        <w:t>). Israël suivait des dirigeants spirituels corrompus tout comme leurs rois suivaient les voies corrompues des anciens dirigeants (</w:t>
-      </w:r>
-      <w:hyperlink r:id="rId803">
-        <w:r>
-          <w:rPr>
-            <w:lang w:val="fr_FR" w:bidi="fr_FR"/>
-          </w:rPr>
-          <w:rPr>
-            <w:color w:val="0000EE"/>
-            <w:u w:val="single"/>
-          </w:rPr>
-          <w:t>Os 4.9</w:t>
-        </w:r>
-      </w:hyperlink>
-      <w:r>
-        <w:rPr>
-          <w:lang w:val="fr_FR" w:bidi="fr_FR"/>
-        </w:rPr>
-        <w:t>). Au lieu de la parole de Dieu, Israël cherchait conseil auprès des idoles et de la divination (</w:t>
-      </w:r>
-      <w:hyperlink r:id="rId804">
-        <w:r>
-          <w:rPr>
-            <w:lang w:val="fr_FR" w:bidi="fr_FR"/>
-          </w:rPr>
-          <w:rPr>
-            <w:color w:val="0000EE"/>
-            <w:u w:val="single"/>
-          </w:rPr>
-          <w:t>Os 4.12–13</w:t>
-        </w:r>
-      </w:hyperlink>
-      <w:r>
-        <w:rPr>
-          <w:lang w:val="fr_FR" w:bidi="fr_FR"/>
-        </w:rPr>
-        <w:t>). Enfin, Israël a perdu son identité sacerdotale (</w:t>
-      </w:r>
-      <w:hyperlink r:id="rId805">
-        <w:r>
-          <w:rPr>
-            <w:lang w:val="fr_FR" w:bidi="fr_FR"/>
-          </w:rPr>
-          <w:rPr>
-            <w:color w:val="0000EE"/>
-            <w:u w:val="single"/>
-          </w:rPr>
-          <w:t>Os 4.6</w:t>
-        </w:r>
-      </w:hyperlink>
-      <w:r>
-        <w:rPr>
-          <w:lang w:val="fr_FR" w:bidi="fr_FR"/>
-        </w:rPr>
-        <w:t xml:space="preserve"> ; voir </w:t>
-      </w:r>
-      <w:hyperlink r:id="rId806">
-        <w:r>
-          <w:rPr>
-            <w:lang w:val="fr_FR" w:bidi="fr_FR"/>
-          </w:rPr>
-          <w:rPr>
-            <w:color w:val="0000EE"/>
-            <w:u w:val="single"/>
-          </w:rPr>
-          <w:t>Ex 19.6</w:t>
-        </w:r>
-      </w:hyperlink>
-      <w:r>
-        <w:rPr>
-          <w:lang w:val="fr_FR" w:bidi="fr_FR"/>
-        </w:rPr>
-        <w:t>) car les prêtres étaient principalement responsables de l'éloignement de la nation de la foi (</w:t>
-      </w:r>
-      <w:hyperlink r:id="rId807">
-        <w:r>
-          <w:rPr>
-            <w:lang w:val="fr_FR" w:bidi="fr_FR"/>
-          </w:rPr>
-          <w:rPr>
-            <w:color w:val="0000EE"/>
-            <w:u w:val="single"/>
-          </w:rPr>
-          <w:t>Os 5.1</w:t>
-        </w:r>
-      </w:hyperlink>
-      <w:r>
-        <w:rPr>
-          <w:lang w:val="fr_FR" w:bidi="fr_FR"/>
-        </w:rPr>
-        <w:t>).</w:t>
-      </w:r>
-    </w:p>
-    <w:p>
-      <w:pPr>
-        <w:pStyle w:val="Heading4"/>
-      </w:pPr>
-      <w:r>
-        <w:rPr>
-          <w:lang w:val="fr_FR" w:bidi="fr_FR"/>
-        </w:rPr>
-        <w:t>Chapitres 5–6</w:t>
-      </w:r>
-    </w:p>
-    <w:p>
-      <w:pPr/>
-      <w:r>
-        <w:rPr>
-          <w:lang w:val="fr_FR" w:bidi="fr_FR"/>
-        </w:rPr>
-      </w:r>
-      <w:r>
-        <w:rPr>
-          <w:lang w:val="fr_FR" w:bidi="fr_FR"/>
-        </w:rPr>
-        <w:t>Après avoir présenté son plaidoyer contre le royaume du Nord, Dieu donne un avertissement (</w:t>
-      </w:r>
-      <w:hyperlink r:id="rId808">
-        <w:r>
-          <w:rPr>
-            <w:lang w:val="fr_FR" w:bidi="fr_FR"/>
-          </w:rPr>
-          <w:rPr>
-            <w:color w:val="0000EE"/>
-            <w:u w:val="single"/>
-          </w:rPr>
-          <w:t>Os 5.8–14</w:t>
-        </w:r>
-      </w:hyperlink>
-      <w:r>
-        <w:rPr>
-          <w:lang w:val="fr_FR" w:bidi="fr_FR"/>
-        </w:rPr>
-        <w:t>). La trompette sonnera dans les collines de Benjamin (</w:t>
-      </w:r>
-      <w:hyperlink r:id="rId809">
-        <w:r>
-          <w:rPr>
-            <w:lang w:val="fr_FR" w:bidi="fr_FR"/>
-          </w:rPr>
-          <w:rPr>
-            <w:color w:val="0000EE"/>
-            <w:u w:val="single"/>
-          </w:rPr>
-          <w:t>Os 5.8</w:t>
-        </w:r>
-      </w:hyperlink>
-      <w:r>
-        <w:rPr>
-          <w:lang w:val="fr_FR" w:bidi="fr_FR"/>
-        </w:rPr>
-        <w:t>), la région entre Israël et Juda. L'alarme qui y retentira indiquera qu'Israël est envahi et que Juda est en danger (</w:t>
-      </w:r>
-      <w:hyperlink r:id="rId810">
-        <w:r>
-          <w:rPr>
-            <w:lang w:val="fr_FR" w:bidi="fr_FR"/>
-          </w:rPr>
-          <w:rPr>
-            <w:color w:val="0000EE"/>
-            <w:u w:val="single"/>
-          </w:rPr>
-          <w:t>Os 5.9–12</w:t>
-        </w:r>
-      </w:hyperlink>
-      <w:r>
-        <w:rPr>
-          <w:lang w:val="fr_FR" w:bidi="fr_FR"/>
-        </w:rPr>
-        <w:t>). Le royaume du Nord s'appuyait sur des commandements humains, et non sur ceux de Dieu (</w:t>
-      </w:r>
-      <w:hyperlink r:id="rId811">
-        <w:r>
-          <w:rPr>
-            <w:lang w:val="fr_FR" w:bidi="fr_FR"/>
-          </w:rPr>
-          <w:rPr>
-            <w:color w:val="0000EE"/>
-            <w:u w:val="single"/>
-          </w:rPr>
-          <w:t>Os 5.11</w:t>
-        </w:r>
-      </w:hyperlink>
-      <w:r>
-        <w:rPr>
-          <w:lang w:val="fr_FR" w:bidi="fr_FR"/>
-        </w:rPr>
-        <w:t>). Israël a cherché de l'aide auprès de l'Assyrie mais a fait face à la trahison et à la défaite (</w:t>
-      </w:r>
-      <w:hyperlink r:id="rId762">
-        <w:r>
-          <w:rPr>
-            <w:lang w:val="fr_FR" w:bidi="fr_FR"/>
-          </w:rPr>
-          <w:rPr>
-            <w:color w:val="0000EE"/>
-            <w:u w:val="single"/>
-          </w:rPr>
-          <w:t>Os 5.13</w:t>
-        </w:r>
-      </w:hyperlink>
-      <w:r>
-        <w:rPr>
-          <w:lang w:val="fr_FR" w:bidi="fr_FR"/>
-        </w:rPr>
-        <w:t>). Dans cette prophétie concernant la chute d'Israël aux mains des Assyriens en 722 av. J.‑C., Osée dépeint Dieu comme le justicier ultime (</w:t>
-      </w:r>
-      <w:hyperlink r:id="rId812">
-        <w:r>
-          <w:rPr>
-            <w:lang w:val="fr_FR" w:bidi="fr_FR"/>
-          </w:rPr>
-          <w:rPr>
-            <w:color w:val="0000EE"/>
-            <w:u w:val="single"/>
-          </w:rPr>
-          <w:t>Os 5.14</w:t>
-        </w:r>
-      </w:hyperlink>
-      <w:r>
-        <w:rPr>
-          <w:lang w:val="fr_FR" w:bidi="fr_FR"/>
-        </w:rPr>
-        <w:t>).</w:t>
-      </w:r>
-    </w:p>
-    <w:p>
-      <w:pPr/>
-      <w:r>
-        <w:rPr>
-          <w:lang w:val="fr_FR" w:bidi="fr_FR"/>
-        </w:rPr>
-      </w:r>
-      <w:r>
-        <w:rPr>
-          <w:lang w:val="fr_FR" w:bidi="fr_FR"/>
-        </w:rPr>
-        <w:t>Dieu appelle à la repentance juste après avoir révélé la punition (</w:t>
-      </w:r>
-      <w:hyperlink r:id="rId813">
-        <w:r>
-          <w:rPr>
-            <w:lang w:val="fr_FR" w:bidi="fr_FR"/>
-          </w:rPr>
-          <w:rPr>
-            <w:color w:val="0000EE"/>
-            <w:u w:val="single"/>
-          </w:rPr>
-          <w:t>Os 5.15–6.3</w:t>
-        </w:r>
-      </w:hyperlink>
-      <w:r>
-        <w:rPr>
-          <w:lang w:val="fr_FR" w:bidi="fr_FR"/>
-        </w:rPr>
-        <w:t xml:space="preserve"> ; la division du chapitre ici n'est pas idéale car </w:t>
-      </w:r>
-      <w:hyperlink r:id="rId814">
-        <w:r>
-          <w:rPr>
-            <w:lang w:val="fr_FR" w:bidi="fr_FR"/>
-          </w:rPr>
-          <w:rPr>
-            <w:color w:val="0000EE"/>
-            <w:u w:val="single"/>
-          </w:rPr>
-          <w:t>Osée 6.1–3</w:t>
-        </w:r>
-      </w:hyperlink>
-      <w:r>
-        <w:rPr>
-          <w:lang w:val="fr_FR" w:bidi="fr_FR"/>
-        </w:rPr>
-        <w:t xml:space="preserve"> appartient avec </w:t>
-      </w:r>
-      <w:hyperlink r:id="rId126">
-        <w:r>
-          <w:rPr>
-            <w:lang w:val="fr_FR" w:bidi="fr_FR"/>
-          </w:rPr>
-          <w:rPr>
-            <w:color w:val="0000EE"/>
-            <w:u w:val="single"/>
-          </w:rPr>
-          <w:t>5.15</w:t>
-        </w:r>
-      </w:hyperlink>
-      <w:r>
-        <w:rPr>
-          <w:lang w:val="fr_FR" w:bidi="fr_FR"/>
-        </w:rPr>
-        <w:t xml:space="preserve">). L'appel à revenir à Yahvé pourrait refléter la réponse personnelle d'Osée à la révélation. Cependant, il est préférable de voir </w:t>
-      </w:r>
-      <w:hyperlink r:id="rId814">
-        <w:r>
-          <w:rPr>
-            <w:lang w:val="fr_FR" w:bidi="fr_FR"/>
-          </w:rPr>
-          <w:rPr>
-            <w:color w:val="0000EE"/>
-            <w:u w:val="single"/>
-          </w:rPr>
-          <w:t>Osée 6.1–3</w:t>
-        </w:r>
-      </w:hyperlink>
-      <w:r>
-        <w:rPr>
-          <w:lang w:val="fr_FR" w:bidi="fr_FR"/>
-        </w:rPr>
-        <w:t xml:space="preserve"> comme les paroles du reste futur lors de son retour. L'Assyrie n'a pas offert de guérison, à l'instar des autres nations. Dieu, lui, guérira Israël spirituellement, politiquement et physiquement (</w:t>
-      </w:r>
-      <w:hyperlink r:id="rId815">
-        <w:r>
-          <w:rPr>
-            <w:lang w:val="fr_FR" w:bidi="fr_FR"/>
-          </w:rPr>
-          <w:rPr>
-            <w:color w:val="0000EE"/>
-            <w:u w:val="single"/>
-          </w:rPr>
-          <w:t>Os 6.1</w:t>
-        </w:r>
-      </w:hyperlink>
-      <w:r>
-        <w:rPr>
-          <w:lang w:val="fr_FR" w:bidi="fr_FR"/>
-        </w:rPr>
-        <w:t xml:space="preserve"> ; voir aussi </w:t>
-      </w:r>
-      <w:hyperlink r:id="rId816">
-        <w:r>
-          <w:rPr>
-            <w:lang w:val="fr_FR" w:bidi="fr_FR"/>
-          </w:rPr>
-          <w:rPr>
-            <w:color w:val="0000EE"/>
-            <w:u w:val="single"/>
-          </w:rPr>
-          <w:t>Ex 15.26</w:t>
-        </w:r>
-      </w:hyperlink>
-      <w:r>
-        <w:rPr>
-          <w:lang w:val="fr_FR" w:bidi="fr_FR"/>
-        </w:rPr>
-        <w:t xml:space="preserve"> ; </w:t>
-      </w:r>
-      <w:hyperlink r:id="rId817">
-        <w:r>
-          <w:rPr>
-            <w:lang w:val="fr_FR" w:bidi="fr_FR"/>
-          </w:rPr>
-          <w:rPr>
-            <w:color w:val="0000EE"/>
-            <w:u w:val="single"/>
-          </w:rPr>
-          <w:t>Dt 32.39</w:t>
-        </w:r>
-      </w:hyperlink>
-      <w:r>
-        <w:rPr>
-          <w:lang w:val="fr_FR" w:bidi="fr_FR"/>
-        </w:rPr>
-        <w:t xml:space="preserve"> ; </w:t>
-      </w:r>
-      <w:hyperlink r:id="rId818">
-        <w:r>
-          <w:rPr>
-            <w:lang w:val="fr_FR" w:bidi="fr_FR"/>
-          </w:rPr>
-          <w:rPr>
-            <w:color w:val="0000EE"/>
-            <w:u w:val="single"/>
-          </w:rPr>
-          <w:t>Es 53.5</w:t>
-        </w:r>
-      </w:hyperlink>
-      <w:r>
-        <w:rPr>
-          <w:lang w:val="fr_FR" w:bidi="fr_FR"/>
-        </w:rPr>
-        <w:t xml:space="preserve"> ; </w:t>
-      </w:r>
-      <w:hyperlink r:id="rId727">
-        <w:r>
-          <w:rPr>
-            <w:lang w:val="fr_FR" w:bidi="fr_FR"/>
-          </w:rPr>
-          <w:rPr>
-            <w:color w:val="0000EE"/>
-            <w:u w:val="single"/>
-          </w:rPr>
-          <w:t>Ez 37.1–14</w:t>
-        </w:r>
-      </w:hyperlink>
-      <w:r>
-        <w:rPr>
-          <w:lang w:val="fr_FR" w:bidi="fr_FR"/>
-        </w:rPr>
-        <w:t xml:space="preserve"> ; </w:t>
-      </w:r>
-      <w:hyperlink r:id="rId819">
-        <w:r>
-          <w:rPr>
-            <w:lang w:val="fr_FR" w:bidi="fr_FR"/>
-          </w:rPr>
-          <w:rPr>
-            <w:color w:val="0000EE"/>
-            <w:u w:val="single"/>
-          </w:rPr>
-          <w:t>Ml 4.2</w:t>
-        </w:r>
-      </w:hyperlink>
-      <w:r>
-        <w:rPr>
-          <w:lang w:val="fr_FR" w:bidi="fr_FR"/>
-        </w:rPr>
-        <w:t>).</w:t>
-      </w:r>
-    </w:p>
-    <w:p>
-      <w:pPr/>
-      <w:r>
-        <w:rPr>
-          <w:lang w:val="fr_FR" w:bidi="fr_FR"/>
-        </w:rPr>
-      </w:r>
-      <w:r>
-        <w:rPr>
-          <w:lang w:val="fr_FR" w:bidi="fr_FR"/>
-        </w:rPr>
-        <w:t>Après avoir appelé à la repentance, Dieu se concentre à nouveau sur Israël (</w:t>
-      </w:r>
-      <w:hyperlink r:id="rId820">
-        <w:r>
-          <w:rPr>
-            <w:lang w:val="fr_FR" w:bidi="fr_FR"/>
-          </w:rPr>
-          <w:rPr>
-            <w:color w:val="0000EE"/>
-            <w:u w:val="single"/>
-          </w:rPr>
-          <w:t>Os 6.4–11</w:t>
-        </w:r>
-      </w:hyperlink>
-      <w:r>
-        <w:rPr>
-          <w:lang w:val="fr_FR" w:bidi="fr_FR"/>
-        </w:rPr>
-        <w:t xml:space="preserve"> ; voir aussi </w:t>
-      </w:r>
-      <w:hyperlink r:id="rId747">
-        <w:r>
-          <w:rPr>
-            <w:lang w:val="fr_FR" w:bidi="fr_FR"/>
-          </w:rPr>
-          <w:rPr>
-            <w:color w:val="0000EE"/>
-            <w:u w:val="single"/>
-          </w:rPr>
-          <w:t>4.15</w:t>
-        </w:r>
-      </w:hyperlink>
-      <w:r>
-        <w:rPr>
-          <w:lang w:val="fr_FR" w:bidi="fr_FR"/>
-        </w:rPr>
-        <w:t>). Israël s'est détourné de son créateur et a désobéi à son message (</w:t>
-      </w:r>
-      <w:hyperlink r:id="rId821">
-        <w:r>
-          <w:rPr>
-            <w:lang w:val="fr_FR" w:bidi="fr_FR"/>
-          </w:rPr>
-          <w:rPr>
-            <w:color w:val="0000EE"/>
-            <w:u w:val="single"/>
-          </w:rPr>
-          <w:t>Os 6.7</w:t>
-        </w:r>
-      </w:hyperlink>
-      <w:r>
-        <w:rPr>
-          <w:lang w:val="fr_FR" w:bidi="fr_FR"/>
-        </w:rPr>
-        <w:t>). Galaad n'est qu'un exemple de la nature violente d'Israël (</w:t>
-      </w:r>
-      <w:hyperlink r:id="rId767">
-        <w:r>
-          <w:rPr>
-            <w:lang w:val="fr_FR" w:bidi="fr_FR"/>
-          </w:rPr>
-          <w:rPr>
-            <w:color w:val="0000EE"/>
-            <w:u w:val="single"/>
-          </w:rPr>
-          <w:t>Os 6.8</w:t>
-        </w:r>
-      </w:hyperlink>
-      <w:r>
-        <w:rPr>
-          <w:lang w:val="fr_FR" w:bidi="fr_FR"/>
-        </w:rPr>
-        <w:t>). Même les prêtres sont connus pour leur violence (</w:t>
-      </w:r>
-      <w:hyperlink r:id="rId822">
-        <w:r>
-          <w:rPr>
-            <w:lang w:val="fr_FR" w:bidi="fr_FR"/>
-          </w:rPr>
-          <w:rPr>
-            <w:color w:val="0000EE"/>
-            <w:u w:val="single"/>
-          </w:rPr>
-          <w:t>Os 6.9</w:t>
-        </w:r>
-      </w:hyperlink>
-      <w:r>
-        <w:rPr>
-          <w:lang w:val="fr_FR" w:bidi="fr_FR"/>
-        </w:rPr>
-        <w:t xml:space="preserve"> ; voir aussi </w:t>
-      </w:r>
-      <w:hyperlink r:id="rId823">
-        <w:r>
-          <w:rPr>
-            <w:lang w:val="fr_FR" w:bidi="fr_FR"/>
-          </w:rPr>
-          <w:rPr>
-            <w:color w:val="0000EE"/>
-            <w:u w:val="single"/>
-          </w:rPr>
-          <w:t>1S 2.12–17</w:t>
-        </w:r>
-      </w:hyperlink>
-      <w:r>
-        <w:rPr>
-          <w:lang w:val="fr_FR" w:bidi="fr_FR"/>
-        </w:rPr>
-        <w:t xml:space="preserve"> ; </w:t>
-      </w:r>
-      <w:hyperlink r:id="rId824">
-        <w:r>
-          <w:rPr>
-            <w:lang w:val="fr_FR" w:bidi="fr_FR"/>
-          </w:rPr>
-          <w:rPr>
-            <w:color w:val="0000EE"/>
-            <w:u w:val="single"/>
-          </w:rPr>
-          <w:t>Jr 5.31</w:t>
-        </w:r>
-      </w:hyperlink>
-      <w:r>
-        <w:rPr>
-          <w:lang w:val="fr_FR" w:bidi="fr_FR"/>
-        </w:rPr>
-        <w:t>). Le péché d'Israël est « horrible » (</w:t>
-      </w:r>
-      <w:hyperlink r:id="rId825">
-        <w:r>
-          <w:rPr>
-            <w:lang w:val="fr_FR" w:bidi="fr_FR"/>
-          </w:rPr>
-          <w:rPr>
-            <w:color w:val="0000EE"/>
-            <w:u w:val="single"/>
-          </w:rPr>
-          <w:t>Os 6.10</w:t>
-        </w:r>
-      </w:hyperlink>
-      <w:r>
-        <w:rPr>
-          <w:lang w:val="fr_FR" w:bidi="fr_FR"/>
-        </w:rPr>
-        <w:t>).</w:t>
-      </w:r>
-    </w:p>
-    <w:p>
-      <w:pPr>
-        <w:pStyle w:val="Heading4"/>
-      </w:pPr>
-      <w:r>
-        <w:rPr>
-          <w:lang w:val="fr_FR" w:bidi="fr_FR"/>
-        </w:rPr>
-        <w:t>Chapitre 7</w:t>
-      </w:r>
-    </w:p>
-    <w:p>
-      <w:pPr/>
-      <w:r>
-        <w:rPr>
-          <w:lang w:val="fr_FR" w:bidi="fr_FR"/>
-        </w:rPr>
-      </w:r>
-      <w:hyperlink r:id="rId826">
-        <w:r>
-          <w:rPr>
-            <w:lang w:val="fr_FR" w:bidi="fr_FR"/>
-          </w:rPr>
-          <w:rPr>
-            <w:color w:val="0000EE"/>
-            <w:u w:val="single"/>
-          </w:rPr>
-          <w:t>Osée 7</w:t>
-        </w:r>
-      </w:hyperlink>
-      <w:r>
-        <w:rPr>
-          <w:lang w:val="fr_FR" w:bidi="fr_FR"/>
-        </w:rPr>
-        <w:t xml:space="preserve"> présente les réflexions finales de Dieu sur Israël. À chaque fois que Dieu cherche à amener Israël à la repentance, il ne fait que révéler davantage leur péché (</w:t>
-      </w:r>
-      <w:hyperlink r:id="rId827">
-        <w:r>
-          <w:rPr>
-            <w:lang w:val="fr_FR" w:bidi="fr_FR"/>
-          </w:rPr>
-          <w:rPr>
-            <w:color w:val="0000EE"/>
-            <w:u w:val="single"/>
-          </w:rPr>
-          <w:t>Os 7.1</w:t>
-        </w:r>
-      </w:hyperlink>
-      <w:r>
-        <w:rPr>
-          <w:lang w:val="fr_FR" w:bidi="fr_FR"/>
-        </w:rPr>
-        <w:t>). Ils pensent pouvoir pécher sans que Dieu ne le remarque (</w:t>
-      </w:r>
-      <w:hyperlink r:id="rId828">
-        <w:r>
-          <w:rPr>
-            <w:lang w:val="fr_FR" w:bidi="fr_FR"/>
-          </w:rPr>
-          <w:rPr>
-            <w:color w:val="0000EE"/>
-            <w:u w:val="single"/>
-          </w:rPr>
-          <w:t>Os 7.2</w:t>
-        </w:r>
-      </w:hyperlink>
-      <w:r>
-        <w:rPr>
-          <w:lang w:val="fr_FR" w:bidi="fr_FR"/>
-        </w:rPr>
-        <w:t xml:space="preserve"> ; voir aussi </w:t>
-      </w:r>
-      <w:hyperlink r:id="rId829">
-        <w:r>
-          <w:rPr>
-            <w:lang w:val="fr_FR" w:bidi="fr_FR"/>
-          </w:rPr>
-          <w:rPr>
-            <w:color w:val="0000EE"/>
-            <w:u w:val="single"/>
-          </w:rPr>
-          <w:t>Ps 90.8</w:t>
-        </w:r>
-      </w:hyperlink>
-      <w:r>
-        <w:rPr>
-          <w:lang w:val="fr_FR" w:bidi="fr_FR"/>
-        </w:rPr>
-        <w:t xml:space="preserve"> ; </w:t>
-      </w:r>
-      <w:hyperlink r:id="rId830">
-        <w:r>
-          <w:rPr>
-            <w:lang w:val="fr_FR" w:bidi="fr_FR"/>
-          </w:rPr>
-          <w:rPr>
-            <w:color w:val="0000EE"/>
-            <w:u w:val="single"/>
-          </w:rPr>
-          <w:t>Mt 12.36–37</w:t>
-        </w:r>
-      </w:hyperlink>
-      <w:r>
-        <w:rPr>
-          <w:lang w:val="fr_FR" w:bidi="fr_FR"/>
-        </w:rPr>
-        <w:t>). Leurs dirigeants se réjouissent que le peuple soit aussi méchant que le roi et les chefs (</w:t>
-      </w:r>
-      <w:hyperlink r:id="rId831">
-        <w:r>
-          <w:rPr>
-            <w:lang w:val="fr_FR" w:bidi="fr_FR"/>
-          </w:rPr>
-          <w:rPr>
-            <w:color w:val="0000EE"/>
-            <w:u w:val="single"/>
-          </w:rPr>
-          <w:t>Os 7.3</w:t>
-        </w:r>
-      </w:hyperlink>
-      <w:r>
-        <w:rPr>
-          <w:lang w:val="fr_FR" w:bidi="fr_FR"/>
-        </w:rPr>
-        <w:t>). Tout Israël est connu pour son adultère constant (</w:t>
-      </w:r>
-      <w:hyperlink r:id="rId832">
-        <w:r>
-          <w:rPr>
-            <w:lang w:val="fr_FR" w:bidi="fr_FR"/>
-          </w:rPr>
-          <w:rPr>
-            <w:color w:val="0000EE"/>
-            <w:u w:val="single"/>
-          </w:rPr>
-          <w:t>Os 7.4</w:t>
-        </w:r>
-      </w:hyperlink>
-      <w:r>
-        <w:rPr>
-          <w:lang w:val="fr_FR" w:bidi="fr_FR"/>
-        </w:rPr>
-        <w:t>). Israël ne s'est pas séparé des non-croyants (</w:t>
-      </w:r>
-      <w:hyperlink r:id="rId833">
-        <w:r>
-          <w:rPr>
-            <w:lang w:val="fr_FR" w:bidi="fr_FR"/>
-          </w:rPr>
-          <w:rPr>
-            <w:color w:val="0000EE"/>
-            <w:u w:val="single"/>
-          </w:rPr>
-          <w:t>Os 7.8</w:t>
-        </w:r>
-      </w:hyperlink>
-      <w:r>
-        <w:rPr>
-          <w:lang w:val="fr_FR" w:bidi="fr_FR"/>
-        </w:rPr>
-        <w:t xml:space="preserve"> ; voir aussi </w:t>
-      </w:r>
-      <w:hyperlink r:id="rId834">
-        <w:r>
-          <w:rPr>
-            <w:lang w:val="fr_FR" w:bidi="fr_FR"/>
-          </w:rPr>
-          <w:rPr>
-            <w:color w:val="0000EE"/>
-            <w:u w:val="single"/>
-          </w:rPr>
-          <w:t>Ex 34.12–16</w:t>
-        </w:r>
-      </w:hyperlink>
-      <w:r>
-        <w:rPr>
-          <w:lang w:val="fr_FR" w:bidi="fr_FR"/>
-        </w:rPr>
-        <w:t xml:space="preserve"> ; </w:t>
-      </w:r>
-      <w:hyperlink r:id="rId835">
-        <w:r>
-          <w:rPr>
-            <w:lang w:val="fr_FR" w:bidi="fr_FR"/>
-          </w:rPr>
-          <w:rPr>
-            <w:color w:val="0000EE"/>
-            <w:u w:val="single"/>
-          </w:rPr>
-          <w:t>2Co 6.14–7.1</w:t>
-        </w:r>
-      </w:hyperlink>
-      <w:r>
-        <w:rPr>
-          <w:lang w:val="fr_FR" w:bidi="fr_FR"/>
-        </w:rPr>
-        <w:t xml:space="preserve">). Comme un « gâteau </w:t>
-      </w:r>
-      <w:r>
-        <w:rPr>
-          <w:lang w:val="fr_FR" w:bidi="fr_FR"/>
-        </w:rPr>
-        <w:t>qui n’a pas été retourné</w:t>
-      </w:r>
-      <w:r>
-        <w:rPr>
-          <w:lang w:val="fr_FR" w:bidi="fr_FR"/>
-        </w:rPr>
-        <w:t xml:space="preserve"> » (</w:t>
-      </w:r>
-      <w:hyperlink r:id="rId833">
-        <w:r>
-          <w:rPr>
-            <w:lang w:val="fr_FR" w:bidi="fr_FR"/>
-          </w:rPr>
-          <w:rPr>
-            <w:color w:val="0000EE"/>
-            <w:u w:val="single"/>
-          </w:rPr>
-          <w:t>Os 7.8</w:t>
-        </w:r>
-      </w:hyperlink>
-      <w:r>
-        <w:rPr>
-          <w:lang w:val="fr_FR" w:bidi="fr_FR"/>
-        </w:rPr>
-        <w:t>), Israël n'est équilibré ni spirituellement, ni politiquement, avec une face trop cuite et une autre trop crue.</w:t>
-      </w:r>
-    </w:p>
-    <w:p>
-      <w:pPr/>
-      <w:r>
-        <w:rPr>
-          <w:lang w:val="fr_FR" w:bidi="fr_FR"/>
-        </w:rPr>
-      </w:r>
-      <w:r>
-        <w:rPr>
-          <w:lang w:val="fr_FR" w:bidi="fr_FR"/>
-        </w:rPr>
-        <w:t xml:space="preserve">En ce qui concerne les affaires étrangères, Israël se déplaçait entre l'Égypte et l'Assyrie « </w:t>
-      </w:r>
-      <w:r>
-        <w:rPr>
-          <w:lang w:val="fr_FR" w:bidi="fr_FR"/>
-        </w:rPr>
-        <w:t>comme une colombe stupide, sans intelligence</w:t>
-      </w:r>
-      <w:r>
-        <w:rPr>
-          <w:lang w:val="fr_FR" w:bidi="fr_FR"/>
-        </w:rPr>
-        <w:t xml:space="preserve"> » sans comprendre (</w:t>
-      </w:r>
-      <w:hyperlink r:id="rId562">
-        <w:r>
-          <w:rPr>
-            <w:lang w:val="fr_FR" w:bidi="fr_FR"/>
-          </w:rPr>
-          <w:rPr>
-            <w:color w:val="0000EE"/>
-            <w:u w:val="single"/>
-          </w:rPr>
-          <w:t>Os 7.11</w:t>
-        </w:r>
-      </w:hyperlink>
-      <w:r>
-        <w:rPr>
-          <w:lang w:val="fr_FR" w:bidi="fr_FR"/>
-        </w:rPr>
-        <w:t>). Ils ne cherchaient pas conseil auprès du Seigneur lorsque c'était nécessaire, mais comptaient sur les puissances du monde. Leur manque de foi en Yahvé et leur échec à se séparer du péché conduiront à la discipline de Dieu (</w:t>
-      </w:r>
-      <w:hyperlink r:id="rId836">
-        <w:r>
-          <w:rPr>
-            <w:lang w:val="fr_FR" w:bidi="fr_FR"/>
-          </w:rPr>
-          <w:rPr>
-            <w:color w:val="0000EE"/>
-            <w:u w:val="single"/>
-          </w:rPr>
-          <w:t>Os 7.12</w:t>
-        </w:r>
-      </w:hyperlink>
-      <w:r>
-        <w:rPr>
-          <w:lang w:val="fr_FR" w:bidi="fr_FR"/>
-        </w:rPr>
-        <w:t xml:space="preserve"> ; voir aussi </w:t>
-      </w:r>
-      <w:hyperlink r:id="rId837">
-        <w:r>
-          <w:rPr>
-            <w:lang w:val="fr_FR" w:bidi="fr_FR"/>
-          </w:rPr>
-          <w:rPr>
-            <w:color w:val="0000EE"/>
-            <w:u w:val="single"/>
-          </w:rPr>
-          <w:t>1Co 11.32</w:t>
-        </w:r>
-      </w:hyperlink>
-      <w:r>
-        <w:rPr>
-          <w:lang w:val="fr_FR" w:bidi="fr_FR"/>
-        </w:rPr>
-        <w:t xml:space="preserve"> ; </w:t>
-      </w:r>
-      <w:hyperlink r:id="rId838">
-        <w:r>
-          <w:rPr>
-            <w:lang w:val="fr_FR" w:bidi="fr_FR"/>
-          </w:rPr>
-          <w:rPr>
-            <w:color w:val="0000EE"/>
-            <w:u w:val="single"/>
-          </w:rPr>
-          <w:t>Hé 12.5–15</w:t>
-        </w:r>
-      </w:hyperlink>
-      <w:r>
-        <w:rPr>
-          <w:lang w:val="fr_FR" w:bidi="fr_FR"/>
-        </w:rPr>
-        <w:t>).</w:t>
-      </w:r>
-    </w:p>
-    <w:p>
-      <w:pPr>
-        <w:pStyle w:val="Heading4"/>
-      </w:pPr>
-      <w:r>
-        <w:rPr>
-          <w:lang w:val="fr_FR" w:bidi="fr_FR"/>
-        </w:rPr>
-        <w:t>Chapitre 8</w:t>
-      </w:r>
-    </w:p>
-    <w:p>
-      <w:pPr/>
-      <w:r>
-        <w:rPr>
-          <w:lang w:val="fr_FR" w:bidi="fr_FR"/>
-        </w:rPr>
-      </w:r>
-      <w:hyperlink r:id="rId839">
-        <w:r>
-          <w:rPr>
-            <w:lang w:val="fr_FR" w:bidi="fr_FR"/>
-          </w:rPr>
-          <w:rPr>
-            <w:color w:val="0000EE"/>
-            <w:u w:val="single"/>
-          </w:rPr>
-          <w:t>Osée 8</w:t>
-        </w:r>
-      </w:hyperlink>
-      <w:r>
-        <w:rPr>
-          <w:lang w:val="fr_FR" w:bidi="fr_FR"/>
-        </w:rPr>
-        <w:t xml:space="preserve"> aborde le jugement d'Israël (voir </w:t>
-      </w:r>
-      <w:hyperlink r:id="rId840">
-        <w:r>
-          <w:rPr>
-            <w:lang w:val="fr_FR" w:bidi="fr_FR"/>
-          </w:rPr>
-          <w:rPr>
-            <w:color w:val="0000EE"/>
-            <w:u w:val="single"/>
-          </w:rPr>
-          <w:t>Os 8.7</w:t>
-        </w:r>
-      </w:hyperlink>
-      <w:r>
-        <w:rPr>
-          <w:lang w:val="fr_FR" w:bidi="fr_FR"/>
-        </w:rPr>
-        <w:t>). Une alarme avertit le peuple de l'approche des Assyriens (</w:t>
-      </w:r>
-      <w:hyperlink r:id="rId475">
-        <w:r>
-          <w:rPr>
-            <w:lang w:val="fr_FR" w:bidi="fr_FR"/>
-          </w:rPr>
-          <w:rPr>
-            <w:color w:val="0000EE"/>
-            <w:u w:val="single"/>
-          </w:rPr>
-          <w:t>Os 8.1</w:t>
-        </w:r>
-      </w:hyperlink>
-      <w:r>
-        <w:rPr>
-          <w:lang w:val="fr_FR" w:bidi="fr_FR"/>
-        </w:rPr>
-        <w:t xml:space="preserve"> ; voir aussi </w:t>
-      </w:r>
-      <w:hyperlink r:id="rId841">
-        <w:r>
-          <w:rPr>
-            <w:lang w:val="fr_FR" w:bidi="fr_FR"/>
-          </w:rPr>
-          <w:rPr>
-            <w:color w:val="0000EE"/>
-            <w:u w:val="single"/>
-          </w:rPr>
-          <w:t>Ez 17.2–21</w:t>
-        </w:r>
-      </w:hyperlink>
-      <w:r>
-        <w:rPr>
-          <w:lang w:val="fr_FR" w:bidi="fr_FR"/>
-        </w:rPr>
-        <w:t>). Les Assyriens attaqueront Israël (</w:t>
-      </w:r>
-      <w:hyperlink r:id="rId475">
-        <w:r>
-          <w:rPr>
-            <w:lang w:val="fr_FR" w:bidi="fr_FR"/>
-          </w:rPr>
-          <w:rPr>
-            <w:color w:val="0000EE"/>
-            <w:u w:val="single"/>
-          </w:rPr>
-          <w:t>Os 8.1</w:t>
-        </w:r>
-      </w:hyperlink>
-      <w:r>
-        <w:rPr>
-          <w:lang w:val="fr_FR" w:bidi="fr_FR"/>
-        </w:rPr>
-        <w:t xml:space="preserve">) parce qu'Israël a rompu l'alliance du Sinaï (voir </w:t>
-      </w:r>
-      <w:hyperlink r:id="rId842">
-        <w:r>
-          <w:rPr>
-            <w:lang w:val="fr_FR" w:bidi="fr_FR"/>
-          </w:rPr>
-          <w:rPr>
-            <w:color w:val="0000EE"/>
-            <w:u w:val="single"/>
-          </w:rPr>
-          <w:t>Dt 27.9–29.29</w:t>
-        </w:r>
-      </w:hyperlink>
-      <w:r>
-        <w:rPr>
-          <w:lang w:val="fr_FR" w:bidi="fr_FR"/>
-        </w:rPr>
-        <w:t xml:space="preserve">) et a désobéi à la loi de Moïse. Israël crie faussement à Dieu pour obtenir de l'aide contre la punition (voir </w:t>
-      </w:r>
-      <w:hyperlink r:id="rId843">
-        <w:r>
-          <w:rPr>
-            <w:lang w:val="fr_FR" w:bidi="fr_FR"/>
-          </w:rPr>
-          <w:rPr>
-            <w:color w:val="0000EE"/>
-            <w:u w:val="single"/>
-          </w:rPr>
-          <w:t>Es 10.5</w:t>
-        </w:r>
-      </w:hyperlink>
-      <w:r>
-        <w:rPr>
-          <w:lang w:val="fr_FR" w:bidi="fr_FR"/>
-        </w:rPr>
-        <w:t>), mais Dieu ne répond pas, et l'Assyrie continue de poursuivre les dix tribus (</w:t>
-      </w:r>
-      <w:hyperlink r:id="rId844">
-        <w:r>
-          <w:rPr>
-            <w:lang w:val="fr_FR" w:bidi="fr_FR"/>
-          </w:rPr>
-          <w:rPr>
-            <w:color w:val="0000EE"/>
-            <w:u w:val="single"/>
-          </w:rPr>
-          <w:t>Os 8.2–3</w:t>
-        </w:r>
-      </w:hyperlink>
-      <w:r>
-        <w:rPr>
-          <w:lang w:val="fr_FR" w:bidi="fr_FR"/>
-        </w:rPr>
-        <w:t>). D'autres raisons du jugement de Dieu incluent la nomination de rois sans la conduite de Dieu (</w:t>
-      </w:r>
-      <w:hyperlink r:id="rId845">
-        <w:r>
-          <w:rPr>
-            <w:lang w:val="fr_FR" w:bidi="fr_FR"/>
-          </w:rPr>
-          <w:rPr>
-            <w:color w:val="0000EE"/>
-            <w:u w:val="single"/>
-          </w:rPr>
-          <w:t>Os 8.4a</w:t>
-        </w:r>
-      </w:hyperlink>
-      <w:r>
-        <w:rPr>
-          <w:lang w:val="fr_FR" w:bidi="fr_FR"/>
-        </w:rPr>
-        <w:t>) et la pratique de l'idolâtrie (</w:t>
-      </w:r>
-      <w:hyperlink r:id="rId846">
-        <w:r>
-          <w:rPr>
-            <w:lang w:val="fr_FR" w:bidi="fr_FR"/>
-          </w:rPr>
-          <w:rPr>
-            <w:color w:val="0000EE"/>
-            <w:u w:val="single"/>
-          </w:rPr>
-          <w:t>Os 4b–6</w:t>
-        </w:r>
-      </w:hyperlink>
-      <w:r>
-        <w:rPr>
-          <w:lang w:val="fr_FR" w:bidi="fr_FR"/>
-        </w:rPr>
-        <w:t xml:space="preserve">). Les sacrifices d'Israël étaient inacceptables en raison de la désobéissance de la nation (voir </w:t>
-      </w:r>
-      <w:hyperlink r:id="rId847">
-        <w:r>
-          <w:rPr>
-            <w:lang w:val="fr_FR" w:bidi="fr_FR"/>
-          </w:rPr>
-          <w:rPr>
-            <w:color w:val="0000EE"/>
-            <w:u w:val="single"/>
-          </w:rPr>
-          <w:t>1S 15.22</w:t>
-        </w:r>
-      </w:hyperlink>
-      <w:r>
-        <w:rPr>
-          <w:lang w:val="fr_FR" w:bidi="fr_FR"/>
-        </w:rPr>
-        <w:t xml:space="preserve"> ; </w:t>
-      </w:r>
-      <w:hyperlink r:id="rId848">
-        <w:r>
-          <w:rPr>
-            <w:lang w:val="fr_FR" w:bidi="fr_FR"/>
-          </w:rPr>
-          <w:rPr>
-            <w:color w:val="0000EE"/>
-            <w:u w:val="single"/>
-          </w:rPr>
-          <w:t>Es 1.11–15</w:t>
-        </w:r>
-      </w:hyperlink>
-      <w:r>
-        <w:rPr>
-          <w:lang w:val="fr_FR" w:bidi="fr_FR"/>
-        </w:rPr>
-        <w:t>). Par conséquent, ils iraient en exil, similaire à l'exil antérieur en Égypte (</w:t>
-      </w:r>
-      <w:hyperlink r:id="rId849">
-        <w:r>
-          <w:rPr>
-            <w:lang w:val="fr_FR" w:bidi="fr_FR"/>
-          </w:rPr>
-          <w:rPr>
-            <w:color w:val="0000EE"/>
-            <w:u w:val="single"/>
-          </w:rPr>
-          <w:t>Os 8.13</w:t>
-        </w:r>
-      </w:hyperlink>
-      <w:r>
-        <w:rPr>
-          <w:lang w:val="fr_FR" w:bidi="fr_FR"/>
-        </w:rPr>
-        <w:t>).</w:t>
-      </w:r>
-    </w:p>
-    <w:p>
-      <w:pPr>
-        <w:pStyle w:val="Heading4"/>
-      </w:pPr>
-      <w:r>
-        <w:rPr>
-          <w:lang w:val="fr_FR" w:bidi="fr_FR"/>
-        </w:rPr>
-        <w:t>Chapitre 9</w:t>
-      </w:r>
-    </w:p>
-    <w:p>
-      <w:pPr/>
-      <w:r>
-        <w:rPr>
-          <w:lang w:val="fr_FR" w:bidi="fr_FR"/>
-        </w:rPr>
-      </w:r>
-      <w:hyperlink r:id="rId850">
-        <w:r>
-          <w:rPr>
-            <w:lang w:val="fr_FR" w:bidi="fr_FR"/>
-          </w:rPr>
-          <w:rPr>
-            <w:color w:val="0000EE"/>
-            <w:u w:val="single"/>
-          </w:rPr>
-          <w:t>Osée 9</w:t>
-        </w:r>
-      </w:hyperlink>
-      <w:r>
-        <w:rPr>
-          <w:lang w:val="fr_FR" w:bidi="fr_FR"/>
-        </w:rPr>
-        <w:t xml:space="preserve"> poursuit la même thématique de l'exil. Israël ne trouvera aucune joie (</w:t>
-      </w:r>
-      <w:hyperlink r:id="rId851">
-        <w:r>
-          <w:rPr>
-            <w:lang w:val="fr_FR" w:bidi="fr_FR"/>
-          </w:rPr>
-          <w:rPr>
-            <w:color w:val="0000EE"/>
-            <w:u w:val="single"/>
-          </w:rPr>
-          <w:t>Os 9.1</w:t>
-        </w:r>
-      </w:hyperlink>
-      <w:r>
-        <w:rPr>
-          <w:lang w:val="fr_FR" w:bidi="fr_FR"/>
-        </w:rPr>
-        <w:t>). Les produits de la terre ne les soutiendront pas car ils n'y vivront plus (</w:t>
-      </w:r>
-      <w:hyperlink r:id="rId852">
-        <w:r>
-          <w:rPr>
-            <w:lang w:val="fr_FR" w:bidi="fr_FR"/>
-          </w:rPr>
-          <w:rPr>
-            <w:color w:val="0000EE"/>
-            <w:u w:val="single"/>
-          </w:rPr>
-          <w:t>Os 9.2–3</w:t>
-        </w:r>
-      </w:hyperlink>
-      <w:r>
-        <w:rPr>
-          <w:lang w:val="fr_FR" w:bidi="fr_FR"/>
-        </w:rPr>
-        <w:t>). Certains Israélites fuiront vers l'Égypte, tandis que d'autres seront emmenés captifs en Assyrie. Tous les sacrifices cesseront, et ils consommeront les vins et viandes sacrificiels pour leurs propres besoins (</w:t>
-      </w:r>
-      <w:hyperlink r:id="rId853">
-        <w:r>
-          <w:rPr>
-            <w:lang w:val="fr_FR" w:bidi="fr_FR"/>
-          </w:rPr>
-          <w:rPr>
-            <w:color w:val="0000EE"/>
-            <w:u w:val="single"/>
-          </w:rPr>
-          <w:t>Os 9.4–5</w:t>
-        </w:r>
-      </w:hyperlink>
-      <w:r>
-        <w:rPr>
-          <w:lang w:val="fr_FR" w:bidi="fr_FR"/>
-        </w:rPr>
-        <w:t>). Les Égyptiens tueront les Israélites qui fuient vers l'Égypte (</w:t>
-      </w:r>
-      <w:hyperlink r:id="rId854">
-        <w:r>
-          <w:rPr>
-            <w:lang w:val="fr_FR" w:bidi="fr_FR"/>
-          </w:rPr>
-          <w:rPr>
-            <w:color w:val="0000EE"/>
-            <w:u w:val="single"/>
-          </w:rPr>
-          <w:t>Os 9.6</w:t>
-        </w:r>
-      </w:hyperlink>
-      <w:r>
-        <w:rPr>
-          <w:lang w:val="fr_FR" w:bidi="fr_FR"/>
-        </w:rPr>
-        <w:t>).</w:t>
-      </w:r>
-    </w:p>
-    <w:p>
-      <w:pPr>
-        <w:pStyle w:val="Heading4"/>
-      </w:pPr>
-      <w:r>
-        <w:rPr>
-          <w:lang w:val="fr_FR" w:bidi="fr_FR"/>
-        </w:rPr>
-        <w:t>Chapitre 10</w:t>
-      </w:r>
-    </w:p>
-    <w:p>
-      <w:pPr/>
-      <w:r>
-        <w:rPr>
-          <w:lang w:val="fr_FR" w:bidi="fr_FR"/>
-        </w:rPr>
-      </w:r>
-      <w:hyperlink r:id="rId855">
-        <w:r>
-          <w:rPr>
-            <w:lang w:val="fr_FR" w:bidi="fr_FR"/>
-          </w:rPr>
-          <w:rPr>
-            <w:color w:val="0000EE"/>
-            <w:u w:val="single"/>
-          </w:rPr>
-          <w:t>Osée 10</w:t>
-        </w:r>
-      </w:hyperlink>
-      <w:r>
-        <w:rPr>
-          <w:lang w:val="fr_FR" w:bidi="fr_FR"/>
-        </w:rPr>
-        <w:t xml:space="preserve"> décrit plus en détail les conséquences des méfaits d'Israël. Israël est comme une vigne luxuriante (</w:t>
-      </w:r>
-      <w:hyperlink r:id="rId856">
-        <w:r>
-          <w:rPr>
-            <w:lang w:val="fr_FR" w:bidi="fr_FR"/>
-          </w:rPr>
-          <w:rPr>
-            <w:color w:val="0000EE"/>
-            <w:u w:val="single"/>
-          </w:rPr>
-          <w:t>Os 10.1</w:t>
-        </w:r>
-      </w:hyperlink>
-      <w:r>
-        <w:rPr>
-          <w:lang w:val="fr_FR" w:bidi="fr_FR"/>
-        </w:rPr>
-        <w:t>), mais son abondance est mal employée, étant utilisée pour des sacrifices sur des autels païens. Ils sont coupables devant Dieu, qui est sur le point de détruire leurs autels et de retirer leur roi (</w:t>
-      </w:r>
-      <w:hyperlink r:id="rId857">
-        <w:r>
-          <w:rPr>
-            <w:lang w:val="fr_FR" w:bidi="fr_FR"/>
-          </w:rPr>
-          <w:rPr>
-            <w:color w:val="0000EE"/>
-            <w:u w:val="single"/>
-          </w:rPr>
-          <w:t>Os 10.2–3</w:t>
-        </w:r>
-      </w:hyperlink>
-      <w:r>
-        <w:rPr>
-          <w:lang w:val="fr_FR" w:bidi="fr_FR"/>
-        </w:rPr>
-        <w:t>). Guibea est mentionnée à nouveau (</w:t>
-      </w:r>
-      <w:hyperlink r:id="rId858">
-        <w:r>
-          <w:rPr>
-            <w:lang w:val="fr_FR" w:bidi="fr_FR"/>
-          </w:rPr>
-          <w:rPr>
-            <w:color w:val="0000EE"/>
-            <w:u w:val="single"/>
-          </w:rPr>
-          <w:t>Os 9.9</w:t>
-        </w:r>
-      </w:hyperlink>
-      <w:r>
-        <w:rPr>
-          <w:lang w:val="fr_FR" w:bidi="fr_FR"/>
-        </w:rPr>
-        <w:t>), rappelant à Israël que se détourner de Dieu est à la fois contagieux et permanent (</w:t>
-      </w:r>
-      <w:hyperlink r:id="rId859">
-        <w:r>
-          <w:rPr>
-            <w:lang w:val="fr_FR" w:bidi="fr_FR"/>
-          </w:rPr>
-          <w:rPr>
-            <w:color w:val="0000EE"/>
-            <w:u w:val="single"/>
-          </w:rPr>
-          <w:t>Os 10.9</w:t>
-        </w:r>
-      </w:hyperlink>
-      <w:r>
-        <w:rPr>
-          <w:lang w:val="fr_FR" w:bidi="fr_FR"/>
-        </w:rPr>
-        <w:t xml:space="preserve">). La « </w:t>
-      </w:r>
-      <w:r>
-        <w:rPr>
-          <w:lang w:val="fr_FR" w:bidi="fr_FR"/>
-        </w:rPr>
-        <w:t>double iniquité</w:t>
-      </w:r>
-      <w:r>
-        <w:rPr>
-          <w:lang w:val="fr_FR" w:bidi="fr_FR"/>
-        </w:rPr>
-        <w:t xml:space="preserve"> » dans </w:t>
-      </w:r>
-      <w:hyperlink r:id="rId860">
-        <w:r>
-          <w:rPr>
-            <w:lang w:val="fr_FR" w:bidi="fr_FR"/>
-          </w:rPr>
-          <w:rPr>
-            <w:color w:val="0000EE"/>
-            <w:u w:val="single"/>
-          </w:rPr>
-          <w:t>Osée 10.10</w:t>
-        </w:r>
-      </w:hyperlink>
-      <w:r>
-        <w:rPr>
-          <w:lang w:val="fr_FR" w:bidi="fr_FR"/>
-        </w:rPr>
-        <w:t xml:space="preserve"> peut faire référence aux deux idoles de veau à Béthel et Dan, qui ont entraîné la punition de Dieu. La pénalité sera un dur labeur sous un lourd fardeau (</w:t>
-      </w:r>
-      <w:hyperlink r:id="rId861">
-        <w:r>
-          <w:rPr>
-            <w:lang w:val="fr_FR" w:bidi="fr_FR"/>
-          </w:rPr>
-          <w:rPr>
-            <w:color w:val="0000EE"/>
-            <w:u w:val="single"/>
-          </w:rPr>
-          <w:t>Os 10.11</w:t>
-        </w:r>
-      </w:hyperlink>
-      <w:r>
-        <w:rPr>
-          <w:lang w:val="fr_FR" w:bidi="fr_FR"/>
-        </w:rPr>
-        <w:t>).</w:t>
-      </w:r>
-    </w:p>
-    <w:p>
-      <w:pPr>
-        <w:pStyle w:val="Heading4"/>
-      </w:pPr>
-      <w:r>
-        <w:rPr>
-          <w:lang w:val="fr_FR" w:bidi="fr_FR"/>
-        </w:rPr>
-        <w:t>Chapitres 11–14</w:t>
-      </w:r>
-    </w:p>
-    <w:p>
-      <w:pPr/>
-      <w:r>
-        <w:rPr>
-          <w:lang w:val="fr_FR" w:bidi="fr_FR"/>
-        </w:rPr>
-      </w:r>
-      <w:r>
-        <w:rPr>
-          <w:lang w:val="fr_FR" w:bidi="fr_FR"/>
-        </w:rPr>
-        <w:t>Les chapitres 11 à 14 concluent les prophéties d'Osée avec un message sur la future restauration d'Israël. L'amour indéfectible du Père est le fondement de cette restauration future (</w:t>
-      </w:r>
-      <w:hyperlink r:id="rId862">
-        <w:r>
-          <w:rPr>
-            <w:lang w:val="fr_FR" w:bidi="fr_FR"/>
-          </w:rPr>
-          <w:rPr>
-            <w:color w:val="0000EE"/>
-            <w:u w:val="single"/>
-          </w:rPr>
-          <w:t>Os 11.1–12</w:t>
-        </w:r>
-      </w:hyperlink>
-      <w:r>
-        <w:rPr>
-          <w:lang w:val="fr_FR" w:bidi="fr_FR"/>
-        </w:rPr>
-        <w:t>). En tant que nation, Israël a été appelé hors d'Égypte comme fils de Yahvé (</w:t>
-      </w:r>
-      <w:hyperlink r:id="rId863">
-        <w:r>
-          <w:rPr>
-            <w:lang w:val="fr_FR" w:bidi="fr_FR"/>
-          </w:rPr>
-          <w:rPr>
-            <w:color w:val="0000EE"/>
-            <w:u w:val="single"/>
-          </w:rPr>
-          <w:t>Os 11.1</w:t>
-        </w:r>
-      </w:hyperlink>
-      <w:r>
-        <w:rPr>
-          <w:lang w:val="fr_FR" w:bidi="fr_FR"/>
-        </w:rPr>
-        <w:t xml:space="preserve"> ; voir aussi </w:t>
-      </w:r>
-      <w:hyperlink r:id="rId864">
-        <w:r>
-          <w:rPr>
-            <w:lang w:val="fr_FR" w:bidi="fr_FR"/>
-          </w:rPr>
-          <w:rPr>
-            <w:color w:val="0000EE"/>
-            <w:u w:val="single"/>
-          </w:rPr>
-          <w:t>Ex 4.22–23</w:t>
-        </w:r>
-      </w:hyperlink>
-      <w:r>
-        <w:rPr>
-          <w:lang w:val="fr_FR" w:bidi="fr_FR"/>
-        </w:rPr>
-        <w:t>). Cependant, Israël n'a pas rendu au Père l'amour qu'il avait prodigué et a cherché plutôt des alliances avec les païens (</w:t>
-      </w:r>
-      <w:hyperlink r:id="rId865">
-        <w:r>
-          <w:rPr>
-            <w:lang w:val="fr_FR" w:bidi="fr_FR"/>
-          </w:rPr>
-          <w:rPr>
-            <w:color w:val="0000EE"/>
-            <w:u w:val="single"/>
-          </w:rPr>
-          <w:t>Os 11.5</w:t>
-        </w:r>
-      </w:hyperlink>
-      <w:r>
-        <w:rPr>
-          <w:lang w:val="fr_FR" w:bidi="fr_FR"/>
-        </w:rPr>
-        <w:t>), ce qui conduirait au jugement (</w:t>
-      </w:r>
-      <w:hyperlink r:id="rId866">
-        <w:r>
-          <w:rPr>
-            <w:lang w:val="fr_FR" w:bidi="fr_FR"/>
-          </w:rPr>
-          <w:rPr>
-            <w:color w:val="0000EE"/>
-            <w:u w:val="single"/>
-          </w:rPr>
-          <w:t>Os 11.5–7</w:t>
-        </w:r>
-      </w:hyperlink>
-      <w:r>
-        <w:rPr>
-          <w:lang w:val="fr_FR" w:bidi="fr_FR"/>
-        </w:rPr>
-        <w:t>). Les paroles de Yahvé démontrent son jugement immuable en raison de sa sainteté et de sa justice parfaites (</w:t>
-      </w:r>
-      <w:hyperlink r:id="rId867">
-        <w:r>
-          <w:rPr>
-            <w:lang w:val="fr_FR" w:bidi="fr_FR"/>
-          </w:rPr>
-          <w:rPr>
-            <w:color w:val="0000EE"/>
-            <w:u w:val="single"/>
-          </w:rPr>
-          <w:t>Os 12.1–13.16</w:t>
-        </w:r>
-      </w:hyperlink>
-      <w:r>
-        <w:rPr>
-          <w:lang w:val="fr_FR" w:bidi="fr_FR"/>
-        </w:rPr>
-        <w:t>). Les péchés d'Israël exigent une punition équitable (</w:t>
-      </w:r>
-      <w:hyperlink r:id="rId868">
-        <w:r>
-          <w:rPr>
-            <w:lang w:val="fr_FR" w:bidi="fr_FR"/>
-          </w:rPr>
-          <w:rPr>
-            <w:color w:val="0000EE"/>
-            <w:u w:val="single"/>
-          </w:rPr>
-          <w:t>Os 12.1–2</w:t>
-        </w:r>
-      </w:hyperlink>
-      <w:r>
-        <w:rPr>
-          <w:lang w:val="fr_FR" w:bidi="fr_FR"/>
-        </w:rPr>
-        <w:t>). Israël est responsable de la destruction du royaume du nord. Malgré le péché d'Israël, Dieu peut encore être son aide (</w:t>
-      </w:r>
-      <w:hyperlink r:id="rId869">
-        <w:r>
-          <w:rPr>
-            <w:lang w:val="fr_FR" w:bidi="fr_FR"/>
-          </w:rPr>
-          <w:rPr>
-            <w:color w:val="0000EE"/>
-            <w:u w:val="single"/>
-          </w:rPr>
-          <w:t>Os 13.9</w:t>
-        </w:r>
-      </w:hyperlink>
-      <w:r>
-        <w:rPr>
-          <w:lang w:val="fr_FR" w:bidi="fr_FR"/>
-        </w:rPr>
-        <w:t>).</w:t>
-      </w:r>
-    </w:p>
-    <w:p>
-      <w:pPr/>
-      <w:r>
-        <w:rPr>
-          <w:lang w:val="fr_FR" w:bidi="fr_FR"/>
-        </w:rPr>
-      </w:r>
-      <w:r>
-        <w:rPr>
-          <w:lang w:val="fr_FR" w:bidi="fr_FR"/>
-        </w:rPr>
-        <w:t>Israël aurait dû se repentir promptement, mais elle ne l'a pas fait (</w:t>
-      </w:r>
-      <w:hyperlink r:id="rId870">
-        <w:r>
-          <w:rPr>
-            <w:lang w:val="fr_FR" w:bidi="fr_FR"/>
-          </w:rPr>
-          <w:rPr>
-            <w:color w:val="0000EE"/>
-            <w:u w:val="single"/>
-          </w:rPr>
-          <w:t>Os 13.13</w:t>
-        </w:r>
-      </w:hyperlink>
-      <w:r>
-        <w:rPr>
-          <w:lang w:val="fr_FR" w:bidi="fr_FR"/>
-        </w:rPr>
-        <w:t>). Toutefois, la miséricorde de Yahvé mettrait finalement fin à la mort elle-même, permettant à Israël de vivre spirituellement, politiquement, et peut-être physiquement (</w:t>
-      </w:r>
-      <w:hyperlink r:id="rId871">
-        <w:r>
-          <w:rPr>
-            <w:lang w:val="fr_FR" w:bidi="fr_FR"/>
-          </w:rPr>
-          <w:rPr>
-            <w:color w:val="0000EE"/>
-            <w:u w:val="single"/>
-          </w:rPr>
-          <w:t>Os 13.14</w:t>
-        </w:r>
-      </w:hyperlink>
-      <w:r>
-        <w:rPr>
-          <w:lang w:val="fr_FR" w:bidi="fr_FR"/>
-        </w:rPr>
-        <w:t xml:space="preserve"> ; voir aussi </w:t>
-      </w:r>
-      <w:hyperlink r:id="rId727">
-        <w:r>
-          <w:rPr>
-            <w:lang w:val="fr_FR" w:bidi="fr_FR"/>
-          </w:rPr>
-          <w:rPr>
-            <w:color w:val="0000EE"/>
-            <w:u w:val="single"/>
-          </w:rPr>
-          <w:t>Ez 37.1–14</w:t>
-        </w:r>
-      </w:hyperlink>
-      <w:r>
-        <w:rPr>
-          <w:lang w:val="fr_FR" w:bidi="fr_FR"/>
-        </w:rPr>
-        <w:t xml:space="preserve"> ; </w:t>
-      </w:r>
-      <w:hyperlink r:id="rId872">
-        <w:r>
-          <w:rPr>
-            <w:lang w:val="fr_FR" w:bidi="fr_FR"/>
-          </w:rPr>
-          <w:rPr>
-            <w:color w:val="0000EE"/>
-            <w:u w:val="single"/>
-          </w:rPr>
-          <w:t>Dn 12.1–2, 13</w:t>
-        </w:r>
-      </w:hyperlink>
-      <w:r>
-        <w:rPr>
-          <w:lang w:val="fr_FR" w:bidi="fr_FR"/>
-        </w:rPr>
-        <w:t>).</w:t>
-      </w:r>
-    </w:p>
-    <w:p>
-      <w:pPr/>
-      <w:r>
-        <w:rPr>
-          <w:lang w:val="fr_FR" w:bidi="fr_FR"/>
-        </w:rPr>
-      </w:r>
-      <w:hyperlink r:id="rId873">
-        <w:r>
-          <w:rPr>
-            <w:lang w:val="fr_FR" w:bidi="fr_FR"/>
-          </w:rPr>
-          <w:rPr>
-            <w:color w:val="0000EE"/>
-            <w:u w:val="single"/>
-          </w:rPr>
-          <w:t>Osée 14</w:t>
-        </w:r>
-      </w:hyperlink>
-      <w:r>
-        <w:rPr>
-          <w:lang w:val="fr_FR" w:bidi="fr_FR"/>
-        </w:rPr>
-        <w:t xml:space="preserve"> présente l'invitation aimante de Dieu lancée à Israël pour qu'elle se repente et retourne à lui par la confession, la prière et la louange (</w:t>
-      </w:r>
-      <w:hyperlink r:id="rId874">
-        <w:r>
-          <w:rPr>
-            <w:lang w:val="fr_FR" w:bidi="fr_FR"/>
-          </w:rPr>
-          <w:rPr>
-            <w:color w:val="0000EE"/>
-            <w:u w:val="single"/>
-          </w:rPr>
-          <w:t>Os 14.2</w:t>
-        </w:r>
-      </w:hyperlink>
-      <w:r>
-        <w:rPr>
-          <w:lang w:val="fr_FR" w:bidi="fr_FR"/>
-        </w:rPr>
-        <w:t xml:space="preserve">). L'expression « </w:t>
-      </w:r>
-      <w:r>
-        <w:rPr>
-          <w:lang w:val="fr_FR" w:bidi="fr_FR"/>
-        </w:rPr>
-        <w:t>l’hommage de nos lèvres</w:t>
-      </w:r>
-      <w:r>
-        <w:rPr>
-          <w:lang w:val="fr_FR" w:bidi="fr_FR"/>
-        </w:rPr>
-        <w:t xml:space="preserve"> » (</w:t>
-      </w:r>
-      <w:hyperlink r:id="rId874">
-        <w:r>
-          <w:rPr>
-            <w:lang w:val="fr_FR" w:bidi="fr_FR"/>
-          </w:rPr>
-          <w:rPr>
-            <w:color w:val="0000EE"/>
-            <w:u w:val="single"/>
-          </w:rPr>
-          <w:t>Os 14.2</w:t>
-        </w:r>
-      </w:hyperlink>
-      <w:r>
-        <w:rPr>
-          <w:lang w:val="fr_FR" w:bidi="fr_FR"/>
-        </w:rPr>
-        <w:t xml:space="preserve">) fait référence à une offrande </w:t>
-      </w:r>
-      <w:r>
-        <w:rPr>
-          <w:lang w:val="fr_FR" w:bidi="fr_FR"/>
-        </w:rPr>
-        <w:t>d’actions de grâces</w:t>
-      </w:r>
-      <w:r>
-        <w:rPr>
-          <w:lang w:val="fr_FR" w:bidi="fr_FR"/>
-        </w:rPr>
-        <w:t>, qui incluait généralement de jeunes taureaux (</w:t>
-      </w:r>
-      <w:hyperlink r:id="rId875">
-        <w:r>
-          <w:rPr>
-            <w:lang w:val="fr_FR" w:bidi="fr_FR"/>
-          </w:rPr>
-          <w:rPr>
-            <w:color w:val="0000EE"/>
-            <w:u w:val="single"/>
-          </w:rPr>
-          <w:t>Ex 24.5</w:t>
-        </w:r>
-      </w:hyperlink>
-      <w:r>
-        <w:rPr>
-          <w:lang w:val="fr_FR" w:bidi="fr_FR"/>
-        </w:rPr>
-        <w:t xml:space="preserve"> ; </w:t>
-      </w:r>
-      <w:hyperlink r:id="rId876">
-        <w:r>
-          <w:rPr>
-            <w:lang w:val="fr_FR" w:bidi="fr_FR"/>
-          </w:rPr>
-          <w:rPr>
-            <w:color w:val="0000EE"/>
-            <w:u w:val="single"/>
-          </w:rPr>
-          <w:t>Lv 7.11–15</w:t>
-        </w:r>
-      </w:hyperlink>
-      <w:r>
-        <w:rPr>
-          <w:lang w:val="fr_FR" w:bidi="fr_FR"/>
-        </w:rPr>
-        <w:t xml:space="preserve"> ; voir aussi </w:t>
-      </w:r>
-      <w:hyperlink r:id="rId877">
-        <w:r>
-          <w:rPr>
-            <w:lang w:val="fr_FR" w:bidi="fr_FR"/>
-          </w:rPr>
-          <w:rPr>
-            <w:color w:val="0000EE"/>
-            <w:u w:val="single"/>
-          </w:rPr>
-          <w:t>Ps 51.17–19</w:t>
-        </w:r>
-      </w:hyperlink>
-      <w:r>
-        <w:rPr>
-          <w:lang w:val="fr_FR" w:bidi="fr_FR"/>
-        </w:rPr>
-        <w:t xml:space="preserve"> ; </w:t>
-      </w:r>
-      <w:hyperlink r:id="rId878">
-        <w:r>
-          <w:rPr>
-            <w:lang w:val="fr_FR" w:bidi="fr_FR"/>
-          </w:rPr>
-          <w:rPr>
-            <w:color w:val="0000EE"/>
-            <w:u w:val="single"/>
-          </w:rPr>
-          <w:t>69.30–31</w:t>
-        </w:r>
-      </w:hyperlink>
-      <w:r>
-        <w:rPr>
-          <w:lang w:val="fr_FR" w:bidi="fr_FR"/>
-        </w:rPr>
-        <w:t xml:space="preserve"> ; </w:t>
-      </w:r>
-      <w:hyperlink r:id="rId879">
-        <w:r>
-          <w:rPr>
-            <w:lang w:val="fr_FR" w:bidi="fr_FR"/>
-          </w:rPr>
-          <w:rPr>
-            <w:color w:val="0000EE"/>
-            <w:u w:val="single"/>
-          </w:rPr>
-          <w:t>Hé 13.15–16</w:t>
-        </w:r>
-      </w:hyperlink>
-      <w:r>
-        <w:rPr>
-          <w:lang w:val="fr_FR" w:bidi="fr_FR"/>
-        </w:rPr>
-        <w:t>). Une partie de la confession d'Israël impliquera de reconnaître que le salut ne vient pas d'Assyrie (dans les alliances politiques) ou des idoles (</w:t>
-      </w:r>
-      <w:hyperlink r:id="rId697">
-        <w:r>
-          <w:rPr>
-            <w:lang w:val="fr_FR" w:bidi="fr_FR"/>
-          </w:rPr>
-          <w:rPr>
-            <w:color w:val="0000EE"/>
-            <w:u w:val="single"/>
-          </w:rPr>
-          <w:t>Os 14.3</w:t>
-        </w:r>
-      </w:hyperlink>
-      <w:r>
-        <w:rPr>
-          <w:lang w:val="fr_FR" w:bidi="fr_FR"/>
-        </w:rPr>
-        <w:t>).</w:t>
-      </w:r>
-    </w:p>
-    <w:p>
-      <w:pPr/>
-      <w:r>
-        <w:rPr>
-          <w:lang w:val="fr_FR" w:bidi="fr_FR"/>
-        </w:rPr>
-      </w:r>
-      <w:r>
-        <w:rPr>
-          <w:lang w:val="fr_FR" w:bidi="fr_FR"/>
-        </w:rPr>
-        <w:t xml:space="preserve">Dieu promet à plusieurs reprises des bénédictions à Israël lors de leur restauration (notez « Je réparerai [...], J’aurai [...] Je serai [...] », dans </w:t>
-      </w:r>
-      <w:hyperlink r:id="rId880">
-        <w:r>
-          <w:rPr>
-            <w:lang w:val="fr_FR" w:bidi="fr_FR"/>
-          </w:rPr>
-          <w:rPr>
-            <w:color w:val="0000EE"/>
-            <w:u w:val="single"/>
-          </w:rPr>
-          <w:t>Os 14.4–5</w:t>
-        </w:r>
-      </w:hyperlink>
-      <w:r>
-        <w:rPr>
-          <w:lang w:val="fr_FR" w:bidi="fr_FR"/>
-        </w:rPr>
-        <w:t>). Yahvé guérira Israël spirituellement, les aimera librement, les aidera à prospérer pleinement et les protégera entièrement (</w:t>
-      </w:r>
-      <w:hyperlink r:id="rId881">
-        <w:r>
-          <w:rPr>
-            <w:lang w:val="fr_FR" w:bidi="fr_FR"/>
-          </w:rPr>
-          <w:rPr>
-            <w:color w:val="0000EE"/>
-            <w:u w:val="single"/>
-          </w:rPr>
-          <w:t>Os 14.4–7</w:t>
-        </w:r>
-      </w:hyperlink>
-      <w:r>
-        <w:rPr>
-          <w:lang w:val="fr_FR" w:bidi="fr_FR"/>
-        </w:rPr>
-        <w:t>). Israël sera aussi beau que le lys, aussi fort que le cèdre, et aussi fructueux que l'olivier.</w:t>
-      </w:r>
-    </w:p>
-    <w:p>
-      <w:pPr>
-        <w:pStyle w:val="Heading3"/>
-      </w:pPr>
-      <w:r>
-        <w:rPr>
-          <w:lang w:val="fr_FR" w:bidi="fr_FR"/>
-        </w:rPr>
-        <w:t>Quel est le message du livre d'Osée ?</w:t>
-      </w:r>
-    </w:p>
-    <w:p>
-      <w:pPr/>
-      <w:r>
-        <w:rPr>
-          <w:lang w:val="fr_FR" w:bidi="fr_FR"/>
-        </w:rPr>
-      </w:r>
-      <w:r>
-        <w:rPr>
-          <w:lang w:val="fr_FR" w:bidi="fr_FR"/>
-        </w:rPr>
-        <w:t>Le principal objectif d'Osée se trouve dans le dernier verset (</w:t>
-      </w:r>
-      <w:hyperlink r:id="rId882">
-        <w:r>
-          <w:rPr>
-            <w:lang w:val="fr_FR" w:bidi="fr_FR"/>
-          </w:rPr>
-          <w:rPr>
-            <w:color w:val="0000EE"/>
-            <w:u w:val="single"/>
-          </w:rPr>
-          <w:t>Os 14.9</w:t>
-        </w:r>
-      </w:hyperlink>
-      <w:r>
-        <w:rPr>
-          <w:lang w:val="fr_FR" w:bidi="fr_FR"/>
-        </w:rPr>
-        <w:t>). Les personnes sages mèneront des vies pieuses, tandis que les personnes insensées mèneront des vies impies. Ceux qui mènent des vies pieuses feront l'expérience de :</w:t>
-      </w:r>
-    </w:p>
-    <w:p>
-      <w:pPr>
-        <w:pStyle w:val="ListBullet"/>
-        <w:spacing w:line="240" w:lineRule="auto"/>
-        <w:ind w:left="720"/>
-      </w:pPr>
-      <w:r>
-        <w:rPr>
-          <w:lang w:val="fr_FR" w:bidi="fr_FR"/>
-        </w:rPr>
-      </w:r>
-      <w:r>
-        <w:rPr>
-          <w:lang w:val="fr_FR" w:bidi="fr_FR"/>
-        </w:rPr>
-        <w:t>La restauration,</w:t>
-      </w:r>
-    </w:p>
-    <w:p>
-      <w:pPr>
-        <w:pStyle w:val="ListBullet"/>
-        <w:spacing w:line="240" w:lineRule="auto"/>
-        <w:ind w:left="720"/>
-      </w:pPr>
-      <w:r>
-        <w:rPr>
-          <w:lang w:val="fr_FR" w:bidi="fr_FR"/>
-        </w:rPr>
-      </w:r>
-      <w:r>
-        <w:rPr>
-          <w:lang w:val="fr_FR" w:bidi="fr_FR"/>
-        </w:rPr>
-        <w:t>Le triomphe sur la mort (</w:t>
-      </w:r>
-      <w:hyperlink r:id="rId871">
-        <w:r>
-          <w:rPr>
-            <w:lang w:val="fr_FR" w:bidi="fr_FR"/>
-          </w:rPr>
-          <w:rPr>
-            <w:color w:val="0000EE"/>
-            <w:u w:val="single"/>
-          </w:rPr>
-          <w:t>Os 13.14</w:t>
-        </w:r>
-      </w:hyperlink>
-      <w:r>
-        <w:rPr>
-          <w:lang w:val="fr_FR" w:bidi="fr_FR"/>
-        </w:rPr>
-        <w:t>)</w:t>
-      </w:r>
-    </w:p>
-    <w:p>
-      <w:pPr>
-        <w:pStyle w:val="ListBullet"/>
-        <w:spacing w:line="240" w:lineRule="auto"/>
-        <w:ind w:left="720"/>
-      </w:pPr>
-      <w:r>
-        <w:rPr>
-          <w:lang w:val="fr_FR" w:bidi="fr_FR"/>
-        </w:rPr>
-      </w:r>
-      <w:r>
-        <w:rPr>
-          <w:lang w:val="fr_FR" w:bidi="fr_FR"/>
-        </w:rPr>
-        <w:t>Les bénédictions (</w:t>
-      </w:r>
-      <w:hyperlink r:id="rId881">
-        <w:r>
-          <w:rPr>
-            <w:lang w:val="fr_FR" w:bidi="fr_FR"/>
-          </w:rPr>
-          <w:rPr>
-            <w:color w:val="0000EE"/>
-            <w:u w:val="single"/>
-          </w:rPr>
-          <w:t>Os 14.4–7</w:t>
-        </w:r>
-      </w:hyperlink>
-      <w:r>
-        <w:rPr>
-          <w:lang w:val="fr_FR" w:bidi="fr_FR"/>
-        </w:rPr>
-        <w:t>)</w:t>
-      </w:r>
-    </w:p>
-    <w:p>
-      <w:pPr/>
-      <w:r>
-        <w:rPr>
-          <w:lang w:val="fr_FR" w:bidi="fr_FR"/>
-        </w:rPr>
-      </w:r>
-      <w:r>
-        <w:rPr>
-          <w:lang w:val="fr_FR" w:bidi="fr_FR"/>
-        </w:rPr>
-        <w:t>L'idolâtrie est tout ce qui prend la place de Dieu dans le cœur humain. Israël n'a pas cherché Dieu pour :</w:t>
-      </w:r>
-    </w:p>
-    <w:p>
-      <w:pPr>
-        <w:pStyle w:val="ListBullet"/>
-        <w:spacing w:line="240" w:lineRule="auto"/>
-        <w:ind w:left="720"/>
-      </w:pPr>
-      <w:r>
-        <w:rPr>
-          <w:lang w:val="fr_FR" w:bidi="fr_FR"/>
-        </w:rPr>
-      </w:r>
-      <w:r>
-        <w:rPr>
-          <w:lang w:val="fr_FR" w:bidi="fr_FR"/>
-        </w:rPr>
-        <w:t>La direction</w:t>
-      </w:r>
-    </w:p>
-    <w:p>
-      <w:pPr>
-        <w:pStyle w:val="ListBullet"/>
-        <w:spacing w:line="240" w:lineRule="auto"/>
-        <w:ind w:left="720"/>
-      </w:pPr>
-      <w:r>
-        <w:rPr>
-          <w:lang w:val="fr_FR" w:bidi="fr_FR"/>
-        </w:rPr>
-      </w:r>
-      <w:r>
-        <w:rPr>
-          <w:lang w:val="fr_FR" w:bidi="fr_FR"/>
-        </w:rPr>
-        <w:t>L'aide</w:t>
-      </w:r>
-    </w:p>
-    <w:p>
-      <w:pPr>
-        <w:pStyle w:val="ListBullet"/>
-        <w:spacing w:line="240" w:lineRule="auto"/>
-        <w:ind w:left="720"/>
-      </w:pPr>
-      <w:r>
-        <w:rPr>
-          <w:lang w:val="fr_FR" w:bidi="fr_FR"/>
-        </w:rPr>
-      </w:r>
-      <w:r>
-        <w:rPr>
-          <w:lang w:val="fr_FR" w:bidi="fr_FR"/>
-        </w:rPr>
-        <w:t>La bénédiction</w:t>
-      </w:r>
-    </w:p>
-    <w:p>
-      <w:pPr>
-        <w:pStyle w:val="ListBullet"/>
-        <w:spacing w:line="240" w:lineRule="auto"/>
-        <w:ind w:left="720"/>
-      </w:pPr>
-      <w:r>
-        <w:rPr>
-          <w:lang w:val="fr_FR" w:bidi="fr_FR"/>
-        </w:rPr>
-      </w:r>
-      <w:r>
-        <w:rPr>
-          <w:lang w:val="fr_FR" w:bidi="fr_FR"/>
-        </w:rPr>
-        <w:t>Le salut</w:t>
-      </w:r>
-    </w:p>
-    <w:p>
-      <w:pPr/>
-      <w:r>
-        <w:rPr>
-          <w:lang w:val="fr_FR" w:bidi="fr_FR"/>
-        </w:rPr>
-      </w:r>
-      <w:r>
-        <w:rPr>
-          <w:lang w:val="fr_FR" w:bidi="fr_FR"/>
-        </w:rPr>
-        <w:t>Au lieu de cela, Israël s'est tourné vers :</w:t>
-      </w:r>
-    </w:p>
-    <w:p>
-      <w:pPr>
-        <w:pStyle w:val="ListBullet"/>
-        <w:spacing w:line="240" w:lineRule="auto"/>
-        <w:ind w:left="720"/>
-      </w:pPr>
-      <w:r>
-        <w:rPr>
-          <w:lang w:val="fr_FR" w:bidi="fr_FR"/>
-        </w:rPr>
-      </w:r>
-      <w:r>
-        <w:rPr>
-          <w:lang w:val="fr_FR" w:bidi="fr_FR"/>
-        </w:rPr>
-        <w:t>Des dieux étrangers (</w:t>
-      </w:r>
-      <w:hyperlink r:id="rId883">
-        <w:r>
-          <w:rPr>
-            <w:lang w:val="fr_FR" w:bidi="fr_FR"/>
-          </w:rPr>
-          <w:rPr>
-            <w:color w:val="0000EE"/>
-            <w:u w:val="single"/>
-          </w:rPr>
-          <w:t>Os 4.12–19</w:t>
-        </w:r>
-      </w:hyperlink>
-      <w:r>
-        <w:rPr>
-          <w:lang w:val="fr_FR" w:bidi="fr_FR"/>
-        </w:rPr>
-        <w:t>)</w:t>
-      </w:r>
-    </w:p>
-    <w:p>
-      <w:pPr>
-        <w:pStyle w:val="ListBullet"/>
-        <w:spacing w:line="240" w:lineRule="auto"/>
-        <w:ind w:left="720"/>
-      </w:pPr>
-      <w:r>
-        <w:rPr>
-          <w:lang w:val="fr_FR" w:bidi="fr_FR"/>
-        </w:rPr>
-      </w:r>
-      <w:r>
-        <w:rPr>
-          <w:lang w:val="fr_FR" w:bidi="fr_FR"/>
-        </w:rPr>
-        <w:t>L'orgueil national (</w:t>
-      </w:r>
-      <w:hyperlink r:id="rId884">
-        <w:r>
-          <w:rPr>
-            <w:lang w:val="fr_FR" w:bidi="fr_FR"/>
-          </w:rPr>
-          <w:rPr>
-            <w:color w:val="0000EE"/>
-            <w:u w:val="single"/>
-          </w:rPr>
-          <w:t>Os 5.5</w:t>
-        </w:r>
-      </w:hyperlink>
-      <w:r>
-        <w:rPr>
-          <w:lang w:val="fr_FR" w:bidi="fr_FR"/>
-        </w:rPr>
-        <w:t>)</w:t>
-      </w:r>
-    </w:p>
-    <w:p>
-      <w:pPr>
-        <w:pStyle w:val="ListBullet"/>
-        <w:spacing w:line="240" w:lineRule="auto"/>
-        <w:ind w:left="720"/>
-      </w:pPr>
-      <w:r>
-        <w:rPr>
-          <w:lang w:val="fr_FR" w:bidi="fr_FR"/>
-        </w:rPr>
-      </w:r>
-      <w:r>
-        <w:rPr>
-          <w:lang w:val="fr_FR" w:bidi="fr_FR"/>
-        </w:rPr>
-        <w:t>Les rituels religieux (</w:t>
-      </w:r>
-      <w:hyperlink r:id="rId885">
-        <w:r>
-          <w:rPr>
-            <w:lang w:val="fr_FR" w:bidi="fr_FR"/>
-          </w:rPr>
-          <w:rPr>
-            <w:color w:val="0000EE"/>
-            <w:u w:val="single"/>
-          </w:rPr>
-          <w:t>Os 6.6</w:t>
-        </w:r>
-      </w:hyperlink>
-      <w:r>
-        <w:rPr>
-          <w:lang w:val="fr_FR" w:bidi="fr_FR"/>
-        </w:rPr>
-        <w:t>)</w:t>
-      </w:r>
-    </w:p>
-    <w:p>
-      <w:pPr>
-        <w:pStyle w:val="ListBullet"/>
-        <w:spacing w:line="240" w:lineRule="auto"/>
-        <w:ind w:left="720"/>
-      </w:pPr>
-      <w:r>
-        <w:rPr>
-          <w:lang w:val="fr_FR" w:bidi="fr_FR"/>
-        </w:rPr>
-      </w:r>
-      <w:r>
-        <w:rPr>
-          <w:lang w:val="fr_FR" w:bidi="fr_FR"/>
-        </w:rPr>
-        <w:t>La convenance politique (</w:t>
-      </w:r>
-      <w:hyperlink r:id="rId831">
-        <w:r>
-          <w:rPr>
-            <w:lang w:val="fr_FR" w:bidi="fr_FR"/>
-          </w:rPr>
-          <w:rPr>
-            <w:color w:val="0000EE"/>
-            <w:u w:val="single"/>
-          </w:rPr>
-          <w:t>Os 7.3</w:t>
-        </w:r>
-      </w:hyperlink>
-      <w:r>
-        <w:rPr>
-          <w:lang w:val="fr_FR" w:bidi="fr_FR"/>
-        </w:rPr>
-        <w:t>)</w:t>
-      </w:r>
-    </w:p>
-    <w:p>
-      <w:pPr>
-        <w:pStyle w:val="ListBullet"/>
-        <w:spacing w:line="240" w:lineRule="auto"/>
-        <w:ind w:left="720"/>
-      </w:pPr>
-      <w:r>
-        <w:rPr>
-          <w:lang w:val="fr_FR" w:bidi="fr_FR"/>
-        </w:rPr>
-      </w:r>
-      <w:r>
-        <w:rPr>
-          <w:lang w:val="fr_FR" w:bidi="fr_FR"/>
-        </w:rPr>
-        <w:t>Les alliances politiques (</w:t>
-      </w:r>
-      <w:hyperlink r:id="rId562">
-        <w:r>
-          <w:rPr>
-            <w:lang w:val="fr_FR" w:bidi="fr_FR"/>
-          </w:rPr>
-          <w:rPr>
-            <w:color w:val="0000EE"/>
-            <w:u w:val="single"/>
-          </w:rPr>
-          <w:t>Os 7.11</w:t>
-        </w:r>
-      </w:hyperlink>
-      <w:r>
-        <w:rPr>
-          <w:lang w:val="fr_FR" w:bidi="fr_FR"/>
-        </w:rPr>
-        <w:t>)</w:t>
-      </w:r>
-    </w:p>
-    <w:p>
-      <w:pPr>
-        <w:pStyle w:val="ListBullet"/>
-        <w:spacing w:line="240" w:lineRule="auto"/>
-        <w:ind w:left="720"/>
-      </w:pPr>
-      <w:r>
-        <w:rPr>
-          <w:lang w:val="fr_FR" w:bidi="fr_FR"/>
-        </w:rPr>
-      </w:r>
-      <w:r>
-        <w:rPr>
-          <w:lang w:val="fr_FR" w:bidi="fr_FR"/>
-        </w:rPr>
-        <w:t>Le gouvernement civil (</w:t>
-      </w:r>
-      <w:hyperlink r:id="rId845">
-        <w:r>
-          <w:rPr>
-            <w:lang w:val="fr_FR" w:bidi="fr_FR"/>
-          </w:rPr>
-          <w:rPr>
-            <w:color w:val="0000EE"/>
-            <w:u w:val="single"/>
-          </w:rPr>
-          <w:t>Os 8.4</w:t>
-        </w:r>
-      </w:hyperlink>
-      <w:r>
-        <w:rPr>
-          <w:lang w:val="fr_FR" w:bidi="fr_FR"/>
-        </w:rPr>
-        <w:t>)</w:t>
-      </w:r>
-    </w:p>
-    <w:p>
-      <w:pPr>
-        <w:pStyle w:val="ListBullet"/>
-        <w:spacing w:line="240" w:lineRule="auto"/>
-        <w:ind w:left="720"/>
-      </w:pPr>
-      <w:r>
-        <w:rPr>
-          <w:lang w:val="fr_FR" w:bidi="fr_FR"/>
-        </w:rPr>
-      </w:r>
-      <w:r>
-        <w:rPr>
-          <w:lang w:val="fr_FR" w:bidi="fr_FR"/>
-        </w:rPr>
-        <w:t>Les projets de construction (</w:t>
-      </w:r>
-      <w:hyperlink r:id="rId750">
-        <w:r>
-          <w:rPr>
-            <w:lang w:val="fr_FR" w:bidi="fr_FR"/>
-          </w:rPr>
-          <w:rPr>
-            <w:color w:val="0000EE"/>
-            <w:u w:val="single"/>
-          </w:rPr>
-          <w:t>Os 8.14</w:t>
-        </w:r>
-      </w:hyperlink>
-      <w:r>
-        <w:rPr>
-          <w:lang w:val="fr_FR" w:bidi="fr_FR"/>
-        </w:rPr>
-        <w:t>)</w:t>
-      </w:r>
-    </w:p>
-    <w:p>
-      <w:pPr>
-        <w:pStyle w:val="ListBullet"/>
-        <w:spacing w:line="240" w:lineRule="auto"/>
-        <w:ind w:left="720"/>
-      </w:pPr>
-      <w:r>
-        <w:rPr>
-          <w:lang w:val="fr_FR" w:bidi="fr_FR"/>
-        </w:rPr>
-      </w:r>
-      <w:r>
-        <w:rPr>
-          <w:lang w:val="fr_FR" w:bidi="fr_FR"/>
-        </w:rPr>
-        <w:t>La richesse égoïste (</w:t>
-      </w:r>
-      <w:hyperlink r:id="rId856">
-        <w:r>
-          <w:rPr>
-            <w:lang w:val="fr_FR" w:bidi="fr_FR"/>
-          </w:rPr>
-          <w:rPr>
-            <w:color w:val="0000EE"/>
-            <w:u w:val="single"/>
-          </w:rPr>
-          <w:t>Os 10.1</w:t>
-        </w:r>
-      </w:hyperlink>
-      <w:r>
-        <w:rPr>
-          <w:lang w:val="fr_FR" w:bidi="fr_FR"/>
-        </w:rPr>
-        <w:t>)</w:t>
-      </w:r>
-    </w:p>
-    <w:p>
-      <w:pPr>
-        <w:pStyle w:val="ListBullet"/>
-        <w:spacing w:line="240" w:lineRule="auto"/>
-        <w:ind w:left="720"/>
-      </w:pPr>
-      <w:r>
-        <w:rPr>
-          <w:lang w:val="fr_FR" w:bidi="fr_FR"/>
-        </w:rPr>
-      </w:r>
-      <w:r>
-        <w:rPr>
-          <w:lang w:val="fr_FR" w:bidi="fr_FR"/>
-        </w:rPr>
-        <w:t>Le culte des idoles (</w:t>
-      </w:r>
-      <w:hyperlink r:id="rId886">
-        <w:r>
-          <w:rPr>
-            <w:lang w:val="fr_FR" w:bidi="fr_FR"/>
-          </w:rPr>
-          <w:rPr>
-            <w:color w:val="0000EE"/>
-            <w:u w:val="single"/>
-          </w:rPr>
-          <w:t>Os 13.2</w:t>
-        </w:r>
-      </w:hyperlink>
-      <w:r>
-        <w:rPr>
-          <w:lang w:val="fr_FR" w:bidi="fr_FR"/>
-        </w:rPr>
-        <w:t>)</w:t>
-      </w:r>
-    </w:p>
-    <w:p>
-      <w:pPr/>
-      <w:r>
-        <w:rPr>
-          <w:lang w:val="fr_FR" w:bidi="fr_FR"/>
-        </w:rPr>
-      </w:r>
-      <w:r>
-        <w:rPr>
-          <w:lang w:val="fr_FR" w:bidi="fr_FR"/>
-        </w:rPr>
-        <w:t>Ils ne pouvaient trouver la véritable bénédiction et sécurité qu'en Dieu (</w:t>
-      </w:r>
-      <w:hyperlink r:id="rId887">
-        <w:r>
-          <w:rPr>
-            <w:lang w:val="fr_FR" w:bidi="fr_FR"/>
-          </w:rPr>
-          <w:rPr>
-            <w:color w:val="0000EE"/>
-            <w:u w:val="single"/>
-          </w:rPr>
-          <w:t>Os 13.4, 9</w:t>
-        </w:r>
-      </w:hyperlink>
-      <w:r>
-        <w:rPr>
-          <w:lang w:val="fr_FR" w:bidi="fr_FR"/>
-        </w:rPr>
-        <w:t xml:space="preserve"> ; </w:t>
-      </w:r>
-      <w:hyperlink r:id="rId881">
-        <w:r>
-          <w:rPr>
-            <w:lang w:val="fr_FR" w:bidi="fr_FR"/>
-          </w:rPr>
-          <w:rPr>
-            <w:color w:val="0000EE"/>
-            <w:u w:val="single"/>
-          </w:rPr>
-          <w:t>14.4–7</w:t>
-        </w:r>
-      </w:hyperlink>
-      <w:r>
-        <w:rPr>
-          <w:lang w:val="fr_FR" w:bidi="fr_FR"/>
-        </w:rPr>
-        <w:t>).</w:t>
-      </w:r>
-    </w:p>
-    <w:p>
-      <w:pPr/>
-      <w:r>
-        <w:rPr>
-          <w:lang w:val="fr_FR" w:bidi="fr_FR"/>
-        </w:rPr>
-      </w:r>
-      <w:r>
-        <w:rPr>
-          <w:lang w:val="fr_FR" w:bidi="fr_FR"/>
-        </w:rPr>
-        <w:t>Osée décrit l'apostasie (abandon de la foi) comme contagieuse. Elle peut commencer soit par les dirigeants spirituels, soit par le peuple, puis se propager (</w:t>
-      </w:r>
-      <w:hyperlink r:id="rId803">
-        <w:r>
-          <w:rPr>
-            <w:lang w:val="fr_FR" w:bidi="fr_FR"/>
-          </w:rPr>
-          <w:rPr>
-            <w:color w:val="0000EE"/>
-            <w:u w:val="single"/>
-          </w:rPr>
-          <w:t>Os 4.9</w:t>
-        </w:r>
-      </w:hyperlink>
-      <w:r>
-        <w:rPr>
-          <w:lang w:val="fr_FR" w:bidi="fr_FR"/>
-        </w:rPr>
-        <w:t>). La punition pour l'apostasie dépend de la responsabilité de chacun (</w:t>
-      </w:r>
-      <w:hyperlink r:id="rId807">
-        <w:r>
-          <w:rPr>
-            <w:lang w:val="fr_FR" w:bidi="fr_FR"/>
-          </w:rPr>
-          <w:rPr>
-            <w:color w:val="0000EE"/>
-            <w:u w:val="single"/>
-          </w:rPr>
-          <w:t>Os 5.1</w:t>
-        </w:r>
-      </w:hyperlink>
-      <w:r>
-        <w:rPr>
-          <w:lang w:val="fr_FR" w:bidi="fr_FR"/>
-        </w:rPr>
-        <w:t xml:space="preserve"> ; </w:t>
-      </w:r>
-      <w:hyperlink r:id="rId869">
-        <w:r>
-          <w:rPr>
-            <w:lang w:val="fr_FR" w:bidi="fr_FR"/>
-          </w:rPr>
-          <w:rPr>
-            <w:color w:val="0000EE"/>
-            <w:u w:val="single"/>
-          </w:rPr>
-          <w:t>13.9</w:t>
-        </w:r>
-      </w:hyperlink>
-      <w:r>
-        <w:rPr>
-          <w:lang w:val="fr_FR" w:bidi="fr_FR"/>
-        </w:rPr>
-        <w:t xml:space="preserve"> ; </w:t>
-      </w:r>
-      <w:hyperlink r:id="rId888">
-        <w:r>
-          <w:rPr>
-            <w:lang w:val="fr_FR" w:bidi="fr_FR"/>
-          </w:rPr>
-          <w:rPr>
-            <w:color w:val="0000EE"/>
-            <w:u w:val="single"/>
-          </w:rPr>
-          <w:t>14.4</w:t>
-        </w:r>
-      </w:hyperlink>
-      <w:r>
-        <w:rPr>
-          <w:lang w:val="fr_FR" w:bidi="fr_FR"/>
-        </w:rPr>
-        <w:t>).</w:t>
-      </w:r>
-    </w:p>
-    <w:p>
-      <w:pPr/>
-      <w:r>
-        <w:rPr>
-          <w:lang w:val="fr_FR" w:bidi="fr_FR"/>
-        </w:rPr>
-      </w:r>
-      <w:r>
-        <w:rPr>
-          <w:i/>
-          <w:lang w:val="fr_FR" w:bidi="fr_FR"/>
-        </w:rPr>
-        <w:t>Voir aussi</w:t>
+        <w:t>Voir</w:t>
       </w:r>
       <w:r>
         <w:rPr>
@@ -30246,31 +30270,7 @@
         <w:rPr>
           <w:lang w:val="fr_FR" w:bidi="fr_FR"/>
         </w:rPr>
-        <w:t>Osée (Personne)</w:t>
-      </w:r>
-      <w:r>
-        <w:rPr>
-          <w:lang w:val="fr_FR" w:bidi="fr_FR"/>
-        </w:rPr>
-        <w:t xml:space="preserve"> ; </w:t>
-      </w:r>
-      <w:r>
-        <w:rPr>
-          <w:lang w:val="fr_FR" w:bidi="fr_FR"/>
-        </w:rPr>
-        <w:t>Israël, Histoire d’</w:t>
-      </w:r>
-      <w:r>
-        <w:rPr>
-          <w:lang w:val="fr_FR" w:bidi="fr_FR"/>
-        </w:rPr>
-        <w:t xml:space="preserve"> ; </w:t>
-      </w:r>
-      <w:r>
-        <w:rPr>
-          <w:lang w:val="fr_FR" w:bidi="fr_FR"/>
-        </w:rPr>
-        <w:t>Prophétie</w:t>
+        <w:t>Osée, Livre d'</w:t>
       </w:r>
       <w:r>
         <w:rPr>
@@ -31574,7 +31574,7 @@
         </w:rPr>
         <w:t xml:space="preserve"> ; </w:t>
       </w:r>
-      <w:hyperlink r:id="rId755">
+      <w:hyperlink r:id="rId749">
         <w:r>
           <w:rPr>
             <w:lang w:val="fr_FR" w:bidi="fr_FR"/>

--- a/fra/docx/015.content.docx
+++ b/fra/docx/015.content.docx
@@ -11206,6 +11206,593 @@
         <w:rPr>
           <w:lang w:val="fr_FR" w:bidi="fr_FR"/>
         </w:rPr>
+        <w:t>oint, oints</w:t>
+      </w:r>
+      <w:r>
+        <w:rPr>
+          <w:lang w:val="fr_FR" w:bidi="fr_FR"/>
+        </w:rPr>
+      </w:r>
+    </w:p>
+    <w:p>
+      <w:pPr/>
+      <w:r>
+        <w:rPr>
+          <w:lang w:val="fr_FR" w:bidi="fr_FR"/>
+        </w:rPr>
+      </w:r>
+      <w:r>
+        <w:rPr>
+          <w:lang w:val="fr_FR" w:bidi="fr_FR"/>
+        </w:rPr>
+        <w:t>Dans la Bible, oindre signifie généralement mettre de l'huile sur la peau ou en verser sur la tête de quelqu'un (</w:t>
+      </w:r>
+      <w:r>
+        <w:rPr>
+          <w:i/>
+          <w:lang w:val="fr_FR" w:bidi="fr_FR"/>
+        </w:rPr>
+        <w:t>voir</w:t>
+      </w:r>
+      <w:r>
+        <w:rPr>
+          <w:lang w:val="fr_FR" w:bidi="fr_FR"/>
+        </w:rPr>
+        <w:t xml:space="preserve"> </w:t>
+      </w:r>
+      <w:r>
+        <w:rPr>
+          <w:lang w:val="fr_FR" w:bidi="fr_FR"/>
+        </w:rPr>
+        <w:t>baume</w:t>
+      </w:r>
+      <w:r>
+        <w:rPr>
+          <w:lang w:val="fr_FR" w:bidi="fr_FR"/>
+        </w:rPr>
+        <w:t xml:space="preserve">). L'article présent concerne plus particulièrement les personnes que la Bible désigne comme l'oint ou les oints de Dieu. </w:t>
+      </w:r>
+    </w:p>
+    <w:p>
+      <w:pPr/>
+      <w:r>
+        <w:rPr>
+          <w:lang w:val="fr_FR" w:bidi="fr_FR"/>
+        </w:rPr>
+      </w:r>
+      <w:r>
+        <w:rPr>
+          <w:lang w:val="fr_FR" w:bidi="fr_FR"/>
+        </w:rPr>
+        <w:t xml:space="preserve">Dans l'Ancien Testament (AT), il est assez fréquemment dit que des personnes ont été ointes. Cela se produit dans des récits qui décrivent l'onction de ces personnes ou dans des passages qui parlent généralement d'une personne qui a un certain rôle comme « </w:t>
+      </w:r>
+      <w:r>
+        <w:rPr>
+          <w:lang w:val="fr_FR" w:bidi="fr_FR"/>
+        </w:rPr>
+        <w:t>ayant reçu l’onction » (voir p. ex.</w:t>
+      </w:r>
+      <w:hyperlink r:id="rId223">
+        <w:r>
+          <w:rPr>
+            <w:lang w:val="fr_FR" w:bidi="fr_FR"/>
+          </w:rPr>
+          <w:rPr>
+            <w:color w:val="0000EE"/>
+            <w:u w:val="single"/>
+          </w:rPr>
+          <w:t xml:space="preserve"> Lé 4.3</w:t>
+        </w:r>
+      </w:hyperlink>
+      <w:r>
+        <w:rPr>
+          <w:lang w:val="fr_FR" w:bidi="fr_FR"/>
+        </w:rPr>
+        <w:t>, qui parle du « sacrificateur ayant reçu l'onction »). Le roi d'Israël est également désigné comme « l'oint de l'Éternel » (</w:t>
+      </w:r>
+      <w:hyperlink r:id="rId428">
+        <w:r>
+          <w:rPr>
+            <w:lang w:val="fr_FR" w:bidi="fr_FR"/>
+          </w:rPr>
+          <w:rPr>
+            <w:color w:val="0000EE"/>
+            <w:u w:val="single"/>
+          </w:rPr>
+          <w:t>1S 16.6</w:t>
+        </w:r>
+      </w:hyperlink>
+      <w:r>
+        <w:rPr>
+          <w:lang w:val="fr_FR" w:bidi="fr_FR"/>
+        </w:rPr>
+        <w:t xml:space="preserve">). </w:t>
+      </w:r>
+    </w:p>
+    <w:p>
+      <w:pPr/>
+      <w:r>
+        <w:rPr>
+          <w:lang w:val="fr_FR" w:bidi="fr_FR"/>
+        </w:rPr>
+      </w:r>
+      <w:r>
+        <w:rPr>
+          <w:lang w:val="fr_FR" w:bidi="fr_FR"/>
+        </w:rPr>
+        <w:t xml:space="preserve">D'autres textes parlent d'un oint dans des termes plus relationnels. Par exemple, </w:t>
+      </w:r>
+      <w:hyperlink r:id="rId429">
+        <w:r>
+          <w:rPr>
+            <w:lang w:val="fr_FR" w:bidi="fr_FR"/>
+          </w:rPr>
+          <w:rPr>
+            <w:color w:val="0000EE"/>
+            <w:u w:val="single"/>
+          </w:rPr>
+          <w:t>1 Samuel 2.10</w:t>
+        </w:r>
+      </w:hyperlink>
+      <w:r>
+        <w:rPr>
+          <w:lang w:val="fr_FR" w:bidi="fr_FR"/>
+        </w:rPr>
+        <w:t xml:space="preserve"> déclare que l'Éternel « relèvera la force de </w:t>
+      </w:r>
+      <w:r>
+        <w:rPr>
+          <w:i/>
+          <w:lang w:val="fr_FR" w:bidi="fr_FR"/>
+        </w:rPr>
+        <w:t>son</w:t>
+      </w:r>
+      <w:r>
+        <w:rPr>
+          <w:lang w:val="fr_FR" w:bidi="fr_FR"/>
+        </w:rPr>
+        <w:t xml:space="preserve"> oint ». Le terme est tout particulièrement appliqué au roi David et à celui de ses fils qui recevra les promesses (</w:t>
+      </w:r>
+      <w:hyperlink r:id="rId430">
+        <w:r>
+          <w:rPr>
+            <w:lang w:val="fr_FR" w:bidi="fr_FR"/>
+          </w:rPr>
+          <w:rPr>
+            <w:color w:val="0000EE"/>
+            <w:u w:val="single"/>
+          </w:rPr>
+          <w:t>Ps 2.2</w:t>
+        </w:r>
+      </w:hyperlink>
+      <w:r>
+        <w:rPr>
+          <w:lang w:val="fr_FR" w:bidi="fr_FR"/>
+        </w:rPr>
+        <w:t xml:space="preserve"> ; </w:t>
+      </w:r>
+      <w:hyperlink r:id="rId431">
+        <w:r>
+          <w:rPr>
+            <w:lang w:val="fr_FR" w:bidi="fr_FR"/>
+          </w:rPr>
+          <w:rPr>
+            <w:color w:val="0000EE"/>
+            <w:u w:val="single"/>
+          </w:rPr>
+          <w:t>Dn 9.25–26</w:t>
+        </w:r>
+      </w:hyperlink>
+      <w:r>
+        <w:rPr>
+          <w:lang w:val="fr_FR" w:bidi="fr_FR"/>
+        </w:rPr>
+        <w:t xml:space="preserve"> ; </w:t>
+      </w:r>
+      <w:r>
+        <w:rPr>
+          <w:i/>
+          <w:lang w:val="fr_FR" w:bidi="fr_FR"/>
+        </w:rPr>
+        <w:t>voir aussi</w:t>
+      </w:r>
+      <w:r>
+        <w:rPr>
+          <w:lang w:val="fr_FR" w:bidi="fr_FR"/>
+        </w:rPr>
+        <w:t xml:space="preserve"> </w:t>
+      </w:r>
+      <w:r>
+        <w:rPr>
+          <w:lang w:val="fr_FR" w:bidi="fr_FR"/>
+        </w:rPr>
+        <w:t>Messie</w:t>
+      </w:r>
+      <w:r>
+        <w:rPr>
+          <w:lang w:val="fr_FR" w:bidi="fr_FR"/>
+        </w:rPr>
+        <w:t xml:space="preserve">). </w:t>
+      </w:r>
+    </w:p>
+    <w:p>
+      <w:pPr/>
+      <w:r>
+        <w:rPr>
+          <w:lang w:val="fr_FR" w:bidi="fr_FR"/>
+        </w:rPr>
+      </w:r>
+      <w:r>
+        <w:rPr>
+          <w:lang w:val="fr_FR" w:bidi="fr_FR"/>
+        </w:rPr>
+        <w:t xml:space="preserve">Le roi Cyrus, choisi par Dieu pour libérer son peuple et permettre la reconstruction de Jérusalem, est exceptionnellement appelé « oint de l'Éternel » dans Ésaïe 45.1. </w:t>
+        <w:br/>
+        <w:br/>
+      </w:r>
+      <w:r>
+        <w:rPr>
+          <w:lang w:val="fr_FR" w:bidi="fr_FR"/>
+        </w:rPr>
+        <w:t xml:space="preserve">Le pluriel « oints » est rare. Il est utilisé pour décrire des individus qui ont des rôles très particuliers, comme les patriarches (voir </w:t>
+      </w:r>
+      <w:hyperlink r:id="rId403">
+        <w:r>
+          <w:rPr>
+            <w:lang w:val="fr_FR" w:bidi="fr_FR"/>
+          </w:rPr>
+          <w:rPr>
+            <w:color w:val="0000EE"/>
+            <w:u w:val="single"/>
+          </w:rPr>
+          <w:t>1Ch 16.22</w:t>
+        </w:r>
+      </w:hyperlink>
+      <w:r>
+        <w:rPr>
+          <w:lang w:val="fr_FR" w:bidi="fr_FR"/>
+        </w:rPr>
+        <w:t xml:space="preserve">, où l'Éternel les appelle « mes oints ») ou le duo formé par Zorobabel (gouverneur post-exilique de Juda) et Josué (souverain sacrificateur de la même époque, voir </w:t>
+      </w:r>
+      <w:hyperlink r:id="rId432">
+        <w:r>
+          <w:rPr>
+            <w:lang w:val="fr_FR" w:bidi="fr_FR"/>
+          </w:rPr>
+          <w:rPr>
+            <w:color w:val="0000EE"/>
+            <w:u w:val="single"/>
+          </w:rPr>
+          <w:t>Za 4.14</w:t>
+        </w:r>
+      </w:hyperlink>
+      <w:r>
+        <w:rPr>
+          <w:lang w:val="fr_FR" w:bidi="fr_FR"/>
+        </w:rPr>
+        <w:t xml:space="preserve">, où ils sont décrits comme « les deux oints qui se tiennent devant le Seigneur de toute la terre »). </w:t>
+      </w:r>
+    </w:p>
+    <w:p>
+      <w:pPr/>
+      <w:r>
+        <w:rPr>
+          <w:lang w:val="fr_FR" w:bidi="fr_FR"/>
+        </w:rPr>
+      </w:r>
+      <w:r>
+        <w:rPr>
+          <w:lang w:val="fr_FR" w:bidi="fr_FR"/>
+        </w:rPr>
+        <w:t>Dans le cas de Cyrus et de Zorobabel, « oint » ne signifie pas qu'ils ont été oints officiellement avec de l'huile versée sur leur tête. Le mot « oint » désigne dans ce cas quelqu'un à qui Dieu a confié une mission très importante pour l'ensemble du peuple de Dieu. Cependant, le terme n'est pas utilisé généralement à propos du peuple de Dieu ou de personnes qui lui sont particulièrement dévouées (comp. avec « saints » dans</w:t>
+      </w:r>
+      <w:hyperlink r:id="rId433">
+        <w:r>
+          <w:rPr>
+            <w:lang w:val="fr_FR" w:bidi="fr_FR"/>
+          </w:rPr>
+          <w:rPr>
+            <w:color w:val="0000EE"/>
+            <w:u w:val="single"/>
+          </w:rPr>
+          <w:t xml:space="preserve"> Ps 16.3</w:t>
+        </w:r>
+      </w:hyperlink>
+      <w:r>
+        <w:rPr>
+          <w:lang w:val="fr_FR" w:bidi="fr_FR"/>
+        </w:rPr>
+        <w:t xml:space="preserve"> ; </w:t>
+      </w:r>
+      <w:hyperlink r:id="rId434">
+        <w:r>
+          <w:rPr>
+            <w:lang w:val="fr_FR" w:bidi="fr_FR"/>
+          </w:rPr>
+          <w:rPr>
+            <w:color w:val="0000EE"/>
+            <w:u w:val="single"/>
+          </w:rPr>
+          <w:t>34.10</w:t>
+        </w:r>
+      </w:hyperlink>
+      <w:r>
+        <w:rPr>
+          <w:lang w:val="fr_FR" w:bidi="fr_FR"/>
+        </w:rPr>
+        <w:t>).</w:t>
+      </w:r>
+    </w:p>
+    <w:p>
+      <w:pPr/>
+      <w:r>
+        <w:rPr>
+          <w:lang w:val="fr_FR" w:bidi="fr_FR"/>
+        </w:rPr>
+      </w:r>
+      <w:r>
+        <w:rPr>
+          <w:lang w:val="fr_FR" w:bidi="fr_FR"/>
+        </w:rPr>
+        <w:t xml:space="preserve">Dans le Nouveau Testament (NT), Jésus-Christ est présenté comme le prophète, le roi et le souverain sacrificateur par excellence. Il est donc suprêmement « l'oint ». Le mot </w:t>
+      </w:r>
+      <w:r>
+        <w:rPr>
+          <w:i/>
+          <w:lang w:val="fr_FR" w:bidi="fr_FR"/>
+        </w:rPr>
+        <w:t>Messie</w:t>
+      </w:r>
+      <w:r>
+        <w:rPr>
+          <w:lang w:val="fr_FR" w:bidi="fr_FR"/>
+        </w:rPr>
+        <w:t xml:space="preserve"> est dérivé du mot hébreu qui signifie « oint » ; « Christ » en est la traduction en grec.</w:t>
+      </w:r>
+    </w:p>
+    <w:p>
+      <w:pPr/>
+      <w:r>
+        <w:rPr>
+          <w:lang w:val="fr_FR" w:bidi="fr_FR"/>
+        </w:rPr>
+      </w:r>
+      <w:r>
+        <w:rPr>
+          <w:lang w:val="fr_FR" w:bidi="fr_FR"/>
+        </w:rPr>
+        <w:t>Il n'y a aucun récit qui indique que Jésus de Nazareth a été officiellement oint comme prophète, roi et souverain sacrificateur avec de l'huile versée sur sa tête. Il n'avait en fait aucune de ces fonctions aux yeux des autorités qui s'opposaient à lui. Cependant, il a été choisi par Dieu et son onction est spirituelle (</w:t>
+      </w:r>
+      <w:hyperlink r:id="rId430">
+        <w:r>
+          <w:rPr>
+            <w:lang w:val="fr_FR" w:bidi="fr_FR"/>
+          </w:rPr>
+          <w:rPr>
+            <w:color w:val="0000EE"/>
+            <w:u w:val="single"/>
+          </w:rPr>
+          <w:t>Ps 2.2</w:t>
+        </w:r>
+      </w:hyperlink>
+      <w:r>
+        <w:rPr>
+          <w:lang w:val="fr_FR" w:bidi="fr_FR"/>
+        </w:rPr>
+        <w:t xml:space="preserve"> ; </w:t>
+      </w:r>
+      <w:hyperlink r:id="rId431">
+        <w:r>
+          <w:rPr>
+            <w:lang w:val="fr_FR" w:bidi="fr_FR"/>
+          </w:rPr>
+          <w:rPr>
+            <w:color w:val="0000EE"/>
+            <w:u w:val="single"/>
+          </w:rPr>
+          <w:t>Dn 9.25–26</w:t>
+        </w:r>
+      </w:hyperlink>
+      <w:r>
+        <w:rPr>
+          <w:lang w:val="fr_FR" w:bidi="fr_FR"/>
+        </w:rPr>
+        <w:t>). Lors de son baptême par Jean, qui était reconnu comme prophète de Dieu, le Saint-Esprit est descendu sur Jésus et Dieu l'a révélé comme le Messie promis dans l'AT (</w:t>
+      </w:r>
+      <w:hyperlink r:id="rId435">
+        <w:r>
+          <w:rPr>
+            <w:lang w:val="fr_FR" w:bidi="fr_FR"/>
+          </w:rPr>
+          <w:rPr>
+            <w:color w:val="0000EE"/>
+            <w:u w:val="single"/>
+          </w:rPr>
+          <w:t>Jn 1.32–51</w:t>
+        </w:r>
+      </w:hyperlink>
+      <w:r>
+        <w:rPr>
+          <w:lang w:val="fr_FR" w:bidi="fr_FR"/>
+        </w:rPr>
+        <w:t>). Le fait que Dieu était avec Jésus et agissait puissamment par son Esprit à travers lui est rapidement devenu une évidence (</w:t>
+      </w:r>
+      <w:hyperlink r:id="rId436">
+        <w:r>
+          <w:rPr>
+            <w:lang w:val="fr_FR" w:bidi="fr_FR"/>
+          </w:rPr>
+          <w:rPr>
+            <w:color w:val="0000EE"/>
+            <w:u w:val="single"/>
+          </w:rPr>
+          <w:t>Lc 4.1</w:t>
+        </w:r>
+      </w:hyperlink>
+      <w:r>
+        <w:rPr>
+          <w:lang w:val="fr_FR" w:bidi="fr_FR"/>
+        </w:rPr>
+        <w:t xml:space="preserve"> ; </w:t>
+      </w:r>
+      <w:hyperlink r:id="rId437">
+        <w:r>
+          <w:rPr>
+            <w:lang w:val="fr_FR" w:bidi="fr_FR"/>
+          </w:rPr>
+          <w:rPr>
+            <w:color w:val="0000EE"/>
+            <w:u w:val="single"/>
+          </w:rPr>
+          <w:t>4.33–37</w:t>
+        </w:r>
+      </w:hyperlink>
+      <w:r>
+        <w:rPr>
+          <w:lang w:val="fr_FR" w:bidi="fr_FR"/>
+        </w:rPr>
+        <w:t>). Jésus lui-même déclare qu'il est l'accomplissement de la prophétie d'</w:t>
+      </w:r>
+      <w:hyperlink r:id="rId438">
+        <w:r>
+          <w:rPr>
+            <w:lang w:val="fr_FR" w:bidi="fr_FR"/>
+          </w:rPr>
+          <w:rPr>
+            <w:color w:val="0000EE"/>
+            <w:u w:val="single"/>
+          </w:rPr>
+          <w:t>Ésaïe 61.1</w:t>
+        </w:r>
+      </w:hyperlink>
+      <w:r>
+        <w:rPr>
+          <w:lang w:val="fr_FR" w:bidi="fr_FR"/>
+        </w:rPr>
+        <w:t xml:space="preserve"> : il est l'oint de Dieu pour déclarer la bonne nouvelle et aider son peuple (</w:t>
+      </w:r>
+      <w:hyperlink r:id="rId439">
+        <w:r>
+          <w:rPr>
+            <w:lang w:val="fr_FR" w:bidi="fr_FR"/>
+          </w:rPr>
+          <w:rPr>
+            <w:color w:val="0000EE"/>
+            <w:u w:val="single"/>
+          </w:rPr>
+          <w:t>Lc 4.18–19</w:t>
+        </w:r>
+      </w:hyperlink>
+      <w:r>
+        <w:rPr>
+          <w:lang w:val="fr_FR" w:bidi="fr_FR"/>
+        </w:rPr>
+        <w:t xml:space="preserve">). </w:t>
+        <w:br/>
+        <w:br/>
+      </w:r>
+      <w:r>
+        <w:rPr>
+          <w:lang w:val="fr_FR" w:bidi="fr_FR"/>
+        </w:rPr>
+        <w:t>De façon remarquable, le NT déclare que les disciples de Jésus sont aussi oints, bien qu'ils n'aient pas le même rôle que lui. En effet, contrairement à la première alliance, la nouvelle alliance inclut le don du Saint-Esprit à tous les disciples de Christ. L'Esprit les enseigne et agit en eux et à travers eux pour qu'ils apprennent à vivre selon la volonté de Dieu (</w:t>
+      </w:r>
+      <w:hyperlink r:id="rId440">
+        <w:r>
+          <w:rPr>
+            <w:lang w:val="fr_FR" w:bidi="fr_FR"/>
+          </w:rPr>
+          <w:rPr>
+            <w:color w:val="0000EE"/>
+            <w:u w:val="single"/>
+          </w:rPr>
+          <w:t>2Co 1.21–22</w:t>
+        </w:r>
+      </w:hyperlink>
+      <w:r>
+        <w:rPr>
+          <w:lang w:val="fr_FR" w:bidi="fr_FR"/>
+        </w:rPr>
+        <w:t xml:space="preserve"> ; </w:t>
+      </w:r>
+      <w:hyperlink r:id="rId441">
+        <w:r>
+          <w:rPr>
+            <w:lang w:val="fr_FR" w:bidi="fr_FR"/>
+          </w:rPr>
+          <w:rPr>
+            <w:color w:val="0000EE"/>
+            <w:u w:val="single"/>
+          </w:rPr>
+          <w:t>1Jn 2.20, 27</w:t>
+        </w:r>
+      </w:hyperlink>
+      <w:r>
+        <w:rPr>
+          <w:lang w:val="fr_FR" w:bidi="fr_FR"/>
+        </w:rPr>
+        <w:t>).</w:t>
+      </w:r>
+    </w:p>
+    <w:p>
+      <w:pPr/>
+      <w:r>
+        <w:rPr>
+          <w:lang w:val="fr_FR" w:bidi="fr_FR"/>
+        </w:rPr>
+      </w:r>
+      <w:r>
+        <w:rPr>
+          <w:i/>
+          <w:lang w:val="fr_FR" w:bidi="fr_FR"/>
+        </w:rPr>
+        <w:t>Voir aussi</w:t>
+      </w:r>
+      <w:r>
+        <w:rPr>
+          <w:lang w:val="fr_FR" w:bidi="fr_FR"/>
+        </w:rPr>
+        <w:t xml:space="preserve"> </w:t>
+      </w:r>
+      <w:r>
+        <w:rPr>
+          <w:lang w:val="fr_FR" w:bidi="fr_FR"/>
+        </w:rPr>
+        <w:t>Messie</w:t>
+      </w:r>
+      <w:r>
+        <w:rPr>
+          <w:lang w:val="fr_FR" w:bidi="fr_FR"/>
+        </w:rPr>
+        <w:t>.</w:t>
+      </w:r>
+      <w:r>
+        <w:rPr>
+          <w:lang w:val="fr_FR" w:bidi="fr_FR"/>
+        </w:rPr>
+      </w:r>
+      <w:r>
+        <w:rPr>
+          <w:lang w:val="fr_FR" w:bidi="fr_FR"/>
+        </w:rPr>
+      </w:r>
+    </w:p>
+    <w:p>
+      <w:pPr/>
+      <w:r>
+        <w:rPr>
+          <w:lang w:val="fr_FR" w:bidi="fr_FR"/>
+        </w:rPr>
+      </w:r>
+    </w:p>
+    <w:p>
+      <w:pPr>
+        <w:pStyle w:val="Heading2"/>
+      </w:pPr>
+      <w:r>
+        <w:rPr>
+          <w:lang w:val="fr_FR" w:bidi="fr_FR"/>
+        </w:rPr>
         <w:t>Oiseaux</w:t>
       </w:r>
       <w:r>
@@ -11241,7 +11828,7 @@
         </w:rPr>
         <w:t>Les scientifiques modernes classent les organismes sur la base de leur structure interne et externe, mais les auteurs bibliques classaient généralement les organismes selon leur habitat. Ainsi, dans la Bible, les chauves-souris sont répertoriées avec les oiseaux comme créatures de l'air (</w:t>
       </w:r>
-      <w:hyperlink r:id="rId428">
+      <w:hyperlink r:id="rId442">
         <w:r>
           <w:rPr>
             <w:lang w:val="fr_FR" w:bidi="fr_FR"/>
@@ -11259,7 +11846,7 @@
         </w:rPr>
         <w:t xml:space="preserve"> ; </w:t>
       </w:r>
-      <w:hyperlink r:id="rId429">
+      <w:hyperlink r:id="rId443">
         <w:r>
           <w:rPr>
             <w:lang w:val="fr_FR" w:bidi="fr_FR"/>
@@ -11316,7 +11903,7 @@
         </w:rPr>
         <w:t>La Bible fait référence aux oiseaux tant au sens littéral que figuré. Les auteurs bibliques étaient des observateurs attentifs de la nature, et leur connaissance des oiseaux et de la vie aviaire se reflète dans de nombreux passages. Ils affirmaient que Dieu connaît tous les oiseaux (</w:t>
       </w:r>
-      <w:hyperlink r:id="rId430">
+      <w:hyperlink r:id="rId444">
         <w:r>
           <w:rPr>
             <w:lang w:val="fr_FR" w:bidi="fr_FR"/>
@@ -11334,7 +11921,7 @@
         </w:rPr>
         <w:t>) et prend soin d'eux (</w:t>
       </w:r>
-      <w:hyperlink r:id="rId431">
+      <w:hyperlink r:id="rId445">
         <w:r>
           <w:rPr>
             <w:lang w:val="fr_FR" w:bidi="fr_FR"/>
@@ -11352,7 +11939,7 @@
         </w:rPr>
         <w:t>). Ils voyaient l'alliance de Dieu avec Noé après le déluge, sa promesse de ne plus jamais détruire la vie par un déluge, comme s'étendant même aux oiseaux et aux animaux (</w:t>
       </w:r>
-      <w:hyperlink r:id="rId432">
+      <w:hyperlink r:id="rId446">
         <w:r>
           <w:rPr>
             <w:lang w:val="fr_FR" w:bidi="fr_FR"/>
@@ -11384,7 +11971,7 @@
         </w:rPr>
         <w:t>La loi mosaïque déclarait de nombreux oiseaux « impurs », principalement des espèces qui étaient des charognards ou des prédateurs, ou qui habitaient des lieux désolés. Des siècles plus tard, les premiers chrétiens en vinrent à considérer les espèces impures comme pures par décret de Dieu, révélé dans la vision de l'apôtre Pierre (</w:t>
       </w:r>
-      <w:hyperlink r:id="rId433">
+      <w:hyperlink r:id="rId447">
         <w:r>
           <w:rPr>
             <w:lang w:val="fr_FR" w:bidi="fr_FR"/>
@@ -11402,7 +11989,7 @@
         </w:rPr>
         <w:t>). D'autres oiseaux, comme la caille, soutenaient les Israélites dans leurs errances (</w:t>
       </w:r>
-      <w:hyperlink r:id="rId434">
+      <w:hyperlink r:id="rId448">
         <w:r>
           <w:rPr>
             <w:lang w:val="fr_FR" w:bidi="fr_FR"/>
@@ -11420,7 +12007,7 @@
         </w:rPr>
         <w:t>). La Loi prescrivait des oiseaux comme sacrifices pour un enfant premier-né (</w:t>
       </w:r>
-      <w:hyperlink r:id="rId435">
+      <w:hyperlink r:id="rId449">
         <w:r>
           <w:rPr>
             <w:lang w:val="fr_FR" w:bidi="fr_FR"/>
@@ -11438,7 +12025,7 @@
         </w:rPr>
         <w:t>), pour un vœu de naziréat (</w:t>
       </w:r>
-      <w:hyperlink r:id="rId436">
+      <w:hyperlink r:id="rId450">
         <w:r>
           <w:rPr>
             <w:lang w:val="fr_FR" w:bidi="fr_FR"/>
@@ -11456,7 +12043,7 @@
         </w:rPr>
         <w:t>), pour la purification d'un lépreux (</w:t>
       </w:r>
-      <w:hyperlink r:id="rId437">
+      <w:hyperlink r:id="rId451">
         <w:r>
           <w:rPr>
             <w:lang w:val="fr_FR" w:bidi="fr_FR"/>
@@ -11474,7 +12061,7 @@
         </w:rPr>
         <w:t>), et comme holocauste et sacrifice pour le péché (</w:t>
       </w:r>
-      <w:hyperlink r:id="rId438">
+      <w:hyperlink r:id="rId452">
         <w:r>
           <w:rPr>
             <w:lang w:val="fr_FR" w:bidi="fr_FR"/>
@@ -11506,7 +12093,7 @@
         </w:rPr>
         <w:t>Les oiseaux sont facilement sujets à l'extinction, surtout à cause de l'activité humaine. Dieu a demandé aux Israélites de pratiquer la conservation pour empêcher l'extinction des oiseaux en Terre Sainte, tant pour le bien des oiseaux que pour que les Israélites aient une source continue de nourriture. La Loi permettait aux Israélites en quête de nourriture de prendre des œufs ou des petits dans un nid d'oiseau, mais ils n'étaient pas autorisés à tuer à la fois une mère oiseau et ses petits (</w:t>
       </w:r>
-      <w:hyperlink r:id="rId439">
+      <w:hyperlink r:id="rId453">
         <w:r>
           <w:rPr>
             <w:lang w:val="fr_FR" w:bidi="fr_FR"/>
@@ -11538,7 +12125,7 @@
         </w:rPr>
         <w:t>Les auteurs bibliques se tournaient fréquemment vers la nature pour illustrer des principes divins ou des caractéristiques humaines. Les comparaisons des humains avec les oiseaux portent parfois un sens de bassesse, comme lorsque le roi Nebucadnetsar développera des griffes comme celles d'un oiseau dans sa folie (</w:t>
       </w:r>
-      <w:hyperlink r:id="rId440">
+      <w:hyperlink r:id="rId454">
         <w:r>
           <w:rPr>
             <w:lang w:val="fr_FR" w:bidi="fr_FR"/>
@@ -11556,7 +12143,7 @@
         </w:rPr>
         <w:t>), ou lorsque Job remarquera que les oiseaux ne connaissaient pas la source de la sagesse (</w:t>
       </w:r>
-      <w:hyperlink r:id="rId441">
+      <w:hyperlink r:id="rId455">
         <w:r>
           <w:rPr>
             <w:lang w:val="fr_FR" w:bidi="fr_FR"/>
@@ -11574,7 +12161,7 @@
         </w:rPr>
         <w:t>). Dans la parabole du semeur racontée par Jésus, les oiseaux qui ont mangé la semence dispersée au bord du chemin peuvent représenter l'indifférence et un manque de compréhension spirituelle (</w:t>
       </w:r>
-      <w:hyperlink r:id="rId442">
+      <w:hyperlink r:id="rId456">
         <w:r>
           <w:rPr>
             <w:lang w:val="fr_FR" w:bidi="fr_FR"/>
@@ -11606,7 +12193,7 @@
         </w:rPr>
         <w:t>L'Écriture contient également des images qu montraient une certaines empathie envers la situation des oiseaux. Un homme solitaire en prière était comparé à un oiseau solitaire sur un toit (</w:t>
       </w:r>
-      <w:hyperlink r:id="rId443">
+      <w:hyperlink r:id="rId457">
         <w:r>
           <w:rPr>
             <w:lang w:val="fr_FR" w:bidi="fr_FR"/>
@@ -11624,6 +12211,74 @@
         </w:rPr>
         <w:t>). Si quelqu'un était injustement chassé par ses ennemis, il comprendrait la situation d'un oiseau pourchassé (</w:t>
       </w:r>
+      <w:hyperlink r:id="rId458">
+        <w:r>
+          <w:rPr>
+            <w:lang w:val="fr_FR" w:bidi="fr_FR"/>
+          </w:rPr>
+          <w:rPr>
+            <w:color w:val="0000EE"/>
+            <w:u w:val="single"/>
+          </w:rPr>
+          <w:t>Lm 3.52</w:t>
+        </w:r>
+      </w:hyperlink>
+      <w:r>
+        <w:rPr>
+          <w:lang w:val="fr_FR" w:bidi="fr_FR"/>
+        </w:rPr>
+        <w:t>). On disait que les oiseaux étaient affectés par les malédictions sur les malfaiteurs alors qu'ils fuyaient Jérusalem ou la surface de la terre (</w:t>
+      </w:r>
+      <w:hyperlink r:id="rId459">
+        <w:r>
+          <w:rPr>
+            <w:lang w:val="fr_FR" w:bidi="fr_FR"/>
+          </w:rPr>
+          <w:rPr>
+            <w:color w:val="0000EE"/>
+            <w:u w:val="single"/>
+          </w:rPr>
+          <w:t>Jr 9.10</w:t>
+        </w:r>
+      </w:hyperlink>
+      <w:r>
+        <w:rPr>
+          <w:lang w:val="fr_FR" w:bidi="fr_FR"/>
+        </w:rPr>
+        <w:t xml:space="preserve"> ; </w:t>
+      </w:r>
+      <w:hyperlink r:id="rId460">
+        <w:r>
+          <w:rPr>
+            <w:lang w:val="fr_FR" w:bidi="fr_FR"/>
+          </w:rPr>
+          <w:rPr>
+            <w:color w:val="0000EE"/>
+            <w:u w:val="single"/>
+          </w:rPr>
+          <w:t>Zep 1.3</w:t>
+        </w:r>
+      </w:hyperlink>
+      <w:r>
+        <w:rPr>
+          <w:lang w:val="fr_FR" w:bidi="fr_FR"/>
+        </w:rPr>
+        <w:t>).</w:t>
+      </w:r>
+    </w:p>
+    <w:p>
+      <w:pPr/>
+      <w:r>
+        <w:rPr>
+          <w:lang w:val="fr_FR" w:bidi="fr_FR"/>
+        </w:rPr>
+      </w:r>
+      <w:r>
+        <w:rPr>
+          <w:lang w:val="fr_FR" w:bidi="fr_FR"/>
+        </w:rPr>
+        <w:t>En dépit de tels malheurs infligés aux oiseaux, l'Écriture affirme que, comme les autres créatures, ils sont soignés et chéris par Dieu (</w:t>
+      </w:r>
       <w:hyperlink r:id="rId444">
         <w:r>
           <w:rPr>
@@ -11633,14 +12288,32 @@
             <w:color w:val="0000EE"/>
             <w:u w:val="single"/>
           </w:rPr>
-          <w:t>Lm 3.52</w:t>
-        </w:r>
-      </w:hyperlink>
-      <w:r>
-        <w:rPr>
-          <w:lang w:val="fr_FR" w:bidi="fr_FR"/>
-        </w:rPr>
-        <w:t>). On disait que les oiseaux étaient affectés par les malédictions sur les malfaiteurs alors qu'ils fuyaient Jérusalem ou la surface de la terre (</w:t>
+          <w:t>Ps 50.11</w:t>
+        </w:r>
+      </w:hyperlink>
+      <w:r>
+        <w:rPr>
+          <w:lang w:val="fr_FR" w:bidi="fr_FR"/>
+        </w:rPr>
+        <w:t xml:space="preserve"> ; </w:t>
+      </w:r>
+      <w:hyperlink r:id="rId461">
+        <w:r>
+          <w:rPr>
+            <w:lang w:val="fr_FR" w:bidi="fr_FR"/>
+          </w:rPr>
+          <w:rPr>
+            <w:color w:val="0000EE"/>
+            <w:u w:val="single"/>
+          </w:rPr>
+          <w:t>Mt 6.26</w:t>
+        </w:r>
+      </w:hyperlink>
+      <w:r>
+        <w:rPr>
+          <w:lang w:val="fr_FR" w:bidi="fr_FR"/>
+        </w:rPr>
+        <w:t xml:space="preserve"> ; </w:t>
       </w:r>
       <w:hyperlink r:id="rId445">
         <w:r>
@@ -11651,7 +12324,25 @@
             <w:color w:val="0000EE"/>
             <w:u w:val="single"/>
           </w:rPr>
-          <w:t>Jr 9.10</w:t>
+          <w:t>10.29</w:t>
+        </w:r>
+      </w:hyperlink>
+      <w:r>
+        <w:rPr>
+          <w:lang w:val="fr_FR" w:bidi="fr_FR"/>
+        </w:rPr>
+        <w:t>). Tant Pharaon que Nebucadnetsar ont été comparés à un arbre qui offre un abri aux oiseaux (</w:t>
+      </w:r>
+      <w:hyperlink r:id="rId462">
+        <w:r>
+          <w:rPr>
+            <w:lang w:val="fr_FR" w:bidi="fr_FR"/>
+          </w:rPr>
+          <w:rPr>
+            <w:color w:val="0000EE"/>
+            <w:u w:val="single"/>
+          </w:rPr>
+          <w:t>Ez 31.6</w:t>
         </w:r>
       </w:hyperlink>
       <w:r>
@@ -11660,16 +12351,106 @@
         </w:rPr>
         <w:t xml:space="preserve"> ; </w:t>
       </w:r>
-      <w:hyperlink r:id="rId446">
-        <w:r>
-          <w:rPr>
-            <w:lang w:val="fr_FR" w:bidi="fr_FR"/>
-          </w:rPr>
-          <w:rPr>
-            <w:color w:val="0000EE"/>
-            <w:u w:val="single"/>
-          </w:rPr>
-          <w:t>Zep 1.3</w:t>
+      <w:hyperlink r:id="rId463">
+        <w:r>
+          <w:rPr>
+            <w:lang w:val="fr_FR" w:bidi="fr_FR"/>
+          </w:rPr>
+          <w:rPr>
+            <w:color w:val="0000EE"/>
+            <w:u w:val="single"/>
+          </w:rPr>
+          <w:t>Dn 4.12</w:t>
+        </w:r>
+      </w:hyperlink>
+      <w:r>
+        <w:rPr>
+          <w:lang w:val="fr_FR" w:bidi="fr_FR"/>
+        </w:rPr>
+        <w:t xml:space="preserve"> ; cf. </w:t>
+      </w:r>
+      <w:hyperlink r:id="rId464">
+        <w:r>
+          <w:rPr>
+            <w:lang w:val="fr_FR" w:bidi="fr_FR"/>
+          </w:rPr>
+          <w:rPr>
+            <w:color w:val="0000EE"/>
+            <w:u w:val="single"/>
+          </w:rPr>
+          <w:t>2.38</w:t>
+        </w:r>
+      </w:hyperlink>
+      <w:r>
+        <w:rPr>
+          <w:lang w:val="fr_FR" w:bidi="fr_FR"/>
+        </w:rPr>
+        <w:t>). Le pouvoir humain, cependant, échoue finalement, comme lorsque l'arbre représentant Nabuchodonosor a été abattu, forçant les oiseaux à fuir (</w:t>
+      </w:r>
+      <w:hyperlink r:id="rId465">
+        <w:r>
+          <w:rPr>
+            <w:lang w:val="fr_FR" w:bidi="fr_FR"/>
+          </w:rPr>
+          <w:rPr>
+            <w:color w:val="0000EE"/>
+            <w:u w:val="single"/>
+          </w:rPr>
+          <w:t>Dn 4.14</w:t>
+        </w:r>
+      </w:hyperlink>
+      <w:r>
+        <w:rPr>
+          <w:lang w:val="fr_FR" w:bidi="fr_FR"/>
+        </w:rPr>
+        <w:t>). La protection de Dieu, elle, est infaillible. Jésus a comparé le royaume de Dieu à une graine de moutarde, croissant pour devenir un abri pour les oiseaux (</w:t>
+      </w:r>
+      <w:hyperlink r:id="rId466">
+        <w:r>
+          <w:rPr>
+            <w:lang w:val="fr_FR" w:bidi="fr_FR"/>
+          </w:rPr>
+          <w:rPr>
+            <w:color w:val="0000EE"/>
+            <w:u w:val="single"/>
+          </w:rPr>
+          <w:t>Mt 13.32</w:t>
+        </w:r>
+      </w:hyperlink>
+      <w:r>
+        <w:rPr>
+          <w:lang w:val="fr_FR" w:bidi="fr_FR"/>
+        </w:rPr>
+        <w:t>). Dieu fournit une habitation pour les oiseaux (</w:t>
+      </w:r>
+      <w:hyperlink r:id="rId467">
+        <w:r>
+          <w:rPr>
+            <w:lang w:val="fr_FR" w:bidi="fr_FR"/>
+          </w:rPr>
+          <w:rPr>
+            <w:color w:val="0000EE"/>
+            <w:u w:val="single"/>
+          </w:rPr>
+          <w:t>Ps 104.12</w:t>
+        </w:r>
+      </w:hyperlink>
+      <w:r>
+        <w:rPr>
+          <w:lang w:val="fr_FR" w:bidi="fr_FR"/>
+        </w:rPr>
+        <w:t>), bien que Jésus, le Fils de l'Homme, n'ait nulle part où reposer sa tête (</w:t>
+      </w:r>
+      <w:hyperlink r:id="rId468">
+        <w:r>
+          <w:rPr>
+            <w:lang w:val="fr_FR" w:bidi="fr_FR"/>
+          </w:rPr>
+          <w:rPr>
+            <w:color w:val="0000EE"/>
+            <w:u w:val="single"/>
+          </w:rPr>
+          <w:t>Mt 8.20</w:t>
         </w:r>
       </w:hyperlink>
       <w:r>
@@ -11690,18 +12471,260 @@
         <w:rPr>
           <w:lang w:val="fr_FR" w:bidi="fr_FR"/>
         </w:rPr>
-        <w:t>En dépit de tels malheurs infligés aux oiseaux, l'Écriture affirme que, comme les autres créatures, ils sont soignés et chéris par Dieu (</w:t>
-      </w:r>
-      <w:hyperlink r:id="rId430">
-        <w:r>
-          <w:rPr>
-            <w:lang w:val="fr_FR" w:bidi="fr_FR"/>
-          </w:rPr>
-          <w:rPr>
-            <w:color w:val="0000EE"/>
-            <w:u w:val="single"/>
-          </w:rPr>
-          <w:t>Ps 50.11</w:t>
+        <w:t>Les oiseaux étaient considérés comme une preuve de l'œuvre de Dieu (</w:t>
+      </w:r>
+      <w:hyperlink r:id="rId469">
+        <w:r>
+          <w:rPr>
+            <w:lang w:val="fr_FR" w:bidi="fr_FR"/>
+          </w:rPr>
+          <w:rPr>
+            <w:color w:val="0000EE"/>
+            <w:u w:val="single"/>
+          </w:rPr>
+          <w:t>Jb 12.7</w:t>
+        </w:r>
+      </w:hyperlink>
+      <w:r>
+        <w:rPr>
+          <w:lang w:val="fr_FR" w:bidi="fr_FR"/>
+        </w:rPr>
+        <w:t>). La sagesse reçue des oiseaux fournissait des exemples de bon sens en apprenant d'une erreur (</w:t>
+      </w:r>
+      <w:hyperlink r:id="rId470">
+        <w:r>
+          <w:rPr>
+            <w:lang w:val="fr_FR" w:bidi="fr_FR"/>
+          </w:rPr>
+          <w:rPr>
+            <w:color w:val="0000EE"/>
+            <w:u w:val="single"/>
+          </w:rPr>
+          <w:t>Pr 1.17</w:t>
+        </w:r>
+      </w:hyperlink>
+      <w:r>
+        <w:rPr>
+          <w:lang w:val="fr_FR" w:bidi="fr_FR"/>
+        </w:rPr>
+        <w:t xml:space="preserve">; </w:t>
+      </w:r>
+      <w:hyperlink r:id="rId471">
+        <w:r>
+          <w:rPr>
+            <w:lang w:val="fr_FR" w:bidi="fr_FR"/>
+          </w:rPr>
+          <w:rPr>
+            <w:color w:val="0000EE"/>
+            <w:u w:val="single"/>
+          </w:rPr>
+          <w:t>6.5</w:t>
+        </w:r>
+      </w:hyperlink>
+      <w:r>
+        <w:rPr>
+          <w:lang w:val="fr_FR" w:bidi="fr_FR"/>
+        </w:rPr>
+        <w:t>) et de mauvais jugement en ne parvenant pas à éviter les pièges de l'immoralité (</w:t>
+      </w:r>
+      <w:hyperlink r:id="rId472">
+        <w:r>
+          <w:rPr>
+            <w:lang w:val="fr_FR" w:bidi="fr_FR"/>
+          </w:rPr>
+          <w:rPr>
+            <w:color w:val="0000EE"/>
+            <w:u w:val="single"/>
+          </w:rPr>
+          <w:t>7.23</w:t>
+        </w:r>
+      </w:hyperlink>
+      <w:r>
+        <w:rPr>
+          <w:lang w:val="fr_FR" w:bidi="fr_FR"/>
+        </w:rPr>
+        <w:t>). Les oiseaux et d'autres créatures pouvaient être apprivoisés, contrairement à la langue humaine méchante (</w:t>
+      </w:r>
+      <w:hyperlink r:id="rId473">
+        <w:r>
+          <w:rPr>
+            <w:lang w:val="fr_FR" w:bidi="fr_FR"/>
+          </w:rPr>
+          <w:rPr>
+            <w:color w:val="0000EE"/>
+            <w:u w:val="single"/>
+          </w:rPr>
+          <w:t>Jc 3.7</w:t>
+        </w:r>
+      </w:hyperlink>
+      <w:r>
+        <w:rPr>
+          <w:lang w:val="fr_FR" w:bidi="fr_FR"/>
+        </w:rPr>
+        <w:t>). Les oiseaux qui volent sans se poser étaient une image d'une malédiction imméritée (</w:t>
+      </w:r>
+      <w:hyperlink r:id="rId474">
+        <w:r>
+          <w:rPr>
+            <w:lang w:val="fr_FR" w:bidi="fr_FR"/>
+          </w:rPr>
+          <w:rPr>
+            <w:color w:val="0000EE"/>
+            <w:u w:val="single"/>
+          </w:rPr>
+          <w:t>Pr 26.2</w:t>
+        </w:r>
+      </w:hyperlink>
+      <w:r>
+        <w:rPr>
+          <w:lang w:val="fr_FR" w:bidi="fr_FR"/>
+        </w:rPr>
+        <w:t>). Sans confiance en Dieu, les gens pourraient être forcés par le mal à fuir comme un oiseau vers les montagnes (</w:t>
+      </w:r>
+      <w:hyperlink r:id="rId475">
+        <w:r>
+          <w:rPr>
+            <w:lang w:val="fr_FR" w:bidi="fr_FR"/>
+          </w:rPr>
+          <w:rPr>
+            <w:color w:val="0000EE"/>
+            <w:u w:val="single"/>
+          </w:rPr>
+          <w:t>Ps 11.1</w:t>
+        </w:r>
+      </w:hyperlink>
+      <w:r>
+        <w:rPr>
+          <w:lang w:val="fr_FR" w:bidi="fr_FR"/>
+        </w:rPr>
+        <w:t>). Le chant des oiseaux était dit apporter de la joie (</w:t>
+      </w:r>
+      <w:hyperlink r:id="rId476">
+        <w:r>
+          <w:rPr>
+            <w:lang w:val="fr_FR" w:bidi="fr_FR"/>
+          </w:rPr>
+          <w:rPr>
+            <w:color w:val="0000EE"/>
+            <w:u w:val="single"/>
+          </w:rPr>
+          <w:t>Ct 2.12</w:t>
+        </w:r>
+      </w:hyperlink>
+      <w:r>
+        <w:rPr>
+          <w:lang w:val="fr_FR" w:bidi="fr_FR"/>
+        </w:rPr>
+        <w:t>). Le retour du peuple de Dieu à la Terre Promise serait comme le retour des oiseaux (</w:t>
+      </w:r>
+      <w:hyperlink r:id="rId477">
+        <w:r>
+          <w:rPr>
+            <w:lang w:val="fr_FR" w:bidi="fr_FR"/>
+          </w:rPr>
+          <w:rPr>
+            <w:color w:val="0000EE"/>
+            <w:u w:val="single"/>
+          </w:rPr>
+          <w:t>Os 11.11</w:t>
+        </w:r>
+      </w:hyperlink>
+      <w:r>
+        <w:rPr>
+          <w:lang w:val="fr_FR" w:bidi="fr_FR"/>
+        </w:rPr>
+        <w:t>). Jésus a exprimé son amour pour Jérusalem en disant qu'il désirait rassembler son peuple à lui comme une poule rassemble ses poussins sous son aile (</w:t>
+      </w:r>
+      <w:hyperlink r:id="rId478">
+        <w:r>
+          <w:rPr>
+            <w:lang w:val="fr_FR" w:bidi="fr_FR"/>
+          </w:rPr>
+          <w:rPr>
+            <w:color w:val="0000EE"/>
+            <w:u w:val="single"/>
+          </w:rPr>
+          <w:t>Mt 23.37</w:t>
+        </w:r>
+      </w:hyperlink>
+      <w:r>
+        <w:rPr>
+          <w:lang w:val="fr_FR" w:bidi="fr_FR"/>
+        </w:rPr>
+        <w:t>).</w:t>
+      </w:r>
+    </w:p>
+    <w:p>
+      <w:pPr/>
+      <w:r>
+        <w:rPr>
+          <w:lang w:val="fr_FR" w:bidi="fr_FR"/>
+        </w:rPr>
+      </w:r>
+      <w:r>
+        <w:rPr>
+          <w:lang w:val="fr_FR" w:bidi="fr_FR"/>
+        </w:rPr>
+        <w:t>Enfin, les oiseaux étaient parfois considérés comme des signes de mauvais augure. Par exemple, le boulanger de Pharaon a appris sa mort imminente parce que dans un rêve, des oiseaux mangeaient la nourriture d'un panier sur sa tête (</w:t>
+      </w:r>
+      <w:hyperlink r:id="rId479">
+        <w:r>
+          <w:rPr>
+            <w:lang w:val="fr_FR" w:bidi="fr_FR"/>
+          </w:rPr>
+          <w:rPr>
+            <w:color w:val="0000EE"/>
+            <w:u w:val="single"/>
+          </w:rPr>
+          <w:t>Gn 40.17</w:t>
+        </w:r>
+      </w:hyperlink>
+      <w:r>
+        <w:rPr>
+          <w:lang w:val="fr_FR" w:bidi="fr_FR"/>
+        </w:rPr>
+        <w:t xml:space="preserve">). Salomon a mis en garde contre le fait de maudire le roi, même en privé, car « </w:t>
+      </w:r>
+      <w:r>
+        <w:rPr>
+          <w:lang w:val="fr_FR" w:bidi="fr_FR"/>
+        </w:rPr>
+        <w:t>l’animal ailé publierait tes paroles</w:t>
+      </w:r>
+      <w:r>
+        <w:rPr>
+          <w:lang w:val="fr_FR" w:bidi="fr_FR"/>
+        </w:rPr>
+        <w:t xml:space="preserve"> » (</w:t>
+      </w:r>
+      <w:hyperlink r:id="rId480">
+        <w:r>
+          <w:rPr>
+            <w:lang w:val="fr_FR" w:bidi="fr_FR"/>
+          </w:rPr>
+          <w:rPr>
+            <w:color w:val="0000EE"/>
+            <w:u w:val="single"/>
+          </w:rPr>
+          <w:t>Ec 10.20</w:t>
+        </w:r>
+      </w:hyperlink>
+      <w:r>
+        <w:rPr>
+          <w:lang w:val="fr_FR" w:bidi="fr_FR"/>
+        </w:rPr>
+        <w:t>). Une image biblique très vive est celle des oiseaux charognards, mangeurs de cadavres, consommant les corps des malfaiteurs. Pour les Israélites, une telle profanation de l'humanité était une image d'horreur ultime (</w:t>
+      </w:r>
+      <w:hyperlink r:id="rId481">
+        <w:r>
+          <w:rPr>
+            <w:lang w:val="fr_FR" w:bidi="fr_FR"/>
+          </w:rPr>
+          <w:rPr>
+            <w:color w:val="0000EE"/>
+            <w:u w:val="single"/>
+          </w:rPr>
+          <w:t>Dt 28.26</w:t>
         </w:r>
       </w:hyperlink>
       <w:r>
@@ -11710,16 +12733,16 @@
         </w:rPr>
         <w:t xml:space="preserve"> ; </w:t>
       </w:r>
-      <w:hyperlink r:id="rId447">
-        <w:r>
-          <w:rPr>
-            <w:lang w:val="fr_FR" w:bidi="fr_FR"/>
-          </w:rPr>
-          <w:rPr>
-            <w:color w:val="0000EE"/>
-            <w:u w:val="single"/>
-          </w:rPr>
-          <w:t>Mt 6.26</w:t>
+      <w:hyperlink r:id="rId482">
+        <w:r>
+          <w:rPr>
+            <w:lang w:val="fr_FR" w:bidi="fr_FR"/>
+          </w:rPr>
+          <w:rPr>
+            <w:color w:val="0000EE"/>
+            <w:u w:val="single"/>
+          </w:rPr>
+          <w:t>1S 17.44</w:t>
         </w:r>
       </w:hyperlink>
       <w:r>
@@ -11728,34 +12751,16 @@
         </w:rPr>
         <w:t xml:space="preserve"> ; </w:t>
       </w:r>
-      <w:hyperlink r:id="rId431">
-        <w:r>
-          <w:rPr>
-            <w:lang w:val="fr_FR" w:bidi="fr_FR"/>
-          </w:rPr>
-          <w:rPr>
-            <w:color w:val="0000EE"/>
-            <w:u w:val="single"/>
-          </w:rPr>
-          <w:t>10.29</w:t>
-        </w:r>
-      </w:hyperlink>
-      <w:r>
-        <w:rPr>
-          <w:lang w:val="fr_FR" w:bidi="fr_FR"/>
-        </w:rPr>
-        <w:t>). Tant Pharaon que Nebucadnetsar ont été comparés à un arbre qui offre un abri aux oiseaux (</w:t>
-      </w:r>
-      <w:hyperlink r:id="rId448">
-        <w:r>
-          <w:rPr>
-            <w:lang w:val="fr_FR" w:bidi="fr_FR"/>
-          </w:rPr>
-          <w:rPr>
-            <w:color w:val="0000EE"/>
-            <w:u w:val="single"/>
-          </w:rPr>
-          <w:t>Ez 31.6</w:t>
+      <w:hyperlink r:id="rId483">
+        <w:r>
+          <w:rPr>
+            <w:lang w:val="fr_FR" w:bidi="fr_FR"/>
+          </w:rPr>
+          <w:rPr>
+            <w:color w:val="0000EE"/>
+            <w:u w:val="single"/>
+          </w:rPr>
+          <w:t>Es 46.11</w:t>
         </w:r>
       </w:hyperlink>
       <w:r>
@@ -11764,380 +12769,16 @@
         </w:rPr>
         <w:t xml:space="preserve"> ; </w:t>
       </w:r>
-      <w:hyperlink r:id="rId449">
-        <w:r>
-          <w:rPr>
-            <w:lang w:val="fr_FR" w:bidi="fr_FR"/>
-          </w:rPr>
-          <w:rPr>
-            <w:color w:val="0000EE"/>
-            <w:u w:val="single"/>
-          </w:rPr>
-          <w:t>Dn 4.12</w:t>
-        </w:r>
-      </w:hyperlink>
-      <w:r>
-        <w:rPr>
-          <w:lang w:val="fr_FR" w:bidi="fr_FR"/>
-        </w:rPr>
-        <w:t xml:space="preserve"> ; cf. </w:t>
-      </w:r>
-      <w:hyperlink r:id="rId450">
-        <w:r>
-          <w:rPr>
-            <w:lang w:val="fr_FR" w:bidi="fr_FR"/>
-          </w:rPr>
-          <w:rPr>
-            <w:color w:val="0000EE"/>
-            <w:u w:val="single"/>
-          </w:rPr>
-          <w:t>2.38</w:t>
-        </w:r>
-      </w:hyperlink>
-      <w:r>
-        <w:rPr>
-          <w:lang w:val="fr_FR" w:bidi="fr_FR"/>
-        </w:rPr>
-        <w:t>). Le pouvoir humain, cependant, échoue finalement, comme lorsque l'arbre représentant Nabuchodonosor a été abattu, forçant les oiseaux à fuir (</w:t>
-      </w:r>
-      <w:hyperlink r:id="rId451">
-        <w:r>
-          <w:rPr>
-            <w:lang w:val="fr_FR" w:bidi="fr_FR"/>
-          </w:rPr>
-          <w:rPr>
-            <w:color w:val="0000EE"/>
-            <w:u w:val="single"/>
-          </w:rPr>
-          <w:t>Dn 4.14</w:t>
-        </w:r>
-      </w:hyperlink>
-      <w:r>
-        <w:rPr>
-          <w:lang w:val="fr_FR" w:bidi="fr_FR"/>
-        </w:rPr>
-        <w:t>). La protection de Dieu, elle, est infaillible. Jésus a comparé le royaume de Dieu à une graine de moutarde, croissant pour devenir un abri pour les oiseaux (</w:t>
-      </w:r>
-      <w:hyperlink r:id="rId452">
-        <w:r>
-          <w:rPr>
-            <w:lang w:val="fr_FR" w:bidi="fr_FR"/>
-          </w:rPr>
-          <w:rPr>
-            <w:color w:val="0000EE"/>
-            <w:u w:val="single"/>
-          </w:rPr>
-          <w:t>Mt 13.32</w:t>
-        </w:r>
-      </w:hyperlink>
-      <w:r>
-        <w:rPr>
-          <w:lang w:val="fr_FR" w:bidi="fr_FR"/>
-        </w:rPr>
-        <w:t>). Dieu fournit une habitation pour les oiseaux (</w:t>
-      </w:r>
-      <w:hyperlink r:id="rId453">
-        <w:r>
-          <w:rPr>
-            <w:lang w:val="fr_FR" w:bidi="fr_FR"/>
-          </w:rPr>
-          <w:rPr>
-            <w:color w:val="0000EE"/>
-            <w:u w:val="single"/>
-          </w:rPr>
-          <w:t>Ps 104.12</w:t>
-        </w:r>
-      </w:hyperlink>
-      <w:r>
-        <w:rPr>
-          <w:lang w:val="fr_FR" w:bidi="fr_FR"/>
-        </w:rPr>
-        <w:t>), bien que Jésus, le Fils de l'Homme, n'ait nulle part où reposer sa tête (</w:t>
-      </w:r>
-      <w:hyperlink r:id="rId454">
-        <w:r>
-          <w:rPr>
-            <w:lang w:val="fr_FR" w:bidi="fr_FR"/>
-          </w:rPr>
-          <w:rPr>
-            <w:color w:val="0000EE"/>
-            <w:u w:val="single"/>
-          </w:rPr>
-          <w:t>Mt 8.20</w:t>
-        </w:r>
-      </w:hyperlink>
-      <w:r>
-        <w:rPr>
-          <w:lang w:val="fr_FR" w:bidi="fr_FR"/>
-        </w:rPr>
-        <w:t>).</w:t>
-      </w:r>
-    </w:p>
-    <w:p>
-      <w:pPr/>
-      <w:r>
-        <w:rPr>
-          <w:lang w:val="fr_FR" w:bidi="fr_FR"/>
-        </w:rPr>
-      </w:r>
-      <w:r>
-        <w:rPr>
-          <w:lang w:val="fr_FR" w:bidi="fr_FR"/>
-        </w:rPr>
-        <w:t>Les oiseaux étaient considérés comme une preuve de l'œuvre de Dieu (</w:t>
-      </w:r>
-      <w:hyperlink r:id="rId455">
-        <w:r>
-          <w:rPr>
-            <w:lang w:val="fr_FR" w:bidi="fr_FR"/>
-          </w:rPr>
-          <w:rPr>
-            <w:color w:val="0000EE"/>
-            <w:u w:val="single"/>
-          </w:rPr>
-          <w:t>Jb 12.7</w:t>
-        </w:r>
-      </w:hyperlink>
-      <w:r>
-        <w:rPr>
-          <w:lang w:val="fr_FR" w:bidi="fr_FR"/>
-        </w:rPr>
-        <w:t>). La sagesse reçue des oiseaux fournissait des exemples de bon sens en apprenant d'une erreur (</w:t>
-      </w:r>
-      <w:hyperlink r:id="rId456">
-        <w:r>
-          <w:rPr>
-            <w:lang w:val="fr_FR" w:bidi="fr_FR"/>
-          </w:rPr>
-          <w:rPr>
-            <w:color w:val="0000EE"/>
-            <w:u w:val="single"/>
-          </w:rPr>
-          <w:t>Pr 1.17</w:t>
-        </w:r>
-      </w:hyperlink>
-      <w:r>
-        <w:rPr>
-          <w:lang w:val="fr_FR" w:bidi="fr_FR"/>
-        </w:rPr>
-        <w:t xml:space="preserve">; </w:t>
-      </w:r>
-      <w:hyperlink r:id="rId457">
-        <w:r>
-          <w:rPr>
-            <w:lang w:val="fr_FR" w:bidi="fr_FR"/>
-          </w:rPr>
-          <w:rPr>
-            <w:color w:val="0000EE"/>
-            <w:u w:val="single"/>
-          </w:rPr>
-          <w:t>6.5</w:t>
-        </w:r>
-      </w:hyperlink>
-      <w:r>
-        <w:rPr>
-          <w:lang w:val="fr_FR" w:bidi="fr_FR"/>
-        </w:rPr>
-        <w:t>) et de mauvais jugement en ne parvenant pas à éviter les pièges de l'immoralité (</w:t>
-      </w:r>
-      <w:hyperlink r:id="rId458">
-        <w:r>
-          <w:rPr>
-            <w:lang w:val="fr_FR" w:bidi="fr_FR"/>
-          </w:rPr>
-          <w:rPr>
-            <w:color w:val="0000EE"/>
-            <w:u w:val="single"/>
-          </w:rPr>
-          <w:t>7.23</w:t>
-        </w:r>
-      </w:hyperlink>
-      <w:r>
-        <w:rPr>
-          <w:lang w:val="fr_FR" w:bidi="fr_FR"/>
-        </w:rPr>
-        <w:t>). Les oiseaux et d'autres créatures pouvaient être apprivoisés, contrairement à la langue humaine méchante (</w:t>
-      </w:r>
-      <w:hyperlink r:id="rId459">
-        <w:r>
-          <w:rPr>
-            <w:lang w:val="fr_FR" w:bidi="fr_FR"/>
-          </w:rPr>
-          <w:rPr>
-            <w:color w:val="0000EE"/>
-            <w:u w:val="single"/>
-          </w:rPr>
-          <w:t>Jc 3.7</w:t>
-        </w:r>
-      </w:hyperlink>
-      <w:r>
-        <w:rPr>
-          <w:lang w:val="fr_FR" w:bidi="fr_FR"/>
-        </w:rPr>
-        <w:t>). Les oiseaux qui volent sans se poser étaient une image d'une malédiction imméritée (</w:t>
-      </w:r>
-      <w:hyperlink r:id="rId460">
-        <w:r>
-          <w:rPr>
-            <w:lang w:val="fr_FR" w:bidi="fr_FR"/>
-          </w:rPr>
-          <w:rPr>
-            <w:color w:val="0000EE"/>
-            <w:u w:val="single"/>
-          </w:rPr>
-          <w:t>Pr 26.2</w:t>
-        </w:r>
-      </w:hyperlink>
-      <w:r>
-        <w:rPr>
-          <w:lang w:val="fr_FR" w:bidi="fr_FR"/>
-        </w:rPr>
-        <w:t>). Sans confiance en Dieu, les gens pourraient être forcés par le mal à fuir comme un oiseau vers les montagnes (</w:t>
-      </w:r>
-      <w:hyperlink r:id="rId461">
-        <w:r>
-          <w:rPr>
-            <w:lang w:val="fr_FR" w:bidi="fr_FR"/>
-          </w:rPr>
-          <w:rPr>
-            <w:color w:val="0000EE"/>
-            <w:u w:val="single"/>
-          </w:rPr>
-          <w:t>Ps 11.1</w:t>
-        </w:r>
-      </w:hyperlink>
-      <w:r>
-        <w:rPr>
-          <w:lang w:val="fr_FR" w:bidi="fr_FR"/>
-        </w:rPr>
-        <w:t>). Le chant des oiseaux était dit apporter de la joie (</w:t>
-      </w:r>
-      <w:hyperlink r:id="rId462">
-        <w:r>
-          <w:rPr>
-            <w:lang w:val="fr_FR" w:bidi="fr_FR"/>
-          </w:rPr>
-          <w:rPr>
-            <w:color w:val="0000EE"/>
-            <w:u w:val="single"/>
-          </w:rPr>
-          <w:t>Ct 2.12</w:t>
-        </w:r>
-      </w:hyperlink>
-      <w:r>
-        <w:rPr>
-          <w:lang w:val="fr_FR" w:bidi="fr_FR"/>
-        </w:rPr>
-        <w:t>). Le retour du peuple de Dieu à la Terre Promise serait comme le retour des oiseaux (</w:t>
-      </w:r>
-      <w:hyperlink r:id="rId463">
-        <w:r>
-          <w:rPr>
-            <w:lang w:val="fr_FR" w:bidi="fr_FR"/>
-          </w:rPr>
-          <w:rPr>
-            <w:color w:val="0000EE"/>
-            <w:u w:val="single"/>
-          </w:rPr>
-          <w:t>Os 11.11</w:t>
-        </w:r>
-      </w:hyperlink>
-      <w:r>
-        <w:rPr>
-          <w:lang w:val="fr_FR" w:bidi="fr_FR"/>
-        </w:rPr>
-        <w:t>). Jésus a exprimé son amour pour Jérusalem en disant qu'il désirait rassembler son peuple à lui comme une poule rassemble ses poussins sous son aile (</w:t>
-      </w:r>
-      <w:hyperlink r:id="rId464">
-        <w:r>
-          <w:rPr>
-            <w:lang w:val="fr_FR" w:bidi="fr_FR"/>
-          </w:rPr>
-          <w:rPr>
-            <w:color w:val="0000EE"/>
-            <w:u w:val="single"/>
-          </w:rPr>
-          <w:t>Mt 23.37</w:t>
-        </w:r>
-      </w:hyperlink>
-      <w:r>
-        <w:rPr>
-          <w:lang w:val="fr_FR" w:bidi="fr_FR"/>
-        </w:rPr>
-        <w:t>).</w:t>
-      </w:r>
-    </w:p>
-    <w:p>
-      <w:pPr/>
-      <w:r>
-        <w:rPr>
-          <w:lang w:val="fr_FR" w:bidi="fr_FR"/>
-        </w:rPr>
-      </w:r>
-      <w:r>
-        <w:rPr>
-          <w:lang w:val="fr_FR" w:bidi="fr_FR"/>
-        </w:rPr>
-        <w:t>Enfin, les oiseaux étaient parfois considérés comme des signes de mauvais augure. Par exemple, le boulanger de Pharaon a appris sa mort imminente parce que dans un rêve, des oiseaux mangeaient la nourriture d'un panier sur sa tête (</w:t>
-      </w:r>
-      <w:hyperlink r:id="rId465">
-        <w:r>
-          <w:rPr>
-            <w:lang w:val="fr_FR" w:bidi="fr_FR"/>
-          </w:rPr>
-          <w:rPr>
-            <w:color w:val="0000EE"/>
-            <w:u w:val="single"/>
-          </w:rPr>
-          <w:t>Gn 40.17</w:t>
-        </w:r>
-      </w:hyperlink>
-      <w:r>
-        <w:rPr>
-          <w:lang w:val="fr_FR" w:bidi="fr_FR"/>
-        </w:rPr>
-        <w:t xml:space="preserve">). Salomon a mis en garde contre le fait de maudire le roi, même en privé, car « </w:t>
-      </w:r>
-      <w:r>
-        <w:rPr>
-          <w:lang w:val="fr_FR" w:bidi="fr_FR"/>
-        </w:rPr>
-        <w:t>l’animal ailé publierait tes paroles</w:t>
-      </w:r>
-      <w:r>
-        <w:rPr>
-          <w:lang w:val="fr_FR" w:bidi="fr_FR"/>
-        </w:rPr>
-        <w:t xml:space="preserve"> » (</w:t>
-      </w:r>
-      <w:hyperlink r:id="rId466">
-        <w:r>
-          <w:rPr>
-            <w:lang w:val="fr_FR" w:bidi="fr_FR"/>
-          </w:rPr>
-          <w:rPr>
-            <w:color w:val="0000EE"/>
-            <w:u w:val="single"/>
-          </w:rPr>
-          <w:t>Ec 10.20</w:t>
-        </w:r>
-      </w:hyperlink>
-      <w:r>
-        <w:rPr>
-          <w:lang w:val="fr_FR" w:bidi="fr_FR"/>
-        </w:rPr>
-        <w:t>). Une image biblique très vive est celle des oiseaux charognards, mangeurs de cadavres, consommant les corps des malfaiteurs. Pour les Israélites, une telle profanation de l'humanité était une image d'horreur ultime (</w:t>
-      </w:r>
-      <w:hyperlink r:id="rId467">
-        <w:r>
-          <w:rPr>
-            <w:lang w:val="fr_FR" w:bidi="fr_FR"/>
-          </w:rPr>
-          <w:rPr>
-            <w:color w:val="0000EE"/>
-            <w:u w:val="single"/>
-          </w:rPr>
-          <w:t>Dt 28.26</w:t>
+      <w:hyperlink r:id="rId484">
+        <w:r>
+          <w:rPr>
+            <w:lang w:val="fr_FR" w:bidi="fr_FR"/>
+          </w:rPr>
+          <w:rPr>
+            <w:color w:val="0000EE"/>
+            <w:u w:val="single"/>
+          </w:rPr>
+          <w:t>Jr 7.33</w:t>
         </w:r>
       </w:hyperlink>
       <w:r>
@@ -12146,16 +12787,16 @@
         </w:rPr>
         <w:t xml:space="preserve"> ; </w:t>
       </w:r>
-      <w:hyperlink r:id="rId468">
-        <w:r>
-          <w:rPr>
-            <w:lang w:val="fr_FR" w:bidi="fr_FR"/>
-          </w:rPr>
-          <w:rPr>
-            <w:color w:val="0000EE"/>
-            <w:u w:val="single"/>
-          </w:rPr>
-          <w:t>1S 17.44</w:t>
+      <w:hyperlink r:id="rId485">
+        <w:r>
+          <w:rPr>
+            <w:lang w:val="fr_FR" w:bidi="fr_FR"/>
+          </w:rPr>
+          <w:rPr>
+            <w:color w:val="0000EE"/>
+            <w:u w:val="single"/>
+          </w:rPr>
+          <w:t>12.9</w:t>
         </w:r>
       </w:hyperlink>
       <w:r>
@@ -12164,16 +12805,16 @@
         </w:rPr>
         <w:t xml:space="preserve"> ; </w:t>
       </w:r>
-      <w:hyperlink r:id="rId469">
-        <w:r>
-          <w:rPr>
-            <w:lang w:val="fr_FR" w:bidi="fr_FR"/>
-          </w:rPr>
-          <w:rPr>
-            <w:color w:val="0000EE"/>
-            <w:u w:val="single"/>
-          </w:rPr>
-          <w:t>Es 46.11</w:t>
+      <w:hyperlink r:id="rId486">
+        <w:r>
+          <w:rPr>
+            <w:lang w:val="fr_FR" w:bidi="fr_FR"/>
+          </w:rPr>
+          <w:rPr>
+            <w:color w:val="0000EE"/>
+            <w:u w:val="single"/>
+          </w:rPr>
+          <w:t>Ez 29.5</w:t>
         </w:r>
       </w:hyperlink>
       <w:r>
@@ -12182,16 +12823,16 @@
         </w:rPr>
         <w:t xml:space="preserve"> ; </w:t>
       </w:r>
-      <w:hyperlink r:id="rId470">
-        <w:r>
-          <w:rPr>
-            <w:lang w:val="fr_FR" w:bidi="fr_FR"/>
-          </w:rPr>
-          <w:rPr>
-            <w:color w:val="0000EE"/>
-            <w:u w:val="single"/>
-          </w:rPr>
-          <w:t>Jr 7.33</w:t>
+      <w:hyperlink r:id="rId487">
+        <w:r>
+          <w:rPr>
+            <w:lang w:val="fr_FR" w:bidi="fr_FR"/>
+          </w:rPr>
+          <w:rPr>
+            <w:color w:val="0000EE"/>
+            <w:u w:val="single"/>
+          </w:rPr>
+          <w:t>39.4</w:t>
         </w:r>
       </w:hyperlink>
       <w:r>
@@ -12200,61 +12841,7 @@
         </w:rPr>
         <w:t xml:space="preserve"> ; </w:t>
       </w:r>
-      <w:hyperlink r:id="rId471">
-        <w:r>
-          <w:rPr>
-            <w:lang w:val="fr_FR" w:bidi="fr_FR"/>
-          </w:rPr>
-          <w:rPr>
-            <w:color w:val="0000EE"/>
-            <w:u w:val="single"/>
-          </w:rPr>
-          <w:t>12.9</w:t>
-        </w:r>
-      </w:hyperlink>
-      <w:r>
-        <w:rPr>
-          <w:lang w:val="fr_FR" w:bidi="fr_FR"/>
-        </w:rPr>
-        <w:t xml:space="preserve"> ; </w:t>
-      </w:r>
-      <w:hyperlink r:id="rId472">
-        <w:r>
-          <w:rPr>
-            <w:lang w:val="fr_FR" w:bidi="fr_FR"/>
-          </w:rPr>
-          <w:rPr>
-            <w:color w:val="0000EE"/>
-            <w:u w:val="single"/>
-          </w:rPr>
-          <w:t>Ez 29.5</w:t>
-        </w:r>
-      </w:hyperlink>
-      <w:r>
-        <w:rPr>
-          <w:lang w:val="fr_FR" w:bidi="fr_FR"/>
-        </w:rPr>
-        <w:t xml:space="preserve"> ; </w:t>
-      </w:r>
-      <w:hyperlink r:id="rId473">
-        <w:r>
-          <w:rPr>
-            <w:lang w:val="fr_FR" w:bidi="fr_FR"/>
-          </w:rPr>
-          <w:rPr>
-            <w:color w:val="0000EE"/>
-            <w:u w:val="single"/>
-          </w:rPr>
-          <w:t>39.4</w:t>
-        </w:r>
-      </w:hyperlink>
-      <w:r>
-        <w:rPr>
-          <w:lang w:val="fr_FR" w:bidi="fr_FR"/>
-        </w:rPr>
-        <w:t xml:space="preserve"> ; </w:t>
-      </w:r>
-      <w:hyperlink r:id="rId474">
+      <w:hyperlink r:id="rId488">
         <w:r>
           <w:rPr>
             <w:lang w:val="fr_FR" w:bidi="fr_FR"/>
@@ -12321,7 +12908,7 @@
         </w:rPr>
         <w:t xml:space="preserve"> Les vautours étaient souvent confondus avec les aigles, rendant l'identification des oiseaux bibliques difficile. Les têtes des aigles ne sont pas chauves comme celles des vautours, mais de loin, ils semblent similaires. Il est possible que le mot hébreu traduit par « aigle » (qui signifie littéralement « déchirer avec le bec ») ait pu se référer à tous les grands oiseaux de proie, aigles et vautours compris. Un certain nombre de références à l'aigle dans les Écritures sont en réalité des références au vautour fauve (par exemple, </w:t>
       </w:r>
-      <w:hyperlink r:id="rId475">
+      <w:hyperlink r:id="rId489">
         <w:r>
           <w:rPr>
             <w:lang w:val="fr_FR" w:bidi="fr_FR"/>
@@ -12339,7 +12926,7 @@
         </w:rPr>
         <w:t xml:space="preserve"> ; peut-être </w:t>
       </w:r>
-      <w:hyperlink r:id="rId476">
+      <w:hyperlink r:id="rId490">
         <w:r>
           <w:rPr>
             <w:lang w:val="fr_FR" w:bidi="fr_FR"/>
@@ -12411,7 +12998,7 @@
         </w:rPr>
         <w:t xml:space="preserve">Pour Jérémie et d'autres prophètes, l'aigle représentait la rapidité. L'aigle royal, capable de parcourir entre 5 et7 km en dix minutes, a peut-être inspiré les comparaisons dans </w:t>
       </w:r>
-      <w:hyperlink r:id="rId477">
+      <w:hyperlink r:id="rId491">
         <w:r>
           <w:rPr>
             <w:lang w:val="fr_FR" w:bidi="fr_FR"/>
@@ -12429,7 +13016,7 @@
         </w:rPr>
         <w:t xml:space="preserve"> ; </w:t>
       </w:r>
-      <w:hyperlink r:id="rId478">
+      <w:hyperlink r:id="rId492">
         <w:r>
           <w:rPr>
             <w:lang w:val="fr_FR" w:bidi="fr_FR"/>
@@ -12447,7 +13034,7 @@
         </w:rPr>
         <w:t xml:space="preserve"> ; </w:t>
       </w:r>
-      <w:hyperlink r:id="rId479">
+      <w:hyperlink r:id="rId493">
         <w:r>
           <w:rPr>
             <w:lang w:val="fr_FR" w:bidi="fr_FR"/>
@@ -12465,7 +13052,7 @@
         </w:rPr>
         <w:t xml:space="preserve"> ; </w:t>
       </w:r>
-      <w:hyperlink r:id="rId480">
+      <w:hyperlink r:id="rId494">
         <w:r>
           <w:rPr>
             <w:lang w:val="fr_FR" w:bidi="fr_FR"/>
@@ -12483,7 +13070,7 @@
         </w:rPr>
         <w:t xml:space="preserve">, et </w:t>
       </w:r>
-      <w:hyperlink r:id="rId481">
+      <w:hyperlink r:id="rId495">
         <w:r>
           <w:rPr>
             <w:lang w:val="fr_FR" w:bidi="fr_FR"/>
@@ -12501,7 +13088,7 @@
         </w:rPr>
         <w:t>. Moïse a utilisé une comparaison similaire pour souligner la frappe soudaine d'un ennemi hostile (</w:t>
       </w:r>
-      <w:hyperlink r:id="rId482">
+      <w:hyperlink r:id="rId496">
         <w:r>
           <w:rPr>
             <w:lang w:val="fr_FR" w:bidi="fr_FR"/>
@@ -12519,7 +13106,7 @@
         </w:rPr>
         <w:t>). L'auteur des Proverbes, observant la haute altitude à laquelle l'aigle s'élève, a appliqué cette image à la condition humaine (</w:t>
       </w:r>
-      <w:hyperlink r:id="rId483">
+      <w:hyperlink r:id="rId497">
         <w:r>
           <w:rPr>
             <w:lang w:val="fr_FR" w:bidi="fr_FR"/>
@@ -12537,7 +13124,7 @@
         </w:rPr>
         <w:t xml:space="preserve"> ; voir </w:t>
       </w:r>
-      <w:hyperlink r:id="rId484">
+      <w:hyperlink r:id="rId498">
         <w:r>
           <w:rPr>
             <w:lang w:val="fr_FR" w:bidi="fr_FR"/>
@@ -12569,7 +13156,7 @@
         </w:rPr>
         <w:t>La force et l'invincibilité de l'aigle étaient souvent mentionnées en référence aux nations puissantes attaquant Israël. Le prophète Ézéchiel a décrit Nebucadnetsar comme un aigle (</w:t>
       </w:r>
-      <w:hyperlink r:id="rId485">
+      <w:hyperlink r:id="rId499">
         <w:r>
           <w:rPr>
             <w:lang w:val="fr_FR" w:bidi="fr_FR"/>
@@ -12587,7 +13174,7 @@
         </w:rPr>
         <w:t>). Les Babyloniens et les Assyriens représentaient fréquemment l'aigle dans leur art, surtout comme une divinité avec un corps d'homme et une tête d'aigle. Nebucadnetsar a même vécu une expérience de folie temporaire où « ses cheveux crussent comme les plumes des aigles, et ses ongles comme ceux des oiseaux » (</w:t>
       </w:r>
-      <w:hyperlink r:id="rId440">
+      <w:hyperlink r:id="rId454">
         <w:r>
           <w:rPr>
             <w:lang w:val="fr_FR" w:bidi="fr_FR"/>
@@ -12619,7 +13206,7 @@
         </w:rPr>
         <w:t>L'aigle construit son nid sur des sommets de montagne inaccessibles ou au sommet des arbres les plus hauts, un fait noté par Jérémie (</w:t>
       </w:r>
-      <w:hyperlink r:id="rId486">
+      <w:hyperlink r:id="rId500">
         <w:r>
           <w:rPr>
             <w:lang w:val="fr_FR" w:bidi="fr_FR"/>
@@ -12637,7 +13224,7 @@
         </w:rPr>
         <w:t xml:space="preserve"> ; voir </w:t>
       </w:r>
-      <w:hyperlink r:id="rId487">
+      <w:hyperlink r:id="rId501">
         <w:r>
           <w:rPr>
             <w:lang w:val="fr_FR" w:bidi="fr_FR"/>
@@ -12655,7 +13242,7 @@
         </w:rPr>
         <w:t xml:space="preserve"> ; </w:t>
       </w:r>
-      <w:hyperlink r:id="rId488">
+      <w:hyperlink r:id="rId502">
         <w:r>
           <w:rPr>
             <w:lang w:val="fr_FR" w:bidi="fr_FR"/>
@@ -12673,7 +13260,7 @@
         </w:rPr>
         <w:t xml:space="preserve">). La couvée se compose de deux ou parfois trois œufs. Seule la femelle couve le nid, mais les jeunes aiglons sont nourris par les deux parents. Les aigles sont dévoués à leur progéniture et les entraînent avec grand soin à l'art de voler. Certains commentateurs interprètent </w:t>
       </w:r>
-      <w:hyperlink r:id="rId489">
+      <w:hyperlink r:id="rId503">
         <w:r>
           <w:rPr>
             <w:lang w:val="fr_FR" w:bidi="fr_FR"/>
@@ -12691,7 +13278,7 @@
         </w:rPr>
         <w:t xml:space="preserve"> et </w:t>
       </w:r>
-      <w:hyperlink r:id="rId490">
+      <w:hyperlink r:id="rId504">
         <w:r>
           <w:rPr>
             <w:lang w:val="fr_FR" w:bidi="fr_FR"/>
@@ -12723,7 +13310,7 @@
         </w:rPr>
         <w:t>Certains aigles en captivité ont vécu jusqu'à plus de cent ans. Cette longévité remarquable a poussé le psalmiste à parler de l'aigle dont la jeunesse est renouvelée (</w:t>
       </w:r>
-      <w:hyperlink r:id="rId491">
+      <w:hyperlink r:id="rId505">
         <w:r>
           <w:rPr>
             <w:lang w:val="fr_FR" w:bidi="fr_FR"/>
@@ -12741,7 +13328,7 @@
         </w:rPr>
         <w:t>). Confrontés à ses qualités impressionnantes, les auteurs bibliques ont observé l'aigle avec admiration et émerveillement (</w:t>
       </w:r>
-      <w:hyperlink r:id="rId492">
+      <w:hyperlink r:id="rId506">
         <w:r>
           <w:rPr>
             <w:lang w:val="fr_FR" w:bidi="fr_FR"/>
@@ -12759,7 +13346,7 @@
         </w:rPr>
         <w:t xml:space="preserve"> ; </w:t>
       </w:r>
-      <w:hyperlink r:id="rId493">
+      <w:hyperlink r:id="rId507">
         <w:r>
           <w:rPr>
             <w:lang w:val="fr_FR" w:bidi="fr_FR"/>
@@ -12777,7 +13364,7 @@
         </w:rPr>
         <w:t>). Ces qualités étonnantes ont également inspiré plusieurs visions prophétiques, y compris celle d'Ézéchiel qui a vu une créature avec un visage d'aigle (</w:t>
       </w:r>
-      <w:hyperlink r:id="rId494">
+      <w:hyperlink r:id="rId508">
         <w:r>
           <w:rPr>
             <w:lang w:val="fr_FR" w:bidi="fr_FR"/>
@@ -12795,7 +13382,7 @@
         </w:rPr>
         <w:t>) et la vision de l'apôtre Jean d'une bête sacrée semblable à un aigle volant (</w:t>
       </w:r>
-      <w:hyperlink r:id="rId495">
+      <w:hyperlink r:id="rId509">
         <w:r>
           <w:rPr>
             <w:lang w:val="fr_FR" w:bidi="fr_FR"/>
@@ -12942,7 +13529,7 @@
         </w:rPr>
         <w:t>La plupart des références bibliques aux autruches soulignent leurs caractéristiques négatives. Elles étaient considérées comme impures dans la loi juive (</w:t>
       </w:r>
-      <w:hyperlink r:id="rId496">
+      <w:hyperlink r:id="rId510">
         <w:r>
           <w:rPr>
             <w:lang w:val="fr_FR" w:bidi="fr_FR"/>
@@ -12960,7 +13547,7 @@
         </w:rPr>
         <w:t xml:space="preserve"> ; </w:t>
       </w:r>
-      <w:hyperlink r:id="rId497">
+      <w:hyperlink r:id="rId511">
         <w:r>
           <w:rPr>
             <w:lang w:val="fr_FR" w:bidi="fr_FR"/>
@@ -12978,7 +13565,7 @@
         </w:rPr>
         <w:t>). Plusieurs références associent les autruches à des images de désert et de désolation (</w:t>
       </w:r>
-      <w:hyperlink r:id="rId498">
+      <w:hyperlink r:id="rId512">
         <w:r>
           <w:rPr>
             <w:lang w:val="fr_FR" w:bidi="fr_FR"/>
@@ -12996,7 +13583,7 @@
         </w:rPr>
         <w:t xml:space="preserve"> ; </w:t>
       </w:r>
-      <w:hyperlink r:id="rId499">
+      <w:hyperlink r:id="rId513">
         <w:r>
           <w:rPr>
             <w:lang w:val="fr_FR" w:bidi="fr_FR"/>
@@ -13014,7 +13601,7 @@
         </w:rPr>
         <w:t xml:space="preserve"> ; </w:t>
       </w:r>
-      <w:hyperlink r:id="rId500">
+      <w:hyperlink r:id="rId514">
         <w:r>
           <w:rPr>
             <w:lang w:val="fr_FR" w:bidi="fr_FR"/>
@@ -13032,7 +13619,7 @@
         </w:rPr>
         <w:t xml:space="preserve"> ; </w:t>
       </w:r>
-      <w:hyperlink r:id="rId501">
+      <w:hyperlink r:id="rId515">
         <w:r>
           <w:rPr>
             <w:lang w:val="fr_FR" w:bidi="fr_FR"/>
@@ -13050,7 +13637,7 @@
         </w:rPr>
         <w:t xml:space="preserve"> ; </w:t>
       </w:r>
-      <w:hyperlink r:id="rId502">
+      <w:hyperlink r:id="rId516">
         <w:r>
           <w:rPr>
             <w:lang w:val="fr_FR" w:bidi="fr_FR"/>
@@ -13068,7 +13655,7 @@
         </w:rPr>
         <w:t xml:space="preserve">). Leur cri nocturne, qui a été comparé au beuglement douloureux d'un bœuf, est mentionné dans </w:t>
       </w:r>
-      <w:hyperlink r:id="rId503">
+      <w:hyperlink r:id="rId517">
         <w:r>
           <w:rPr>
             <w:lang w:val="fr_FR" w:bidi="fr_FR"/>
@@ -13086,7 +13673,7 @@
         </w:rPr>
         <w:t>. Les écrivains bibliques ont également noté l'indifférence apparente de l'autruche envers sa progéniture (</w:t>
       </w:r>
-      <w:hyperlink r:id="rId504">
+      <w:hyperlink r:id="rId518">
         <w:r>
           <w:rPr>
             <w:lang w:val="fr_FR" w:bidi="fr_FR"/>
@@ -13104,7 +13691,7 @@
         </w:rPr>
         <w:t xml:space="preserve"> ; </w:t>
       </w:r>
-      <w:hyperlink r:id="rId505">
+      <w:hyperlink r:id="rId519">
         <w:r>
           <w:rPr>
             <w:lang w:val="fr_FR" w:bidi="fr_FR"/>
@@ -13173,7 +13760,7 @@
         </w:rPr>
         <w:t xml:space="preserve"> Il ressemble au milan, bien que sa queue soit droite et non fendue. Il est mentionné dans la liste des oiseaux impurs (</w:t>
       </w:r>
-      <w:hyperlink r:id="rId506">
+      <w:hyperlink r:id="rId520">
         <w:r>
           <w:rPr>
             <w:lang w:val="fr_FR" w:bidi="fr_FR"/>
@@ -13205,7 +13792,7 @@
         </w:rPr>
         <w:t xml:space="preserve">Comme d'autres grands oiseaux planants, la buse est connue pour sa vue perçante et pourrait être l'oiseau mentionné pour cette qualité dans </w:t>
       </w:r>
-      <w:hyperlink r:id="rId507">
+      <w:hyperlink r:id="rId521">
         <w:r>
           <w:rPr>
             <w:lang w:val="fr_FR" w:bidi="fr_FR"/>
@@ -13338,7 +13925,7 @@
         </w:rPr>
         <w:t>Il y a une certaine question quant à savoir si le butor est réellement mentionné dans la Bible. La version LSG mentionne pas le « butor ». De nombreux érudits bibliques croient que le mot hébreu dans les trois versets où certaines traductions y voien tla présence du butor (</w:t>
       </w:r>
-      <w:hyperlink r:id="rId508">
+      <w:hyperlink r:id="rId522">
         <w:r>
           <w:rPr>
             <w:lang w:val="fr_FR" w:bidi="fr_FR"/>
@@ -13356,7 +13943,7 @@
         </w:rPr>
         <w:t xml:space="preserve"> ; </w:t>
       </w:r>
-      <w:hyperlink r:id="rId509">
+      <w:hyperlink r:id="rId523">
         <w:r>
           <w:rPr>
             <w:lang w:val="fr_FR" w:bidi="fr_FR"/>
@@ -13374,7 +13961,7 @@
         </w:rPr>
         <w:t xml:space="preserve"> ; </w:t>
       </w:r>
-      <w:hyperlink r:id="rId510">
+      <w:hyperlink r:id="rId524">
         <w:r>
           <w:rPr>
             <w:lang w:val="fr_FR" w:bidi="fr_FR"/>
@@ -13392,7 +13979,7 @@
         </w:rPr>
         <w:t xml:space="preserve">) ne se réfère pas à cet oiseau, mais au hérisson ou au porc-épic. Le mot hébreu est similaire à un mot arabe signifiant « porc-épic ». D'autres érudits soulignent que les références suggèrent un oiseau plutôt qu'un mammifère, surtout </w:t>
       </w:r>
-      <w:hyperlink r:id="rId510">
+      <w:hyperlink r:id="rId524">
         <w:r>
           <w:rPr>
             <w:lang w:val="fr_FR" w:bidi="fr_FR"/>
@@ -13507,7 +14094,7 @@
         </w:rPr>
         <w:t>D'énormes volées de cailles ont servi deux fois de nourriture aux Israélites dans le désert du Sinaï, lorsque les oiseaux ont été miraculeusement poussés dans le désert par les vents (</w:t>
       </w:r>
-      <w:hyperlink r:id="rId434">
+      <w:hyperlink r:id="rId448">
         <w:r>
           <w:rPr>
             <w:lang w:val="fr_FR" w:bidi="fr_FR"/>
@@ -13525,7 +14112,7 @@
         </w:rPr>
         <w:t xml:space="preserve"> ; </w:t>
       </w:r>
-      <w:hyperlink r:id="rId511">
+      <w:hyperlink r:id="rId525">
         <w:r>
           <w:rPr>
             <w:lang w:val="fr_FR" w:bidi="fr_FR"/>
@@ -13543,7 +14130,7 @@
         </w:rPr>
         <w:t xml:space="preserve"> ; </w:t>
       </w:r>
-      <w:hyperlink r:id="rId512">
+      <w:hyperlink r:id="rId526">
         <w:r>
           <w:rPr>
             <w:lang w:val="fr_FR" w:bidi="fr_FR"/>
@@ -13561,7 +14148,7 @@
         </w:rPr>
         <w:t>). La deuxième fois, elles volaient probablement le long du golfe d'Aqaba et ont été déviées de leur trajectoire par le vent d'est (</w:t>
       </w:r>
-      <w:hyperlink r:id="rId513">
+      <w:hyperlink r:id="rId527">
         <w:r>
           <w:rPr>
             <w:lang w:val="fr_FR" w:bidi="fr_FR"/>
@@ -13579,7 +14166,7 @@
         </w:rPr>
         <w:t xml:space="preserve"> ; </w:t>
       </w:r>
-      <w:hyperlink r:id="rId514">
+      <w:hyperlink r:id="rId528">
         <w:r>
           <w:rPr>
             <w:lang w:val="fr_FR" w:bidi="fr_FR"/>
@@ -13597,7 +14184,7 @@
         </w:rPr>
         <w:t>). Leur incapacité à soutenir un vol prolongé peut expliquer leur niveau de vol bas (deux coudées, soit environ 1 m). Lorsqu'elles étaient épuisées, elles étaient facilement attrapées à la main (</w:t>
       </w:r>
-      <w:hyperlink r:id="rId511">
+      <w:hyperlink r:id="rId525">
         <w:r>
           <w:rPr>
             <w:lang w:val="fr_FR" w:bidi="fr_FR"/>
@@ -13653,7 +14240,7 @@
         </w:rPr>
         <w:t xml:space="preserve"> se nourrit aussi parfois de petits oiseaux. C'est le hibou la plus commune en Terre Sainte, habitant parmi les ruines, les pierres tombales, les rochers et les fourrés (peut-être le « chat-huant des ruines » de </w:t>
       </w:r>
-      <w:hyperlink r:id="rId515">
+      <w:hyperlink r:id="rId529">
         <w:r>
           <w:rPr>
             <w:lang w:val="fr_FR" w:bidi="fr_FR"/>
@@ -13671,7 +14258,7 @@
         </w:rPr>
         <w:t xml:space="preserve">). Sa voix ressemble à celle d'une personne mourante. Elle peut parfois être observée perchée sur un rocher avec ses grands yeux fixés au loin, une pose que les anciens considéraient comme un signe de sagesse. Les Grecs associaient le chevêche à la déesse Athéna. Elle pourrait être visée par le mot traduit par « chat-huant » dans plusieurs traductions de </w:t>
       </w:r>
-      <w:hyperlink r:id="rId516">
+      <w:hyperlink r:id="rId530">
         <w:r>
           <w:rPr>
             <w:lang w:val="fr_FR" w:bidi="fr_FR"/>
@@ -13689,7 +14276,7 @@
         </w:rPr>
         <w:t xml:space="preserve"> ; </w:t>
       </w:r>
-      <w:hyperlink r:id="rId517">
+      <w:hyperlink r:id="rId531">
         <w:r>
           <w:rPr>
             <w:lang w:val="fr_FR" w:bidi="fr_FR"/>
@@ -13781,7 +14368,7 @@
         </w:rPr>
         <w:t>Les chouettes peuvent pondre jusqu'à dix œufs. Les jeunes sont soignés au nid par les deux parents. Les adultes et les jeunes ont tendance à rester dans la région où ils sont nés. Huit espèces de chouette se trouvent en Terre Sainte, dont cinq sont abondantes. Il est cependant difficile d'identifier une espèce particulière avec l'un des quatre mots hébreux traduits par « chouette » dans les Écritures. Un cinquième mot traduit par « chouette » est plus correctement identifié avec l'autruche. Les hiboux apparaissent dans les listes d'oiseaux impurs (</w:t>
       </w:r>
-      <w:hyperlink r:id="rId516">
+      <w:hyperlink r:id="rId530">
         <w:r>
           <w:rPr>
             <w:lang w:val="fr_FR" w:bidi="fr_FR"/>
@@ -13799,7 +14386,7 @@
         </w:rPr>
         <w:t xml:space="preserve"> ; </w:t>
       </w:r>
-      <w:hyperlink r:id="rId517">
+      <w:hyperlink r:id="rId531">
         <w:r>
           <w:rPr>
             <w:lang w:val="fr_FR" w:bidi="fr_FR"/>
@@ -13960,7 +14547,7 @@
         </w:rPr>
         <w:t>Certaines traductions françaises mentionnent le chat-huant par son nom (</w:t>
       </w:r>
-      <w:hyperlink r:id="rId516">
+      <w:hyperlink r:id="rId530">
         <w:r>
           <w:rPr>
             <w:lang w:val="fr_FR" w:bidi="fr_FR"/>
@@ -13978,7 +14565,7 @@
         </w:rPr>
         <w:t xml:space="preserve"> ; </w:t>
       </w:r>
-      <w:hyperlink r:id="rId517">
+      <w:hyperlink r:id="rId531">
         <w:r>
           <w:rPr>
             <w:lang w:val="fr_FR" w:bidi="fr_FR"/>
@@ -14165,7 +14752,7 @@
         </w:rPr>
         <w:t xml:space="preserve">, commune autour de la vallée de la mer Morte, niche dans les arbres ; elle pourrait donc être l'espèce arboricole mentionnée dans </w:t>
       </w:r>
-      <w:hyperlink r:id="rId518">
+      <w:hyperlink r:id="rId532">
         <w:r>
           <w:rPr>
             <w:lang w:val="fr_FR" w:bidi="fr_FR"/>
@@ -14183,7 +14770,7 @@
         </w:rPr>
         <w:t>. Le nom hébreu de « cigogne » signifie littéralement « la royale » ou « la loyale », une référence aux soins que l'oiseau prodigue à ses petits. Comme le héron, la cigogne était considérée comme cérémoniellement impure en raison de son régime alimentaire composé d'organismes aquatiques, de déchets, de petits animaux, d'oiseaux et de reptiles (</w:t>
       </w:r>
-      <w:hyperlink r:id="rId428">
+      <w:hyperlink r:id="rId442">
         <w:r>
           <w:rPr>
             <w:lang w:val="fr_FR" w:bidi="fr_FR"/>
@@ -14201,7 +14788,7 @@
         </w:rPr>
         <w:t xml:space="preserve"> ; </w:t>
       </w:r>
-      <w:hyperlink r:id="rId429">
+      <w:hyperlink r:id="rId443">
         <w:r>
           <w:rPr>
             <w:lang w:val="fr_FR" w:bidi="fr_FR"/>
@@ -14219,7 +14806,7 @@
         </w:rPr>
         <w:t>). Jérémie a mentionné la connaissance instinctive et étonnante de la cigogne concernant le moment de sa migration (</w:t>
       </w:r>
-      <w:hyperlink r:id="rId519">
+      <w:hyperlink r:id="rId533">
         <w:r>
           <w:rPr>
             <w:lang w:val="fr_FR" w:bidi="fr_FR"/>
@@ -14237,7 +14824,7 @@
         </w:rPr>
         <w:t>). Ses ailes impressionnantes figuraient dans l'une des visions de Zacharie (</w:t>
       </w:r>
-      <w:hyperlink r:id="rId520">
+      <w:hyperlink r:id="rId534">
         <w:r>
           <w:rPr>
             <w:lang w:val="fr_FR" w:bidi="fr_FR"/>
@@ -14307,7 +14894,7 @@
         </w:rPr>
         <w:t>Des crécerelles embaumées ont été trouvées dans des tombes égyptiennes anciennes. Les Égyptiens ont également apprivoisé et dressé des crécerelles pour chasser les lapins et autres petits gibiers. La fauconnerie (chasse avec des faucons de diverses espèces) était bien connue des anciens et est encore pratiquée aujourd'hui. Les archives d'Osnappar démontrent que les Assyriens connaissaient la fauconnerie. Parce que la crécerelle est un prédateur, elle était cérémoniellement impure (</w:t>
       </w:r>
-      <w:hyperlink r:id="rId521">
+      <w:hyperlink r:id="rId535">
         <w:r>
           <w:rPr>
             <w:lang w:val="fr_FR" w:bidi="fr_FR"/>
@@ -14412,7 +14999,7 @@
         </w:rPr>
         <w:t>Les corbeaux et les corneilles ont survécu malgré l'antipathie que beaucoup d'humains éprouvent pour eux. Excellents volants, ils migrent de jour et se rassemblent en grands groupes pouvant atteindre plusieurs centaines de milliers. Pendant la saison de nidification, ils construisent des nids de brindilles dans lesquels deux à sept œufs sont pondus. Les corbeaux s'accouplent pour la vie. Équipés de fortes ailes, d'un bec puissant et de pieds robustes, les corbeaux peuvent vivre dans des endroits isolés d'où ils s'éloignent largement pour se nourrir. Le fait qu'il ne soit pas retourné à l'arche était un bon signe pour Noé, indiquant que le corbeau pouvait trouver de la nourriture et possiblement un endroit pour se reposer sur les sommets des montagnes sèches (</w:t>
       </w:r>
-      <w:hyperlink r:id="rId522">
+      <w:hyperlink r:id="rId536">
         <w:r>
           <w:rPr>
             <w:lang w:val="fr_FR" w:bidi="fr_FR"/>
@@ -14444,133 +15031,133 @@
         </w:rPr>
         <w:t>Le corbeau, principalement charognard, était considéré comme cérémoniellement impur (</w:t>
       </w:r>
+      <w:hyperlink r:id="rId537">
+        <w:r>
+          <w:rPr>
+            <w:lang w:val="fr_FR" w:bidi="fr_FR"/>
+          </w:rPr>
+          <w:rPr>
+            <w:color w:val="0000EE"/>
+            <w:u w:val="single"/>
+          </w:rPr>
+          <w:t>Lv 11.15</w:t>
+        </w:r>
+      </w:hyperlink>
+      <w:r>
+        <w:rPr>
+          <w:lang w:val="fr_FR" w:bidi="fr_FR"/>
+        </w:rPr>
+        <w:t xml:space="preserve"> ; </w:t>
+      </w:r>
+      <w:hyperlink r:id="rId538">
+        <w:r>
+          <w:rPr>
+            <w:lang w:val="fr_FR" w:bidi="fr_FR"/>
+          </w:rPr>
+          <w:rPr>
+            <w:color w:val="0000EE"/>
+            <w:u w:val="single"/>
+          </w:rPr>
+          <w:t>Dt 14.14</w:t>
+        </w:r>
+      </w:hyperlink>
+      <w:r>
+        <w:rPr>
+          <w:lang w:val="fr_FR" w:bidi="fr_FR"/>
+        </w:rPr>
+        <w:t>). Pourtant, les corbeaux ont nourri Élie sur l'ordre de Dieu (</w:t>
+      </w:r>
+      <w:hyperlink r:id="rId539">
+        <w:r>
+          <w:rPr>
+            <w:lang w:val="fr_FR" w:bidi="fr_FR"/>
+          </w:rPr>
+          <w:rPr>
+            <w:color w:val="0000EE"/>
+            <w:u w:val="single"/>
+          </w:rPr>
+          <w:t>1R 17.4–6</w:t>
+        </w:r>
+      </w:hyperlink>
+      <w:r>
+        <w:rPr>
+          <w:lang w:val="fr_FR" w:bidi="fr_FR"/>
+        </w:rPr>
+        <w:t>). On a dit à Job que Dieu donnait au corbeau sa nourriture (</w:t>
+      </w:r>
+      <w:hyperlink r:id="rId540">
+        <w:r>
+          <w:rPr>
+            <w:lang w:val="fr_FR" w:bidi="fr_FR"/>
+          </w:rPr>
+          <w:rPr>
+            <w:color w:val="0000EE"/>
+            <w:u w:val="single"/>
+          </w:rPr>
+          <w:t>Jb 38.41</w:t>
+        </w:r>
+      </w:hyperlink>
+      <w:r>
+        <w:rPr>
+          <w:lang w:val="fr_FR" w:bidi="fr_FR"/>
+        </w:rPr>
+        <w:t>), comme le psalmiste et Jésus l'ont répété (</w:t>
+      </w:r>
+      <w:hyperlink r:id="rId541">
+        <w:r>
+          <w:rPr>
+            <w:lang w:val="fr_FR" w:bidi="fr_FR"/>
+          </w:rPr>
+          <w:rPr>
+            <w:color w:val="0000EE"/>
+            <w:u w:val="single"/>
+          </w:rPr>
+          <w:t>Ps 147.9</w:t>
+        </w:r>
+      </w:hyperlink>
+      <w:r>
+        <w:rPr>
+          <w:lang w:val="fr_FR" w:bidi="fr_FR"/>
+        </w:rPr>
+        <w:t xml:space="preserve"> ; </w:t>
+      </w:r>
+      <w:hyperlink r:id="rId542">
+        <w:r>
+          <w:rPr>
+            <w:lang w:val="fr_FR" w:bidi="fr_FR"/>
+          </w:rPr>
+          <w:rPr>
+            <w:color w:val="0000EE"/>
+            <w:u w:val="single"/>
+          </w:rPr>
+          <w:t>Lc 12.24</w:t>
+        </w:r>
+      </w:hyperlink>
+      <w:r>
+        <w:rPr>
+          <w:lang w:val="fr_FR" w:bidi="fr_FR"/>
+        </w:rPr>
+        <w:t>). Le plumage noir brillant du corbeau a inspiré la comparaison des cheveux de l'aimé de la mariée (</w:t>
+      </w:r>
+      <w:hyperlink r:id="rId543">
+        <w:r>
+          <w:rPr>
+            <w:lang w:val="fr_FR" w:bidi="fr_FR"/>
+          </w:rPr>
+          <w:rPr>
+            <w:color w:val="0000EE"/>
+            <w:u w:val="single"/>
+          </w:rPr>
+          <w:t>Ct 5.11</w:t>
+        </w:r>
+      </w:hyperlink>
+      <w:r>
+        <w:rPr>
+          <w:lang w:val="fr_FR" w:bidi="fr_FR"/>
+        </w:rPr>
+        <w:t>). Ils préfèrent les zones désolées et inhabitées comme lieu de résidence (</w:t>
+      </w:r>
       <w:hyperlink r:id="rId523">
-        <w:r>
-          <w:rPr>
-            <w:lang w:val="fr_FR" w:bidi="fr_FR"/>
-          </w:rPr>
-          <w:rPr>
-            <w:color w:val="0000EE"/>
-            <w:u w:val="single"/>
-          </w:rPr>
-          <w:t>Lv 11.15</w:t>
-        </w:r>
-      </w:hyperlink>
-      <w:r>
-        <w:rPr>
-          <w:lang w:val="fr_FR" w:bidi="fr_FR"/>
-        </w:rPr>
-        <w:t xml:space="preserve"> ; </w:t>
-      </w:r>
-      <w:hyperlink r:id="rId524">
-        <w:r>
-          <w:rPr>
-            <w:lang w:val="fr_FR" w:bidi="fr_FR"/>
-          </w:rPr>
-          <w:rPr>
-            <w:color w:val="0000EE"/>
-            <w:u w:val="single"/>
-          </w:rPr>
-          <w:t>Dt 14.14</w:t>
-        </w:r>
-      </w:hyperlink>
-      <w:r>
-        <w:rPr>
-          <w:lang w:val="fr_FR" w:bidi="fr_FR"/>
-        </w:rPr>
-        <w:t>). Pourtant, les corbeaux ont nourri Élie sur l'ordre de Dieu (</w:t>
-      </w:r>
-      <w:hyperlink r:id="rId525">
-        <w:r>
-          <w:rPr>
-            <w:lang w:val="fr_FR" w:bidi="fr_FR"/>
-          </w:rPr>
-          <w:rPr>
-            <w:color w:val="0000EE"/>
-            <w:u w:val="single"/>
-          </w:rPr>
-          <w:t>1R 17.4–6</w:t>
-        </w:r>
-      </w:hyperlink>
-      <w:r>
-        <w:rPr>
-          <w:lang w:val="fr_FR" w:bidi="fr_FR"/>
-        </w:rPr>
-        <w:t>). On a dit à Job que Dieu donnait au corbeau sa nourriture (</w:t>
-      </w:r>
-      <w:hyperlink r:id="rId526">
-        <w:r>
-          <w:rPr>
-            <w:lang w:val="fr_FR" w:bidi="fr_FR"/>
-          </w:rPr>
-          <w:rPr>
-            <w:color w:val="0000EE"/>
-            <w:u w:val="single"/>
-          </w:rPr>
-          <w:t>Jb 38.41</w:t>
-        </w:r>
-      </w:hyperlink>
-      <w:r>
-        <w:rPr>
-          <w:lang w:val="fr_FR" w:bidi="fr_FR"/>
-        </w:rPr>
-        <w:t>), comme le psalmiste et Jésus l'ont répété (</w:t>
-      </w:r>
-      <w:hyperlink r:id="rId527">
-        <w:r>
-          <w:rPr>
-            <w:lang w:val="fr_FR" w:bidi="fr_FR"/>
-          </w:rPr>
-          <w:rPr>
-            <w:color w:val="0000EE"/>
-            <w:u w:val="single"/>
-          </w:rPr>
-          <w:t>Ps 147.9</w:t>
-        </w:r>
-      </w:hyperlink>
-      <w:r>
-        <w:rPr>
-          <w:lang w:val="fr_FR" w:bidi="fr_FR"/>
-        </w:rPr>
-        <w:t xml:space="preserve"> ; </w:t>
-      </w:r>
-      <w:hyperlink r:id="rId528">
-        <w:r>
-          <w:rPr>
-            <w:lang w:val="fr_FR" w:bidi="fr_FR"/>
-          </w:rPr>
-          <w:rPr>
-            <w:color w:val="0000EE"/>
-            <w:u w:val="single"/>
-          </w:rPr>
-          <w:t>Lc 12.24</w:t>
-        </w:r>
-      </w:hyperlink>
-      <w:r>
-        <w:rPr>
-          <w:lang w:val="fr_FR" w:bidi="fr_FR"/>
-        </w:rPr>
-        <w:t>). Le plumage noir brillant du corbeau a inspiré la comparaison des cheveux de l'aimé de la mariée (</w:t>
-      </w:r>
-      <w:hyperlink r:id="rId529">
-        <w:r>
-          <w:rPr>
-            <w:lang w:val="fr_FR" w:bidi="fr_FR"/>
-          </w:rPr>
-          <w:rPr>
-            <w:color w:val="0000EE"/>
-            <w:u w:val="single"/>
-          </w:rPr>
-          <w:t>Ct 5.11</w:t>
-        </w:r>
-      </w:hyperlink>
-      <w:r>
-        <w:rPr>
-          <w:lang w:val="fr_FR" w:bidi="fr_FR"/>
-        </w:rPr>
-        <w:t>). Ils préfèrent les zones désolées et inhabitées comme lieu de résidence (</w:t>
-      </w:r>
-      <w:hyperlink r:id="rId509">
         <w:r>
           <w:rPr>
             <w:lang w:val="fr_FR" w:bidi="fr_FR"/>
@@ -14654,7 +15241,7 @@
         </w:rPr>
         <w:t>Le cormoran fréquente les marais autour de la mer de Galilée, le lac Huleh (les eaux de Mérom) et la côte méditerranéenne. Son nom hébreu désignait à l'origine le « lancer » de l'oiseau sur sa proie. Les cormorans plongent dans les eaux profondes et semblent parfois filer sous la surface à la recherche de poissons. La gourmandise du cormoran est proverbiale. Il était cérémoniellement impur pour les Israélites (</w:t>
       </w:r>
-      <w:hyperlink r:id="rId516">
+      <w:hyperlink r:id="rId530">
         <w:r>
           <w:rPr>
             <w:lang w:val="fr_FR" w:bidi="fr_FR"/>
@@ -14672,7 +15259,7 @@
         </w:rPr>
         <w:t xml:space="preserve"> ; </w:t>
       </w:r>
-      <w:hyperlink r:id="rId530">
+      <w:hyperlink r:id="rId544">
         <w:r>
           <w:rPr>
             <w:lang w:val="fr_FR" w:bidi="fr_FR"/>
@@ -14750,7 +15337,7 @@
         </w:rPr>
         <w:t xml:space="preserve">Petit oiseau brun terne connu pour ses habitudes parasitaires. Potentiellement mentionné dans </w:t>
       </w:r>
-      <w:hyperlink r:id="rId496">
+      <w:hyperlink r:id="rId510">
         <w:r>
           <w:rPr>
             <w:lang w:val="fr_FR" w:bidi="fr_FR"/>
@@ -14768,7 +15355,7 @@
         </w:rPr>
         <w:t xml:space="preserve"> et </w:t>
       </w:r>
-      <w:hyperlink r:id="rId497">
+      <w:hyperlink r:id="rId511">
         <w:r>
           <w:rPr>
             <w:lang w:val="fr_FR" w:bidi="fr_FR"/>
@@ -14941,25 +15528,25 @@
         </w:rPr>
         <w:t xml:space="preserve">Les références dans </w:t>
       </w:r>
+      <w:hyperlink r:id="rId545">
+        <w:r>
+          <w:rPr>
+            <w:lang w:val="fr_FR" w:bidi="fr_FR"/>
+          </w:rPr>
+          <w:rPr>
+            <w:color w:val="0000EE"/>
+            <w:u w:val="single"/>
+          </w:rPr>
+          <w:t>Lévitique 11.18</w:t>
+        </w:r>
+      </w:hyperlink>
+      <w:r>
+        <w:rPr>
+          <w:lang w:val="fr_FR" w:bidi="fr_FR"/>
+        </w:rPr>
+        <w:t xml:space="preserve"> et </w:t>
+      </w:r>
       <w:hyperlink r:id="rId531">
-        <w:r>
-          <w:rPr>
-            <w:lang w:val="fr_FR" w:bidi="fr_FR"/>
-          </w:rPr>
-          <w:rPr>
-            <w:color w:val="0000EE"/>
-            <w:u w:val="single"/>
-          </w:rPr>
-          <w:t>Lévitique 11.18</w:t>
-        </w:r>
-      </w:hyperlink>
-      <w:r>
-        <w:rPr>
-          <w:lang w:val="fr_FR" w:bidi="fr_FR"/>
-        </w:rPr>
-        <w:t xml:space="preserve"> et </w:t>
-      </w:r>
-      <w:hyperlink r:id="rId517">
         <w:r>
           <w:rPr>
             <w:lang w:val="fr_FR" w:bidi="fr_FR"/>
@@ -15064,7 +15651,7 @@
         </w:rPr>
         <w:t xml:space="preserve">) ressemble à un hibou avec une tête plate, de grands yeux, un plumage doux et un vol silencieux. Il chasse les insectes la nuit, les attrape en vol, et pendant la journée, il se repose sur les branches. Selon </w:t>
       </w:r>
-      <w:hyperlink r:id="rId496">
+      <w:hyperlink r:id="rId510">
         <w:r>
           <w:rPr>
             <w:lang w:val="fr_FR" w:bidi="fr_FR"/>
@@ -15082,7 +15669,7 @@
         </w:rPr>
         <w:t xml:space="preserve"> et </w:t>
       </w:r>
-      <w:hyperlink r:id="rId497">
+      <w:hyperlink r:id="rId511">
         <w:r>
           <w:rPr>
             <w:lang w:val="fr_FR" w:bidi="fr_FR"/>
@@ -15152,7 +15739,7 @@
         </w:rPr>
         <w:t>Les Égyptiens embaumaient les éperviers et tenaient tous les faucons en haute estime. Le dieu Horus était représenté avec une tête de faucon, et l'épervier était rituellement impur pour les Israélites (</w:t>
       </w:r>
-      <w:hyperlink r:id="rId496">
+      <w:hyperlink r:id="rId510">
         <w:r>
           <w:rPr>
             <w:lang w:val="fr_FR" w:bidi="fr_FR"/>
@@ -15170,7 +15757,7 @@
         </w:rPr>
         <w:t xml:space="preserve"> ; </w:t>
       </w:r>
-      <w:hyperlink r:id="rId497">
+      <w:hyperlink r:id="rId511">
         <w:r>
           <w:rPr>
             <w:lang w:val="fr_FR" w:bidi="fr_FR"/>
@@ -15188,7 +15775,7 @@
         </w:rPr>
         <w:t xml:space="preserve">). Il n'était pas un résident permanent d'Israël mais s'arrêtait lors de sa migration du nord au sud. Sa migration vers le sud est mentionnée dans </w:t>
       </w:r>
-      <w:hyperlink r:id="rId532">
+      <w:hyperlink r:id="rId546">
         <w:r>
           <w:rPr>
             <w:lang w:val="fr_FR" w:bidi="fr_FR"/>
@@ -15206,7 +15793,7 @@
         </w:rPr>
         <w:t xml:space="preserve">. Une référence dans </w:t>
       </w:r>
-      <w:hyperlink r:id="rId509">
+      <w:hyperlink r:id="rId523">
         <w:r>
           <w:rPr>
             <w:lang w:val="fr_FR" w:bidi="fr_FR"/>
@@ -15325,7 +15912,7 @@
         </w:rPr>
         <w:t>Le grand hibou pourrait être le hibou mentionné dans la Bible parmi les oiseaux de désolation qui habiteront Édom dévasté (</w:t>
       </w:r>
-      <w:hyperlink r:id="rId509">
+      <w:hyperlink r:id="rId523">
         <w:r>
           <w:rPr>
             <w:lang w:val="fr_FR" w:bidi="fr_FR"/>
@@ -15381,7 +15968,7 @@
         </w:rPr>
         <w:t xml:space="preserve"> ressemblant aux cigognes et aux hérons, mais avec des serres plus courtes. Le plumage a un éclat argenté et les plumes de la queue sont ondulées. De grands vols de grues volant en formations en V passent au-dessus de la Terre Sainte pendant la journée chaque automne, en route vers l'Afrique depuis les pays du nord de l'Europe, et à nouveau au printemps lorsqu'elles retournent au nord pour se reproduire. Les vols migratoires peuvent compter jusqu'à deux mille oiseaux. </w:t>
       </w:r>
-      <w:hyperlink r:id="rId519">
+      <w:hyperlink r:id="rId533">
         <w:r>
           <w:rPr>
             <w:lang w:val="fr_FR" w:bidi="fr_FR"/>
@@ -15413,7 +16000,7 @@
         </w:rPr>
         <w:t xml:space="preserve">L'appel habituel de la grue est mieux décrit comme un beuglement, mais pendant le vol migratoire, elles émettent un son de bavardage qui pourrait être évoqué dans </w:t>
       </w:r>
-      <w:hyperlink r:id="rId533">
+      <w:hyperlink r:id="rId547">
         <w:r>
           <w:rPr>
             <w:lang w:val="fr_FR" w:bidi="fr_FR"/>
@@ -15525,7 +16112,7 @@
         </w:rPr>
         <w:t>Le gypaète barbu est particulièrement friand de tortues et de moelle osseuse. Après que les chacals et les vautours plus petits ont réduit une carcasse à l'état d'os, le gypaète barbu écrase les os pour obtenir la moelle ou avale les morceaux intacts. C'est pourquoi il est également connu sous le nom d'ossifrage, un mot latin signifiant « casseur d'os ». Le gypaète barbu était impur selon la loi mosaïque (</w:t>
       </w:r>
-      <w:hyperlink r:id="rId534">
+      <w:hyperlink r:id="rId548">
         <w:r>
           <w:rPr>
             <w:lang w:val="fr_FR" w:bidi="fr_FR"/>
@@ -15543,7 +16130,7 @@
         </w:rPr>
         <w:t xml:space="preserve"> [traduit par « orfraie » dans LSG] ; </w:t>
       </w:r>
-      <w:hyperlink r:id="rId506">
+      <w:hyperlink r:id="rId520">
         <w:r>
           <w:rPr>
             <w:lang w:val="fr_FR" w:bidi="fr_FR"/>
@@ -15729,7 +16316,7 @@
         </w:rPr>
         <w:t xml:space="preserve">Selon </w:t>
       </w:r>
-      <w:hyperlink r:id="rId428">
+      <w:hyperlink r:id="rId442">
         <w:r>
           <w:rPr>
             <w:lang w:val="fr_FR" w:bidi="fr_FR"/>
@@ -15747,7 +16334,7 @@
         </w:rPr>
         <w:t xml:space="preserve"> et </w:t>
       </w:r>
-      <w:hyperlink r:id="rId429">
+      <w:hyperlink r:id="rId443">
         <w:r>
           <w:rPr>
             <w:lang w:val="fr_FR" w:bidi="fr_FR"/>
@@ -15852,7 +16439,7 @@
         </w:rPr>
         <w:t>La grande bouche de l'hirondelle lui permet d'attraper des insectes en vol. Les couleurs varient du brun et bleu au blanc. Les hirondelles nichent souvent dans les bâtiments, une caractéristique remarquée par le psalmiste, qui a comparé la maison d'une hirondelle au temple (</w:t>
       </w:r>
-      <w:hyperlink r:id="rId535">
+      <w:hyperlink r:id="rId549">
         <w:r>
           <w:rPr>
             <w:lang w:val="fr_FR" w:bidi="fr_FR"/>
@@ -15884,6 +16471,24 @@
         </w:rPr>
         <w:t>Les hirondelles sont essentiellement résidentes en Israël, tandis que le martinet est un oiseau migrateur connu pour la régularité de son calendrier migratoire. L'« hirondelle » d’</w:t>
       </w:r>
+      <w:hyperlink r:id="rId547">
+        <w:r>
+          <w:rPr>
+            <w:lang w:val="fr_FR" w:bidi="fr_FR"/>
+          </w:rPr>
+          <w:rPr>
+            <w:color w:val="0000EE"/>
+            <w:u w:val="single"/>
+          </w:rPr>
+          <w:t>Ésaïe 38.14</w:t>
+        </w:r>
+      </w:hyperlink>
+      <w:r>
+        <w:rPr>
+          <w:lang w:val="fr_FR" w:bidi="fr_FR"/>
+        </w:rPr>
+        <w:t xml:space="preserve"> se réfère probablement à un martinet, tout comme </w:t>
+      </w:r>
       <w:hyperlink r:id="rId533">
         <w:r>
           <w:rPr>
@@ -15893,24 +16498,6 @@
             <w:color w:val="0000EE"/>
             <w:u w:val="single"/>
           </w:rPr>
-          <w:t>Ésaïe 38.14</w:t>
-        </w:r>
-      </w:hyperlink>
-      <w:r>
-        <w:rPr>
-          <w:lang w:val="fr_FR" w:bidi="fr_FR"/>
-        </w:rPr>
-        <w:t xml:space="preserve"> se réfère probablement à un martinet, tout comme </w:t>
-      </w:r>
-      <w:hyperlink r:id="rId519">
-        <w:r>
-          <w:rPr>
-            <w:lang w:val="fr_FR" w:bidi="fr_FR"/>
-          </w:rPr>
-          <w:rPr>
-            <w:color w:val="0000EE"/>
-            <w:u w:val="single"/>
-          </w:rPr>
           <w:t>Jérémie 8.7</w:t>
         </w:r>
       </w:hyperlink>
@@ -15920,7 +16507,7 @@
         </w:rPr>
         <w:t xml:space="preserve">, où la fiabilité de l'oiseau est contrastée avec l'irrégularité du peuple de Dieu. </w:t>
       </w:r>
-      <w:hyperlink r:id="rId460">
+      <w:hyperlink r:id="rId474">
         <w:r>
           <w:rPr>
             <w:lang w:val="fr_FR" w:bidi="fr_FR"/>
@@ -16039,7 +16626,7 @@
         </w:rPr>
         <w:t>La huppe arrive en Terre Sainte en février, se reproduit en été et part en septembre. Elle était tenue en haute estime religieuse par les Égyptiens. Elle était considérée comme rituellement impure (</w:t>
       </w:r>
-      <w:hyperlink r:id="rId428">
+      <w:hyperlink r:id="rId442">
         <w:r>
           <w:rPr>
             <w:lang w:val="fr_FR" w:bidi="fr_FR"/>
@@ -16057,7 +16644,7 @@
         </w:rPr>
         <w:t xml:space="preserve"> ; </w:t>
       </w:r>
-      <w:hyperlink r:id="rId429">
+      <w:hyperlink r:id="rId443">
         <w:r>
           <w:rPr>
             <w:lang w:val="fr_FR" w:bidi="fr_FR"/>
@@ -16127,7 +16714,7 @@
         </w:rPr>
         <w:t xml:space="preserve">Il y a une question quant à savoir si l'ibis est mentionné dans </w:t>
       </w:r>
-      <w:hyperlink r:id="rId516">
+      <w:hyperlink r:id="rId530">
         <w:r>
           <w:rPr>
             <w:lang w:val="fr_FR" w:bidi="fr_FR"/>
@@ -16145,7 +16732,7 @@
         </w:rPr>
         <w:t xml:space="preserve">, où il est classé comme impur sur le plan cérémoniel. Le même mot hébreu dans </w:t>
       </w:r>
-      <w:hyperlink r:id="rId517">
+      <w:hyperlink r:id="rId531">
         <w:r>
           <w:rPr>
             <w:lang w:val="fr_FR" w:bidi="fr_FR"/>
@@ -16163,7 +16750,7 @@
         </w:rPr>
         <w:t xml:space="preserve"> et </w:t>
       </w:r>
-      <w:hyperlink r:id="rId509">
+      <w:hyperlink r:id="rId523">
         <w:r>
           <w:rPr>
             <w:lang w:val="fr_FR" w:bidi="fr_FR"/>
@@ -16282,39 +16869,39 @@
         </w:rPr>
         <w:t xml:space="preserve">Les martinets communs sont originaires d'Israël, et dans la vallée du Jourdain, ils évoluent en grands troupeaux. </w:t>
       </w:r>
+      <w:hyperlink r:id="rId547">
+        <w:r>
+          <w:rPr>
+            <w:lang w:val="fr_FR" w:bidi="fr_FR"/>
+          </w:rPr>
+          <w:rPr>
+            <w:color w:val="0000EE"/>
+            <w:u w:val="single"/>
+          </w:rPr>
+          <w:t>Ésaïe 38.14</w:t>
+        </w:r>
+      </w:hyperlink>
+      <w:r>
+        <w:rPr>
+          <w:lang w:val="fr_FR" w:bidi="fr_FR"/>
+        </w:rPr>
+        <w:t xml:space="preserve"> (qui parle d'hirondelles dans la version LSG) semble être une référence claire à l'appel plaintif du martinet, car le cri aigu de l'hirondelle n'est pas une comparaison frappante pour le cri d'un roi en détresse. Le martinet a une voix douce et délicate, et son cri pourrait facilement être interprété comme une lamentation mélodieuse.</w:t>
+      </w:r>
+    </w:p>
+    <w:p>
+      <w:pPr/>
+      <w:r>
+        <w:rPr>
+          <w:lang w:val="fr_FR" w:bidi="fr_FR"/>
+        </w:rPr>
+      </w:r>
+      <w:r>
+        <w:rPr>
+          <w:lang w:val="fr_FR" w:bidi="fr_FR"/>
+        </w:rPr>
+        <w:t xml:space="preserve">Les martinets migrateurs arrivent selon un calendrier précis en Terre Sainte à la fin de l'hiver, et d'immenses volées remplissent les villes de leurs cris. Ainsi, la référence dans </w:t>
+      </w:r>
       <w:hyperlink r:id="rId533">
-        <w:r>
-          <w:rPr>
-            <w:lang w:val="fr_FR" w:bidi="fr_FR"/>
-          </w:rPr>
-          <w:rPr>
-            <w:color w:val="0000EE"/>
-            <w:u w:val="single"/>
-          </w:rPr>
-          <w:t>Ésaïe 38.14</w:t>
-        </w:r>
-      </w:hyperlink>
-      <w:r>
-        <w:rPr>
-          <w:lang w:val="fr_FR" w:bidi="fr_FR"/>
-        </w:rPr>
-        <w:t xml:space="preserve"> (qui parle d'hirondelles dans la version LSG) semble être une référence claire à l'appel plaintif du martinet, car le cri aigu de l'hirondelle n'est pas une comparaison frappante pour le cri d'un roi en détresse. Le martinet a une voix douce et délicate, et son cri pourrait facilement être interprété comme une lamentation mélodieuse.</w:t>
-      </w:r>
-    </w:p>
-    <w:p>
-      <w:pPr/>
-      <w:r>
-        <w:rPr>
-          <w:lang w:val="fr_FR" w:bidi="fr_FR"/>
-        </w:rPr>
-      </w:r>
-      <w:r>
-        <w:rPr>
-          <w:lang w:val="fr_FR" w:bidi="fr_FR"/>
-        </w:rPr>
-        <w:t xml:space="preserve">Les martinets migrateurs arrivent selon un calendrier précis en Terre Sainte à la fin de l'hiver, et d'immenses volées remplissent les villes de leurs cris. Ainsi, la référence dans </w:t>
-      </w:r>
-      <w:hyperlink r:id="rId519">
         <w:r>
           <w:rPr>
             <w:lang w:val="fr_FR" w:bidi="fr_FR"/>
@@ -16486,7 +17073,7 @@
         </w:rPr>
         <w:t>Le milan est répertorié parmi les oiseaux impurs dans la loi mosaïque (</w:t>
       </w:r>
-      <w:hyperlink r:id="rId521">
+      <w:hyperlink r:id="rId535">
         <w:r>
           <w:rPr>
             <w:lang w:val="fr_FR" w:bidi="fr_FR"/>
@@ -16504,7 +17091,7 @@
         </w:rPr>
         <w:t xml:space="preserve"> ; </w:t>
       </w:r>
-      <w:hyperlink r:id="rId506">
+      <w:hyperlink r:id="rId520">
         <w:r>
           <w:rPr>
             <w:lang w:val="fr_FR" w:bidi="fr_FR"/>
@@ -16609,7 +17196,7 @@
         </w:rPr>
         <w:t xml:space="preserve"> ; </w:t>
       </w:r>
-      <w:hyperlink r:id="rId535">
+      <w:hyperlink r:id="rId549">
         <w:r>
           <w:rPr>
             <w:lang w:val="fr_FR" w:bidi="fr_FR"/>
@@ -16627,7 +17214,7 @@
         </w:rPr>
         <w:t xml:space="preserve"> ; </w:t>
       </w:r>
-      <w:hyperlink r:id="rId460">
+      <w:hyperlink r:id="rId474">
         <w:r>
           <w:rPr>
             <w:lang w:val="fr_FR" w:bidi="fr_FR"/>
@@ -16687,7 +17274,7 @@
         </w:rPr>
         <w:t>Le moineau est prolifique et vit en étroite association avec les humains. Il était considéré comme rituellement pur. Les moineaux étaient vendus à bas prix dans les pays où ils étaient commercialisés (</w:t>
       </w:r>
-      <w:hyperlink r:id="rId431">
+      <w:hyperlink r:id="rId445">
         <w:r>
           <w:rPr>
             <w:lang w:val="fr_FR" w:bidi="fr_FR"/>
@@ -16705,7 +17292,7 @@
         </w:rPr>
         <w:t xml:space="preserve"> ; </w:t>
       </w:r>
-      <w:hyperlink r:id="rId536">
+      <w:hyperlink r:id="rId550">
         <w:r>
           <w:rPr>
             <w:lang w:val="fr_FR" w:bidi="fr_FR"/>
@@ -16776,7 +17363,7 @@
         </w:rPr>
         <w:t>Parce que les mouettes mangent presque n'importe quoi, elles sont répertoriées comme des oiseaux rituellement impurs (</w:t>
       </w:r>
-      <w:hyperlink r:id="rId496">
+      <w:hyperlink r:id="rId510">
         <w:r>
           <w:rPr>
             <w:lang w:val="fr_FR" w:bidi="fr_FR"/>
@@ -16794,7 +17381,7 @@
         </w:rPr>
         <w:t xml:space="preserve"> ; </w:t>
       </w:r>
-      <w:hyperlink r:id="rId497">
+      <w:hyperlink r:id="rId511">
         <w:r>
           <w:rPr>
             <w:lang w:val="fr_FR" w:bidi="fr_FR"/>
@@ -17014,7 +17601,7 @@
         </w:rPr>
         <w:t xml:space="preserve">Parce que le paon n'est pas natif de la Terre Sainte, les espèces mentionnées dans </w:t>
       </w:r>
-      <w:hyperlink r:id="rId537">
+      <w:hyperlink r:id="rId551">
         <w:r>
           <w:rPr>
             <w:lang w:val="fr_FR" w:bidi="fr_FR"/>
@@ -17032,7 +17619,7 @@
         </w:rPr>
         <w:t xml:space="preserve"> et </w:t>
       </w:r>
-      <w:hyperlink r:id="rId538">
+      <w:hyperlink r:id="rId552">
         <w:r>
           <w:rPr>
             <w:lang w:val="fr_FR" w:bidi="fr_FR"/>
@@ -17144,7 +17731,7 @@
         </w:rPr>
         <w:t>Certains experts se demandent si « pélican » est une traduction appropriée de l'hébreu dans plusieurs versets, croyant plutôt que le mot se réfère à l'un des hiboux, faucons ou vautours. La plupart des traductions incluent le pélican dans les listes d'oiseaux rituellement impurs (</w:t>
       </w:r>
-      <w:hyperlink r:id="rId531">
+      <w:hyperlink r:id="rId545">
         <w:r>
           <w:rPr>
             <w:lang w:val="fr_FR" w:bidi="fr_FR"/>
@@ -17162,7 +17749,7 @@
         </w:rPr>
         <w:t xml:space="preserve"> ; </w:t>
       </w:r>
-      <w:hyperlink r:id="rId530">
+      <w:hyperlink r:id="rId544">
         <w:r>
           <w:rPr>
             <w:lang w:val="fr_FR" w:bidi="fr_FR"/>
@@ -17180,7 +17767,7 @@
         </w:rPr>
         <w:t xml:space="preserve">). L'opinion sur les autres références est plus nettement divisée. Certains experts soutiennent que le contexte désertique des versets élimine la possibilité d'un oiseau aquatique comme le pélican (voir </w:t>
       </w:r>
-      <w:hyperlink r:id="rId515">
+      <w:hyperlink r:id="rId529">
         <w:r>
           <w:rPr>
             <w:lang w:val="fr_FR" w:bidi="fr_FR"/>
@@ -17198,7 +17785,7 @@
         </w:rPr>
         <w:t xml:space="preserve">, « hibou », NFC ; </w:t>
       </w:r>
-      <w:hyperlink r:id="rId509">
+      <w:hyperlink r:id="rId523">
         <w:r>
           <w:rPr>
             <w:lang w:val="fr_FR" w:bidi="fr_FR"/>
@@ -17216,7 +17803,7 @@
         </w:rPr>
         <w:t xml:space="preserve">, « hibou », BDS ; </w:t>
       </w:r>
-      <w:hyperlink r:id="rId510">
+      <w:hyperlink r:id="rId524">
         <w:r>
           <w:rPr>
             <w:lang w:val="fr_FR" w:bidi="fr_FR"/>
@@ -17299,7 +17886,7 @@
         </w:rPr>
         <w:t>La référence biblique (</w:t>
       </w:r>
-      <w:hyperlink r:id="rId539">
+      <w:hyperlink r:id="rId553">
         <w:r>
           <w:rPr>
             <w:lang w:val="fr_FR" w:bidi="fr_FR"/>
@@ -17317,7 +17904,7 @@
         </w:rPr>
         <w:t xml:space="preserve"> ; probablement la perdrix des sables en raison du contexte géographique) fait allusion à la méthode courante pour la capturer en la poursuivant. Elle était également chassée avec des pièges (voir </w:t>
       </w:r>
-      <w:hyperlink r:id="rId540">
+      <w:hyperlink r:id="rId554">
         <w:r>
           <w:rPr>
             <w:lang w:val="fr_FR" w:bidi="fr_FR"/>
@@ -17349,7 +17936,7 @@
         </w:rPr>
         <w:t>La description biblique de la perdrix rassemblant une couvée qu'elle n'a pas éclose (</w:t>
       </w:r>
-      <w:hyperlink r:id="rId541">
+      <w:hyperlink r:id="rId555">
         <w:r>
           <w:rPr>
             <w:lang w:val="fr_FR" w:bidi="fr_FR"/>
@@ -17419,7 +18006,7 @@
         </w:rPr>
         <w:t xml:space="preserve">Certains experts suggèrent que le Petit-duc est ce à quoi il est référence dans </w:t>
       </w:r>
-      <w:hyperlink r:id="rId542">
+      <w:hyperlink r:id="rId556">
         <w:r>
           <w:rPr>
             <w:lang w:val="fr_FR" w:bidi="fr_FR"/>
@@ -17617,7 +18204,7 @@
         </w:rPr>
         <w:t xml:space="preserve">Les pigeons varient en taille de 15 à plus de 30 cm. L'espèce israélienne la plus colorée est le pigeon biset, qui peut être d'un beau gris argenté avec un plumage irisé gris-vert sur les ailes (noté par David, </w:t>
       </w:r>
-      <w:hyperlink r:id="rId543">
+      <w:hyperlink r:id="rId557">
         <w:r>
           <w:rPr>
             <w:lang w:val="fr_FR" w:bidi="fr_FR"/>
@@ -17662,7 +18249,7 @@
         </w:rPr>
         <w:t>Actuellement, le pigeon biset sauvage se trouve principalement dans la région autour de la mer de Galilée et plus au sud, dans les nombreux ravins menant à la mer Morte. Les pigeons bisets sauvages préfèrent construire leurs nids sur les rochers et les falaises, un fait précisément décrit dans les Écritures (</w:t>
       </w:r>
-      <w:hyperlink r:id="rId544">
+      <w:hyperlink r:id="rId558">
         <w:r>
           <w:rPr>
             <w:lang w:val="fr_FR" w:bidi="fr_FR"/>
@@ -17680,7 +18267,7 @@
         </w:rPr>
         <w:t xml:space="preserve"> ; </w:t>
       </w:r>
-      <w:hyperlink r:id="rId545">
+      <w:hyperlink r:id="rId559">
         <w:r>
           <w:rPr>
             <w:lang w:val="fr_FR" w:bidi="fr_FR"/>
@@ -17712,7 +18299,7 @@
         </w:rPr>
         <w:t>Lors de la parade nuptiale, il y a beaucoup de rivalité parmi les mâles des colombes. La danse nuptiale de la tourterelle est une démonstration aérienne impressionnante. L'attention portée à la parade nuptiale, le soin conjoint des jeunes et la sollicitude des parents l'un pour l'autre, observés depuis les temps les plus anciens, ont fait de la colombe l'un des symboles les plus populaires de l'amour et de la paix (</w:t>
       </w:r>
-      <w:hyperlink r:id="rId546">
+      <w:hyperlink r:id="rId560">
         <w:r>
           <w:rPr>
             <w:lang w:val="fr_FR" w:bidi="fr_FR"/>
@@ -17730,7 +18317,7 @@
         </w:rPr>
         <w:t xml:space="preserve"> ; </w:t>
       </w:r>
-      <w:hyperlink r:id="rId544">
+      <w:hyperlink r:id="rId558">
         <w:r>
           <w:rPr>
             <w:lang w:val="fr_FR" w:bidi="fr_FR"/>
@@ -17748,6 +18335,282 @@
         </w:rPr>
         <w:t xml:space="preserve"> ; </w:t>
       </w:r>
+      <w:hyperlink r:id="rId561">
+        <w:r>
+          <w:rPr>
+            <w:lang w:val="fr_FR" w:bidi="fr_FR"/>
+          </w:rPr>
+          <w:rPr>
+            <w:color w:val="0000EE"/>
+            <w:u w:val="single"/>
+          </w:rPr>
+          <w:t>4.1</w:t>
+        </w:r>
+      </w:hyperlink>
+      <w:r>
+        <w:rPr>
+          <w:lang w:val="fr_FR" w:bidi="fr_FR"/>
+        </w:rPr>
+        <w:t xml:space="preserve"> ; </w:t>
+      </w:r>
+      <w:hyperlink r:id="rId562">
+        <w:r>
+          <w:rPr>
+            <w:lang w:val="fr_FR" w:bidi="fr_FR"/>
+          </w:rPr>
+          <w:rPr>
+            <w:color w:val="0000EE"/>
+            <w:u w:val="single"/>
+          </w:rPr>
+          <w:t>5.2</w:t>
+        </w:r>
+      </w:hyperlink>
+      <w:r>
+        <w:rPr>
+          <w:lang w:val="fr_FR" w:bidi="fr_FR"/>
+        </w:rPr>
+        <w:t>).</w:t>
+      </w:r>
+    </w:p>
+    <w:p>
+      <w:pPr/>
+      <w:r>
+        <w:rPr>
+          <w:lang w:val="fr_FR" w:bidi="fr_FR"/>
+        </w:rPr>
+      </w:r>
+      <w:r>
+        <w:rPr>
+          <w:lang w:val="fr_FR" w:bidi="fr_FR"/>
+        </w:rPr>
+        <w:t>Une distinction majeure entre les pigeons et les tourterelles semble avoir été reconnue par les écrivains anciens. Les pigeons sont des résidents toute l'année et facilement apprivoisés, tandis que les tourterelles sont migratrices. Les tourterelles étaient confinées dans des cages seules ou par paires comme animaux de compagnie ou pour des sacrifices. Les pigeons ont probablement été les premiers oiseaux à être domestiqués, peut-être dès l'époque de Noé (</w:t>
+      </w:r>
+      <w:hyperlink r:id="rId563">
+        <w:r>
+          <w:rPr>
+            <w:lang w:val="fr_FR" w:bidi="fr_FR"/>
+          </w:rPr>
+          <w:rPr>
+            <w:color w:val="0000EE"/>
+            <w:u w:val="single"/>
+          </w:rPr>
+          <w:t>Gn 8.8–12</w:t>
+        </w:r>
+      </w:hyperlink>
+      <w:r>
+        <w:rPr>
+          <w:lang w:val="fr_FR" w:bidi="fr_FR"/>
+        </w:rPr>
+        <w:t xml:space="preserve">). Ils étaient représentés sur les premiers monuments égyptiens, et leur comestibilité était mentionnée dans les premiers textes égyptiens. Peu de temps après, les pigeons domestiques étaient considérés comme une preuve de la prospérité d'un foyer. Dans les foyers plus prospères, ils nichaient dans des colombiers en argile moulée façonnés en structures en treillis (d'où les « fenêtres » de </w:t>
+      </w:r>
+      <w:hyperlink r:id="rId564">
+        <w:r>
+          <w:rPr>
+            <w:lang w:val="fr_FR" w:bidi="fr_FR"/>
+          </w:rPr>
+          <w:rPr>
+            <w:color w:val="0000EE"/>
+            <w:u w:val="single"/>
+          </w:rPr>
+          <w:t>Es 60.8</w:t>
+        </w:r>
+      </w:hyperlink>
+      <w:r>
+        <w:rPr>
+          <w:lang w:val="fr_FR" w:bidi="fr_FR"/>
+        </w:rPr>
+        <w:t>, NBS).</w:t>
+      </w:r>
+    </w:p>
+    <w:p>
+      <w:pPr/>
+      <w:r>
+        <w:rPr>
+          <w:lang w:val="fr_FR" w:bidi="fr_FR"/>
+        </w:rPr>
+      </w:r>
+      <w:r>
+        <w:rPr>
+          <w:lang w:val="fr_FR" w:bidi="fr_FR"/>
+        </w:rPr>
+        <w:t>À l'époque du Nouveau Testament, il y avait de nombreux colombiers dans les parcs autour du palais d'Hérode le Grand à Jérusalem. La popularité de la colombe était due non seulement à sa docilité, mais aussi à son attrait en tant que nourriture et en tant que sacrifice acceptable et relativement peu coûteux. La tourterelle pouvait être considérée plus hautement comme un sacrifice en raison de son caractère farouche et de sa disponibilité moindre. Les deux références bibliques aux tourterelles hors d'un contexte sacrificiel se réfèrent à leurs habitudes migratoires et à leur arrivée en Israël au printemps (</w:t>
+      </w:r>
+      <w:hyperlink r:id="rId476">
+        <w:r>
+          <w:rPr>
+            <w:lang w:val="fr_FR" w:bidi="fr_FR"/>
+          </w:rPr>
+          <w:rPr>
+            <w:color w:val="0000EE"/>
+            <w:u w:val="single"/>
+          </w:rPr>
+          <w:t>Ct 2.12</w:t>
+        </w:r>
+      </w:hyperlink>
+      <w:r>
+        <w:rPr>
+          <w:lang w:val="fr_FR" w:bidi="fr_FR"/>
+        </w:rPr>
+        <w:t xml:space="preserve"> ; </w:t>
+      </w:r>
+      <w:hyperlink r:id="rId533">
+        <w:r>
+          <w:rPr>
+            <w:lang w:val="fr_FR" w:bidi="fr_FR"/>
+          </w:rPr>
+          <w:rPr>
+            <w:color w:val="0000EE"/>
+            <w:u w:val="single"/>
+          </w:rPr>
+          <w:t>Jr 8.7</w:t>
+        </w:r>
+      </w:hyperlink>
+      <w:r>
+        <w:rPr>
+          <w:lang w:val="fr_FR" w:bidi="fr_FR"/>
+        </w:rPr>
+        <w:t xml:space="preserve"> ; voir </w:t>
+      </w:r>
+      <w:hyperlink r:id="rId477">
+        <w:r>
+          <w:rPr>
+            <w:lang w:val="fr_FR" w:bidi="fr_FR"/>
+          </w:rPr>
+          <w:rPr>
+            <w:color w:val="0000EE"/>
+            <w:u w:val="single"/>
+          </w:rPr>
+          <w:t>Os 11.11</w:t>
+        </w:r>
+      </w:hyperlink>
+      <w:r>
+        <w:rPr>
+          <w:lang w:val="fr_FR" w:bidi="fr_FR"/>
+        </w:rPr>
+        <w:t>).</w:t>
+      </w:r>
+    </w:p>
+    <w:p>
+      <w:pPr/>
+      <w:r>
+        <w:rPr>
+          <w:lang w:val="fr_FR" w:bidi="fr_FR"/>
+        </w:rPr>
+      </w:r>
+      <w:r>
+        <w:rPr>
+          <w:lang w:val="fr_FR" w:bidi="fr_FR"/>
+        </w:rPr>
+        <w:t>La plupart des références aux colombes et aux pigeons dans la Bible concernent des déclarations sur les procédures sacrificielles (</w:t>
+      </w:r>
+      <w:hyperlink r:id="rId565">
+        <w:r>
+          <w:rPr>
+            <w:lang w:val="fr_FR" w:bidi="fr_FR"/>
+          </w:rPr>
+          <w:rPr>
+            <w:color w:val="0000EE"/>
+            <w:u w:val="single"/>
+          </w:rPr>
+          <w:t>Gn 15.7–10</w:t>
+        </w:r>
+      </w:hyperlink>
+      <w:r>
+        <w:rPr>
+          <w:lang w:val="fr_FR" w:bidi="fr_FR"/>
+        </w:rPr>
+        <w:t xml:space="preserve"> ; </w:t>
+      </w:r>
+      <w:hyperlink r:id="rId566">
+        <w:r>
+          <w:rPr>
+            <w:lang w:val="fr_FR" w:bidi="fr_FR"/>
+          </w:rPr>
+          <w:rPr>
+            <w:color w:val="0000EE"/>
+            <w:u w:val="single"/>
+          </w:rPr>
+          <w:t>Lv 1.14</w:t>
+        </w:r>
+      </w:hyperlink>
+      <w:r>
+        <w:rPr>
+          <w:lang w:val="fr_FR" w:bidi="fr_FR"/>
+        </w:rPr>
+        <w:t xml:space="preserve"> ; </w:t>
+      </w:r>
+      <w:hyperlink r:id="rId229">
+        <w:r>
+          <w:rPr>
+            <w:lang w:val="fr_FR" w:bidi="fr_FR"/>
+          </w:rPr>
+          <w:rPr>
+            <w:color w:val="0000EE"/>
+            <w:u w:val="single"/>
+          </w:rPr>
+          <w:t>5.7</w:t>
+        </w:r>
+      </w:hyperlink>
+      <w:r>
+        <w:rPr>
+          <w:lang w:val="fr_FR" w:bidi="fr_FR"/>
+        </w:rPr>
+        <w:t xml:space="preserve"> ; </w:t>
+      </w:r>
+      <w:hyperlink r:id="rId567">
+        <w:r>
+          <w:rPr>
+            <w:lang w:val="fr_FR" w:bidi="fr_FR"/>
+          </w:rPr>
+          <w:rPr>
+            <w:color w:val="0000EE"/>
+            <w:u w:val="single"/>
+          </w:rPr>
+          <w:t>12.6</w:t>
+        </w:r>
+      </w:hyperlink>
+      <w:r>
+        <w:rPr>
+          <w:lang w:val="fr_FR" w:bidi="fr_FR"/>
+        </w:rPr>
+        <w:t xml:space="preserve"> ; </w:t>
+      </w:r>
+      <w:hyperlink r:id="rId450">
+        <w:r>
+          <w:rPr>
+            <w:lang w:val="fr_FR" w:bidi="fr_FR"/>
+          </w:rPr>
+          <w:rPr>
+            <w:color w:val="0000EE"/>
+            <w:u w:val="single"/>
+          </w:rPr>
+          <w:t>Nm 6.10</w:t>
+        </w:r>
+      </w:hyperlink>
+      <w:r>
+        <w:rPr>
+          <w:lang w:val="fr_FR" w:bidi="fr_FR"/>
+        </w:rPr>
+        <w:t xml:space="preserve"> ; </w:t>
+      </w:r>
+      <w:hyperlink r:id="rId449">
+        <w:r>
+          <w:rPr>
+            <w:lang w:val="fr_FR" w:bidi="fr_FR"/>
+          </w:rPr>
+          <w:rPr>
+            <w:color w:val="0000EE"/>
+            <w:u w:val="single"/>
+          </w:rPr>
+          <w:t>Lc 2.24</w:t>
+        </w:r>
+      </w:hyperlink>
+      <w:r>
+        <w:rPr>
+          <w:lang w:val="fr_FR" w:bidi="fr_FR"/>
+        </w:rPr>
+        <w:t>). D'autres références, cependant, incluent une variété d'observations et d'usages symboliques de la colombe. Son gémissement guttural était souvent noté (</w:t>
+      </w:r>
       <w:hyperlink r:id="rId547">
         <w:r>
           <w:rPr>
@@ -17757,6 +18620,114 @@
             <w:color w:val="0000EE"/>
             <w:u w:val="single"/>
           </w:rPr>
+          <w:t>Es 38.14</w:t>
+        </w:r>
+      </w:hyperlink>
+      <w:r>
+        <w:rPr>
+          <w:lang w:val="fr_FR" w:bidi="fr_FR"/>
+        </w:rPr>
+        <w:t xml:space="preserve"> ; </w:t>
+      </w:r>
+      <w:hyperlink r:id="rId568">
+        <w:r>
+          <w:rPr>
+            <w:lang w:val="fr_FR" w:bidi="fr_FR"/>
+          </w:rPr>
+          <w:rPr>
+            <w:color w:val="0000EE"/>
+            <w:u w:val="single"/>
+          </w:rPr>
+          <w:t>59.11</w:t>
+        </w:r>
+      </w:hyperlink>
+      <w:r>
+        <w:rPr>
+          <w:lang w:val="fr_FR" w:bidi="fr_FR"/>
+        </w:rPr>
+        <w:t xml:space="preserve"> ; </w:t>
+      </w:r>
+      <w:hyperlink r:id="rId569">
+        <w:r>
+          <w:rPr>
+            <w:lang w:val="fr_FR" w:bidi="fr_FR"/>
+          </w:rPr>
+          <w:rPr>
+            <w:color w:val="0000EE"/>
+            <w:u w:val="single"/>
+          </w:rPr>
+          <w:t>Ez 7.16</w:t>
+        </w:r>
+      </w:hyperlink>
+      <w:r>
+        <w:rPr>
+          <w:lang w:val="fr_FR" w:bidi="fr_FR"/>
+        </w:rPr>
+        <w:t xml:space="preserve"> ; </w:t>
+      </w:r>
+      <w:hyperlink r:id="rId570">
+        <w:r>
+          <w:rPr>
+            <w:lang w:val="fr_FR" w:bidi="fr_FR"/>
+          </w:rPr>
+          <w:rPr>
+            <w:color w:val="0000EE"/>
+            <w:u w:val="single"/>
+          </w:rPr>
+          <w:t>Na 2.7</w:t>
+        </w:r>
+      </w:hyperlink>
+      <w:r>
+        <w:rPr>
+          <w:lang w:val="fr_FR" w:bidi="fr_FR"/>
+        </w:rPr>
+        <w:t>). Sa capacité de vol était bien connue (</w:t>
+      </w:r>
+      <w:hyperlink r:id="rId571">
+        <w:r>
+          <w:rPr>
+            <w:lang w:val="fr_FR" w:bidi="fr_FR"/>
+          </w:rPr>
+          <w:rPr>
+            <w:color w:val="0000EE"/>
+            <w:u w:val="single"/>
+          </w:rPr>
+          <w:t>Ps 55.6</w:t>
+        </w:r>
+      </w:hyperlink>
+      <w:r>
+        <w:rPr>
+          <w:lang w:val="fr_FR" w:bidi="fr_FR"/>
+        </w:rPr>
+        <w:t>), tout comme sa beauté (</w:t>
+      </w:r>
+      <w:hyperlink r:id="rId560">
+        <w:r>
+          <w:rPr>
+            <w:lang w:val="fr_FR" w:bidi="fr_FR"/>
+          </w:rPr>
+          <w:rPr>
+            <w:color w:val="0000EE"/>
+            <w:u w:val="single"/>
+          </w:rPr>
+          <w:t>Ct 1.15</w:t>
+        </w:r>
+      </w:hyperlink>
+      <w:r>
+        <w:rPr>
+          <w:lang w:val="fr_FR" w:bidi="fr_FR"/>
+        </w:rPr>
+        <w:t xml:space="preserve"> ; </w:t>
+      </w:r>
+      <w:hyperlink r:id="rId561">
+        <w:r>
+          <w:rPr>
+            <w:lang w:val="fr_FR" w:bidi="fr_FR"/>
+          </w:rPr>
+          <w:rPr>
+            <w:color w:val="0000EE"/>
+            <w:u w:val="single"/>
+          </w:rPr>
           <w:t>4.1</w:t>
         </w:r>
       </w:hyperlink>
@@ -17766,7 +18737,43 @@
         </w:rPr>
         <w:t xml:space="preserve"> ; </w:t>
       </w:r>
-      <w:hyperlink r:id="rId548">
+      <w:hyperlink r:id="rId572">
+        <w:r>
+          <w:rPr>
+            <w:lang w:val="fr_FR" w:bidi="fr_FR"/>
+          </w:rPr>
+          <w:rPr>
+            <w:color w:val="0000EE"/>
+            <w:u w:val="single"/>
+          </w:rPr>
+          <w:t>5.12</w:t>
+        </w:r>
+      </w:hyperlink>
+      <w:r>
+        <w:rPr>
+          <w:lang w:val="fr_FR" w:bidi="fr_FR"/>
+        </w:rPr>
+        <w:t>), sa douceur et sa fidélité à son partenaire (</w:t>
+      </w:r>
+      <w:hyperlink r:id="rId558">
+        <w:r>
+          <w:rPr>
+            <w:lang w:val="fr_FR" w:bidi="fr_FR"/>
+          </w:rPr>
+          <w:rPr>
+            <w:color w:val="0000EE"/>
+            <w:u w:val="single"/>
+          </w:rPr>
+          <w:t>Ct 2.14</w:t>
+        </w:r>
+      </w:hyperlink>
+      <w:r>
+        <w:rPr>
+          <w:lang w:val="fr_FR" w:bidi="fr_FR"/>
+        </w:rPr>
+        <w:t xml:space="preserve"> ; </w:t>
+      </w:r>
+      <w:hyperlink r:id="rId562">
         <w:r>
           <w:rPr>
             <w:lang w:val="fr_FR" w:bidi="fr_FR"/>
@@ -17782,429 +18789,9 @@
         <w:rPr>
           <w:lang w:val="fr_FR" w:bidi="fr_FR"/>
         </w:rPr>
-        <w:t>).</w:t>
-      </w:r>
-    </w:p>
-    <w:p>
-      <w:pPr/>
-      <w:r>
-        <w:rPr>
-          <w:lang w:val="fr_FR" w:bidi="fr_FR"/>
-        </w:rPr>
-      </w:r>
-      <w:r>
-        <w:rPr>
-          <w:lang w:val="fr_FR" w:bidi="fr_FR"/>
-        </w:rPr>
-        <w:t>Une distinction majeure entre les pigeons et les tourterelles semble avoir été reconnue par les écrivains anciens. Les pigeons sont des résidents toute l'année et facilement apprivoisés, tandis que les tourterelles sont migratrices. Les tourterelles étaient confinées dans des cages seules ou par paires comme animaux de compagnie ou pour des sacrifices. Les pigeons ont probablement été les premiers oiseaux à être domestiqués, peut-être dès l'époque de Noé (</w:t>
-      </w:r>
-      <w:hyperlink r:id="rId549">
-        <w:r>
-          <w:rPr>
-            <w:lang w:val="fr_FR" w:bidi="fr_FR"/>
-          </w:rPr>
-          <w:rPr>
-            <w:color w:val="0000EE"/>
-            <w:u w:val="single"/>
-          </w:rPr>
-          <w:t>Gn 8.8–12</w:t>
-        </w:r>
-      </w:hyperlink>
-      <w:r>
-        <w:rPr>
-          <w:lang w:val="fr_FR" w:bidi="fr_FR"/>
-        </w:rPr>
-        <w:t xml:space="preserve">). Ils étaient représentés sur les premiers monuments égyptiens, et leur comestibilité était mentionnée dans les premiers textes égyptiens. Peu de temps après, les pigeons domestiques étaient considérés comme une preuve de la prospérité d'un foyer. Dans les foyers plus prospères, ils nichaient dans des colombiers en argile moulée façonnés en structures en treillis (d'où les « fenêtres » de </w:t>
-      </w:r>
-      <w:hyperlink r:id="rId550">
-        <w:r>
-          <w:rPr>
-            <w:lang w:val="fr_FR" w:bidi="fr_FR"/>
-          </w:rPr>
-          <w:rPr>
-            <w:color w:val="0000EE"/>
-            <w:u w:val="single"/>
-          </w:rPr>
-          <w:t>Es 60.8</w:t>
-        </w:r>
-      </w:hyperlink>
-      <w:r>
-        <w:rPr>
-          <w:lang w:val="fr_FR" w:bidi="fr_FR"/>
-        </w:rPr>
-        <w:t>, NBS).</w:t>
-      </w:r>
-    </w:p>
-    <w:p>
-      <w:pPr/>
-      <w:r>
-        <w:rPr>
-          <w:lang w:val="fr_FR" w:bidi="fr_FR"/>
-        </w:rPr>
-      </w:r>
-      <w:r>
-        <w:rPr>
-          <w:lang w:val="fr_FR" w:bidi="fr_FR"/>
-        </w:rPr>
-        <w:t>À l'époque du Nouveau Testament, il y avait de nombreux colombiers dans les parcs autour du palais d'Hérode le Grand à Jérusalem. La popularité de la colombe était due non seulement à sa docilité, mais aussi à son attrait en tant que nourriture et en tant que sacrifice acceptable et relativement peu coûteux. La tourterelle pouvait être considérée plus hautement comme un sacrifice en raison de son caractère farouche et de sa disponibilité moindre. Les deux références bibliques aux tourterelles hors d'un contexte sacrificiel se réfèrent à leurs habitudes migratoires et à leur arrivée en Israël au printemps (</w:t>
-      </w:r>
-      <w:hyperlink r:id="rId462">
-        <w:r>
-          <w:rPr>
-            <w:lang w:val="fr_FR" w:bidi="fr_FR"/>
-          </w:rPr>
-          <w:rPr>
-            <w:color w:val="0000EE"/>
-            <w:u w:val="single"/>
-          </w:rPr>
-          <w:t>Ct 2.12</w:t>
-        </w:r>
-      </w:hyperlink>
-      <w:r>
-        <w:rPr>
-          <w:lang w:val="fr_FR" w:bidi="fr_FR"/>
-        </w:rPr>
         <w:t xml:space="preserve"> ; </w:t>
       </w:r>
-      <w:hyperlink r:id="rId519">
-        <w:r>
-          <w:rPr>
-            <w:lang w:val="fr_FR" w:bidi="fr_FR"/>
-          </w:rPr>
-          <w:rPr>
-            <w:color w:val="0000EE"/>
-            <w:u w:val="single"/>
-          </w:rPr>
-          <w:t>Jr 8.7</w:t>
-        </w:r>
-      </w:hyperlink>
-      <w:r>
-        <w:rPr>
-          <w:lang w:val="fr_FR" w:bidi="fr_FR"/>
-        </w:rPr>
-        <w:t xml:space="preserve"> ; voir </w:t>
-      </w:r>
-      <w:hyperlink r:id="rId463">
-        <w:r>
-          <w:rPr>
-            <w:lang w:val="fr_FR" w:bidi="fr_FR"/>
-          </w:rPr>
-          <w:rPr>
-            <w:color w:val="0000EE"/>
-            <w:u w:val="single"/>
-          </w:rPr>
-          <w:t>Os 11.11</w:t>
-        </w:r>
-      </w:hyperlink>
-      <w:r>
-        <w:rPr>
-          <w:lang w:val="fr_FR" w:bidi="fr_FR"/>
-        </w:rPr>
-        <w:t>).</w:t>
-      </w:r>
-    </w:p>
-    <w:p>
-      <w:pPr/>
-      <w:r>
-        <w:rPr>
-          <w:lang w:val="fr_FR" w:bidi="fr_FR"/>
-        </w:rPr>
-      </w:r>
-      <w:r>
-        <w:rPr>
-          <w:lang w:val="fr_FR" w:bidi="fr_FR"/>
-        </w:rPr>
-        <w:t>La plupart des références aux colombes et aux pigeons dans la Bible concernent des déclarations sur les procédures sacrificielles (</w:t>
-      </w:r>
-      <w:hyperlink r:id="rId551">
-        <w:r>
-          <w:rPr>
-            <w:lang w:val="fr_FR" w:bidi="fr_FR"/>
-          </w:rPr>
-          <w:rPr>
-            <w:color w:val="0000EE"/>
-            <w:u w:val="single"/>
-          </w:rPr>
-          <w:t>Gn 15.7–10</w:t>
-        </w:r>
-      </w:hyperlink>
-      <w:r>
-        <w:rPr>
-          <w:lang w:val="fr_FR" w:bidi="fr_FR"/>
-        </w:rPr>
-        <w:t xml:space="preserve"> ; </w:t>
-      </w:r>
-      <w:hyperlink r:id="rId552">
-        <w:r>
-          <w:rPr>
-            <w:lang w:val="fr_FR" w:bidi="fr_FR"/>
-          </w:rPr>
-          <w:rPr>
-            <w:color w:val="0000EE"/>
-            <w:u w:val="single"/>
-          </w:rPr>
-          <w:t>Lv 1.14</w:t>
-        </w:r>
-      </w:hyperlink>
-      <w:r>
-        <w:rPr>
-          <w:lang w:val="fr_FR" w:bidi="fr_FR"/>
-        </w:rPr>
-        <w:t xml:space="preserve"> ; </w:t>
-      </w:r>
-      <w:hyperlink r:id="rId229">
-        <w:r>
-          <w:rPr>
-            <w:lang w:val="fr_FR" w:bidi="fr_FR"/>
-          </w:rPr>
-          <w:rPr>
-            <w:color w:val="0000EE"/>
-            <w:u w:val="single"/>
-          </w:rPr>
-          <w:t>5.7</w:t>
-        </w:r>
-      </w:hyperlink>
-      <w:r>
-        <w:rPr>
-          <w:lang w:val="fr_FR" w:bidi="fr_FR"/>
-        </w:rPr>
-        <w:t xml:space="preserve"> ; </w:t>
-      </w:r>
-      <w:hyperlink r:id="rId553">
-        <w:r>
-          <w:rPr>
-            <w:lang w:val="fr_FR" w:bidi="fr_FR"/>
-          </w:rPr>
-          <w:rPr>
-            <w:color w:val="0000EE"/>
-            <w:u w:val="single"/>
-          </w:rPr>
-          <w:t>12.6</w:t>
-        </w:r>
-      </w:hyperlink>
-      <w:r>
-        <w:rPr>
-          <w:lang w:val="fr_FR" w:bidi="fr_FR"/>
-        </w:rPr>
-        <w:t xml:space="preserve"> ; </w:t>
-      </w:r>
-      <w:hyperlink r:id="rId436">
-        <w:r>
-          <w:rPr>
-            <w:lang w:val="fr_FR" w:bidi="fr_FR"/>
-          </w:rPr>
-          <w:rPr>
-            <w:color w:val="0000EE"/>
-            <w:u w:val="single"/>
-          </w:rPr>
-          <w:t>Nm 6.10</w:t>
-        </w:r>
-      </w:hyperlink>
-      <w:r>
-        <w:rPr>
-          <w:lang w:val="fr_FR" w:bidi="fr_FR"/>
-        </w:rPr>
-        <w:t xml:space="preserve"> ; </w:t>
-      </w:r>
-      <w:hyperlink r:id="rId435">
-        <w:r>
-          <w:rPr>
-            <w:lang w:val="fr_FR" w:bidi="fr_FR"/>
-          </w:rPr>
-          <w:rPr>
-            <w:color w:val="0000EE"/>
-            <w:u w:val="single"/>
-          </w:rPr>
-          <w:t>Lc 2.24</w:t>
-        </w:r>
-      </w:hyperlink>
-      <w:r>
-        <w:rPr>
-          <w:lang w:val="fr_FR" w:bidi="fr_FR"/>
-        </w:rPr>
-        <w:t>). D'autres références, cependant, incluent une variété d'observations et d'usages symboliques de la colombe. Son gémissement guttural était souvent noté (</w:t>
-      </w:r>
-      <w:hyperlink r:id="rId533">
-        <w:r>
-          <w:rPr>
-            <w:lang w:val="fr_FR" w:bidi="fr_FR"/>
-          </w:rPr>
-          <w:rPr>
-            <w:color w:val="0000EE"/>
-            <w:u w:val="single"/>
-          </w:rPr>
-          <w:t>Es 38.14</w:t>
-        </w:r>
-      </w:hyperlink>
-      <w:r>
-        <w:rPr>
-          <w:lang w:val="fr_FR" w:bidi="fr_FR"/>
-        </w:rPr>
-        <w:t xml:space="preserve"> ; </w:t>
-      </w:r>
-      <w:hyperlink r:id="rId554">
-        <w:r>
-          <w:rPr>
-            <w:lang w:val="fr_FR" w:bidi="fr_FR"/>
-          </w:rPr>
-          <w:rPr>
-            <w:color w:val="0000EE"/>
-            <w:u w:val="single"/>
-          </w:rPr>
-          <w:t>59.11</w:t>
-        </w:r>
-      </w:hyperlink>
-      <w:r>
-        <w:rPr>
-          <w:lang w:val="fr_FR" w:bidi="fr_FR"/>
-        </w:rPr>
-        <w:t xml:space="preserve"> ; </w:t>
-      </w:r>
-      <w:hyperlink r:id="rId555">
-        <w:r>
-          <w:rPr>
-            <w:lang w:val="fr_FR" w:bidi="fr_FR"/>
-          </w:rPr>
-          <w:rPr>
-            <w:color w:val="0000EE"/>
-            <w:u w:val="single"/>
-          </w:rPr>
-          <w:t>Ez 7.16</w:t>
-        </w:r>
-      </w:hyperlink>
-      <w:r>
-        <w:rPr>
-          <w:lang w:val="fr_FR" w:bidi="fr_FR"/>
-        </w:rPr>
-        <w:t xml:space="preserve"> ; </w:t>
-      </w:r>
-      <w:hyperlink r:id="rId556">
-        <w:r>
-          <w:rPr>
-            <w:lang w:val="fr_FR" w:bidi="fr_FR"/>
-          </w:rPr>
-          <w:rPr>
-            <w:color w:val="0000EE"/>
-            <w:u w:val="single"/>
-          </w:rPr>
-          <w:t>Na 2.7</w:t>
-        </w:r>
-      </w:hyperlink>
-      <w:r>
-        <w:rPr>
-          <w:lang w:val="fr_FR" w:bidi="fr_FR"/>
-        </w:rPr>
-        <w:t>). Sa capacité de vol était bien connue (</w:t>
-      </w:r>
-      <w:hyperlink r:id="rId557">
-        <w:r>
-          <w:rPr>
-            <w:lang w:val="fr_FR" w:bidi="fr_FR"/>
-          </w:rPr>
-          <w:rPr>
-            <w:color w:val="0000EE"/>
-            <w:u w:val="single"/>
-          </w:rPr>
-          <w:t>Ps 55.6</w:t>
-        </w:r>
-      </w:hyperlink>
-      <w:r>
-        <w:rPr>
-          <w:lang w:val="fr_FR" w:bidi="fr_FR"/>
-        </w:rPr>
-        <w:t>), tout comme sa beauté (</w:t>
-      </w:r>
-      <w:hyperlink r:id="rId546">
-        <w:r>
-          <w:rPr>
-            <w:lang w:val="fr_FR" w:bidi="fr_FR"/>
-          </w:rPr>
-          <w:rPr>
-            <w:color w:val="0000EE"/>
-            <w:u w:val="single"/>
-          </w:rPr>
-          <w:t>Ct 1.15</w:t>
-        </w:r>
-      </w:hyperlink>
-      <w:r>
-        <w:rPr>
-          <w:lang w:val="fr_FR" w:bidi="fr_FR"/>
-        </w:rPr>
-        <w:t xml:space="preserve"> ; </w:t>
-      </w:r>
-      <w:hyperlink r:id="rId547">
-        <w:r>
-          <w:rPr>
-            <w:lang w:val="fr_FR" w:bidi="fr_FR"/>
-          </w:rPr>
-          <w:rPr>
-            <w:color w:val="0000EE"/>
-            <w:u w:val="single"/>
-          </w:rPr>
-          <w:t>4.1</w:t>
-        </w:r>
-      </w:hyperlink>
-      <w:r>
-        <w:rPr>
-          <w:lang w:val="fr_FR" w:bidi="fr_FR"/>
-        </w:rPr>
-        <w:t xml:space="preserve"> ; </w:t>
-      </w:r>
-      <w:hyperlink r:id="rId558">
-        <w:r>
-          <w:rPr>
-            <w:lang w:val="fr_FR" w:bidi="fr_FR"/>
-          </w:rPr>
-          <w:rPr>
-            <w:color w:val="0000EE"/>
-            <w:u w:val="single"/>
-          </w:rPr>
-          <w:t>5.12</w:t>
-        </w:r>
-      </w:hyperlink>
-      <w:r>
-        <w:rPr>
-          <w:lang w:val="fr_FR" w:bidi="fr_FR"/>
-        </w:rPr>
-        <w:t>), sa douceur et sa fidélité à son partenaire (</w:t>
-      </w:r>
-      <w:hyperlink r:id="rId544">
-        <w:r>
-          <w:rPr>
-            <w:lang w:val="fr_FR" w:bidi="fr_FR"/>
-          </w:rPr>
-          <w:rPr>
-            <w:color w:val="0000EE"/>
-            <w:u w:val="single"/>
-          </w:rPr>
-          <w:t>Ct 2.14</w:t>
-        </w:r>
-      </w:hyperlink>
-      <w:r>
-        <w:rPr>
-          <w:lang w:val="fr_FR" w:bidi="fr_FR"/>
-        </w:rPr>
-        <w:t xml:space="preserve"> ; </w:t>
-      </w:r>
-      <w:hyperlink r:id="rId548">
-        <w:r>
-          <w:rPr>
-            <w:lang w:val="fr_FR" w:bidi="fr_FR"/>
-          </w:rPr>
-          <w:rPr>
-            <w:color w:val="0000EE"/>
-            <w:u w:val="single"/>
-          </w:rPr>
-          <w:t>5.2</w:t>
-        </w:r>
-      </w:hyperlink>
-      <w:r>
-        <w:rPr>
-          <w:lang w:val="fr_FR" w:bidi="fr_FR"/>
-        </w:rPr>
-        <w:t xml:space="preserve"> ; </w:t>
-      </w:r>
-      <w:hyperlink r:id="rId559">
+      <w:hyperlink r:id="rId573">
         <w:r>
           <w:rPr>
             <w:lang w:val="fr_FR" w:bidi="fr_FR"/>
@@ -18222,7 +18809,7 @@
         </w:rPr>
         <w:t>), son affection (</w:t>
       </w:r>
-      <w:hyperlink r:id="rId560">
+      <w:hyperlink r:id="rId574">
         <w:r>
           <w:rPr>
             <w:lang w:val="fr_FR" w:bidi="fr_FR"/>
@@ -18240,7 +18827,7 @@
         </w:rPr>
         <w:t>) et son innocence (</w:t>
       </w:r>
-      <w:hyperlink r:id="rId561">
+      <w:hyperlink r:id="rId575">
         <w:r>
           <w:rPr>
             <w:lang w:val="fr_FR" w:bidi="fr_FR"/>
@@ -18258,7 +18845,7 @@
         </w:rPr>
         <w:t xml:space="preserve">). La seule référence négative aux colombes se trouve dans </w:t>
       </w:r>
-      <w:hyperlink r:id="rId562">
+      <w:hyperlink r:id="rId576">
         <w:r>
           <w:rPr>
             <w:lang w:val="fr_FR" w:bidi="fr_FR"/>
@@ -18290,7 +18877,7 @@
         </w:rPr>
         <w:t>Parmi les références du Nouveau Testament, la plus significative est sans doute la description du Saint-Esprit lors du baptême de Christ comme une colombe descendant du ciel (</w:t>
       </w:r>
-      <w:hyperlink r:id="rId563">
+      <w:hyperlink r:id="rId577">
         <w:r>
           <w:rPr>
             <w:lang w:val="fr_FR" w:bidi="fr_FR"/>
@@ -18333,25 +18920,25 @@
         </w:rPr>
         <w:t>Petit oiseau aquatique de la famille des râles. La poule d'eau, répertoriée parmi les oiseaux impurs (</w:t>
       </w:r>
+      <w:hyperlink r:id="rId545">
+        <w:r>
+          <w:rPr>
+            <w:lang w:val="fr_FR" w:bidi="fr_FR"/>
+          </w:rPr>
+          <w:rPr>
+            <w:color w:val="0000EE"/>
+            <w:u w:val="single"/>
+          </w:rPr>
+          <w:t>Lv 11.18</w:t>
+        </w:r>
+      </w:hyperlink>
+      <w:r>
+        <w:rPr>
+          <w:lang w:val="fr_FR" w:bidi="fr_FR"/>
+        </w:rPr>
+        <w:t xml:space="preserve"> ; </w:t>
+      </w:r>
       <w:hyperlink r:id="rId531">
-        <w:r>
-          <w:rPr>
-            <w:lang w:val="fr_FR" w:bidi="fr_FR"/>
-          </w:rPr>
-          <w:rPr>
-            <w:color w:val="0000EE"/>
-            <w:u w:val="single"/>
-          </w:rPr>
-          <w:t>Lv 11.18</w:t>
-        </w:r>
-      </w:hyperlink>
-      <w:r>
-        <w:rPr>
-          <w:lang w:val="fr_FR" w:bidi="fr_FR"/>
-        </w:rPr>
-        <w:t xml:space="preserve"> ; </w:t>
-      </w:r>
-      <w:hyperlink r:id="rId517">
         <w:r>
           <w:rPr>
             <w:lang w:val="fr_FR" w:bidi="fr_FR"/>
@@ -18449,7 +19036,7 @@
         </w:rPr>
         <w:t xml:space="preserve">Le mot hébreu habituellement traduit par « aigle » dans l'Ancien Testament pourrait avoir été un terme général pour désigner tous les grands oiseaux de proie, y compris les vautours. Ainsi, de nombreux passages concernant les aigles peuvent se référer soit à l'aigle, soit au vautour (voir </w:t>
       </w:r>
-      <w:hyperlink r:id="rId534">
+      <w:hyperlink r:id="rId548">
         <w:r>
           <w:rPr>
             <w:lang w:val="fr_FR" w:bidi="fr_FR"/>
@@ -18467,7 +19054,7 @@
         </w:rPr>
         <w:t xml:space="preserve"> ; </w:t>
       </w:r>
-      <w:hyperlink r:id="rId564">
+      <w:hyperlink r:id="rId578">
         <w:r>
           <w:rPr>
             <w:lang w:val="fr_FR" w:bidi="fr_FR"/>
@@ -18485,7 +19072,7 @@
         </w:rPr>
         <w:t>). Ces passages incluent des références aux habitudes de nidification (</w:t>
       </w:r>
-      <w:hyperlink r:id="rId487">
+      <w:hyperlink r:id="rId501">
         <w:r>
           <w:rPr>
             <w:lang w:val="fr_FR" w:bidi="fr_FR"/>
@@ -18503,7 +19090,7 @@
         </w:rPr>
         <w:t xml:space="preserve"> ; </w:t>
       </w:r>
-      <w:hyperlink r:id="rId486">
+      <w:hyperlink r:id="rId500">
         <w:r>
           <w:rPr>
             <w:lang w:val="fr_FR" w:bidi="fr_FR"/>
@@ -18521,7 +19108,7 @@
         </w:rPr>
         <w:t xml:space="preserve"> ; </w:t>
       </w:r>
-      <w:hyperlink r:id="rId488">
+      <w:hyperlink r:id="rId502">
         <w:r>
           <w:rPr>
             <w:lang w:val="fr_FR" w:bidi="fr_FR"/>
@@ -18539,6 +19126,290 @@
         </w:rPr>
         <w:t>), au soin des oisillons (</w:t>
       </w:r>
+      <w:hyperlink r:id="rId504">
+        <w:r>
+          <w:rPr>
+            <w:lang w:val="fr_FR" w:bidi="fr_FR"/>
+          </w:rPr>
+          <w:rPr>
+            <w:color w:val="0000EE"/>
+            <w:u w:val="single"/>
+          </w:rPr>
+          <w:t>Dt 32.11</w:t>
+        </w:r>
+      </w:hyperlink>
+      <w:r>
+        <w:rPr>
+          <w:lang w:val="fr_FR" w:bidi="fr_FR"/>
+        </w:rPr>
+        <w:t>), à la capacité de vol (</w:t>
+      </w:r>
+      <w:hyperlink r:id="rId503">
+        <w:r>
+          <w:rPr>
+            <w:lang w:val="fr_FR" w:bidi="fr_FR"/>
+          </w:rPr>
+          <w:rPr>
+            <w:color w:val="0000EE"/>
+            <w:u w:val="single"/>
+          </w:rPr>
+          <w:t>Ex 19.4</w:t>
+        </w:r>
+      </w:hyperlink>
+      <w:r>
+        <w:rPr>
+          <w:lang w:val="fr_FR" w:bidi="fr_FR"/>
+        </w:rPr>
+        <w:t xml:space="preserve"> ; </w:t>
+      </w:r>
+      <w:hyperlink r:id="rId496">
+        <w:r>
+          <w:rPr>
+            <w:lang w:val="fr_FR" w:bidi="fr_FR"/>
+          </w:rPr>
+          <w:rPr>
+            <w:color w:val="0000EE"/>
+            <w:u w:val="single"/>
+          </w:rPr>
+          <w:t>Dt 28.49</w:t>
+        </w:r>
+      </w:hyperlink>
+      <w:r>
+        <w:rPr>
+          <w:lang w:val="fr_FR" w:bidi="fr_FR"/>
+        </w:rPr>
+        <w:t xml:space="preserve"> ; </w:t>
+      </w:r>
+      <w:hyperlink r:id="rId579">
+        <w:r>
+          <w:rPr>
+            <w:lang w:val="fr_FR" w:bidi="fr_FR"/>
+          </w:rPr>
+          <w:rPr>
+            <w:color w:val="0000EE"/>
+            <w:u w:val="single"/>
+          </w:rPr>
+          <w:t>Jb 9.26</w:t>
+        </w:r>
+      </w:hyperlink>
+      <w:r>
+        <w:rPr>
+          <w:lang w:val="fr_FR" w:bidi="fr_FR"/>
+        </w:rPr>
+        <w:t xml:space="preserve"> ; </w:t>
+      </w:r>
+      <w:hyperlink r:id="rId494">
+        <w:r>
+          <w:rPr>
+            <w:lang w:val="fr_FR" w:bidi="fr_FR"/>
+          </w:rPr>
+          <w:rPr>
+            <w:color w:val="0000EE"/>
+            <w:u w:val="single"/>
+          </w:rPr>
+          <w:t>Lm 4.19</w:t>
+        </w:r>
+      </w:hyperlink>
+      <w:r>
+        <w:rPr>
+          <w:lang w:val="fr_FR" w:bidi="fr_FR"/>
+        </w:rPr>
+        <w:t>), et à l'altitude de vol extrêmement élevée (</w:t>
+      </w:r>
+      <w:hyperlink r:id="rId580">
+        <w:r>
+          <w:rPr>
+            <w:lang w:val="fr_FR" w:bidi="fr_FR"/>
+          </w:rPr>
+          <w:rPr>
+            <w:color w:val="0000EE"/>
+            <w:u w:val="single"/>
+          </w:rPr>
+          <w:t>Pr 23.5</w:t>
+        </w:r>
+      </w:hyperlink>
+      <w:r>
+        <w:rPr>
+          <w:lang w:val="fr_FR" w:bidi="fr_FR"/>
+        </w:rPr>
+        <w:t xml:space="preserve"> ; </w:t>
+      </w:r>
+      <w:hyperlink r:id="rId581">
+        <w:r>
+          <w:rPr>
+            <w:lang w:val="fr_FR" w:bidi="fr_FR"/>
+          </w:rPr>
+          <w:rPr>
+            <w:color w:val="0000EE"/>
+            <w:u w:val="single"/>
+          </w:rPr>
+          <w:t>30.19</w:t>
+        </w:r>
+      </w:hyperlink>
+      <w:r>
+        <w:rPr>
+          <w:lang w:val="fr_FR" w:bidi="fr_FR"/>
+        </w:rPr>
+        <w:t xml:space="preserve"> ; </w:t>
+      </w:r>
+      <w:hyperlink r:id="rId582">
+        <w:r>
+          <w:rPr>
+            <w:lang w:val="fr_FR" w:bidi="fr_FR"/>
+          </w:rPr>
+          <w:rPr>
+            <w:color w:val="0000EE"/>
+            <w:u w:val="single"/>
+          </w:rPr>
+          <w:t>Es 40.31</w:t>
+        </w:r>
+      </w:hyperlink>
+      <w:r>
+        <w:rPr>
+          <w:lang w:val="fr_FR" w:bidi="fr_FR"/>
+        </w:rPr>
+        <w:t>). Malgré les variations entre les traductions, le vautour appartient clairement à la liste des oiseaux impurs en raison de son régime alimentaire nauséabond (</w:t>
+      </w:r>
+      <w:hyperlink r:id="rId583">
+        <w:r>
+          <w:rPr>
+            <w:lang w:val="fr_FR" w:bidi="fr_FR"/>
+          </w:rPr>
+          <w:rPr>
+            <w:color w:val="0000EE"/>
+            <w:u w:val="single"/>
+          </w:rPr>
+          <w:t>Lv 11.13, 18</w:t>
+        </w:r>
+      </w:hyperlink>
+      <w:r>
+        <w:rPr>
+          <w:lang w:val="fr_FR" w:bidi="fr_FR"/>
+        </w:rPr>
+        <w:t xml:space="preserve"> ; </w:t>
+      </w:r>
+      <w:hyperlink r:id="rId584">
+        <w:r>
+          <w:rPr>
+            <w:lang w:val="fr_FR" w:bidi="fr_FR"/>
+          </w:rPr>
+          <w:rPr>
+            <w:color w:val="0000EE"/>
+            <w:u w:val="single"/>
+          </w:rPr>
+          <w:t>Dt 14.12, 17</w:t>
+        </w:r>
+      </w:hyperlink>
+      <w:r>
+        <w:rPr>
+          <w:lang w:val="fr_FR" w:bidi="fr_FR"/>
+        </w:rPr>
+        <w:t>).</w:t>
+      </w:r>
+    </w:p>
+    <w:p>
+      <w:pPr/>
+      <w:r>
+        <w:rPr>
+          <w:lang w:val="fr_FR" w:bidi="fr_FR"/>
+        </w:rPr>
+      </w:r>
+      <w:r>
+        <w:rPr>
+          <w:lang w:val="fr_FR" w:bidi="fr_FR"/>
+        </w:rPr>
+        <w:t>Plusieurs références à l'aigle dans la LSG ont été changées en « vautour » dans les traductions modernes. Le changement semble approprié dans les références au vautour comme signe de malheur présent ou imminent (</w:t>
+      </w:r>
+      <w:hyperlink r:id="rId494">
+        <w:r>
+          <w:rPr>
+            <w:lang w:val="fr_FR" w:bidi="fr_FR"/>
+          </w:rPr>
+          <w:rPr>
+            <w:color w:val="0000EE"/>
+            <w:u w:val="single"/>
+          </w:rPr>
+          <w:t>Lm 4.19</w:t>
+        </w:r>
+      </w:hyperlink>
+      <w:r>
+        <w:rPr>
+          <w:lang w:val="fr_FR" w:bidi="fr_FR"/>
+        </w:rPr>
+        <w:t xml:space="preserve"> ; </w:t>
+      </w:r>
+      <w:hyperlink r:id="rId489">
+        <w:r>
+          <w:rPr>
+            <w:lang w:val="fr_FR" w:bidi="fr_FR"/>
+          </w:rPr>
+          <w:rPr>
+            <w:color w:val="0000EE"/>
+            <w:u w:val="single"/>
+          </w:rPr>
+          <w:t>Os 8.1</w:t>
+        </w:r>
+      </w:hyperlink>
+      <w:r>
+        <w:rPr>
+          <w:lang w:val="fr_FR" w:bidi="fr_FR"/>
+        </w:rPr>
+        <w:t xml:space="preserve">). De même, l'oiseau qui crève les yeux de </w:t>
+      </w:r>
+      <w:hyperlink r:id="rId585">
+        <w:r>
+          <w:rPr>
+            <w:lang w:val="fr_FR" w:bidi="fr_FR"/>
+          </w:rPr>
+          <w:rPr>
+            <w:color w:val="0000EE"/>
+            <w:u w:val="single"/>
+          </w:rPr>
+          <w:t>Proverbes 30.17</w:t>
+        </w:r>
+      </w:hyperlink>
+      <w:r>
+        <w:rPr>
+          <w:lang w:val="fr_FR" w:bidi="fr_FR"/>
+        </w:rPr>
+        <w:t xml:space="preserve"> est probablement un vautour. L'expression « chauve comme l'aigle » (</w:t>
+      </w:r>
+      <w:hyperlink r:id="rId586">
+        <w:r>
+          <w:rPr>
+            <w:lang w:val="fr_FR" w:bidi="fr_FR"/>
+          </w:rPr>
+          <w:rPr>
+            <w:color w:val="0000EE"/>
+            <w:u w:val="single"/>
+          </w:rPr>
+          <w:t>Mi 1.16</w:t>
+        </w:r>
+      </w:hyperlink>
+      <w:r>
+        <w:rPr>
+          <w:lang w:val="fr_FR" w:bidi="fr_FR"/>
+        </w:rPr>
+        <w:t>) devrait clairement se lire « chauve comme le vautour », puisqu'il n'y a pas d'aigles chauves en Israël et que la plupart des vautours sont chauves. Puisque le vautour, comme l'aigle, était un symbole de souveraineté et de domination dans le Proche-Orient Ancien, certaines divinités étaient représentées comme des vautours. Ainsi, la comparaison d'Ézéchiel des rois de Babylone et d'Égypte à des aigles peut être conçue alternativement comme des comparaisons à des vautours (</w:t>
+      </w:r>
+      <w:hyperlink r:id="rId587">
+        <w:r>
+          <w:rPr>
+            <w:lang w:val="fr_FR" w:bidi="fr_FR"/>
+          </w:rPr>
+          <w:rPr>
+            <w:color w:val="0000EE"/>
+            <w:u w:val="single"/>
+          </w:rPr>
+          <w:t>Ez 17.3, 7</w:t>
+        </w:r>
+      </w:hyperlink>
+      <w:r>
+        <w:rPr>
+          <w:lang w:val="fr_FR" w:bidi="fr_FR"/>
+        </w:rPr>
+        <w:t>). La référence de Jésus aux aigles qui se rassemblant autour des cadavres à la fin des temps (</w:t>
+      </w:r>
       <w:hyperlink r:id="rId490">
         <w:r>
           <w:rPr>
@@ -18548,25 +19419,39 @@
             <w:color w:val="0000EE"/>
             <w:u w:val="single"/>
           </w:rPr>
-          <w:t>Dt 32.11</w:t>
-        </w:r>
-      </w:hyperlink>
-      <w:r>
-        <w:rPr>
-          <w:lang w:val="fr_FR" w:bidi="fr_FR"/>
-        </w:rPr>
-        <w:t>), à la capacité de vol (</w:t>
-      </w:r>
-      <w:hyperlink r:id="rId489">
-        <w:r>
-          <w:rPr>
-            <w:lang w:val="fr_FR" w:bidi="fr_FR"/>
-          </w:rPr>
-          <w:rPr>
-            <w:color w:val="0000EE"/>
-            <w:u w:val="single"/>
-          </w:rPr>
-          <w:t>Ex 19.4</w:t>
+          <w:t>Mt 24.28</w:t>
+        </w:r>
+      </w:hyperlink>
+      <w:r>
+        <w:rPr>
+          <w:lang w:val="fr_FR" w:bidi="fr_FR"/>
+        </w:rPr>
+        <w:t>) devrait également être révisée en vautours, puisque les aigles sont généralement des mangeurs solitaires, tandis que les vautours se rassemblent généralement autour des charognes.</w:t>
+      </w:r>
+    </w:p>
+    <w:p>
+      <w:pPr/>
+      <w:r>
+        <w:rPr>
+          <w:lang w:val="fr_FR" w:bidi="fr_FR"/>
+        </w:rPr>
+      </w:r>
+      <w:r>
+        <w:rPr>
+          <w:lang w:val="fr_FR" w:bidi="fr_FR"/>
+        </w:rPr>
+        <w:t xml:space="preserve">Plusieurs références aux vautours sont généralement traduites par « milan » ou « faucon » dans les traductions française (voir les diverses versions de </w:t>
+      </w:r>
+      <w:hyperlink r:id="rId535">
+        <w:r>
+          <w:rPr>
+            <w:lang w:val="fr_FR" w:bidi="fr_FR"/>
+          </w:rPr>
+          <w:rPr>
+            <w:color w:val="0000EE"/>
+            <w:u w:val="single"/>
+          </w:rPr>
+          <w:t>Lv 11.14</w:t>
         </w:r>
       </w:hyperlink>
       <w:r>
@@ -18575,16 +19460,16 @@
         </w:rPr>
         <w:t xml:space="preserve"> ; </w:t>
       </w:r>
-      <w:hyperlink r:id="rId482">
-        <w:r>
-          <w:rPr>
-            <w:lang w:val="fr_FR" w:bidi="fr_FR"/>
-          </w:rPr>
-          <w:rPr>
-            <w:color w:val="0000EE"/>
-            <w:u w:val="single"/>
-          </w:rPr>
-          <w:t>Dt 28.49</w:t>
+      <w:hyperlink r:id="rId520">
+        <w:r>
+          <w:rPr>
+            <w:lang w:val="fr_FR" w:bidi="fr_FR"/>
+          </w:rPr>
+          <w:rPr>
+            <w:color w:val="0000EE"/>
+            <w:u w:val="single"/>
+          </w:rPr>
+          <w:t>Dt 14.13</w:t>
         </w:r>
       </w:hyperlink>
       <w:r>
@@ -18593,16 +19478,16 @@
         </w:rPr>
         <w:t xml:space="preserve"> ; </w:t>
       </w:r>
-      <w:hyperlink r:id="rId565">
-        <w:r>
-          <w:rPr>
-            <w:lang w:val="fr_FR" w:bidi="fr_FR"/>
-          </w:rPr>
-          <w:rPr>
-            <w:color w:val="0000EE"/>
-            <w:u w:val="single"/>
-          </w:rPr>
-          <w:t>Jb 9.26</w:t>
+      <w:hyperlink r:id="rId521">
+        <w:r>
+          <w:rPr>
+            <w:lang w:val="fr_FR" w:bidi="fr_FR"/>
+          </w:rPr>
+          <w:rPr>
+            <w:color w:val="0000EE"/>
+            <w:u w:val="single"/>
+          </w:rPr>
+          <w:t>Jb 28.7</w:t>
         </w:r>
       </w:hyperlink>
       <w:r>
@@ -18611,305 +19496,7 @@
         </w:rPr>
         <w:t xml:space="preserve"> ; </w:t>
       </w:r>
-      <w:hyperlink r:id="rId480">
-        <w:r>
-          <w:rPr>
-            <w:lang w:val="fr_FR" w:bidi="fr_FR"/>
-          </w:rPr>
-          <w:rPr>
-            <w:color w:val="0000EE"/>
-            <w:u w:val="single"/>
-          </w:rPr>
-          <w:t>Lm 4.19</w:t>
-        </w:r>
-      </w:hyperlink>
-      <w:r>
-        <w:rPr>
-          <w:lang w:val="fr_FR" w:bidi="fr_FR"/>
-        </w:rPr>
-        <w:t>), et à l'altitude de vol extrêmement élevée (</w:t>
-      </w:r>
-      <w:hyperlink r:id="rId566">
-        <w:r>
-          <w:rPr>
-            <w:lang w:val="fr_FR" w:bidi="fr_FR"/>
-          </w:rPr>
-          <w:rPr>
-            <w:color w:val="0000EE"/>
-            <w:u w:val="single"/>
-          </w:rPr>
-          <w:t>Pr 23.5</w:t>
-        </w:r>
-      </w:hyperlink>
-      <w:r>
-        <w:rPr>
-          <w:lang w:val="fr_FR" w:bidi="fr_FR"/>
-        </w:rPr>
-        <w:t xml:space="preserve"> ; </w:t>
-      </w:r>
-      <w:hyperlink r:id="rId567">
-        <w:r>
-          <w:rPr>
-            <w:lang w:val="fr_FR" w:bidi="fr_FR"/>
-          </w:rPr>
-          <w:rPr>
-            <w:color w:val="0000EE"/>
-            <w:u w:val="single"/>
-          </w:rPr>
-          <w:t>30.19</w:t>
-        </w:r>
-      </w:hyperlink>
-      <w:r>
-        <w:rPr>
-          <w:lang w:val="fr_FR" w:bidi="fr_FR"/>
-        </w:rPr>
-        <w:t xml:space="preserve"> ; </w:t>
-      </w:r>
-      <w:hyperlink r:id="rId568">
-        <w:r>
-          <w:rPr>
-            <w:lang w:val="fr_FR" w:bidi="fr_FR"/>
-          </w:rPr>
-          <w:rPr>
-            <w:color w:val="0000EE"/>
-            <w:u w:val="single"/>
-          </w:rPr>
-          <w:t>Es 40.31</w:t>
-        </w:r>
-      </w:hyperlink>
-      <w:r>
-        <w:rPr>
-          <w:lang w:val="fr_FR" w:bidi="fr_FR"/>
-        </w:rPr>
-        <w:t>). Malgré les variations entre les traductions, le vautour appartient clairement à la liste des oiseaux impurs en raison de son régime alimentaire nauséabond (</w:t>
-      </w:r>
-      <w:hyperlink r:id="rId569">
-        <w:r>
-          <w:rPr>
-            <w:lang w:val="fr_FR" w:bidi="fr_FR"/>
-          </w:rPr>
-          <w:rPr>
-            <w:color w:val="0000EE"/>
-            <w:u w:val="single"/>
-          </w:rPr>
-          <w:t>Lv 11.13, 18</w:t>
-        </w:r>
-      </w:hyperlink>
-      <w:r>
-        <w:rPr>
-          <w:lang w:val="fr_FR" w:bidi="fr_FR"/>
-        </w:rPr>
-        <w:t xml:space="preserve"> ; </w:t>
-      </w:r>
-      <w:hyperlink r:id="rId570">
-        <w:r>
-          <w:rPr>
-            <w:lang w:val="fr_FR" w:bidi="fr_FR"/>
-          </w:rPr>
-          <w:rPr>
-            <w:color w:val="0000EE"/>
-            <w:u w:val="single"/>
-          </w:rPr>
-          <w:t>Dt 14.12, 17</w:t>
-        </w:r>
-      </w:hyperlink>
-      <w:r>
-        <w:rPr>
-          <w:lang w:val="fr_FR" w:bidi="fr_FR"/>
-        </w:rPr>
-        <w:t>).</w:t>
-      </w:r>
-    </w:p>
-    <w:p>
-      <w:pPr/>
-      <w:r>
-        <w:rPr>
-          <w:lang w:val="fr_FR" w:bidi="fr_FR"/>
-        </w:rPr>
-      </w:r>
-      <w:r>
-        <w:rPr>
-          <w:lang w:val="fr_FR" w:bidi="fr_FR"/>
-        </w:rPr>
-        <w:t>Plusieurs références à l'aigle dans la LSG ont été changées en « vautour » dans les traductions modernes. Le changement semble approprié dans les références au vautour comme signe de malheur présent ou imminent (</w:t>
-      </w:r>
-      <w:hyperlink r:id="rId480">
-        <w:r>
-          <w:rPr>
-            <w:lang w:val="fr_FR" w:bidi="fr_FR"/>
-          </w:rPr>
-          <w:rPr>
-            <w:color w:val="0000EE"/>
-            <w:u w:val="single"/>
-          </w:rPr>
-          <w:t>Lm 4.19</w:t>
-        </w:r>
-      </w:hyperlink>
-      <w:r>
-        <w:rPr>
-          <w:lang w:val="fr_FR" w:bidi="fr_FR"/>
-        </w:rPr>
-        <w:t xml:space="preserve"> ; </w:t>
-      </w:r>
-      <w:hyperlink r:id="rId475">
-        <w:r>
-          <w:rPr>
-            <w:lang w:val="fr_FR" w:bidi="fr_FR"/>
-          </w:rPr>
-          <w:rPr>
-            <w:color w:val="0000EE"/>
-            <w:u w:val="single"/>
-          </w:rPr>
-          <w:t>Os 8.1</w:t>
-        </w:r>
-      </w:hyperlink>
-      <w:r>
-        <w:rPr>
-          <w:lang w:val="fr_FR" w:bidi="fr_FR"/>
-        </w:rPr>
-        <w:t xml:space="preserve">). De même, l'oiseau qui crève les yeux de </w:t>
-      </w:r>
-      <w:hyperlink r:id="rId571">
-        <w:r>
-          <w:rPr>
-            <w:lang w:val="fr_FR" w:bidi="fr_FR"/>
-          </w:rPr>
-          <w:rPr>
-            <w:color w:val="0000EE"/>
-            <w:u w:val="single"/>
-          </w:rPr>
-          <w:t>Proverbes 30.17</w:t>
-        </w:r>
-      </w:hyperlink>
-      <w:r>
-        <w:rPr>
-          <w:lang w:val="fr_FR" w:bidi="fr_FR"/>
-        </w:rPr>
-        <w:t xml:space="preserve"> est probablement un vautour. L'expression « chauve comme l'aigle » (</w:t>
-      </w:r>
-      <w:hyperlink r:id="rId572">
-        <w:r>
-          <w:rPr>
-            <w:lang w:val="fr_FR" w:bidi="fr_FR"/>
-          </w:rPr>
-          <w:rPr>
-            <w:color w:val="0000EE"/>
-            <w:u w:val="single"/>
-          </w:rPr>
-          <w:t>Mi 1.16</w:t>
-        </w:r>
-      </w:hyperlink>
-      <w:r>
-        <w:rPr>
-          <w:lang w:val="fr_FR" w:bidi="fr_FR"/>
-        </w:rPr>
-        <w:t>) devrait clairement se lire « chauve comme le vautour », puisqu'il n'y a pas d'aigles chauves en Israël et que la plupart des vautours sont chauves. Puisque le vautour, comme l'aigle, était un symbole de souveraineté et de domination dans le Proche-Orient Ancien, certaines divinités étaient représentées comme des vautours. Ainsi, la comparaison d'Ézéchiel des rois de Babylone et d'Égypte à des aigles peut être conçue alternativement comme des comparaisons à des vautours (</w:t>
-      </w:r>
-      <w:hyperlink r:id="rId573">
-        <w:r>
-          <w:rPr>
-            <w:lang w:val="fr_FR" w:bidi="fr_FR"/>
-          </w:rPr>
-          <w:rPr>
-            <w:color w:val="0000EE"/>
-            <w:u w:val="single"/>
-          </w:rPr>
-          <w:t>Ez 17.3, 7</w:t>
-        </w:r>
-      </w:hyperlink>
-      <w:r>
-        <w:rPr>
-          <w:lang w:val="fr_FR" w:bidi="fr_FR"/>
-        </w:rPr>
-        <w:t>). La référence de Jésus aux aigles qui se rassemblant autour des cadavres à la fin des temps (</w:t>
-      </w:r>
-      <w:hyperlink r:id="rId476">
-        <w:r>
-          <w:rPr>
-            <w:lang w:val="fr_FR" w:bidi="fr_FR"/>
-          </w:rPr>
-          <w:rPr>
-            <w:color w:val="0000EE"/>
-            <w:u w:val="single"/>
-          </w:rPr>
-          <w:t>Mt 24.28</w:t>
-        </w:r>
-      </w:hyperlink>
-      <w:r>
-        <w:rPr>
-          <w:lang w:val="fr_FR" w:bidi="fr_FR"/>
-        </w:rPr>
-        <w:t>) devrait également être révisée en vautours, puisque les aigles sont généralement des mangeurs solitaires, tandis que les vautours se rassemblent généralement autour des charognes.</w:t>
-      </w:r>
-    </w:p>
-    <w:p>
-      <w:pPr/>
-      <w:r>
-        <w:rPr>
-          <w:lang w:val="fr_FR" w:bidi="fr_FR"/>
-        </w:rPr>
-      </w:r>
-      <w:r>
-        <w:rPr>
-          <w:lang w:val="fr_FR" w:bidi="fr_FR"/>
-        </w:rPr>
-        <w:t xml:space="preserve">Plusieurs références aux vautours sont généralement traduites par « milan » ou « faucon » dans les traductions française (voir les diverses versions de </w:t>
-      </w:r>
-      <w:hyperlink r:id="rId521">
-        <w:r>
-          <w:rPr>
-            <w:lang w:val="fr_FR" w:bidi="fr_FR"/>
-          </w:rPr>
-          <w:rPr>
-            <w:color w:val="0000EE"/>
-            <w:u w:val="single"/>
-          </w:rPr>
-          <w:t>Lv 11.14</w:t>
-        </w:r>
-      </w:hyperlink>
-      <w:r>
-        <w:rPr>
-          <w:lang w:val="fr_FR" w:bidi="fr_FR"/>
-        </w:rPr>
-        <w:t xml:space="preserve"> ; </w:t>
-      </w:r>
-      <w:hyperlink r:id="rId506">
-        <w:r>
-          <w:rPr>
-            <w:lang w:val="fr_FR" w:bidi="fr_FR"/>
-          </w:rPr>
-          <w:rPr>
-            <w:color w:val="0000EE"/>
-            <w:u w:val="single"/>
-          </w:rPr>
-          <w:t>Dt 14.13</w:t>
-        </w:r>
-      </w:hyperlink>
-      <w:r>
-        <w:rPr>
-          <w:lang w:val="fr_FR" w:bidi="fr_FR"/>
-        </w:rPr>
-        <w:t xml:space="preserve"> ; </w:t>
-      </w:r>
-      <w:hyperlink r:id="rId507">
-        <w:r>
-          <w:rPr>
-            <w:lang w:val="fr_FR" w:bidi="fr_FR"/>
-          </w:rPr>
-          <w:rPr>
-            <w:color w:val="0000EE"/>
-            <w:u w:val="single"/>
-          </w:rPr>
-          <w:t>Jb 28.7</w:t>
-        </w:r>
-      </w:hyperlink>
-      <w:r>
-        <w:rPr>
-          <w:lang w:val="fr_FR" w:bidi="fr_FR"/>
-        </w:rPr>
-        <w:t xml:space="preserve"> ; </w:t>
-      </w:r>
-      <w:hyperlink r:id="rId574">
+      <w:hyperlink r:id="rId588">
         <w:r>
           <w:rPr>
             <w:lang w:val="fr_FR" w:bidi="fr_FR"/>
@@ -19199,7 +19786,7 @@
         </w:rPr>
         <w:t xml:space="preserve">) sont noires et la tête ainsi que la partie supérieure du cou sont chauves, comme celles des autres charognards. Il niche dans la vallée du Jourdain et semble avoir été abondant à l'époque biblique. Aujourd'hui, il est assez rare. Le vautour noir est probablement l'aigle des mers de </w:t>
       </w:r>
-      <w:hyperlink r:id="rId534">
+      <w:hyperlink r:id="rId548">
         <w:r>
           <w:rPr>
             <w:lang w:val="fr_FR" w:bidi="fr_FR"/>
@@ -19217,7 +19804,7 @@
         </w:rPr>
         <w:t xml:space="preserve"> et </w:t>
       </w:r>
-      <w:hyperlink r:id="rId564">
+      <w:hyperlink r:id="rId578">
         <w:r>
           <w:rPr>
             <w:lang w:val="fr_FR" w:bidi="fr_FR"/>
@@ -19315,7 +19902,7 @@
         </w:rPr>
         <w:t>) est essentiellement blanc avec une tête nue et un cou jaune. Le vautour percnoptère casse les os laissés par d'autres vautours. Son vol est lent et aisé, et sa voix est un croassement. Mesurant environ 60 cm de longueur, c'est le plus petit de tous les oiseaux nécrophages trouvés en Terre Sainte. Il est possible qu'il soit mentionné dans la liste des oiseaux impurs (</w:t>
       </w:r>
-      <w:hyperlink r:id="rId531">
+      <w:hyperlink r:id="rId545">
         <w:r>
           <w:rPr>
             <w:lang w:val="fr_FR" w:bidi="fr_FR"/>
@@ -19333,7 +19920,7 @@
         </w:rPr>
         <w:t xml:space="preserve"> ; </w:t>
       </w:r>
-      <w:hyperlink r:id="rId530">
+      <w:hyperlink r:id="rId544">
         <w:r>
           <w:rPr>
             <w:lang w:val="fr_FR" w:bidi="fr_FR"/>
@@ -19422,7 +20009,7 @@
         </w:rPr>
         <w:t xml:space="preserve"> est probablement dérivée du coq sauvage rouge d'Inde. Elle semble avoir été connue déjà à l'époque de l'Ancien Testament (</w:t>
       </w:r>
-      <w:hyperlink r:id="rId575">
+      <w:hyperlink r:id="rId589">
         <w:r>
           <w:rPr>
             <w:lang w:val="fr_FR" w:bidi="fr_FR"/>
@@ -19440,7 +20027,7 @@
         </w:rPr>
         <w:t xml:space="preserve">, où la référence peut aussi être à un cheval, dépendant de la traduction). Un sceau de Jaazania (voir </w:t>
       </w:r>
-      <w:hyperlink r:id="rId576">
+      <w:hyperlink r:id="rId590">
         <w:r>
           <w:rPr>
             <w:lang w:val="fr_FR" w:bidi="fr_FR"/>
@@ -19458,7 +20045,7 @@
         </w:rPr>
         <w:t>), datant d'environ 600 av. J.‑C., porte l'image d'un coq de combat. Une référence aux volailles à la table de Néhémie, cependant, peut concerner le gibier plutôt que la volaille domestique (</w:t>
       </w:r>
-      <w:hyperlink r:id="rId577">
+      <w:hyperlink r:id="rId591">
         <w:r>
           <w:rPr>
             <w:lang w:val="fr_FR" w:bidi="fr_FR"/>
@@ -19490,7 +20077,7 @@
         </w:rPr>
         <w:t>La volaille symbolisait la fertilité, et les Juifs portaient un coq et une poule devant les couples de mariés lors des mariages. Le souci maternel des poules rassemblant leurs couvées était familier aux auditeurs de Jésus (</w:t>
       </w:r>
-      <w:hyperlink r:id="rId464">
+      <w:hyperlink r:id="rId478">
         <w:r>
           <w:rPr>
             <w:lang w:val="fr_FR" w:bidi="fr_FR"/>
@@ -19508,7 +20095,7 @@
         </w:rPr>
         <w:t xml:space="preserve"> ; </w:t>
       </w:r>
-      <w:hyperlink r:id="rId578">
+      <w:hyperlink r:id="rId592">
         <w:r>
           <w:rPr>
             <w:lang w:val="fr_FR" w:bidi="fr_FR"/>
@@ -19540,7 +20127,7 @@
         </w:rPr>
         <w:t>Comme les coqs chantent habituellement une heure ou deux avant l'aube, la troisième veille de la nuit, de minuit à 3h00, était connue sous le nom de chant du coq. Selon le Talmud (un commentaire sur la loi juive), il était interdit de garder des poules à Jérusalem à l'époque du Nouveau Testament pour éviter que les insectes et larves qui se développent dans les excréments de poule ne contaminent la chair sacrificielle. Pour cette raison, le coq que Pierre a entendu (</w:t>
       </w:r>
-      <w:hyperlink r:id="rId579">
+      <w:hyperlink r:id="rId593">
         <w:r>
           <w:rPr>
             <w:lang w:val="fr_FR" w:bidi="fr_FR"/>
@@ -19558,7 +20145,7 @@
         </w:rPr>
         <w:t xml:space="preserve">; </w:t>
       </w:r>
-      <w:hyperlink r:id="rId580">
+      <w:hyperlink r:id="rId594">
         <w:r>
           <w:rPr>
             <w:lang w:val="fr_FR" w:bidi="fr_FR"/>
@@ -19657,7 +20244,7 @@
         </w:rPr>
         <w:t>Deuxième fils d'Éliphaz, petit-fils d'Ésaü et arrière-petit-fils d'Abraham (</w:t>
       </w:r>
-      <w:hyperlink r:id="rId581">
+      <w:hyperlink r:id="rId595">
         <w:r>
           <w:rPr>
             <w:lang w:val="fr_FR" w:bidi="fr_FR"/>
@@ -19675,7 +20262,7 @@
         </w:rPr>
         <w:t xml:space="preserve"> ; </w:t>
       </w:r>
-      <w:hyperlink r:id="rId582">
+      <w:hyperlink r:id="rId596">
         <w:r>
           <w:rPr>
             <w:lang w:val="fr_FR" w:bidi="fr_FR"/>
@@ -19741,7 +20328,7 @@
         </w:rPr>
         <w:t>Une unité de mesure utilisée pour recueillir la manne (</w:t>
       </w:r>
-      <w:hyperlink r:id="rId583">
+      <w:hyperlink r:id="rId597">
         <w:r>
           <w:rPr>
             <w:lang w:val="fr_FR" w:bidi="fr_FR"/>
@@ -19954,7 +20541,7 @@
         </w:rPr>
         <w:t>Les activités expansionnistes d'Omri ne sont pas mentionnées dans 1 Rois, mais les Écritures sont complétées par la découverte de la Stèle de Méscha en 1868 à Dibon, à l'est du Jourdain. Sur cette stèle, Méscha, roi de Moab, raconte qu'Omri a conquis Moab. Israël avait continué à subjuguer le pays du temps d'Achab, mais durant son règne, Méscha se rebellera avec succès contre Israël (</w:t>
       </w:r>
-      <w:hyperlink r:id="rId584">
+      <w:hyperlink r:id="rId598">
         <w:r>
           <w:rPr>
             <w:lang w:val="fr_FR" w:bidi="fr_FR"/>
@@ -20012,7 +20599,7 @@
         </w:rPr>
         <w:t xml:space="preserve"> » que les autres rois d'Israël avant lui (</w:t>
       </w:r>
-      <w:hyperlink r:id="rId585">
+      <w:hyperlink r:id="rId599">
         <w:r>
           <w:rPr>
             <w:lang w:val="fr_FR" w:bidi="fr_FR"/>
@@ -20058,7 +20645,7 @@
         </w:rPr>
         <w:t>2. L'un des fils de Béker de la tribu de Benjamin (</w:t>
       </w:r>
-      <w:hyperlink r:id="rId586">
+      <w:hyperlink r:id="rId600">
         <w:r>
           <w:rPr>
             <w:lang w:val="fr_FR" w:bidi="fr_FR"/>
@@ -20090,7 +20677,7 @@
         </w:rPr>
         <w:t>3. Descendant de Pérets, fils de Juda (</w:t>
       </w:r>
-      <w:hyperlink r:id="rId587">
+      <w:hyperlink r:id="rId601">
         <w:r>
           <w:rPr>
             <w:lang w:val="fr_FR" w:bidi="fr_FR"/>
@@ -20122,7 +20709,7 @@
         </w:rPr>
         <w:t>4. Fils de Micaël, prince de la tribu d'Issacar pendant le règne de David (</w:t>
       </w:r>
-      <w:hyperlink r:id="rId588">
+      <w:hyperlink r:id="rId602">
         <w:r>
           <w:rPr>
             <w:lang w:val="fr_FR" w:bidi="fr_FR"/>
@@ -20188,7 +20775,7 @@
         </w:rPr>
         <w:t>Nom hébreu pour Héliopolis, une ville égyptienne (</w:t>
       </w:r>
-      <w:hyperlink r:id="rId589">
+      <w:hyperlink r:id="rId603">
         <w:r>
           <w:rPr>
             <w:lang w:val="fr_FR" w:bidi="fr_FR"/>
@@ -20206,7 +20793,7 @@
         </w:rPr>
         <w:t xml:space="preserve"> ; </w:t>
       </w:r>
-      <w:hyperlink r:id="rId590">
+      <w:hyperlink r:id="rId604">
         <w:r>
           <w:rPr>
             <w:lang w:val="fr_FR" w:bidi="fr_FR"/>
@@ -20297,7 +20884,7 @@
         </w:rPr>
         <w:t>Fils de Péleth, issu de la tribu de Ruben. Il rejoindra la rébellion de Koré contre Moïse et Aaron dans le désert (</w:t>
       </w:r>
-      <w:hyperlink r:id="rId591">
+      <w:hyperlink r:id="rId605">
         <w:r>
           <w:rPr>
             <w:lang w:val="fr_FR" w:bidi="fr_FR"/>
@@ -20375,7 +20962,7 @@
         </w:rPr>
         <w:t xml:space="preserve"> (</w:t>
       </w:r>
-      <w:hyperlink r:id="rId592">
+      <w:hyperlink r:id="rId606">
         <w:r>
           <w:rPr>
             <w:lang w:val="fr_FR" w:bidi="fr_FR"/>
@@ -20393,7 +20980,7 @@
         </w:rPr>
         <w:t xml:space="preserve"> ; </w:t>
       </w:r>
-      <w:hyperlink r:id="rId593">
+      <w:hyperlink r:id="rId607">
         <w:r>
           <w:rPr>
             <w:lang w:val="fr_FR" w:bidi="fr_FR"/>
@@ -20449,7 +21036,7 @@
         </w:rPr>
         <w:t>, le père d'un clan en Juda (</w:t>
       </w:r>
-      <w:hyperlink r:id="rId594">
+      <w:hyperlink r:id="rId608">
         <w:r>
           <w:rPr>
             <w:lang w:val="fr_FR" w:bidi="fr_FR"/>
@@ -20527,7 +21114,7 @@
         </w:rPr>
         <w:t xml:space="preserve"> (</w:t>
       </w:r>
-      <w:hyperlink r:id="rId595">
+      <w:hyperlink r:id="rId609">
         <w:r>
           <w:rPr>
             <w:lang w:val="fr_FR" w:bidi="fr_FR"/>
@@ -20545,7 +21132,7 @@
         </w:rPr>
         <w:t xml:space="preserve"> ; </w:t>
       </w:r>
-      <w:hyperlink r:id="rId596">
+      <w:hyperlink r:id="rId610">
         <w:r>
           <w:rPr>
             <w:lang w:val="fr_FR" w:bidi="fr_FR"/>
@@ -20563,7 +21150,7 @@
         </w:rPr>
         <w:t xml:space="preserve"> ; </w:t>
       </w:r>
-      <w:hyperlink r:id="rId597">
+      <w:hyperlink r:id="rId611">
         <w:r>
           <w:rPr>
             <w:lang w:val="fr_FR" w:bidi="fr_FR"/>
@@ -20581,7 +21168,7 @@
         </w:rPr>
         <w:t xml:space="preserve"> ; </w:t>
       </w:r>
-      <w:hyperlink r:id="rId598">
+      <w:hyperlink r:id="rId612">
         <w:r>
           <w:rPr>
             <w:lang w:val="fr_FR" w:bidi="fr_FR"/>
@@ -20599,7 +21186,7 @@
         </w:rPr>
         <w:t>). Juda l'obligera à contracter un mariage léviratique avec Tamar, la femme de son frère décédé, Er. Er et Tamar n'avaient pas d'enfants. Onan refusera d'avoir des enfants avec Tamar, sachant qu'ils seraient les héritiers des biens de son frère. En raison du refus d'Onan de donner une descendance à son frère, le Seigneur le punira de mort (</w:t>
       </w:r>
-      <w:hyperlink r:id="rId599">
+      <w:hyperlink r:id="rId613">
         <w:r>
           <w:rPr>
             <w:lang w:val="fr_FR" w:bidi="fr_FR"/>
@@ -20665,7 +21252,7 @@
         </w:rPr>
         <w:t>Une des épices douces utilisées dans l'encens sacré du tabernacle (</w:t>
       </w:r>
-      <w:hyperlink r:id="rId600">
+      <w:hyperlink r:id="rId614">
         <w:r>
           <w:rPr>
             <w:lang w:val="fr_FR" w:bidi="fr_FR"/>
@@ -20731,7 +21318,7 @@
         </w:rPr>
         <w:t>Ville benjamite construite par Schémer (</w:t>
       </w:r>
-      <w:hyperlink r:id="rId601">
+      <w:hyperlink r:id="rId615">
         <w:r>
           <w:rPr>
             <w:lang w:val="fr_FR" w:bidi="fr_FR"/>
@@ -20749,7 +21336,7 @@
         </w:rPr>
         <w:t>). Certains de ses habitants sont retournés en Palestine avec Zorobabel après l'exil (</w:t>
       </w:r>
-      <w:hyperlink r:id="rId602">
+      <w:hyperlink r:id="rId616">
         <w:r>
           <w:rPr>
             <w:lang w:val="fr_FR" w:bidi="fr_FR"/>
@@ -20767,7 +21354,7 @@
         </w:rPr>
         <w:t xml:space="preserve"> ; </w:t>
       </w:r>
-      <w:hyperlink r:id="rId603">
+      <w:hyperlink r:id="rId617">
         <w:r>
           <w:rPr>
             <w:lang w:val="fr_FR" w:bidi="fr_FR"/>
@@ -20785,7 +21372,7 @@
         </w:rPr>
         <w:t>). Son emplacement était connu sous le nom de plaine d'Ono (</w:t>
       </w:r>
-      <w:hyperlink r:id="rId604">
+      <w:hyperlink r:id="rId618">
         <w:r>
           <w:rPr>
             <w:lang w:val="fr_FR" w:bidi="fr_FR"/>
@@ -20803,7 +21390,7 @@
         </w:rPr>
         <w:t>) ou vallée des artisans (</w:t>
       </w:r>
-      <w:hyperlink r:id="rId605">
+      <w:hyperlink r:id="rId619">
         <w:r>
           <w:rPr>
             <w:lang w:val="fr_FR" w:bidi="fr_FR"/>
@@ -20869,7 +21456,7 @@
         </w:rPr>
         <w:t>Pierre semi-précieuse utilisée sur le plastron du grand prêtre (</w:t>
       </w:r>
-      <w:hyperlink r:id="rId606">
+      <w:hyperlink r:id="rId620">
         <w:r>
           <w:rPr>
             <w:lang w:val="fr_FR" w:bidi="fr_FR"/>
@@ -20968,7 +21555,7 @@
         </w:rPr>
         <w:t>Un nom utilisé pour les disciples de Jésus après la résurrection de Jésus d'entre les morts (</w:t>
       </w:r>
-      <w:hyperlink r:id="rId607">
+      <w:hyperlink r:id="rId621">
         <w:r>
           <w:rPr>
             <w:lang w:val="fr_FR" w:bidi="fr_FR"/>
@@ -20986,7 +21573,7 @@
         </w:rPr>
         <w:t xml:space="preserve"> ; </w:t>
       </w:r>
-      <w:hyperlink r:id="rId608">
+      <w:hyperlink r:id="rId622">
         <w:r>
           <w:rPr>
             <w:lang w:val="fr_FR" w:bidi="fr_FR"/>
@@ -21004,7 +21591,7 @@
         </w:rPr>
         <w:t>) et lors de la fête juive de la Pentecôte (</w:t>
       </w:r>
-      <w:hyperlink r:id="rId609">
+      <w:hyperlink r:id="rId623">
         <w:r>
           <w:rPr>
             <w:lang w:val="fr_FR" w:bidi="fr_FR"/>
@@ -21103,7 +21690,7 @@
         </w:rPr>
         <w:t>1. Colline ou monticule en Samarie où se trouvait la maison d'Élisée (</w:t>
       </w:r>
-      <w:hyperlink r:id="rId610">
+      <w:hyperlink r:id="rId624">
         <w:r>
           <w:rPr>
             <w:lang w:val="fr_FR" w:bidi="fr_FR"/>
@@ -21135,7 +21722,7 @@
         </w:rPr>
         <w:t>2. Fortification dans la partie sud-est de l'ancienne Jérusalem, située en hauteur, au-dessus des pentes du ruisseau Cédron, renforcée par Jotham (</w:t>
       </w:r>
-      <w:hyperlink r:id="rId611">
+      <w:hyperlink r:id="rId625">
         <w:r>
           <w:rPr>
             <w:lang w:val="fr_FR" w:bidi="fr_FR"/>
@@ -21153,7 +21740,7 @@
         </w:rPr>
         <w:t>) et Manassé (</w:t>
       </w:r>
-      <w:hyperlink r:id="rId612">
+      <w:hyperlink r:id="rId626">
         <w:r>
           <w:rPr>
             <w:lang w:val="fr_FR" w:bidi="fr_FR"/>
@@ -21171,7 +21758,7 @@
         </w:rPr>
         <w:t>). Ésaïe décrira la destruction d'une telle forteresse en prophétisant le jugement de Dieu sur Jérusalem (</w:t>
       </w:r>
-      <w:hyperlink r:id="rId613">
+      <w:hyperlink r:id="rId627">
         <w:r>
           <w:rPr>
             <w:lang w:val="fr_FR" w:bidi="fr_FR"/>
@@ -21189,7 +21776,7 @@
         </w:rPr>
         <w:t>). Après l'exil, les serviteurs du temple y vivaient et réparaient ses murs (</w:t>
       </w:r>
-      <w:hyperlink r:id="rId614">
+      <w:hyperlink r:id="rId628">
         <w:r>
           <w:rPr>
             <w:lang w:val="fr_FR" w:bidi="fr_FR"/>
@@ -21207,7 +21794,7 @@
         </w:rPr>
         <w:t xml:space="preserve">; </w:t>
       </w:r>
-      <w:hyperlink r:id="rId615">
+      <w:hyperlink r:id="rId629">
         <w:r>
           <w:rPr>
             <w:lang w:val="fr_FR" w:bidi="fr_FR"/>
@@ -21273,7 +21860,7 @@
         </w:rPr>
         <w:t>Lieu vers lequel Salomon a envoyé une flotte de navires marchands pour rapporter de l'or et toutes sortes de produits précieux et exotiques. La localisation d'Ophir n'est pas certaine ; la plupart des chercheurs le situent dans le sud-ouest de l'Arabie. Il peut y avoir un lien entre le lieu et l'homme nommé Ophir qui apparaît dans la Table des nations comme un des fils de Jokthan (</w:t>
       </w:r>
-      <w:hyperlink r:id="rId616">
+      <w:hyperlink r:id="rId630">
         <w:r>
           <w:rPr>
             <w:lang w:val="fr_FR" w:bidi="fr_FR"/>
@@ -21291,7 +21878,7 @@
         </w:rPr>
         <w:t xml:space="preserve"> ; voir </w:t>
       </w:r>
-      <w:hyperlink r:id="rId617">
+      <w:hyperlink r:id="rId631">
         <w:r>
           <w:rPr>
             <w:lang w:val="fr_FR" w:bidi="fr_FR"/>
@@ -21317,7 +21904,7 @@
           <w:lang w:val="fr_FR" w:bidi="fr_FR"/>
         </w:rPr>
       </w:r>
-      <w:hyperlink r:id="rId618">
+      <w:hyperlink r:id="rId632">
         <w:r>
           <w:rPr>
             <w:lang w:val="fr_FR" w:bidi="fr_FR"/>
@@ -21335,7 +21922,7 @@
         </w:rPr>
         <w:t xml:space="preserve"> rapporte que Salomon a construit une flotte de navires marchands à Étsjon-Guéber, près d'Élath sur le golfe d'Aqaba. Hiram, roi de Tyr, fournira des marins pour accompagner ceux de Salomon. Cette expédition reviendra avec quatre-cent-vingt talents d'or pour Salomon. </w:t>
       </w:r>
-      <w:hyperlink r:id="rId619">
+      <w:hyperlink r:id="rId633">
         <w:r>
           <w:rPr>
             <w:lang w:val="fr_FR" w:bidi="fr_FR"/>
@@ -21367,7 +21954,7 @@
         </w:rPr>
         <w:t xml:space="preserve">Plus tard, Josaphat construira des « navires de Tarsis » pour aller à Ophir chercher de l'or, mais les navires seront détruits à Étsjon-Guéber. Ensuite, Achazia, le fils d'Achab d'Israël, proposera d'envoyer ses hommes avec les marins de Juda, mais Josaphat refusera (voir </w:t>
       </w:r>
-      <w:hyperlink r:id="rId620">
+      <w:hyperlink r:id="rId634">
         <w:r>
           <w:rPr>
             <w:lang w:val="fr_FR" w:bidi="fr_FR"/>
@@ -21399,7 +21986,7 @@
         </w:rPr>
         <w:t>Le produit principal d'Ophir était l'or fin. Éliphaz le Thémanite commente que, plutôt que l'or d'Ophir, c'est le Tout-Puissant lui-même qui devrait être l'or de quelqu'un (</w:t>
       </w:r>
-      <w:hyperlink r:id="rId621">
+      <w:hyperlink r:id="rId635">
         <w:r>
           <w:rPr>
             <w:lang w:val="fr_FR" w:bidi="fr_FR"/>
@@ -21417,7 +22004,7 @@
         </w:rPr>
         <w:t>). Job déclare à son tour que la sagesse est bien plus précieuse que tout l'or d'Ophir (</w:t>
       </w:r>
-      <w:hyperlink r:id="rId622">
+      <w:hyperlink r:id="rId636">
         <w:r>
           <w:rPr>
             <w:lang w:val="fr_FR" w:bidi="fr_FR"/>
@@ -21435,7 +22022,7 @@
         </w:rPr>
         <w:t>). Dans sa description des gloires du roi, le psalmiste décrit sa reine à sa droite comme portant des bijoux fait de l'or le plus fin d'Ophir (</w:t>
       </w:r>
-      <w:hyperlink r:id="rId623">
+      <w:hyperlink r:id="rId637">
         <w:r>
           <w:rPr>
             <w:lang w:val="fr_FR" w:bidi="fr_FR"/>
@@ -21467,7 +22054,7 @@
         </w:rPr>
         <w:t xml:space="preserve">Certains suggèrent que les navires de Tarsis mentionnés dans </w:t>
       </w:r>
-      <w:hyperlink r:id="rId537">
+      <w:hyperlink r:id="rId551">
         <w:r>
           <w:rPr>
             <w:lang w:val="fr_FR" w:bidi="fr_FR"/>
@@ -21533,7 +22120,7 @@
         </w:rPr>
         <w:t>Fils de Jokthan et descendant de Sem par la lignée d'Arpacschad (</w:t>
       </w:r>
-      <w:hyperlink r:id="rId616">
+      <w:hyperlink r:id="rId630">
         <w:r>
           <w:rPr>
             <w:lang w:val="fr_FR" w:bidi="fr_FR"/>
@@ -21551,7 +22138,7 @@
         </w:rPr>
         <w:t xml:space="preserve"> ; </w:t>
       </w:r>
-      <w:hyperlink r:id="rId617">
+      <w:hyperlink r:id="rId631">
         <w:r>
           <w:rPr>
             <w:lang w:val="fr_FR" w:bidi="fr_FR"/>
@@ -21617,7 +22204,7 @@
         </w:rPr>
         <w:t>Village attribué à Benjamin après qu'Israël a pris possession de la Palestine (</w:t>
       </w:r>
-      <w:hyperlink r:id="rId624">
+      <w:hyperlink r:id="rId638">
         <w:r>
           <w:rPr>
             <w:lang w:val="fr_FR" w:bidi="fr_FR"/>
@@ -21691,7 +22278,7 @@
         </w:rPr>
         <w:t>Ville dans le pays de Benjamin. Il s'agit sans doute du même endroit qu'Éphraïm (</w:t>
       </w:r>
-      <w:hyperlink r:id="rId625">
+      <w:hyperlink r:id="rId639">
         <w:r>
           <w:rPr>
             <w:lang w:val="fr_FR" w:bidi="fr_FR"/>
@@ -21709,7 +22296,7 @@
         </w:rPr>
         <w:t xml:space="preserve"> ; </w:t>
       </w:r>
-      <w:hyperlink r:id="rId626">
+      <w:hyperlink r:id="rId640">
         <w:r>
           <w:rPr>
             <w:lang w:val="fr_FR" w:bidi="fr_FR"/>
@@ -21727,7 +22314,7 @@
         </w:rPr>
         <w:t xml:space="preserve">, où elle est appelée « Éphron » ; </w:t>
       </w:r>
-      <w:hyperlink r:id="rId627">
+      <w:hyperlink r:id="rId641">
         <w:r>
           <w:rPr>
             <w:lang w:val="fr_FR" w:bidi="fr_FR"/>
@@ -21776,7 +22363,7 @@
         </w:rPr>
         <w:t>Ville de Manassé qui appartenait à Joash l'Abiézrite. Ce dernier était le père du juge Gédéon. Gédéon vivait dans cette ville (</w:t>
       </w:r>
-      <w:hyperlink r:id="rId628">
+      <w:hyperlink r:id="rId642">
         <w:r>
           <w:rPr>
             <w:lang w:val="fr_FR" w:bidi="fr_FR"/>
@@ -21794,7 +22381,7 @@
         </w:rPr>
         <w:t xml:space="preserve">). Un ange du Seigneur apparaîtra à Gédéon à Ophra. L'ange lui dira de sauver Israël des Madianites (v. </w:t>
       </w:r>
-      <w:hyperlink r:id="rId629">
+      <w:hyperlink r:id="rId643">
         <w:r>
           <w:rPr>
             <w:lang w:val="fr_FR" w:bidi="fr_FR"/>
@@ -21819,7 +22406,7 @@
         </w:rPr>
         <w:t>Après avoir remporté la bataille, le peuple voudra que Gédéon devienne roi. Il refusera. À la place, il fabriquera un éphod (vêtement spécial utilisé par les prêtres) à partir de l'or qu'il avait pris lors de la bataille (</w:t>
       </w:r>
-      <w:hyperlink r:id="rId630">
+      <w:hyperlink r:id="rId644">
         <w:r>
           <w:rPr>
             <w:lang w:val="fr_FR" w:bidi="fr_FR"/>
@@ -21844,7 +22431,7 @@
         </w:rPr>
         <w:t xml:space="preserve">Gédéon mourra, âgé, à Ophra (v. </w:t>
       </w:r>
-      <w:hyperlink r:id="rId631">
+      <w:hyperlink r:id="rId645">
         <w:r>
           <w:rPr>
             <w:lang w:val="fr_FR" w:bidi="fr_FR"/>
@@ -21862,7 +22449,7 @@
         </w:rPr>
         <w:t>). Plus tard, le fils de Gédéon, Abimélec, voudra devenir roi. Il tuera ses soixante-dix frères à Ophra afin de régner. Un seul frère, Jotham, s'échappera (</w:t>
       </w:r>
-      <w:hyperlink r:id="rId632">
+      <w:hyperlink r:id="rId646">
         <w:r>
           <w:rPr>
             <w:lang w:val="fr_FR" w:bidi="fr_FR"/>
@@ -21928,7 +22515,7 @@
         </w:rPr>
         <w:t>Fils de Meonothaï de la tribu de Juda (</w:t>
       </w:r>
-      <w:hyperlink r:id="rId633">
+      <w:hyperlink r:id="rId647">
         <w:r>
           <w:rPr>
             <w:lang w:val="fr_FR" w:bidi="fr_FR"/>
@@ -22008,7 +22595,7 @@
         </w:rPr>
         <w:t>Lorsque Balak a demandé à Balaam de prononcer une malédiction contre Israël, Balaam a plutôt prononcé un oracle de bénédiction (</w:t>
       </w:r>
-      <w:hyperlink r:id="rId634">
+      <w:hyperlink r:id="rId648">
         <w:r>
           <w:rPr>
             <w:lang w:val="fr_FR" w:bidi="fr_FR"/>
@@ -22038,7 +22625,7 @@
         </w:rPr>
         <w:t xml:space="preserve"> » (</w:t>
       </w:r>
-      <w:hyperlink r:id="rId635">
+      <w:hyperlink r:id="rId649">
         <w:r>
           <w:rPr>
             <w:lang w:val="fr_FR" w:bidi="fr_FR"/>
@@ -22056,7 +22643,7 @@
         </w:rPr>
         <w:t>). Dieu a confié ces messages au peuple juif (</w:t>
       </w:r>
-      <w:hyperlink r:id="rId636">
+      <w:hyperlink r:id="rId650">
         <w:r>
           <w:rPr>
             <w:lang w:val="fr_FR" w:bidi="fr_FR"/>
@@ -22088,7 +22675,7 @@
         </w:rPr>
         <w:t>Le livre des Proverbes contient deux oracles de sagesse : l'un d'Agur, qui était le fils de Jaké (</w:t>
       </w:r>
-      <w:hyperlink r:id="rId637">
+      <w:hyperlink r:id="rId651">
         <w:r>
           <w:rPr>
             <w:lang w:val="fr_FR" w:bidi="fr_FR"/>
@@ -22106,7 +22693,7 @@
         </w:rPr>
         <w:t>), et un autre du roi Lemuel (</w:t>
       </w:r>
-      <w:hyperlink r:id="rId638">
+      <w:hyperlink r:id="rId652">
         <w:r>
           <w:rPr>
             <w:lang w:val="fr_FR" w:bidi="fr_FR"/>
@@ -22138,7 +22725,7 @@
         </w:rPr>
         <w:t>La Bible énumère des oracles de jugement prononcés contre les rois Joram d'Israël (</w:t>
       </w:r>
-      <w:hyperlink r:id="rId639">
+      <w:hyperlink r:id="rId653">
         <w:r>
           <w:rPr>
             <w:lang w:val="fr_FR" w:bidi="fr_FR"/>
@@ -22156,7 +22743,7 @@
         </w:rPr>
         <w:t>) et Joas de Juda (</w:t>
       </w:r>
-      <w:hyperlink r:id="rId640">
+      <w:hyperlink r:id="rId654">
         <w:r>
           <w:rPr>
             <w:lang w:val="fr_FR" w:bidi="fr_FR"/>
@@ -22192,7 +22779,7 @@
         </w:rPr>
         <w:t>Ésaïe a prononcé des oracles contre Babylone (</w:t>
       </w:r>
-      <w:hyperlink r:id="rId641">
+      <w:hyperlink r:id="rId655">
         <w:r>
           <w:rPr>
             <w:lang w:val="fr_FR" w:bidi="fr_FR"/>
@@ -22210,7 +22797,7 @@
         </w:rPr>
         <w:t xml:space="preserve"> ; </w:t>
       </w:r>
-      <w:hyperlink r:id="rId642">
+      <w:hyperlink r:id="rId656">
         <w:r>
           <w:rPr>
             <w:lang w:val="fr_FR" w:bidi="fr_FR"/>
@@ -22246,7 +22833,7 @@
         </w:rPr>
         <w:t>Ésaïe a prononcé des oracles contre Damas (</w:t>
       </w:r>
-      <w:hyperlink r:id="rId643">
+      <w:hyperlink r:id="rId657">
         <w:r>
           <w:rPr>
             <w:lang w:val="fr_FR" w:bidi="fr_FR"/>
@@ -22282,7 +22869,7 @@
         </w:rPr>
         <w:t>Ésaïe a prononcé des oracles contre l'Égypte (</w:t>
       </w:r>
-      <w:hyperlink r:id="rId644">
+      <w:hyperlink r:id="rId658">
         <w:r>
           <w:rPr>
             <w:lang w:val="fr_FR" w:bidi="fr_FR"/>
@@ -22318,7 +22905,7 @@
         </w:rPr>
         <w:t>Ésaïe a prononcé des oracles contre Jérusalem (</w:t>
       </w:r>
-      <w:hyperlink r:id="rId645">
+      <w:hyperlink r:id="rId659">
         <w:r>
           <w:rPr>
             <w:lang w:val="fr_FR" w:bidi="fr_FR"/>
@@ -22354,7 +22941,7 @@
         </w:rPr>
         <w:t>Ésaïe a prononcé des oracles contre Moab (</w:t>
       </w:r>
-      <w:hyperlink r:id="rId646">
+      <w:hyperlink r:id="rId660">
         <w:r>
           <w:rPr>
             <w:lang w:val="fr_FR" w:bidi="fr_FR"/>
@@ -22390,7 +22977,7 @@
         </w:rPr>
         <w:t>Ésaïe a prononcé des oracles contre la Philistie (</w:t>
       </w:r>
-      <w:hyperlink r:id="rId647">
+      <w:hyperlink r:id="rId661">
         <w:r>
           <w:rPr>
             <w:lang w:val="fr_FR" w:bidi="fr_FR"/>
@@ -22426,7 +23013,7 @@
         </w:rPr>
         <w:t>Ésaïe a prononcé des oracles contre Tyr (</w:t>
       </w:r>
-      <w:hyperlink r:id="rId648">
+      <w:hyperlink r:id="rId662">
         <w:r>
           <w:rPr>
             <w:lang w:val="fr_FR" w:bidi="fr_FR"/>
@@ -22462,7 +23049,7 @@
         </w:rPr>
         <w:t>Nahum a prononcé des oracles contre Ninive (</w:t>
       </w:r>
-      <w:hyperlink r:id="rId649">
+      <w:hyperlink r:id="rId663">
         <w:r>
           <w:rPr>
             <w:lang w:val="fr_FR" w:bidi="fr_FR"/>
@@ -22498,7 +23085,7 @@
         </w:rPr>
         <w:t>Habacuc a prononcé des oracles contre Juda (</w:t>
       </w:r>
-      <w:hyperlink r:id="rId650">
+      <w:hyperlink r:id="rId664">
         <w:r>
           <w:rPr>
             <w:lang w:val="fr_FR" w:bidi="fr_FR"/>
@@ -22534,7 +23121,7 @@
         </w:rPr>
         <w:t>Malachie a prononcé des oracles contre Israël (</w:t>
       </w:r>
-      <w:hyperlink r:id="rId651">
+      <w:hyperlink r:id="rId665">
         <w:r>
           <w:rPr>
             <w:lang w:val="fr_FR" w:bidi="fr_FR"/>
@@ -22566,7 +23153,7 @@
         </w:rPr>
         <w:t>Parfois, de faux prophètes donnaient des oracles faux et trompeurs (</w:t>
       </w:r>
-      <w:hyperlink r:id="rId652">
+      <w:hyperlink r:id="rId666">
         <w:r>
           <w:rPr>
             <w:lang w:val="fr_FR" w:bidi="fr_FR"/>
@@ -22665,7 +23252,7 @@
         </w:rPr>
         <w:t>Un des deux chefs madianites (l'autre étant Zeeb) fut sera à mort par des hommes de la tribu d'Éphraïm (</w:t>
       </w:r>
-      <w:hyperlink r:id="rId653">
+      <w:hyperlink r:id="rId667">
         <w:r>
           <w:rPr>
             <w:lang w:val="fr_FR" w:bidi="fr_FR"/>
@@ -22683,7 +23270,7 @@
         </w:rPr>
         <w:t>). Cette exécution aura lieu lors de l'attaque surprise de Gédéon sur le campement madianite à la colline de Moré dans la vallée de Jizreel. La ligne de retraite des Madianites vers l'est les obligeait à traverser de nouveau le Jourdain. Gédéon enverra un message aux Éphraïmites leur indiquant de s'emparer des passages à gué sur le fleuve afin d'empêcher les Madianites de s'échapper. Les Éphraïmites, suivant les ordres, intercepteront un contingent de Madianites en fuite, incluant les chefs éminents Oreb et Zeeb. Ils décapiteront ces derniers et enverront leurs têtes comme trophée de guerre à Gédéon, qui poursuivait alors les Madianites du côté oriental du Jourdain (</w:t>
       </w:r>
-      <w:hyperlink r:id="rId654">
+      <w:hyperlink r:id="rId668">
         <w:r>
           <w:rPr>
             <w:lang w:val="fr_FR" w:bidi="fr_FR"/>
@@ -22715,7 +23302,7 @@
         </w:rPr>
         <w:t>Au cours de l'histoire ultérieure d'Israël, les morts d'Oreb et de Zeeb ont été reconnues comme un grand triomphe de Dieu sur les ennemis de son peuple. Le psalmiste implore Dieu de renverser les nobles parmi les ennemis actuels d'Israël tout comme il l'a fait avec les chefs madianites (</w:t>
       </w:r>
-      <w:hyperlink r:id="rId655">
+      <w:hyperlink r:id="rId669">
         <w:r>
           <w:rPr>
             <w:lang w:val="fr_FR" w:bidi="fr_FR"/>
@@ -22733,7 +23320,7 @@
         </w:rPr>
         <w:t>). Le Seigneur, parlant par son prophète Ésaïe, promettra que les Assyriens seraient renversés comme lors du massacre de Madian au rocher d'Oreb (</w:t>
       </w:r>
-      <w:hyperlink r:id="rId656">
+      <w:hyperlink r:id="rId670">
         <w:r>
           <w:rPr>
             <w:lang w:val="fr_FR" w:bidi="fr_FR"/>
@@ -22751,7 +23338,7 @@
         </w:rPr>
         <w:t xml:space="preserve"> ; </w:t>
       </w:r>
-      <w:hyperlink r:id="rId657">
+      <w:hyperlink r:id="rId671">
         <w:r>
           <w:rPr>
             <w:lang w:val="fr_FR" w:bidi="fr_FR"/>
@@ -22817,7 +23404,7 @@
         </w:rPr>
         <w:t>Lieu où les Éphraïmites ont tué le chef madianite Oreb (</w:t>
       </w:r>
-      <w:hyperlink r:id="rId653">
+      <w:hyperlink r:id="rId667">
         <w:r>
           <w:rPr>
             <w:lang w:val="fr_FR" w:bidi="fr_FR"/>
@@ -22835,7 +23422,7 @@
         </w:rPr>
         <w:t xml:space="preserve"> ; </w:t>
       </w:r>
-      <w:hyperlink r:id="rId657">
+      <w:hyperlink r:id="rId671">
         <w:r>
           <w:rPr>
             <w:lang w:val="fr_FR" w:bidi="fr_FR"/>
@@ -22934,7 +23521,7 @@
         </w:rPr>
         <w:t>Descendant de Juda et troisième fils de Jerachmeel (</w:t>
       </w:r>
-      <w:hyperlink r:id="rId658">
+      <w:hyperlink r:id="rId672">
         <w:r>
           <w:rPr>
             <w:lang w:val="fr_FR" w:bidi="fr_FR"/>
@@ -23000,7 +23587,7 @@
         </w:rPr>
         <w:t>Un orfèvre était un artisan qualifié qui fabriquait des objets en or. Certains fabriquaient des idoles (faux dieux) coûteuses pour que l'on les adore (</w:t>
       </w:r>
-      <w:hyperlink r:id="rId659">
+      <w:hyperlink r:id="rId673">
         <w:r>
           <w:rPr>
             <w:lang w:val="fr_FR" w:bidi="fr_FR"/>
@@ -23018,7 +23605,7 @@
         </w:rPr>
         <w:t xml:space="preserve"> ; </w:t>
       </w:r>
-      <w:hyperlink r:id="rId660">
+      <w:hyperlink r:id="rId674">
         <w:r>
           <w:rPr>
             <w:lang w:val="fr_FR" w:bidi="fr_FR"/>
@@ -23036,7 +23623,7 @@
         </w:rPr>
         <w:t xml:space="preserve"> ; </w:t>
       </w:r>
-      <w:hyperlink r:id="rId661">
+      <w:hyperlink r:id="rId675">
         <w:r>
           <w:rPr>
             <w:lang w:val="fr_FR" w:bidi="fr_FR"/>
@@ -23054,7 +23641,7 @@
         </w:rPr>
         <w:t xml:space="preserve"> ; </w:t>
       </w:r>
-      <w:hyperlink r:id="rId662">
+      <w:hyperlink r:id="rId676">
         <w:r>
           <w:rPr>
             <w:lang w:val="fr_FR" w:bidi="fr_FR"/>
@@ -23072,7 +23659,7 @@
         </w:rPr>
         <w:t xml:space="preserve"> ; </w:t>
       </w:r>
-      <w:hyperlink r:id="rId663">
+      <w:hyperlink r:id="rId677">
         <w:r>
           <w:rPr>
             <w:lang w:val="fr_FR" w:bidi="fr_FR"/>
@@ -23090,7 +23677,7 @@
         </w:rPr>
         <w:t>). D'autres créaient des objets sacrés et des revêtements en or pour le tabernacle et le temple de Salomon (</w:t>
       </w:r>
-      <w:hyperlink r:id="rId664">
+      <w:hyperlink r:id="rId678">
         <w:r>
           <w:rPr>
             <w:lang w:val="fr_FR" w:bidi="fr_FR"/>
@@ -23108,7 +23695,7 @@
         </w:rPr>
         <w:t xml:space="preserve"> ; </w:t>
       </w:r>
-      <w:hyperlink r:id="rId665">
+      <w:hyperlink r:id="rId679">
         <w:r>
           <w:rPr>
             <w:lang w:val="fr_FR" w:bidi="fr_FR"/>
@@ -23126,7 +23713,7 @@
         </w:rPr>
         <w:t xml:space="preserve"> ; </w:t>
       </w:r>
-      <w:hyperlink r:id="rId666">
+      <w:hyperlink r:id="rId680">
         <w:r>
           <w:rPr>
             <w:lang w:val="fr_FR" w:bidi="fr_FR"/>
@@ -23144,7 +23731,7 @@
         </w:rPr>
         <w:t>). Après le retour du peuple d'Israël de l'exil à Babylone, les orfèvres formeront un groupe spécial de travailleurs. Ils aideront à réparer et à restaurer le temple à Jérusalem (</w:t>
       </w:r>
-      <w:hyperlink r:id="rId667">
+      <w:hyperlink r:id="rId681">
         <w:r>
           <w:rPr>
             <w:lang w:val="fr_FR" w:bidi="fr_FR"/>
@@ -23257,7 +23844,7 @@
         </w:rPr>
         <w:t>Dans la Bible, les orfèvres produisaient des instruments de musique comme des trompettes (</w:t>
       </w:r>
-      <w:hyperlink r:id="rId668">
+      <w:hyperlink r:id="rId682">
         <w:r>
           <w:rPr>
             <w:lang w:val="fr_FR" w:bidi="fr_FR"/>
@@ -23275,7 +23862,7 @@
         </w:rPr>
         <w:t>). Ils fabriquaient également des bases qui soutenaient la structure du tabernacle (</w:t>
       </w:r>
-      <w:hyperlink r:id="rId669">
+      <w:hyperlink r:id="rId683">
         <w:r>
           <w:rPr>
             <w:lang w:val="fr_FR" w:bidi="fr_FR"/>
@@ -23293,7 +23880,7 @@
         </w:rPr>
         <w:t>). Ils façonnaient des objets à utiliser dans le tabernacle et le temple (</w:t>
       </w:r>
-      <w:hyperlink r:id="rId670">
+      <w:hyperlink r:id="rId684">
         <w:r>
           <w:rPr>
             <w:lang w:val="fr_FR" w:bidi="fr_FR"/>
@@ -23325,7 +23912,7 @@
         </w:rPr>
         <w:t>Les orfèvres fabriquaient également des ornements pour un usage privé. Certains réalisaient aussi des statues religieuses pour les cultes de fausses divinités (</w:t>
       </w:r>
-      <w:hyperlink r:id="rId671">
+      <w:hyperlink r:id="rId685">
         <w:r>
           <w:rPr>
             <w:lang w:val="fr_FR" w:bidi="fr_FR"/>
@@ -23343,7 +23930,7 @@
         </w:rPr>
         <w:t xml:space="preserve"> ; </w:t>
       </w:r>
-      <w:hyperlink r:id="rId672">
+      <w:hyperlink r:id="rId686">
         <w:r>
           <w:rPr>
             <w:lang w:val="fr_FR" w:bidi="fr_FR"/>
@@ -23361,7 +23948,7 @@
         </w:rPr>
         <w:t xml:space="preserve">). Démétrius était un orfèvre à Éphèse. Il fabriquait des sanctuaires en argent pour la déesse Diane (également appelée Artémis, </w:t>
       </w:r>
-      <w:hyperlink r:id="rId673">
+      <w:hyperlink r:id="rId687">
         <w:r>
           <w:rPr>
             <w:lang w:val="fr_FR" w:bidi="fr_FR"/>
@@ -23379,7 +23966,7 @@
         </w:rPr>
         <w:t>). Cette profession était bien attestée à l'époque du Nouveau Testament (</w:t>
       </w:r>
-      <w:hyperlink r:id="rId674">
+      <w:hyperlink r:id="rId688">
         <w:r>
           <w:rPr>
             <w:lang w:val="fr_FR" w:bidi="fr_FR"/>
@@ -23397,7 +23984,7 @@
         </w:rPr>
         <w:t xml:space="preserve"> ; </w:t>
       </w:r>
-      <w:hyperlink r:id="rId675">
+      <w:hyperlink r:id="rId689">
         <w:r>
           <w:rPr>
             <w:lang w:val="fr_FR" w:bidi="fr_FR"/>
@@ -23463,7 +24050,7 @@
         </w:rPr>
         <w:t xml:space="preserve">Expression utilisée en référence aux nations qui se trouvaient à l'est d'Israël (voir par exemple </w:t>
       </w:r>
-      <w:hyperlink r:id="rId676">
+      <w:hyperlink r:id="rId690">
         <w:r>
           <w:rPr>
             <w:lang w:val="fr_FR" w:bidi="fr_FR"/>
@@ -23562,7 +24149,7 @@
         </w:rPr>
         <w:t>Porte dans la ville fortifiée de Jérusalem (</w:t>
       </w:r>
-      <w:hyperlink r:id="rId677">
+      <w:hyperlink r:id="rId691">
         <w:r>
           <w:rPr>
             <w:lang w:val="fr_FR" w:bidi="fr_FR"/>
@@ -23580,7 +24167,7 @@
         </w:rPr>
         <w:t xml:space="preserve">). La « porte de l'orient » fait également référence à la porte du temple mentionnée dans </w:t>
       </w:r>
-      <w:hyperlink r:id="rId678">
+      <w:hyperlink r:id="rId692">
         <w:r>
           <w:rPr>
             <w:lang w:val="fr_FR" w:bidi="fr_FR"/>
@@ -23598,7 +24185,7 @@
         </w:rPr>
         <w:t xml:space="preserve">, </w:t>
       </w:r>
-      <w:hyperlink r:id="rId679">
+      <w:hyperlink r:id="rId693">
         <w:r>
           <w:rPr>
             <w:lang w:val="fr_FR" w:bidi="fr_FR"/>
@@ -23616,7 +24203,7 @@
         </w:rPr>
         <w:t xml:space="preserve"> et </w:t>
       </w:r>
-      <w:hyperlink r:id="rId680">
+      <w:hyperlink r:id="rId694">
         <w:r>
           <w:rPr>
             <w:lang w:val="fr_FR" w:bidi="fr_FR"/>
@@ -23729,7 +24316,7 @@
         </w:rPr>
         <w:t>Les pays qui forment le Croissant Fertile incluent la Syrie, qui a puissamment influencé l'histoire d'Israël, principalement à travers les villes situées sur l'Oronte ; par exemple, la ville de « Hamath la grande » (</w:t>
       </w:r>
-      <w:hyperlink r:id="rId681">
+      <w:hyperlink r:id="rId695">
         <w:r>
           <w:rPr>
             <w:lang w:val="fr_FR" w:bidi="fr_FR"/>
@@ -23747,7 +24334,7 @@
         </w:rPr>
         <w:t>) sur l'Oronte contre laquelle Salomon a combattu (</w:t>
       </w:r>
-      <w:hyperlink r:id="rId682">
+      <w:hyperlink r:id="rId696">
         <w:r>
           <w:rPr>
             <w:lang w:val="fr_FR" w:bidi="fr_FR"/>
@@ -23765,7 +24352,7 @@
         </w:rPr>
         <w:t>) et que Jéroboam II a récupérée bien plus tard pour Israël (</w:t>
       </w:r>
-      <w:hyperlink r:id="rId683">
+      <w:hyperlink r:id="rId697">
         <w:r>
           <w:rPr>
             <w:lang w:val="fr_FR" w:bidi="fr_FR"/>
@@ -23783,7 +24370,7 @@
         </w:rPr>
         <w:t>). Lorsque Samarie est tombée aux mains de l'Assyrie, Sargon a déporté ses habitants et les a remplacés par des gens de Hamath (</w:t>
       </w:r>
-      <w:hyperlink r:id="rId684">
+      <w:hyperlink r:id="rId698">
         <w:r>
           <w:rPr>
             <w:lang w:val="fr_FR" w:bidi="fr_FR"/>
@@ -23801,7 +24388,7 @@
         </w:rPr>
         <w:t>). Les inscriptions de Salmanasar III disent qu'Achab de Samarie a combattu dans la bataille de Qarqar sur l'Oronte en 854 av. J.‑C. Joachaz de Juda a été convoqué par le Pharaon Néco à Ribla sur l'Oronte (</w:t>
       </w:r>
-      <w:hyperlink r:id="rId685">
+      <w:hyperlink r:id="rId699">
         <w:r>
           <w:rPr>
             <w:lang w:val="fr_FR" w:bidi="fr_FR"/>
@@ -23819,7 +24406,7 @@
         </w:rPr>
         <w:t>), un événement que Jérémie a pleuré dans une complainte (</w:t>
       </w:r>
-      <w:hyperlink r:id="rId686">
+      <w:hyperlink r:id="rId700">
         <w:r>
           <w:rPr>
             <w:lang w:val="fr_FR" w:bidi="fr_FR"/>
@@ -23837,7 +24424,7 @@
         </w:rPr>
         <w:t>). À Ribla, Nebucadnetsar fera aveugler Sédécias et le conduira enchaîné à Babylone (</w:t>
       </w:r>
-      <w:hyperlink r:id="rId687">
+      <w:hyperlink r:id="rId701">
         <w:r>
           <w:rPr>
             <w:lang w:val="fr_FR" w:bidi="fr_FR"/>
@@ -23903,7 +24490,7 @@
         </w:rPr>
         <w:t>Femme de Moab qui épousera Kiljon (</w:t>
       </w:r>
-      <w:hyperlink r:id="rId688">
+      <w:hyperlink r:id="rId702">
         <w:r>
           <w:rPr>
             <w:lang w:val="fr_FR" w:bidi="fr_FR"/>
@@ -24002,7 +24589,7 @@
         </w:rPr>
         <w:t xml:space="preserve">Personne qui a perdu un ou ses deux parents, souvent à cause de la mort. Le mot vient d'une racine hébraïque signifiant « être seul » ou « endeuillé ». L'idée décrit toute personne sans protection légale dans la communauté d'alliance d'Israël. Elles sont sans protection ou dans le besoin, et particulièrement vulnérables à l'oppression. Cela désigne aussi quelqu'un qui manque des soins d'un ou des deux parents terrestres (voir </w:t>
       </w:r>
-      <w:hyperlink r:id="rId689">
+      <w:hyperlink r:id="rId703">
         <w:r>
           <w:rPr>
             <w:lang w:val="fr_FR" w:bidi="fr_FR"/>
@@ -24034,7 +24621,7 @@
         </w:rPr>
         <w:t>Dieu montre une attention particulière pour les orphelins (</w:t>
       </w:r>
-      <w:hyperlink r:id="rId690">
+      <w:hyperlink r:id="rId704">
         <w:r>
           <w:rPr>
             <w:lang w:val="fr_FR" w:bidi="fr_FR"/>
@@ -24052,7 +24639,7 @@
         </w:rPr>
         <w:t xml:space="preserve"> ; </w:t>
       </w:r>
-      <w:hyperlink r:id="rId691">
+      <w:hyperlink r:id="rId705">
         <w:r>
           <w:rPr>
             <w:lang w:val="fr_FR" w:bidi="fr_FR"/>
@@ -24070,7 +24657,7 @@
         </w:rPr>
         <w:t xml:space="preserve"> ; </w:t>
       </w:r>
-      <w:hyperlink r:id="rId692">
+      <w:hyperlink r:id="rId706">
         <w:r>
           <w:rPr>
             <w:lang w:val="fr_FR" w:bidi="fr_FR"/>
@@ -24088,7 +24675,7 @@
         </w:rPr>
         <w:t xml:space="preserve"> ; </w:t>
       </w:r>
-      <w:hyperlink r:id="rId693">
+      <w:hyperlink r:id="rId707">
         <w:r>
           <w:rPr>
             <w:lang w:val="fr_FR" w:bidi="fr_FR"/>
@@ -24106,7 +24693,7 @@
         </w:rPr>
         <w:t xml:space="preserve"> ; </w:t>
       </w:r>
-      <w:hyperlink r:id="rId694">
+      <w:hyperlink r:id="rId708">
         <w:r>
           <w:rPr>
             <w:lang w:val="fr_FR" w:bidi="fr_FR"/>
@@ -24124,7 +24711,7 @@
         </w:rPr>
         <w:t xml:space="preserve"> ; </w:t>
       </w:r>
-      <w:hyperlink r:id="rId695">
+      <w:hyperlink r:id="rId709">
         <w:r>
           <w:rPr>
             <w:lang w:val="fr_FR" w:bidi="fr_FR"/>
@@ -24142,7 +24729,7 @@
         </w:rPr>
         <w:t xml:space="preserve"> ; </w:t>
       </w:r>
-      <w:hyperlink r:id="rId696">
+      <w:hyperlink r:id="rId710">
         <w:r>
           <w:rPr>
             <w:lang w:val="fr_FR" w:bidi="fr_FR"/>
@@ -24160,7 +24747,7 @@
         </w:rPr>
         <w:t xml:space="preserve"> ; </w:t>
       </w:r>
-      <w:hyperlink r:id="rId697">
+      <w:hyperlink r:id="rId711">
         <w:r>
           <w:rPr>
             <w:lang w:val="fr_FR" w:bidi="fr_FR"/>
@@ -24178,7 +24765,7 @@
         </w:rPr>
         <w:t>). Les lois de l'Ancien Testament protégeaient leurs droits d'héritage (</w:t>
       </w:r>
-      <w:hyperlink r:id="rId698">
+      <w:hyperlink r:id="rId712">
         <w:r>
           <w:rPr>
             <w:lang w:val="fr_FR" w:bidi="fr_FR"/>
@@ -24196,7 +24783,7 @@
         </w:rPr>
         <w:t xml:space="preserve"> ; </w:t>
       </w:r>
-      <w:hyperlink r:id="rId699">
+      <w:hyperlink r:id="rId713">
         <w:r>
           <w:rPr>
             <w:lang w:val="fr_FR" w:bidi="fr_FR"/>
@@ -24214,7 +24801,7 @@
         </w:rPr>
         <w:t xml:space="preserve"> ; </w:t>
       </w:r>
-      <w:hyperlink r:id="rId700">
+      <w:hyperlink r:id="rId714">
         <w:r>
           <w:rPr>
             <w:lang w:val="fr_FR" w:bidi="fr_FR"/>
@@ -24232,7 +24819,7 @@
         </w:rPr>
         <w:t>). La loi leur permettait de prendre de la nourriture dans les champs et les vignobles (</w:t>
       </w:r>
-      <w:hyperlink r:id="rId701">
+      <w:hyperlink r:id="rId715">
         <w:r>
           <w:rPr>
             <w:lang w:val="fr_FR" w:bidi="fr_FR"/>
@@ -24250,7 +24837,7 @@
         </w:rPr>
         <w:t>). Elle leur permettait également de participer aux grandes fêtes annuelles (</w:t>
       </w:r>
-      <w:hyperlink r:id="rId702">
+      <w:hyperlink r:id="rId716">
         <w:r>
           <w:rPr>
             <w:lang w:val="fr_FR" w:bidi="fr_FR"/>
@@ -24268,7 +24855,7 @@
         </w:rPr>
         <w:t>). Ils recevaient aussi une part des récoltes de la dîme collectée tous les trois ans (</w:t>
       </w:r>
-      <w:hyperlink r:id="rId703">
+      <w:hyperlink r:id="rId717">
         <w:r>
           <w:rPr>
             <w:lang w:val="fr_FR" w:bidi="fr_FR"/>
@@ -24286,7 +24873,7 @@
         </w:rPr>
         <w:t xml:space="preserve"> ; </w:t>
       </w:r>
-      <w:hyperlink r:id="rId704">
+      <w:hyperlink r:id="rId718">
         <w:r>
           <w:rPr>
             <w:lang w:val="fr_FR" w:bidi="fr_FR"/>
@@ -24304,7 +24891,7 @@
         </w:rPr>
         <w:t>). La Bible condamne fermement ceux qui maltraitent les orphelins (</w:t>
       </w:r>
-      <w:hyperlink r:id="rId699">
+      <w:hyperlink r:id="rId713">
         <w:r>
           <w:rPr>
             <w:lang w:val="fr_FR" w:bidi="fr_FR"/>
@@ -24322,7 +24909,7 @@
         </w:rPr>
         <w:t xml:space="preserve"> ; </w:t>
       </w:r>
-      <w:hyperlink r:id="rId705">
+      <w:hyperlink r:id="rId719">
         <w:r>
           <w:rPr>
             <w:lang w:val="fr_FR" w:bidi="fr_FR"/>
@@ -24340,7 +24927,7 @@
         </w:rPr>
         <w:t xml:space="preserve"> ; </w:t>
       </w:r>
-      <w:hyperlink r:id="rId706">
+      <w:hyperlink r:id="rId720">
         <w:r>
           <w:rPr>
             <w:lang w:val="fr_FR" w:bidi="fr_FR"/>
@@ -24372,7 +24959,7 @@
         </w:rPr>
         <w:t>Les amis et les proches aidaient parfois les orphelins en Israël (</w:t>
       </w:r>
-      <w:hyperlink r:id="rId707">
+      <w:hyperlink r:id="rId721">
         <w:r>
           <w:rPr>
             <w:lang w:val="fr_FR" w:bidi="fr_FR"/>
@@ -24390,7 +24977,7 @@
         </w:rPr>
         <w:t xml:space="preserve"> ; </w:t>
       </w:r>
-      <w:hyperlink r:id="rId708">
+      <w:hyperlink r:id="rId722">
         <w:r>
           <w:rPr>
             <w:lang w:val="fr_FR" w:bidi="fr_FR"/>
@@ -24408,7 +24995,7 @@
         </w:rPr>
         <w:t>). Cependant, beaucoup de gens ne suivaient pas ces lois. Cet échec est illustré par les accusations des écrivains de la Bible (</w:t>
       </w:r>
-      <w:hyperlink r:id="rId709">
+      <w:hyperlink r:id="rId723">
         <w:r>
           <w:rPr>
             <w:lang w:val="fr_FR" w:bidi="fr_FR"/>
@@ -24426,7 +25013,7 @@
         </w:rPr>
         <w:t xml:space="preserve"> ; </w:t>
       </w:r>
-      <w:hyperlink r:id="rId710">
+      <w:hyperlink r:id="rId724">
         <w:r>
           <w:rPr>
             <w:lang w:val="fr_FR" w:bidi="fr_FR"/>
@@ -24444,7 +25031,7 @@
         </w:rPr>
         <w:t xml:space="preserve"> ; </w:t>
       </w:r>
-      <w:hyperlink r:id="rId711">
+      <w:hyperlink r:id="rId725">
         <w:r>
           <w:rPr>
             <w:lang w:val="fr_FR" w:bidi="fr_FR"/>
@@ -24462,7 +25049,7 @@
         </w:rPr>
         <w:t xml:space="preserve"> ; </w:t>
       </w:r>
-      <w:hyperlink r:id="rId712">
+      <w:hyperlink r:id="rId726">
         <w:r>
           <w:rPr>
             <w:lang w:val="fr_FR" w:bidi="fr_FR"/>
@@ -24480,7 +25067,7 @@
         </w:rPr>
         <w:t xml:space="preserve"> ; </w:t>
       </w:r>
-      <w:hyperlink r:id="rId713">
+      <w:hyperlink r:id="rId727">
         <w:r>
           <w:rPr>
             <w:lang w:val="fr_FR" w:bidi="fr_FR"/>
@@ -24498,7 +25085,7 @@
         </w:rPr>
         <w:t xml:space="preserve"> ; </w:t>
       </w:r>
-      <w:hyperlink r:id="rId714">
+      <w:hyperlink r:id="rId728">
         <w:r>
           <w:rPr>
             <w:lang w:val="fr_FR" w:bidi="fr_FR"/>
@@ -24516,7 +25103,7 @@
         </w:rPr>
         <w:t xml:space="preserve"> ; </w:t>
       </w:r>
-      <w:hyperlink r:id="rId715">
+      <w:hyperlink r:id="rId729">
         <w:r>
           <w:rPr>
             <w:lang w:val="fr_FR" w:bidi="fr_FR"/>
@@ -24534,7 +25121,7 @@
         </w:rPr>
         <w:t xml:space="preserve"> ; </w:t>
       </w:r>
-      <w:hyperlink r:id="rId716">
+      <w:hyperlink r:id="rId730">
         <w:r>
           <w:rPr>
             <w:lang w:val="fr_FR" w:bidi="fr_FR"/>
@@ -24552,7 +25139,7 @@
         </w:rPr>
         <w:t>). En conséquence, les prophètes plaidaient souvent pour un meilleur traitement des orphelins (</w:t>
       </w:r>
-      <w:hyperlink r:id="rId717">
+      <w:hyperlink r:id="rId731">
         <w:r>
           <w:rPr>
             <w:lang w:val="fr_FR" w:bidi="fr_FR"/>
@@ -24570,7 +25157,7 @@
         </w:rPr>
         <w:t xml:space="preserve"> ; </w:t>
       </w:r>
-      <w:hyperlink r:id="rId718">
+      <w:hyperlink r:id="rId732">
         <w:r>
           <w:rPr>
             <w:lang w:val="fr_FR" w:bidi="fr_FR"/>
@@ -24588,7 +25175,7 @@
         </w:rPr>
         <w:t xml:space="preserve"> ; </w:t>
       </w:r>
-      <w:hyperlink r:id="rId719">
+      <w:hyperlink r:id="rId733">
         <w:r>
           <w:rPr>
             <w:lang w:val="fr_FR" w:bidi="fr_FR"/>
@@ -24620,7 +25207,7 @@
         </w:rPr>
         <w:t>Le Nouveau Testament utilise le mot à deux reprises seulement. Une fois, il décrit ceux qui sont désolés ou en « détresse » (</w:t>
       </w:r>
-      <w:hyperlink r:id="rId720">
+      <w:hyperlink r:id="rId734">
         <w:r>
           <w:rPr>
             <w:lang w:val="fr_FR" w:bidi="fr_FR"/>
@@ -24638,7 +25225,7 @@
         </w:rPr>
         <w:t>). La deuxième utilisation décrit ceux qui ont perdu leurs parents physiques (</w:t>
       </w:r>
-      <w:hyperlink r:id="rId721">
+      <w:hyperlink r:id="rId735">
         <w:r>
           <w:rPr>
             <w:lang w:val="fr_FR" w:bidi="fr_FR"/>
@@ -24718,7 +25305,7 @@
         </w:rPr>
         <w:t>Les anciens Israélites croyaient qu'il était très important de traiter les corps des défunts avec respect (</w:t>
       </w:r>
-      <w:hyperlink r:id="rId722">
+      <w:hyperlink r:id="rId736">
         <w:r>
           <w:rPr>
             <w:lang w:val="fr_FR" w:bidi="fr_FR"/>
@@ -24736,7 +25323,7 @@
         </w:rPr>
         <w:t xml:space="preserve"> ; </w:t>
       </w:r>
-      <w:hyperlink r:id="rId723">
+      <w:hyperlink r:id="rId737">
         <w:r>
           <w:rPr>
             <w:lang w:val="fr_FR" w:bidi="fr_FR"/>
@@ -24754,7 +25341,7 @@
         </w:rPr>
         <w:t xml:space="preserve"> ; </w:t>
       </w:r>
-      <w:hyperlink r:id="rId724">
+      <w:hyperlink r:id="rId738">
         <w:r>
           <w:rPr>
             <w:lang w:val="fr_FR" w:bidi="fr_FR"/>
@@ -24772,7 +25359,7 @@
         </w:rPr>
         <w:t xml:space="preserve"> ; </w:t>
       </w:r>
-      <w:hyperlink r:id="rId725">
+      <w:hyperlink r:id="rId739">
         <w:r>
           <w:rPr>
             <w:lang w:val="fr_FR" w:bidi="fr_FR"/>
@@ -24790,7 +25377,7 @@
         </w:rPr>
         <w:t xml:space="preserve"> ; </w:t>
       </w:r>
-      <w:hyperlink r:id="rId726">
+      <w:hyperlink r:id="rId740">
         <w:r>
           <w:rPr>
             <w:lang w:val="fr_FR" w:bidi="fr_FR"/>
@@ -24822,7 +25409,7 @@
         </w:rPr>
         <w:t>Dans le livre d'Ézéchiel, Dieu montre au prophète une vallée remplie d'ossements vieux et desséchés. Ces os représentaient le peuple d'Israël qui avait perdu tout espoir. Mais Dieu promet d'envoyer son Esprit et de donner une nouvelle vie à son peuple, semblable au fait de redonner vie à des os morts (</w:t>
       </w:r>
-      <w:hyperlink r:id="rId727">
+      <w:hyperlink r:id="rId741">
         <w:r>
           <w:rPr>
             <w:lang w:val="fr_FR" w:bidi="fr_FR"/>
@@ -24840,7 +25427,7 @@
         </w:rPr>
         <w:t>). Les os sont en réalité des tissus vivants dans un corps vivant. Ézéchiel parle de la manière d'aider un os fracturé à guérir (</w:t>
       </w:r>
-      <w:hyperlink r:id="rId728">
+      <w:hyperlink r:id="rId742">
         <w:r>
           <w:rPr>
             <w:lang w:val="fr_FR" w:bidi="fr_FR"/>
@@ -24872,7 +25459,7 @@
         </w:rPr>
         <w:t>Lorsque les Israélites célébraient la Pâque, ils devaient sacrifier un agneau parfait. L'une des exigences était qu'aucun des os de l'agneau ne devait être brisé (</w:t>
       </w:r>
-      <w:hyperlink r:id="rId729">
+      <w:hyperlink r:id="rId743">
         <w:r>
           <w:rPr>
             <w:lang w:val="fr_FR" w:bidi="fr_FR"/>
@@ -24890,7 +25477,7 @@
         </w:rPr>
         <w:t xml:space="preserve"> ; </w:t>
       </w:r>
-      <w:hyperlink r:id="rId730">
+      <w:hyperlink r:id="rId744">
         <w:r>
           <w:rPr>
             <w:lang w:val="fr_FR" w:bidi="fr_FR"/>
@@ -24908,7 +25495,7 @@
         </w:rPr>
         <w:t>). Cela devient important dans le Nouveau Testament. Les soldats romains brisaient généralement les jambes des personnes crucifiées pour les faire mourir plus vite. Quand Jésus est mort sur la croix, cependant, ils n'ont pas brisé ses jambes. Cela a accompli ce que l'Ancien Testament avait écrit à propos de Jésus, qui est appelé « l'Agneau de Dieu » (</w:t>
       </w:r>
-      <w:hyperlink r:id="rId731">
+      <w:hyperlink r:id="rId745">
         <w:r>
           <w:rPr>
             <w:lang w:val="fr_FR" w:bidi="fr_FR"/>
@@ -24926,7 +25513,7 @@
         </w:rPr>
         <w:t xml:space="preserve"> ; </w:t>
       </w:r>
-      <w:hyperlink r:id="rId732">
+      <w:hyperlink r:id="rId746">
         <w:r>
           <w:rPr>
             <w:lang w:val="fr_FR" w:bidi="fr_FR"/>
@@ -24944,7 +25531,7 @@
         </w:rPr>
         <w:t xml:space="preserve"> ; </w:t>
       </w:r>
-      <w:hyperlink r:id="rId733">
+      <w:hyperlink r:id="rId747">
         <w:r>
           <w:rPr>
             <w:lang w:val="fr_FR" w:bidi="fr_FR"/>
@@ -24976,7 +25563,7 @@
         </w:rPr>
         <w:t>Dans certaines parties de la Bible, les gens parlent des os pour décrire des sentiments forts (</w:t>
       </w:r>
-      <w:hyperlink r:id="rId734">
+      <w:hyperlink r:id="rId748">
         <w:r>
           <w:rPr>
             <w:lang w:val="fr_FR" w:bidi="fr_FR"/>
@@ -24994,7 +25581,7 @@
         </w:rPr>
         <w:t xml:space="preserve"> ; </w:t>
       </w:r>
-      <w:hyperlink r:id="rId735">
+      <w:hyperlink r:id="rId749">
         <w:r>
           <w:rPr>
             <w:lang w:val="fr_FR" w:bidi="fr_FR"/>
@@ -25012,7 +25599,7 @@
         </w:rPr>
         <w:t xml:space="preserve"> ; </w:t>
       </w:r>
-      <w:hyperlink r:id="rId736">
+      <w:hyperlink r:id="rId750">
         <w:r>
           <w:rPr>
             <w:lang w:val="fr_FR" w:bidi="fr_FR"/>
@@ -25030,7 +25617,7 @@
         </w:rPr>
         <w:t xml:space="preserve">). La Bible utilise également l'expression « chair et os » pour montrer que les gens sont étroitement liés les uns aux autres. On disait que quelqu'un était « notre chair » et « nos os » pour dire qu'il fait partie de notre famille (voir </w:t>
       </w:r>
-      <w:hyperlink r:id="rId737">
+      <w:hyperlink r:id="rId751">
         <w:r>
           <w:rPr>
             <w:lang w:val="fr_FR" w:bidi="fr_FR"/>
@@ -25048,7 +25635,7 @@
         </w:rPr>
         <w:t xml:space="preserve"> ; </w:t>
       </w:r>
-      <w:hyperlink r:id="rId738">
+      <w:hyperlink r:id="rId752">
         <w:r>
           <w:rPr>
             <w:lang w:val="fr_FR" w:bidi="fr_FR"/>
@@ -25066,7 +25653,7 @@
         </w:rPr>
         <w:t xml:space="preserve"> ; </w:t>
       </w:r>
-      <w:hyperlink r:id="rId739">
+      <w:hyperlink r:id="rId753">
         <w:r>
           <w:rPr>
             <w:lang w:val="fr_FR" w:bidi="fr_FR"/>
@@ -25387,7 +25974,7 @@
         </w:rPr>
         <w:t xml:space="preserve">Les passages qui mentionnent Juda (voir par exemple </w:t>
       </w:r>
-      <w:hyperlink r:id="rId740">
+      <w:hyperlink r:id="rId754">
         <w:r>
           <w:rPr>
             <w:lang w:val="fr_FR" w:bidi="fr_FR"/>
@@ -25405,7 +25992,7 @@
         </w:rPr>
         <w:t xml:space="preserve"> ; </w:t>
       </w:r>
-      <w:hyperlink r:id="rId741">
+      <w:hyperlink r:id="rId755">
         <w:r>
           <w:rPr>
             <w:lang w:val="fr_FR" w:bidi="fr_FR"/>
@@ -25423,7 +26010,7 @@
         </w:rPr>
         <w:t xml:space="preserve"> ; </w:t>
       </w:r>
-      <w:hyperlink r:id="rId742">
+      <w:hyperlink r:id="rId756">
         <w:r>
           <w:rPr>
             <w:lang w:val="fr_FR" w:bidi="fr_FR"/>
@@ -25441,7 +26028,7 @@
         </w:rPr>
         <w:t xml:space="preserve"> ; </w:t>
       </w:r>
-      <w:hyperlink r:id="rId743">
+      <w:hyperlink r:id="rId757">
         <w:r>
           <w:rPr>
             <w:lang w:val="fr_FR" w:bidi="fr_FR"/>
@@ -25459,7 +26046,7 @@
         </w:rPr>
         <w:t xml:space="preserve"> ; </w:t>
       </w:r>
-      <w:hyperlink r:id="rId744">
+      <w:hyperlink r:id="rId758">
         <w:r>
           <w:rPr>
             <w:lang w:val="fr_FR" w:bidi="fr_FR"/>
@@ -25477,7 +26064,7 @@
         </w:rPr>
         <w:t xml:space="preserve"> ; </w:t>
       </w:r>
-      <w:hyperlink r:id="rId745">
+      <w:hyperlink r:id="rId759">
         <w:r>
           <w:rPr>
             <w:lang w:val="fr_FR" w:bidi="fr_FR"/>
@@ -25495,7 +26082,7 @@
         </w:rPr>
         <w:t xml:space="preserve"> ; </w:t>
       </w:r>
-      <w:hyperlink r:id="rId746">
+      <w:hyperlink r:id="rId760">
         <w:r>
           <w:rPr>
             <w:lang w:val="fr_FR" w:bidi="fr_FR"/>
@@ -25531,7 +26118,7 @@
         </w:rPr>
         <w:t xml:space="preserve">Les sections qui parlent des bénédictions futures ou de la délivrance nationale (voir par exemple </w:t>
       </w:r>
-      <w:hyperlink r:id="rId747">
+      <w:hyperlink r:id="rId761">
         <w:r>
           <w:rPr>
             <w:lang w:val="fr_FR" w:bidi="fr_FR"/>
@@ -25549,7 +26136,7 @@
         </w:rPr>
         <w:t xml:space="preserve"> ; </w:t>
       </w:r>
-      <w:hyperlink r:id="rId748">
+      <w:hyperlink r:id="rId762">
         <w:r>
           <w:rPr>
             <w:lang w:val="fr_FR" w:bidi="fr_FR"/>
@@ -25628,7 +26215,7 @@
           <w:lang w:val="fr_FR" w:bidi="fr_FR"/>
         </w:rPr>
       </w:r>
-      <w:hyperlink r:id="rId749">
+      <w:hyperlink r:id="rId763">
         <w:r>
           <w:rPr>
             <w:lang w:val="fr_FR" w:bidi="fr_FR"/>
@@ -25796,7 +26383,7 @@
         </w:rPr>
         <w:t>Jéroboam a régné sur Israël pendant quarante-et-un ans, suivant les mauvaises voies de son père, Nebath (</w:t>
       </w:r>
-      <w:hyperlink r:id="rId750">
+      <w:hyperlink r:id="rId764">
         <w:r>
           <w:rPr>
             <w:lang w:val="fr_FR" w:bidi="fr_FR"/>
@@ -25814,7 +26401,7 @@
         </w:rPr>
         <w:t>). Bien qu'Israël ait prospéré sous le règne de Jéroboam, la corruption gouvernementale et le déclin spirituel ont préparé la voie pour de futurs troubles, ouvrant ainsi la voie à la chute d'Israël. Les riches propriétaires terriens, incluant le roi, ont opprimé les paysans, forçant les propriétaires terriens de la classe inférieure à quitter les fermes pour les villes. Ces problèmes sociaux ont rapidement conduit à une corruption généralisée en Israël. L'anarchie a résulté de ces temps (</w:t>
       </w:r>
-      <w:hyperlink r:id="rId751">
+      <w:hyperlink r:id="rId765">
         <w:r>
           <w:rPr>
             <w:lang w:val="fr_FR" w:bidi="fr_FR"/>
@@ -25832,7 +26419,7 @@
         </w:rPr>
         <w:t xml:space="preserve"> ; </w:t>
       </w:r>
-      <w:hyperlink r:id="rId752">
+      <w:hyperlink r:id="rId766">
         <w:r>
           <w:rPr>
             <w:lang w:val="fr_FR" w:bidi="fr_FR"/>
@@ -25850,7 +26437,7 @@
         </w:rPr>
         <w:t xml:space="preserve"> ; </w:t>
       </w:r>
-      <w:hyperlink r:id="rId753">
+      <w:hyperlink r:id="rId767">
         <w:r>
           <w:rPr>
             <w:lang w:val="fr_FR" w:bidi="fr_FR"/>
@@ -25868,7 +26455,7 @@
         </w:rPr>
         <w:t xml:space="preserve"> ; </w:t>
       </w:r>
-      <w:hyperlink r:id="rId754">
+      <w:hyperlink r:id="rId768">
         <w:r>
           <w:rPr>
             <w:lang w:val="fr_FR" w:bidi="fr_FR"/>
@@ -25947,7 +26534,7 @@
         </w:rPr>
         <w:t>« Schalman » (</w:t>
       </w:r>
-      <w:hyperlink r:id="rId755">
+      <w:hyperlink r:id="rId769">
         <w:r>
           <w:rPr>
             <w:lang w:val="fr_FR" w:bidi="fr_FR"/>
@@ -25977,7 +26564,7 @@
         </w:rPr>
         <w:t xml:space="preserve"> d'Assyrie, qui a envahi Israël au début du règne d'Osée (</w:t>
       </w:r>
-      <w:hyperlink r:id="rId756">
+      <w:hyperlink r:id="rId770">
         <w:r>
           <w:rPr>
             <w:lang w:val="fr_FR" w:bidi="fr_FR"/>
@@ -26013,7 +26600,7 @@
         </w:rPr>
         <w:t>« Jareb » (</w:t>
       </w:r>
-      <w:hyperlink r:id="rId757">
+      <w:hyperlink r:id="rId771">
         <w:r>
           <w:rPr>
             <w:lang w:val="fr_FR" w:bidi="fr_FR"/>
@@ -26031,7 +26618,7 @@
         </w:rPr>
         <w:t xml:space="preserve"> ; </w:t>
       </w:r>
-      <w:hyperlink r:id="rId758">
+      <w:hyperlink r:id="rId772">
         <w:r>
           <w:rPr>
             <w:lang w:val="fr_FR" w:bidi="fr_FR"/>
@@ -26067,7 +26654,7 @@
         </w:rPr>
         <w:t>Les prédictions de l'invasion assyrienne semblent décrire un événement sur le point de se produire (</w:t>
       </w:r>
-      <w:hyperlink r:id="rId759">
+      <w:hyperlink r:id="rId773">
         <w:r>
           <w:rPr>
             <w:lang w:val="fr_FR" w:bidi="fr_FR"/>
@@ -26085,7 +26672,7 @@
         </w:rPr>
         <w:t xml:space="preserve"> ; </w:t>
       </w:r>
-      <w:hyperlink r:id="rId760">
+      <w:hyperlink r:id="rId774">
         <w:r>
           <w:rPr>
             <w:lang w:val="fr_FR" w:bidi="fr_FR"/>
@@ -26121,7 +26708,7 @@
         </w:rPr>
         <w:t>Les mentions de l'Égypte et de la dépendance d'Israël envers cette nation semblent correspondre au règne d'Osée (</w:t>
       </w:r>
-      <w:hyperlink r:id="rId562">
+      <w:hyperlink r:id="rId576">
         <w:r>
           <w:rPr>
             <w:lang w:val="fr_FR" w:bidi="fr_FR"/>
@@ -26139,7 +26726,7 @@
         </w:rPr>
         <w:t xml:space="preserve"> ; </w:t>
       </w:r>
-      <w:hyperlink r:id="rId463">
+      <w:hyperlink r:id="rId477">
         <w:r>
           <w:rPr>
             <w:lang w:val="fr_FR" w:bidi="fr_FR"/>
@@ -26196,7 +26783,7 @@
         </w:rPr>
         <w:t>Osée a prophétisé tout en vivant en Israël. Il appelle le roi de Samarie « notre roi » (</w:t>
       </w:r>
-      <w:hyperlink r:id="rId761">
+      <w:hyperlink r:id="rId775">
         <w:r>
           <w:rPr>
             <w:lang w:val="fr_FR" w:bidi="fr_FR"/>
@@ -26214,7 +26801,7 @@
         </w:rPr>
         <w:t>). Ses descriptions d'Israël montrent qu'il connaissait bien la géographie du royaume du nord. Osée mentionne Galaad comme s'il avait vu la région de ses propres yeux (</w:t>
       </w:r>
-      <w:hyperlink r:id="rId762">
+      <w:hyperlink r:id="rId776">
         <w:r>
           <w:rPr>
             <w:lang w:val="fr_FR" w:bidi="fr_FR"/>
@@ -26232,7 +26819,7 @@
         </w:rPr>
         <w:t xml:space="preserve"> ; </w:t>
       </w:r>
-      <w:hyperlink r:id="rId763">
+      <w:hyperlink r:id="rId777">
         <w:r>
           <w:rPr>
             <w:lang w:val="fr_FR" w:bidi="fr_FR"/>
@@ -26275,7 +26862,7 @@
         </w:rPr>
         <w:t xml:space="preserve">Osée a dit à Israël de se repentir et de revenir à Dieu. Il a décrit le Dieu d'Israël comme patient et aimant, toujours fidèle à ses promesses. Cet accent est typique d'Osée (voir </w:t>
       </w:r>
-      <w:hyperlink r:id="rId764">
+      <w:hyperlink r:id="rId778">
         <w:r>
           <w:rPr>
             <w:lang w:val="fr_FR" w:bidi="fr_FR"/>
@@ -26371,7 +26958,7 @@
         </w:rPr>
         <w:t>Dieu dit à Osée d'épouser la prostituée Gomer et d'avoir des enfants avec elle (</w:t>
       </w:r>
-      <w:hyperlink r:id="rId765">
+      <w:hyperlink r:id="rId779">
         <w:r>
           <w:rPr>
             <w:lang w:val="fr_FR" w:bidi="fr_FR"/>
@@ -26389,7 +26976,7 @@
         </w:rPr>
         <w:t xml:space="preserve">). Ce commandement a intrigué certains commentateurs, car les prêtres et prophètes en Israël n'épousaient pas de prostituées. Les auteurs juifs médiévaux ont vu en cette histoire un récit symbolique mais non historique. Certains experts ultérieurs ont perçu une différence entre </w:t>
       </w:r>
-      <w:hyperlink r:id="rId766">
+      <w:hyperlink r:id="rId780">
         <w:r>
           <w:rPr>
             <w:lang w:val="fr_FR" w:bidi="fr_FR"/>
@@ -26407,7 +26994,7 @@
         </w:rPr>
         <w:t xml:space="preserve"> et </w:t>
       </w:r>
-      <w:hyperlink r:id="rId767">
+      <w:hyperlink r:id="rId781">
         <w:r>
           <w:rPr>
             <w:lang w:val="fr_FR" w:bidi="fr_FR"/>
@@ -26425,7 +27012,7 @@
         </w:rPr>
         <w:t>, considérant ce dernier comme le récit personnel d'Osée concernant son mariage, tandis que le premier chapitre était vu comme des souvenirs généraux de ses débuts en tant que prophète. D'autres commentateurs ont affirmé que les deux chapitres traitaient de faits littéraux, tandis que certains experts estiment qu'</w:t>
       </w:r>
-      <w:hyperlink r:id="rId766">
+      <w:hyperlink r:id="rId780">
         <w:r>
           <w:rPr>
             <w:lang w:val="fr_FR" w:bidi="fr_FR"/>
@@ -26443,7 +27030,7 @@
         </w:rPr>
         <w:t xml:space="preserve"> était historique et qu'</w:t>
       </w:r>
-      <w:hyperlink r:id="rId767">
+      <w:hyperlink r:id="rId781">
         <w:r>
           <w:rPr>
             <w:lang w:val="fr_FR" w:bidi="fr_FR"/>
@@ -26509,7 +27096,7 @@
         </w:rPr>
         <w:t xml:space="preserve"> » (</w:t>
       </w:r>
-      <w:hyperlink r:id="rId768">
+      <w:hyperlink r:id="rId782">
         <w:r>
           <w:rPr>
             <w:lang w:val="fr_FR" w:bidi="fr_FR"/>
@@ -26559,7 +27146,7 @@
         </w:rPr>
         <w:t>La raison pour laquelle Osée devait la racheter n'est pas claire. Il est également inconnu pourquoi le paiement était en partie en grain et en partie en argent. Cette transaction pourrait symboliser la délivrance future d'exil d'Israël par Dieu. Toutefois, les dix tribus du nord ne sont pas revenues de l'exil en Assyrie. Cette interprétation ne s'applique sans doute pas à Juda, puisque le message d'Osée n'était pas destiné au royaume du sud, bien que Juda ait reçu un avertissement (</w:t>
       </w:r>
-      <w:hyperlink r:id="rId769">
+      <w:hyperlink r:id="rId783">
         <w:r>
           <w:rPr>
             <w:lang w:val="fr_FR" w:bidi="fr_FR"/>
@@ -26591,7 +27178,7 @@
         </w:rPr>
         <w:t>Les enfants nés d'Osée et de Gomer ont reçu des noms symboliques. Le premier enfant était un fils nommé Jizreel (</w:t>
       </w:r>
-      <w:hyperlink r:id="rId770">
+      <w:hyperlink r:id="rId784">
         <w:r>
           <w:rPr>
             <w:lang w:val="fr_FR" w:bidi="fr_FR"/>
@@ -26609,7 +27196,7 @@
         </w:rPr>
         <w:t>). Ce nom signifiait le jugement de Dieu sur la famille de Jéhu pour le meurtre par Jéhu de la famille d'Achab dans la vallée de Jizreel (</w:t>
       </w:r>
-      <w:hyperlink r:id="rId771">
+      <w:hyperlink r:id="rId785">
         <w:r>
           <w:rPr>
             <w:lang w:val="fr_FR" w:bidi="fr_FR"/>
@@ -26641,7 +27228,7 @@
         </w:rPr>
         <w:t>Le deuxième enfant s'appellera Lo-Ruchama (</w:t>
       </w:r>
-      <w:hyperlink r:id="rId772">
+      <w:hyperlink r:id="rId786">
         <w:r>
           <w:rPr>
             <w:lang w:val="fr_FR" w:bidi="fr_FR"/>
@@ -26659,7 +27246,7 @@
         </w:rPr>
         <w:t>), son nom signifiant « pas de compassion ou de pitié ». Cela symbolisait le jugement d'Israël. La corruption spirituelle du royaume du Nord avait atteint son apogée, et il serait vaincu et emmené en captivité (</w:t>
       </w:r>
-      <w:hyperlink r:id="rId772">
+      <w:hyperlink r:id="rId786">
         <w:r>
           <w:rPr>
             <w:lang w:val="fr_FR" w:bidi="fr_FR"/>
@@ -26698,7 +27285,7 @@
         </w:rPr>
         <w:t xml:space="preserve"> sera le nom du troisième enfant, un deuxième fils. Ce prénom signifie « pas mon peuple » (</w:t>
       </w:r>
-      <w:hyperlink r:id="rId773">
+      <w:hyperlink r:id="rId787">
         <w:r>
           <w:rPr>
             <w:lang w:val="fr_FR" w:bidi="fr_FR"/>
@@ -26716,7 +27303,7 @@
         </w:rPr>
         <w:t>). Ce rejet d'Israël en tant que peuple choisi de Dieu était temporaire (</w:t>
       </w:r>
-      <w:hyperlink r:id="rId774">
+      <w:hyperlink r:id="rId788">
         <w:r>
           <w:rPr>
             <w:lang w:val="fr_FR" w:bidi="fr_FR"/>
@@ -26734,7 +27321,7 @@
         </w:rPr>
         <w:t>). Dieu accomplirait ses promesses à Abraham (</w:t>
       </w:r>
-      <w:hyperlink r:id="rId775">
+      <w:hyperlink r:id="rId789">
         <w:r>
           <w:rPr>
             <w:lang w:val="fr_FR" w:bidi="fr_FR"/>
@@ -26752,7 +27339,7 @@
         </w:rPr>
         <w:t xml:space="preserve"> ; </w:t>
       </w:r>
-      <w:hyperlink r:id="rId776">
+      <w:hyperlink r:id="rId790">
         <w:r>
           <w:rPr>
             <w:lang w:val="fr_FR" w:bidi="fr_FR"/>
@@ -26770,7 +27357,7 @@
         </w:rPr>
         <w:t>) et à Moïse (</w:t>
       </w:r>
-      <w:hyperlink r:id="rId777">
+      <w:hyperlink r:id="rId791">
         <w:r>
           <w:rPr>
             <w:lang w:val="fr_FR" w:bidi="fr_FR"/>
@@ -26802,7 +27389,7 @@
         </w:rPr>
         <w:t>Gomer n'était pas heureuse dans son mariage et elle a donc cherché d'autres amants. De même, Israël cherchait sa propre satisfaction dans l'adoration de faux dieux. Ils attribuaient à tort les bonnes choses de leur Dieu miséricordieux à ces dieux païens (</w:t>
       </w:r>
-      <w:hyperlink r:id="rId778">
+      <w:hyperlink r:id="rId792">
         <w:r>
           <w:rPr>
             <w:lang w:val="fr_FR" w:bidi="fr_FR"/>
@@ -26834,7 +27421,7 @@
         </w:rPr>
         <w:t>La déclaration de divorce d'Osée envers Gomer en raison de son adultère symbolise le divorce de Yahvé d'Israël pour son infidélité (</w:t>
       </w:r>
-      <w:hyperlink r:id="rId779">
+      <w:hyperlink r:id="rId793">
         <w:r>
           <w:rPr>
             <w:lang w:val="fr_FR" w:bidi="fr_FR"/>
@@ -26852,7 +27439,7 @@
         </w:rPr>
         <w:t xml:space="preserve"> ; voir aussi </w:t>
       </w:r>
-      <w:hyperlink r:id="rId780">
+      <w:hyperlink r:id="rId794">
         <w:r>
           <w:rPr>
             <w:lang w:val="fr_FR" w:bidi="fr_FR"/>
@@ -26870,6 +27457,32 @@
         </w:rPr>
         <w:t>). Leurs enfants représentent les membres individuels de la nation d'Israël à l'époque d'Osée (</w:t>
       </w:r>
+      <w:hyperlink r:id="rId795">
+        <w:r>
+          <w:rPr>
+            <w:lang w:val="fr_FR" w:bidi="fr_FR"/>
+          </w:rPr>
+          <w:rPr>
+            <w:color w:val="0000EE"/>
+            <w:u w:val="single"/>
+          </w:rPr>
+          <w:t>Os 2.2–5</w:t>
+        </w:r>
+      </w:hyperlink>
+      <w:r>
+        <w:rPr>
+          <w:lang w:val="fr_FR" w:bidi="fr_FR"/>
+        </w:rPr>
+        <w:t>).</w:t>
+      </w:r>
+    </w:p>
+    <w:p>
+      <w:pPr/>
+      <w:r>
+        <w:rPr>
+          <w:lang w:val="fr_FR" w:bidi="fr_FR"/>
+        </w:rPr>
+      </w:r>
       <w:hyperlink r:id="rId781">
         <w:r>
           <w:rPr>
@@ -26879,7 +27492,115 @@
             <w:color w:val="0000EE"/>
             <w:u w:val="single"/>
           </w:rPr>
-          <w:t>Os 2.2–5</w:t>
+          <w:t>Osée 3</w:t>
+        </w:r>
+      </w:hyperlink>
+      <w:r>
+        <w:rPr>
+          <w:lang w:val="fr_FR" w:bidi="fr_FR"/>
+        </w:rPr>
+        <w:t xml:space="preserve"> utilise la restauration pour résumer l'histoire d'Israël. L'esclavage d'Israël au péché et à Satan (voir </w:t>
+      </w:r>
+      <w:hyperlink r:id="rId796">
+        <w:r>
+          <w:rPr>
+            <w:lang w:val="fr_FR" w:bidi="fr_FR"/>
+          </w:rPr>
+          <w:rPr>
+            <w:color w:val="0000EE"/>
+            <w:u w:val="single"/>
+          </w:rPr>
+          <w:t>Hé 2.14–15</w:t>
+        </w:r>
+      </w:hyperlink>
+      <w:r>
+        <w:rPr>
+          <w:lang w:val="fr_FR" w:bidi="fr_FR"/>
+        </w:rPr>
+        <w:t>) est illustré par le prix qu'Osée a payé pour Gomer (</w:t>
+      </w:r>
+      <w:hyperlink r:id="rId797">
+        <w:r>
+          <w:rPr>
+            <w:lang w:val="fr_FR" w:bidi="fr_FR"/>
+          </w:rPr>
+          <w:rPr>
+            <w:color w:val="0000EE"/>
+            <w:u w:val="single"/>
+          </w:rPr>
+          <w:t>Os 3.2</w:t>
+        </w:r>
+      </w:hyperlink>
+      <w:r>
+        <w:rPr>
+          <w:lang w:val="fr_FR" w:bidi="fr_FR"/>
+        </w:rPr>
+        <w:t xml:space="preserve">). Ce prix était celui d'une esclave parce que Gomer était asservie par son adultère (voir </w:t>
+      </w:r>
+      <w:hyperlink r:id="rId798">
+        <w:r>
+          <w:rPr>
+            <w:lang w:val="fr_FR" w:bidi="fr_FR"/>
+          </w:rPr>
+          <w:rPr>
+            <w:color w:val="0000EE"/>
+            <w:u w:val="single"/>
+          </w:rPr>
+          <w:t>Ex 21.32</w:t>
+        </w:r>
+      </w:hyperlink>
+      <w:r>
+        <w:rPr>
+          <w:lang w:val="fr_FR" w:bidi="fr_FR"/>
+        </w:rPr>
+        <w:t>). L'isolement de Gomer, tout comme l'exil d'Israël, était destiné à la purification (</w:t>
+      </w:r>
+      <w:hyperlink r:id="rId799">
+        <w:r>
+          <w:rPr>
+            <w:lang w:val="fr_FR" w:bidi="fr_FR"/>
+          </w:rPr>
+          <w:rPr>
+            <w:color w:val="0000EE"/>
+            <w:u w:val="single"/>
+          </w:rPr>
+          <w:t>Os 3.3</w:t>
+        </w:r>
+      </w:hyperlink>
+      <w:r>
+        <w:rPr>
+          <w:lang w:val="fr_FR" w:bidi="fr_FR"/>
+        </w:rPr>
+        <w:t xml:space="preserve"> ; voir </w:t>
+      </w:r>
+      <w:hyperlink r:id="rId800">
+        <w:r>
+          <w:rPr>
+            <w:lang w:val="fr_FR" w:bidi="fr_FR"/>
+          </w:rPr>
+          <w:rPr>
+            <w:color w:val="0000EE"/>
+            <w:u w:val="single"/>
+          </w:rPr>
+          <w:t>Dt 21.13</w:t>
+        </w:r>
+      </w:hyperlink>
+      <w:r>
+        <w:rPr>
+          <w:lang w:val="fr_FR" w:bidi="fr_FR"/>
+        </w:rPr>
+        <w:t xml:space="preserve"> ; </w:t>
+      </w:r>
+      <w:hyperlink r:id="rId801">
+        <w:r>
+          <w:rPr>
+            <w:lang w:val="fr_FR" w:bidi="fr_FR"/>
+          </w:rPr>
+          <w:rPr>
+            <w:color w:val="0000EE"/>
+            <w:u w:val="single"/>
+          </w:rPr>
+          <w:t>30.2</w:t>
         </w:r>
       </w:hyperlink>
       <w:r>
@@ -26896,124 +27617,34 @@
           <w:lang w:val="fr_FR" w:bidi="fr_FR"/>
         </w:rPr>
       </w:r>
-      <w:hyperlink r:id="rId767">
-        <w:r>
-          <w:rPr>
-            <w:lang w:val="fr_FR" w:bidi="fr_FR"/>
-          </w:rPr>
-          <w:rPr>
-            <w:color w:val="0000EE"/>
-            <w:u w:val="single"/>
-          </w:rPr>
-          <w:t>Osée 3</w:t>
-        </w:r>
-      </w:hyperlink>
-      <w:r>
-        <w:rPr>
-          <w:lang w:val="fr_FR" w:bidi="fr_FR"/>
-        </w:rPr>
-        <w:t xml:space="preserve"> utilise la restauration pour résumer l'histoire d'Israël. L'esclavage d'Israël au péché et à Satan (voir </w:t>
-      </w:r>
-      <w:hyperlink r:id="rId782">
-        <w:r>
-          <w:rPr>
-            <w:lang w:val="fr_FR" w:bidi="fr_FR"/>
-          </w:rPr>
-          <w:rPr>
-            <w:color w:val="0000EE"/>
-            <w:u w:val="single"/>
-          </w:rPr>
-          <w:t>Hé 2.14–15</w:t>
-        </w:r>
-      </w:hyperlink>
-      <w:r>
-        <w:rPr>
-          <w:lang w:val="fr_FR" w:bidi="fr_FR"/>
-        </w:rPr>
-        <w:t>) est illustré par le prix qu'Osée a payé pour Gomer (</w:t>
-      </w:r>
-      <w:hyperlink r:id="rId783">
-        <w:r>
-          <w:rPr>
-            <w:lang w:val="fr_FR" w:bidi="fr_FR"/>
-          </w:rPr>
-          <w:rPr>
-            <w:color w:val="0000EE"/>
-            <w:u w:val="single"/>
-          </w:rPr>
-          <w:t>Os 3.2</w:t>
-        </w:r>
-      </w:hyperlink>
-      <w:r>
-        <w:rPr>
-          <w:lang w:val="fr_FR" w:bidi="fr_FR"/>
-        </w:rPr>
-        <w:t xml:space="preserve">). Ce prix était celui d'une esclave parce que Gomer était asservie par son adultère (voir </w:t>
-      </w:r>
-      <w:hyperlink r:id="rId784">
-        <w:r>
-          <w:rPr>
-            <w:lang w:val="fr_FR" w:bidi="fr_FR"/>
-          </w:rPr>
-          <w:rPr>
-            <w:color w:val="0000EE"/>
-            <w:u w:val="single"/>
-          </w:rPr>
-          <w:t>Ex 21.32</w:t>
-        </w:r>
-      </w:hyperlink>
-      <w:r>
-        <w:rPr>
-          <w:lang w:val="fr_FR" w:bidi="fr_FR"/>
-        </w:rPr>
-        <w:t>). L'isolement de Gomer, tout comme l'exil d'Israël, était destiné à la purification (</w:t>
-      </w:r>
-      <w:hyperlink r:id="rId785">
-        <w:r>
-          <w:rPr>
-            <w:lang w:val="fr_FR" w:bidi="fr_FR"/>
-          </w:rPr>
-          <w:rPr>
-            <w:color w:val="0000EE"/>
-            <w:u w:val="single"/>
-          </w:rPr>
-          <w:t>Os 3.3</w:t>
-        </w:r>
-      </w:hyperlink>
-      <w:r>
-        <w:rPr>
-          <w:lang w:val="fr_FR" w:bidi="fr_FR"/>
-        </w:rPr>
-        <w:t xml:space="preserve"> ; voir </w:t>
-      </w:r>
-      <w:hyperlink r:id="rId786">
-        <w:r>
-          <w:rPr>
-            <w:lang w:val="fr_FR" w:bidi="fr_FR"/>
-          </w:rPr>
-          <w:rPr>
-            <w:color w:val="0000EE"/>
-            <w:u w:val="single"/>
-          </w:rPr>
-          <w:t>Dt 21.13</w:t>
-        </w:r>
-      </w:hyperlink>
-      <w:r>
-        <w:rPr>
-          <w:lang w:val="fr_FR" w:bidi="fr_FR"/>
-        </w:rPr>
-        <w:t xml:space="preserve"> ; </w:t>
-      </w:r>
-      <w:hyperlink r:id="rId787">
-        <w:r>
-          <w:rPr>
-            <w:lang w:val="fr_FR" w:bidi="fr_FR"/>
-          </w:rPr>
-          <w:rPr>
-            <w:color w:val="0000EE"/>
-            <w:u w:val="single"/>
-          </w:rPr>
-          <w:t>30.2</w:t>
+      <w:r>
+        <w:rPr>
+          <w:lang w:val="fr_FR" w:bidi="fr_FR"/>
+        </w:rPr>
+        <w:t xml:space="preserve">Après l'exil à Babylone (« Après cela », et « </w:t>
+      </w:r>
+      <w:r>
+        <w:rPr>
+          <w:lang w:val="fr_FR" w:bidi="fr_FR"/>
+        </w:rPr>
+        <w:t>dans la suite des temps</w:t>
+      </w:r>
+      <w:r>
+        <w:rPr>
+          <w:lang w:val="fr_FR" w:bidi="fr_FR"/>
+        </w:rPr>
+        <w:t xml:space="preserve"> »), Israël retournera vers son mari pour profiter des bénédictions de la relation renouvelée. En référence au Messie, « David, leur roi », sera ressuscité pour conduire Israël vers le Seigneur (</w:t>
+      </w:r>
+      <w:hyperlink r:id="rId802">
+        <w:r>
+          <w:rPr>
+            <w:lang w:val="fr_FR" w:bidi="fr_FR"/>
+          </w:rPr>
+          <w:rPr>
+            <w:color w:val="0000EE"/>
+            <w:u w:val="single"/>
+          </w:rPr>
+          <w:t>Os 3.5</w:t>
         </w:r>
       </w:hyperlink>
       <w:r>
@@ -27034,53 +27665,9 @@
         <w:rPr>
           <w:lang w:val="fr_FR" w:bidi="fr_FR"/>
         </w:rPr>
-        <w:t xml:space="preserve">Après l'exil à Babylone (« Après cela », et « </w:t>
-      </w:r>
-      <w:r>
-        <w:rPr>
-          <w:lang w:val="fr_FR" w:bidi="fr_FR"/>
-        </w:rPr>
-        <w:t>dans la suite des temps</w:t>
-      </w:r>
-      <w:r>
-        <w:rPr>
-          <w:lang w:val="fr_FR" w:bidi="fr_FR"/>
-        </w:rPr>
-        <w:t xml:space="preserve"> »), Israël retournera vers son mari pour profiter des bénédictions de la relation renouvelée. En référence au Messie, « David, leur roi », sera ressuscité pour conduire Israël vers le Seigneur (</w:t>
-      </w:r>
-      <w:hyperlink r:id="rId788">
-        <w:r>
-          <w:rPr>
-            <w:lang w:val="fr_FR" w:bidi="fr_FR"/>
-          </w:rPr>
-          <w:rPr>
-            <w:color w:val="0000EE"/>
-            <w:u w:val="single"/>
-          </w:rPr>
-          <w:t>Os 3.5</w:t>
-        </w:r>
-      </w:hyperlink>
-      <w:r>
-        <w:rPr>
-          <w:lang w:val="fr_FR" w:bidi="fr_FR"/>
-        </w:rPr>
-        <w:t>).</w:t>
-      </w:r>
-    </w:p>
-    <w:p>
-      <w:pPr/>
-      <w:r>
-        <w:rPr>
-          <w:lang w:val="fr_FR" w:bidi="fr_FR"/>
-        </w:rPr>
-      </w:r>
-      <w:r>
-        <w:rPr>
-          <w:lang w:val="fr_FR" w:bidi="fr_FR"/>
-        </w:rPr>
         <w:t>La dernière section majeure d'Osée explique en détail ce qu'</w:t>
       </w:r>
-      <w:hyperlink r:id="rId789">
+      <w:hyperlink r:id="rId803">
         <w:r>
           <w:rPr>
             <w:lang w:val="fr_FR" w:bidi="fr_FR"/>
@@ -27116,7 +27703,7 @@
         </w:rPr>
         <w:t>L'abandon de la foi par Israël (</w:t>
       </w:r>
-      <w:hyperlink r:id="rId790">
+      <w:hyperlink r:id="rId804">
         <w:r>
           <w:rPr>
             <w:lang w:val="fr_FR" w:bidi="fr_FR"/>
@@ -27152,7 +27739,7 @@
         </w:rPr>
         <w:t>Le châtiment (</w:t>
       </w:r>
-      <w:hyperlink r:id="rId791">
+      <w:hyperlink r:id="rId805">
         <w:r>
           <w:rPr>
             <w:lang w:val="fr_FR" w:bidi="fr_FR"/>
@@ -27188,7 +27775,7 @@
         </w:rPr>
         <w:t>La restauration (</w:t>
       </w:r>
-      <w:hyperlink r:id="rId792">
+      <w:hyperlink r:id="rId806">
         <w:r>
           <w:rPr>
             <w:lang w:val="fr_FR" w:bidi="fr_FR"/>
@@ -27231,7 +27818,7 @@
         </w:rPr>
         <w:t>Israël était profondément impliqué dans des activités impies et s'était éloigné de Dieu (</w:t>
       </w:r>
-      <w:hyperlink r:id="rId751">
+      <w:hyperlink r:id="rId765">
         <w:r>
           <w:rPr>
             <w:lang w:val="fr_FR" w:bidi="fr_FR"/>
@@ -27249,7 +27836,7 @@
         </w:rPr>
         <w:t xml:space="preserve"> ; voir </w:t>
       </w:r>
-      <w:hyperlink r:id="rId793">
+      <w:hyperlink r:id="rId807">
         <w:r>
           <w:rPr>
             <w:lang w:val="fr_FR" w:bidi="fr_FR"/>
@@ -27267,7 +27854,7 @@
         </w:rPr>
         <w:t>). Le peuple ignorait la parole de Dieu en raison de son indifférence et de la tromperie des prêtres (</w:t>
       </w:r>
-      <w:hyperlink r:id="rId794">
+      <w:hyperlink r:id="rId808">
         <w:r>
           <w:rPr>
             <w:lang w:val="fr_FR" w:bidi="fr_FR"/>
@@ -27285,7 +27872,7 @@
         </w:rPr>
         <w:t xml:space="preserve"> ; voir </w:t>
       </w:r>
-      <w:hyperlink r:id="rId795">
+      <w:hyperlink r:id="rId809">
         <w:r>
           <w:rPr>
             <w:lang w:val="fr_FR" w:bidi="fr_FR"/>
@@ -27303,7 +27890,7 @@
         </w:rPr>
         <w:t xml:space="preserve"> ; </w:t>
       </w:r>
-      <w:hyperlink r:id="rId796">
+      <w:hyperlink r:id="rId810">
         <w:r>
           <w:rPr>
             <w:lang w:val="fr_FR" w:bidi="fr_FR"/>
@@ -27321,7 +27908,7 @@
         </w:rPr>
         <w:t xml:space="preserve"> ; </w:t>
       </w:r>
-      <w:hyperlink r:id="rId797">
+      <w:hyperlink r:id="rId811">
         <w:r>
           <w:rPr>
             <w:lang w:val="fr_FR" w:bidi="fr_FR"/>
@@ -27339,7 +27926,7 @@
         </w:rPr>
         <w:t>). Israël suivait des dirigeants spirituels corrompus tout comme leurs rois suivaient les voies corrompues des anciens dirigeants (</w:t>
       </w:r>
-      <w:hyperlink r:id="rId798">
+      <w:hyperlink r:id="rId812">
         <w:r>
           <w:rPr>
             <w:lang w:val="fr_FR" w:bidi="fr_FR"/>
@@ -27357,7 +27944,7 @@
         </w:rPr>
         <w:t>). Au lieu de la parole de Dieu, Israël cherchait conseil auprès des idoles et de la divination (</w:t>
       </w:r>
-      <w:hyperlink r:id="rId799">
+      <w:hyperlink r:id="rId813">
         <w:r>
           <w:rPr>
             <w:lang w:val="fr_FR" w:bidi="fr_FR"/>
@@ -27375,7 +27962,7 @@
         </w:rPr>
         <w:t>). Enfin, Israël a perdu son identité sacerdotale (</w:t>
       </w:r>
-      <w:hyperlink r:id="rId800">
+      <w:hyperlink r:id="rId814">
         <w:r>
           <w:rPr>
             <w:lang w:val="fr_FR" w:bidi="fr_FR"/>
@@ -27393,7 +27980,7 @@
         </w:rPr>
         <w:t xml:space="preserve"> ; voir </w:t>
       </w:r>
-      <w:hyperlink r:id="rId801">
+      <w:hyperlink r:id="rId815">
         <w:r>
           <w:rPr>
             <w:lang w:val="fr_FR" w:bidi="fr_FR"/>
@@ -27411,7 +27998,7 @@
         </w:rPr>
         <w:t>) car les prêtres étaient principalement responsables de l'éloignement de la nation de la foi (</w:t>
       </w:r>
-      <w:hyperlink r:id="rId802">
+      <w:hyperlink r:id="rId816">
         <w:r>
           <w:rPr>
             <w:lang w:val="fr_FR" w:bidi="fr_FR"/>
@@ -27454,7 +28041,7 @@
         </w:rPr>
         <w:t>Après avoir présenté son plaidoyer contre le royaume du Nord, Dieu donne un avertissement (</w:t>
       </w:r>
-      <w:hyperlink r:id="rId803">
+      <w:hyperlink r:id="rId817">
         <w:r>
           <w:rPr>
             <w:lang w:val="fr_FR" w:bidi="fr_FR"/>
@@ -27472,7 +28059,7 @@
         </w:rPr>
         <w:t>). La trompette sonnera dans les collines de Benjamin (</w:t>
       </w:r>
-      <w:hyperlink r:id="rId804">
+      <w:hyperlink r:id="rId818">
         <w:r>
           <w:rPr>
             <w:lang w:val="fr_FR" w:bidi="fr_FR"/>
@@ -27490,7 +28077,7 @@
         </w:rPr>
         <w:t>), la région entre Israël et Juda. L'alarme qui y retentira indiquera qu'Israël est envahi et que Juda est en danger (</w:t>
       </w:r>
-      <w:hyperlink r:id="rId805">
+      <w:hyperlink r:id="rId819">
         <w:r>
           <w:rPr>
             <w:lang w:val="fr_FR" w:bidi="fr_FR"/>
@@ -27508,7 +28095,7 @@
         </w:rPr>
         <w:t>). Le royaume du Nord s'appuyait sur des commandements humains, et non sur ceux de Dieu (</w:t>
       </w:r>
-      <w:hyperlink r:id="rId806">
+      <w:hyperlink r:id="rId820">
         <w:r>
           <w:rPr>
             <w:lang w:val="fr_FR" w:bidi="fr_FR"/>
@@ -27526,7 +28113,7 @@
         </w:rPr>
         <w:t>). Israël a cherché de l'aide auprès de l'Assyrie mais a fait face à la trahison et à la défaite (</w:t>
       </w:r>
-      <w:hyperlink r:id="rId757">
+      <w:hyperlink r:id="rId771">
         <w:r>
           <w:rPr>
             <w:lang w:val="fr_FR" w:bidi="fr_FR"/>
@@ -27544,7 +28131,7 @@
         </w:rPr>
         <w:t>). Dans cette prophétie concernant la chute d'Israël aux mains des Assyriens en 722 av. J.‑C., Osée dépeint Dieu comme le justicier ultime (</w:t>
       </w:r>
-      <w:hyperlink r:id="rId807">
+      <w:hyperlink r:id="rId821">
         <w:r>
           <w:rPr>
             <w:lang w:val="fr_FR" w:bidi="fr_FR"/>
@@ -27576,7 +28163,7 @@
         </w:rPr>
         <w:t>Dieu appelle à la repentance juste après avoir révélé la punition (</w:t>
       </w:r>
-      <w:hyperlink r:id="rId808">
+      <w:hyperlink r:id="rId822">
         <w:r>
           <w:rPr>
             <w:lang w:val="fr_FR" w:bidi="fr_FR"/>
@@ -27594,7 +28181,7 @@
         </w:rPr>
         <w:t xml:space="preserve"> ; la division du chapitre ici n'est pas idéale car </w:t>
       </w:r>
-      <w:hyperlink r:id="rId809">
+      <w:hyperlink r:id="rId823">
         <w:r>
           <w:rPr>
             <w:lang w:val="fr_FR" w:bidi="fr_FR"/>
@@ -27630,7 +28217,7 @@
         </w:rPr>
         <w:t xml:space="preserve">). L'appel à revenir à Yahvé pourrait refléter la réponse personnelle d'Osée à la révélation. Cependant, il est préférable de voir </w:t>
       </w:r>
-      <w:hyperlink r:id="rId809">
+      <w:hyperlink r:id="rId823">
         <w:r>
           <w:rPr>
             <w:lang w:val="fr_FR" w:bidi="fr_FR"/>
@@ -27648,7 +28235,7 @@
         </w:rPr>
         <w:t xml:space="preserve"> comme les paroles du reste futur lors de son retour. L'Assyrie n'a pas offert de guérison, à l'instar des autres nations. Dieu, lui, guérira Israël spirituellement, politiquement et physiquement (</w:t>
       </w:r>
-      <w:hyperlink r:id="rId810">
+      <w:hyperlink r:id="rId824">
         <w:r>
           <w:rPr>
             <w:lang w:val="fr_FR" w:bidi="fr_FR"/>
@@ -27666,7 +28253,7 @@
         </w:rPr>
         <w:t xml:space="preserve"> ; voir aussi </w:t>
       </w:r>
-      <w:hyperlink r:id="rId811">
+      <w:hyperlink r:id="rId825">
         <w:r>
           <w:rPr>
             <w:lang w:val="fr_FR" w:bidi="fr_FR"/>
@@ -27684,7 +28271,7 @@
         </w:rPr>
         <w:t xml:space="preserve"> ; </w:t>
       </w:r>
-      <w:hyperlink r:id="rId812">
+      <w:hyperlink r:id="rId826">
         <w:r>
           <w:rPr>
             <w:lang w:val="fr_FR" w:bidi="fr_FR"/>
@@ -27702,7 +28289,7 @@
         </w:rPr>
         <w:t xml:space="preserve"> ; </w:t>
       </w:r>
-      <w:hyperlink r:id="rId813">
+      <w:hyperlink r:id="rId827">
         <w:r>
           <w:rPr>
             <w:lang w:val="fr_FR" w:bidi="fr_FR"/>
@@ -27720,7 +28307,7 @@
         </w:rPr>
         <w:t xml:space="preserve"> ; </w:t>
       </w:r>
-      <w:hyperlink r:id="rId727">
+      <w:hyperlink r:id="rId741">
         <w:r>
           <w:rPr>
             <w:lang w:val="fr_FR" w:bidi="fr_FR"/>
@@ -27738,7 +28325,7 @@
         </w:rPr>
         <w:t xml:space="preserve"> ; </w:t>
       </w:r>
-      <w:hyperlink r:id="rId814">
+      <w:hyperlink r:id="rId828">
         <w:r>
           <w:rPr>
             <w:lang w:val="fr_FR" w:bidi="fr_FR"/>
@@ -27770,7 +28357,7 @@
         </w:rPr>
         <w:t>Après avoir appelé à la repentance, Dieu se concentre à nouveau sur Israël (</w:t>
       </w:r>
-      <w:hyperlink r:id="rId815">
+      <w:hyperlink r:id="rId829">
         <w:r>
           <w:rPr>
             <w:lang w:val="fr_FR" w:bidi="fr_FR"/>
@@ -27788,7 +28375,7 @@
         </w:rPr>
         <w:t xml:space="preserve"> ; voir aussi </w:t>
       </w:r>
-      <w:hyperlink r:id="rId741">
+      <w:hyperlink r:id="rId755">
         <w:r>
           <w:rPr>
             <w:lang w:val="fr_FR" w:bidi="fr_FR"/>
@@ -27806,7 +28393,7 @@
         </w:rPr>
         <w:t>). Israël s'est détourné de son créateur et a désobéi à son message (</w:t>
       </w:r>
-      <w:hyperlink r:id="rId816">
+      <w:hyperlink r:id="rId830">
         <w:r>
           <w:rPr>
             <w:lang w:val="fr_FR" w:bidi="fr_FR"/>
@@ -27824,7 +28411,7 @@
         </w:rPr>
         <w:t>). Galaad n'est qu'un exemple de la nature violente d'Israël (</w:t>
       </w:r>
-      <w:hyperlink r:id="rId762">
+      <w:hyperlink r:id="rId776">
         <w:r>
           <w:rPr>
             <w:lang w:val="fr_FR" w:bidi="fr_FR"/>
@@ -27842,7 +28429,7 @@
         </w:rPr>
         <w:t>). Même les prêtres sont connus pour leur violence (</w:t>
       </w:r>
-      <w:hyperlink r:id="rId817">
+      <w:hyperlink r:id="rId831">
         <w:r>
           <w:rPr>
             <w:lang w:val="fr_FR" w:bidi="fr_FR"/>
@@ -27860,7 +28447,7 @@
         </w:rPr>
         <w:t xml:space="preserve"> ; voir aussi </w:t>
       </w:r>
-      <w:hyperlink r:id="rId818">
+      <w:hyperlink r:id="rId832">
         <w:r>
           <w:rPr>
             <w:lang w:val="fr_FR" w:bidi="fr_FR"/>
@@ -27878,7 +28465,7 @@
         </w:rPr>
         <w:t xml:space="preserve"> ; </w:t>
       </w:r>
-      <w:hyperlink r:id="rId819">
+      <w:hyperlink r:id="rId833">
         <w:r>
           <w:rPr>
             <w:lang w:val="fr_FR" w:bidi="fr_FR"/>
@@ -27896,7 +28483,7 @@
         </w:rPr>
         <w:t>). Le péché d'Israël est « horrible » (</w:t>
       </w:r>
-      <w:hyperlink r:id="rId820">
+      <w:hyperlink r:id="rId834">
         <w:r>
           <w:rPr>
             <w:lang w:val="fr_FR" w:bidi="fr_FR"/>
@@ -27933,7 +28520,7 @@
           <w:lang w:val="fr_FR" w:bidi="fr_FR"/>
         </w:rPr>
       </w:r>
-      <w:hyperlink r:id="rId821">
+      <w:hyperlink r:id="rId835">
         <w:r>
           <w:rPr>
             <w:lang w:val="fr_FR" w:bidi="fr_FR"/>
@@ -27951,7 +28538,7 @@
         </w:rPr>
         <w:t xml:space="preserve"> présente les réflexions finales de Dieu sur Israël. À chaque fois que Dieu cherche à amener Israël à la repentance, il ne fait que révéler davantage leur péché (</w:t>
       </w:r>
-      <w:hyperlink r:id="rId822">
+      <w:hyperlink r:id="rId836">
         <w:r>
           <w:rPr>
             <w:lang w:val="fr_FR" w:bidi="fr_FR"/>
@@ -27969,7 +28556,7 @@
         </w:rPr>
         <w:t>). Ils pensent pouvoir pécher sans que Dieu ne le remarque (</w:t>
       </w:r>
-      <w:hyperlink r:id="rId823">
+      <w:hyperlink r:id="rId837">
         <w:r>
           <w:rPr>
             <w:lang w:val="fr_FR" w:bidi="fr_FR"/>
@@ -27987,7 +28574,7 @@
         </w:rPr>
         <w:t xml:space="preserve"> ; voir aussi </w:t>
       </w:r>
-      <w:hyperlink r:id="rId824">
+      <w:hyperlink r:id="rId838">
         <w:r>
           <w:rPr>
             <w:lang w:val="fr_FR" w:bidi="fr_FR"/>
@@ -28005,7 +28592,7 @@
         </w:rPr>
         <w:t xml:space="preserve"> ; </w:t>
       </w:r>
-      <w:hyperlink r:id="rId825">
+      <w:hyperlink r:id="rId839">
         <w:r>
           <w:rPr>
             <w:lang w:val="fr_FR" w:bidi="fr_FR"/>
@@ -28023,7 +28610,7 @@
         </w:rPr>
         <w:t>). Leurs dirigeants se réjouissent que le peuple soit aussi méchant que le roi et les chefs (</w:t>
       </w:r>
-      <w:hyperlink r:id="rId826">
+      <w:hyperlink r:id="rId840">
         <w:r>
           <w:rPr>
             <w:lang w:val="fr_FR" w:bidi="fr_FR"/>
@@ -28041,7 +28628,7 @@
         </w:rPr>
         <w:t>). Tout Israël est connu pour son adultère constant (</w:t>
       </w:r>
-      <w:hyperlink r:id="rId827">
+      <w:hyperlink r:id="rId841">
         <w:r>
           <w:rPr>
             <w:lang w:val="fr_FR" w:bidi="fr_FR"/>
@@ -28059,7 +28646,7 @@
         </w:rPr>
         <w:t>). Israël ne s'est pas séparé des non-croyants (</w:t>
       </w:r>
-      <w:hyperlink r:id="rId828">
+      <w:hyperlink r:id="rId842">
         <w:r>
           <w:rPr>
             <w:lang w:val="fr_FR" w:bidi="fr_FR"/>
@@ -28077,7 +28664,7 @@
         </w:rPr>
         <w:t xml:space="preserve"> ; voir aussi </w:t>
       </w:r>
-      <w:hyperlink r:id="rId829">
+      <w:hyperlink r:id="rId843">
         <w:r>
           <w:rPr>
             <w:lang w:val="fr_FR" w:bidi="fr_FR"/>
@@ -28095,7 +28682,7 @@
         </w:rPr>
         <w:t xml:space="preserve"> ; </w:t>
       </w:r>
-      <w:hyperlink r:id="rId830">
+      <w:hyperlink r:id="rId844">
         <w:r>
           <w:rPr>
             <w:lang w:val="fr_FR" w:bidi="fr_FR"/>
@@ -28125,7 +28712,7 @@
         </w:rPr>
         <w:t xml:space="preserve"> » (</w:t>
       </w:r>
-      <w:hyperlink r:id="rId828">
+      <w:hyperlink r:id="rId842">
         <w:r>
           <w:rPr>
             <w:lang w:val="fr_FR" w:bidi="fr_FR"/>
@@ -28169,7 +28756,7 @@
         </w:rPr>
         <w:t xml:space="preserve"> » sans comprendre (</w:t>
       </w:r>
-      <w:hyperlink r:id="rId562">
+      <w:hyperlink r:id="rId576">
         <w:r>
           <w:rPr>
             <w:lang w:val="fr_FR" w:bidi="fr_FR"/>
@@ -28187,7 +28774,7 @@
         </w:rPr>
         <w:t>). Ils ne cherchaient pas conseil auprès du Seigneur lorsque c'était nécessaire, mais comptaient sur les puissances du monde. Leur manque de foi en Yahvé et leur échec à se séparer du péché conduiront à la discipline de Dieu (</w:t>
       </w:r>
-      <w:hyperlink r:id="rId831">
+      <w:hyperlink r:id="rId845">
         <w:r>
           <w:rPr>
             <w:lang w:val="fr_FR" w:bidi="fr_FR"/>
@@ -28205,7 +28792,7 @@
         </w:rPr>
         <w:t xml:space="preserve"> ; voir aussi </w:t>
       </w:r>
-      <w:hyperlink r:id="rId832">
+      <w:hyperlink r:id="rId846">
         <w:r>
           <w:rPr>
             <w:lang w:val="fr_FR" w:bidi="fr_FR"/>
@@ -28223,7 +28810,7 @@
         </w:rPr>
         <w:t xml:space="preserve"> ; </w:t>
       </w:r>
-      <w:hyperlink r:id="rId833">
+      <w:hyperlink r:id="rId847">
         <w:r>
           <w:rPr>
             <w:lang w:val="fr_FR" w:bidi="fr_FR"/>
@@ -28260,7 +28847,7 @@
           <w:lang w:val="fr_FR" w:bidi="fr_FR"/>
         </w:rPr>
       </w:r>
-      <w:hyperlink r:id="rId834">
+      <w:hyperlink r:id="rId848">
         <w:r>
           <w:rPr>
             <w:lang w:val="fr_FR" w:bidi="fr_FR"/>
@@ -28278,7 +28865,7 @@
         </w:rPr>
         <w:t xml:space="preserve"> aborde le jugement d'Israël (voir </w:t>
       </w:r>
-      <w:hyperlink r:id="rId835">
+      <w:hyperlink r:id="rId849">
         <w:r>
           <w:rPr>
             <w:lang w:val="fr_FR" w:bidi="fr_FR"/>
@@ -28296,7 +28883,7 @@
         </w:rPr>
         <w:t>). Une alarme avertit le peuple de l'approche des Assyriens (</w:t>
       </w:r>
-      <w:hyperlink r:id="rId475">
+      <w:hyperlink r:id="rId489">
         <w:r>
           <w:rPr>
             <w:lang w:val="fr_FR" w:bidi="fr_FR"/>
@@ -28314,7 +28901,7 @@
         </w:rPr>
         <w:t xml:space="preserve"> ; voir aussi </w:t>
       </w:r>
-      <w:hyperlink r:id="rId836">
+      <w:hyperlink r:id="rId850">
         <w:r>
           <w:rPr>
             <w:lang w:val="fr_FR" w:bidi="fr_FR"/>
@@ -28332,7 +28919,7 @@
         </w:rPr>
         <w:t>). Les Assyriens attaqueront Israël (</w:t>
       </w:r>
-      <w:hyperlink r:id="rId475">
+      <w:hyperlink r:id="rId489">
         <w:r>
           <w:rPr>
             <w:lang w:val="fr_FR" w:bidi="fr_FR"/>
@@ -28350,7 +28937,7 @@
         </w:rPr>
         <w:t xml:space="preserve">) parce qu'Israël a rompu l'alliance du Sinaï (voir </w:t>
       </w:r>
-      <w:hyperlink r:id="rId837">
+      <w:hyperlink r:id="rId851">
         <w:r>
           <w:rPr>
             <w:lang w:val="fr_FR" w:bidi="fr_FR"/>
@@ -28368,7 +28955,7 @@
         </w:rPr>
         <w:t xml:space="preserve">) et a désobéi à la loi de Moïse. Israël crie faussement à Dieu pour obtenir de l'aide contre la punition (voir </w:t>
       </w:r>
-      <w:hyperlink r:id="rId838">
+      <w:hyperlink r:id="rId852">
         <w:r>
           <w:rPr>
             <w:lang w:val="fr_FR" w:bidi="fr_FR"/>
@@ -28386,7 +28973,7 @@
         </w:rPr>
         <w:t>), mais Dieu ne répond pas, et l'Assyrie continue de poursuivre les dix tribus (</w:t>
       </w:r>
-      <w:hyperlink r:id="rId839">
+      <w:hyperlink r:id="rId853">
         <w:r>
           <w:rPr>
             <w:lang w:val="fr_FR" w:bidi="fr_FR"/>
@@ -28404,7 +28991,7 @@
         </w:rPr>
         <w:t>). D'autres raisons du jugement de Dieu incluent la nomination de rois sans la conduite de Dieu (</w:t>
       </w:r>
-      <w:hyperlink r:id="rId840">
+      <w:hyperlink r:id="rId854">
         <w:r>
           <w:rPr>
             <w:lang w:val="fr_FR" w:bidi="fr_FR"/>
@@ -28422,7 +29009,7 @@
         </w:rPr>
         <w:t>) et la pratique de l'idolâtrie (</w:t>
       </w:r>
-      <w:hyperlink r:id="rId841">
+      <w:hyperlink r:id="rId855">
         <w:r>
           <w:rPr>
             <w:lang w:val="fr_FR" w:bidi="fr_FR"/>
@@ -28440,7 +29027,7 @@
         </w:rPr>
         <w:t xml:space="preserve">). Les sacrifices d'Israël étaient inacceptables en raison de la désobéissance de la nation (voir </w:t>
       </w:r>
-      <w:hyperlink r:id="rId842">
+      <w:hyperlink r:id="rId856">
         <w:r>
           <w:rPr>
             <w:lang w:val="fr_FR" w:bidi="fr_FR"/>
@@ -28458,7 +29045,7 @@
         </w:rPr>
         <w:t xml:space="preserve"> ; </w:t>
       </w:r>
-      <w:hyperlink r:id="rId843">
+      <w:hyperlink r:id="rId857">
         <w:r>
           <w:rPr>
             <w:lang w:val="fr_FR" w:bidi="fr_FR"/>
@@ -28476,7 +29063,7 @@
         </w:rPr>
         <w:t>). Par conséquent, ils iraient en exil, similaire à l'exil antérieur en Égypte (</w:t>
       </w:r>
-      <w:hyperlink r:id="rId844">
+      <w:hyperlink r:id="rId858">
         <w:r>
           <w:rPr>
             <w:lang w:val="fr_FR" w:bidi="fr_FR"/>
@@ -28513,7 +29100,7 @@
           <w:lang w:val="fr_FR" w:bidi="fr_FR"/>
         </w:rPr>
       </w:r>
-      <w:hyperlink r:id="rId845">
+      <w:hyperlink r:id="rId859">
         <w:r>
           <w:rPr>
             <w:lang w:val="fr_FR" w:bidi="fr_FR"/>
@@ -28531,7 +29118,7 @@
         </w:rPr>
         <w:t xml:space="preserve"> poursuit la même thématique de l'exil. Israël ne trouvera aucune joie (</w:t>
       </w:r>
-      <w:hyperlink r:id="rId846">
+      <w:hyperlink r:id="rId860">
         <w:r>
           <w:rPr>
             <w:lang w:val="fr_FR" w:bidi="fr_FR"/>
@@ -28549,7 +29136,7 @@
         </w:rPr>
         <w:t>). Les produits de la terre ne les soutiendront pas car ils n'y vivront plus (</w:t>
       </w:r>
-      <w:hyperlink r:id="rId847">
+      <w:hyperlink r:id="rId861">
         <w:r>
           <w:rPr>
             <w:lang w:val="fr_FR" w:bidi="fr_FR"/>
@@ -28567,7 +29154,7 @@
         </w:rPr>
         <w:t>). Certains Israélites fuiront vers l'Égypte, tandis que d'autres seront emmenés captifs en Assyrie. Tous les sacrifices cesseront, et ils consommeront les vins et viandes sacrificiels pour leurs propres besoins (</w:t>
       </w:r>
-      <w:hyperlink r:id="rId848">
+      <w:hyperlink r:id="rId862">
         <w:r>
           <w:rPr>
             <w:lang w:val="fr_FR" w:bidi="fr_FR"/>
@@ -28585,7 +29172,7 @@
         </w:rPr>
         <w:t>). Les Égyptiens tueront les Israélites qui fuient vers l'Égypte (</w:t>
       </w:r>
-      <w:hyperlink r:id="rId849">
+      <w:hyperlink r:id="rId863">
         <w:r>
           <w:rPr>
             <w:lang w:val="fr_FR" w:bidi="fr_FR"/>
@@ -28622,7 +29209,7 @@
           <w:lang w:val="fr_FR" w:bidi="fr_FR"/>
         </w:rPr>
       </w:r>
-      <w:hyperlink r:id="rId850">
+      <w:hyperlink r:id="rId864">
         <w:r>
           <w:rPr>
             <w:lang w:val="fr_FR" w:bidi="fr_FR"/>
@@ -28640,7 +29227,7 @@
         </w:rPr>
         <w:t xml:space="preserve"> décrit plus en détail les conséquences des méfaits d'Israël. Israël est comme une vigne luxuriante (</w:t>
       </w:r>
-      <w:hyperlink r:id="rId851">
+      <w:hyperlink r:id="rId865">
         <w:r>
           <w:rPr>
             <w:lang w:val="fr_FR" w:bidi="fr_FR"/>
@@ -28658,7 +29245,7 @@
         </w:rPr>
         <w:t>), mais son abondance est mal employée, étant utilisée pour des sacrifices sur des autels païens. Ils sont coupables devant Dieu, qui est sur le point de détruire leurs autels et de retirer leur roi (</w:t>
       </w:r>
-      <w:hyperlink r:id="rId852">
+      <w:hyperlink r:id="rId866">
         <w:r>
           <w:rPr>
             <w:lang w:val="fr_FR" w:bidi="fr_FR"/>
@@ -28676,7 +29263,7 @@
         </w:rPr>
         <w:t>). Guibea est mentionnée à nouveau (</w:t>
       </w:r>
-      <w:hyperlink r:id="rId853">
+      <w:hyperlink r:id="rId867">
         <w:r>
           <w:rPr>
             <w:lang w:val="fr_FR" w:bidi="fr_FR"/>
@@ -28694,7 +29281,7 @@
         </w:rPr>
         <w:t>), rappelant à Israël que se détourner de Dieu est à la fois contagieux et permanent (</w:t>
       </w:r>
-      <w:hyperlink r:id="rId854">
+      <w:hyperlink r:id="rId868">
         <w:r>
           <w:rPr>
             <w:lang w:val="fr_FR" w:bidi="fr_FR"/>
@@ -28724,7 +29311,7 @@
         </w:rPr>
         <w:t xml:space="preserve"> » dans </w:t>
       </w:r>
-      <w:hyperlink r:id="rId855">
+      <w:hyperlink r:id="rId869">
         <w:r>
           <w:rPr>
             <w:lang w:val="fr_FR" w:bidi="fr_FR"/>
@@ -28742,7 +29329,7 @@
         </w:rPr>
         <w:t xml:space="preserve"> peut faire référence aux deux idoles de veau à Béthel et Dan, qui ont entraîné la punition de Dieu. La pénalité sera un dur labeur sous un lourd fardeau (</w:t>
       </w:r>
-      <w:hyperlink r:id="rId856">
+      <w:hyperlink r:id="rId870">
         <w:r>
           <w:rPr>
             <w:lang w:val="fr_FR" w:bidi="fr_FR"/>
@@ -28785,7 +29372,7 @@
         </w:rPr>
         <w:t>Les chapitres 11 à 14 concluent les prophéties d'Osée avec un message sur la future restauration d'Israël. L'amour indéfectible du Père est le fondement de cette restauration future (</w:t>
       </w:r>
-      <w:hyperlink r:id="rId857">
+      <w:hyperlink r:id="rId871">
         <w:r>
           <w:rPr>
             <w:lang w:val="fr_FR" w:bidi="fr_FR"/>
@@ -28803,7 +29390,7 @@
         </w:rPr>
         <w:t>). En tant que nation, Israël a été appelé hors d'Égypte comme fils de Yahvé (</w:t>
       </w:r>
-      <w:hyperlink r:id="rId858">
+      <w:hyperlink r:id="rId872">
         <w:r>
           <w:rPr>
             <w:lang w:val="fr_FR" w:bidi="fr_FR"/>
@@ -28821,7 +29408,7 @@
         </w:rPr>
         <w:t xml:space="preserve"> ; voir aussi </w:t>
       </w:r>
-      <w:hyperlink r:id="rId859">
+      <w:hyperlink r:id="rId873">
         <w:r>
           <w:rPr>
             <w:lang w:val="fr_FR" w:bidi="fr_FR"/>
@@ -28839,7 +29426,7 @@
         </w:rPr>
         <w:t>). Cependant, Israël n'a pas rendu au Père l'amour qu'il avait prodigué et a cherché plutôt des alliances avec les païens (</w:t>
       </w:r>
-      <w:hyperlink r:id="rId860">
+      <w:hyperlink r:id="rId874">
         <w:r>
           <w:rPr>
             <w:lang w:val="fr_FR" w:bidi="fr_FR"/>
@@ -28857,7 +29444,7 @@
         </w:rPr>
         <w:t>), ce qui conduirait au jugement (</w:t>
       </w:r>
-      <w:hyperlink r:id="rId861">
+      <w:hyperlink r:id="rId875">
         <w:r>
           <w:rPr>
             <w:lang w:val="fr_FR" w:bidi="fr_FR"/>
@@ -28875,7 +29462,7 @@
         </w:rPr>
         <w:t>). Les paroles de Yahvé démontrent son jugement immuable en raison de sa sainteté et de sa justice parfaites (</w:t>
       </w:r>
-      <w:hyperlink r:id="rId862">
+      <w:hyperlink r:id="rId876">
         <w:r>
           <w:rPr>
             <w:lang w:val="fr_FR" w:bidi="fr_FR"/>
@@ -28893,7 +29480,7 @@
         </w:rPr>
         <w:t>). Les péchés d'Israël exigent une punition équitable (</w:t>
       </w:r>
-      <w:hyperlink r:id="rId863">
+      <w:hyperlink r:id="rId877">
         <w:r>
           <w:rPr>
             <w:lang w:val="fr_FR" w:bidi="fr_FR"/>
@@ -28911,7 +29498,7 @@
         </w:rPr>
         <w:t>). Israël est responsable de la destruction du royaume du nord. Malgré le péché d'Israël, Dieu peut encore être son aide (</w:t>
       </w:r>
-      <w:hyperlink r:id="rId864">
+      <w:hyperlink r:id="rId878">
         <w:r>
           <w:rPr>
             <w:lang w:val="fr_FR" w:bidi="fr_FR"/>
@@ -28943,7 +29530,7 @@
         </w:rPr>
         <w:t>Israël aurait dû se repentir promptement, mais elle ne l'a pas fait (</w:t>
       </w:r>
-      <w:hyperlink r:id="rId865">
+      <w:hyperlink r:id="rId879">
         <w:r>
           <w:rPr>
             <w:lang w:val="fr_FR" w:bidi="fr_FR"/>
@@ -28961,7 +29548,7 @@
         </w:rPr>
         <w:t>). Toutefois, la miséricorde de Yahvé mettrait finalement fin à la mort elle-même, permettant à Israël de vivre spirituellement, politiquement, et peut-être physiquement (</w:t>
       </w:r>
-      <w:hyperlink r:id="rId866">
+      <w:hyperlink r:id="rId880">
         <w:r>
           <w:rPr>
             <w:lang w:val="fr_FR" w:bidi="fr_FR"/>
@@ -28979,7 +29566,7 @@
         </w:rPr>
         <w:t xml:space="preserve"> ; voir aussi </w:t>
       </w:r>
-      <w:hyperlink r:id="rId727">
+      <w:hyperlink r:id="rId741">
         <w:r>
           <w:rPr>
             <w:lang w:val="fr_FR" w:bidi="fr_FR"/>
@@ -28997,7 +29584,7 @@
         </w:rPr>
         <w:t xml:space="preserve"> ; </w:t>
       </w:r>
-      <w:hyperlink r:id="rId867">
+      <w:hyperlink r:id="rId881">
         <w:r>
           <w:rPr>
             <w:lang w:val="fr_FR" w:bidi="fr_FR"/>
@@ -29023,7 +29610,7 @@
           <w:lang w:val="fr_FR" w:bidi="fr_FR"/>
         </w:rPr>
       </w:r>
-      <w:hyperlink r:id="rId868">
+      <w:hyperlink r:id="rId882">
         <w:r>
           <w:rPr>
             <w:lang w:val="fr_FR" w:bidi="fr_FR"/>
@@ -29041,7 +29628,7 @@
         </w:rPr>
         <w:t xml:space="preserve"> présente l'invitation aimante de Dieu lancée à Israël pour qu'elle se repente et retourne à lui par la confession, la prière et la louange (</w:t>
       </w:r>
-      <w:hyperlink r:id="rId869">
+      <w:hyperlink r:id="rId883">
         <w:r>
           <w:rPr>
             <w:lang w:val="fr_FR" w:bidi="fr_FR"/>
@@ -29071,7 +29658,7 @@
         </w:rPr>
         <w:t xml:space="preserve"> » (</w:t>
       </w:r>
-      <w:hyperlink r:id="rId869">
+      <w:hyperlink r:id="rId883">
         <w:r>
           <w:rPr>
             <w:lang w:val="fr_FR" w:bidi="fr_FR"/>
@@ -29101,7 +29688,7 @@
         </w:rPr>
         <w:t>, qui incluait généralement de jeunes taureaux (</w:t>
       </w:r>
-      <w:hyperlink r:id="rId870">
+      <w:hyperlink r:id="rId884">
         <w:r>
           <w:rPr>
             <w:lang w:val="fr_FR" w:bidi="fr_FR"/>
@@ -29119,7 +29706,7 @@
         </w:rPr>
         <w:t xml:space="preserve"> ; </w:t>
       </w:r>
-      <w:hyperlink r:id="rId871">
+      <w:hyperlink r:id="rId885">
         <w:r>
           <w:rPr>
             <w:lang w:val="fr_FR" w:bidi="fr_FR"/>
@@ -29137,7 +29724,7 @@
         </w:rPr>
         <w:t xml:space="preserve"> ; voir aussi </w:t>
       </w:r>
-      <w:hyperlink r:id="rId872">
+      <w:hyperlink r:id="rId886">
         <w:r>
           <w:rPr>
             <w:lang w:val="fr_FR" w:bidi="fr_FR"/>
@@ -29155,7 +29742,7 @@
         </w:rPr>
         <w:t xml:space="preserve"> ; </w:t>
       </w:r>
-      <w:hyperlink r:id="rId873">
+      <w:hyperlink r:id="rId887">
         <w:r>
           <w:rPr>
             <w:lang w:val="fr_FR" w:bidi="fr_FR"/>
@@ -29173,7 +29760,7 @@
         </w:rPr>
         <w:t xml:space="preserve"> ; </w:t>
       </w:r>
-      <w:hyperlink r:id="rId874">
+      <w:hyperlink r:id="rId888">
         <w:r>
           <w:rPr>
             <w:lang w:val="fr_FR" w:bidi="fr_FR"/>
@@ -29191,7 +29778,7 @@
         </w:rPr>
         <w:t>). Une partie de la confession d'Israël impliquera de reconnaître que le salut ne vient pas d'Assyrie (dans les alliances politiques) ou des idoles (</w:t>
       </w:r>
-      <w:hyperlink r:id="rId697">
+      <w:hyperlink r:id="rId711">
         <w:r>
           <w:rPr>
             <w:lang w:val="fr_FR" w:bidi="fr_FR"/>
@@ -29223,7 +29810,7 @@
         </w:rPr>
         <w:t xml:space="preserve">Dieu promet à plusieurs reprises des bénédictions à Israël lors de leur restauration (notez « Je réparerai [...], J’aurai [...] Je serai [...] », dans </w:t>
       </w:r>
-      <w:hyperlink r:id="rId875">
+      <w:hyperlink r:id="rId889">
         <w:r>
           <w:rPr>
             <w:lang w:val="fr_FR" w:bidi="fr_FR"/>
@@ -29241,7 +29828,7 @@
         </w:rPr>
         <w:t>). Yahvé guérira Israël spirituellement, les aimera librement, les aidera à prospérer pleinement et les protégera entièrement (</w:t>
       </w:r>
-      <w:hyperlink r:id="rId876">
+      <w:hyperlink r:id="rId890">
         <w:r>
           <w:rPr>
             <w:lang w:val="fr_FR" w:bidi="fr_FR"/>
@@ -29284,7 +29871,7 @@
         </w:rPr>
         <w:t>Le principal objectif d'Osée se trouve dans le dernier verset (</w:t>
       </w:r>
-      <w:hyperlink r:id="rId877">
+      <w:hyperlink r:id="rId891">
         <w:r>
           <w:rPr>
             <w:lang w:val="fr_FR" w:bidi="fr_FR"/>
@@ -29338,7 +29925,7 @@
         </w:rPr>
         <w:t>Le triomphe sur la mort (</w:t>
       </w:r>
-      <w:hyperlink r:id="rId866">
+      <w:hyperlink r:id="rId880">
         <w:r>
           <w:rPr>
             <w:lang w:val="fr_FR" w:bidi="fr_FR"/>
@@ -29374,7 +29961,7 @@
         </w:rPr>
         <w:t>Les bénédictions (</w:t>
       </w:r>
-      <w:hyperlink r:id="rId876">
+      <w:hyperlink r:id="rId890">
         <w:r>
           <w:rPr>
             <w:lang w:val="fr_FR" w:bidi="fr_FR"/>
@@ -29510,7 +30097,7 @@
         </w:rPr>
         <w:t>Des dieux étrangers (</w:t>
       </w:r>
-      <w:hyperlink r:id="rId878">
+      <w:hyperlink r:id="rId892">
         <w:r>
           <w:rPr>
             <w:lang w:val="fr_FR" w:bidi="fr_FR"/>
@@ -29546,7 +30133,7 @@
         </w:rPr>
         <w:t>L'orgueil national (</w:t>
       </w:r>
-      <w:hyperlink r:id="rId879">
+      <w:hyperlink r:id="rId893">
         <w:r>
           <w:rPr>
             <w:lang w:val="fr_FR" w:bidi="fr_FR"/>
@@ -29582,7 +30169,7 @@
         </w:rPr>
         <w:t>Les rituels religieux (</w:t>
       </w:r>
-      <w:hyperlink r:id="rId880">
+      <w:hyperlink r:id="rId894">
         <w:r>
           <w:rPr>
             <w:lang w:val="fr_FR" w:bidi="fr_FR"/>
@@ -29618,7 +30205,7 @@
         </w:rPr>
         <w:t>La convenance politique (</w:t>
       </w:r>
-      <w:hyperlink r:id="rId826">
+      <w:hyperlink r:id="rId840">
         <w:r>
           <w:rPr>
             <w:lang w:val="fr_FR" w:bidi="fr_FR"/>
@@ -29654,7 +30241,7 @@
         </w:rPr>
         <w:t>Les alliances politiques (</w:t>
       </w:r>
-      <w:hyperlink r:id="rId562">
+      <w:hyperlink r:id="rId576">
         <w:r>
           <w:rPr>
             <w:lang w:val="fr_FR" w:bidi="fr_FR"/>
@@ -29690,7 +30277,7 @@
         </w:rPr>
         <w:t>Le gouvernement civil (</w:t>
       </w:r>
-      <w:hyperlink r:id="rId840">
+      <w:hyperlink r:id="rId854">
         <w:r>
           <w:rPr>
             <w:lang w:val="fr_FR" w:bidi="fr_FR"/>
@@ -29726,7 +30313,7 @@
         </w:rPr>
         <w:t>Les projets de construction (</w:t>
       </w:r>
-      <w:hyperlink r:id="rId744">
+      <w:hyperlink r:id="rId758">
         <w:r>
           <w:rPr>
             <w:lang w:val="fr_FR" w:bidi="fr_FR"/>
@@ -29762,7 +30349,7 @@
         </w:rPr>
         <w:t>La richesse égoïste (</w:t>
       </w:r>
-      <w:hyperlink r:id="rId851">
+      <w:hyperlink r:id="rId865">
         <w:r>
           <w:rPr>
             <w:lang w:val="fr_FR" w:bidi="fr_FR"/>
@@ -29798,7 +30385,7 @@
         </w:rPr>
         <w:t>Le culte des idoles (</w:t>
       </w:r>
-      <w:hyperlink r:id="rId881">
+      <w:hyperlink r:id="rId895">
         <w:r>
           <w:rPr>
             <w:lang w:val="fr_FR" w:bidi="fr_FR"/>
@@ -29830,7 +30417,7 @@
         </w:rPr>
         <w:t>Ils ne pouvaient trouver la véritable bénédiction et sécurité qu'en Dieu (</w:t>
       </w:r>
-      <w:hyperlink r:id="rId882">
+      <w:hyperlink r:id="rId896">
         <w:r>
           <w:rPr>
             <w:lang w:val="fr_FR" w:bidi="fr_FR"/>
@@ -29848,7 +30435,7 @@
         </w:rPr>
         <w:t xml:space="preserve"> ; </w:t>
       </w:r>
-      <w:hyperlink r:id="rId876">
+      <w:hyperlink r:id="rId890">
         <w:r>
           <w:rPr>
             <w:lang w:val="fr_FR" w:bidi="fr_FR"/>
@@ -29880,7 +30467,7 @@
         </w:rPr>
         <w:t>Osée décrit l'apostasie (abandon de la foi) comme contagieuse. Elle peut commencer soit par les dirigeants spirituels, soit par le peuple, puis se propager (</w:t>
       </w:r>
-      <w:hyperlink r:id="rId798">
+      <w:hyperlink r:id="rId812">
         <w:r>
           <w:rPr>
             <w:lang w:val="fr_FR" w:bidi="fr_FR"/>
@@ -29898,7 +30485,7 @@
         </w:rPr>
         <w:t>). La punition pour l'apostasie dépend de la responsabilité de chacun (</w:t>
       </w:r>
-      <w:hyperlink r:id="rId802">
+      <w:hyperlink r:id="rId816">
         <w:r>
           <w:rPr>
             <w:lang w:val="fr_FR" w:bidi="fr_FR"/>
@@ -29916,7 +30503,7 @@
         </w:rPr>
         <w:t xml:space="preserve"> ; </w:t>
       </w:r>
-      <w:hyperlink r:id="rId864">
+      <w:hyperlink r:id="rId878">
         <w:r>
           <w:rPr>
             <w:lang w:val="fr_FR" w:bidi="fr_FR"/>
@@ -29934,7 +30521,7 @@
         </w:rPr>
         <w:t xml:space="preserve"> ; </w:t>
       </w:r>
-      <w:hyperlink r:id="rId883">
+      <w:hyperlink r:id="rId897">
         <w:r>
           <w:rPr>
             <w:lang w:val="fr_FR" w:bidi="fr_FR"/>
@@ -30077,7 +30664,7 @@
         </w:rPr>
         <w:t>Fils d'Éla et dernier des vingt rois du royaume du nord d'Israël (</w:t>
       </w:r>
-      <w:hyperlink r:id="rId884">
+      <w:hyperlink r:id="rId898">
         <w:r>
           <w:rPr>
             <w:lang w:val="fr_FR" w:bidi="fr_FR"/>
@@ -30102,7 +30689,7 @@
         </w:rPr>
         <w:t>Avant cela, le royaume du nord avait formé une alliance avec Retsin de Damas (Syrie). Cela se produira sous le règne de Pékach, qui a régné de 740 à 732 av. J.‑C. Achaz était roi de Juda à cette époque. Achaz régnera de 735 à 715 av. J.‑C. Le roi Pékach d'Israël tentera de contraindre le roi Achaz de Juda à les rejoindre contre Tiglath-Piléser (</w:t>
       </w:r>
-      <w:hyperlink r:id="rId885">
+      <w:hyperlink r:id="rId899">
         <w:r>
           <w:rPr>
             <w:lang w:val="fr_FR" w:bidi="fr_FR"/>
@@ -30120,7 +30707,7 @@
         </w:rPr>
         <w:t xml:space="preserve"> ; </w:t>
       </w:r>
-      <w:hyperlink r:id="rId886">
+      <w:hyperlink r:id="rId900">
         <w:r>
           <w:rPr>
             <w:lang w:val="fr_FR" w:bidi="fr_FR"/>
@@ -30138,7 +30725,7 @@
         </w:rPr>
         <w:t>). L'Assyrie viendra en aide à Juda. Pendant cette période, Osée faisait partie d'un groupe qui tuera Pékach (</w:t>
       </w:r>
-      <w:hyperlink r:id="rId887">
+      <w:hyperlink r:id="rId901">
         <w:r>
           <w:rPr>
             <w:lang w:val="fr_FR" w:bidi="fr_FR"/>
@@ -30163,7 +30750,7 @@
         </w:rPr>
         <w:t>Osée régnera uniquement en tant que roi vassal sous l'Assyrie et paiera de lourds impôts en guise de tribut. Il restera loyal à l'Assyrie jusqu'à la mort de Tiglath-Piléser en 727 av. J.‑C. Lorsque Salmanasar V devient le nouveau roi d'Assyrie, il ne fera pas confiance à Osée. Salmanasar marchera contre Osée, continuant à exiger un tribut annuel (</w:t>
       </w:r>
-      <w:hyperlink r:id="rId756">
+      <w:hyperlink r:id="rId770">
         <w:r>
           <w:rPr>
             <w:lang w:val="fr_FR" w:bidi="fr_FR"/>
@@ -30188,7 +30775,7 @@
         </w:rPr>
         <w:t xml:space="preserve">Peu après, Osée tentera d'affirmer son indépendance. Il cessera de payer les taxes de tribut et entamera des négociations avec le roi So d'Égypte (v. </w:t>
       </w:r>
-      <w:hyperlink r:id="rId888">
+      <w:hyperlink r:id="rId902">
         <w:r>
           <w:rPr>
             <w:lang w:val="fr_FR" w:bidi="fr_FR"/>
@@ -30338,7 +30925,7 @@
         </w:rPr>
         <w:t>Nom araméen pour le roi assyrien Assurbanipal (</w:t>
       </w:r>
-      <w:hyperlink r:id="rId889">
+      <w:hyperlink r:id="rId903">
         <w:r>
           <w:rPr>
             <w:lang w:val="fr_FR" w:bidi="fr_FR"/>
@@ -30449,7 +31036,7 @@
         </w:rPr>
         <w:t>Le plus grand de la famille des vautours, également connu sous le nom de gypaète barbu, considéré comme rituellement impur (</w:t>
       </w:r>
-      <w:hyperlink r:id="rId534">
+      <w:hyperlink r:id="rId548">
         <w:r>
           <w:rPr>
             <w:lang w:val="fr_FR" w:bidi="fr_FR"/>
@@ -30467,7 +31054,7 @@
         </w:rPr>
         <w:t xml:space="preserve"> ; </w:t>
       </w:r>
-      <w:hyperlink r:id="rId564">
+      <w:hyperlink r:id="rId578">
         <w:r>
           <w:rPr>
             <w:lang w:val="fr_FR" w:bidi="fr_FR"/>
@@ -30566,7 +31153,7 @@
         </w:rPr>
         <w:t>Lévite, fils de Schemaeja et portier dans le temple de Salomon (</w:t>
       </w:r>
-      <w:hyperlink r:id="rId890">
+      <w:hyperlink r:id="rId904">
         <w:r>
           <w:rPr>
             <w:lang w:val="fr_FR" w:bidi="fr_FR"/>
@@ -30644,7 +31231,7 @@
         </w:rPr>
         <w:t>, et qui s'était distingué auparavant en capturant Debir (</w:t>
       </w:r>
-      <w:hyperlink r:id="rId891">
+      <w:hyperlink r:id="rId905">
         <w:r>
           <w:rPr>
             <w:lang w:val="fr_FR" w:bidi="fr_FR"/>
@@ -30662,7 +31249,7 @@
         </w:rPr>
         <w:t xml:space="preserve"> ; </w:t>
       </w:r>
-      <w:hyperlink r:id="rId892">
+      <w:hyperlink r:id="rId906">
         <w:r>
           <w:rPr>
             <w:lang w:val="fr_FR" w:bidi="fr_FR"/>
@@ -30680,7 +31267,7 @@
         </w:rPr>
         <w:t xml:space="preserve"> ; </w:t>
       </w:r>
-      <w:hyperlink r:id="rId893">
+      <w:hyperlink r:id="rId907">
         <w:r>
           <w:rPr>
             <w:lang w:val="fr_FR" w:bidi="fr_FR"/>
@@ -30712,7 +31299,7 @@
         </w:rPr>
         <w:t>À l'instigation de Caleb (promettant sa fille Acsa à quiconque pourrait conquérir Debir), Othniel prendra Kirjath-Sépher (Debir) et recevra Acsa pour épouse. Lorsque Caleb lui donnera sa fille et sa terre en cadeau, Acsa demandera une source d'eau et recevra les sources supérieures et les sources inférieures (</w:t>
       </w:r>
-      <w:hyperlink r:id="rId894">
+      <w:hyperlink r:id="rId908">
         <w:r>
           <w:rPr>
             <w:lang w:val="fr_FR" w:bidi="fr_FR"/>
@@ -30730,7 +31317,7 @@
         </w:rPr>
         <w:t xml:space="preserve"> ; </w:t>
       </w:r>
-      <w:hyperlink r:id="rId895">
+      <w:hyperlink r:id="rId909">
         <w:r>
           <w:rPr>
             <w:lang w:val="fr_FR" w:bidi="fr_FR"/>
@@ -30774,7 +31361,7 @@
         </w:rPr>
         <w:t>, roi de Mésopotamie (Aram-naharaim), que les Israélites avaient servi pendant huit ans à cause de leur péché (</w:t>
       </w:r>
-      <w:hyperlink r:id="rId896">
+      <w:hyperlink r:id="rId910">
         <w:r>
           <w:rPr>
             <w:lang w:val="fr_FR" w:bidi="fr_FR"/>
@@ -30804,7 +31391,7 @@
         </w:rPr>
         <w:t xml:space="preserve"> » (v. </w:t>
       </w:r>
-      <w:hyperlink r:id="rId897">
+      <w:hyperlink r:id="rId911">
         <w:r>
           <w:rPr>
             <w:lang w:val="fr_FR" w:bidi="fr_FR"/>
@@ -30822,7 +31409,7 @@
         </w:rPr>
         <w:t xml:space="preserve">). Les effets de son travail en tant que juge dureront une génération (v. </w:t>
       </w:r>
-      <w:hyperlink r:id="rId898">
+      <w:hyperlink r:id="rId912">
         <w:r>
           <w:rPr>
             <w:lang w:val="fr_FR" w:bidi="fr_FR"/>
@@ -30921,7 +31508,7 @@
         </w:rPr>
         <w:t>1. Sixième fils d'Isaï et descendant d'Hetsron (</w:t>
       </w:r>
-      <w:hyperlink r:id="rId899">
+      <w:hyperlink r:id="rId913">
         <w:r>
           <w:rPr>
             <w:lang w:val="fr_FR" w:bidi="fr_FR"/>
@@ -30953,7 +31540,7 @@
         </w:rPr>
         <w:t>2. Quatrième fils de Jerachmeel par sa première épouse (</w:t>
       </w:r>
-      <w:hyperlink r:id="rId658">
+      <w:hyperlink r:id="rId672">
         <w:r>
           <w:rPr>
             <w:lang w:val="fr_FR" w:bidi="fr_FR"/>
@@ -31033,7 +31620,7 @@
         </w:rPr>
         <w:t>L'oued le plus important dans la Bible était l'Oued d'Égypte (également appelé le « torrent d'Égypte » dans les versions modernes de la Bible). Cet oued marquait la frontière sud-ouest de Canaan selon les instructions que Dieu a données à Moïse (</w:t>
       </w:r>
-      <w:hyperlink r:id="rId900">
+      <w:hyperlink r:id="rId914">
         <w:r>
           <w:rPr>
             <w:lang w:val="fr_FR" w:bidi="fr_FR"/>
@@ -31051,7 +31638,7 @@
         </w:rPr>
         <w:t xml:space="preserve"> ; </w:t>
       </w:r>
-      <w:hyperlink r:id="rId901">
+      <w:hyperlink r:id="rId915">
         <w:r>
           <w:rPr>
             <w:lang w:val="fr_FR" w:bidi="fr_FR"/>
@@ -31069,7 +31656,7 @@
         </w:rPr>
         <w:t xml:space="preserve"> ; </w:t>
       </w:r>
-      <w:hyperlink r:id="rId902">
+      <w:hyperlink r:id="rId916">
         <w:r>
           <w:rPr>
             <w:lang w:val="fr_FR" w:bidi="fr_FR"/>
@@ -31087,7 +31674,7 @@
         </w:rPr>
         <w:t xml:space="preserve"> ; </w:t>
       </w:r>
-      <w:hyperlink r:id="rId903">
+      <w:hyperlink r:id="rId917">
         <w:r>
           <w:rPr>
             <w:lang w:val="fr_FR" w:bidi="fr_FR"/>
@@ -31195,7 +31782,7 @@
         </w:rPr>
         <w:t>Enfin, les textes ougaritiques éclairent potentiellement certaines questions historiques relatives à l'Ancien Testament. Par exemple, lorsqu'Ézéchias était malade avec un furoncle, il sera instruit par Ésaïe de le traiter avec un cataplasme de figues (</w:t>
       </w:r>
-      <w:hyperlink r:id="rId904">
+      <w:hyperlink r:id="rId918">
         <w:r>
           <w:rPr>
             <w:lang w:val="fr_FR" w:bidi="fr_FR"/>
@@ -31213,7 +31800,7 @@
         </w:rPr>
         <w:t xml:space="preserve"> ; </w:t>
       </w:r>
-      <w:hyperlink r:id="rId905">
+      <w:hyperlink r:id="rId919">
         <w:r>
           <w:rPr>
             <w:lang w:val="fr_FR" w:bidi="fr_FR"/>
@@ -31312,7 +31899,7 @@
         </w:rPr>
         <w:t>Nom d'une vallée richement boisée près de Lod et Ono, colonisée par Joab de la tribu de Juda, dont la postérité l'a appelé « vallée des ouvriers » (ou « Ge-Haraschim » en hébreu), d'après leur propre métier (</w:t>
       </w:r>
-      <w:hyperlink r:id="rId633">
+      <w:hyperlink r:id="rId647">
         <w:r>
           <w:rPr>
             <w:lang w:val="fr_FR" w:bidi="fr_FR"/>
@@ -31330,7 +31917,7 @@
         </w:rPr>
         <w:t>). Au 5e siècle av. J.‑C., la région sera recolonisée par des gens de la tribu de Benjamin (</w:t>
       </w:r>
-      <w:hyperlink r:id="rId605">
+      <w:hyperlink r:id="rId619">
         <w:r>
           <w:rPr>
             <w:lang w:val="fr_FR" w:bidi="fr_FR"/>
@@ -31396,7 +31983,7 @@
         </w:rPr>
         <w:t xml:space="preserve">1. Roi de Juda (env. 792–740 av. J.‑C., voir </w:t>
       </w:r>
-      <w:hyperlink r:id="rId906">
+      <w:hyperlink r:id="rId920">
         <w:r>
           <w:rPr>
             <w:lang w:val="fr_FR" w:bidi="fr_FR"/>
@@ -31414,7 +32001,7 @@
         </w:rPr>
         <w:t xml:space="preserve"> ; </w:t>
       </w:r>
-      <w:hyperlink r:id="rId907">
+      <w:hyperlink r:id="rId921">
         <w:r>
           <w:rPr>
             <w:lang w:val="fr_FR" w:bidi="fr_FR"/>
@@ -31432,7 +32019,7 @@
         </w:rPr>
         <w:t xml:space="preserve"> ; </w:t>
       </w:r>
-      <w:hyperlink r:id="rId908">
+      <w:hyperlink r:id="rId922">
         <w:r>
           <w:rPr>
             <w:lang w:val="fr_FR" w:bidi="fr_FR"/>
@@ -31476,7 +32063,7 @@
         </w:rPr>
         <w:t xml:space="preserve"> » (</w:t>
       </w:r>
-      <w:hyperlink r:id="rId909">
+      <w:hyperlink r:id="rId923">
         <w:r>
           <w:rPr>
             <w:lang w:val="fr_FR" w:bidi="fr_FR"/>
@@ -31494,7 +32081,7 @@
         </w:rPr>
         <w:t xml:space="preserve"> ; </w:t>
       </w:r>
-      <w:hyperlink r:id="rId910">
+      <w:hyperlink r:id="rId924">
         <w:r>
           <w:rPr>
             <w:lang w:val="fr_FR" w:bidi="fr_FR"/>
@@ -31524,7 +32111,7 @@
         </w:rPr>
         <w:t xml:space="preserve"> » (</w:t>
       </w:r>
-      <w:hyperlink r:id="rId911">
+      <w:hyperlink r:id="rId925">
         <w:r>
           <w:rPr>
             <w:lang w:val="fr_FR" w:bidi="fr_FR"/>
@@ -31556,7 +32143,7 @@
         </w:rPr>
         <w:t>Les prophètes du Seigneur étaient actifs pendant son règne. Ésaïe, Osée et Amos ont commencé leur travail prophétique à l'époque d'Ozias (</w:t>
       </w:r>
-      <w:hyperlink r:id="rId912">
+      <w:hyperlink r:id="rId926">
         <w:r>
           <w:rPr>
             <w:lang w:val="fr_FR" w:bidi="fr_FR"/>
@@ -31574,7 +32161,7 @@
         </w:rPr>
         <w:t xml:space="preserve"> ; </w:t>
       </w:r>
-      <w:hyperlink r:id="rId749">
+      <w:hyperlink r:id="rId763">
         <w:r>
           <w:rPr>
             <w:lang w:val="fr_FR" w:bidi="fr_FR"/>
@@ -31592,7 +32179,7 @@
         </w:rPr>
         <w:t xml:space="preserve"> ; </w:t>
       </w:r>
-      <w:hyperlink r:id="rId913">
+      <w:hyperlink r:id="rId927">
         <w:r>
           <w:rPr>
             <w:lang w:val="fr_FR" w:bidi="fr_FR"/>
@@ -31610,7 +32197,7 @@
         </w:rPr>
         <w:t>). Ozias était également actif avec des campagnes militaires. Son principal succès sera contre le puissant ennemi historique d'Israël, les Philistins. Il abattra les murs de Gath, Jabné et Asdod et construira ses propres villes en Philistie. Il construira également de nombreuses fortifications, telles que des tours fortifiées à Jérusalem et dans le désert. Il vaincra certains Arabes ainsi que les Maonites, et il mettra les Ammonites sous tribut (</w:t>
       </w:r>
-      <w:hyperlink r:id="rId914">
+      <w:hyperlink r:id="rId928">
         <w:r>
           <w:rPr>
             <w:lang w:val="fr_FR" w:bidi="fr_FR"/>
@@ -31628,7 +32215,7 @@
         </w:rPr>
         <w:t>). Ozias avait une armée « apte à la guerre », qui était recrutée selon un recensement et organisée en divisions. Il y avait deux mille six cents officiers et 307 500 hommes de combat qui pouvaient faire la guerre avec une grande puissance. L'armée était bien équipée, avec des armes, telles que des lances, des arcs et des pierres de fronde, et avec des équipements défensifs, y compris des boucliers, des casques et des cottes de mailles (</w:t>
       </w:r>
-      <w:hyperlink r:id="rId915">
+      <w:hyperlink r:id="rId929">
         <w:r>
           <w:rPr>
             <w:lang w:val="fr_FR" w:bidi="fr_FR"/>
@@ -31646,7 +32233,7 @@
         </w:rPr>
         <w:t xml:space="preserve">). </w:t>
       </w:r>
-      <w:hyperlink r:id="rId916">
+      <w:hyperlink r:id="rId930">
         <w:r>
           <w:rPr>
             <w:lang w:val="fr_FR" w:bidi="fr_FR"/>
@@ -31678,7 +32265,7 @@
         </w:rPr>
         <w:t xml:space="preserve">Mais Ozias connaîtra une triste chute. Comme le dit </w:t>
       </w:r>
-      <w:hyperlink r:id="rId917">
+      <w:hyperlink r:id="rId931">
         <w:r>
           <w:rPr>
             <w:lang w:val="fr_FR" w:bidi="fr_FR"/>
@@ -31710,7 +32297,7 @@
         </w:rPr>
         <w:t>2. Lévite Kehatite et ancêtre de Samuel (</w:t>
       </w:r>
-      <w:hyperlink r:id="rId918">
+      <w:hyperlink r:id="rId932">
         <w:r>
           <w:rPr>
             <w:lang w:val="fr_FR" w:bidi="fr_FR"/>
@@ -31742,7 +32329,7 @@
         </w:rPr>
         <w:t>3. Père de Jonathan, trésorier de David (</w:t>
       </w:r>
-      <w:hyperlink r:id="rId919">
+      <w:hyperlink r:id="rId933">
         <w:r>
           <w:rPr>
             <w:lang w:val="fr_FR" w:bidi="fr_FR"/>
@@ -31774,7 +32361,7 @@
         </w:rPr>
         <w:t>4. L'un des cinq fils de Harim qui sera encouragé par Esdras à divorcer de sa femme étrangère pendant la période postexilique (</w:t>
       </w:r>
-      <w:hyperlink r:id="rId920">
+      <w:hyperlink r:id="rId934">
         <w:r>
           <w:rPr>
             <w:lang w:val="fr_FR" w:bidi="fr_FR"/>
@@ -31792,7 +32379,7 @@
         </w:rPr>
         <w:t xml:space="preserve"> ; </w:t>
       </w:r>
-      <w:hyperlink r:id="rId921">
+      <w:hyperlink r:id="rId935">
         <w:r>
           <w:rPr>
             <w:lang w:val="fr_FR" w:bidi="fr_FR"/>
@@ -31824,7 +32411,7 @@
         </w:rPr>
         <w:t>5. Descendant de Pérets de la tribu de Juda (</w:t>
       </w:r>
-      <w:hyperlink r:id="rId922">
+      <w:hyperlink r:id="rId936">
         <w:r>
           <w:rPr>
             <w:lang w:val="fr_FR" w:bidi="fr_FR"/>
@@ -31890,7 +32477,7 @@
         </w:rPr>
         <w:t>Un des vaillants hommes de David (</w:t>
       </w:r>
-      <w:hyperlink r:id="rId923">
+      <w:hyperlink r:id="rId937">
         <w:r>
           <w:rPr>
             <w:lang w:val="fr_FR" w:bidi="fr_FR"/>
@@ -31968,7 +32555,7 @@
         </w:rPr>
         <w:t>Ozni était un autre nom pour une personne appelée Etsbon. Les Oznites étaient le groupe familial issu d'Ozni (</w:t>
       </w:r>
-      <w:hyperlink r:id="rId924">
+      <w:hyperlink r:id="rId938">
         <w:r>
           <w:rPr>
             <w:lang w:val="fr_FR" w:bidi="fr_FR"/>

--- a/fra/docx/015.content.docx
+++ b/fra/docx/015.content.docx
@@ -19,7 +19,7 @@
         <w:rPr>
           <w:lang w:val="fr_FR" w:bidi="fr_FR"/>
         </w:rPr>
-        <w:t>Resource: Tyndale Open Bible Dictionary</w:t>
+        <w:t>Resource: Aquifer Open Bible Dictionary</w:t>
       </w:r>
       <w:r>
         <w:rPr>
@@ -112,7 +112,7 @@
         <w:rPr>
           <w:lang w:val="fr_FR" w:bidi="fr_FR"/>
         </w:rPr>
-        <w:t>Tyndale Open Bible Dictionary</w:t>
+        <w:t>Aquifer Open Bible Dictionary</w:t>
       </w:r>
     </w:p>
     <w:p>

--- a/fra/docx/015.content.docx
+++ b/fra/docx/015.content.docx
@@ -3171,6 +3171,87 @@
           <w:lang w:val="fr_FR" w:bidi="fr_FR"/>
         </w:rPr>
         <w:t>Péché</w:t>
+      </w:r>
+      <w:r>
+        <w:rPr>
+          <w:lang w:val="fr_FR" w:bidi="fr_FR"/>
+        </w:rPr>
+        <w:t>.</w:t>
+      </w:r>
+      <w:r>
+        <w:rPr>
+          <w:lang w:val="fr_FR" w:bidi="fr_FR"/>
+        </w:rPr>
+      </w:r>
+      <w:r>
+        <w:rPr>
+          <w:lang w:val="fr_FR" w:bidi="fr_FR"/>
+        </w:rPr>
+      </w:r>
+    </w:p>
+    <w:p>
+      <w:pPr/>
+      <w:r>
+        <w:rPr>
+          <w:lang w:val="fr_FR" w:bidi="fr_FR"/>
+        </w:rPr>
+      </w:r>
+    </w:p>
+    <w:p>
+      <w:pPr>
+        <w:pStyle w:val="Heading2"/>
+      </w:pPr>
+      <w:r>
+        <w:rPr>
+          <w:lang w:val="fr_FR" w:bidi="fr_FR"/>
+        </w:rPr>
+        <w:t>offrande de céréales, offrande végétale</w:t>
+      </w:r>
+      <w:r>
+        <w:rPr>
+          <w:lang w:val="fr_FR" w:bidi="fr_FR"/>
+        </w:rPr>
+      </w:r>
+    </w:p>
+    <w:p>
+      <w:pPr/>
+      <w:r>
+        <w:rPr>
+          <w:lang w:val="fr_FR" w:bidi="fr_FR"/>
+        </w:rPr>
+      </w:r>
+      <w:r>
+        <w:rPr>
+          <w:lang w:val="fr_FR" w:bidi="fr_FR"/>
+        </w:rPr>
+        <w:t>Type d'offrande qui fait partie des offrandes et sacrifices décrits dans la loi de Moïse. Alors qu'un certain nombre de sacrifices étaient des sacrifices d'animaux, les offrandes végétales étaient des offrandes de grain ou de farine. La LSG traduit souvent le terme hébreu correspondant par « offrande », mais dans la loi, il est clair que cela signifie le plus souvent le type particulier décrit ici (c'est-à-dire une offrande de céréales). Du grain ou de la farine était amenés à Dieu en offrande pour diverses occasions. Ces offrandes pouvaient servir à exprimer la consécration ou la reconnaissance envers Dieu.</w:t>
+      </w:r>
+    </w:p>
+    <w:p>
+      <w:pPr/>
+      <w:r>
+        <w:rPr>
+          <w:lang w:val="fr_FR" w:bidi="fr_FR"/>
+        </w:rPr>
+      </w:r>
+      <w:r>
+        <w:rPr>
+          <w:i/>
+          <w:lang w:val="fr_FR" w:bidi="fr_FR"/>
+        </w:rPr>
+        <w:t>Voir</w:t>
+      </w:r>
+      <w:r>
+        <w:rPr>
+          <w:lang w:val="fr_FR" w:bidi="fr_FR"/>
+        </w:rPr>
+        <w:t xml:space="preserve"> </w:t>
+      </w:r>
+      <w:r>
+        <w:rPr>
+          <w:lang w:val="fr_FR" w:bidi="fr_FR"/>
+        </w:rPr>
+        <w:t>sacrifices et offrandes</w:t>
       </w:r>
       <w:r>
         <w:rPr>
